--- a/data/outputs/v2/Biology/SS2.2_Plant_Transport/Biology_Plant_Transport_CBE_LessonSequence.docx
+++ b/data/outputs/v2/Biology/SS2.2_Plant_Transport/Biology_Plant_Transport_CBE_LessonSequence.docx
@@ -3401,7 +3401,7 @@
             <w:pPr>
               <w:spacing w:after="20" w:before="0"/>
             </w:pPr>
-            <w:hyperlink w:history="1" r:id="rIdmw8dvkqvngka1a1ohlbyt">
+            <w:hyperlink w:history="1" r:id="rIduf8luk_luoyrxqpvqk0r8">
               <w:r>
                 <w:rPr>
                   <w:rFonts w:ascii="Arial" w:cs="Arial" w:eastAsia="Arial" w:hAnsi="Arial"/>
@@ -3434,7 +3434,7 @@
               <w:spacing w:after="10" w:before="0"/>
               <w:ind w:left="120"/>
             </w:pPr>
-            <w:hyperlink w:history="1" r:id="rId_b7owgwcs7frh6qbnn-tz">
+            <w:hyperlink w:history="1" r:id="rIdgdcht5z3hrwjmrfbm7t6o">
               <w:r>
                 <w:rPr>
                   <w:rFonts w:ascii="Arial" w:cs="Arial" w:eastAsia="Arial" w:hAnsi="Arial"/>
@@ -3496,7 +3496,7 @@
               <w:spacing w:after="10" w:before="0"/>
               <w:ind w:left="120"/>
             </w:pPr>
-            <w:hyperlink w:history="1" r:id="rIdl4kscfmtgrndnzdif7nsa">
+            <w:hyperlink w:history="1" r:id="rIdtntphbt_1k0qjaikt0kpq">
               <w:r>
                 <w:rPr>
                   <w:rFonts w:ascii="Arial" w:cs="Arial" w:eastAsia="Arial" w:hAnsi="Arial"/>
@@ -3706,7 +3706,7 @@
             <w:pPr>
               <w:spacing w:after="20" w:before="0"/>
             </w:pPr>
-            <w:hyperlink w:history="1" r:id="rId11mw6w1dsazobzcbbhhrx">
+            <w:hyperlink w:history="1" r:id="rIdhziqlngvmafngbn4h5cb5">
               <w:r>
                 <w:rPr>
                   <w:rFonts w:ascii="Arial" w:cs="Arial" w:eastAsia="Arial" w:hAnsi="Arial"/>
@@ -3739,7 +3739,7 @@
               <w:spacing w:after="10" w:before="0"/>
               <w:ind w:left="120"/>
             </w:pPr>
-            <w:hyperlink w:history="1" r:id="rIdoc4gz5ddswgbvtljj3bcu">
+            <w:hyperlink w:history="1" r:id="rIdz7kyki1ycihyfawdbq_kv">
               <w:r>
                 <w:rPr>
                   <w:rFonts w:ascii="Arial" w:cs="Arial" w:eastAsia="Arial" w:hAnsi="Arial"/>
@@ -3801,7 +3801,7 @@
               <w:spacing w:after="10" w:before="0"/>
               <w:ind w:left="120"/>
             </w:pPr>
-            <w:hyperlink w:history="1" r:id="rIds_7unzylwon0eksmady2x">
+            <w:hyperlink w:history="1" r:id="rIdfslhzmdp-mblkfexufpip">
               <w:r>
                 <w:rPr>
                   <w:rFonts w:ascii="Arial" w:cs="Arial" w:eastAsia="Arial" w:hAnsi="Arial"/>
@@ -4011,7 +4011,7 @@
             <w:pPr>
               <w:spacing w:after="20" w:before="0"/>
             </w:pPr>
-            <w:hyperlink w:history="1" r:id="rId6muv1ri03isdjvrm5fg3m">
+            <w:hyperlink w:history="1" r:id="rIdgql2rizbrfxwgmh2k3_i_">
               <w:r>
                 <w:rPr>
                   <w:rFonts w:ascii="Arial" w:cs="Arial" w:eastAsia="Arial" w:hAnsi="Arial"/>
@@ -4044,7 +4044,7 @@
               <w:spacing w:after="10" w:before="0"/>
               <w:ind w:left="120"/>
             </w:pPr>
-            <w:hyperlink w:history="1" r:id="rIdlk_rvlbmcsd1oexkvmnuj">
+            <w:hyperlink w:history="1" r:id="rId36bxvu4zpqvwcqlcmx4xe">
               <w:r>
                 <w:rPr>
                   <w:rFonts w:ascii="Arial" w:cs="Arial" w:eastAsia="Arial" w:hAnsi="Arial"/>
@@ -4106,7 +4106,7 @@
               <w:spacing w:after="10" w:before="0"/>
               <w:ind w:left="120"/>
             </w:pPr>
-            <w:hyperlink w:history="1" r:id="rIdmmhfheuhwsfms1yc7tjz1">
+            <w:hyperlink w:history="1" r:id="rIdfbudhcpeu_pm0n9vvsvqd">
               <w:r>
                 <w:rPr>
                   <w:rFonts w:ascii="Arial" w:cs="Arial" w:eastAsia="Arial" w:hAnsi="Arial"/>
@@ -4316,7 +4316,7 @@
             <w:pPr>
               <w:spacing w:after="20" w:before="0"/>
             </w:pPr>
-            <w:hyperlink w:history="1" r:id="rIdnhztyhvfozr12xjboqrb2">
+            <w:hyperlink w:history="1" r:id="rIdr9veiu9w3y0mpp6fawvob">
               <w:r>
                 <w:rPr>
                   <w:rFonts w:ascii="Arial" w:cs="Arial" w:eastAsia="Arial" w:hAnsi="Arial"/>
@@ -4349,7 +4349,7 @@
               <w:spacing w:after="10" w:before="0"/>
               <w:ind w:left="120"/>
             </w:pPr>
-            <w:hyperlink w:history="1" r:id="rIdkvotibunmjtc-tv5os0z6">
+            <w:hyperlink w:history="1" r:id="rIddycshflku646oztq9ga-g">
               <w:r>
                 <w:rPr>
                   <w:rFonts w:ascii="Arial" w:cs="Arial" w:eastAsia="Arial" w:hAnsi="Arial"/>
@@ -4411,7 +4411,7 @@
               <w:spacing w:after="10" w:before="0"/>
               <w:ind w:left="120"/>
             </w:pPr>
-            <w:hyperlink w:history="1" r:id="rIdkmhfff4_1ce8vezckv_sc">
+            <w:hyperlink w:history="1" r:id="rIdo-kd_hlruiabgdgfr98xr">
               <w:r>
                 <w:rPr>
                   <w:rFonts w:ascii="Arial" w:cs="Arial" w:eastAsia="Arial" w:hAnsi="Arial"/>
@@ -4621,7 +4621,7 @@
             <w:pPr>
               <w:spacing w:after="20" w:before="0"/>
             </w:pPr>
-            <w:hyperlink w:history="1" r:id="rIdlv-yjj1vg6pbtzgapeoar">
+            <w:hyperlink w:history="1" r:id="rId5uhbfvds00gw69vpyi0k8">
               <w:r>
                 <w:rPr>
                   <w:rFonts w:ascii="Arial" w:cs="Arial" w:eastAsia="Arial" w:hAnsi="Arial"/>
@@ -4654,7 +4654,7 @@
               <w:spacing w:after="10" w:before="0"/>
               <w:ind w:left="120"/>
             </w:pPr>
-            <w:hyperlink w:history="1" r:id="rIdnh0vr_yzu5l0euuvyj2zm">
+            <w:hyperlink w:history="1" r:id="rIdh8qlx79975llb1ar1hgqu">
               <w:r>
                 <w:rPr>
                   <w:rFonts w:ascii="Arial" w:cs="Arial" w:eastAsia="Arial" w:hAnsi="Arial"/>
@@ -4716,7 +4716,7 @@
               <w:spacing w:after="10" w:before="0"/>
               <w:ind w:left="120"/>
             </w:pPr>
-            <w:hyperlink w:history="1" r:id="rId57zqhevnmur-jyrm_rojz">
+            <w:hyperlink w:history="1" r:id="rIdlvi_lfuuvcwcilyx6mipg">
               <w:r>
                 <w:rPr>
                   <w:rFonts w:ascii="Arial" w:cs="Arial" w:eastAsia="Arial" w:hAnsi="Arial"/>
@@ -6218,7 +6218,7 @@
             <w:pPr>
               <w:spacing w:after="20" w:before="0"/>
             </w:pPr>
-            <w:hyperlink w:history="1" r:id="rId2pewby0zu4zrqos4ykmky">
+            <w:hyperlink w:history="1" r:id="rIdidlrtzjeknvezrx77-l0i">
               <w:r>
                 <w:rPr>
                   <w:rFonts w:ascii="Arial" w:cs="Arial" w:eastAsia="Arial" w:hAnsi="Arial"/>
@@ -6251,7 +6251,7 @@
               <w:spacing w:after="10" w:before="0"/>
               <w:ind w:left="120"/>
             </w:pPr>
-            <w:hyperlink w:history="1" r:id="rIde-ws-9av4nb7uxlxngluq">
+            <w:hyperlink w:history="1" r:id="rIdyztoessvjtyr_fobtdugj">
               <w:r>
                 <w:rPr>
                   <w:rFonts w:ascii="Arial" w:cs="Arial" w:eastAsia="Arial" w:hAnsi="Arial"/>
@@ -6313,7 +6313,7 @@
               <w:spacing w:after="10" w:before="0"/>
               <w:ind w:left="120"/>
             </w:pPr>
-            <w:hyperlink w:history="1" r:id="rIdniunjtjudz3szhszombyb">
+            <w:hyperlink w:history="1" r:id="rId6zry74zy-6mw0dn7ynopv">
               <w:r>
                 <w:rPr>
                   <w:rFonts w:ascii="Arial" w:cs="Arial" w:eastAsia="Arial" w:hAnsi="Arial"/>
@@ -6523,7 +6523,7 @@
             <w:pPr>
               <w:spacing w:after="20" w:before="0"/>
             </w:pPr>
-            <w:hyperlink w:history="1" r:id="rIdzvszlus57psnnzeqaneyf">
+            <w:hyperlink w:history="1" r:id="rIdcyljygpqohncc44szfbx0">
               <w:r>
                 <w:rPr>
                   <w:rFonts w:ascii="Arial" w:cs="Arial" w:eastAsia="Arial" w:hAnsi="Arial"/>
@@ -6556,7 +6556,7 @@
               <w:spacing w:after="10" w:before="0"/>
               <w:ind w:left="120"/>
             </w:pPr>
-            <w:hyperlink w:history="1" r:id="rIdmmkfpne-andbbusav4dxl">
+            <w:hyperlink w:history="1" r:id="rIdqz-bkeje66o9pskyzphlw">
               <w:r>
                 <w:rPr>
                   <w:rFonts w:ascii="Arial" w:cs="Arial" w:eastAsia="Arial" w:hAnsi="Arial"/>
@@ -6618,7 +6618,7 @@
               <w:spacing w:after="10" w:before="0"/>
               <w:ind w:left="120"/>
             </w:pPr>
-            <w:hyperlink w:history="1" r:id="rIdzzgx3hipamtcdvfwhnbwm">
+            <w:hyperlink w:history="1" r:id="rIdow4hzszkbbry_lyk8zcds">
               <w:r>
                 <w:rPr>
                   <w:rFonts w:ascii="Arial" w:cs="Arial" w:eastAsia="Arial" w:hAnsi="Arial"/>
@@ -6828,7 +6828,7 @@
             <w:pPr>
               <w:spacing w:after="20" w:before="0"/>
             </w:pPr>
-            <w:hyperlink w:history="1" r:id="rIdmtb9f5htrabw3wubfi0xb">
+            <w:hyperlink w:history="1" r:id="rIdtkt7p9mvdm1rg81dkxe6j">
               <w:r>
                 <w:rPr>
                   <w:rFonts w:ascii="Arial" w:cs="Arial" w:eastAsia="Arial" w:hAnsi="Arial"/>
@@ -6861,7 +6861,7 @@
               <w:spacing w:after="10" w:before="0"/>
               <w:ind w:left="120"/>
             </w:pPr>
-            <w:hyperlink w:history="1" r:id="rId3a3djqxaxy2u3mrlgjks4">
+            <w:hyperlink w:history="1" r:id="rIdxddtfbuu_zs0cog4bzsig">
               <w:r>
                 <w:rPr>
                   <w:rFonts w:ascii="Arial" w:cs="Arial" w:eastAsia="Arial" w:hAnsi="Arial"/>
@@ -6923,7 +6923,7 @@
               <w:spacing w:after="10" w:before="0"/>
               <w:ind w:left="120"/>
             </w:pPr>
-            <w:hyperlink w:history="1" r:id="rIdyrqq93b-mnww8blz5kp3k">
+            <w:hyperlink w:history="1" r:id="rId5icu4z8qfylybevsamq-w">
               <w:r>
                 <w:rPr>
                   <w:rFonts w:ascii="Arial" w:cs="Arial" w:eastAsia="Arial" w:hAnsi="Arial"/>
@@ -7133,7 +7133,7 @@
             <w:pPr>
               <w:spacing w:after="20" w:before="0"/>
             </w:pPr>
-            <w:hyperlink w:history="1" r:id="rIdyxnz44f-3rjjmkuurak9u">
+            <w:hyperlink w:history="1" r:id="rIdlmxuch6biv2s7u9qg_dds">
               <w:r>
                 <w:rPr>
                   <w:rFonts w:ascii="Arial" w:cs="Arial" w:eastAsia="Arial" w:hAnsi="Arial"/>
@@ -7166,7 +7166,7 @@
               <w:spacing w:after="10" w:before="0"/>
               <w:ind w:left="120"/>
             </w:pPr>
-            <w:hyperlink w:history="1" r:id="rIdqldes3uwtu_vjw_exjyo2">
+            <w:hyperlink w:history="1" r:id="rIdxtp23x7ntp_gcj1agxqn6">
               <w:r>
                 <w:rPr>
                   <w:rFonts w:ascii="Arial" w:cs="Arial" w:eastAsia="Arial" w:hAnsi="Arial"/>
@@ -7228,7 +7228,7 @@
               <w:spacing w:after="10" w:before="0"/>
               <w:ind w:left="120"/>
             </w:pPr>
-            <w:hyperlink w:history="1" r:id="rId_6lxy9fihamzqoxm3vgbn">
+            <w:hyperlink w:history="1" r:id="rIdkmzgvvbiimfvf50q7gwxq">
               <w:r>
                 <w:rPr>
                   <w:rFonts w:ascii="Arial" w:cs="Arial" w:eastAsia="Arial" w:hAnsi="Arial"/>
@@ -7438,7 +7438,7 @@
             <w:pPr>
               <w:spacing w:after="20" w:before="0"/>
             </w:pPr>
-            <w:hyperlink w:history="1" r:id="rIdbylwyagumwfg_21oozq_x">
+            <w:hyperlink w:history="1" r:id="rId_1t1owzj3o8usuepb_rlu">
               <w:r>
                 <w:rPr>
                   <w:rFonts w:ascii="Arial" w:cs="Arial" w:eastAsia="Arial" w:hAnsi="Arial"/>
@@ -7471,7 +7471,7 @@
               <w:spacing w:after="10" w:before="0"/>
               <w:ind w:left="120"/>
             </w:pPr>
-            <w:hyperlink w:history="1" r:id="rIdc-tqxzfbjamqle40cimpj">
+            <w:hyperlink w:history="1" r:id="rId5aut1faajsg7wwh28dbyu">
               <w:r>
                 <w:rPr>
                   <w:rFonts w:ascii="Arial" w:cs="Arial" w:eastAsia="Arial" w:hAnsi="Arial"/>
@@ -7533,7 +7533,7 @@
               <w:spacing w:after="10" w:before="0"/>
               <w:ind w:left="120"/>
             </w:pPr>
-            <w:hyperlink w:history="1" r:id="rIdz9ksnmnvis6gszkwyedzb">
+            <w:hyperlink w:history="1" r:id="rIdx979em_qyceu7lboxahwc">
               <w:r>
                 <w:rPr>
                   <w:rFonts w:ascii="Arial" w:cs="Arial" w:eastAsia="Arial" w:hAnsi="Arial"/>
@@ -9035,7 +9035,7 @@
             <w:pPr>
               <w:spacing w:after="20" w:before="0"/>
             </w:pPr>
-            <w:hyperlink w:history="1" r:id="rIdclauhmkhfayus57o3o95h">
+            <w:hyperlink w:history="1" r:id="rIdunlgkydcjjzotroinvpat">
               <w:r>
                 <w:rPr>
                   <w:rFonts w:ascii="Arial" w:cs="Arial" w:eastAsia="Arial" w:hAnsi="Arial"/>
@@ -9068,7 +9068,7 @@
               <w:spacing w:after="10" w:before="0"/>
               <w:ind w:left="120"/>
             </w:pPr>
-            <w:hyperlink w:history="1" r:id="rIdtwgyytgufpdlc03zn8vuy">
+            <w:hyperlink w:history="1" r:id="rIdgkoahsb7biigqsoiy8szq">
               <w:r>
                 <w:rPr>
                   <w:rFonts w:ascii="Arial" w:cs="Arial" w:eastAsia="Arial" w:hAnsi="Arial"/>
@@ -9113,7 +9113,7 @@
             <w:pPr>
               <w:spacing w:after="20" w:before="0"/>
             </w:pPr>
-            <w:hyperlink w:history="1" r:id="rIdxmshdczi0bmlfqa6_0quc">
+            <w:hyperlink w:history="1" r:id="rIdlx95gyxv1kar_ko3koeut">
               <w:r>
                 <w:rPr>
                   <w:rFonts w:ascii="Arial" w:cs="Arial" w:eastAsia="Arial" w:hAnsi="Arial"/>
@@ -9146,7 +9146,7 @@
               <w:spacing w:after="10" w:before="0"/>
               <w:ind w:left="120"/>
             </w:pPr>
-            <w:hyperlink w:history="1" r:id="rIdjjv605puo6ar1hab3hntf">
+            <w:hyperlink w:history="1" r:id="rIdroeabalkcdcrxu4pedfqf">
               <w:r>
                 <w:rPr>
                   <w:rFonts w:ascii="Arial" w:cs="Arial" w:eastAsia="Arial" w:hAnsi="Arial"/>
@@ -9341,7 +9341,7 @@
             <w:pPr>
               <w:spacing w:after="20" w:before="0"/>
             </w:pPr>
-            <w:hyperlink w:history="1" r:id="rIdvsmi6s8m-noa3wfc8zba8">
+            <w:hyperlink w:history="1" r:id="rIdqentn74-1zfhzf5uavzn9">
               <w:r>
                 <w:rPr>
                   <w:rFonts w:ascii="Arial" w:cs="Arial" w:eastAsia="Arial" w:hAnsi="Arial"/>
@@ -9374,7 +9374,7 @@
               <w:spacing w:after="10" w:before="0"/>
               <w:ind w:left="120"/>
             </w:pPr>
-            <w:hyperlink w:history="1" r:id="rIdbjfscfnej3ak3dkuxfwl_">
+            <w:hyperlink w:history="1" r:id="rIdfw7uail-mb8outpyhfbrm">
               <w:r>
                 <w:rPr>
                   <w:rFonts w:ascii="Arial" w:cs="Arial" w:eastAsia="Arial" w:hAnsi="Arial"/>
@@ -9419,7 +9419,7 @@
             <w:pPr>
               <w:spacing w:after="20" w:before="0"/>
             </w:pPr>
-            <w:hyperlink w:history="1" r:id="rIdgo-ncynu3d9_rmvnewrir">
+            <w:hyperlink w:history="1" r:id="rIdg-vf9dqvotixwndflxti1">
               <w:r>
                 <w:rPr>
                   <w:rFonts w:ascii="Arial" w:cs="Arial" w:eastAsia="Arial" w:hAnsi="Arial"/>
@@ -9452,7 +9452,7 @@
               <w:spacing w:after="10" w:before="0"/>
               <w:ind w:left="120"/>
             </w:pPr>
-            <w:hyperlink w:history="1" r:id="rIdd-hpr434btlctii-rgk7l">
+            <w:hyperlink w:history="1" r:id="rIdhftpg8wycvu1mrfcrpvlk">
               <w:r>
                 <w:rPr>
                   <w:rFonts w:ascii="Arial" w:cs="Arial" w:eastAsia="Arial" w:hAnsi="Arial"/>
@@ -9647,7 +9647,7 @@
             <w:pPr>
               <w:spacing w:after="20" w:before="0"/>
             </w:pPr>
-            <w:hyperlink w:history="1" r:id="rIdmgflw-yb0caybxoji7fnl">
+            <w:hyperlink w:history="1" r:id="rIdnfkfmm8g17gteewq0zdsa">
               <w:r>
                 <w:rPr>
                   <w:rFonts w:ascii="Arial" w:cs="Arial" w:eastAsia="Arial" w:hAnsi="Arial"/>
@@ -9680,7 +9680,7 @@
               <w:spacing w:after="10" w:before="0"/>
               <w:ind w:left="120"/>
             </w:pPr>
-            <w:hyperlink w:history="1" r:id="rIdrbicnwxsz5lpudafbzsua">
+            <w:hyperlink w:history="1" r:id="rIdfu5d15totxn_pwfejwfir">
               <w:r>
                 <w:rPr>
                   <w:rFonts w:ascii="Arial" w:cs="Arial" w:eastAsia="Arial" w:hAnsi="Arial"/>
@@ -9725,7 +9725,7 @@
             <w:pPr>
               <w:spacing w:after="20" w:before="0"/>
             </w:pPr>
-            <w:hyperlink w:history="1" r:id="rIdugv4er7frc6gf5hb-t_uz">
+            <w:hyperlink w:history="1" r:id="rIdcyigcq-h-f0r3vcrbe3dc">
               <w:r>
                 <w:rPr>
                   <w:rFonts w:ascii="Arial" w:cs="Arial" w:eastAsia="Arial" w:hAnsi="Arial"/>
@@ -9758,7 +9758,7 @@
               <w:spacing w:after="10" w:before="0"/>
               <w:ind w:left="120"/>
             </w:pPr>
-            <w:hyperlink w:history="1" r:id="rIdzq1txkz-65u8l6w7cb20p">
+            <w:hyperlink w:history="1" r:id="rIdpx2qy0fhslcsanj1xq_gh">
               <w:r>
                 <w:rPr>
                   <w:rFonts w:ascii="Arial" w:cs="Arial" w:eastAsia="Arial" w:hAnsi="Arial"/>
@@ -9953,7 +9953,7 @@
             <w:pPr>
               <w:spacing w:after="20" w:before="0"/>
             </w:pPr>
-            <w:hyperlink w:history="1" r:id="rIduvvsycs_j6emwkurh0yzh">
+            <w:hyperlink w:history="1" r:id="rIdhxqeyrupnrbd-xl-2kb14">
               <w:r>
                 <w:rPr>
                   <w:rFonts w:ascii="Arial" w:cs="Arial" w:eastAsia="Arial" w:hAnsi="Arial"/>
@@ -9986,7 +9986,7 @@
               <w:spacing w:after="10" w:before="0"/>
               <w:ind w:left="120"/>
             </w:pPr>
-            <w:hyperlink w:history="1" r:id="rIdoz0-kxfkvcwwi1v-2lahi">
+            <w:hyperlink w:history="1" r:id="rIdcaahv3hmhseze9r8mygsl">
               <w:r>
                 <w:rPr>
                   <w:rFonts w:ascii="Arial" w:cs="Arial" w:eastAsia="Arial" w:hAnsi="Arial"/>
@@ -10031,7 +10031,7 @@
             <w:pPr>
               <w:spacing w:after="20" w:before="0"/>
             </w:pPr>
-            <w:hyperlink w:history="1" r:id="rIdc5yv-397lz7uqcxv_0igl">
+            <w:hyperlink w:history="1" r:id="rIdf8a6crp4fr5vewmhjfhhx">
               <w:r>
                 <w:rPr>
                   <w:rFonts w:ascii="Arial" w:cs="Arial" w:eastAsia="Arial" w:hAnsi="Arial"/>
@@ -10064,7 +10064,7 @@
               <w:spacing w:after="10" w:before="0"/>
               <w:ind w:left="120"/>
             </w:pPr>
-            <w:hyperlink w:history="1" r:id="rIdvtmnwxcaxvkhvtyew7s14">
+            <w:hyperlink w:history="1" r:id="rIdprkvt-kn_u2uj0fpkybl_">
               <w:r>
                 <w:rPr>
                   <w:rFonts w:ascii="Arial" w:cs="Arial" w:eastAsia="Arial" w:hAnsi="Arial"/>
@@ -10259,7 +10259,7 @@
             <w:pPr>
               <w:spacing w:after="20" w:before="0"/>
             </w:pPr>
-            <w:hyperlink w:history="1" r:id="rIduvqlfhbl4oqi7gxevdxak">
+            <w:hyperlink w:history="1" r:id="rIdn8njb6sh4d0icgrnbsc1_">
               <w:r>
                 <w:rPr>
                   <w:rFonts w:ascii="Arial" w:cs="Arial" w:eastAsia="Arial" w:hAnsi="Arial"/>
@@ -10292,7 +10292,7 @@
               <w:spacing w:after="10" w:before="0"/>
               <w:ind w:left="120"/>
             </w:pPr>
-            <w:hyperlink w:history="1" r:id="rIdg9ver66_kcyxkyrksexhw">
+            <w:hyperlink w:history="1" r:id="rIdgplfzh0u8ozwxdcs7hasv">
               <w:r>
                 <w:rPr>
                   <w:rFonts w:ascii="Arial" w:cs="Arial" w:eastAsia="Arial" w:hAnsi="Arial"/>
@@ -10337,7 +10337,7 @@
             <w:pPr>
               <w:spacing w:after="20" w:before="0"/>
             </w:pPr>
-            <w:hyperlink w:history="1" r:id="rIdarpj2bnbch_kq0fax8x-g">
+            <w:hyperlink w:history="1" r:id="rId1jn78qypj8bhfwwalfyo0">
               <w:r>
                 <w:rPr>
                   <w:rFonts w:ascii="Arial" w:cs="Arial" w:eastAsia="Arial" w:hAnsi="Arial"/>
@@ -10370,7 +10370,7 @@
               <w:spacing w:after="10" w:before="0"/>
               <w:ind w:left="120"/>
             </w:pPr>
-            <w:hyperlink w:history="1" r:id="rIdosb9ef1amew3w1tvjx7x2">
+            <w:hyperlink w:history="1" r:id="rIdfrxlzbz2ryh9_yqlsefbx">
               <w:r>
                 <w:rPr>
                   <w:rFonts w:ascii="Arial" w:cs="Arial" w:eastAsia="Arial" w:hAnsi="Arial"/>
@@ -11858,7 +11858,7 @@
             <w:pPr>
               <w:spacing w:after="20" w:before="0"/>
             </w:pPr>
-            <w:hyperlink w:history="1" r:id="rIdavkk3prvh-1rpvpjcs1od">
+            <w:hyperlink w:history="1" r:id="rId0-g6ilukeonpnm5qf-x4k">
               <w:r>
                 <w:rPr>
                   <w:rFonts w:ascii="Arial" w:cs="Arial" w:eastAsia="Arial" w:hAnsi="Arial"/>
@@ -11891,7 +11891,7 @@
               <w:spacing w:after="10" w:before="0"/>
               <w:ind w:left="120"/>
             </w:pPr>
-            <w:hyperlink w:history="1" r:id="rIdamyiy1bdq1uxm3jc_qez5">
+            <w:hyperlink w:history="1" r:id="rIdtqwa8imetetk6wp3qywzt">
               <w:r>
                 <w:rPr>
                   <w:rFonts w:ascii="Arial" w:cs="Arial" w:eastAsia="Arial" w:hAnsi="Arial"/>
@@ -11936,7 +11936,7 @@
             <w:pPr>
               <w:spacing w:after="20" w:before="0"/>
             </w:pPr>
-            <w:hyperlink w:history="1" r:id="rIde1a_vlvyoph44f6vocsyp">
+            <w:hyperlink w:history="1" r:id="rIdqe5z1rtpkm_zjebiguoyt">
               <w:r>
                 <w:rPr>
                   <w:rFonts w:ascii="Arial" w:cs="Arial" w:eastAsia="Arial" w:hAnsi="Arial"/>
@@ -11969,7 +11969,7 @@
               <w:spacing w:after="10" w:before="0"/>
               <w:ind w:left="120"/>
             </w:pPr>
-            <w:hyperlink w:history="1" r:id="rIdszl9ioamdzprwcri7p5xj">
+            <w:hyperlink w:history="1" r:id="rIdsjtwv0h7qg0zgchpqelzs">
               <w:r>
                 <w:rPr>
                   <w:rFonts w:ascii="Arial" w:cs="Arial" w:eastAsia="Arial" w:hAnsi="Arial"/>
@@ -12164,7 +12164,7 @@
             <w:pPr>
               <w:spacing w:after="20" w:before="0"/>
             </w:pPr>
-            <w:hyperlink w:history="1" r:id="rIdxtdncjmcg0jznrqjksola">
+            <w:hyperlink w:history="1" r:id="rIdpaku6965n-w5jogvhmhs8">
               <w:r>
                 <w:rPr>
                   <w:rFonts w:ascii="Arial" w:cs="Arial" w:eastAsia="Arial" w:hAnsi="Arial"/>
@@ -12197,7 +12197,7 @@
               <w:spacing w:after="10" w:before="0"/>
               <w:ind w:left="120"/>
             </w:pPr>
-            <w:hyperlink w:history="1" r:id="rIdp5qe0zt58drcdoji7p_l5">
+            <w:hyperlink w:history="1" r:id="rIdevofrkhs2orcgutqnwpk-">
               <w:r>
                 <w:rPr>
                   <w:rFonts w:ascii="Arial" w:cs="Arial" w:eastAsia="Arial" w:hAnsi="Arial"/>
@@ -12242,7 +12242,7 @@
             <w:pPr>
               <w:spacing w:after="20" w:before="0"/>
             </w:pPr>
-            <w:hyperlink w:history="1" r:id="rIdojvjz3oxpoumzxxglopq6">
+            <w:hyperlink w:history="1" r:id="rIdjqlz5cvebvcijnes_irpf">
               <w:r>
                 <w:rPr>
                   <w:rFonts w:ascii="Arial" w:cs="Arial" w:eastAsia="Arial" w:hAnsi="Arial"/>
@@ -12275,7 +12275,7 @@
               <w:spacing w:after="10" w:before="0"/>
               <w:ind w:left="120"/>
             </w:pPr>
-            <w:hyperlink w:history="1" r:id="rIdxripadjdeka2duq2gbld3">
+            <w:hyperlink w:history="1" r:id="rIdcdu966dfmeam8zgibl991">
               <w:r>
                 <w:rPr>
                   <w:rFonts w:ascii="Arial" w:cs="Arial" w:eastAsia="Arial" w:hAnsi="Arial"/>
@@ -12470,7 +12470,7 @@
             <w:pPr>
               <w:spacing w:after="20" w:before="0"/>
             </w:pPr>
-            <w:hyperlink w:history="1" r:id="rId1-b79qtpsag5ry7mcpc1j">
+            <w:hyperlink w:history="1" r:id="rIdvhp41uopkihevehfor4vb">
               <w:r>
                 <w:rPr>
                   <w:rFonts w:ascii="Arial" w:cs="Arial" w:eastAsia="Arial" w:hAnsi="Arial"/>
@@ -12503,7 +12503,7 @@
               <w:spacing w:after="10" w:before="0"/>
               <w:ind w:left="120"/>
             </w:pPr>
-            <w:hyperlink w:history="1" r:id="rIdb-1spgisypz7aaz-fes_z">
+            <w:hyperlink w:history="1" r:id="rIdwvh_ey2phfhnopvc40m-u">
               <w:r>
                 <w:rPr>
                   <w:rFonts w:ascii="Arial" w:cs="Arial" w:eastAsia="Arial" w:hAnsi="Arial"/>
@@ -12548,7 +12548,7 @@
             <w:pPr>
               <w:spacing w:after="20" w:before="0"/>
             </w:pPr>
-            <w:hyperlink w:history="1" r:id="rIdvqbi_jporakfposmo1ppv">
+            <w:hyperlink w:history="1" r:id="rIdacgeflq5iatdiuwte7ob5">
               <w:r>
                 <w:rPr>
                   <w:rFonts w:ascii="Arial" w:cs="Arial" w:eastAsia="Arial" w:hAnsi="Arial"/>
@@ -12581,7 +12581,7 @@
               <w:spacing w:after="10" w:before="0"/>
               <w:ind w:left="120"/>
             </w:pPr>
-            <w:hyperlink w:history="1" r:id="rId2i0dmverumkin1_30gkk6">
+            <w:hyperlink w:history="1" r:id="rIdklk08ccdahefcsbvpbrgx">
               <w:r>
                 <w:rPr>
                   <w:rFonts w:ascii="Arial" w:cs="Arial" w:eastAsia="Arial" w:hAnsi="Arial"/>
@@ -12776,7 +12776,7 @@
             <w:pPr>
               <w:spacing w:after="20" w:before="0"/>
             </w:pPr>
-            <w:hyperlink w:history="1" r:id="rIdjgygtsqywlbfkngiwzosi">
+            <w:hyperlink w:history="1" r:id="rIdf7jbgbg5nybcgyrchwmav">
               <w:r>
                 <w:rPr>
                   <w:rFonts w:ascii="Arial" w:cs="Arial" w:eastAsia="Arial" w:hAnsi="Arial"/>
@@ -12809,7 +12809,7 @@
               <w:spacing w:after="10" w:before="0"/>
               <w:ind w:left="120"/>
             </w:pPr>
-            <w:hyperlink w:history="1" r:id="rIdqo0ogvqobgxslp7utu05h">
+            <w:hyperlink w:history="1" r:id="rIdcqmi3bky6aonpbru214uu">
               <w:r>
                 <w:rPr>
                   <w:rFonts w:ascii="Arial" w:cs="Arial" w:eastAsia="Arial" w:hAnsi="Arial"/>
@@ -12854,7 +12854,7 @@
             <w:pPr>
               <w:spacing w:after="20" w:before="0"/>
             </w:pPr>
-            <w:hyperlink w:history="1" r:id="rIdsl79fg3igy7r-9zom5gp2">
+            <w:hyperlink w:history="1" r:id="rIdccvzmw55s8wxkxcsbi-fx">
               <w:r>
                 <w:rPr>
                   <w:rFonts w:ascii="Arial" w:cs="Arial" w:eastAsia="Arial" w:hAnsi="Arial"/>
@@ -12887,7 +12887,7 @@
               <w:spacing w:after="10" w:before="0"/>
               <w:ind w:left="120"/>
             </w:pPr>
-            <w:hyperlink w:history="1" r:id="rIdbjkfb2msflcgh_ti0czxu">
+            <w:hyperlink w:history="1" r:id="rIdq9ck73g47t89nxjcses6f">
               <w:r>
                 <w:rPr>
                   <w:rFonts w:ascii="Arial" w:cs="Arial" w:eastAsia="Arial" w:hAnsi="Arial"/>
@@ -13082,7 +13082,7 @@
             <w:pPr>
               <w:spacing w:after="20" w:before="0"/>
             </w:pPr>
-            <w:hyperlink w:history="1" r:id="rIddfcpy9vf3l-zfbpf05wq0">
+            <w:hyperlink w:history="1" r:id="rId2usr6ohe2u48mnggxetx9">
               <w:r>
                 <w:rPr>
                   <w:rFonts w:ascii="Arial" w:cs="Arial" w:eastAsia="Arial" w:hAnsi="Arial"/>
@@ -13091,7 +13091,7 @@
                   <w:szCs w:val="16"/>
                   <w:u w:val="single" w:color="2E75B6"/>
                 </w:rPr>
-                <w:t xml:space="preserve">07 Active Transport [Animation]</w:t>
+                <w:t xml:space="preserve">12 Plant Transport Xylem And Phloem, Transpiration [3D Animation]</w:t>
               </w:r>
             </w:hyperlink>
           </w:p>
@@ -13115,7 +13115,7 @@
               <w:spacing w:after="10" w:before="0"/>
               <w:ind w:left="120"/>
             </w:pPr>
-            <w:hyperlink w:history="1" r:id="rIdiopayydjyxuyohixka6m9">
+            <w:hyperlink w:history="1" r:id="rIdneqwmkm_fisrrs1bogktu">
               <w:r>
                 <w:rPr>
                   <w:rFonts w:ascii="Arial" w:cs="Arial" w:eastAsia="Arial" w:hAnsi="Arial"/>
@@ -13160,7 +13160,7 @@
             <w:pPr>
               <w:spacing w:after="20" w:before="0"/>
             </w:pPr>
-            <w:hyperlink w:history="1" r:id="rIdv8ryps_mxfc2xrwuvf3zt">
+            <w:hyperlink w:history="1" r:id="rIdysy63mamiudnqbajs65nj">
               <w:r>
                 <w:rPr>
                   <w:rFonts w:ascii="Arial" w:cs="Arial" w:eastAsia="Arial" w:hAnsi="Arial"/>
@@ -13193,7 +13193,7 @@
               <w:spacing w:after="10" w:before="0"/>
               <w:ind w:left="120"/>
             </w:pPr>
-            <w:hyperlink w:history="1" r:id="rIdges6ek0axz_rzqkrrvf4e">
+            <w:hyperlink w:history="1" r:id="rIdpvjqo3t4r-3xrzsunzmih">
               <w:r>
                 <w:rPr>
                   <w:rFonts w:ascii="Arial" w:cs="Arial" w:eastAsia="Arial" w:hAnsi="Arial"/>
@@ -14680,7 +14680,7 @@
             <w:pPr>
               <w:spacing w:after="20" w:before="0"/>
             </w:pPr>
-            <w:hyperlink w:history="1" r:id="rIdrpvlmhqa7d_elf9tejc3w">
+            <w:hyperlink w:history="1" r:id="rId6ats0valztevei1u3eo_n">
               <w:r>
                 <w:rPr>
                   <w:rFonts w:ascii="Arial" w:cs="Arial" w:eastAsia="Arial" w:hAnsi="Arial"/>
@@ -14713,7 +14713,7 @@
               <w:spacing w:after="10" w:before="0"/>
               <w:ind w:left="120"/>
             </w:pPr>
-            <w:hyperlink w:history="1" r:id="rIdzrarjwm4ye5oda8cni-_r">
+            <w:hyperlink w:history="1" r:id="rIdn2ldcgmy0daxg-tyhqo5q">
               <w:r>
                 <w:rPr>
                   <w:rFonts w:ascii="Arial" w:cs="Arial" w:eastAsia="Arial" w:hAnsi="Arial"/>
@@ -14775,7 +14775,7 @@
               <w:spacing w:after="10" w:before="0"/>
               <w:ind w:left="120"/>
             </w:pPr>
-            <w:hyperlink w:history="1" r:id="rIdfv9_zgquswvg8-3c_nbmd">
+            <w:hyperlink w:history="1" r:id="rIdfc8h7i58x6zndxlpwsys2">
               <w:r>
                 <w:rPr>
                   <w:rFonts w:ascii="Arial" w:cs="Arial" w:eastAsia="Arial" w:hAnsi="Arial"/>
@@ -14985,7 +14985,7 @@
             <w:pPr>
               <w:spacing w:after="20" w:before="0"/>
             </w:pPr>
-            <w:hyperlink w:history="1" r:id="rIdhrdtdgmxu0-xmbnqwfszw">
+            <w:hyperlink w:history="1" r:id="rId1nuxpczmfpfshfzdnokzm">
               <w:r>
                 <w:rPr>
                   <w:rFonts w:ascii="Arial" w:cs="Arial" w:eastAsia="Arial" w:hAnsi="Arial"/>
@@ -15018,7 +15018,7 @@
               <w:spacing w:after="10" w:before="0"/>
               <w:ind w:left="120"/>
             </w:pPr>
-            <w:hyperlink w:history="1" r:id="rId2brcgpwzwhjpbl84f5yg2">
+            <w:hyperlink w:history="1" r:id="rIdj9a7_kvmh3-w3rzkzn8rr">
               <w:r>
                 <w:rPr>
                   <w:rFonts w:ascii="Arial" w:cs="Arial" w:eastAsia="Arial" w:hAnsi="Arial"/>
@@ -15080,7 +15080,7 @@
               <w:spacing w:after="10" w:before="0"/>
               <w:ind w:left="120"/>
             </w:pPr>
-            <w:hyperlink w:history="1" r:id="rIdnwn0wvxehpsthzevlzynj">
+            <w:hyperlink w:history="1" r:id="rIdrnf5uc01wzgfbe_nrnty9">
               <w:r>
                 <w:rPr>
                   <w:rFonts w:ascii="Arial" w:cs="Arial" w:eastAsia="Arial" w:hAnsi="Arial"/>
@@ -15328,7 +15328,7 @@
             <w:pPr>
               <w:spacing w:after="20" w:before="0"/>
             </w:pPr>
-            <w:hyperlink w:history="1" r:id="rIdpwd-ru2rhyhqnrw8pjido">
+            <w:hyperlink w:history="1" r:id="rIdxmphtywaqdl_pkkmga8jn">
               <w:r>
                 <w:rPr>
                   <w:rFonts w:ascii="Arial" w:cs="Arial" w:eastAsia="Arial" w:hAnsi="Arial"/>
@@ -15361,7 +15361,7 @@
               <w:spacing w:after="10" w:before="0"/>
               <w:ind w:left="120"/>
             </w:pPr>
-            <w:hyperlink w:history="1" r:id="rIdd9zp1krzp3cr-uzrpu498">
+            <w:hyperlink w:history="1" r:id="rId9kbibvf86zqvlajdutxau">
               <w:r>
                 <w:rPr>
                   <w:rFonts w:ascii="Arial" w:cs="Arial" w:eastAsia="Arial" w:hAnsi="Arial"/>
@@ -15423,7 +15423,7 @@
               <w:spacing w:after="10" w:before="0"/>
               <w:ind w:left="120"/>
             </w:pPr>
-            <w:hyperlink w:history="1" r:id="rId5pdoptujnnstsxym3irzq">
+            <w:hyperlink w:history="1" r:id="rIdpgmzmwgwxljpn7-xh7jso">
               <w:r>
                 <w:rPr>
                   <w:rFonts w:ascii="Arial" w:cs="Arial" w:eastAsia="Arial" w:hAnsi="Arial"/>
@@ -15633,7 +15633,7 @@
             <w:pPr>
               <w:spacing w:after="20" w:before="0"/>
             </w:pPr>
-            <w:hyperlink w:history="1" r:id="rId4peq5bt5qf-7qn2cfogwb">
+            <w:hyperlink w:history="1" r:id="rIddxcrn880syfylgpv_2bba">
               <w:r>
                 <w:rPr>
                   <w:rFonts w:ascii="Arial" w:cs="Arial" w:eastAsia="Arial" w:hAnsi="Arial"/>
@@ -15666,7 +15666,7 @@
               <w:spacing w:after="10" w:before="0"/>
               <w:ind w:left="120"/>
             </w:pPr>
-            <w:hyperlink w:history="1" r:id="rId4lfa5pfmg7h0ulyzdwodm">
+            <w:hyperlink w:history="1" r:id="rIdzl-yvjzyayabytkltofjs">
               <w:r>
                 <w:rPr>
                   <w:rFonts w:ascii="Arial" w:cs="Arial" w:eastAsia="Arial" w:hAnsi="Arial"/>
@@ -15728,7 +15728,7 @@
               <w:spacing w:after="10" w:before="0"/>
               <w:ind w:left="120"/>
             </w:pPr>
-            <w:hyperlink w:history="1" r:id="rId-4pgoftpmbo8bc4zs9vlt">
+            <w:hyperlink w:history="1" r:id="rIdpvao01730vcg2ztirwc3y">
               <w:r>
                 <w:rPr>
                   <w:rFonts w:ascii="Arial" w:cs="Arial" w:eastAsia="Arial" w:hAnsi="Arial"/>
@@ -15938,7 +15938,7 @@
             <w:pPr>
               <w:spacing w:after="20" w:before="0"/>
             </w:pPr>
-            <w:hyperlink w:history="1" r:id="rIdxb44gt428qt61xao7evpw">
+            <w:hyperlink w:history="1" r:id="rIdxxb_vdfxkvjmm1ekwxf4q">
               <w:r>
                 <w:rPr>
                   <w:rFonts w:ascii="Arial" w:cs="Arial" w:eastAsia="Arial" w:hAnsi="Arial"/>
@@ -15971,7 +15971,7 @@
               <w:spacing w:after="10" w:before="0"/>
               <w:ind w:left="120"/>
             </w:pPr>
-            <w:hyperlink w:history="1" r:id="rIdoap3ija4bex5reybkgxbl">
+            <w:hyperlink w:history="1" r:id="rIdeqrkluu7g69cs4l6vgtkt">
               <w:r>
                 <w:rPr>
                   <w:rFonts w:ascii="Arial" w:cs="Arial" w:eastAsia="Arial" w:hAnsi="Arial"/>
@@ -16033,7 +16033,7 @@
               <w:spacing w:after="10" w:before="0"/>
               <w:ind w:left="120"/>
             </w:pPr>
-            <w:hyperlink w:history="1" r:id="rIdp026g-tvmtqcvwnzwxn20">
+            <w:hyperlink w:history="1" r:id="rIdwqwlzjm6vwx9mqn-yfi73">
               <w:r>
                 <w:rPr>
                   <w:rFonts w:ascii="Arial" w:cs="Arial" w:eastAsia="Arial" w:hAnsi="Arial"/>
@@ -17630,7 +17630,7 @@
             <w:pPr>
               <w:spacing w:after="20" w:before="0"/>
             </w:pPr>
-            <w:hyperlink w:history="1" r:id="rIdckejsdrk9mdqdu_zcsfrz">
+            <w:hyperlink w:history="1" r:id="rIdelv9iugfou9spxixiis1y">
               <w:r>
                 <w:rPr>
                   <w:rFonts w:ascii="Arial" w:cs="Arial" w:eastAsia="Arial" w:hAnsi="Arial"/>
@@ -17663,7 +17663,7 @@
               <w:spacing w:after="10" w:before="0"/>
               <w:ind w:left="120"/>
             </w:pPr>
-            <w:hyperlink w:history="1" r:id="rId8bcf5zkxqz9i3277gsiyd">
+            <w:hyperlink w:history="1" r:id="rIdlfbocfahoc4bqx0j3acn1">
               <w:r>
                 <w:rPr>
                   <w:rFonts w:ascii="Arial" w:cs="Arial" w:eastAsia="Arial" w:hAnsi="Arial"/>
@@ -17708,7 +17708,7 @@
             <w:pPr>
               <w:spacing w:after="20" w:before="0"/>
             </w:pPr>
-            <w:hyperlink w:history="1" r:id="rIdwiodyfgzhpodh7mxdlz_n">
+            <w:hyperlink w:history="1" r:id="rIdcvtpsljz_0zekiojxck_l">
               <w:r>
                 <w:rPr>
                   <w:rFonts w:ascii="Arial" w:cs="Arial" w:eastAsia="Arial" w:hAnsi="Arial"/>
@@ -17741,7 +17741,7 @@
               <w:spacing w:after="10" w:before="0"/>
               <w:ind w:left="120"/>
             </w:pPr>
-            <w:hyperlink w:history="1" r:id="rIdxynrr5slj-pdqfqe8xagg">
+            <w:hyperlink w:history="1" r:id="rIdou6t-x_w2r0-ad1__bant">
               <w:r>
                 <w:rPr>
                   <w:rFonts w:ascii="Arial" w:cs="Arial" w:eastAsia="Arial" w:hAnsi="Arial"/>
@@ -17936,7 +17936,7 @@
             <w:pPr>
               <w:spacing w:after="20" w:before="0"/>
             </w:pPr>
-            <w:hyperlink w:history="1" r:id="rIdfuzz3rxrjqv8cdrfztg5_">
+            <w:hyperlink w:history="1" r:id="rIdm7rbv9fdhpizsgh_5mxbm">
               <w:r>
                 <w:rPr>
                   <w:rFonts w:ascii="Arial" w:cs="Arial" w:eastAsia="Arial" w:hAnsi="Arial"/>
@@ -17969,7 +17969,7 @@
               <w:spacing w:after="10" w:before="0"/>
               <w:ind w:left="120"/>
             </w:pPr>
-            <w:hyperlink w:history="1" r:id="rId6gpge8nrlddhco3l-tch6">
+            <w:hyperlink w:history="1" r:id="rIdjn_t5yme6r7x77jc35pyo">
               <w:r>
                 <w:rPr>
                   <w:rFonts w:ascii="Arial" w:cs="Arial" w:eastAsia="Arial" w:hAnsi="Arial"/>
@@ -18014,7 +18014,7 @@
             <w:pPr>
               <w:spacing w:after="20" w:before="0"/>
             </w:pPr>
-            <w:hyperlink w:history="1" r:id="rIdn0ry5soalat4gaukn4qnc">
+            <w:hyperlink w:history="1" r:id="rId6fnkc7goo0n43gwxiwp1-">
               <w:r>
                 <w:rPr>
                   <w:rFonts w:ascii="Arial" w:cs="Arial" w:eastAsia="Arial" w:hAnsi="Arial"/>
@@ -18047,7 +18047,7 @@
               <w:spacing w:after="10" w:before="0"/>
               <w:ind w:left="120"/>
             </w:pPr>
-            <w:hyperlink w:history="1" r:id="rIdvrrjo16vhh33fecxm28vw">
+            <w:hyperlink w:history="1" r:id="rIdv3f8zzhfhqag2qlwhimou">
               <w:r>
                 <w:rPr>
                   <w:rFonts w:ascii="Arial" w:cs="Arial" w:eastAsia="Arial" w:hAnsi="Arial"/>
@@ -18470,7 +18470,7 @@
             <w:pPr>
               <w:spacing w:after="20" w:before="0"/>
             </w:pPr>
-            <w:hyperlink w:history="1" r:id="rId-9kvxvpmov7sn-e7wbq0z">
+            <w:hyperlink w:history="1" r:id="rId0n0onfg2op-rag1dmjxg1">
               <w:r>
                 <w:rPr>
                   <w:rFonts w:ascii="Arial" w:cs="Arial" w:eastAsia="Arial" w:hAnsi="Arial"/>
@@ -18503,7 +18503,7 @@
               <w:spacing w:after="10" w:before="0"/>
               <w:ind w:left="120"/>
             </w:pPr>
-            <w:hyperlink w:history="1" r:id="rIdp26pccirqjx0ogr69kpc4">
+            <w:hyperlink w:history="1" r:id="rIdwkwvbevlkncfcyy865ozf">
               <w:r>
                 <w:rPr>
                   <w:rFonts w:ascii="Arial" w:cs="Arial" w:eastAsia="Arial" w:hAnsi="Arial"/>
@@ -18548,7 +18548,7 @@
             <w:pPr>
               <w:spacing w:after="20" w:before="0"/>
             </w:pPr>
-            <w:hyperlink w:history="1" r:id="rIdxdso1qt0zfw5qtbm6repi">
+            <w:hyperlink w:history="1" r:id="rId2mcvxti8grcf5ydilz4v2">
               <w:r>
                 <w:rPr>
                   <w:rFonts w:ascii="Arial" w:cs="Arial" w:eastAsia="Arial" w:hAnsi="Arial"/>
@@ -18581,7 +18581,7 @@
               <w:spacing w:after="10" w:before="0"/>
               <w:ind w:left="120"/>
             </w:pPr>
-            <w:hyperlink w:history="1" r:id="rIdr-mwtyh0iya__tm_k6uak">
+            <w:hyperlink w:history="1" r:id="rIdguqeixq2-zl-ihfkfpm21">
               <w:r>
                 <w:rPr>
                   <w:rFonts w:ascii="Arial" w:cs="Arial" w:eastAsia="Arial" w:hAnsi="Arial"/>
@@ -19141,7 +19141,7 @@
             <w:pPr>
               <w:spacing w:after="20" w:before="0"/>
             </w:pPr>
-            <w:hyperlink w:history="1" r:id="rIdrpr1pm2chfo3lmo62kmys">
+            <w:hyperlink w:history="1" r:id="rIdrvmgbbpkhy-snvlgqcx3i">
               <w:r>
                 <w:rPr>
                   <w:rFonts w:ascii="Arial" w:cs="Arial" w:eastAsia="Arial" w:hAnsi="Arial"/>
@@ -19174,7 +19174,7 @@
               <w:spacing w:after="10" w:before="0"/>
               <w:ind w:left="120"/>
             </w:pPr>
-            <w:hyperlink w:history="1" r:id="rId_ppqumu7pzezorw0fjvfs">
+            <w:hyperlink w:history="1" r:id="rIdsla5syf7fptcjihwbqqg-">
               <w:r>
                 <w:rPr>
                   <w:rFonts w:ascii="Arial" w:cs="Arial" w:eastAsia="Arial" w:hAnsi="Arial"/>
@@ -19219,7 +19219,7 @@
             <w:pPr>
               <w:spacing w:after="20" w:before="0"/>
             </w:pPr>
-            <w:hyperlink w:history="1" r:id="rIdx10awkfzzzljfsfhxwieb">
+            <w:hyperlink w:history="1" r:id="rIdn3bzdywamz3lznzytwjfz">
               <w:r>
                 <w:rPr>
                   <w:rFonts w:ascii="Arial" w:cs="Arial" w:eastAsia="Arial" w:hAnsi="Arial"/>
@@ -19252,7 +19252,7 @@
               <w:spacing w:after="10" w:before="0"/>
               <w:ind w:left="120"/>
             </w:pPr>
-            <w:hyperlink w:history="1" r:id="rId2iixnut8vc6u-7pgkfedf">
+            <w:hyperlink w:history="1" r:id="rId6ccv3ornrc1cws0kdn-co">
               <w:r>
                 <w:rPr>
                   <w:rFonts w:ascii="Arial" w:cs="Arial" w:eastAsia="Arial" w:hAnsi="Arial"/>
@@ -19447,7 +19447,7 @@
             <w:pPr>
               <w:spacing w:after="20" w:before="0"/>
             </w:pPr>
-            <w:hyperlink w:history="1" r:id="rIdungrv-6ux5zqwib4yimma">
+            <w:hyperlink w:history="1" r:id="rIdfbfbz5i-awzs0w0potizm">
               <w:r>
                 <w:rPr>
                   <w:rFonts w:ascii="Arial" w:cs="Arial" w:eastAsia="Arial" w:hAnsi="Arial"/>
@@ -19480,7 +19480,7 @@
               <w:spacing w:after="10" w:before="0"/>
               <w:ind w:left="120"/>
             </w:pPr>
-            <w:hyperlink w:history="1" r:id="rIdssxj3vsl7avrnysabnptg">
+            <w:hyperlink w:history="1" r:id="rId8sxtmzd8dmt5laugw2dq4">
               <w:r>
                 <w:rPr>
                   <w:rFonts w:ascii="Arial" w:cs="Arial" w:eastAsia="Arial" w:hAnsi="Arial"/>
@@ -19525,7 +19525,7 @@
             <w:pPr>
               <w:spacing w:after="20" w:before="0"/>
             </w:pPr>
-            <w:hyperlink w:history="1" r:id="rIdd55cfw7b0hw2c5jxvhnxm">
+            <w:hyperlink w:history="1" r:id="rIdlajrqttnnxyowtvls7hgv">
               <w:r>
                 <w:rPr>
                   <w:rFonts w:ascii="Arial" w:cs="Arial" w:eastAsia="Arial" w:hAnsi="Arial"/>
@@ -19558,7 +19558,7 @@
               <w:spacing w:after="10" w:before="0"/>
               <w:ind w:left="120"/>
             </w:pPr>
-            <w:hyperlink w:history="1" r:id="rIdqeaitu_jvwrkff_ncl9f7">
+            <w:hyperlink w:history="1" r:id="rIdc-emopb04cr8pquoeocbt">
               <w:r>
                 <w:rPr>
                   <w:rFonts w:ascii="Arial" w:cs="Arial" w:eastAsia="Arial" w:hAnsi="Arial"/>
@@ -21425,7 +21425,7 @@
             <w:pPr>
               <w:spacing w:after="20" w:before="0"/>
             </w:pPr>
-            <w:hyperlink w:history="1" r:id="rIduyee1eqxcbu89tsna-zbe">
+            <w:hyperlink w:history="1" r:id="rIdrfzrsekekmhy4vptpflzp">
               <w:r>
                 <w:rPr>
                   <w:rFonts w:ascii="Arial" w:cs="Arial" w:eastAsia="Arial" w:hAnsi="Arial"/>
@@ -21458,7 +21458,7 @@
               <w:spacing w:after="10" w:before="0"/>
               <w:ind w:left="120"/>
             </w:pPr>
-            <w:hyperlink w:history="1" r:id="rIdisvlijaiaf3m30pubxv-4">
+            <w:hyperlink w:history="1" r:id="rIdpgazn0q3cghcaz2lcpqzp">
               <w:r>
                 <w:rPr>
                   <w:rFonts w:ascii="Arial" w:cs="Arial" w:eastAsia="Arial" w:hAnsi="Arial"/>
@@ -21520,7 +21520,7 @@
               <w:spacing w:after="10" w:before="0"/>
               <w:ind w:left="120"/>
             </w:pPr>
-            <w:hyperlink w:history="1" r:id="rId8i5b9x7dhfri9sazrijcp">
+            <w:hyperlink w:history="1" r:id="rIdf8wnbdaa6li7w76abttao">
               <w:r>
                 <w:rPr>
                   <w:rFonts w:ascii="Arial" w:cs="Arial" w:eastAsia="Arial" w:hAnsi="Arial"/>
@@ -21730,7 +21730,7 @@
             <w:pPr>
               <w:spacing w:after="20" w:before="0"/>
             </w:pPr>
-            <w:hyperlink w:history="1" r:id="rIddxymjqaikcdb-kcgwz8n2">
+            <w:hyperlink w:history="1" r:id="rId6oiu2uhc8yusg3digqkxk">
               <w:r>
                 <w:rPr>
                   <w:rFonts w:ascii="Arial" w:cs="Arial" w:eastAsia="Arial" w:hAnsi="Arial"/>
@@ -21763,7 +21763,7 @@
               <w:spacing w:after="10" w:before="0"/>
               <w:ind w:left="120"/>
             </w:pPr>
-            <w:hyperlink w:history="1" r:id="rIdxgqwohiths0ulffppq8i_">
+            <w:hyperlink w:history="1" r:id="rId-o6dzt9ifo22p53p2wnrx">
               <w:r>
                 <w:rPr>
                   <w:rFonts w:ascii="Arial" w:cs="Arial" w:eastAsia="Arial" w:hAnsi="Arial"/>
@@ -21825,7 +21825,7 @@
               <w:spacing w:after="10" w:before="0"/>
               <w:ind w:left="120"/>
             </w:pPr>
-            <w:hyperlink w:history="1" r:id="rIdhplyvebhavtw_nwnm437q">
+            <w:hyperlink w:history="1" r:id="rIdpkud6t7esizvgppsy_iqj">
               <w:r>
                 <w:rPr>
                   <w:rFonts w:ascii="Arial" w:cs="Arial" w:eastAsia="Arial" w:hAnsi="Arial"/>
@@ -22035,7 +22035,7 @@
             <w:pPr>
               <w:spacing w:after="20" w:before="0"/>
             </w:pPr>
-            <w:hyperlink w:history="1" r:id="rIdwrumtte1bxq1tzk6j4d3-">
+            <w:hyperlink w:history="1" r:id="rIdl0pwhek313-tsqwgygumc">
               <w:r>
                 <w:rPr>
                   <w:rFonts w:ascii="Arial" w:cs="Arial" w:eastAsia="Arial" w:hAnsi="Arial"/>
@@ -22068,7 +22068,7 @@
               <w:spacing w:after="10" w:before="0"/>
               <w:ind w:left="120"/>
             </w:pPr>
-            <w:hyperlink w:history="1" r:id="rIdrzd4_2d4ohq4vvglp_74l">
+            <w:hyperlink w:history="1" r:id="rIdxraga7buazl-prcwpm5af">
               <w:r>
                 <w:rPr>
                   <w:rFonts w:ascii="Arial" w:cs="Arial" w:eastAsia="Arial" w:hAnsi="Arial"/>
@@ -22130,7 +22130,7 @@
               <w:spacing w:after="10" w:before="0"/>
               <w:ind w:left="120"/>
             </w:pPr>
-            <w:hyperlink w:history="1" r:id="rIdcj-okol-q6xgi3n7iejnt">
+            <w:hyperlink w:history="1" r:id="rIdu2iisvgjmnuzfirsxmbmj">
               <w:r>
                 <w:rPr>
                   <w:rFonts w:ascii="Arial" w:cs="Arial" w:eastAsia="Arial" w:hAnsi="Arial"/>
@@ -22340,7 +22340,7 @@
             <w:pPr>
               <w:spacing w:after="20" w:before="0"/>
             </w:pPr>
-            <w:hyperlink w:history="1" r:id="rIdggvvamrbegcdmltjh9rlx">
+            <w:hyperlink w:history="1" r:id="rIdme9qc-kiuvfqzdrlrta3f">
               <w:r>
                 <w:rPr>
                   <w:rFonts w:ascii="Arial" w:cs="Arial" w:eastAsia="Arial" w:hAnsi="Arial"/>
@@ -22373,7 +22373,7 @@
               <w:spacing w:after="10" w:before="0"/>
               <w:ind w:left="120"/>
             </w:pPr>
-            <w:hyperlink w:history="1" r:id="rIduvyo1xdpiv-jmgt_jthtw">
+            <w:hyperlink w:history="1" r:id="rIdhi1fmrew3g3w3xifl5d8l">
               <w:r>
                 <w:rPr>
                   <w:rFonts w:ascii="Arial" w:cs="Arial" w:eastAsia="Arial" w:hAnsi="Arial"/>
@@ -22435,7 +22435,7 @@
               <w:spacing w:after="10" w:before="0"/>
               <w:ind w:left="120"/>
             </w:pPr>
-            <w:hyperlink w:history="1" r:id="rIdaomoonybr3fwuwyvet-k_">
+            <w:hyperlink w:history="1" r:id="rId7c_hybww12f3kbx3mbrqn">
               <w:r>
                 <w:rPr>
                   <w:rFonts w:ascii="Arial" w:cs="Arial" w:eastAsia="Arial" w:hAnsi="Arial"/>
@@ -22645,7 +22645,7 @@
             <w:pPr>
               <w:spacing w:after="20" w:before="0"/>
             </w:pPr>
-            <w:hyperlink w:history="1" r:id="rIdh4quqnwz69fl1x7-tcn83">
+            <w:hyperlink w:history="1" r:id="rIdjg_wj8az0biyeezp3m16a">
               <w:r>
                 <w:rPr>
                   <w:rFonts w:ascii="Arial" w:cs="Arial" w:eastAsia="Arial" w:hAnsi="Arial"/>
@@ -22678,7 +22678,7 @@
               <w:spacing w:after="10" w:before="0"/>
               <w:ind w:left="120"/>
             </w:pPr>
-            <w:hyperlink w:history="1" r:id="rId6mt7aa_gx4utylv6iddcm">
+            <w:hyperlink w:history="1" r:id="rId98o8yy9ysiotfgims1cz5">
               <w:r>
                 <w:rPr>
                   <w:rFonts w:ascii="Arial" w:cs="Arial" w:eastAsia="Arial" w:hAnsi="Arial"/>
@@ -22740,7 +22740,7 @@
               <w:spacing w:after="10" w:before="0"/>
               <w:ind w:left="120"/>
             </w:pPr>
-            <w:hyperlink w:history="1" r:id="rIdmyu39t6w1ljsssr16z2rw">
+            <w:hyperlink w:history="1" r:id="rIdgccjegdyeloh9cyzsxmkx">
               <w:r>
                 <w:rPr>
                   <w:rFonts w:ascii="Arial" w:cs="Arial" w:eastAsia="Arial" w:hAnsi="Arial"/>
@@ -24242,7 +24242,7 @@
             <w:pPr>
               <w:spacing w:after="20" w:before="0"/>
             </w:pPr>
-            <w:hyperlink w:history="1" r:id="rIdczlau0qb2evja5bk5s67j">
+            <w:hyperlink w:history="1" r:id="rIdl87c4xxsj-9lwyfn6tku5">
               <w:r>
                 <w:rPr>
                   <w:rFonts w:ascii="Arial" w:cs="Arial" w:eastAsia="Arial" w:hAnsi="Arial"/>
@@ -24275,7 +24275,7 @@
               <w:spacing w:after="10" w:before="0"/>
               <w:ind w:left="120"/>
             </w:pPr>
-            <w:hyperlink w:history="1" r:id="rIdik6fdu4ymnwh4sqjsxve7">
+            <w:hyperlink w:history="1" r:id="rIdgeiu3avrrlco5cqae2rqx">
               <w:r>
                 <w:rPr>
                   <w:rFonts w:ascii="Arial" w:cs="Arial" w:eastAsia="Arial" w:hAnsi="Arial"/>
@@ -24337,7 +24337,7 @@
               <w:spacing w:after="10" w:before="0"/>
               <w:ind w:left="120"/>
             </w:pPr>
-            <w:hyperlink w:history="1" r:id="rIdhvl7aw3atyr98_67i4_oq">
+            <w:hyperlink w:history="1" r:id="rId_h-rkxs88lj54ks65q_dp">
               <w:r>
                 <w:rPr>
                   <w:rFonts w:ascii="Arial" w:cs="Arial" w:eastAsia="Arial" w:hAnsi="Arial"/>
@@ -24547,7 +24547,7 @@
             <w:pPr>
               <w:spacing w:after="20" w:before="0"/>
             </w:pPr>
-            <w:hyperlink w:history="1" r:id="rIdql0gcebpouqtkhrrh95jc">
+            <w:hyperlink w:history="1" r:id="rIduuvzhtgak4i9ze0e9b2zw">
               <w:r>
                 <w:rPr>
                   <w:rFonts w:ascii="Arial" w:cs="Arial" w:eastAsia="Arial" w:hAnsi="Arial"/>
@@ -24580,7 +24580,7 @@
               <w:spacing w:after="10" w:before="0"/>
               <w:ind w:left="120"/>
             </w:pPr>
-            <w:hyperlink w:history="1" r:id="rIdnoppxh69hdh4peh4ctccm">
+            <w:hyperlink w:history="1" r:id="rIdqfy3czicqykuhrk_imjnv">
               <w:r>
                 <w:rPr>
                   <w:rFonts w:ascii="Arial" w:cs="Arial" w:eastAsia="Arial" w:hAnsi="Arial"/>
@@ -24642,7 +24642,7 @@
               <w:spacing w:after="10" w:before="0"/>
               <w:ind w:left="120"/>
             </w:pPr>
-            <w:hyperlink w:history="1" r:id="rIdfekhiq8u6n7l3btxzbnso">
+            <w:hyperlink w:history="1" r:id="rIdoqx2rxoqgmj69xex1cxvl">
               <w:r>
                 <w:rPr>
                   <w:rFonts w:ascii="Arial" w:cs="Arial" w:eastAsia="Arial" w:hAnsi="Arial"/>
@@ -24852,7 +24852,7 @@
             <w:pPr>
               <w:spacing w:after="20" w:before="0"/>
             </w:pPr>
-            <w:hyperlink w:history="1" r:id="rIdvp8if3_5gfahv8ao34dv-">
+            <w:hyperlink w:history="1" r:id="rIdnjjguk4ggfwrrnhleq9vz">
               <w:r>
                 <w:rPr>
                   <w:rFonts w:ascii="Arial" w:cs="Arial" w:eastAsia="Arial" w:hAnsi="Arial"/>
@@ -24885,7 +24885,7 @@
               <w:spacing w:after="10" w:before="0"/>
               <w:ind w:left="120"/>
             </w:pPr>
-            <w:hyperlink w:history="1" r:id="rIdzgcykg0io3gmvj5ndaros">
+            <w:hyperlink w:history="1" r:id="rIdcsy2_sihho9ui0573hdoi">
               <w:r>
                 <w:rPr>
                   <w:rFonts w:ascii="Arial" w:cs="Arial" w:eastAsia="Arial" w:hAnsi="Arial"/>
@@ -24947,7 +24947,7 @@
               <w:spacing w:after="10" w:before="0"/>
               <w:ind w:left="120"/>
             </w:pPr>
-            <w:hyperlink w:history="1" r:id="rIdxtb4rwzh6kqxqwmy6xsaf">
+            <w:hyperlink w:history="1" r:id="rId80h2ci0rpikvzj1ryw6b_">
               <w:r>
                 <w:rPr>
                   <w:rFonts w:ascii="Arial" w:cs="Arial" w:eastAsia="Arial" w:hAnsi="Arial"/>
@@ -25157,7 +25157,7 @@
             <w:pPr>
               <w:spacing w:after="20" w:before="0"/>
             </w:pPr>
-            <w:hyperlink w:history="1" r:id="rIdl-e_c7iza1mg07i99lh81">
+            <w:hyperlink w:history="1" r:id="rIdsdte7uxsdewswemjwtqj0">
               <w:r>
                 <w:rPr>
                   <w:rFonts w:ascii="Arial" w:cs="Arial" w:eastAsia="Arial" w:hAnsi="Arial"/>
@@ -25190,7 +25190,7 @@
               <w:spacing w:after="10" w:before="0"/>
               <w:ind w:left="120"/>
             </w:pPr>
-            <w:hyperlink w:history="1" r:id="rId2ahcyfasdxywczyxm_cxo">
+            <w:hyperlink w:history="1" r:id="rIdmrgzul4cdiohtcmepno-6">
               <w:r>
                 <w:rPr>
                   <w:rFonts w:ascii="Arial" w:cs="Arial" w:eastAsia="Arial" w:hAnsi="Arial"/>
@@ -25252,7 +25252,7 @@
               <w:spacing w:after="10" w:before="0"/>
               <w:ind w:left="120"/>
             </w:pPr>
-            <w:hyperlink w:history="1" r:id="rIddnk31pl5mhpsslytcab44">
+            <w:hyperlink w:history="1" r:id="rIdfwcwcqnceojyhvfgvuwjp">
               <w:r>
                 <w:rPr>
                   <w:rFonts w:ascii="Arial" w:cs="Arial" w:eastAsia="Arial" w:hAnsi="Arial"/>
@@ -25462,7 +25462,7 @@
             <w:pPr>
               <w:spacing w:after="20" w:before="0"/>
             </w:pPr>
-            <w:hyperlink w:history="1" r:id="rIdfpodrkrmytkaddefr_mux">
+            <w:hyperlink w:history="1" r:id="rIdiffqnz6ph68y2nywsaxch">
               <w:r>
                 <w:rPr>
                   <w:rFonts w:ascii="Arial" w:cs="Arial" w:eastAsia="Arial" w:hAnsi="Arial"/>
@@ -25495,7 +25495,7 @@
               <w:spacing w:after="10" w:before="0"/>
               <w:ind w:left="120"/>
             </w:pPr>
-            <w:hyperlink w:history="1" r:id="rIdten089zvcejmlriuteunb">
+            <w:hyperlink w:history="1" r:id="rId3oy9bz_mxjlnl2lowfhbo">
               <w:r>
                 <w:rPr>
                   <w:rFonts w:ascii="Arial" w:cs="Arial" w:eastAsia="Arial" w:hAnsi="Arial"/>
@@ -25557,7 +25557,7 @@
               <w:spacing w:after="10" w:before="0"/>
               <w:ind w:left="120"/>
             </w:pPr>
-            <w:hyperlink w:history="1" r:id="rIdmgftv1trjzngedezdpekq">
+            <w:hyperlink w:history="1" r:id="rIddb55r_4jryl-vfl6dvkqy">
               <w:r>
                 <w:rPr>
                   <w:rFonts w:ascii="Arial" w:cs="Arial" w:eastAsia="Arial" w:hAnsi="Arial"/>

--- a/data/outputs/v2/Biology/SS2.2_Plant_Transport/Biology_Plant_Transport_CBE_LessonSequence.docx
+++ b/data/outputs/v2/Biology/SS2.2_Plant_Transport/Biology_Plant_Transport_CBE_LessonSequence.docx
@@ -42,6 +42,177 @@
     </w:p>
     <w:p>
       <w:pPr>
+        <w:spacing w:after="80" w:before="120"/>
+      </w:pPr>
+      <w:r>
+        <w:rPr>
+          <w:rFonts w:ascii="Arial" w:cs="Arial" w:eastAsia="Arial" w:hAnsi="Arial"/>
+          <w:b/>
+          <w:bCs/>
+          <w:color w:val="1F3864"/>
+          <w:sz w:val="20"/>
+          <w:szCs w:val="20"/>
+        </w:rPr>
+        <w:t xml:space="preserve">ATTRIBUTION AND LICENSING</w:t>
+      </w:r>
+    </w:p>
+    <w:p>
+      <w:pPr>
+        <w:spacing w:after="60" w:before="0"/>
+      </w:pPr>
+      <w:r>
+        <w:rPr>
+          <w:rFonts w:ascii="Arial" w:cs="Arial" w:eastAsia="Arial" w:hAnsi="Arial"/>
+          <w:b/>
+          <w:bCs/>
+          <w:sz w:val="17"/>
+          <w:szCs w:val="17"/>
+        </w:rPr>
+        <w:t xml:space="preserve">Curriculum Alignment: </w:t>
+      </w:r>
+      <w:r>
+        <w:rPr>
+          <w:rFonts w:ascii="Arial" w:cs="Arial" w:eastAsia="Arial" w:hAnsi="Arial"/>
+          <w:sz w:val="17"/>
+          <w:szCs w:val="17"/>
+        </w:rPr>
+        <w:t xml:space="preserve">Structured in pedagogical alignment with the competence-based curriculum format and learning outcomes established by the Kenya Institute of Curriculum Development (KICD). This material is independently developed and is not officially endorsed or published by KICD.</w:t>
+      </w:r>
+    </w:p>
+    <w:p>
+      <w:pPr>
+        <w:spacing w:after="60" w:before="0"/>
+      </w:pPr>
+      <w:r>
+        <w:rPr>
+          <w:rFonts w:ascii="Arial" w:cs="Arial" w:eastAsia="Arial" w:hAnsi="Arial"/>
+          <w:b/>
+          <w:bCs/>
+          <w:sz w:val="17"/>
+          <w:szCs w:val="17"/>
+        </w:rPr>
+        <w:t xml:space="preserve">Content &amp; Pedagogy: </w:t>
+      </w:r>
+      <w:r>
+        <w:rPr>
+          <w:rFonts w:ascii="Arial" w:cs="Arial" w:eastAsia="Arial" w:hAnsi="Arial"/>
+          <w:sz w:val="17"/>
+          <w:szCs w:val="17"/>
+        </w:rPr>
+        <w:t xml:space="preserve">Developed and adapted by the educator team at SeaVuria (registered 501(c)(3) in the United States and registered NGO in Kenya, No. 872-850A-BF11), who designed the pedagogical framework, lesson templates and exemplar lessons on which this material is based.</w:t>
+      </w:r>
+    </w:p>
+    <w:p>
+      <w:pPr>
+        <w:spacing w:after="60" w:before="0"/>
+      </w:pPr>
+      <w:r>
+        <w:rPr>
+          <w:rFonts w:ascii="Arial" w:cs="Arial" w:eastAsia="Arial" w:hAnsi="Arial"/>
+          <w:b/>
+          <w:bCs/>
+          <w:sz w:val="17"/>
+          <w:szCs w:val="17"/>
+        </w:rPr>
+        <w:t xml:space="preserve">Production &amp; Layout: </w:t>
+      </w:r>
+      <w:r>
+        <w:rPr>
+          <w:rFonts w:ascii="Arial" w:cs="Arial" w:eastAsia="Arial" w:hAnsi="Arial"/>
+          <w:sz w:val="17"/>
+          <w:szCs w:val="17"/>
+        </w:rPr>
+        <w:t xml:space="preserve">Educational design and curriculum sequencing by SeaVuria. Technical layout, structural formatting, and digital optimization/implementation executed in partnership with ARES Education (registered 501(c)(3) in the United States and Canada (as Afretech Aid) and registered NGO in Kenya), with lesson drafting and compilation assisted by AI (Claude, Anthropic).</w:t>
+      </w:r>
+    </w:p>
+    <w:p>
+      <w:pPr>
+        <w:pBdr>
+          <w:bottom w:val="single" w:color="1F3864" w:sz="6" w:space="6"/>
+        </w:pBdr>
+        <w:spacing w:after="60" w:before="0"/>
+      </w:pPr>
+      <w:r>
+        <w:rPr>
+          <w:rFonts w:ascii="Arial" w:cs="Arial" w:eastAsia="Arial" w:hAnsi="Arial"/>
+          <w:b/>
+          <w:bCs/>
+          <w:sz w:val="17"/>
+          <w:szCs w:val="17"/>
+        </w:rPr>
+        <w:t xml:space="preserve">Licensing &amp; Copyright: </w:t>
+      </w:r>
+      <w:r>
+        <w:rPr>
+          <w:rFonts w:ascii="Arial" w:cs="Arial" w:eastAsia="Arial" w:hAnsi="Arial"/>
+          <w:sz w:val="17"/>
+          <w:szCs w:val="17"/>
+        </w:rPr>
+        <w:t xml:space="preserve">© 2026 SeaVuria and ARES. This work is licensed under a </w:t>
+      </w:r>
+      <w:hyperlink w:history="1" r:id="rIdlvtzelvcuerbiq-gy8b6-">
+        <w:r>
+          <w:rPr>
+            <w:rFonts w:ascii="Arial" w:cs="Arial" w:eastAsia="Arial" w:hAnsi="Arial"/>
+            <w:color w:val="1F6B75"/>
+            <w:sz w:val="17"/>
+            <w:szCs w:val="17"/>
+            <w:u w:val="single" w:color="1F6B75"/>
+          </w:rPr>
+          <w:t xml:space="preserve">Creative Commons Attribution-NonCommercial 4.0 International License</w:t>
+        </w:r>
+      </w:hyperlink>
+      <w:r>
+        <w:rPr>
+          <w:rFonts w:ascii="Arial" w:cs="Arial" w:eastAsia="Arial" w:hAnsi="Arial"/>
+          <w:sz w:val="17"/>
+          <w:szCs w:val="17"/>
+        </w:rPr>
+        <w:t xml:space="preserve"> (</w:t>
+      </w:r>
+      <w:hyperlink w:history="1" r:id="rIdysateq_2cb0kyfn8cjhm7">
+        <w:r>
+          <w:rPr>
+            <w:rFonts w:ascii="Arial" w:cs="Arial" w:eastAsia="Arial" w:hAnsi="Arial"/>
+            <w:color w:val="1F6B75"/>
+            <w:sz w:val="17"/>
+            <w:szCs w:val="17"/>
+            <w:u w:val="single" w:color="1F6B75"/>
+          </w:rPr>
+          <w:t xml:space="preserve">CC BY-NC 4.0</w:t>
+        </w:r>
+      </w:hyperlink>
+      <w:r>
+        <w:rPr>
+          <w:rFonts w:ascii="Arial" w:cs="Arial" w:eastAsia="Arial" w:hAnsi="Arial"/>
+          <w:sz w:val="17"/>
+          <w:szCs w:val="17"/>
+        </w:rPr>
+        <w:t xml:space="preserve">). To view a copy of this license, visit </w:t>
+      </w:r>
+      <w:hyperlink w:history="1" r:id="rIdceibkghbcld0rs8cnlpk2">
+        <w:r>
+          <w:rPr>
+            <w:rFonts w:ascii="Arial" w:cs="Arial" w:eastAsia="Arial" w:hAnsi="Arial"/>
+            <w:color w:val="1F6B75"/>
+            <w:sz w:val="17"/>
+            <w:szCs w:val="17"/>
+            <w:u w:val="single" w:color="1F6B75"/>
+          </w:rPr>
+          <w:t xml:space="preserve">https://creativecommons.org/licenses/by-nc/4.0/</w:t>
+        </w:r>
+      </w:hyperlink>
+      <w:r>
+        <w:rPr>
+          <w:rFonts w:ascii="Arial" w:cs="Arial" w:eastAsia="Arial" w:hAnsi="Arial"/>
+          <w:sz w:val="17"/>
+          <w:szCs w:val="17"/>
+        </w:rPr>
+        <w:t xml:space="preserve">. You are free to copy, redistribute, and adapt this material in any medium or format, provided appropriate credit is given and the material is not used for commercial purposes. KICD learning outcomes and curriculum designations reproduced here for alignment purposes remain the property of KICD and are not covered by this license. Linked external resources (e.g. CK-12, Khan Academy, PhET) are subject to their own licenses.</w:t>
+      </w:r>
+    </w:p>
+    <w:p>
+      <w:pPr>
         <w:spacing w:after="120"/>
       </w:pPr>
       <w:r>
@@ -3401,7 +3572,7 @@
             <w:pPr>
               <w:spacing w:after="20" w:before="0"/>
             </w:pPr>
-            <w:hyperlink w:history="1" r:id="rIduf8luk_luoyrxqpvqk0r8">
+            <w:hyperlink w:history="1" r:id="rIdbfre842jwi63pr5k8sjie">
               <w:r>
                 <w:rPr>
                   <w:rFonts w:ascii="Arial" w:cs="Arial" w:eastAsia="Arial" w:hAnsi="Arial"/>
@@ -3434,7 +3605,7 @@
               <w:spacing w:after="10" w:before="0"/>
               <w:ind w:left="120"/>
             </w:pPr>
-            <w:hyperlink w:history="1" r:id="rIdgdcht5z3hrwjmrfbm7t6o">
+            <w:hyperlink w:history="1" r:id="rIdbc1dyf-0zey967qls2bsr">
               <w:r>
                 <w:rPr>
                   <w:rFonts w:ascii="Arial" w:cs="Arial" w:eastAsia="Arial" w:hAnsi="Arial"/>
@@ -3496,7 +3667,7 @@
               <w:spacing w:after="10" w:before="0"/>
               <w:ind w:left="120"/>
             </w:pPr>
-            <w:hyperlink w:history="1" r:id="rIdtntphbt_1k0qjaikt0kpq">
+            <w:hyperlink w:history="1" r:id="rIdzbpq6710chhkqnejeu6ii">
               <w:r>
                 <w:rPr>
                   <w:rFonts w:ascii="Arial" w:cs="Arial" w:eastAsia="Arial" w:hAnsi="Arial"/>
@@ -3706,7 +3877,7 @@
             <w:pPr>
               <w:spacing w:after="20" w:before="0"/>
             </w:pPr>
-            <w:hyperlink w:history="1" r:id="rIdhziqlngvmafngbn4h5cb5">
+            <w:hyperlink w:history="1" r:id="rIdozpvoj0wb1vwpp4_gqjok">
               <w:r>
                 <w:rPr>
                   <w:rFonts w:ascii="Arial" w:cs="Arial" w:eastAsia="Arial" w:hAnsi="Arial"/>
@@ -3739,7 +3910,7 @@
               <w:spacing w:after="10" w:before="0"/>
               <w:ind w:left="120"/>
             </w:pPr>
-            <w:hyperlink w:history="1" r:id="rIdz7kyki1ycihyfawdbq_kv">
+            <w:hyperlink w:history="1" r:id="rIde3ub8ulmdl37lutz8ljqz">
               <w:r>
                 <w:rPr>
                   <w:rFonts w:ascii="Arial" w:cs="Arial" w:eastAsia="Arial" w:hAnsi="Arial"/>
@@ -3801,7 +3972,7 @@
               <w:spacing w:after="10" w:before="0"/>
               <w:ind w:left="120"/>
             </w:pPr>
-            <w:hyperlink w:history="1" r:id="rIdfslhzmdp-mblkfexufpip">
+            <w:hyperlink w:history="1" r:id="rIdpedpcj7jrocqlc8juw-8f">
               <w:r>
                 <w:rPr>
                   <w:rFonts w:ascii="Arial" w:cs="Arial" w:eastAsia="Arial" w:hAnsi="Arial"/>
@@ -4011,7 +4182,7 @@
             <w:pPr>
               <w:spacing w:after="20" w:before="0"/>
             </w:pPr>
-            <w:hyperlink w:history="1" r:id="rIdgql2rizbrfxwgmh2k3_i_">
+            <w:hyperlink w:history="1" r:id="rId8oums-hbksbdk_gc0n1zu">
               <w:r>
                 <w:rPr>
                   <w:rFonts w:ascii="Arial" w:cs="Arial" w:eastAsia="Arial" w:hAnsi="Arial"/>
@@ -4044,7 +4215,7 @@
               <w:spacing w:after="10" w:before="0"/>
               <w:ind w:left="120"/>
             </w:pPr>
-            <w:hyperlink w:history="1" r:id="rId36bxvu4zpqvwcqlcmx4xe">
+            <w:hyperlink w:history="1" r:id="rIdpr3sgdfib3pneaxmy002r">
               <w:r>
                 <w:rPr>
                   <w:rFonts w:ascii="Arial" w:cs="Arial" w:eastAsia="Arial" w:hAnsi="Arial"/>
@@ -4106,7 +4277,7 @@
               <w:spacing w:after="10" w:before="0"/>
               <w:ind w:left="120"/>
             </w:pPr>
-            <w:hyperlink w:history="1" r:id="rIdfbudhcpeu_pm0n9vvsvqd">
+            <w:hyperlink w:history="1" r:id="rIdka5d4sizekcjeq1cf1zvp">
               <w:r>
                 <w:rPr>
                   <w:rFonts w:ascii="Arial" w:cs="Arial" w:eastAsia="Arial" w:hAnsi="Arial"/>
@@ -4316,7 +4487,7 @@
             <w:pPr>
               <w:spacing w:after="20" w:before="0"/>
             </w:pPr>
-            <w:hyperlink w:history="1" r:id="rIdr9veiu9w3y0mpp6fawvob">
+            <w:hyperlink w:history="1" r:id="rIdezblopghsadwwwow1ozzl">
               <w:r>
                 <w:rPr>
                   <w:rFonts w:ascii="Arial" w:cs="Arial" w:eastAsia="Arial" w:hAnsi="Arial"/>
@@ -4349,7 +4520,7 @@
               <w:spacing w:after="10" w:before="0"/>
               <w:ind w:left="120"/>
             </w:pPr>
-            <w:hyperlink w:history="1" r:id="rIddycshflku646oztq9ga-g">
+            <w:hyperlink w:history="1" r:id="rIdco-ro5mbfxb15nxe0ld22">
               <w:r>
                 <w:rPr>
                   <w:rFonts w:ascii="Arial" w:cs="Arial" w:eastAsia="Arial" w:hAnsi="Arial"/>
@@ -4411,7 +4582,7 @@
               <w:spacing w:after="10" w:before="0"/>
               <w:ind w:left="120"/>
             </w:pPr>
-            <w:hyperlink w:history="1" r:id="rIdo-kd_hlruiabgdgfr98xr">
+            <w:hyperlink w:history="1" r:id="rIdlrmdu1f1v5zi6cd7yqj3w">
               <w:r>
                 <w:rPr>
                   <w:rFonts w:ascii="Arial" w:cs="Arial" w:eastAsia="Arial" w:hAnsi="Arial"/>
@@ -4621,7 +4792,7 @@
             <w:pPr>
               <w:spacing w:after="20" w:before="0"/>
             </w:pPr>
-            <w:hyperlink w:history="1" r:id="rId5uhbfvds00gw69vpyi0k8">
+            <w:hyperlink w:history="1" r:id="rIdwji7o7gyrtr1pwim8hkqb">
               <w:r>
                 <w:rPr>
                   <w:rFonts w:ascii="Arial" w:cs="Arial" w:eastAsia="Arial" w:hAnsi="Arial"/>
@@ -4654,7 +4825,7 @@
               <w:spacing w:after="10" w:before="0"/>
               <w:ind w:left="120"/>
             </w:pPr>
-            <w:hyperlink w:history="1" r:id="rIdh8qlx79975llb1ar1hgqu">
+            <w:hyperlink w:history="1" r:id="rId8ujvjtj9bg9nkcxn561gp">
               <w:r>
                 <w:rPr>
                   <w:rFonts w:ascii="Arial" w:cs="Arial" w:eastAsia="Arial" w:hAnsi="Arial"/>
@@ -4716,7 +4887,7 @@
               <w:spacing w:after="10" w:before="0"/>
               <w:ind w:left="120"/>
             </w:pPr>
-            <w:hyperlink w:history="1" r:id="rIdlvi_lfuuvcwcilyx6mipg">
+            <w:hyperlink w:history="1" r:id="rId_su0ppezjqns5mujbhev5">
               <w:r>
                 <w:rPr>
                   <w:rFonts w:ascii="Arial" w:cs="Arial" w:eastAsia="Arial" w:hAnsi="Arial"/>
@@ -5227,6 +5398,65 @@
         </w:tc>
       </w:tr>
     </w:tbl>
+    <w:p>
+      <w:pPr>
+        <w:pBdr>
+          <w:top w:val="single" w:color="BBBBBB" w:sz="4" w:space="4"/>
+        </w:pBdr>
+        <w:spacing w:after="0" w:before="160"/>
+      </w:pPr>
+      <w:r>
+        <w:rPr>
+          <w:rFonts w:ascii="Arial" w:cs="Arial" w:eastAsia="Arial" w:hAnsi="Arial"/>
+          <w:color w:val="666666"/>
+          <w:sz w:val="14"/>
+          <w:szCs w:val="14"/>
+        </w:rPr>
+        <w:t xml:space="preserve">© 2026 SeaVuria and ARES. Aligned with KICD objectives. Developed by SeaVuria; technical implementation by ARES (with AI assistance from Claude). Licensed under </w:t>
+      </w:r>
+      <w:hyperlink w:history="1" r:id="rIdxmoyredgbxrud3svgjwmn">
+        <w:r>
+          <w:rPr>
+            <w:rFonts w:ascii="Arial" w:cs="Arial" w:eastAsia="Arial" w:hAnsi="Arial"/>
+            <w:color w:val="1F6B75"/>
+            <w:sz w:val="14"/>
+            <w:szCs w:val="14"/>
+            <w:u w:val="single" w:color="1F6B75"/>
+          </w:rPr>
+          <w:t xml:space="preserve">CC BY-NC 4.0</w:t>
+        </w:r>
+      </w:hyperlink>
+      <w:r>
+        <w:rPr>
+          <w:rFonts w:ascii="Arial" w:cs="Arial" w:eastAsia="Arial" w:hAnsi="Arial"/>
+          <w:color w:val="666666"/>
+          <w:sz w:val="14"/>
+          <w:szCs w:val="14"/>
+        </w:rPr>
+        <w:t xml:space="preserve"> (</w:t>
+      </w:r>
+      <w:hyperlink w:history="1" r:id="rIdufv3novvpnlshfwbc8bs5">
+        <w:r>
+          <w:rPr>
+            <w:rFonts w:ascii="Arial" w:cs="Arial" w:eastAsia="Arial" w:hAnsi="Arial"/>
+            <w:color w:val="1F6B75"/>
+            <w:sz w:val="14"/>
+            <w:szCs w:val="14"/>
+            <w:u w:val="single" w:color="1F6B75"/>
+          </w:rPr>
+          <w:t xml:space="preserve">https://creativecommons.org/licenses/by-nc/4.0/</w:t>
+        </w:r>
+      </w:hyperlink>
+      <w:r>
+        <w:rPr>
+          <w:rFonts w:ascii="Arial" w:cs="Arial" w:eastAsia="Arial" w:hAnsi="Arial"/>
+          <w:color w:val="666666"/>
+          <w:sz w:val="14"/>
+          <w:szCs w:val="14"/>
+        </w:rPr>
+        <w:t xml:space="preserve">).</w:t>
+      </w:r>
+    </w:p>
     <w:p>
       <w:r>
         <w:br w:type="page"/>
@@ -6218,7 +6448,7 @@
             <w:pPr>
               <w:spacing w:after="20" w:before="0"/>
             </w:pPr>
-            <w:hyperlink w:history="1" r:id="rIdidlrtzjeknvezrx77-l0i">
+            <w:hyperlink w:history="1" r:id="rId9h4knjcqioqawe_9_nqvn">
               <w:r>
                 <w:rPr>
                   <w:rFonts w:ascii="Arial" w:cs="Arial" w:eastAsia="Arial" w:hAnsi="Arial"/>
@@ -6251,7 +6481,7 @@
               <w:spacing w:after="10" w:before="0"/>
               <w:ind w:left="120"/>
             </w:pPr>
-            <w:hyperlink w:history="1" r:id="rIdyztoessvjtyr_fobtdugj">
+            <w:hyperlink w:history="1" r:id="rIddgrhpkmlu5khdoq4_g33x">
               <w:r>
                 <w:rPr>
                   <w:rFonts w:ascii="Arial" w:cs="Arial" w:eastAsia="Arial" w:hAnsi="Arial"/>
@@ -6313,7 +6543,7 @@
               <w:spacing w:after="10" w:before="0"/>
               <w:ind w:left="120"/>
             </w:pPr>
-            <w:hyperlink w:history="1" r:id="rId6zry74zy-6mw0dn7ynopv">
+            <w:hyperlink w:history="1" r:id="rIde3n4s_tzfeuncxzmwy9ah">
               <w:r>
                 <w:rPr>
                   <w:rFonts w:ascii="Arial" w:cs="Arial" w:eastAsia="Arial" w:hAnsi="Arial"/>
@@ -6523,7 +6753,7 @@
             <w:pPr>
               <w:spacing w:after="20" w:before="0"/>
             </w:pPr>
-            <w:hyperlink w:history="1" r:id="rIdcyljygpqohncc44szfbx0">
+            <w:hyperlink w:history="1" r:id="rIdw5zksl8xroddigibnvanr">
               <w:r>
                 <w:rPr>
                   <w:rFonts w:ascii="Arial" w:cs="Arial" w:eastAsia="Arial" w:hAnsi="Arial"/>
@@ -6556,7 +6786,7 @@
               <w:spacing w:after="10" w:before="0"/>
               <w:ind w:left="120"/>
             </w:pPr>
-            <w:hyperlink w:history="1" r:id="rIdqz-bkeje66o9pskyzphlw">
+            <w:hyperlink w:history="1" r:id="rIdtokr07iz0tra1lj9naqwh">
               <w:r>
                 <w:rPr>
                   <w:rFonts w:ascii="Arial" w:cs="Arial" w:eastAsia="Arial" w:hAnsi="Arial"/>
@@ -6618,7 +6848,7 @@
               <w:spacing w:after="10" w:before="0"/>
               <w:ind w:left="120"/>
             </w:pPr>
-            <w:hyperlink w:history="1" r:id="rIdow4hzszkbbry_lyk8zcds">
+            <w:hyperlink w:history="1" r:id="rIdipjujp3ltj_qmieau7doo">
               <w:r>
                 <w:rPr>
                   <w:rFonts w:ascii="Arial" w:cs="Arial" w:eastAsia="Arial" w:hAnsi="Arial"/>
@@ -6828,7 +7058,7 @@
             <w:pPr>
               <w:spacing w:after="20" w:before="0"/>
             </w:pPr>
-            <w:hyperlink w:history="1" r:id="rIdtkt7p9mvdm1rg81dkxe6j">
+            <w:hyperlink w:history="1" r:id="rId8repi1fxiigjkg0qkdmlq">
               <w:r>
                 <w:rPr>
                   <w:rFonts w:ascii="Arial" w:cs="Arial" w:eastAsia="Arial" w:hAnsi="Arial"/>
@@ -6861,7 +7091,7 @@
               <w:spacing w:after="10" w:before="0"/>
               <w:ind w:left="120"/>
             </w:pPr>
-            <w:hyperlink w:history="1" r:id="rIdxddtfbuu_zs0cog4bzsig">
+            <w:hyperlink w:history="1" r:id="rIdjeiz-0ieozf09pr-hk5u9">
               <w:r>
                 <w:rPr>
                   <w:rFonts w:ascii="Arial" w:cs="Arial" w:eastAsia="Arial" w:hAnsi="Arial"/>
@@ -6923,7 +7153,7 @@
               <w:spacing w:after="10" w:before="0"/>
               <w:ind w:left="120"/>
             </w:pPr>
-            <w:hyperlink w:history="1" r:id="rId5icu4z8qfylybevsamq-w">
+            <w:hyperlink w:history="1" r:id="rIdflspbtnlfvsjtt5dr5xqr">
               <w:r>
                 <w:rPr>
                   <w:rFonts w:ascii="Arial" w:cs="Arial" w:eastAsia="Arial" w:hAnsi="Arial"/>
@@ -7133,7 +7363,7 @@
             <w:pPr>
               <w:spacing w:after="20" w:before="0"/>
             </w:pPr>
-            <w:hyperlink w:history="1" r:id="rIdlmxuch6biv2s7u9qg_dds">
+            <w:hyperlink w:history="1" r:id="rIdof-me1rxs3fbsd2pdk9ld">
               <w:r>
                 <w:rPr>
                   <w:rFonts w:ascii="Arial" w:cs="Arial" w:eastAsia="Arial" w:hAnsi="Arial"/>
@@ -7166,7 +7396,7 @@
               <w:spacing w:after="10" w:before="0"/>
               <w:ind w:left="120"/>
             </w:pPr>
-            <w:hyperlink w:history="1" r:id="rIdxtp23x7ntp_gcj1agxqn6">
+            <w:hyperlink w:history="1" r:id="rIdowd4fcr5c0td3bsela1j6">
               <w:r>
                 <w:rPr>
                   <w:rFonts w:ascii="Arial" w:cs="Arial" w:eastAsia="Arial" w:hAnsi="Arial"/>
@@ -7228,7 +7458,7 @@
               <w:spacing w:after="10" w:before="0"/>
               <w:ind w:left="120"/>
             </w:pPr>
-            <w:hyperlink w:history="1" r:id="rIdkmzgvvbiimfvf50q7gwxq">
+            <w:hyperlink w:history="1" r:id="rIdwdzjiwt5kayqainh4n89v">
               <w:r>
                 <w:rPr>
                   <w:rFonts w:ascii="Arial" w:cs="Arial" w:eastAsia="Arial" w:hAnsi="Arial"/>
@@ -7438,7 +7668,7 @@
             <w:pPr>
               <w:spacing w:after="20" w:before="0"/>
             </w:pPr>
-            <w:hyperlink w:history="1" r:id="rId_1t1owzj3o8usuepb_rlu">
+            <w:hyperlink w:history="1" r:id="rIdf4odty0wfzyhcs3b8qv3_">
               <w:r>
                 <w:rPr>
                   <w:rFonts w:ascii="Arial" w:cs="Arial" w:eastAsia="Arial" w:hAnsi="Arial"/>
@@ -7471,7 +7701,7 @@
               <w:spacing w:after="10" w:before="0"/>
               <w:ind w:left="120"/>
             </w:pPr>
-            <w:hyperlink w:history="1" r:id="rId5aut1faajsg7wwh28dbyu">
+            <w:hyperlink w:history="1" r:id="rIdlobugb7-dhdmttv7jdpis">
               <w:r>
                 <w:rPr>
                   <w:rFonts w:ascii="Arial" w:cs="Arial" w:eastAsia="Arial" w:hAnsi="Arial"/>
@@ -7533,7 +7763,7 @@
               <w:spacing w:after="10" w:before="0"/>
               <w:ind w:left="120"/>
             </w:pPr>
-            <w:hyperlink w:history="1" r:id="rIdx979em_qyceu7lboxahwc">
+            <w:hyperlink w:history="1" r:id="rId8wsbwrcjebr2qljupbzlv">
               <w:r>
                 <w:rPr>
                   <w:rFonts w:ascii="Arial" w:cs="Arial" w:eastAsia="Arial" w:hAnsi="Arial"/>
@@ -8044,6 +8274,65 @@
         </w:tc>
       </w:tr>
     </w:tbl>
+    <w:p>
+      <w:pPr>
+        <w:pBdr>
+          <w:top w:val="single" w:color="BBBBBB" w:sz="4" w:space="4"/>
+        </w:pBdr>
+        <w:spacing w:after="0" w:before="160"/>
+      </w:pPr>
+      <w:r>
+        <w:rPr>
+          <w:rFonts w:ascii="Arial" w:cs="Arial" w:eastAsia="Arial" w:hAnsi="Arial"/>
+          <w:color w:val="666666"/>
+          <w:sz w:val="14"/>
+          <w:szCs w:val="14"/>
+        </w:rPr>
+        <w:t xml:space="preserve">© 2026 SeaVuria and ARES. Aligned with KICD objectives. Developed by SeaVuria; technical implementation by ARES (with AI assistance from Claude). Licensed under </w:t>
+      </w:r>
+      <w:hyperlink w:history="1" r:id="rIdsvxrxzsyjilou9cdbuwcq">
+        <w:r>
+          <w:rPr>
+            <w:rFonts w:ascii="Arial" w:cs="Arial" w:eastAsia="Arial" w:hAnsi="Arial"/>
+            <w:color w:val="1F6B75"/>
+            <w:sz w:val="14"/>
+            <w:szCs w:val="14"/>
+            <w:u w:val="single" w:color="1F6B75"/>
+          </w:rPr>
+          <w:t xml:space="preserve">CC BY-NC 4.0</w:t>
+        </w:r>
+      </w:hyperlink>
+      <w:r>
+        <w:rPr>
+          <w:rFonts w:ascii="Arial" w:cs="Arial" w:eastAsia="Arial" w:hAnsi="Arial"/>
+          <w:color w:val="666666"/>
+          <w:sz w:val="14"/>
+          <w:szCs w:val="14"/>
+        </w:rPr>
+        <w:t xml:space="preserve"> (</w:t>
+      </w:r>
+      <w:hyperlink w:history="1" r:id="rIdwqaorfr-tkyil0ollu9-g">
+        <w:r>
+          <w:rPr>
+            <w:rFonts w:ascii="Arial" w:cs="Arial" w:eastAsia="Arial" w:hAnsi="Arial"/>
+            <w:color w:val="1F6B75"/>
+            <w:sz w:val="14"/>
+            <w:szCs w:val="14"/>
+            <w:u w:val="single" w:color="1F6B75"/>
+          </w:rPr>
+          <w:t xml:space="preserve">https://creativecommons.org/licenses/by-nc/4.0/</w:t>
+        </w:r>
+      </w:hyperlink>
+      <w:r>
+        <w:rPr>
+          <w:rFonts w:ascii="Arial" w:cs="Arial" w:eastAsia="Arial" w:hAnsi="Arial"/>
+          <w:color w:val="666666"/>
+          <w:sz w:val="14"/>
+          <w:szCs w:val="14"/>
+        </w:rPr>
+        <w:t xml:space="preserve">).</w:t>
+      </w:r>
+    </w:p>
     <w:p>
       <w:r>
         <w:br w:type="page"/>
@@ -9035,7 +9324,7 @@
             <w:pPr>
               <w:spacing w:after="20" w:before="0"/>
             </w:pPr>
-            <w:hyperlink w:history="1" r:id="rIdunlgkydcjjzotroinvpat">
+            <w:hyperlink w:history="1" r:id="rIdn1sl1h56806422mwmdhsa">
               <w:r>
                 <w:rPr>
                   <w:rFonts w:ascii="Arial" w:cs="Arial" w:eastAsia="Arial" w:hAnsi="Arial"/>
@@ -9068,7 +9357,7 @@
               <w:spacing w:after="10" w:before="0"/>
               <w:ind w:left="120"/>
             </w:pPr>
-            <w:hyperlink w:history="1" r:id="rIdgkoahsb7biigqsoiy8szq">
+            <w:hyperlink w:history="1" r:id="rIdwrtao0rnatkiodxxmvxp8">
               <w:r>
                 <w:rPr>
                   <w:rFonts w:ascii="Arial" w:cs="Arial" w:eastAsia="Arial" w:hAnsi="Arial"/>
@@ -9113,7 +9402,7 @@
             <w:pPr>
               <w:spacing w:after="20" w:before="0"/>
             </w:pPr>
-            <w:hyperlink w:history="1" r:id="rIdlx95gyxv1kar_ko3koeut">
+            <w:hyperlink w:history="1" r:id="rIdmuwkglkozed39wmt6qux_">
               <w:r>
                 <w:rPr>
                   <w:rFonts w:ascii="Arial" w:cs="Arial" w:eastAsia="Arial" w:hAnsi="Arial"/>
@@ -9146,7 +9435,7 @@
               <w:spacing w:after="10" w:before="0"/>
               <w:ind w:left="120"/>
             </w:pPr>
-            <w:hyperlink w:history="1" r:id="rIdroeabalkcdcrxu4pedfqf">
+            <w:hyperlink w:history="1" r:id="rIdy1vgghkpab0i-9bpwvb9p">
               <w:r>
                 <w:rPr>
                   <w:rFonts w:ascii="Arial" w:cs="Arial" w:eastAsia="Arial" w:hAnsi="Arial"/>
@@ -9341,7 +9630,7 @@
             <w:pPr>
               <w:spacing w:after="20" w:before="0"/>
             </w:pPr>
-            <w:hyperlink w:history="1" r:id="rIdqentn74-1zfhzf5uavzn9">
+            <w:hyperlink w:history="1" r:id="rIdebvyjjd2umox1zddemomh">
               <w:r>
                 <w:rPr>
                   <w:rFonts w:ascii="Arial" w:cs="Arial" w:eastAsia="Arial" w:hAnsi="Arial"/>
@@ -9374,7 +9663,7 @@
               <w:spacing w:after="10" w:before="0"/>
               <w:ind w:left="120"/>
             </w:pPr>
-            <w:hyperlink w:history="1" r:id="rIdfw7uail-mb8outpyhfbrm">
+            <w:hyperlink w:history="1" r:id="rId_lwhlkk_ijwctulaoai80">
               <w:r>
                 <w:rPr>
                   <w:rFonts w:ascii="Arial" w:cs="Arial" w:eastAsia="Arial" w:hAnsi="Arial"/>
@@ -9419,7 +9708,7 @@
             <w:pPr>
               <w:spacing w:after="20" w:before="0"/>
             </w:pPr>
-            <w:hyperlink w:history="1" r:id="rIdg-vf9dqvotixwndflxti1">
+            <w:hyperlink w:history="1" r:id="rIdd4nsjgliziol91vb8tupi">
               <w:r>
                 <w:rPr>
                   <w:rFonts w:ascii="Arial" w:cs="Arial" w:eastAsia="Arial" w:hAnsi="Arial"/>
@@ -9452,7 +9741,7 @@
               <w:spacing w:after="10" w:before="0"/>
               <w:ind w:left="120"/>
             </w:pPr>
-            <w:hyperlink w:history="1" r:id="rIdhftpg8wycvu1mrfcrpvlk">
+            <w:hyperlink w:history="1" r:id="rIdjdx2udb0sjvfyjzbbg3eb">
               <w:r>
                 <w:rPr>
                   <w:rFonts w:ascii="Arial" w:cs="Arial" w:eastAsia="Arial" w:hAnsi="Arial"/>
@@ -9647,7 +9936,7 @@
             <w:pPr>
               <w:spacing w:after="20" w:before="0"/>
             </w:pPr>
-            <w:hyperlink w:history="1" r:id="rIdnfkfmm8g17gteewq0zdsa">
+            <w:hyperlink w:history="1" r:id="rIdlulw8pj9yqsrr4lxv75iz">
               <w:r>
                 <w:rPr>
                   <w:rFonts w:ascii="Arial" w:cs="Arial" w:eastAsia="Arial" w:hAnsi="Arial"/>
@@ -9680,7 +9969,7 @@
               <w:spacing w:after="10" w:before="0"/>
               <w:ind w:left="120"/>
             </w:pPr>
-            <w:hyperlink w:history="1" r:id="rIdfu5d15totxn_pwfejwfir">
+            <w:hyperlink w:history="1" r:id="rId8vmzttheftucmjytlyjcg">
               <w:r>
                 <w:rPr>
                   <w:rFonts w:ascii="Arial" w:cs="Arial" w:eastAsia="Arial" w:hAnsi="Arial"/>
@@ -9725,7 +10014,7 @@
             <w:pPr>
               <w:spacing w:after="20" w:before="0"/>
             </w:pPr>
-            <w:hyperlink w:history="1" r:id="rIdcyigcq-h-f0r3vcrbe3dc">
+            <w:hyperlink w:history="1" r:id="rId5atxgcadgaqomdnxvnanh">
               <w:r>
                 <w:rPr>
                   <w:rFonts w:ascii="Arial" w:cs="Arial" w:eastAsia="Arial" w:hAnsi="Arial"/>
@@ -9758,7 +10047,7 @@
               <w:spacing w:after="10" w:before="0"/>
               <w:ind w:left="120"/>
             </w:pPr>
-            <w:hyperlink w:history="1" r:id="rIdpx2qy0fhslcsanj1xq_gh">
+            <w:hyperlink w:history="1" r:id="rIdktgyiw5jcg0ls24jspni3">
               <w:r>
                 <w:rPr>
                   <w:rFonts w:ascii="Arial" w:cs="Arial" w:eastAsia="Arial" w:hAnsi="Arial"/>
@@ -9953,7 +10242,7 @@
             <w:pPr>
               <w:spacing w:after="20" w:before="0"/>
             </w:pPr>
-            <w:hyperlink w:history="1" r:id="rIdhxqeyrupnrbd-xl-2kb14">
+            <w:hyperlink w:history="1" r:id="rIdnkif-nwvvyhl9ptzonw-r">
               <w:r>
                 <w:rPr>
                   <w:rFonts w:ascii="Arial" w:cs="Arial" w:eastAsia="Arial" w:hAnsi="Arial"/>
@@ -9986,7 +10275,7 @@
               <w:spacing w:after="10" w:before="0"/>
               <w:ind w:left="120"/>
             </w:pPr>
-            <w:hyperlink w:history="1" r:id="rIdcaahv3hmhseze9r8mygsl">
+            <w:hyperlink w:history="1" r:id="rIdfnngpeuaujyc3a-hgffhv">
               <w:r>
                 <w:rPr>
                   <w:rFonts w:ascii="Arial" w:cs="Arial" w:eastAsia="Arial" w:hAnsi="Arial"/>
@@ -10031,7 +10320,7 @@
             <w:pPr>
               <w:spacing w:after="20" w:before="0"/>
             </w:pPr>
-            <w:hyperlink w:history="1" r:id="rIdf8a6crp4fr5vewmhjfhhx">
+            <w:hyperlink w:history="1" r:id="rIdvoivwslc65xwz0kunycdn">
               <w:r>
                 <w:rPr>
                   <w:rFonts w:ascii="Arial" w:cs="Arial" w:eastAsia="Arial" w:hAnsi="Arial"/>
@@ -10064,7 +10353,7 @@
               <w:spacing w:after="10" w:before="0"/>
               <w:ind w:left="120"/>
             </w:pPr>
-            <w:hyperlink w:history="1" r:id="rIdprkvt-kn_u2uj0fpkybl_">
+            <w:hyperlink w:history="1" r:id="rIdb2aefzrjivjgq9ruuyuel">
               <w:r>
                 <w:rPr>
                   <w:rFonts w:ascii="Arial" w:cs="Arial" w:eastAsia="Arial" w:hAnsi="Arial"/>
@@ -10259,7 +10548,7 @@
             <w:pPr>
               <w:spacing w:after="20" w:before="0"/>
             </w:pPr>
-            <w:hyperlink w:history="1" r:id="rIdn8njb6sh4d0icgrnbsc1_">
+            <w:hyperlink w:history="1" r:id="rIdzdtrebob56qrjucy3toff">
               <w:r>
                 <w:rPr>
                   <w:rFonts w:ascii="Arial" w:cs="Arial" w:eastAsia="Arial" w:hAnsi="Arial"/>
@@ -10292,7 +10581,7 @@
               <w:spacing w:after="10" w:before="0"/>
               <w:ind w:left="120"/>
             </w:pPr>
-            <w:hyperlink w:history="1" r:id="rIdgplfzh0u8ozwxdcs7hasv">
+            <w:hyperlink w:history="1" r:id="rIdl6qugxl9_qmkrpcwby1s6">
               <w:r>
                 <w:rPr>
                   <w:rFonts w:ascii="Arial" w:cs="Arial" w:eastAsia="Arial" w:hAnsi="Arial"/>
@@ -10337,7 +10626,7 @@
             <w:pPr>
               <w:spacing w:after="20" w:before="0"/>
             </w:pPr>
-            <w:hyperlink w:history="1" r:id="rId1jn78qypj8bhfwwalfyo0">
+            <w:hyperlink w:history="1" r:id="rId9v7h4gjpu5jfj5ulhbteu">
               <w:r>
                 <w:rPr>
                   <w:rFonts w:ascii="Arial" w:cs="Arial" w:eastAsia="Arial" w:hAnsi="Arial"/>
@@ -10370,7 +10659,7 @@
               <w:spacing w:after="10" w:before="0"/>
               <w:ind w:left="120"/>
             </w:pPr>
-            <w:hyperlink w:history="1" r:id="rIdfrxlzbz2ryh9_yqlsefbx">
+            <w:hyperlink w:history="1" r:id="rIdlyi5y57gdhvaicju8kq7u">
               <w:r>
                 <w:rPr>
                   <w:rFonts w:ascii="Arial" w:cs="Arial" w:eastAsia="Arial" w:hAnsi="Arial"/>
@@ -10866,6 +11155,65 @@
         </w:tc>
       </w:tr>
     </w:tbl>
+    <w:p>
+      <w:pPr>
+        <w:pBdr>
+          <w:top w:val="single" w:color="BBBBBB" w:sz="4" w:space="4"/>
+        </w:pBdr>
+        <w:spacing w:after="0" w:before="160"/>
+      </w:pPr>
+      <w:r>
+        <w:rPr>
+          <w:rFonts w:ascii="Arial" w:cs="Arial" w:eastAsia="Arial" w:hAnsi="Arial"/>
+          <w:color w:val="666666"/>
+          <w:sz w:val="14"/>
+          <w:szCs w:val="14"/>
+        </w:rPr>
+        <w:t xml:space="preserve">© 2026 SeaVuria and ARES. Aligned with KICD objectives. Developed by SeaVuria; technical implementation by ARES (with AI assistance from Claude). Licensed under </w:t>
+      </w:r>
+      <w:hyperlink w:history="1" r:id="rIddyhhayskzvo2jy9s8fy2h">
+        <w:r>
+          <w:rPr>
+            <w:rFonts w:ascii="Arial" w:cs="Arial" w:eastAsia="Arial" w:hAnsi="Arial"/>
+            <w:color w:val="1F6B75"/>
+            <w:sz w:val="14"/>
+            <w:szCs w:val="14"/>
+            <w:u w:val="single" w:color="1F6B75"/>
+          </w:rPr>
+          <w:t xml:space="preserve">CC BY-NC 4.0</w:t>
+        </w:r>
+      </w:hyperlink>
+      <w:r>
+        <w:rPr>
+          <w:rFonts w:ascii="Arial" w:cs="Arial" w:eastAsia="Arial" w:hAnsi="Arial"/>
+          <w:color w:val="666666"/>
+          <w:sz w:val="14"/>
+          <w:szCs w:val="14"/>
+        </w:rPr>
+        <w:t xml:space="preserve"> (</w:t>
+      </w:r>
+      <w:hyperlink w:history="1" r:id="rIdv7ivufijvrfrhghahpisw">
+        <w:r>
+          <w:rPr>
+            <w:rFonts w:ascii="Arial" w:cs="Arial" w:eastAsia="Arial" w:hAnsi="Arial"/>
+            <w:color w:val="1F6B75"/>
+            <w:sz w:val="14"/>
+            <w:szCs w:val="14"/>
+            <w:u w:val="single" w:color="1F6B75"/>
+          </w:rPr>
+          <w:t xml:space="preserve">https://creativecommons.org/licenses/by-nc/4.0/</w:t>
+        </w:r>
+      </w:hyperlink>
+      <w:r>
+        <w:rPr>
+          <w:rFonts w:ascii="Arial" w:cs="Arial" w:eastAsia="Arial" w:hAnsi="Arial"/>
+          <w:color w:val="666666"/>
+          <w:sz w:val="14"/>
+          <w:szCs w:val="14"/>
+        </w:rPr>
+        <w:t xml:space="preserve">).</w:t>
+      </w:r>
+    </w:p>
     <w:p>
       <w:r>
         <w:br w:type="page"/>
@@ -11858,7 +12206,7 @@
             <w:pPr>
               <w:spacing w:after="20" w:before="0"/>
             </w:pPr>
-            <w:hyperlink w:history="1" r:id="rId0-g6ilukeonpnm5qf-x4k">
+            <w:hyperlink w:history="1" r:id="rIddntxh5lu-fivqger134qi">
               <w:r>
                 <w:rPr>
                   <w:rFonts w:ascii="Arial" w:cs="Arial" w:eastAsia="Arial" w:hAnsi="Arial"/>
@@ -11891,7 +12239,7 @@
               <w:spacing w:after="10" w:before="0"/>
               <w:ind w:left="120"/>
             </w:pPr>
-            <w:hyperlink w:history="1" r:id="rIdtqwa8imetetk6wp3qywzt">
+            <w:hyperlink w:history="1" r:id="rIdy0d-rpcygwih97veegg0w">
               <w:r>
                 <w:rPr>
                   <w:rFonts w:ascii="Arial" w:cs="Arial" w:eastAsia="Arial" w:hAnsi="Arial"/>
@@ -11936,7 +12284,7 @@
             <w:pPr>
               <w:spacing w:after="20" w:before="0"/>
             </w:pPr>
-            <w:hyperlink w:history="1" r:id="rIdqe5z1rtpkm_zjebiguoyt">
+            <w:hyperlink w:history="1" r:id="rIdlzxp9dxqa2urperjy51fo">
               <w:r>
                 <w:rPr>
                   <w:rFonts w:ascii="Arial" w:cs="Arial" w:eastAsia="Arial" w:hAnsi="Arial"/>
@@ -11969,7 +12317,7 @@
               <w:spacing w:after="10" w:before="0"/>
               <w:ind w:left="120"/>
             </w:pPr>
-            <w:hyperlink w:history="1" r:id="rIdsjtwv0h7qg0zgchpqelzs">
+            <w:hyperlink w:history="1" r:id="rIdhbfaoextxt5xfy-aw7ytk">
               <w:r>
                 <w:rPr>
                   <w:rFonts w:ascii="Arial" w:cs="Arial" w:eastAsia="Arial" w:hAnsi="Arial"/>
@@ -12164,7 +12512,7 @@
             <w:pPr>
               <w:spacing w:after="20" w:before="0"/>
             </w:pPr>
-            <w:hyperlink w:history="1" r:id="rIdpaku6965n-w5jogvhmhs8">
+            <w:hyperlink w:history="1" r:id="rIdjm3qmpc5sf-bjgoz3a5tk">
               <w:r>
                 <w:rPr>
                   <w:rFonts w:ascii="Arial" w:cs="Arial" w:eastAsia="Arial" w:hAnsi="Arial"/>
@@ -12197,7 +12545,7 @@
               <w:spacing w:after="10" w:before="0"/>
               <w:ind w:left="120"/>
             </w:pPr>
-            <w:hyperlink w:history="1" r:id="rIdevofrkhs2orcgutqnwpk-">
+            <w:hyperlink w:history="1" r:id="rId49vceh5sns9ilcci2onda">
               <w:r>
                 <w:rPr>
                   <w:rFonts w:ascii="Arial" w:cs="Arial" w:eastAsia="Arial" w:hAnsi="Arial"/>
@@ -12242,7 +12590,7 @@
             <w:pPr>
               <w:spacing w:after="20" w:before="0"/>
             </w:pPr>
-            <w:hyperlink w:history="1" r:id="rIdjqlz5cvebvcijnes_irpf">
+            <w:hyperlink w:history="1" r:id="rIdmre9_ujqc4wbzookmwtcj">
               <w:r>
                 <w:rPr>
                   <w:rFonts w:ascii="Arial" w:cs="Arial" w:eastAsia="Arial" w:hAnsi="Arial"/>
@@ -12275,7 +12623,7 @@
               <w:spacing w:after="10" w:before="0"/>
               <w:ind w:left="120"/>
             </w:pPr>
-            <w:hyperlink w:history="1" r:id="rIdcdu966dfmeam8zgibl991">
+            <w:hyperlink w:history="1" r:id="rIdatbd8asfquplz5tymqwaq">
               <w:r>
                 <w:rPr>
                   <w:rFonts w:ascii="Arial" w:cs="Arial" w:eastAsia="Arial" w:hAnsi="Arial"/>
@@ -12470,7 +12818,7 @@
             <w:pPr>
               <w:spacing w:after="20" w:before="0"/>
             </w:pPr>
-            <w:hyperlink w:history="1" r:id="rIdvhp41uopkihevehfor4vb">
+            <w:hyperlink w:history="1" r:id="rIdgzol5xoaevmk7nqaguasx">
               <w:r>
                 <w:rPr>
                   <w:rFonts w:ascii="Arial" w:cs="Arial" w:eastAsia="Arial" w:hAnsi="Arial"/>
@@ -12503,7 +12851,7 @@
               <w:spacing w:after="10" w:before="0"/>
               <w:ind w:left="120"/>
             </w:pPr>
-            <w:hyperlink w:history="1" r:id="rIdwvh_ey2phfhnopvc40m-u">
+            <w:hyperlink w:history="1" r:id="rIdidrteqsv0li3fjsrxbq10">
               <w:r>
                 <w:rPr>
                   <w:rFonts w:ascii="Arial" w:cs="Arial" w:eastAsia="Arial" w:hAnsi="Arial"/>
@@ -12548,7 +12896,7 @@
             <w:pPr>
               <w:spacing w:after="20" w:before="0"/>
             </w:pPr>
-            <w:hyperlink w:history="1" r:id="rIdacgeflq5iatdiuwte7ob5">
+            <w:hyperlink w:history="1" r:id="rIdog7r1nrrw41yybs8xgvpn">
               <w:r>
                 <w:rPr>
                   <w:rFonts w:ascii="Arial" w:cs="Arial" w:eastAsia="Arial" w:hAnsi="Arial"/>
@@ -12581,7 +12929,7 @@
               <w:spacing w:after="10" w:before="0"/>
               <w:ind w:left="120"/>
             </w:pPr>
-            <w:hyperlink w:history="1" r:id="rIdklk08ccdahefcsbvpbrgx">
+            <w:hyperlink w:history="1" r:id="rIdph1g-psdjrhe5pt48spis">
               <w:r>
                 <w:rPr>
                   <w:rFonts w:ascii="Arial" w:cs="Arial" w:eastAsia="Arial" w:hAnsi="Arial"/>
@@ -12776,7 +13124,7 @@
             <w:pPr>
               <w:spacing w:after="20" w:before="0"/>
             </w:pPr>
-            <w:hyperlink w:history="1" r:id="rIdf7jbgbg5nybcgyrchwmav">
+            <w:hyperlink w:history="1" r:id="rIdkhqp64mvlqvgbonipll9x">
               <w:r>
                 <w:rPr>
                   <w:rFonts w:ascii="Arial" w:cs="Arial" w:eastAsia="Arial" w:hAnsi="Arial"/>
@@ -12809,7 +13157,7 @@
               <w:spacing w:after="10" w:before="0"/>
               <w:ind w:left="120"/>
             </w:pPr>
-            <w:hyperlink w:history="1" r:id="rIdcqmi3bky6aonpbru214uu">
+            <w:hyperlink w:history="1" r:id="rId397rybtighrsa_dph8tmj">
               <w:r>
                 <w:rPr>
                   <w:rFonts w:ascii="Arial" w:cs="Arial" w:eastAsia="Arial" w:hAnsi="Arial"/>
@@ -12854,7 +13202,7 @@
             <w:pPr>
               <w:spacing w:after="20" w:before="0"/>
             </w:pPr>
-            <w:hyperlink w:history="1" r:id="rIdccvzmw55s8wxkxcsbi-fx">
+            <w:hyperlink w:history="1" r:id="rIdxqfyjwen_bvxax7t1anaj">
               <w:r>
                 <w:rPr>
                   <w:rFonts w:ascii="Arial" w:cs="Arial" w:eastAsia="Arial" w:hAnsi="Arial"/>
@@ -12887,7 +13235,7 @@
               <w:spacing w:after="10" w:before="0"/>
               <w:ind w:left="120"/>
             </w:pPr>
-            <w:hyperlink w:history="1" r:id="rIdq9ck73g47t89nxjcses6f">
+            <w:hyperlink w:history="1" r:id="rId5get0tuelr_gp68lb6c_i">
               <w:r>
                 <w:rPr>
                   <w:rFonts w:ascii="Arial" w:cs="Arial" w:eastAsia="Arial" w:hAnsi="Arial"/>
@@ -13082,7 +13430,7 @@
             <w:pPr>
               <w:spacing w:after="20" w:before="0"/>
             </w:pPr>
-            <w:hyperlink w:history="1" r:id="rId2usr6ohe2u48mnggxetx9">
+            <w:hyperlink w:history="1" r:id="rIdrsek7gphbcla4zx5pfb-_">
               <w:r>
                 <w:rPr>
                   <w:rFonts w:ascii="Arial" w:cs="Arial" w:eastAsia="Arial" w:hAnsi="Arial"/>
@@ -13115,7 +13463,7 @@
               <w:spacing w:after="10" w:before="0"/>
               <w:ind w:left="120"/>
             </w:pPr>
-            <w:hyperlink w:history="1" r:id="rIdneqwmkm_fisrrs1bogktu">
+            <w:hyperlink w:history="1" r:id="rIdtbd2c_qs9qozhn3ht35cd">
               <w:r>
                 <w:rPr>
                   <w:rFonts w:ascii="Arial" w:cs="Arial" w:eastAsia="Arial" w:hAnsi="Arial"/>
@@ -13160,7 +13508,7 @@
             <w:pPr>
               <w:spacing w:after="20" w:before="0"/>
             </w:pPr>
-            <w:hyperlink w:history="1" r:id="rIdysy63mamiudnqbajs65nj">
+            <w:hyperlink w:history="1" r:id="rId0zrzegpslxfjysmwohcud">
               <w:r>
                 <w:rPr>
                   <w:rFonts w:ascii="Arial" w:cs="Arial" w:eastAsia="Arial" w:hAnsi="Arial"/>
@@ -13193,7 +13541,7 @@
               <w:spacing w:after="10" w:before="0"/>
               <w:ind w:left="120"/>
             </w:pPr>
-            <w:hyperlink w:history="1" r:id="rIdpvjqo3t4r-3xrzsunzmih">
+            <w:hyperlink w:history="1" r:id="rIdbb16xouhyuea0pptnmwho">
               <w:r>
                 <w:rPr>
                   <w:rFonts w:ascii="Arial" w:cs="Arial" w:eastAsia="Arial" w:hAnsi="Arial"/>
@@ -13689,6 +14037,65 @@
         </w:tc>
       </w:tr>
     </w:tbl>
+    <w:p>
+      <w:pPr>
+        <w:pBdr>
+          <w:top w:val="single" w:color="BBBBBB" w:sz="4" w:space="4"/>
+        </w:pBdr>
+        <w:spacing w:after="0" w:before="160"/>
+      </w:pPr>
+      <w:r>
+        <w:rPr>
+          <w:rFonts w:ascii="Arial" w:cs="Arial" w:eastAsia="Arial" w:hAnsi="Arial"/>
+          <w:color w:val="666666"/>
+          <w:sz w:val="14"/>
+          <w:szCs w:val="14"/>
+        </w:rPr>
+        <w:t xml:space="preserve">© 2026 SeaVuria and ARES. Aligned with KICD objectives. Developed by SeaVuria; technical implementation by ARES (with AI assistance from Claude). Licensed under </w:t>
+      </w:r>
+      <w:hyperlink w:history="1" r:id="rIdvxth4qx5fmqv_aieimm_q">
+        <w:r>
+          <w:rPr>
+            <w:rFonts w:ascii="Arial" w:cs="Arial" w:eastAsia="Arial" w:hAnsi="Arial"/>
+            <w:color w:val="1F6B75"/>
+            <w:sz w:val="14"/>
+            <w:szCs w:val="14"/>
+            <w:u w:val="single" w:color="1F6B75"/>
+          </w:rPr>
+          <w:t xml:space="preserve">CC BY-NC 4.0</w:t>
+        </w:r>
+      </w:hyperlink>
+      <w:r>
+        <w:rPr>
+          <w:rFonts w:ascii="Arial" w:cs="Arial" w:eastAsia="Arial" w:hAnsi="Arial"/>
+          <w:color w:val="666666"/>
+          <w:sz w:val="14"/>
+          <w:szCs w:val="14"/>
+        </w:rPr>
+        <w:t xml:space="preserve"> (</w:t>
+      </w:r>
+      <w:hyperlink w:history="1" r:id="rIdvmyggzpza44yhqbahvk2z">
+        <w:r>
+          <w:rPr>
+            <w:rFonts w:ascii="Arial" w:cs="Arial" w:eastAsia="Arial" w:hAnsi="Arial"/>
+            <w:color w:val="1F6B75"/>
+            <w:sz w:val="14"/>
+            <w:szCs w:val="14"/>
+            <w:u w:val="single" w:color="1F6B75"/>
+          </w:rPr>
+          <w:t xml:space="preserve">https://creativecommons.org/licenses/by-nc/4.0/</w:t>
+        </w:r>
+      </w:hyperlink>
+      <w:r>
+        <w:rPr>
+          <w:rFonts w:ascii="Arial" w:cs="Arial" w:eastAsia="Arial" w:hAnsi="Arial"/>
+          <w:color w:val="666666"/>
+          <w:sz w:val="14"/>
+          <w:szCs w:val="14"/>
+        </w:rPr>
+        <w:t xml:space="preserve">).</w:t>
+      </w:r>
+    </w:p>
     <w:p>
       <w:r>
         <w:br w:type="page"/>
@@ -14680,7 +15087,7 @@
             <w:pPr>
               <w:spacing w:after="20" w:before="0"/>
             </w:pPr>
-            <w:hyperlink w:history="1" r:id="rId6ats0valztevei1u3eo_n">
+            <w:hyperlink w:history="1" r:id="rId-jvzfoynidacrq_8hu3nl">
               <w:r>
                 <w:rPr>
                   <w:rFonts w:ascii="Arial" w:cs="Arial" w:eastAsia="Arial" w:hAnsi="Arial"/>
@@ -14713,7 +15120,7 @@
               <w:spacing w:after="10" w:before="0"/>
               <w:ind w:left="120"/>
             </w:pPr>
-            <w:hyperlink w:history="1" r:id="rIdn2ldcgmy0daxg-tyhqo5q">
+            <w:hyperlink w:history="1" r:id="rId6hjttb9dosqyflk1gvhqc">
               <w:r>
                 <w:rPr>
                   <w:rFonts w:ascii="Arial" w:cs="Arial" w:eastAsia="Arial" w:hAnsi="Arial"/>
@@ -14775,7 +15182,7 @@
               <w:spacing w:after="10" w:before="0"/>
               <w:ind w:left="120"/>
             </w:pPr>
-            <w:hyperlink w:history="1" r:id="rIdfc8h7i58x6zndxlpwsys2">
+            <w:hyperlink w:history="1" r:id="rId4d14ts4-pwjvcv88_tpy8">
               <w:r>
                 <w:rPr>
                   <w:rFonts w:ascii="Arial" w:cs="Arial" w:eastAsia="Arial" w:hAnsi="Arial"/>
@@ -14985,7 +15392,7 @@
             <w:pPr>
               <w:spacing w:after="20" w:before="0"/>
             </w:pPr>
-            <w:hyperlink w:history="1" r:id="rId1nuxpczmfpfshfzdnokzm">
+            <w:hyperlink w:history="1" r:id="rIduulx6v72mk_p9wymvsjro">
               <w:r>
                 <w:rPr>
                   <w:rFonts w:ascii="Arial" w:cs="Arial" w:eastAsia="Arial" w:hAnsi="Arial"/>
@@ -15018,7 +15425,7 @@
               <w:spacing w:after="10" w:before="0"/>
               <w:ind w:left="120"/>
             </w:pPr>
-            <w:hyperlink w:history="1" r:id="rIdj9a7_kvmh3-w3rzkzn8rr">
+            <w:hyperlink w:history="1" r:id="rIdiqlf4uxdcivsbws6y9fkk">
               <w:r>
                 <w:rPr>
                   <w:rFonts w:ascii="Arial" w:cs="Arial" w:eastAsia="Arial" w:hAnsi="Arial"/>
@@ -15080,7 +15487,7 @@
               <w:spacing w:after="10" w:before="0"/>
               <w:ind w:left="120"/>
             </w:pPr>
-            <w:hyperlink w:history="1" r:id="rIdrnf5uc01wzgfbe_nrnty9">
+            <w:hyperlink w:history="1" r:id="rIdr96tij8wkp7buvsse-wht">
               <w:r>
                 <w:rPr>
                   <w:rFonts w:ascii="Arial" w:cs="Arial" w:eastAsia="Arial" w:hAnsi="Arial"/>
@@ -15328,7 +15735,7 @@
             <w:pPr>
               <w:spacing w:after="20" w:before="0"/>
             </w:pPr>
-            <w:hyperlink w:history="1" r:id="rIdxmphtywaqdl_pkkmga8jn">
+            <w:hyperlink w:history="1" r:id="rId3mkjfthr_td7mbfr83jha">
               <w:r>
                 <w:rPr>
                   <w:rFonts w:ascii="Arial" w:cs="Arial" w:eastAsia="Arial" w:hAnsi="Arial"/>
@@ -15361,7 +15768,7 @@
               <w:spacing w:after="10" w:before="0"/>
               <w:ind w:left="120"/>
             </w:pPr>
-            <w:hyperlink w:history="1" r:id="rId9kbibvf86zqvlajdutxau">
+            <w:hyperlink w:history="1" r:id="rIdut6rs8bax_8ccep7xdjom">
               <w:r>
                 <w:rPr>
                   <w:rFonts w:ascii="Arial" w:cs="Arial" w:eastAsia="Arial" w:hAnsi="Arial"/>
@@ -15423,7 +15830,7 @@
               <w:spacing w:after="10" w:before="0"/>
               <w:ind w:left="120"/>
             </w:pPr>
-            <w:hyperlink w:history="1" r:id="rIdpgmzmwgwxljpn7-xh7jso">
+            <w:hyperlink w:history="1" r:id="rIdrsqfssd7sfg33e0405t9v">
               <w:r>
                 <w:rPr>
                   <w:rFonts w:ascii="Arial" w:cs="Arial" w:eastAsia="Arial" w:hAnsi="Arial"/>
@@ -15633,7 +16040,7 @@
             <w:pPr>
               <w:spacing w:after="20" w:before="0"/>
             </w:pPr>
-            <w:hyperlink w:history="1" r:id="rIddxcrn880syfylgpv_2bba">
+            <w:hyperlink w:history="1" r:id="rId88biz9ssnwhoja_21f2tn">
               <w:r>
                 <w:rPr>
                   <w:rFonts w:ascii="Arial" w:cs="Arial" w:eastAsia="Arial" w:hAnsi="Arial"/>
@@ -15666,7 +16073,7 @@
               <w:spacing w:after="10" w:before="0"/>
               <w:ind w:left="120"/>
             </w:pPr>
-            <w:hyperlink w:history="1" r:id="rIdzl-yvjzyayabytkltofjs">
+            <w:hyperlink w:history="1" r:id="rIdrojzqk9oz3d2ha55pe2wj">
               <w:r>
                 <w:rPr>
                   <w:rFonts w:ascii="Arial" w:cs="Arial" w:eastAsia="Arial" w:hAnsi="Arial"/>
@@ -15728,7 +16135,7 @@
               <w:spacing w:after="10" w:before="0"/>
               <w:ind w:left="120"/>
             </w:pPr>
-            <w:hyperlink w:history="1" r:id="rIdpvao01730vcg2ztirwc3y">
+            <w:hyperlink w:history="1" r:id="rIdkc4mrr8lgwxxgoxpvogic">
               <w:r>
                 <w:rPr>
                   <w:rFonts w:ascii="Arial" w:cs="Arial" w:eastAsia="Arial" w:hAnsi="Arial"/>
@@ -15938,7 +16345,7 @@
             <w:pPr>
               <w:spacing w:after="20" w:before="0"/>
             </w:pPr>
-            <w:hyperlink w:history="1" r:id="rIdxxb_vdfxkvjmm1ekwxf4q">
+            <w:hyperlink w:history="1" r:id="rIdwzky_tx9dhifoyt0kwqmb">
               <w:r>
                 <w:rPr>
                   <w:rFonts w:ascii="Arial" w:cs="Arial" w:eastAsia="Arial" w:hAnsi="Arial"/>
@@ -15971,7 +16378,7 @@
               <w:spacing w:after="10" w:before="0"/>
               <w:ind w:left="120"/>
             </w:pPr>
-            <w:hyperlink w:history="1" r:id="rIdeqrkluu7g69cs4l6vgtkt">
+            <w:hyperlink w:history="1" r:id="rIdnugi7nmaanxj4zcj5jcwr">
               <w:r>
                 <w:rPr>
                   <w:rFonts w:ascii="Arial" w:cs="Arial" w:eastAsia="Arial" w:hAnsi="Arial"/>
@@ -16033,7 +16440,7 @@
               <w:spacing w:after="10" w:before="0"/>
               <w:ind w:left="120"/>
             </w:pPr>
-            <w:hyperlink w:history="1" r:id="rIdwqwlzjm6vwx9mqn-yfi73">
+            <w:hyperlink w:history="1" r:id="rIdbnrefuv44bgqvnagauhdz">
               <w:r>
                 <w:rPr>
                   <w:rFonts w:ascii="Arial" w:cs="Arial" w:eastAsia="Arial" w:hAnsi="Arial"/>
@@ -16639,6 +17046,65 @@
         </w:tc>
       </w:tr>
     </w:tbl>
+    <w:p>
+      <w:pPr>
+        <w:pBdr>
+          <w:top w:val="single" w:color="BBBBBB" w:sz="4" w:space="4"/>
+        </w:pBdr>
+        <w:spacing w:after="0" w:before="160"/>
+      </w:pPr>
+      <w:r>
+        <w:rPr>
+          <w:rFonts w:ascii="Arial" w:cs="Arial" w:eastAsia="Arial" w:hAnsi="Arial"/>
+          <w:color w:val="666666"/>
+          <w:sz w:val="14"/>
+          <w:szCs w:val="14"/>
+        </w:rPr>
+        <w:t xml:space="preserve">© 2026 SeaVuria and ARES. Aligned with KICD objectives. Developed by SeaVuria; technical implementation by ARES (with AI assistance from Claude). Licensed under </w:t>
+      </w:r>
+      <w:hyperlink w:history="1" r:id="rIdiu1uskqidkak2ctw89bmb">
+        <w:r>
+          <w:rPr>
+            <w:rFonts w:ascii="Arial" w:cs="Arial" w:eastAsia="Arial" w:hAnsi="Arial"/>
+            <w:color w:val="1F6B75"/>
+            <w:sz w:val="14"/>
+            <w:szCs w:val="14"/>
+            <w:u w:val="single" w:color="1F6B75"/>
+          </w:rPr>
+          <w:t xml:space="preserve">CC BY-NC 4.0</w:t>
+        </w:r>
+      </w:hyperlink>
+      <w:r>
+        <w:rPr>
+          <w:rFonts w:ascii="Arial" w:cs="Arial" w:eastAsia="Arial" w:hAnsi="Arial"/>
+          <w:color w:val="666666"/>
+          <w:sz w:val="14"/>
+          <w:szCs w:val="14"/>
+        </w:rPr>
+        <w:t xml:space="preserve"> (</w:t>
+      </w:r>
+      <w:hyperlink w:history="1" r:id="rIdhqred0r786vntrdq4_0id">
+        <w:r>
+          <w:rPr>
+            <w:rFonts w:ascii="Arial" w:cs="Arial" w:eastAsia="Arial" w:hAnsi="Arial"/>
+            <w:color w:val="1F6B75"/>
+            <w:sz w:val="14"/>
+            <w:szCs w:val="14"/>
+            <w:u w:val="single" w:color="1F6B75"/>
+          </w:rPr>
+          <w:t xml:space="preserve">https://creativecommons.org/licenses/by-nc/4.0/</w:t>
+        </w:r>
+      </w:hyperlink>
+      <w:r>
+        <w:rPr>
+          <w:rFonts w:ascii="Arial" w:cs="Arial" w:eastAsia="Arial" w:hAnsi="Arial"/>
+          <w:color w:val="666666"/>
+          <w:sz w:val="14"/>
+          <w:szCs w:val="14"/>
+        </w:rPr>
+        <w:t xml:space="preserve">).</w:t>
+      </w:r>
+    </w:p>
     <w:p>
       <w:r>
         <w:br w:type="page"/>
@@ -17630,7 +18096,7 @@
             <w:pPr>
               <w:spacing w:after="20" w:before="0"/>
             </w:pPr>
-            <w:hyperlink w:history="1" r:id="rIdelv9iugfou9spxixiis1y">
+            <w:hyperlink w:history="1" r:id="rIdrqsy7a7ypllm9uyjevpzl">
               <w:r>
                 <w:rPr>
                   <w:rFonts w:ascii="Arial" w:cs="Arial" w:eastAsia="Arial" w:hAnsi="Arial"/>
@@ -17663,7 +18129,7 @@
               <w:spacing w:after="10" w:before="0"/>
               <w:ind w:left="120"/>
             </w:pPr>
-            <w:hyperlink w:history="1" r:id="rIdlfbocfahoc4bqx0j3acn1">
+            <w:hyperlink w:history="1" r:id="rIdhelpdbyt4di3chqtyzf87">
               <w:r>
                 <w:rPr>
                   <w:rFonts w:ascii="Arial" w:cs="Arial" w:eastAsia="Arial" w:hAnsi="Arial"/>
@@ -17708,7 +18174,7 @@
             <w:pPr>
               <w:spacing w:after="20" w:before="0"/>
             </w:pPr>
-            <w:hyperlink w:history="1" r:id="rIdcvtpsljz_0zekiojxck_l">
+            <w:hyperlink w:history="1" r:id="rIdbphznmiokj9rbfencumkk">
               <w:r>
                 <w:rPr>
                   <w:rFonts w:ascii="Arial" w:cs="Arial" w:eastAsia="Arial" w:hAnsi="Arial"/>
@@ -17741,7 +18207,7 @@
               <w:spacing w:after="10" w:before="0"/>
               <w:ind w:left="120"/>
             </w:pPr>
-            <w:hyperlink w:history="1" r:id="rIdou6t-x_w2r0-ad1__bant">
+            <w:hyperlink w:history="1" r:id="rIdguyxafvaq9zrnobnksez2">
               <w:r>
                 <w:rPr>
                   <w:rFonts w:ascii="Arial" w:cs="Arial" w:eastAsia="Arial" w:hAnsi="Arial"/>
@@ -17936,7 +18402,7 @@
             <w:pPr>
               <w:spacing w:after="20" w:before="0"/>
             </w:pPr>
-            <w:hyperlink w:history="1" r:id="rIdm7rbv9fdhpizsgh_5mxbm">
+            <w:hyperlink w:history="1" r:id="rIdtnrug7anfcoutq0nwh2dt">
               <w:r>
                 <w:rPr>
                   <w:rFonts w:ascii="Arial" w:cs="Arial" w:eastAsia="Arial" w:hAnsi="Arial"/>
@@ -17969,7 +18435,7 @@
               <w:spacing w:after="10" w:before="0"/>
               <w:ind w:left="120"/>
             </w:pPr>
-            <w:hyperlink w:history="1" r:id="rIdjn_t5yme6r7x77jc35pyo">
+            <w:hyperlink w:history="1" r:id="rIdt9b8ww-nazn4gbq0popdl">
               <w:r>
                 <w:rPr>
                   <w:rFonts w:ascii="Arial" w:cs="Arial" w:eastAsia="Arial" w:hAnsi="Arial"/>
@@ -18014,7 +18480,7 @@
             <w:pPr>
               <w:spacing w:after="20" w:before="0"/>
             </w:pPr>
-            <w:hyperlink w:history="1" r:id="rId6fnkc7goo0n43gwxiwp1-">
+            <w:hyperlink w:history="1" r:id="rIdgred0qlpmqhfh4dhzmvdj">
               <w:r>
                 <w:rPr>
                   <w:rFonts w:ascii="Arial" w:cs="Arial" w:eastAsia="Arial" w:hAnsi="Arial"/>
@@ -18047,7 +18513,7 @@
               <w:spacing w:after="10" w:before="0"/>
               <w:ind w:left="120"/>
             </w:pPr>
-            <w:hyperlink w:history="1" r:id="rIdv3f8zzhfhqag2qlwhimou">
+            <w:hyperlink w:history="1" r:id="rIdw6xaouypslnxehvmcyipb">
               <w:r>
                 <w:rPr>
                   <w:rFonts w:ascii="Arial" w:cs="Arial" w:eastAsia="Arial" w:hAnsi="Arial"/>
@@ -18470,7 +18936,7 @@
             <w:pPr>
               <w:spacing w:after="20" w:before="0"/>
             </w:pPr>
-            <w:hyperlink w:history="1" r:id="rId0n0onfg2op-rag1dmjxg1">
+            <w:hyperlink w:history="1" r:id="rId91zqdg8n8tcbtgdku_gp4">
               <w:r>
                 <w:rPr>
                   <w:rFonts w:ascii="Arial" w:cs="Arial" w:eastAsia="Arial" w:hAnsi="Arial"/>
@@ -18503,7 +18969,7 @@
               <w:spacing w:after="10" w:before="0"/>
               <w:ind w:left="120"/>
             </w:pPr>
-            <w:hyperlink w:history="1" r:id="rIdwkwvbevlkncfcyy865ozf">
+            <w:hyperlink w:history="1" r:id="rIdjyqolsfvelpmlqkdzfmhd">
               <w:r>
                 <w:rPr>
                   <w:rFonts w:ascii="Arial" w:cs="Arial" w:eastAsia="Arial" w:hAnsi="Arial"/>
@@ -18548,7 +19014,7 @@
             <w:pPr>
               <w:spacing w:after="20" w:before="0"/>
             </w:pPr>
-            <w:hyperlink w:history="1" r:id="rId2mcvxti8grcf5ydilz4v2">
+            <w:hyperlink w:history="1" r:id="rIdtedrgk756mpdbhos4jmfw">
               <w:r>
                 <w:rPr>
                   <w:rFonts w:ascii="Arial" w:cs="Arial" w:eastAsia="Arial" w:hAnsi="Arial"/>
@@ -18581,7 +19047,7 @@
               <w:spacing w:after="10" w:before="0"/>
               <w:ind w:left="120"/>
             </w:pPr>
-            <w:hyperlink w:history="1" r:id="rIdguqeixq2-zl-ihfkfpm21">
+            <w:hyperlink w:history="1" r:id="rIdcibtklqlgntfked_eaolc">
               <w:r>
                 <w:rPr>
                   <w:rFonts w:ascii="Arial" w:cs="Arial" w:eastAsia="Arial" w:hAnsi="Arial"/>
@@ -19141,7 +19607,7 @@
             <w:pPr>
               <w:spacing w:after="20" w:before="0"/>
             </w:pPr>
-            <w:hyperlink w:history="1" r:id="rIdrvmgbbpkhy-snvlgqcx3i">
+            <w:hyperlink w:history="1" r:id="rIdegr9zqkfkpdkoiarofw_w">
               <w:r>
                 <w:rPr>
                   <w:rFonts w:ascii="Arial" w:cs="Arial" w:eastAsia="Arial" w:hAnsi="Arial"/>
@@ -19174,7 +19640,7 @@
               <w:spacing w:after="10" w:before="0"/>
               <w:ind w:left="120"/>
             </w:pPr>
-            <w:hyperlink w:history="1" r:id="rIdsla5syf7fptcjihwbqqg-">
+            <w:hyperlink w:history="1" r:id="rIdr-nydsbrrhydd8ta5pvze">
               <w:r>
                 <w:rPr>
                   <w:rFonts w:ascii="Arial" w:cs="Arial" w:eastAsia="Arial" w:hAnsi="Arial"/>
@@ -19219,7 +19685,7 @@
             <w:pPr>
               <w:spacing w:after="20" w:before="0"/>
             </w:pPr>
-            <w:hyperlink w:history="1" r:id="rIdn3bzdywamz3lznzytwjfz">
+            <w:hyperlink w:history="1" r:id="rIdxadzr6rdsgzqtjwcieakj">
               <w:r>
                 <w:rPr>
                   <w:rFonts w:ascii="Arial" w:cs="Arial" w:eastAsia="Arial" w:hAnsi="Arial"/>
@@ -19252,7 +19718,7 @@
               <w:spacing w:after="10" w:before="0"/>
               <w:ind w:left="120"/>
             </w:pPr>
-            <w:hyperlink w:history="1" r:id="rId6ccv3ornrc1cws0kdn-co">
+            <w:hyperlink w:history="1" r:id="rIdb_x5ba7eoti8ayv_jqbhy">
               <w:r>
                 <w:rPr>
                   <w:rFonts w:ascii="Arial" w:cs="Arial" w:eastAsia="Arial" w:hAnsi="Arial"/>
@@ -19447,7 +19913,7 @@
             <w:pPr>
               <w:spacing w:after="20" w:before="0"/>
             </w:pPr>
-            <w:hyperlink w:history="1" r:id="rIdfbfbz5i-awzs0w0potizm">
+            <w:hyperlink w:history="1" r:id="rIdkhauf4bqexdjgtezqc2cc">
               <w:r>
                 <w:rPr>
                   <w:rFonts w:ascii="Arial" w:cs="Arial" w:eastAsia="Arial" w:hAnsi="Arial"/>
@@ -19480,7 +19946,7 @@
               <w:spacing w:after="10" w:before="0"/>
               <w:ind w:left="120"/>
             </w:pPr>
-            <w:hyperlink w:history="1" r:id="rId8sxtmzd8dmt5laugw2dq4">
+            <w:hyperlink w:history="1" r:id="rIdbamdcgomoutirue2_hfob">
               <w:r>
                 <w:rPr>
                   <w:rFonts w:ascii="Arial" w:cs="Arial" w:eastAsia="Arial" w:hAnsi="Arial"/>
@@ -19525,7 +19991,7 @@
             <w:pPr>
               <w:spacing w:after="20" w:before="0"/>
             </w:pPr>
-            <w:hyperlink w:history="1" r:id="rIdlajrqttnnxyowtvls7hgv">
+            <w:hyperlink w:history="1" r:id="rIdvbn5bo3blrc1dxbw3cfsn">
               <w:r>
                 <w:rPr>
                   <w:rFonts w:ascii="Arial" w:cs="Arial" w:eastAsia="Arial" w:hAnsi="Arial"/>
@@ -19558,7 +20024,7 @@
               <w:spacing w:after="10" w:before="0"/>
               <w:ind w:left="120"/>
             </w:pPr>
-            <w:hyperlink w:history="1" r:id="rIdc-emopb04cr8pquoeocbt">
+            <w:hyperlink w:history="1" r:id="rIdbtpdvyjkhzs88hnvn9fuh">
               <w:r>
                 <w:rPr>
                   <w:rFonts w:ascii="Arial" w:cs="Arial" w:eastAsia="Arial" w:hAnsi="Arial"/>
@@ -20434,6 +20900,65 @@
         </w:tc>
       </w:tr>
     </w:tbl>
+    <w:p>
+      <w:pPr>
+        <w:pBdr>
+          <w:top w:val="single" w:color="BBBBBB" w:sz="4" w:space="4"/>
+        </w:pBdr>
+        <w:spacing w:after="0" w:before="160"/>
+      </w:pPr>
+      <w:r>
+        <w:rPr>
+          <w:rFonts w:ascii="Arial" w:cs="Arial" w:eastAsia="Arial" w:hAnsi="Arial"/>
+          <w:color w:val="666666"/>
+          <w:sz w:val="14"/>
+          <w:szCs w:val="14"/>
+        </w:rPr>
+        <w:t xml:space="preserve">© 2026 SeaVuria and ARES. Aligned with KICD objectives. Developed by SeaVuria; technical implementation by ARES (with AI assistance from Claude). Licensed under </w:t>
+      </w:r>
+      <w:hyperlink w:history="1" r:id="rIddkdgq2hxwvkcxggn9tjcx">
+        <w:r>
+          <w:rPr>
+            <w:rFonts w:ascii="Arial" w:cs="Arial" w:eastAsia="Arial" w:hAnsi="Arial"/>
+            <w:color w:val="1F6B75"/>
+            <w:sz w:val="14"/>
+            <w:szCs w:val="14"/>
+            <w:u w:val="single" w:color="1F6B75"/>
+          </w:rPr>
+          <w:t xml:space="preserve">CC BY-NC 4.0</w:t>
+        </w:r>
+      </w:hyperlink>
+      <w:r>
+        <w:rPr>
+          <w:rFonts w:ascii="Arial" w:cs="Arial" w:eastAsia="Arial" w:hAnsi="Arial"/>
+          <w:color w:val="666666"/>
+          <w:sz w:val="14"/>
+          <w:szCs w:val="14"/>
+        </w:rPr>
+        <w:t xml:space="preserve"> (</w:t>
+      </w:r>
+      <w:hyperlink w:history="1" r:id="rIdkdy5k8wmjyieonpm08nul">
+        <w:r>
+          <w:rPr>
+            <w:rFonts w:ascii="Arial" w:cs="Arial" w:eastAsia="Arial" w:hAnsi="Arial"/>
+            <w:color w:val="1F6B75"/>
+            <w:sz w:val="14"/>
+            <w:szCs w:val="14"/>
+            <w:u w:val="single" w:color="1F6B75"/>
+          </w:rPr>
+          <w:t xml:space="preserve">https://creativecommons.org/licenses/by-nc/4.0/</w:t>
+        </w:r>
+      </w:hyperlink>
+      <w:r>
+        <w:rPr>
+          <w:rFonts w:ascii="Arial" w:cs="Arial" w:eastAsia="Arial" w:hAnsi="Arial"/>
+          <w:color w:val="666666"/>
+          <w:sz w:val="14"/>
+          <w:szCs w:val="14"/>
+        </w:rPr>
+        <w:t xml:space="preserve">).</w:t>
+      </w:r>
+    </w:p>
     <w:p>
       <w:r>
         <w:br w:type="page"/>
@@ -21425,7 +21950,7 @@
             <w:pPr>
               <w:spacing w:after="20" w:before="0"/>
             </w:pPr>
-            <w:hyperlink w:history="1" r:id="rIdrfzrsekekmhy4vptpflzp">
+            <w:hyperlink w:history="1" r:id="rIdxrwxuzg7jiuw40ieuzeuk">
               <w:r>
                 <w:rPr>
                   <w:rFonts w:ascii="Arial" w:cs="Arial" w:eastAsia="Arial" w:hAnsi="Arial"/>
@@ -21458,7 +21983,7 @@
               <w:spacing w:after="10" w:before="0"/>
               <w:ind w:left="120"/>
             </w:pPr>
-            <w:hyperlink w:history="1" r:id="rIdpgazn0q3cghcaz2lcpqzp">
+            <w:hyperlink w:history="1" r:id="rId0x8uh9q0w-rqxjftpvnmt">
               <w:r>
                 <w:rPr>
                   <w:rFonts w:ascii="Arial" w:cs="Arial" w:eastAsia="Arial" w:hAnsi="Arial"/>
@@ -21520,7 +22045,7 @@
               <w:spacing w:after="10" w:before="0"/>
               <w:ind w:left="120"/>
             </w:pPr>
-            <w:hyperlink w:history="1" r:id="rIdf8wnbdaa6li7w76abttao">
+            <w:hyperlink w:history="1" r:id="rIdbomixtniqjpnrjuvbmys5">
               <w:r>
                 <w:rPr>
                   <w:rFonts w:ascii="Arial" w:cs="Arial" w:eastAsia="Arial" w:hAnsi="Arial"/>
@@ -21730,7 +22255,7 @@
             <w:pPr>
               <w:spacing w:after="20" w:before="0"/>
             </w:pPr>
-            <w:hyperlink w:history="1" r:id="rId6oiu2uhc8yusg3digqkxk">
+            <w:hyperlink w:history="1" r:id="rId7eit7zbgbp9kuhpxrqh2d">
               <w:r>
                 <w:rPr>
                   <w:rFonts w:ascii="Arial" w:cs="Arial" w:eastAsia="Arial" w:hAnsi="Arial"/>
@@ -21763,7 +22288,7 @@
               <w:spacing w:after="10" w:before="0"/>
               <w:ind w:left="120"/>
             </w:pPr>
-            <w:hyperlink w:history="1" r:id="rId-o6dzt9ifo22p53p2wnrx">
+            <w:hyperlink w:history="1" r:id="rId4g6tymkgdedkoa6q2awvo">
               <w:r>
                 <w:rPr>
                   <w:rFonts w:ascii="Arial" w:cs="Arial" w:eastAsia="Arial" w:hAnsi="Arial"/>
@@ -21825,7 +22350,7 @@
               <w:spacing w:after="10" w:before="0"/>
               <w:ind w:left="120"/>
             </w:pPr>
-            <w:hyperlink w:history="1" r:id="rIdpkud6t7esizvgppsy_iqj">
+            <w:hyperlink w:history="1" r:id="rIdzca1nfh3if1ovbgitjlos">
               <w:r>
                 <w:rPr>
                   <w:rFonts w:ascii="Arial" w:cs="Arial" w:eastAsia="Arial" w:hAnsi="Arial"/>
@@ -22035,7 +22560,7 @@
             <w:pPr>
               <w:spacing w:after="20" w:before="0"/>
             </w:pPr>
-            <w:hyperlink w:history="1" r:id="rIdl0pwhek313-tsqwgygumc">
+            <w:hyperlink w:history="1" r:id="rIdusigvb8gv6enajrhs--od">
               <w:r>
                 <w:rPr>
                   <w:rFonts w:ascii="Arial" w:cs="Arial" w:eastAsia="Arial" w:hAnsi="Arial"/>
@@ -22068,7 +22593,7 @@
               <w:spacing w:after="10" w:before="0"/>
               <w:ind w:left="120"/>
             </w:pPr>
-            <w:hyperlink w:history="1" r:id="rIdxraga7buazl-prcwpm5af">
+            <w:hyperlink w:history="1" r:id="rIdbcobtfy7o0lud16xwtsy3">
               <w:r>
                 <w:rPr>
                   <w:rFonts w:ascii="Arial" w:cs="Arial" w:eastAsia="Arial" w:hAnsi="Arial"/>
@@ -22130,7 +22655,7 @@
               <w:spacing w:after="10" w:before="0"/>
               <w:ind w:left="120"/>
             </w:pPr>
-            <w:hyperlink w:history="1" r:id="rIdu2iisvgjmnuzfirsxmbmj">
+            <w:hyperlink w:history="1" r:id="rIdqh9vwmtptw4b_cbzra655">
               <w:r>
                 <w:rPr>
                   <w:rFonts w:ascii="Arial" w:cs="Arial" w:eastAsia="Arial" w:hAnsi="Arial"/>
@@ -22340,7 +22865,7 @@
             <w:pPr>
               <w:spacing w:after="20" w:before="0"/>
             </w:pPr>
-            <w:hyperlink w:history="1" r:id="rIdme9qc-kiuvfqzdrlrta3f">
+            <w:hyperlink w:history="1" r:id="rIdtpweimp-qbwz3abwioyjh">
               <w:r>
                 <w:rPr>
                   <w:rFonts w:ascii="Arial" w:cs="Arial" w:eastAsia="Arial" w:hAnsi="Arial"/>
@@ -22373,7 +22898,7 @@
               <w:spacing w:after="10" w:before="0"/>
               <w:ind w:left="120"/>
             </w:pPr>
-            <w:hyperlink w:history="1" r:id="rIdhi1fmrew3g3w3xifl5d8l">
+            <w:hyperlink w:history="1" r:id="rIdewu23smzdkqaza4gfgdzs">
               <w:r>
                 <w:rPr>
                   <w:rFonts w:ascii="Arial" w:cs="Arial" w:eastAsia="Arial" w:hAnsi="Arial"/>
@@ -22435,7 +22960,7 @@
               <w:spacing w:after="10" w:before="0"/>
               <w:ind w:left="120"/>
             </w:pPr>
-            <w:hyperlink w:history="1" r:id="rId7c_hybww12f3kbx3mbrqn">
+            <w:hyperlink w:history="1" r:id="rIdrjh8n9xj0_9dpizys8wfm">
               <w:r>
                 <w:rPr>
                   <w:rFonts w:ascii="Arial" w:cs="Arial" w:eastAsia="Arial" w:hAnsi="Arial"/>
@@ -22645,7 +23170,7 @@
             <w:pPr>
               <w:spacing w:after="20" w:before="0"/>
             </w:pPr>
-            <w:hyperlink w:history="1" r:id="rIdjg_wj8az0biyeezp3m16a">
+            <w:hyperlink w:history="1" r:id="rIdvszcdqcl_pi4v99dmyejt">
               <w:r>
                 <w:rPr>
                   <w:rFonts w:ascii="Arial" w:cs="Arial" w:eastAsia="Arial" w:hAnsi="Arial"/>
@@ -22678,7 +23203,7 @@
               <w:spacing w:after="10" w:before="0"/>
               <w:ind w:left="120"/>
             </w:pPr>
-            <w:hyperlink w:history="1" r:id="rId98o8yy9ysiotfgims1cz5">
+            <w:hyperlink w:history="1" r:id="rIdzek_aja2vtwtcdykjdjwc">
               <w:r>
                 <w:rPr>
                   <w:rFonts w:ascii="Arial" w:cs="Arial" w:eastAsia="Arial" w:hAnsi="Arial"/>
@@ -22740,7 +23265,7 @@
               <w:spacing w:after="10" w:before="0"/>
               <w:ind w:left="120"/>
             </w:pPr>
-            <w:hyperlink w:history="1" r:id="rIdgccjegdyeloh9cyzsxmkx">
+            <w:hyperlink w:history="1" r:id="rIdyeaemlcyvdj17caluhyh_">
               <w:r>
                 <w:rPr>
                   <w:rFonts w:ascii="Arial" w:cs="Arial" w:eastAsia="Arial" w:hAnsi="Arial"/>
@@ -23251,6 +23776,65 @@
         </w:tc>
       </w:tr>
     </w:tbl>
+    <w:p>
+      <w:pPr>
+        <w:pBdr>
+          <w:top w:val="single" w:color="BBBBBB" w:sz="4" w:space="4"/>
+        </w:pBdr>
+        <w:spacing w:after="0" w:before="160"/>
+      </w:pPr>
+      <w:r>
+        <w:rPr>
+          <w:rFonts w:ascii="Arial" w:cs="Arial" w:eastAsia="Arial" w:hAnsi="Arial"/>
+          <w:color w:val="666666"/>
+          <w:sz w:val="14"/>
+          <w:szCs w:val="14"/>
+        </w:rPr>
+        <w:t xml:space="preserve">© 2026 SeaVuria and ARES. Aligned with KICD objectives. Developed by SeaVuria; technical implementation by ARES (with AI assistance from Claude). Licensed under </w:t>
+      </w:r>
+      <w:hyperlink w:history="1" r:id="rIdzye4xle-eegbmu2g_9pwy">
+        <w:r>
+          <w:rPr>
+            <w:rFonts w:ascii="Arial" w:cs="Arial" w:eastAsia="Arial" w:hAnsi="Arial"/>
+            <w:color w:val="1F6B75"/>
+            <w:sz w:val="14"/>
+            <w:szCs w:val="14"/>
+            <w:u w:val="single" w:color="1F6B75"/>
+          </w:rPr>
+          <w:t xml:space="preserve">CC BY-NC 4.0</w:t>
+        </w:r>
+      </w:hyperlink>
+      <w:r>
+        <w:rPr>
+          <w:rFonts w:ascii="Arial" w:cs="Arial" w:eastAsia="Arial" w:hAnsi="Arial"/>
+          <w:color w:val="666666"/>
+          <w:sz w:val="14"/>
+          <w:szCs w:val="14"/>
+        </w:rPr>
+        <w:t xml:space="preserve"> (</w:t>
+      </w:r>
+      <w:hyperlink w:history="1" r:id="rIdvim92s3mei6yakkemrea2">
+        <w:r>
+          <w:rPr>
+            <w:rFonts w:ascii="Arial" w:cs="Arial" w:eastAsia="Arial" w:hAnsi="Arial"/>
+            <w:color w:val="1F6B75"/>
+            <w:sz w:val="14"/>
+            <w:szCs w:val="14"/>
+            <w:u w:val="single" w:color="1F6B75"/>
+          </w:rPr>
+          <w:t xml:space="preserve">https://creativecommons.org/licenses/by-nc/4.0/</w:t>
+        </w:r>
+      </w:hyperlink>
+      <w:r>
+        <w:rPr>
+          <w:rFonts w:ascii="Arial" w:cs="Arial" w:eastAsia="Arial" w:hAnsi="Arial"/>
+          <w:color w:val="666666"/>
+          <w:sz w:val="14"/>
+          <w:szCs w:val="14"/>
+        </w:rPr>
+        <w:t xml:space="preserve">).</w:t>
+      </w:r>
+    </w:p>
     <w:p>
       <w:r>
         <w:br w:type="page"/>
@@ -24242,7 +24826,7 @@
             <w:pPr>
               <w:spacing w:after="20" w:before="0"/>
             </w:pPr>
-            <w:hyperlink w:history="1" r:id="rIdl87c4xxsj-9lwyfn6tku5">
+            <w:hyperlink w:history="1" r:id="rIddjnzt-lx80jq-ut3nr_ie">
               <w:r>
                 <w:rPr>
                   <w:rFonts w:ascii="Arial" w:cs="Arial" w:eastAsia="Arial" w:hAnsi="Arial"/>
@@ -24275,7 +24859,7 @@
               <w:spacing w:after="10" w:before="0"/>
               <w:ind w:left="120"/>
             </w:pPr>
-            <w:hyperlink w:history="1" r:id="rIdgeiu3avrrlco5cqae2rqx">
+            <w:hyperlink w:history="1" r:id="rIdln60ufxaeaklu8wt-3hzp">
               <w:r>
                 <w:rPr>
                   <w:rFonts w:ascii="Arial" w:cs="Arial" w:eastAsia="Arial" w:hAnsi="Arial"/>
@@ -24337,7 +24921,7 @@
               <w:spacing w:after="10" w:before="0"/>
               <w:ind w:left="120"/>
             </w:pPr>
-            <w:hyperlink w:history="1" r:id="rId_h-rkxs88lj54ks65q_dp">
+            <w:hyperlink w:history="1" r:id="rId6ssv8znilpczg9pcyz2ep">
               <w:r>
                 <w:rPr>
                   <w:rFonts w:ascii="Arial" w:cs="Arial" w:eastAsia="Arial" w:hAnsi="Arial"/>
@@ -24547,7 +25131,7 @@
             <w:pPr>
               <w:spacing w:after="20" w:before="0"/>
             </w:pPr>
-            <w:hyperlink w:history="1" r:id="rIduuvzhtgak4i9ze0e9b2zw">
+            <w:hyperlink w:history="1" r:id="rIdhkk_nja3qbxswduxgsbvd">
               <w:r>
                 <w:rPr>
                   <w:rFonts w:ascii="Arial" w:cs="Arial" w:eastAsia="Arial" w:hAnsi="Arial"/>
@@ -24580,7 +25164,7 @@
               <w:spacing w:after="10" w:before="0"/>
               <w:ind w:left="120"/>
             </w:pPr>
-            <w:hyperlink w:history="1" r:id="rIdqfy3czicqykuhrk_imjnv">
+            <w:hyperlink w:history="1" r:id="rIdipgfwmaq7wn4rv5spo5im">
               <w:r>
                 <w:rPr>
                   <w:rFonts w:ascii="Arial" w:cs="Arial" w:eastAsia="Arial" w:hAnsi="Arial"/>
@@ -24642,7 +25226,7 @@
               <w:spacing w:after="10" w:before="0"/>
               <w:ind w:left="120"/>
             </w:pPr>
-            <w:hyperlink w:history="1" r:id="rIdoqx2rxoqgmj69xex1cxvl">
+            <w:hyperlink w:history="1" r:id="rIdvfximzgrj6s5yy64cvcq3">
               <w:r>
                 <w:rPr>
                   <w:rFonts w:ascii="Arial" w:cs="Arial" w:eastAsia="Arial" w:hAnsi="Arial"/>
@@ -24852,7 +25436,7 @@
             <w:pPr>
               <w:spacing w:after="20" w:before="0"/>
             </w:pPr>
-            <w:hyperlink w:history="1" r:id="rIdnjjguk4ggfwrrnhleq9vz">
+            <w:hyperlink w:history="1" r:id="rIdime2xpznfoxcgvmcvuxz0">
               <w:r>
                 <w:rPr>
                   <w:rFonts w:ascii="Arial" w:cs="Arial" w:eastAsia="Arial" w:hAnsi="Arial"/>
@@ -24885,7 +25469,7 @@
               <w:spacing w:after="10" w:before="0"/>
               <w:ind w:left="120"/>
             </w:pPr>
-            <w:hyperlink w:history="1" r:id="rIdcsy2_sihho9ui0573hdoi">
+            <w:hyperlink w:history="1" r:id="rIdqkesydy00iato1bmbas0t">
               <w:r>
                 <w:rPr>
                   <w:rFonts w:ascii="Arial" w:cs="Arial" w:eastAsia="Arial" w:hAnsi="Arial"/>
@@ -24947,7 +25531,7 @@
               <w:spacing w:after="10" w:before="0"/>
               <w:ind w:left="120"/>
             </w:pPr>
-            <w:hyperlink w:history="1" r:id="rId80h2ci0rpikvzj1ryw6b_">
+            <w:hyperlink w:history="1" r:id="rIdppcjcohdk3ciohe6d91td">
               <w:r>
                 <w:rPr>
                   <w:rFonts w:ascii="Arial" w:cs="Arial" w:eastAsia="Arial" w:hAnsi="Arial"/>
@@ -25157,7 +25741,7 @@
             <w:pPr>
               <w:spacing w:after="20" w:before="0"/>
             </w:pPr>
-            <w:hyperlink w:history="1" r:id="rIdsdte7uxsdewswemjwtqj0">
+            <w:hyperlink w:history="1" r:id="rId_z3rebd3pjf4c2lk6xnle">
               <w:r>
                 <w:rPr>
                   <w:rFonts w:ascii="Arial" w:cs="Arial" w:eastAsia="Arial" w:hAnsi="Arial"/>
@@ -25190,7 +25774,7 @@
               <w:spacing w:after="10" w:before="0"/>
               <w:ind w:left="120"/>
             </w:pPr>
-            <w:hyperlink w:history="1" r:id="rIdmrgzul4cdiohtcmepno-6">
+            <w:hyperlink w:history="1" r:id="rIdacmjaegldw1prlv5ewald">
               <w:r>
                 <w:rPr>
                   <w:rFonts w:ascii="Arial" w:cs="Arial" w:eastAsia="Arial" w:hAnsi="Arial"/>
@@ -25252,7 +25836,7 @@
               <w:spacing w:after="10" w:before="0"/>
               <w:ind w:left="120"/>
             </w:pPr>
-            <w:hyperlink w:history="1" r:id="rIdfwcwcqnceojyhvfgvuwjp">
+            <w:hyperlink w:history="1" r:id="rId5krhbpttbs_k6sfmiw7jd">
               <w:r>
                 <w:rPr>
                   <w:rFonts w:ascii="Arial" w:cs="Arial" w:eastAsia="Arial" w:hAnsi="Arial"/>
@@ -25462,7 +26046,7 @@
             <w:pPr>
               <w:spacing w:after="20" w:before="0"/>
             </w:pPr>
-            <w:hyperlink w:history="1" r:id="rIdiffqnz6ph68y2nywsaxch">
+            <w:hyperlink w:history="1" r:id="rIduyelhth87vr-8bnjnvoxk">
               <w:r>
                 <w:rPr>
                   <w:rFonts w:ascii="Arial" w:cs="Arial" w:eastAsia="Arial" w:hAnsi="Arial"/>
@@ -25495,7 +26079,7 @@
               <w:spacing w:after="10" w:before="0"/>
               <w:ind w:left="120"/>
             </w:pPr>
-            <w:hyperlink w:history="1" r:id="rId3oy9bz_mxjlnl2lowfhbo">
+            <w:hyperlink w:history="1" r:id="rIdi6km4lwqbd0zva8tna-h_">
               <w:r>
                 <w:rPr>
                   <w:rFonts w:ascii="Arial" w:cs="Arial" w:eastAsia="Arial" w:hAnsi="Arial"/>
@@ -25557,7 +26141,7 @@
               <w:spacing w:after="10" w:before="0"/>
               <w:ind w:left="120"/>
             </w:pPr>
-            <w:hyperlink w:history="1" r:id="rIddb55r_4jryl-vfl6dvkqy">
+            <w:hyperlink w:history="1" r:id="rIdccdly8kd4kelbhmchcedv">
               <w:r>
                 <w:rPr>
                   <w:rFonts w:ascii="Arial" w:cs="Arial" w:eastAsia="Arial" w:hAnsi="Arial"/>
@@ -26334,6 +26918,65 @@
         </w:tc>
       </w:tr>
     </w:tbl>
+    <w:p>
+      <w:pPr>
+        <w:pBdr>
+          <w:top w:val="single" w:color="BBBBBB" w:sz="4" w:space="4"/>
+        </w:pBdr>
+        <w:spacing w:after="0" w:before="160"/>
+      </w:pPr>
+      <w:r>
+        <w:rPr>
+          <w:rFonts w:ascii="Arial" w:cs="Arial" w:eastAsia="Arial" w:hAnsi="Arial"/>
+          <w:color w:val="666666"/>
+          <w:sz w:val="14"/>
+          <w:szCs w:val="14"/>
+        </w:rPr>
+        <w:t xml:space="preserve">© 2026 SeaVuria and ARES. Aligned with KICD objectives. Developed by SeaVuria; technical implementation by ARES (with AI assistance from Claude). Licensed under </w:t>
+      </w:r>
+      <w:hyperlink w:history="1" r:id="rId3gw7ulx4u6pkck4manvhv">
+        <w:r>
+          <w:rPr>
+            <w:rFonts w:ascii="Arial" w:cs="Arial" w:eastAsia="Arial" w:hAnsi="Arial"/>
+            <w:color w:val="1F6B75"/>
+            <w:sz w:val="14"/>
+            <w:szCs w:val="14"/>
+            <w:u w:val="single" w:color="1F6B75"/>
+          </w:rPr>
+          <w:t xml:space="preserve">CC BY-NC 4.0</w:t>
+        </w:r>
+      </w:hyperlink>
+      <w:r>
+        <w:rPr>
+          <w:rFonts w:ascii="Arial" w:cs="Arial" w:eastAsia="Arial" w:hAnsi="Arial"/>
+          <w:color w:val="666666"/>
+          <w:sz w:val="14"/>
+          <w:szCs w:val="14"/>
+        </w:rPr>
+        <w:t xml:space="preserve"> (</w:t>
+      </w:r>
+      <w:hyperlink w:history="1" r:id="rIdci9rkgvi6z0eowkwnhzcr">
+        <w:r>
+          <w:rPr>
+            <w:rFonts w:ascii="Arial" w:cs="Arial" w:eastAsia="Arial" w:hAnsi="Arial"/>
+            <w:color w:val="1F6B75"/>
+            <w:sz w:val="14"/>
+            <w:szCs w:val="14"/>
+            <w:u w:val="single" w:color="1F6B75"/>
+          </w:rPr>
+          <w:t xml:space="preserve">https://creativecommons.org/licenses/by-nc/4.0/</w:t>
+        </w:r>
+      </w:hyperlink>
+      <w:r>
+        <w:rPr>
+          <w:rFonts w:ascii="Arial" w:cs="Arial" w:eastAsia="Arial" w:hAnsi="Arial"/>
+          <w:color w:val="666666"/>
+          <w:sz w:val="14"/>
+          <w:szCs w:val="14"/>
+        </w:rPr>
+        <w:t xml:space="preserve">).</w:t>
+      </w:r>
+    </w:p>
     <w:p>
       <w:r>
         <w:br w:type="page"/>

--- a/data/outputs/v2/Biology/SS2.2_Plant_Transport/Biology_Plant_Transport_CBE_LessonSequence.docx
+++ b/data/outputs/v2/Biology/SS2.2_Plant_Transport/Biology_Plant_Transport_CBE_LessonSequence.docx
@@ -38,6 +38,2376 @@
           <w:szCs w:val="22"/>
         </w:rPr>
         <w:t xml:space="preserve">CBE Phenomenon-Driven Lesson Sequence — Sub-Strand 2.2 (8 Lessons)</w:t>
+      </w:r>
+    </w:p>
+    <w:p>
+      <w:pPr>
+        <w:spacing w:after="120"/>
+      </w:pPr>
+      <w:r>
+        <w:t xml:space="preserve"/>
+      </w:r>
+    </w:p>
+    <w:tbl>
+      <w:tblPr>
+        <w:tblW w:type="dxa" w:w="13680"/>
+        <w:tblBorders>
+          <w:top w:val="single" w:color="AAAAAA" w:sz="4"/>
+          <w:left w:val="single" w:color="AAAAAA" w:sz="4"/>
+          <w:bottom w:val="single" w:color="AAAAAA" w:sz="4"/>
+          <w:right w:val="single" w:color="AAAAAA" w:sz="4"/>
+          <w:insideH w:val="single" w:color="auto" w:sz="4"/>
+          <w:insideV w:val="single" w:color="auto" w:sz="4"/>
+        </w:tblBorders>
+        <w:tblLayout w:type="fixed"/>
+      </w:tblPr>
+      <w:tblGrid>
+        <w:gridCol w:w="3000"/>
+        <w:gridCol w:w="10680"/>
+      </w:tblGrid>
+      <w:tr>
+        <w:tc>
+          <w:tcPr>
+            <w:tcW w:type="dxa" w:w="13680"/>
+            <w:gridSpan w:val="2"/>
+            <w:shd w:fill="1F3864" w:color="auto" w:val="clear"/>
+            <w:tcMar>
+              <w:top w:type="dxa" w:w="60"/>
+              <w:left w:type="dxa" w:w="120"/>
+              <w:bottom w:type="dxa" w:w="60"/>
+              <w:right w:type="dxa" w:w="120"/>
+            </w:tcMar>
+            <w:vAlign w:val="top"/>
+          </w:tcPr>
+          <w:p>
+            <w:pPr>
+              <w:spacing w:after="40" w:before="0"/>
+              <w:jc w:val="center"/>
+            </w:pPr>
+            <w:r>
+              <w:rPr>
+                <w:rFonts w:ascii="Arial" w:cs="Arial" w:eastAsia="Arial" w:hAnsi="Arial"/>
+                <w:b/>
+                <w:bCs/>
+                <w:i w:val="false"/>
+                <w:iCs w:val="false"/>
+                <w:color w:val="FFFFFF"/>
+                <w:sz w:val="22"/>
+                <w:szCs w:val="22"/>
+              </w:rPr>
+              <w:t xml:space="preserve">SUB-STRAND OVERVIEW</w:t>
+            </w:r>
+          </w:p>
+        </w:tc>
+      </w:tr>
+      <w:tr>
+        <w:tc>
+          <w:tcPr>
+            <w:tcW w:type="dxa" w:w="3000"/>
+            <w:shd w:fill="D5E8F0" w:color="auto" w:val="clear"/>
+            <w:tcMar>
+              <w:top w:type="dxa" w:w="60"/>
+              <w:left w:type="dxa" w:w="120"/>
+              <w:bottom w:type="dxa" w:w="60"/>
+              <w:right w:type="dxa" w:w="120"/>
+            </w:tcMar>
+            <w:vAlign w:val="top"/>
+          </w:tcPr>
+          <w:p>
+            <w:pPr>
+              <w:spacing w:after="40" w:before="0"/>
+              <w:jc w:val="left"/>
+            </w:pPr>
+            <w:r>
+              <w:rPr>
+                <w:rFonts w:ascii="Arial" w:cs="Arial" w:eastAsia="Arial" w:hAnsi="Arial"/>
+                <w:b/>
+                <w:bCs/>
+                <w:i w:val="false"/>
+                <w:iCs w:val="false"/>
+                <w:color w:val="000000"/>
+                <w:sz w:val="18"/>
+                <w:szCs w:val="18"/>
+              </w:rPr>
+              <w:t xml:space="preserve">Grade Level</w:t>
+            </w:r>
+          </w:p>
+        </w:tc>
+        <w:tc>
+          <w:tcPr>
+            <w:tcW w:type="dxa" w:w="10680"/>
+            <w:shd w:fill="FFFFFF" w:color="auto" w:val="clear"/>
+            <w:tcMar>
+              <w:top w:type="dxa" w:w="60"/>
+              <w:left w:type="dxa" w:w="120"/>
+              <w:bottom w:type="dxa" w:w="60"/>
+              <w:right w:type="dxa" w:w="120"/>
+            </w:tcMar>
+            <w:vAlign w:val="top"/>
+          </w:tcPr>
+          <w:p>
+            <w:pPr>
+              <w:spacing w:after="40" w:before="0"/>
+              <w:jc w:val="left"/>
+            </w:pPr>
+            <w:r>
+              <w:rPr>
+                <w:rFonts w:ascii="Arial" w:cs="Arial" w:eastAsia="Arial" w:hAnsi="Arial"/>
+                <w:b w:val="false"/>
+                <w:bCs w:val="false"/>
+                <w:i w:val="false"/>
+                <w:iCs w:val="false"/>
+                <w:color w:val="000000"/>
+                <w:sz w:val="18"/>
+                <w:szCs w:val="18"/>
+              </w:rPr>
+              <w:t xml:space="preserve">10</w:t>
+            </w:r>
+          </w:p>
+        </w:tc>
+      </w:tr>
+      <w:tr>
+        <w:tc>
+          <w:tcPr>
+            <w:tcW w:type="dxa" w:w="3000"/>
+            <w:shd w:fill="D5E8F0" w:color="auto" w:val="clear"/>
+            <w:tcMar>
+              <w:top w:type="dxa" w:w="60"/>
+              <w:left w:type="dxa" w:w="120"/>
+              <w:bottom w:type="dxa" w:w="60"/>
+              <w:right w:type="dxa" w:w="120"/>
+            </w:tcMar>
+            <w:vAlign w:val="top"/>
+          </w:tcPr>
+          <w:p>
+            <w:pPr>
+              <w:spacing w:after="40" w:before="0"/>
+              <w:jc w:val="left"/>
+            </w:pPr>
+            <w:r>
+              <w:rPr>
+                <w:rFonts w:ascii="Arial" w:cs="Arial" w:eastAsia="Arial" w:hAnsi="Arial"/>
+                <w:b/>
+                <w:bCs/>
+                <w:i w:val="false"/>
+                <w:iCs w:val="false"/>
+                <w:color w:val="000000"/>
+                <w:sz w:val="18"/>
+                <w:szCs w:val="18"/>
+              </w:rPr>
+              <w:t xml:space="preserve">Subject</w:t>
+            </w:r>
+          </w:p>
+        </w:tc>
+        <w:tc>
+          <w:tcPr>
+            <w:tcW w:type="dxa" w:w="10680"/>
+            <w:shd w:fill="FFFFFF" w:color="auto" w:val="clear"/>
+            <w:tcMar>
+              <w:top w:type="dxa" w:w="60"/>
+              <w:left w:type="dxa" w:w="120"/>
+              <w:bottom w:type="dxa" w:w="60"/>
+              <w:right w:type="dxa" w:w="120"/>
+            </w:tcMar>
+            <w:vAlign w:val="top"/>
+          </w:tcPr>
+          <w:p>
+            <w:pPr>
+              <w:spacing w:after="40" w:before="0"/>
+              <w:jc w:val="left"/>
+            </w:pPr>
+            <w:r>
+              <w:rPr>
+                <w:rFonts w:ascii="Arial" w:cs="Arial" w:eastAsia="Arial" w:hAnsi="Arial"/>
+                <w:b w:val="false"/>
+                <w:bCs w:val="false"/>
+                <w:i w:val="false"/>
+                <w:iCs w:val="false"/>
+                <w:color w:val="000000"/>
+                <w:sz w:val="18"/>
+                <w:szCs w:val="18"/>
+              </w:rPr>
+              <w:t xml:space="preserve">Biology</w:t>
+            </w:r>
+          </w:p>
+        </w:tc>
+      </w:tr>
+      <w:tr>
+        <w:tc>
+          <w:tcPr>
+            <w:tcW w:type="dxa" w:w="3000"/>
+            <w:shd w:fill="D5E8F0" w:color="auto" w:val="clear"/>
+            <w:tcMar>
+              <w:top w:type="dxa" w:w="60"/>
+              <w:left w:type="dxa" w:w="120"/>
+              <w:bottom w:type="dxa" w:w="60"/>
+              <w:right w:type="dxa" w:w="120"/>
+            </w:tcMar>
+            <w:vAlign w:val="top"/>
+          </w:tcPr>
+          <w:p>
+            <w:pPr>
+              <w:spacing w:after="40" w:before="0"/>
+              <w:jc w:val="left"/>
+            </w:pPr>
+            <w:r>
+              <w:rPr>
+                <w:rFonts w:ascii="Arial" w:cs="Arial" w:eastAsia="Arial" w:hAnsi="Arial"/>
+                <w:b/>
+                <w:bCs/>
+                <w:i w:val="false"/>
+                <w:iCs w:val="false"/>
+                <w:color w:val="000000"/>
+                <w:sz w:val="18"/>
+                <w:szCs w:val="18"/>
+              </w:rPr>
+              <w:t xml:space="preserve">Strand</w:t>
+            </w:r>
+          </w:p>
+        </w:tc>
+        <w:tc>
+          <w:tcPr>
+            <w:tcW w:type="dxa" w:w="10680"/>
+            <w:shd w:fill="FFFFFF" w:color="auto" w:val="clear"/>
+            <w:tcMar>
+              <w:top w:type="dxa" w:w="60"/>
+              <w:left w:type="dxa" w:w="120"/>
+              <w:bottom w:type="dxa" w:w="60"/>
+              <w:right w:type="dxa" w:w="120"/>
+            </w:tcMar>
+            <w:vAlign w:val="top"/>
+          </w:tcPr>
+          <w:p>
+            <w:pPr>
+              <w:spacing w:after="40" w:before="0"/>
+              <w:jc w:val="left"/>
+            </w:pPr>
+            <w:r>
+              <w:rPr>
+                <w:rFonts w:ascii="Arial" w:cs="Arial" w:eastAsia="Arial" w:hAnsi="Arial"/>
+                <w:b w:val="false"/>
+                <w:bCs w:val="false"/>
+                <w:i w:val="false"/>
+                <w:iCs w:val="false"/>
+                <w:color w:val="000000"/>
+                <w:sz w:val="18"/>
+                <w:szCs w:val="18"/>
+              </w:rPr>
+              <w:t xml:space="preserve">Strand 2.0: Plant Anatomy and Physiology</w:t>
+            </w:r>
+          </w:p>
+        </w:tc>
+      </w:tr>
+      <w:tr>
+        <w:tc>
+          <w:tcPr>
+            <w:tcW w:type="dxa" w:w="3000"/>
+            <w:shd w:fill="D5E8F0" w:color="auto" w:val="clear"/>
+            <w:tcMar>
+              <w:top w:type="dxa" w:w="60"/>
+              <w:left w:type="dxa" w:w="120"/>
+              <w:bottom w:type="dxa" w:w="60"/>
+              <w:right w:type="dxa" w:w="120"/>
+            </w:tcMar>
+            <w:vAlign w:val="top"/>
+          </w:tcPr>
+          <w:p>
+            <w:pPr>
+              <w:spacing w:after="40" w:before="0"/>
+              <w:jc w:val="left"/>
+            </w:pPr>
+            <w:r>
+              <w:rPr>
+                <w:rFonts w:ascii="Arial" w:cs="Arial" w:eastAsia="Arial" w:hAnsi="Arial"/>
+                <w:b/>
+                <w:bCs/>
+                <w:i w:val="false"/>
+                <w:iCs w:val="false"/>
+                <w:color w:val="000000"/>
+                <w:sz w:val="18"/>
+                <w:szCs w:val="18"/>
+              </w:rPr>
+              <w:t xml:space="preserve">Sub-Strand</w:t>
+            </w:r>
+          </w:p>
+        </w:tc>
+        <w:tc>
+          <w:tcPr>
+            <w:tcW w:type="dxa" w:w="10680"/>
+            <w:shd w:fill="FFFFFF" w:color="auto" w:val="clear"/>
+            <w:tcMar>
+              <w:top w:type="dxa" w:w="60"/>
+              <w:left w:type="dxa" w:w="120"/>
+              <w:bottom w:type="dxa" w:w="60"/>
+              <w:right w:type="dxa" w:w="120"/>
+            </w:tcMar>
+            <w:vAlign w:val="top"/>
+          </w:tcPr>
+          <w:p>
+            <w:pPr>
+              <w:spacing w:after="40" w:before="0"/>
+              <w:jc w:val="left"/>
+            </w:pPr>
+            <w:r>
+              <w:rPr>
+                <w:rFonts w:ascii="Arial" w:cs="Arial" w:eastAsia="Arial" w:hAnsi="Arial"/>
+                <w:b w:val="false"/>
+                <w:bCs w:val="false"/>
+                <w:i w:val="false"/>
+                <w:iCs w:val="false"/>
+                <w:color w:val="000000"/>
+                <w:sz w:val="18"/>
+                <w:szCs w:val="18"/>
+              </w:rPr>
+              <w:t xml:space="preserve">Sub-Strand 2.2: Plant Transport</w:t>
+            </w:r>
+          </w:p>
+        </w:tc>
+      </w:tr>
+      <w:tr>
+        <w:tc>
+          <w:tcPr>
+            <w:tcW w:type="dxa" w:w="3000"/>
+            <w:shd w:fill="D5E8F0" w:color="auto" w:val="clear"/>
+            <w:tcMar>
+              <w:top w:type="dxa" w:w="60"/>
+              <w:left w:type="dxa" w:w="120"/>
+              <w:bottom w:type="dxa" w:w="60"/>
+              <w:right w:type="dxa" w:w="120"/>
+            </w:tcMar>
+            <w:vAlign w:val="top"/>
+          </w:tcPr>
+          <w:p>
+            <w:pPr>
+              <w:spacing w:after="40" w:before="0"/>
+              <w:jc w:val="left"/>
+            </w:pPr>
+            <w:r>
+              <w:rPr>
+                <w:rFonts w:ascii="Arial" w:cs="Arial" w:eastAsia="Arial" w:hAnsi="Arial"/>
+                <w:b/>
+                <w:bCs/>
+                <w:i w:val="false"/>
+                <w:iCs w:val="false"/>
+                <w:color w:val="000000"/>
+                <w:sz w:val="18"/>
+                <w:szCs w:val="18"/>
+              </w:rPr>
+              <w:t xml:space="preserve">Total Duration</w:t>
+            </w:r>
+          </w:p>
+        </w:tc>
+        <w:tc>
+          <w:tcPr>
+            <w:tcW w:type="dxa" w:w="10680"/>
+            <w:shd w:fill="FFFFFF" w:color="auto" w:val="clear"/>
+            <w:tcMar>
+              <w:top w:type="dxa" w:w="60"/>
+              <w:left w:type="dxa" w:w="120"/>
+              <w:bottom w:type="dxa" w:w="60"/>
+              <w:right w:type="dxa" w:w="120"/>
+            </w:tcMar>
+            <w:vAlign w:val="top"/>
+          </w:tcPr>
+          <w:p>
+            <w:pPr>
+              <w:spacing w:after="40" w:before="0"/>
+              <w:jc w:val="left"/>
+            </w:pPr>
+            <w:r>
+              <w:rPr>
+                <w:rFonts w:ascii="Arial" w:cs="Arial" w:eastAsia="Arial" w:hAnsi="Arial"/>
+                <w:b w:val="false"/>
+                <w:bCs w:val="false"/>
+                <w:i w:val="false"/>
+                <w:iCs w:val="false"/>
+                <w:color w:val="000000"/>
+                <w:sz w:val="18"/>
+                <w:szCs w:val="18"/>
+              </w:rPr>
+              <w:t xml:space="preserve">8 lessons × 40 minutes = 320 minutes total</w:t>
+            </w:r>
+          </w:p>
+        </w:tc>
+      </w:tr>
+      <w:tr>
+        <w:tc>
+          <w:tcPr>
+            <w:tcW w:type="dxa" w:w="3000"/>
+            <w:shd w:fill="D5E8F0" w:color="auto" w:val="clear"/>
+            <w:tcMar>
+              <w:top w:type="dxa" w:w="60"/>
+              <w:left w:type="dxa" w:w="120"/>
+              <w:bottom w:type="dxa" w:w="60"/>
+              <w:right w:type="dxa" w:w="120"/>
+            </w:tcMar>
+            <w:vAlign w:val="top"/>
+          </w:tcPr>
+          <w:p>
+            <w:pPr>
+              <w:spacing w:after="40" w:before="0"/>
+              <w:jc w:val="left"/>
+            </w:pPr>
+            <w:r>
+              <w:rPr>
+                <w:rFonts w:ascii="Arial" w:cs="Arial" w:eastAsia="Arial" w:hAnsi="Arial"/>
+                <w:b/>
+                <w:bCs/>
+                <w:i w:val="false"/>
+                <w:iCs w:val="false"/>
+                <w:color w:val="000000"/>
+                <w:sz w:val="18"/>
+                <w:szCs w:val="18"/>
+              </w:rPr>
+              <w:t xml:space="preserve">Sub-Strand Content</w:t>
+            </w:r>
+          </w:p>
+        </w:tc>
+        <w:tc>
+          <w:tcPr>
+            <w:tcW w:type="dxa" w:w="10680"/>
+            <w:shd w:fill="FFFFFF" w:color="auto" w:val="clear"/>
+            <w:tcMar>
+              <w:top w:type="dxa" w:w="60"/>
+              <w:left w:type="dxa" w:w="120"/>
+              <w:bottom w:type="dxa" w:w="60"/>
+              <w:right w:type="dxa" w:w="120"/>
+            </w:tcMar>
+            <w:vAlign w:val="top"/>
+          </w:tcPr>
+          <w:p>
+            <w:pPr>
+              <w:spacing w:after="30" w:before="0"/>
+              <w:ind w:left="360" w:hanging="180"/>
+              <w:jc w:val="left"/>
+            </w:pPr>
+            <w:r>
+              <w:rPr>
+                <w:rFonts w:ascii="Arial" w:cs="Arial" w:eastAsia="Arial" w:hAnsi="Arial"/>
+                <w:b w:val="false"/>
+                <w:bCs w:val="false"/>
+                <w:i w:val="false"/>
+                <w:iCs w:val="false"/>
+                <w:color w:val="000000"/>
+                <w:sz w:val="18"/>
+                <w:szCs w:val="18"/>
+              </w:rPr>
+              <w:t xml:space="preserve">–  Overview of the plant transport system (xylem and phloem)</w:t>
+            </w:r>
+          </w:p>
+          <w:p>
+            <w:pPr>
+              <w:spacing w:after="30" w:before="0"/>
+              <w:ind w:left="360" w:hanging="180"/>
+              <w:jc w:val="left"/>
+            </w:pPr>
+            <w:r>
+              <w:rPr>
+                <w:rFonts w:ascii="Arial" w:cs="Arial" w:eastAsia="Arial" w:hAnsi="Arial"/>
+                <w:b w:val="false"/>
+                <w:bCs w:val="false"/>
+                <w:i w:val="false"/>
+                <w:iCs w:val="false"/>
+                <w:color w:val="000000"/>
+                <w:sz w:val="18"/>
+                <w:szCs w:val="18"/>
+              </w:rPr>
+              <w:t xml:space="preserve">–  Root structure and function — root hair cells and absorption of water and mineral salts</w:t>
+            </w:r>
+          </w:p>
+          <w:p>
+            <w:pPr>
+              <w:spacing w:after="30" w:before="0"/>
+              <w:ind w:left="360" w:hanging="180"/>
+              <w:jc w:val="left"/>
+            </w:pPr>
+            <w:r>
+              <w:rPr>
+                <w:rFonts w:ascii="Arial" w:cs="Arial" w:eastAsia="Arial" w:hAnsi="Arial"/>
+                <w:b w:val="false"/>
+                <w:bCs w:val="false"/>
+                <w:i w:val="false"/>
+                <w:iCs w:val="false"/>
+                <w:color w:val="000000"/>
+                <w:sz w:val="18"/>
+                <w:szCs w:val="18"/>
+              </w:rPr>
+              <w:t xml:space="preserve">–  Stem structure — external and internal features; arrangement of vascular bundles in herbaceous and woody stems</w:t>
+            </w:r>
+          </w:p>
+          <w:p>
+            <w:pPr>
+              <w:spacing w:after="30" w:before="0"/>
+              <w:ind w:left="360" w:hanging="180"/>
+              <w:jc w:val="left"/>
+            </w:pPr>
+            <w:r>
+              <w:rPr>
+                <w:rFonts w:ascii="Arial" w:cs="Arial" w:eastAsia="Arial" w:hAnsi="Arial"/>
+                <w:b w:val="false"/>
+                <w:bCs w:val="false"/>
+                <w:i w:val="false"/>
+                <w:iCs w:val="false"/>
+                <w:color w:val="000000"/>
+                <w:sz w:val="18"/>
+                <w:szCs w:val="18"/>
+              </w:rPr>
+              <w:t xml:space="preserve">–  Leaf structure — internal anatomy; role in transport and gaseous exchange</w:t>
+            </w:r>
+          </w:p>
+          <w:p>
+            <w:pPr>
+              <w:spacing w:after="30" w:before="0"/>
+              <w:ind w:left="360" w:hanging="180"/>
+              <w:jc w:val="left"/>
+            </w:pPr>
+            <w:r>
+              <w:rPr>
+                <w:rFonts w:ascii="Arial" w:cs="Arial" w:eastAsia="Arial" w:hAnsi="Arial"/>
+                <w:b w:val="false"/>
+                <w:bCs w:val="false"/>
+                <w:i w:val="false"/>
+                <w:iCs w:val="false"/>
+                <w:color w:val="000000"/>
+                <w:sz w:val="18"/>
+                <w:szCs w:val="18"/>
+              </w:rPr>
+              <w:t xml:space="preserve">–  Uptake and movement of water and mineral salts — osmosis, active transport, and the apoplast/symplast pathways</w:t>
+            </w:r>
+          </w:p>
+          <w:p>
+            <w:pPr>
+              <w:spacing w:after="30" w:before="0"/>
+              <w:ind w:left="360" w:hanging="180"/>
+              <w:jc w:val="left"/>
+            </w:pPr>
+            <w:r>
+              <w:rPr>
+                <w:rFonts w:ascii="Arial" w:cs="Arial" w:eastAsia="Arial" w:hAnsi="Arial"/>
+                <w:b w:val="false"/>
+                <w:bCs w:val="false"/>
+                <w:i w:val="false"/>
+                <w:iCs w:val="false"/>
+                <w:color w:val="000000"/>
+                <w:sz w:val="18"/>
+                <w:szCs w:val="18"/>
+              </w:rPr>
+              <w:t xml:space="preserve">–  Transpiration — definition, factors affecting the rate, and its significance to water movement (transpiration pull)</w:t>
+            </w:r>
+          </w:p>
+          <w:p>
+            <w:pPr>
+              <w:spacing w:after="30" w:before="0"/>
+              <w:ind w:left="360" w:hanging="180"/>
+              <w:jc w:val="left"/>
+            </w:pPr>
+            <w:r>
+              <w:rPr>
+                <w:rFonts w:ascii="Arial" w:cs="Arial" w:eastAsia="Arial" w:hAnsi="Arial"/>
+                <w:b w:val="false"/>
+                <w:bCs w:val="false"/>
+                <w:i w:val="false"/>
+                <w:iCs w:val="false"/>
+                <w:color w:val="000000"/>
+                <w:sz w:val="18"/>
+                <w:szCs w:val="18"/>
+              </w:rPr>
+              <w:t xml:space="preserve">–  Translocation — movement of manufactured food (sucrose and amino acids) through phloem; source-to-sink concept</w:t>
+            </w:r>
+          </w:p>
+          <w:p>
+            <w:pPr>
+              <w:spacing w:after="30" w:before="0"/>
+              <w:ind w:left="360" w:hanging="180"/>
+              <w:jc w:val="left"/>
+            </w:pPr>
+            <w:r>
+              <w:rPr>
+                <w:rFonts w:ascii="Arial" w:cs="Arial" w:eastAsia="Arial" w:hAnsi="Arial"/>
+                <w:b w:val="false"/>
+                <w:bCs w:val="false"/>
+                <w:i w:val="false"/>
+                <w:iCs w:val="false"/>
+                <w:color w:val="000000"/>
+                <w:sz w:val="18"/>
+                <w:szCs w:val="18"/>
+              </w:rPr>
+              <w:t xml:space="preserve">–  Adaptations of plants to different water availabilities (xerophytes, hydrophytes, mesophytes)</w:t>
+            </w:r>
+          </w:p>
+        </w:tc>
+      </w:tr>
+      <w:tr>
+        <w:tc>
+          <w:tcPr>
+            <w:tcW w:type="dxa" w:w="3000"/>
+            <w:shd w:fill="D5E8F0" w:color="auto" w:val="clear"/>
+            <w:tcMar>
+              <w:top w:type="dxa" w:w="60"/>
+              <w:left w:type="dxa" w:w="120"/>
+              <w:bottom w:type="dxa" w:w="60"/>
+              <w:right w:type="dxa" w:w="120"/>
+            </w:tcMar>
+            <w:vAlign w:val="top"/>
+          </w:tcPr>
+          <w:p>
+            <w:pPr>
+              <w:spacing w:after="40" w:before="0"/>
+              <w:jc w:val="left"/>
+            </w:pPr>
+            <w:r>
+              <w:rPr>
+                <w:rFonts w:ascii="Arial" w:cs="Arial" w:eastAsia="Arial" w:hAnsi="Arial"/>
+                <w:b/>
+                <w:bCs/>
+                <w:i w:val="false"/>
+                <w:iCs w:val="false"/>
+                <w:color w:val="000000"/>
+                <w:sz w:val="18"/>
+                <w:szCs w:val="18"/>
+              </w:rPr>
+              <w:t xml:space="preserve">Learning Outcomes</w:t>
+            </w:r>
+          </w:p>
+        </w:tc>
+        <w:tc>
+          <w:tcPr>
+            <w:tcW w:type="dxa" w:w="10680"/>
+            <w:shd w:fill="FFFFFF" w:color="auto" w:val="clear"/>
+            <w:tcMar>
+              <w:top w:type="dxa" w:w="60"/>
+              <w:left w:type="dxa" w:w="120"/>
+              <w:bottom w:type="dxa" w:w="60"/>
+              <w:right w:type="dxa" w:w="120"/>
+            </w:tcMar>
+            <w:vAlign w:val="top"/>
+          </w:tcPr>
+          <w:p>
+            <w:pPr>
+              <w:spacing w:after="40" w:before="0"/>
+              <w:jc w:val="left"/>
+            </w:pPr>
+            <w:r>
+              <w:rPr>
+                <w:rFonts w:ascii="Arial" w:cs="Arial" w:eastAsia="Arial" w:hAnsi="Arial"/>
+                <w:b w:val="false"/>
+                <w:bCs w:val="false"/>
+                <w:i w:val="false"/>
+                <w:iCs w:val="false"/>
+                <w:color w:val="000000"/>
+                <w:sz w:val="18"/>
+                <w:szCs w:val="18"/>
+              </w:rPr>
+              <w:t xml:space="preserve">By the end of the sub-strand, the learner should be able to:</w:t>
+            </w:r>
+          </w:p>
+          <w:p>
+            <w:pPr>
+              <w:spacing w:after="40" w:before="0"/>
+              <w:jc w:val="left"/>
+            </w:pPr>
+            <w:r>
+              <w:rPr>
+                <w:rFonts w:ascii="Arial" w:cs="Arial" w:eastAsia="Arial" w:hAnsi="Arial"/>
+                <w:b w:val="false"/>
+                <w:bCs w:val="false"/>
+                <w:i w:val="false"/>
+                <w:iCs w:val="false"/>
+                <w:color w:val="000000"/>
+                <w:sz w:val="18"/>
+                <w:szCs w:val="18"/>
+              </w:rPr>
+              <w:t xml:space="preserve">a) describe the structure and function of the plant transport system, including the roles of xylem and phloem,</w:t>
+            </w:r>
+          </w:p>
+          <w:p>
+            <w:pPr>
+              <w:spacing w:after="40" w:before="0"/>
+              <w:jc w:val="left"/>
+            </w:pPr>
+            <w:r>
+              <w:rPr>
+                <w:rFonts w:ascii="Arial" w:cs="Arial" w:eastAsia="Arial" w:hAnsi="Arial"/>
+                <w:b w:val="false"/>
+                <w:bCs w:val="false"/>
+                <w:i w:val="false"/>
+                <w:iCs w:val="false"/>
+                <w:color w:val="000000"/>
+                <w:sz w:val="18"/>
+                <w:szCs w:val="18"/>
+              </w:rPr>
+              <w:t xml:space="preserve">b) explain how water and mineral salts are absorbed by roots and transported through the plant body,</w:t>
+            </w:r>
+          </w:p>
+          <w:p>
+            <w:pPr>
+              <w:spacing w:after="40" w:before="0"/>
+              <w:jc w:val="left"/>
+            </w:pPr>
+            <w:r>
+              <w:rPr>
+                <w:rFonts w:ascii="Arial" w:cs="Arial" w:eastAsia="Arial" w:hAnsi="Arial"/>
+                <w:b w:val="false"/>
+                <w:bCs w:val="false"/>
+                <w:i w:val="false"/>
+                <w:iCs w:val="false"/>
+                <w:color w:val="000000"/>
+                <w:sz w:val="18"/>
+                <w:szCs w:val="18"/>
+              </w:rPr>
+              <w:t xml:space="preserve">c) investigate and explain the factors that affect the rate of transpiration and its significance in water movement,</w:t>
+            </w:r>
+          </w:p>
+          <w:p>
+            <w:pPr>
+              <w:spacing w:after="40" w:before="0"/>
+              <w:jc w:val="left"/>
+            </w:pPr>
+            <w:r>
+              <w:rPr>
+                <w:rFonts w:ascii="Arial" w:cs="Arial" w:eastAsia="Arial" w:hAnsi="Arial"/>
+                <w:b w:val="false"/>
+                <w:bCs w:val="false"/>
+                <w:i w:val="false"/>
+                <w:iCs w:val="false"/>
+                <w:color w:val="000000"/>
+                <w:sz w:val="18"/>
+                <w:szCs w:val="18"/>
+              </w:rPr>
+              <w:t xml:space="preserve">d) explain the process of translocation of manufactured food substances from source to sink,</w:t>
+            </w:r>
+          </w:p>
+          <w:p>
+            <w:pPr>
+              <w:spacing w:after="40" w:before="0"/>
+              <w:jc w:val="left"/>
+            </w:pPr>
+            <w:r>
+              <w:rPr>
+                <w:rFonts w:ascii="Arial" w:cs="Arial" w:eastAsia="Arial" w:hAnsi="Arial"/>
+                <w:b w:val="false"/>
+                <w:bCs w:val="false"/>
+                <w:i w:val="false"/>
+                <w:iCs w:val="false"/>
+                <w:color w:val="000000"/>
+                <w:sz w:val="18"/>
+                <w:szCs w:val="18"/>
+              </w:rPr>
+              <w:t xml:space="preserve">e) relate the structural adaptations of plant tissues to their transport functions,</w:t>
+            </w:r>
+          </w:p>
+          <w:p>
+            <w:pPr>
+              <w:spacing w:after="40" w:before="0"/>
+              <w:jc w:val="left"/>
+            </w:pPr>
+            <w:r>
+              <w:rPr>
+                <w:rFonts w:ascii="Arial" w:cs="Arial" w:eastAsia="Arial" w:hAnsi="Arial"/>
+                <w:b w:val="false"/>
+                <w:bCs w:val="false"/>
+                <w:i w:val="false"/>
+                <w:iCs w:val="false"/>
+                <w:color w:val="000000"/>
+                <w:sz w:val="18"/>
+                <w:szCs w:val="18"/>
+              </w:rPr>
+              <w:t xml:space="preserve">f) appreciate the importance of plant transport processes to agriculture and food security in Kenya.</w:t>
+            </w:r>
+          </w:p>
+        </w:tc>
+      </w:tr>
+      <w:tr>
+        <w:tc>
+          <w:tcPr>
+            <w:tcW w:type="dxa" w:w="3000"/>
+            <w:shd w:fill="D5E8F0" w:color="auto" w:val="clear"/>
+            <w:tcMar>
+              <w:top w:type="dxa" w:w="60"/>
+              <w:left w:type="dxa" w:w="120"/>
+              <w:bottom w:type="dxa" w:w="60"/>
+              <w:right w:type="dxa" w:w="120"/>
+            </w:tcMar>
+            <w:vAlign w:val="top"/>
+          </w:tcPr>
+          <w:p>
+            <w:pPr>
+              <w:spacing w:after="40" w:before="0"/>
+              <w:jc w:val="left"/>
+            </w:pPr>
+            <w:r>
+              <w:rPr>
+                <w:rFonts w:ascii="Arial" w:cs="Arial" w:eastAsia="Arial" w:hAnsi="Arial"/>
+                <w:b/>
+                <w:bCs/>
+                <w:i w:val="false"/>
+                <w:iCs w:val="false"/>
+                <w:color w:val="000000"/>
+                <w:sz w:val="18"/>
+                <w:szCs w:val="18"/>
+              </w:rPr>
+              <w:t xml:space="preserve">Core Competencies</w:t>
+            </w:r>
+          </w:p>
+        </w:tc>
+        <w:tc>
+          <w:tcPr>
+            <w:tcW w:type="dxa" w:w="10680"/>
+            <w:shd w:fill="FFFFFF" w:color="auto" w:val="clear"/>
+            <w:tcMar>
+              <w:top w:type="dxa" w:w="60"/>
+              <w:left w:type="dxa" w:w="120"/>
+              <w:bottom w:type="dxa" w:w="60"/>
+              <w:right w:type="dxa" w:w="120"/>
+            </w:tcMar>
+            <w:vAlign w:val="top"/>
+          </w:tcPr>
+          <w:p>
+            <w:pPr>
+              <w:spacing w:after="30" w:before="0"/>
+              <w:ind w:left="360" w:hanging="180"/>
+              <w:jc w:val="left"/>
+            </w:pPr>
+            <w:r>
+              <w:rPr>
+                <w:rFonts w:ascii="Arial" w:cs="Arial" w:eastAsia="Arial" w:hAnsi="Arial"/>
+                <w:b w:val="false"/>
+                <w:bCs w:val="false"/>
+                <w:i w:val="false"/>
+                <w:iCs w:val="false"/>
+                <w:color w:val="000000"/>
+                <w:sz w:val="18"/>
+                <w:szCs w:val="18"/>
+              </w:rPr>
+              <w:t xml:space="preserve">–  Critical Thinking and Problem Solving: The learner analyses why crops in Rift Valley farms wilt during dry spells and uses evidence from experiments (e.g., celery/white carnation dye experiments) to construct explanations about water movement in plants.</w:t>
+            </w:r>
+          </w:p>
+          <w:p>
+            <w:pPr>
+              <w:spacing w:after="30" w:before="0"/>
+              <w:ind w:left="360" w:hanging="180"/>
+              <w:jc w:val="left"/>
+            </w:pPr>
+            <w:r>
+              <w:rPr>
+                <w:rFonts w:ascii="Arial" w:cs="Arial" w:eastAsia="Arial" w:hAnsi="Arial"/>
+                <w:b w:val="false"/>
+                <w:bCs w:val="false"/>
+                <w:i w:val="false"/>
+                <w:iCs w:val="false"/>
+                <w:color w:val="000000"/>
+                <w:sz w:val="18"/>
+                <w:szCs w:val="18"/>
+              </w:rPr>
+              <w:t xml:space="preserve">–  Communication and Collaboration: The learner works in groups to design and present experiments on transpiration using a potometer, shares findings with peers, and co-constructs annotated diagrams of vascular tissue.</w:t>
+            </w:r>
+          </w:p>
+          <w:p>
+            <w:pPr>
+              <w:spacing w:after="30" w:before="0"/>
+              <w:ind w:left="360" w:hanging="180"/>
+              <w:jc w:val="left"/>
+            </w:pPr>
+            <w:r>
+              <w:rPr>
+                <w:rFonts w:ascii="Arial" w:cs="Arial" w:eastAsia="Arial" w:hAnsi="Arial"/>
+                <w:b w:val="false"/>
+                <w:bCs w:val="false"/>
+                <w:i w:val="false"/>
+                <w:iCs w:val="false"/>
+                <w:color w:val="000000"/>
+                <w:sz w:val="18"/>
+                <w:szCs w:val="18"/>
+              </w:rPr>
+              <w:t xml:space="preserve">–  Imagination and Creativity: The learner designs and draws cumulative models of the whole-plant transport system, revising them lesson by lesson as new evidence is gathered, and proposes creative solutions (e.g., irrigation scheduling) to reduce wilting in Kenyan farms.</w:t>
+            </w:r>
+          </w:p>
+          <w:p>
+            <w:pPr>
+              <w:spacing w:after="30" w:before="0"/>
+              <w:ind w:left="360" w:hanging="180"/>
+              <w:jc w:val="left"/>
+            </w:pPr>
+            <w:r>
+              <w:rPr>
+                <w:rFonts w:ascii="Arial" w:cs="Arial" w:eastAsia="Arial" w:hAnsi="Arial"/>
+                <w:b w:val="false"/>
+                <w:bCs w:val="false"/>
+                <w:i w:val="false"/>
+                <w:iCs w:val="false"/>
+                <w:color w:val="000000"/>
+                <w:sz w:val="18"/>
+                <w:szCs w:val="18"/>
+              </w:rPr>
+              <w:t xml:space="preserve">–  Learning to Learn: The learner reflects on growing understanding by updating the Driving Question Board and self-assessing model revisions across the unit.</w:t>
+            </w:r>
+          </w:p>
+          <w:p>
+            <w:pPr>
+              <w:spacing w:after="30" w:before="0"/>
+              <w:ind w:left="360" w:hanging="180"/>
+              <w:jc w:val="left"/>
+            </w:pPr>
+            <w:r>
+              <w:rPr>
+                <w:rFonts w:ascii="Arial" w:cs="Arial" w:eastAsia="Arial" w:hAnsi="Arial"/>
+                <w:b w:val="false"/>
+                <w:bCs w:val="false"/>
+                <w:i w:val="false"/>
+                <w:iCs w:val="false"/>
+                <w:color w:val="000000"/>
+                <w:sz w:val="18"/>
+                <w:szCs w:val="18"/>
+              </w:rPr>
+              <w:t xml:space="preserve">–  Self-efficacy: The learner develops confidence by independently designing a controlled transpiration investigation and presenting conclusions to the class.</w:t>
+            </w:r>
+          </w:p>
+        </w:tc>
+      </w:tr>
+      <w:tr>
+        <w:tc>
+          <w:tcPr>
+            <w:tcW w:type="dxa" w:w="3000"/>
+            <w:shd w:fill="E2EFDA" w:color="auto" w:val="clear"/>
+            <w:tcMar>
+              <w:top w:type="dxa" w:w="60"/>
+              <w:left w:type="dxa" w:w="120"/>
+              <w:bottom w:type="dxa" w:w="60"/>
+              <w:right w:type="dxa" w:w="120"/>
+            </w:tcMar>
+            <w:vAlign w:val="top"/>
+          </w:tcPr>
+          <w:p>
+            <w:pPr>
+              <w:spacing w:after="40" w:before="0"/>
+              <w:jc w:val="left"/>
+            </w:pPr>
+            <w:r>
+              <w:rPr>
+                <w:rFonts w:ascii="Arial" w:cs="Arial" w:eastAsia="Arial" w:hAnsi="Arial"/>
+                <w:b/>
+                <w:bCs/>
+                <w:i w:val="false"/>
+                <w:iCs w:val="false"/>
+                <w:color w:val="000000"/>
+                <w:sz w:val="18"/>
+                <w:szCs w:val="18"/>
+              </w:rPr>
+              <w:t xml:space="preserve">Core Values</w:t>
+            </w:r>
+          </w:p>
+        </w:tc>
+        <w:tc>
+          <w:tcPr>
+            <w:tcW w:type="dxa" w:w="10680"/>
+            <w:shd w:fill="FFFFFF" w:color="auto" w:val="clear"/>
+            <w:tcMar>
+              <w:top w:type="dxa" w:w="60"/>
+              <w:left w:type="dxa" w:w="120"/>
+              <w:bottom w:type="dxa" w:w="60"/>
+              <w:right w:type="dxa" w:w="120"/>
+            </w:tcMar>
+            <w:vAlign w:val="top"/>
+          </w:tcPr>
+          <w:p>
+            <w:pPr>
+              <w:spacing w:after="30" w:before="0"/>
+              <w:ind w:left="360" w:hanging="180"/>
+              <w:jc w:val="left"/>
+            </w:pPr>
+            <w:r>
+              <w:rPr>
+                <w:rFonts w:ascii="Arial" w:cs="Arial" w:eastAsia="Arial" w:hAnsi="Arial"/>
+                <w:b w:val="false"/>
+                <w:bCs w:val="false"/>
+                <w:i w:val="false"/>
+                <w:iCs w:val="false"/>
+                <w:color w:val="000000"/>
+                <w:sz w:val="18"/>
+                <w:szCs w:val="18"/>
+              </w:rPr>
+              <w:t xml:space="preserve">–  Responsibility: The learner handles laboratory specimens (real roots, stem cross-sections) and living plant material carefully and disposes of materials responsibly, reflecting stewardship of the natural environment.</w:t>
+            </w:r>
+          </w:p>
+          <w:p>
+            <w:pPr>
+              <w:spacing w:after="30" w:before="0"/>
+              <w:ind w:left="360" w:hanging="180"/>
+              <w:jc w:val="left"/>
+            </w:pPr>
+            <w:r>
+              <w:rPr>
+                <w:rFonts w:ascii="Arial" w:cs="Arial" w:eastAsia="Arial" w:hAnsi="Arial"/>
+                <w:b w:val="false"/>
+                <w:bCs w:val="false"/>
+                <w:i w:val="false"/>
+                <w:iCs w:val="false"/>
+                <w:color w:val="000000"/>
+                <w:sz w:val="18"/>
+                <w:szCs w:val="18"/>
+              </w:rPr>
+              <w:t xml:space="preserve">–  Respect: The learner appreciates diverse contributions during group discussions on how Kenyan farmers manage water for crops, and respects peers' experimental observations even when results differ.</w:t>
+            </w:r>
+          </w:p>
+          <w:p>
+            <w:pPr>
+              <w:spacing w:after="30" w:before="0"/>
+              <w:ind w:left="360" w:hanging="180"/>
+              <w:jc w:val="left"/>
+            </w:pPr>
+            <w:r>
+              <w:rPr>
+                <w:rFonts w:ascii="Arial" w:cs="Arial" w:eastAsia="Arial" w:hAnsi="Arial"/>
+                <w:b w:val="false"/>
+                <w:bCs w:val="false"/>
+                <w:i w:val="false"/>
+                <w:iCs w:val="false"/>
+                <w:color w:val="000000"/>
+                <w:sz w:val="18"/>
+                <w:szCs w:val="18"/>
+              </w:rPr>
+              <w:t xml:space="preserve">–  Unity: The learner collaborates across gender and ability groups when conducting transpiration experiments and constructing shared plant transport models.</w:t>
+            </w:r>
+          </w:p>
+          <w:p>
+            <w:pPr>
+              <w:spacing w:after="30" w:before="0"/>
+              <w:ind w:left="360" w:hanging="180"/>
+              <w:jc w:val="left"/>
+            </w:pPr>
+            <w:r>
+              <w:rPr>
+                <w:rFonts w:ascii="Arial" w:cs="Arial" w:eastAsia="Arial" w:hAnsi="Arial"/>
+                <w:b w:val="false"/>
+                <w:bCs w:val="false"/>
+                <w:i w:val="false"/>
+                <w:iCs w:val="false"/>
+                <w:color w:val="000000"/>
+                <w:sz w:val="18"/>
+                <w:szCs w:val="18"/>
+              </w:rPr>
+              <w:t xml:space="preserve">–  Social Justice: The learner connects the science of plant transport to issues of food security and equitable access to water for smallholder farmers in regions such as Turkana and the semi-arid Eastern Province.</w:t>
+            </w:r>
+          </w:p>
+        </w:tc>
+      </w:tr>
+      <w:tr>
+        <w:tc>
+          <w:tcPr>
+            <w:tcW w:type="dxa" w:w="3000"/>
+            <w:shd w:fill="D5E8F0" w:color="auto" w:val="clear"/>
+            <w:tcMar>
+              <w:top w:type="dxa" w:w="60"/>
+              <w:left w:type="dxa" w:w="120"/>
+              <w:bottom w:type="dxa" w:w="60"/>
+              <w:right w:type="dxa" w:w="120"/>
+            </w:tcMar>
+            <w:vAlign w:val="top"/>
+          </w:tcPr>
+          <w:p>
+            <w:pPr>
+              <w:spacing w:after="40" w:before="0"/>
+              <w:jc w:val="left"/>
+            </w:pPr>
+            <w:r>
+              <w:rPr>
+                <w:rFonts w:ascii="Arial" w:cs="Arial" w:eastAsia="Arial" w:hAnsi="Arial"/>
+                <w:b/>
+                <w:bCs/>
+                <w:i w:val="false"/>
+                <w:iCs w:val="false"/>
+                <w:color w:val="000000"/>
+                <w:sz w:val="18"/>
+                <w:szCs w:val="18"/>
+              </w:rPr>
+              <w:t xml:space="preserve">Science &amp; Engineering Practices</w:t>
+            </w:r>
+          </w:p>
+        </w:tc>
+        <w:tc>
+          <w:tcPr>
+            <w:tcW w:type="dxa" w:w="10680"/>
+            <w:shd w:fill="FFFFFF" w:color="auto" w:val="clear"/>
+            <w:tcMar>
+              <w:top w:type="dxa" w:w="60"/>
+              <w:left w:type="dxa" w:w="120"/>
+              <w:bottom w:type="dxa" w:w="60"/>
+              <w:right w:type="dxa" w:w="120"/>
+            </w:tcMar>
+            <w:vAlign w:val="top"/>
+          </w:tcPr>
+          <w:p>
+            <w:pPr>
+              <w:spacing w:after="30" w:before="0"/>
+              <w:ind w:left="360" w:hanging="180"/>
+              <w:jc w:val="left"/>
+            </w:pPr>
+            <w:r>
+              <w:rPr>
+                <w:rFonts w:ascii="Arial" w:cs="Arial" w:eastAsia="Arial" w:hAnsi="Arial"/>
+                <w:b w:val="false"/>
+                <w:bCs w:val="false"/>
+                <w:i w:val="false"/>
+                <w:iCs w:val="false"/>
+                <w:color w:val="000000"/>
+                <w:sz w:val="18"/>
+                <w:szCs w:val="18"/>
+              </w:rPr>
+              <w:t xml:space="preserve">–  Asking Questions and Defining Problems: Students generate investigable questions from the anchoring phenomenon (wilting maize crops) and refine them into a class Driving Question Board throughout the unit.</w:t>
+            </w:r>
+          </w:p>
+          <w:p>
+            <w:pPr>
+              <w:spacing w:after="30" w:before="0"/>
+              <w:ind w:left="360" w:hanging="180"/>
+              <w:jc w:val="left"/>
+            </w:pPr>
+            <w:r>
+              <w:rPr>
+                <w:rFonts w:ascii="Arial" w:cs="Arial" w:eastAsia="Arial" w:hAnsi="Arial"/>
+                <w:b w:val="false"/>
+                <w:bCs w:val="false"/>
+                <w:i w:val="false"/>
+                <w:iCs w:val="false"/>
+                <w:color w:val="000000"/>
+                <w:sz w:val="18"/>
+                <w:szCs w:val="18"/>
+              </w:rPr>
+              <w:t xml:space="preserve">–  Planning and Carrying Out Investigations: Students design controlled experiments to investigate factors affecting transpiration rate (light intensity, wind, humidity, leaf surface area) using improvised potometers built from locally available materials.</w:t>
+            </w:r>
+          </w:p>
+          <w:p>
+            <w:pPr>
+              <w:spacing w:after="30" w:before="0"/>
+              <w:ind w:left="360" w:hanging="180"/>
+              <w:jc w:val="left"/>
+            </w:pPr>
+            <w:r>
+              <w:rPr>
+                <w:rFonts w:ascii="Arial" w:cs="Arial" w:eastAsia="Arial" w:hAnsi="Arial"/>
+                <w:b w:val="false"/>
+                <w:bCs w:val="false"/>
+                <w:i w:val="false"/>
+                <w:iCs w:val="false"/>
+                <w:color w:val="000000"/>
+                <w:sz w:val="18"/>
+                <w:szCs w:val="18"/>
+              </w:rPr>
+              <w:t xml:space="preserve">–  Analysing and Interpreting Data: Students collect quantitative data on water uptake rates, construct graphs, and identify patterns linking transpiration conditions to water loss in plants.</w:t>
+            </w:r>
+          </w:p>
+          <w:p>
+            <w:pPr>
+              <w:spacing w:after="30" w:before="0"/>
+              <w:ind w:left="360" w:hanging="180"/>
+              <w:jc w:val="left"/>
+            </w:pPr>
+            <w:r>
+              <w:rPr>
+                <w:rFonts w:ascii="Arial" w:cs="Arial" w:eastAsia="Arial" w:hAnsi="Arial"/>
+                <w:b w:val="false"/>
+                <w:bCs w:val="false"/>
+                <w:i w:val="false"/>
+                <w:iCs w:val="false"/>
+                <w:color w:val="000000"/>
+                <w:sz w:val="18"/>
+                <w:szCs w:val="18"/>
+              </w:rPr>
+              <w:t xml:space="preserve">–  Developing and Using Models: Students iteratively build and revise a whole-plant transport diagram model — adding root absorption, xylem/phloem pathways, transpiration pull, and translocation — lesson by lesson.</w:t>
+            </w:r>
+          </w:p>
+          <w:p>
+            <w:pPr>
+              <w:spacing w:after="30" w:before="0"/>
+              <w:ind w:left="360" w:hanging="180"/>
+              <w:jc w:val="left"/>
+            </w:pPr>
+            <w:r>
+              <w:rPr>
+                <w:rFonts w:ascii="Arial" w:cs="Arial" w:eastAsia="Arial" w:hAnsi="Arial"/>
+                <w:b w:val="false"/>
+                <w:bCs w:val="false"/>
+                <w:i w:val="false"/>
+                <w:iCs w:val="false"/>
+                <w:color w:val="000000"/>
+                <w:sz w:val="18"/>
+                <w:szCs w:val="18"/>
+              </w:rPr>
+              <w:t xml:space="preserve">–  Constructing Explanations: Students use osmosis, active transport, cohesion-tension, and pressure-flow concepts to explain how water and sugars move against or with concentration gradients.</w:t>
+            </w:r>
+          </w:p>
+          <w:p>
+            <w:pPr>
+              <w:spacing w:after="30" w:before="0"/>
+              <w:ind w:left="360" w:hanging="180"/>
+              <w:jc w:val="left"/>
+            </w:pPr>
+            <w:r>
+              <w:rPr>
+                <w:rFonts w:ascii="Arial" w:cs="Arial" w:eastAsia="Arial" w:hAnsi="Arial"/>
+                <w:b w:val="false"/>
+                <w:bCs w:val="false"/>
+                <w:i w:val="false"/>
+                <w:iCs w:val="false"/>
+                <w:color w:val="000000"/>
+                <w:sz w:val="18"/>
+                <w:szCs w:val="18"/>
+              </w:rPr>
+              <w:t xml:space="preserve">–  Engaging in Argument from Evidence: Students use experimental data and microscopy observations to argue for or against proposed mechanisms of water movement (e.g., root pressure vs. transpiration pull).</w:t>
+            </w:r>
+          </w:p>
+          <w:p>
+            <w:pPr>
+              <w:spacing w:after="30" w:before="0"/>
+              <w:ind w:left="360" w:hanging="180"/>
+              <w:jc w:val="left"/>
+            </w:pPr>
+            <w:r>
+              <w:rPr>
+                <w:rFonts w:ascii="Arial" w:cs="Arial" w:eastAsia="Arial" w:hAnsi="Arial"/>
+                <w:b w:val="false"/>
+                <w:bCs w:val="false"/>
+                <w:i w:val="false"/>
+                <w:iCs w:val="false"/>
+                <w:color w:val="000000"/>
+                <w:sz w:val="18"/>
+                <w:szCs w:val="18"/>
+              </w:rPr>
+              <w:t xml:space="preserve">–  Obtaining, Evaluating, and Communicating Information: Students research the impact of drought on Kenyan staple crops (maize, beans), evaluate sources, and communicate findings through annotated diagrams and oral presentations.</w:t>
+            </w:r>
+          </w:p>
+        </w:tc>
+      </w:tr>
+      <w:tr>
+        <w:tc>
+          <w:tcPr>
+            <w:tcW w:type="dxa" w:w="3000"/>
+            <w:shd w:fill="FCE4D6" w:color="auto" w:val="clear"/>
+            <w:tcMar>
+              <w:top w:type="dxa" w:w="60"/>
+              <w:left w:type="dxa" w:w="120"/>
+              <w:bottom w:type="dxa" w:w="60"/>
+              <w:right w:type="dxa" w:w="120"/>
+            </w:tcMar>
+            <w:vAlign w:val="top"/>
+          </w:tcPr>
+          <w:p>
+            <w:pPr>
+              <w:spacing w:after="40" w:before="0"/>
+              <w:jc w:val="left"/>
+            </w:pPr>
+            <w:r>
+              <w:rPr>
+                <w:rFonts w:ascii="Arial" w:cs="Arial" w:eastAsia="Arial" w:hAnsi="Arial"/>
+                <w:b/>
+                <w:bCs/>
+                <w:i w:val="false"/>
+                <w:iCs w:val="false"/>
+                <w:color w:val="000000"/>
+                <w:sz w:val="18"/>
+                <w:szCs w:val="18"/>
+              </w:rPr>
+              <w:t xml:space="preserve">Pertinent &amp; Contemporary Issues (PCIs)</w:t>
+            </w:r>
+          </w:p>
+        </w:tc>
+        <w:tc>
+          <w:tcPr>
+            <w:tcW w:type="dxa" w:w="10680"/>
+            <w:shd w:fill="FFFFFF" w:color="auto" w:val="clear"/>
+            <w:tcMar>
+              <w:top w:type="dxa" w:w="60"/>
+              <w:left w:type="dxa" w:w="120"/>
+              <w:bottom w:type="dxa" w:w="60"/>
+              <w:right w:type="dxa" w:w="120"/>
+            </w:tcMar>
+            <w:vAlign w:val="top"/>
+          </w:tcPr>
+          <w:p>
+            <w:pPr>
+              <w:spacing w:after="30" w:before="0"/>
+              <w:ind w:left="360" w:hanging="180"/>
+              <w:jc w:val="left"/>
+            </w:pPr>
+            <w:r>
+              <w:rPr>
+                <w:rFonts w:ascii="Arial" w:cs="Arial" w:eastAsia="Arial" w:hAnsi="Arial"/>
+                <w:b w:val="false"/>
+                <w:bCs w:val="false"/>
+                <w:i w:val="false"/>
+                <w:iCs w:val="false"/>
+                <w:color w:val="000000"/>
+                <w:sz w:val="18"/>
+                <w:szCs w:val="18"/>
+              </w:rPr>
+              <w:t xml:space="preserve">–  Environmental Conservation: The learner explores how deforestation around water catchment areas such as Mau Forest reduces transpiration rates and disrupts local water cycles, connecting plant transport science to conservation advocacy.</w:t>
+            </w:r>
+          </w:p>
+          <w:p>
+            <w:pPr>
+              <w:spacing w:after="30" w:before="0"/>
+              <w:ind w:left="360" w:hanging="180"/>
+              <w:jc w:val="left"/>
+            </w:pPr>
+            <w:r>
+              <w:rPr>
+                <w:rFonts w:ascii="Arial" w:cs="Arial" w:eastAsia="Arial" w:hAnsi="Arial"/>
+                <w:b w:val="false"/>
+                <w:bCs w:val="false"/>
+                <w:i w:val="false"/>
+                <w:iCs w:val="false"/>
+                <w:color w:val="000000"/>
+                <w:sz w:val="18"/>
+                <w:szCs w:val="18"/>
+              </w:rPr>
+              <w:t xml:space="preserve">–  Agriculture and Food Security: The learner directly connects the mechanisms of water and nutrient transport in plants to the productivity of staple Kenyan crops (maize, beans, sukuma wiki) and to irrigation practices used by farmers in Mwea and Galana-Kulalu.</w:t>
+            </w:r>
+          </w:p>
+          <w:p>
+            <w:pPr>
+              <w:spacing w:after="30" w:before="0"/>
+              <w:ind w:left="360" w:hanging="180"/>
+              <w:jc w:val="left"/>
+            </w:pPr>
+            <w:r>
+              <w:rPr>
+                <w:rFonts w:ascii="Arial" w:cs="Arial" w:eastAsia="Arial" w:hAnsi="Arial"/>
+                <w:b w:val="false"/>
+                <w:bCs w:val="false"/>
+                <w:i w:val="false"/>
+                <w:iCs w:val="false"/>
+                <w:color w:val="000000"/>
+                <w:sz w:val="18"/>
+                <w:szCs w:val="18"/>
+              </w:rPr>
+              <w:t xml:space="preserve">–  Climate Change: The learner investigates how rising temperatures and prolonged droughts (as experienced in northern Kenya) increase transpiration rates and accelerate wilting, linking plant biology to climate adaptation strategies.</w:t>
+            </w:r>
+          </w:p>
+          <w:p>
+            <w:pPr>
+              <w:spacing w:after="30" w:before="0"/>
+              <w:ind w:left="360" w:hanging="180"/>
+              <w:jc w:val="left"/>
+            </w:pPr>
+            <w:r>
+              <w:rPr>
+                <w:rFonts w:ascii="Arial" w:cs="Arial" w:eastAsia="Arial" w:hAnsi="Arial"/>
+                <w:b w:val="false"/>
+                <w:bCs w:val="false"/>
+                <w:i w:val="false"/>
+                <w:iCs w:val="false"/>
+                <w:color w:val="000000"/>
+                <w:sz w:val="18"/>
+                <w:szCs w:val="18"/>
+              </w:rPr>
+              <w:t xml:space="preserve">–  Health Education: The learner recognises that disruption of plant nutrient transport (e.g., mineral salt deficiencies) reduces the nutritional quality of food crops such as ugali (maize flour) and sukuma wiki, with direct implications for community nutrition.</w:t>
+            </w:r>
+          </w:p>
+          <w:p>
+            <w:pPr>
+              <w:spacing w:after="30" w:before="0"/>
+              <w:ind w:left="360" w:hanging="180"/>
+              <w:jc w:val="left"/>
+            </w:pPr>
+            <w:r>
+              <w:rPr>
+                <w:rFonts w:ascii="Arial" w:cs="Arial" w:eastAsia="Arial" w:hAnsi="Arial"/>
+                <w:b w:val="false"/>
+                <w:bCs w:val="false"/>
+                <w:i w:val="false"/>
+                <w:iCs w:val="false"/>
+                <w:color w:val="000000"/>
+                <w:sz w:val="18"/>
+                <w:szCs w:val="18"/>
+              </w:rPr>
+              <w:t xml:space="preserve">–  Safety and Security: The learner handles laboratory chemicals (iodine solution, eosin dye) and sharp tools (razor blades for stem sections) following proper safety protocols.</w:t>
+            </w:r>
+          </w:p>
+        </w:tc>
+      </w:tr>
+      <w:tr>
+        <w:tc>
+          <w:tcPr>
+            <w:tcW w:type="dxa" w:w="3000"/>
+            <w:shd w:fill="D9EEF1" w:color="auto" w:val="clear"/>
+            <w:tcMar>
+              <w:top w:type="dxa" w:w="60"/>
+              <w:left w:type="dxa" w:w="120"/>
+              <w:bottom w:type="dxa" w:w="60"/>
+              <w:right w:type="dxa" w:w="120"/>
+            </w:tcMar>
+            <w:vAlign w:val="top"/>
+          </w:tcPr>
+          <w:p>
+            <w:pPr>
+              <w:spacing w:after="40" w:before="0"/>
+              <w:jc w:val="left"/>
+            </w:pPr>
+            <w:r>
+              <w:rPr>
+                <w:rFonts w:ascii="Arial" w:cs="Arial" w:eastAsia="Arial" w:hAnsi="Arial"/>
+                <w:b/>
+                <w:bCs/>
+                <w:i w:val="false"/>
+                <w:iCs w:val="false"/>
+                <w:color w:val="000000"/>
+                <w:sz w:val="18"/>
+                <w:szCs w:val="18"/>
+              </w:rPr>
+              <w:t xml:space="preserve">Career Connections</w:t>
+            </w:r>
+          </w:p>
+        </w:tc>
+        <w:tc>
+          <w:tcPr>
+            <w:tcW w:type="dxa" w:w="10680"/>
+            <w:shd w:fill="FFFFFF" w:color="auto" w:val="clear"/>
+            <w:tcMar>
+              <w:top w:type="dxa" w:w="60"/>
+              <w:left w:type="dxa" w:w="120"/>
+              <w:bottom w:type="dxa" w:w="60"/>
+              <w:right w:type="dxa" w:w="120"/>
+            </w:tcMar>
+            <w:vAlign w:val="top"/>
+          </w:tcPr>
+          <w:p>
+            <w:pPr>
+              <w:spacing w:after="30" w:before="0"/>
+              <w:ind w:left="360" w:hanging="180"/>
+              <w:jc w:val="left"/>
+            </w:pPr>
+            <w:r>
+              <w:rPr>
+                <w:rFonts w:ascii="Arial" w:cs="Arial" w:eastAsia="Arial" w:hAnsi="Arial"/>
+                <w:b w:val="false"/>
+                <w:bCs w:val="false"/>
+                <w:i w:val="false"/>
+                <w:iCs w:val="false"/>
+                <w:color w:val="000000"/>
+                <w:sz w:val="18"/>
+                <w:szCs w:val="18"/>
+              </w:rPr>
+              <w:t xml:space="preserve">–  Botany / Plant Science: Understanding plant vascular systems is foundational for careers in plant research at institutions such as KEFRI (Kenya Forestry Research Institute) or KALRO (Kenya Agricultural and Livestock Research Organisation).</w:t>
+            </w:r>
+          </w:p>
+          <w:p>
+            <w:pPr>
+              <w:spacing w:after="30" w:before="0"/>
+              <w:ind w:left="360" w:hanging="180"/>
+              <w:jc w:val="left"/>
+            </w:pPr>
+            <w:r>
+              <w:rPr>
+                <w:rFonts w:ascii="Arial" w:cs="Arial" w:eastAsia="Arial" w:hAnsi="Arial"/>
+                <w:b w:val="false"/>
+                <w:bCs w:val="false"/>
+                <w:i w:val="false"/>
+                <w:iCs w:val="false"/>
+                <w:color w:val="000000"/>
+                <w:sz w:val="18"/>
+                <w:szCs w:val="18"/>
+              </w:rPr>
+              <w:t xml:space="preserve">–  Agronomy and Agricultural Extension: Knowledge of water uptake, transpiration, and nutrient transport informs irrigation scheduling, fertiliser application, and crop management advice given to Kenyan smallholder farmers.</w:t>
+            </w:r>
+          </w:p>
+          <w:p>
+            <w:pPr>
+              <w:spacing w:after="30" w:before="0"/>
+              <w:ind w:left="360" w:hanging="180"/>
+              <w:jc w:val="left"/>
+            </w:pPr>
+            <w:r>
+              <w:rPr>
+                <w:rFonts w:ascii="Arial" w:cs="Arial" w:eastAsia="Arial" w:hAnsi="Arial"/>
+                <w:b w:val="false"/>
+                <w:bCs w:val="false"/>
+                <w:i w:val="false"/>
+                <w:iCs w:val="false"/>
+                <w:color w:val="000000"/>
+                <w:sz w:val="18"/>
+                <w:szCs w:val="18"/>
+              </w:rPr>
+              <w:t xml:space="preserve">–  Horticulture: Careers in Kenya's cut-flower industry (Naivasha) and fruit/vegetable export sector require understanding of post-harvest water relations and vascular tissue integrity to maintain produce quality.</w:t>
+            </w:r>
+          </w:p>
+          <w:p>
+            <w:pPr>
+              <w:spacing w:after="30" w:before="0"/>
+              <w:ind w:left="360" w:hanging="180"/>
+              <w:jc w:val="left"/>
+            </w:pPr>
+            <w:r>
+              <w:rPr>
+                <w:rFonts w:ascii="Arial" w:cs="Arial" w:eastAsia="Arial" w:hAnsi="Arial"/>
+                <w:b w:val="false"/>
+                <w:bCs w:val="false"/>
+                <w:i w:val="false"/>
+                <w:iCs w:val="false"/>
+                <w:color w:val="000000"/>
+                <w:sz w:val="18"/>
+                <w:szCs w:val="18"/>
+              </w:rPr>
+              <w:t xml:space="preserve">–  Medicine / Pharmacognosy: Many Kenyan medicinal plants are used in traditional and modern medicine; understanding phloem transport of secondary metabolites (alkaloids, tannins) is relevant to pharmaceutical research.</w:t>
+            </w:r>
+          </w:p>
+          <w:p>
+            <w:pPr>
+              <w:spacing w:after="30" w:before="0"/>
+              <w:ind w:left="360" w:hanging="180"/>
+              <w:jc w:val="left"/>
+            </w:pPr>
+            <w:r>
+              <w:rPr>
+                <w:rFonts w:ascii="Arial" w:cs="Arial" w:eastAsia="Arial" w:hAnsi="Arial"/>
+                <w:b w:val="false"/>
+                <w:bCs w:val="false"/>
+                <w:i w:val="false"/>
+                <w:iCs w:val="false"/>
+                <w:color w:val="000000"/>
+                <w:sz w:val="18"/>
+                <w:szCs w:val="18"/>
+              </w:rPr>
+              <w:t xml:space="preserve">–  Environmental Science and Conservation: Understanding transpiration and its role in the water cycle supports careers in watershed management, reforestation (e.g., Mau Forest restoration), and climate change mitigation.</w:t>
+            </w:r>
+          </w:p>
+          <w:p>
+            <w:pPr>
+              <w:spacing w:after="30" w:before="0"/>
+              <w:ind w:left="360" w:hanging="180"/>
+              <w:jc w:val="left"/>
+            </w:pPr>
+            <w:r>
+              <w:rPr>
+                <w:rFonts w:ascii="Arial" w:cs="Arial" w:eastAsia="Arial" w:hAnsi="Arial"/>
+                <w:b w:val="false"/>
+                <w:bCs w:val="false"/>
+                <w:i w:val="false"/>
+                <w:iCs w:val="false"/>
+                <w:color w:val="000000"/>
+                <w:sz w:val="18"/>
+                <w:szCs w:val="18"/>
+              </w:rPr>
+              <w:t xml:space="preserve">–  Food Technology: Knowledge of how mineral salts and sugars are translocated in plants informs biofortification programmes aimed at improving the nutritional content of staple crops such as maize and beans.</w:t>
+            </w:r>
+          </w:p>
+        </w:tc>
+      </w:tr>
+      <w:tr>
+        <w:tc>
+          <w:tcPr>
+            <w:tcW w:type="dxa" w:w="3000"/>
+            <w:shd w:fill="D5E8F0" w:color="auto" w:val="clear"/>
+            <w:tcMar>
+              <w:top w:type="dxa" w:w="60"/>
+              <w:left w:type="dxa" w:w="120"/>
+              <w:bottom w:type="dxa" w:w="60"/>
+              <w:right w:type="dxa" w:w="120"/>
+            </w:tcMar>
+            <w:vAlign w:val="top"/>
+          </w:tcPr>
+          <w:p>
+            <w:pPr>
+              <w:spacing w:after="40" w:before="0"/>
+              <w:jc w:val="left"/>
+            </w:pPr>
+            <w:r>
+              <w:rPr>
+                <w:rFonts w:ascii="Arial" w:cs="Arial" w:eastAsia="Arial" w:hAnsi="Arial"/>
+                <w:b/>
+                <w:bCs/>
+                <w:i w:val="false"/>
+                <w:iCs w:val="false"/>
+                <w:color w:val="000000"/>
+                <w:sz w:val="18"/>
+                <w:szCs w:val="18"/>
+              </w:rPr>
+              <w:t xml:space="preserve">Focus for Lessons</w:t>
+            </w:r>
+          </w:p>
+        </w:tc>
+        <w:tc>
+          <w:tcPr>
+            <w:tcW w:type="dxa" w:w="10680"/>
+            <w:shd w:fill="FFFFFF" w:color="auto" w:val="clear"/>
+            <w:tcMar>
+              <w:top w:type="dxa" w:w="60"/>
+              <w:left w:type="dxa" w:w="120"/>
+              <w:bottom w:type="dxa" w:w="60"/>
+              <w:right w:type="dxa" w:w="120"/>
+            </w:tcMar>
+            <w:vAlign w:val="top"/>
+          </w:tcPr>
+          <w:p>
+            <w:pPr>
+              <w:spacing w:after="40" w:before="0"/>
+              <w:jc w:val="left"/>
+            </w:pPr>
+            <w:r>
+              <w:rPr>
+                <w:rFonts w:ascii="Arial" w:cs="Arial" w:eastAsia="Arial" w:hAnsi="Arial"/>
+                <w:b w:val="false"/>
+                <w:bCs w:val="false"/>
+                <w:i w:val="false"/>
+                <w:iCs w:val="false"/>
+                <w:color w:val="000000"/>
+                <w:sz w:val="18"/>
+                <w:szCs w:val="18"/>
+              </w:rPr>
+              <w:t xml:space="preserve">This unit focuses on how plants move water, mineral salts, and manufactured food substances through specialised vascular tissues (xylem and phloem), anchored in the real-world phenomenon of maize crops wilting on Kenyan farms during dry seasons. Students use a phenomenon-driven, inquiry-based approach — conducting hands-on experiments with local plant materials, building iterative models, and linking molecular-level processes (osmosis, active transport, cohesion-tension) to whole-plant and ecosystem-level outcomes. Throughout the unit, the science of plant transport is continuously connected to Kenyan agricultural contexts, food security, and environmental conservation, ensuring relevance and deep conceptual understanding.</w:t>
+            </w:r>
+          </w:p>
+        </w:tc>
+      </w:tr>
+      <w:tr>
+        <w:tc>
+          <w:tcPr>
+            <w:tcW w:type="dxa" w:w="3000"/>
+            <w:shd w:fill="EAD1F5" w:color="auto" w:val="clear"/>
+            <w:tcMar>
+              <w:top w:type="dxa" w:w="60"/>
+              <w:left w:type="dxa" w:w="120"/>
+              <w:bottom w:type="dxa" w:w="60"/>
+              <w:right w:type="dxa" w:w="120"/>
+            </w:tcMar>
+            <w:vAlign w:val="top"/>
+          </w:tcPr>
+          <w:p>
+            <w:pPr>
+              <w:spacing w:after="40" w:before="0"/>
+              <w:jc w:val="left"/>
+            </w:pPr>
+            <w:r>
+              <w:rPr>
+                <w:rFonts w:ascii="Arial" w:cs="Arial" w:eastAsia="Arial" w:hAnsi="Arial"/>
+                <w:b/>
+                <w:bCs/>
+                <w:i w:val="false"/>
+                <w:iCs w:val="false"/>
+                <w:color w:val="000000"/>
+                <w:sz w:val="18"/>
+                <w:szCs w:val="18"/>
+              </w:rPr>
+              <w:t xml:space="preserve">Driving Question / Key Inquiry Questions</w:t>
+            </w:r>
+          </w:p>
+        </w:tc>
+        <w:tc>
+          <w:tcPr>
+            <w:tcW w:type="dxa" w:w="10680"/>
+            <w:shd w:fill="FFFFFF" w:color="auto" w:val="clear"/>
+            <w:tcMar>
+              <w:top w:type="dxa" w:w="60"/>
+              <w:left w:type="dxa" w:w="120"/>
+              <w:bottom w:type="dxa" w:w="60"/>
+              <w:right w:type="dxa" w:w="120"/>
+            </w:tcMar>
+            <w:vAlign w:val="top"/>
+          </w:tcPr>
+          <w:p>
+            <w:pPr>
+              <w:spacing w:after="40" w:before="0"/>
+              <w:jc w:val="left"/>
+            </w:pPr>
+            <w:r>
+              <w:rPr>
+                <w:rFonts w:ascii="Arial" w:cs="Arial" w:eastAsia="Arial" w:hAnsi="Arial"/>
+                <w:b w:val="false"/>
+                <w:bCs w:val="false"/>
+                <w:i w:val="false"/>
+                <w:iCs w:val="false"/>
+                <w:color w:val="000000"/>
+                <w:sz w:val="18"/>
+                <w:szCs w:val="18"/>
+              </w:rPr>
+              <w:t xml:space="preserve">DRIVING QUESTION: How does water and food travel through an entire plant — from the soil to the highest leaf — and why does this journey sometimes fail, causing crops like maize in Kibwezi to wilt and die?</w:t>
+            </w:r>
+          </w:p>
+          <w:p>
+            <w:pPr>
+              <w:spacing w:after="40" w:before="0"/>
+              <w:jc w:val="left"/>
+            </w:pPr>
+            <w:r>
+              <w:rPr>
+                <w:rFonts w:ascii="Arial" w:cs="Arial" w:eastAsia="Arial" w:hAnsi="Arial"/>
+                <w:b w:val="false"/>
+                <w:bCs w:val="false"/>
+                <w:i w:val="false"/>
+                <w:iCs w:val="false"/>
+                <w:color w:val="000000"/>
+                <w:sz w:val="18"/>
+                <w:szCs w:val="18"/>
+              </w:rPr>
+              <w:t xml:space="preserve"/>
+            </w:r>
+          </w:p>
+          <w:p>
+            <w:pPr>
+              <w:spacing w:after="40" w:before="0"/>
+              <w:jc w:val="left"/>
+            </w:pPr>
+            <w:r>
+              <w:rPr>
+                <w:rFonts w:ascii="Arial" w:cs="Arial" w:eastAsia="Arial" w:hAnsi="Arial"/>
+                <w:b w:val="false"/>
+                <w:bCs w:val="false"/>
+                <w:i w:val="false"/>
+                <w:iCs w:val="false"/>
+                <w:color w:val="000000"/>
+                <w:sz w:val="18"/>
+                <w:szCs w:val="18"/>
+              </w:rPr>
+              <w:t xml:space="preserve">KICD KEY INQUIRY QUESTIONS:</w:t>
+            </w:r>
+          </w:p>
+          <w:p>
+            <w:pPr>
+              <w:spacing w:after="40" w:before="0"/>
+              <w:jc w:val="left"/>
+            </w:pPr>
+            <w:r>
+              <w:rPr>
+                <w:rFonts w:ascii="Arial" w:cs="Arial" w:eastAsia="Arial" w:hAnsi="Arial"/>
+                <w:b w:val="false"/>
+                <w:bCs w:val="false"/>
+                <w:i w:val="false"/>
+                <w:iCs w:val="false"/>
+                <w:color w:val="000000"/>
+                <w:sz w:val="18"/>
+                <w:szCs w:val="18"/>
+              </w:rPr>
+              <w:t xml:space="preserve">1. How are water and mineral salts transported in plants?</w:t>
+            </w:r>
+          </w:p>
+          <w:p>
+            <w:pPr>
+              <w:spacing w:after="40" w:before="0"/>
+              <w:jc w:val="left"/>
+            </w:pPr>
+            <w:r>
+              <w:rPr>
+                <w:rFonts w:ascii="Arial" w:cs="Arial" w:eastAsia="Arial" w:hAnsi="Arial"/>
+                <w:b w:val="false"/>
+                <w:bCs w:val="false"/>
+                <w:i w:val="false"/>
+                <w:iCs w:val="false"/>
+                <w:color w:val="000000"/>
+                <w:sz w:val="18"/>
+                <w:szCs w:val="18"/>
+              </w:rPr>
+              <w:t xml:space="preserve">2. How are manufactured food substances transported in plants?</w:t>
+            </w:r>
+          </w:p>
+        </w:tc>
+      </w:tr>
+      <w:tr>
+        <w:tc>
+          <w:tcPr>
+            <w:tcW w:type="dxa" w:w="3000"/>
+            <w:shd w:fill="EAD1F5" w:color="auto" w:val="clear"/>
+            <w:tcMar>
+              <w:top w:type="dxa" w:w="60"/>
+              <w:left w:type="dxa" w:w="120"/>
+              <w:bottom w:type="dxa" w:w="60"/>
+              <w:right w:type="dxa" w:w="120"/>
+            </w:tcMar>
+            <w:vAlign w:val="top"/>
+          </w:tcPr>
+          <w:p>
+            <w:pPr>
+              <w:spacing w:after="40" w:before="0"/>
+              <w:jc w:val="left"/>
+            </w:pPr>
+            <w:r>
+              <w:rPr>
+                <w:rFonts w:ascii="Arial" w:cs="Arial" w:eastAsia="Arial" w:hAnsi="Arial"/>
+                <w:b/>
+                <w:bCs/>
+                <w:i w:val="false"/>
+                <w:iCs w:val="false"/>
+                <w:color w:val="000000"/>
+                <w:sz w:val="18"/>
+                <w:szCs w:val="18"/>
+              </w:rPr>
+              <w:t xml:space="preserve">Anchoring Phenomenon</w:t>
+            </w:r>
+          </w:p>
+        </w:tc>
+        <w:tc>
+          <w:tcPr>
+            <w:tcW w:type="dxa" w:w="10680"/>
+            <w:shd w:fill="FFFFFF" w:color="auto" w:val="clear"/>
+            <w:tcMar>
+              <w:top w:type="dxa" w:w="60"/>
+              <w:left w:type="dxa" w:w="120"/>
+              <w:bottom w:type="dxa" w:w="60"/>
+              <w:right w:type="dxa" w:w="120"/>
+            </w:tcMar>
+            <w:vAlign w:val="top"/>
+          </w:tcPr>
+          <w:p>
+            <w:pPr>
+              <w:spacing w:after="40" w:before="0"/>
+              <w:jc w:val="left"/>
+            </w:pPr>
+            <w:r>
+              <w:rPr>
+                <w:rFonts w:ascii="Arial" w:cs="Arial" w:eastAsia="Arial" w:hAnsi="Arial"/>
+                <w:b w:val="false"/>
+                <w:bCs w:val="false"/>
+                <w:i w:val="false"/>
+                <w:iCs w:val="false"/>
+                <w:color w:val="000000"/>
+                <w:sz w:val="18"/>
+                <w:szCs w:val="18"/>
+              </w:rPr>
+              <w:t xml:space="preserve">ANCHORING PHENOMENON — "The Wilting Maize of Kibwezi":</w:t>
+            </w:r>
+          </w:p>
+          <w:p>
+            <w:pPr>
+              <w:spacing w:after="40" w:before="0"/>
+              <w:jc w:val="left"/>
+            </w:pPr>
+            <w:r>
+              <w:rPr>
+                <w:rFonts w:ascii="Arial" w:cs="Arial" w:eastAsia="Arial" w:hAnsi="Arial"/>
+                <w:b w:val="false"/>
+                <w:bCs w:val="false"/>
+                <w:i w:val="false"/>
+                <w:iCs w:val="false"/>
+                <w:color w:val="000000"/>
+                <w:sz w:val="18"/>
+                <w:szCs w:val="18"/>
+              </w:rPr>
+              <w:t xml:space="preserve"/>
+            </w:r>
+          </w:p>
+          <w:p>
+            <w:pPr>
+              <w:spacing w:after="40" w:before="0"/>
+              <w:jc w:val="left"/>
+            </w:pPr>
+            <w:r>
+              <w:rPr>
+                <w:rFonts w:ascii="Arial" w:cs="Arial" w:eastAsia="Arial" w:hAnsi="Arial"/>
+                <w:b w:val="false"/>
+                <w:bCs w:val="false"/>
+                <w:i w:val="false"/>
+                <w:iCs w:val="false"/>
+                <w:color w:val="000000"/>
+                <w:sz w:val="18"/>
+                <w:szCs w:val="18"/>
+              </w:rPr>
+              <w:t xml:space="preserve">A farmer in Kibwezi, Makueni County — a semi-arid region of Kenya — notices that her maize crop wilts dramatically every afternoon during the dry season, even though she watered the soil that same morning. By evening, some plants recover; others do not. She also notices that the maize plants growing near a dry seasonal riverbed wilt far sooner than those on the lower, wetter slopes. Meanwhile, a neighbour's sukuma wiki plot, which is shaded by a large mango tree, barely wilts at all. The farmer is puzzled: the soil has water, she can see it — so why are the plants wilting? Why do some recover but others die? Why does shade seem to protect the sukuma wiki?</w:t>
+            </w:r>
+          </w:p>
+          <w:p>
+            <w:pPr>
+              <w:spacing w:after="40" w:before="0"/>
+              <w:jc w:val="left"/>
+            </w:pPr>
+            <w:r>
+              <w:rPr>
+                <w:rFonts w:ascii="Arial" w:cs="Arial" w:eastAsia="Arial" w:hAnsi="Arial"/>
+                <w:b w:val="false"/>
+                <w:bCs w:val="false"/>
+                <w:i w:val="false"/>
+                <w:iCs w:val="false"/>
+                <w:color w:val="000000"/>
+                <w:sz w:val="18"/>
+                <w:szCs w:val="18"/>
+              </w:rPr>
+              <w:t xml:space="preserve"/>
+            </w:r>
+          </w:p>
+          <w:p>
+            <w:pPr>
+              <w:spacing w:after="40" w:before="0"/>
+              <w:jc w:val="left"/>
+            </w:pPr>
+            <w:r>
+              <w:rPr>
+                <w:rFonts w:ascii="Arial" w:cs="Arial" w:eastAsia="Arial" w:hAnsi="Arial"/>
+                <w:b w:val="false"/>
+                <w:bCs w:val="false"/>
+                <w:i w:val="false"/>
+                <w:iCs w:val="false"/>
+                <w:color w:val="000000"/>
+                <w:sz w:val="18"/>
+                <w:szCs w:val="18"/>
+              </w:rPr>
+              <w:t xml:space="preserve">This phenomenon is puzzling because it challenges students' intuitive belief that "watering = no wilting." It reveals that water availability in soil is not the same as water availability inside the plant, and that something must be actively moving water from soil through root, stem, and leaf — and losing it somewhere along the way. The scenario is directly familiar to Kenyan students, many of whom have observed wilting crops on family farms or school gardens, making it personally meaningful and emotionally engaging.</w:t>
+            </w:r>
+          </w:p>
+        </w:tc>
+      </w:tr>
+      <w:tr>
+        <w:tc>
+          <w:tcPr>
+            <w:tcW w:type="dxa" w:w="3000"/>
+            <w:shd w:fill="D9EEF1" w:color="auto" w:val="clear"/>
+            <w:tcMar>
+              <w:top w:type="dxa" w:w="60"/>
+              <w:left w:type="dxa" w:w="120"/>
+              <w:bottom w:type="dxa" w:w="60"/>
+              <w:right w:type="dxa" w:w="120"/>
+            </w:tcMar>
+            <w:vAlign w:val="top"/>
+          </w:tcPr>
+          <w:p>
+            <w:pPr>
+              <w:spacing w:after="40" w:before="0"/>
+              <w:jc w:val="left"/>
+            </w:pPr>
+            <w:r>
+              <w:rPr>
+                <w:rFonts w:ascii="Arial" w:cs="Arial" w:eastAsia="Arial" w:hAnsi="Arial"/>
+                <w:b/>
+                <w:bCs/>
+                <w:i w:val="false"/>
+                <w:iCs w:val="false"/>
+                <w:color w:val="000000"/>
+                <w:sz w:val="18"/>
+                <w:szCs w:val="18"/>
+              </w:rPr>
+              <w:t xml:space="preserve">Storyline Thread</w:t>
+            </w:r>
+          </w:p>
+        </w:tc>
+        <w:tc>
+          <w:tcPr>
+            <w:tcW w:type="dxa" w:w="10680"/>
+            <w:shd w:fill="FFFFFF" w:color="auto" w:val="clear"/>
+            <w:tcMar>
+              <w:top w:type="dxa" w:w="60"/>
+              <w:left w:type="dxa" w:w="120"/>
+              <w:bottom w:type="dxa" w:w="60"/>
+              <w:right w:type="dxa" w:w="120"/>
+            </w:tcMar>
+            <w:vAlign w:val="top"/>
+          </w:tcPr>
+          <w:p>
+            <w:pPr>
+              <w:spacing w:after="40" w:before="0"/>
+              <w:jc w:val="left"/>
+            </w:pPr>
+            <w:r>
+              <w:rPr>
+                <w:rFonts w:ascii="Arial" w:cs="Arial" w:eastAsia="Arial" w:hAnsi="Arial"/>
+                <w:b w:val="false"/>
+                <w:bCs w:val="false"/>
+                <w:i w:val="false"/>
+                <w:iCs w:val="false"/>
+                <w:color w:val="000000"/>
+                <w:sz w:val="18"/>
+                <w:szCs w:val="18"/>
+              </w:rPr>
+              <w:t xml:space="preserve">Lesson 1 — Encounter the Phenomenon (The Wilting Maize of Kibwezi): Students view photographs and a short description of the wilting maize scenario in Kibwezi. They share personal observations from home farms and school gardens, record initial ideas about why plants wilt, and co-create the first Driving Question Board (DQB) with "What We Think We Know" and "What We Wonder" columns. Outcome: Students generate investigable questions and commit to initial predictions.</w:t>
+            </w:r>
+          </w:p>
+          <w:p>
+            <w:pPr>
+              <w:spacing w:after="40" w:before="0"/>
+              <w:jc w:val="left"/>
+            </w:pPr>
+            <w:r>
+              <w:rPr>
+                <w:rFonts w:ascii="Arial" w:cs="Arial" w:eastAsia="Arial" w:hAnsi="Arial"/>
+                <w:b w:val="false"/>
+                <w:bCs w:val="false"/>
+                <w:i w:val="false"/>
+                <w:iCs w:val="false"/>
+                <w:color w:val="000000"/>
+                <w:sz w:val="18"/>
+                <w:szCs w:val="18"/>
+              </w:rPr>
+              <w:t xml:space="preserve"/>
+            </w:r>
+          </w:p>
+          <w:p>
+            <w:pPr>
+              <w:spacing w:after="40" w:before="0"/>
+              <w:jc w:val="left"/>
+            </w:pPr>
+            <w:r>
+              <w:rPr>
+                <w:rFonts w:ascii="Arial" w:cs="Arial" w:eastAsia="Arial" w:hAnsi="Arial"/>
+                <w:b w:val="false"/>
+                <w:bCs w:val="false"/>
+                <w:i w:val="false"/>
+                <w:iCs w:val="false"/>
+                <w:color w:val="000000"/>
+                <w:sz w:val="18"/>
+                <w:szCs w:val="18"/>
+              </w:rPr>
+              <w:t xml:space="preserve">Lesson 2 — What Do Plants Need to Survive? (Plant Needs and the Case for a Transport System): Students brainstorm what plants need (water, mineral salts, sunlight, carbon dioxide) and map where each resource enters the plant and where it is needed. They recognise that resources enter at one location but are used at another — establishing the logical necessity of a transport system. Students add new questions to the DQB. Outcome: Students articulate why an internal transport system is essential and identify it as the key to solving the wilting mystery.</w:t>
+            </w:r>
+          </w:p>
+          <w:p>
+            <w:pPr>
+              <w:spacing w:after="40" w:before="0"/>
+              <w:jc w:val="left"/>
+            </w:pPr>
+            <w:r>
+              <w:rPr>
+                <w:rFonts w:ascii="Arial" w:cs="Arial" w:eastAsia="Arial" w:hAnsi="Arial"/>
+                <w:b w:val="false"/>
+                <w:bCs w:val="false"/>
+                <w:i w:val="false"/>
+                <w:iCs w:val="false"/>
+                <w:color w:val="000000"/>
+                <w:sz w:val="18"/>
+                <w:szCs w:val="18"/>
+              </w:rPr>
+              <w:t xml:space="preserve"/>
+            </w:r>
+          </w:p>
+          <w:p>
+            <w:pPr>
+              <w:spacing w:after="40" w:before="0"/>
+              <w:jc w:val="left"/>
+            </w:pPr>
+            <w:r>
+              <w:rPr>
+                <w:rFonts w:ascii="Arial" w:cs="Arial" w:eastAsia="Arial" w:hAnsi="Arial"/>
+                <w:b w:val="false"/>
+                <w:bCs w:val="false"/>
+                <w:i w:val="false"/>
+                <w:iCs w:val="false"/>
+                <w:color w:val="000000"/>
+                <w:sz w:val="18"/>
+                <w:szCs w:val="18"/>
+              </w:rPr>
+              <w:t xml:space="preserve">Lesson 3 — The Big Picture: Overview of the Plant Transport System (Xylem and Phloem): Teacher introduces xylem and phloem as the two transport highways of the plant using a whole-plant diagram. Students label diagrams and use coloured arrows to show the direction of water/mineral salt movement (upward, xylem) vs. food movement (downward and upward, phloem). Students begin their cumulative model. Outcome: Students correctly identify the two vascular tissues and their transport directions.</w:t>
+            </w:r>
+          </w:p>
+          <w:p>
+            <w:pPr>
+              <w:spacing w:after="40" w:before="0"/>
+              <w:jc w:val="left"/>
+            </w:pPr>
+            <w:r>
+              <w:rPr>
+                <w:rFonts w:ascii="Arial" w:cs="Arial" w:eastAsia="Arial" w:hAnsi="Arial"/>
+                <w:b w:val="false"/>
+                <w:bCs w:val="false"/>
+                <w:i w:val="false"/>
+                <w:iCs w:val="false"/>
+                <w:color w:val="000000"/>
+                <w:sz w:val="18"/>
+                <w:szCs w:val="18"/>
+              </w:rPr>
+              <w:t xml:space="preserve"/>
+            </w:r>
+          </w:p>
+          <w:p>
+            <w:pPr>
+              <w:spacing w:after="40" w:before="0"/>
+              <w:jc w:val="left"/>
+            </w:pPr>
+            <w:r>
+              <w:rPr>
+                <w:rFonts w:ascii="Arial" w:cs="Arial" w:eastAsia="Arial" w:hAnsi="Arial"/>
+                <w:b w:val="false"/>
+                <w:bCs w:val="false"/>
+                <w:i w:val="false"/>
+                <w:iCs w:val="false"/>
+                <w:color w:val="000000"/>
+                <w:sz w:val="18"/>
+                <w:szCs w:val="18"/>
+              </w:rPr>
+              <w:t xml:space="preserve">Lesson 4 — The Entry Point: Root Structure and Water Absorption: Students observe real roots of bean or maize seedlings (grown in the school garden) under a hand lens and, where possible, under a microscope. They draw and label root hair cells, the cortex, endodermis, and xylem. They link the large surface area of root hairs to efficient water and mineral salt absorption. Students conduct a simple osmosis demonstration (potato strips in salt solution vs. water) to confirm the mechanism. Outcome: Students explain how water enters the root by osmosis and how mineral salts enter by active transport, and add these mechanisms to their cumulative model.</w:t>
+            </w:r>
+          </w:p>
+          <w:p>
+            <w:pPr>
+              <w:spacing w:after="40" w:before="0"/>
+              <w:jc w:val="left"/>
+            </w:pPr>
+            <w:r>
+              <w:rPr>
+                <w:rFonts w:ascii="Arial" w:cs="Arial" w:eastAsia="Arial" w:hAnsi="Arial"/>
+                <w:b w:val="false"/>
+                <w:bCs w:val="false"/>
+                <w:i w:val="false"/>
+                <w:iCs w:val="false"/>
+                <w:color w:val="000000"/>
+                <w:sz w:val="18"/>
+                <w:szCs w:val="18"/>
+              </w:rPr>
+              <w:t xml:space="preserve"/>
+            </w:r>
+          </w:p>
+          <w:p>
+            <w:pPr>
+              <w:spacing w:after="40" w:before="0"/>
+              <w:jc w:val="left"/>
+            </w:pPr>
+            <w:r>
+              <w:rPr>
+                <w:rFonts w:ascii="Arial" w:cs="Arial" w:eastAsia="Arial" w:hAnsi="Arial"/>
+                <w:b w:val="false"/>
+                <w:bCs w:val="false"/>
+                <w:i w:val="false"/>
+                <w:iCs w:val="false"/>
+                <w:color w:val="000000"/>
+                <w:sz w:val="18"/>
+                <w:szCs w:val="18"/>
+              </w:rPr>
+              <w:t xml:space="preserve">Lesson 5 — The Highway: Stem Structure and Vascular Bundles: Students cut cross-sections of herbaceous stems (e.g., sunflower or bean stems from the school garden) with a razor blade, stain with iodine or eosin, and observe vascular bundle arrangement. They compare herbaceous and woody stem diagrams. The coloured celery/carnation experiment is set up (results observed in Lesson 6). Students update their cumulative model to include stem pathways. Outcome: Students identify xylem and phloem within vascular bundles and describe their arrangement in herbaceous stems.</w:t>
+            </w:r>
+          </w:p>
+          <w:p>
+            <w:pPr>
+              <w:spacing w:after="40" w:before="0"/>
+              <w:jc w:val="left"/>
+            </w:pPr>
+            <w:r>
+              <w:rPr>
+                <w:rFonts w:ascii="Arial" w:cs="Arial" w:eastAsia="Arial" w:hAnsi="Arial"/>
+                <w:b w:val="false"/>
+                <w:bCs w:val="false"/>
+                <w:i w:val="false"/>
+                <w:iCs w:val="false"/>
+                <w:color w:val="000000"/>
+                <w:sz w:val="18"/>
+                <w:szCs w:val="18"/>
+              </w:rPr>
+              <w:t xml:space="preserve"/>
+            </w:r>
+          </w:p>
+          <w:p>
+            <w:pPr>
+              <w:spacing w:after="40" w:before="0"/>
+              <w:jc w:val="left"/>
+            </w:pPr>
+            <w:r>
+              <w:rPr>
+                <w:rFonts w:ascii="Arial" w:cs="Arial" w:eastAsia="Arial" w:hAnsi="Arial"/>
+                <w:b w:val="false"/>
+                <w:bCs w:val="false"/>
+                <w:i w:val="false"/>
+                <w:iCs w:val="false"/>
+                <w:color w:val="000000"/>
+                <w:sz w:val="18"/>
+                <w:szCs w:val="18"/>
+              </w:rPr>
+              <w:t xml:space="preserve">Lesson 6 — The Destination: Leaf Structure and Transpiration: Students dissect a leaf (e.g., sukuma wiki or a Ficus leaf), observe the waxy cuticle, veins, and stomate positions (lower epidermis impression using clear nail varnish). They observe and record results of the coloured dye experiment from Lesson 5 — confirming xylem transport. The "sweating leaf bag" demonstration (tied around a branch in the school compound) is reviewed. Students define transpiration and list factors that affect its rate. Outcome: Students explain how water is lost through stomata and why the rate varies, and add leaf anatomy and stomata to their cumulative model.</w:t>
+            </w:r>
+          </w:p>
+          <w:p>
+            <w:pPr>
+              <w:spacing w:after="40" w:before="0"/>
+              <w:jc w:val="left"/>
+            </w:pPr>
+            <w:r>
+              <w:rPr>
+                <w:rFonts w:ascii="Arial" w:cs="Arial" w:eastAsia="Arial" w:hAnsi="Arial"/>
+                <w:b w:val="false"/>
+                <w:bCs w:val="false"/>
+                <w:i w:val="false"/>
+                <w:iCs w:val="false"/>
+                <w:color w:val="000000"/>
+                <w:sz w:val="18"/>
+                <w:szCs w:val="18"/>
+              </w:rPr>
+              <w:t xml:space="preserve"/>
+            </w:r>
+          </w:p>
+          <w:p>
+            <w:pPr>
+              <w:spacing w:after="40" w:before="0"/>
+              <w:jc w:val="left"/>
+            </w:pPr>
+            <w:r>
+              <w:rPr>
+                <w:rFonts w:ascii="Arial" w:cs="Arial" w:eastAsia="Arial" w:hAnsi="Arial"/>
+                <w:b w:val="false"/>
+                <w:bCs w:val="false"/>
+                <w:i w:val="false"/>
+                <w:iCs w:val="false"/>
+                <w:color w:val="000000"/>
+                <w:sz w:val="18"/>
+                <w:szCs w:val="18"/>
+              </w:rPr>
+              <w:t xml:space="preserve">Lesson 7 — The Engine: Transpiration Pull, Cohesion-Tension, and Root Pressure: Students conduct a structured investigation using an improvised potometer (a cut stem, rubber tubing, capillary tube, and ruler) to measure water uptake under different conditions (fan blowing = wind, lamp = light, petroleum jelly on leaves = blocked stomata). They collect and graph data, then construct an explanation linking transpiration pull (cohesion-tension mechanism) and root pressure to upward water movement. Students return to the DQB and answer: "Why does the maize wilt even after watering?" — the rate of transpiration exceeds the rate of water absorption. Outcome: Students explain the cohesion-tension mechanism and use quantitative data to support it; they partially resolve the anchoring phenomenon.</w:t>
+            </w:r>
+          </w:p>
+          <w:p>
+            <w:pPr>
+              <w:spacing w:after="40" w:before="0"/>
+              <w:jc w:val="left"/>
+            </w:pPr>
+            <w:r>
+              <w:rPr>
+                <w:rFonts w:ascii="Arial" w:cs="Arial" w:eastAsia="Arial" w:hAnsi="Arial"/>
+                <w:b w:val="false"/>
+                <w:bCs w:val="false"/>
+                <w:i w:val="false"/>
+                <w:iCs w:val="false"/>
+                <w:color w:val="000000"/>
+                <w:sz w:val="18"/>
+                <w:szCs w:val="18"/>
+              </w:rPr>
+              <w:t xml:space="preserve"/>
+            </w:r>
+          </w:p>
+          <w:p>
+            <w:pPr>
+              <w:spacing w:after="40" w:before="0"/>
+              <w:jc w:val="left"/>
+            </w:pPr>
+            <w:r>
+              <w:rPr>
+                <w:rFonts w:ascii="Arial" w:cs="Arial" w:eastAsia="Arial" w:hAnsi="Arial"/>
+                <w:b w:val="false"/>
+                <w:bCs w:val="false"/>
+                <w:i w:val="false"/>
+                <w:iCs w:val="false"/>
+                <w:color w:val="000000"/>
+                <w:sz w:val="18"/>
+                <w:szCs w:val="18"/>
+              </w:rPr>
+              <w:t xml:space="preserve">Lesson 8 — The Return Journey: Translocation and Final Model Build: Students examine the "girdled tree" photographs and the concept of source-to-sink translocation through phloem (sucrose, amino acids). They use the pressure-flow hypothesis to explain translocation direction. Students then complete their final cumulative model of the entire plant transport system — annotating xylem (water + minerals, root to leaf, transpiration pull), phloem (sugars + amino acids, source to sink, pressure flow), osmosis at root hairs, and stomatal transpiration. Groups present their models and return to the original Kibwezi wilting scenario to construct a full evidence-based explanation. DQB is reviewed: all driving questions are answered. Outcome: Students produce a complete, annotated whole-plant transport model and write a scientific explanation of the anchoring phenomenon, demonstrating mastery of all unit learning outcomes.</w:t>
+            </w:r>
+          </w:p>
+        </w:tc>
+      </w:tr>
+      <w:tr>
+        <w:tc>
+          <w:tcPr>
+            <w:tcW w:type="dxa" w:w="3000"/>
+            <w:shd w:fill="EAD1F5" w:color="auto" w:val="clear"/>
+            <w:tcMar>
+              <w:top w:type="dxa" w:w="60"/>
+              <w:left w:type="dxa" w:w="120"/>
+              <w:bottom w:type="dxa" w:w="60"/>
+              <w:right w:type="dxa" w:w="120"/>
+            </w:tcMar>
+            <w:vAlign w:val="top"/>
+          </w:tcPr>
+          <w:p>
+            <w:pPr>
+              <w:spacing w:after="40" w:before="0"/>
+              <w:jc w:val="left"/>
+            </w:pPr>
+            <w:r>
+              <w:rPr>
+                <w:rFonts w:ascii="Arial" w:cs="Arial" w:eastAsia="Arial" w:hAnsi="Arial"/>
+                <w:b/>
+                <w:bCs/>
+                <w:i w:val="false"/>
+                <w:iCs w:val="false"/>
+                <w:color w:val="000000"/>
+                <w:sz w:val="18"/>
+                <w:szCs w:val="18"/>
+              </w:rPr>
+              <w:t xml:space="preserve">Supporting Phenomena</w:t>
+            </w:r>
+          </w:p>
+        </w:tc>
+        <w:tc>
+          <w:tcPr>
+            <w:tcW w:type="dxa" w:w="10680"/>
+            <w:shd w:fill="FFFFFF" w:color="auto" w:val="clear"/>
+            <w:tcMar>
+              <w:top w:type="dxa" w:w="60"/>
+              <w:left w:type="dxa" w:w="120"/>
+              <w:bottom w:type="dxa" w:w="60"/>
+              <w:right w:type="dxa" w:w="120"/>
+            </w:tcMar>
+            <w:vAlign w:val="top"/>
+          </w:tcPr>
+          <w:p>
+            <w:pPr>
+              <w:spacing w:after="30" w:before="0"/>
+              <w:ind w:left="360" w:hanging="180"/>
+              <w:jc w:val="left"/>
+            </w:pPr>
+            <w:r>
+              <w:rPr>
+                <w:rFonts w:ascii="Arial" w:cs="Arial" w:eastAsia="Arial" w:hAnsi="Arial"/>
+                <w:b w:val="false"/>
+                <w:bCs w:val="false"/>
+                <w:i w:val="false"/>
+                <w:iCs w:val="false"/>
+                <w:color w:val="000000"/>
+                <w:sz w:val="18"/>
+                <w:szCs w:val="18"/>
+              </w:rPr>
+              <w:t xml:space="preserve">–  The Coloured Carnation: A white carnation (or celery stalk) placed in red food-colouring solution turns red within hours — students observe coloured veins in the petals/leaves, raising the question of exactly which tissue carried the dye and how fast it travelled. (Supports: xylem structure and function, transpiration pull.)</w:t>
+            </w:r>
+          </w:p>
+          <w:p>
+            <w:pPr>
+              <w:spacing w:after="30" w:before="0"/>
+              <w:ind w:left="360" w:hanging="180"/>
+              <w:jc w:val="left"/>
+            </w:pPr>
+            <w:r>
+              <w:rPr>
+                <w:rFonts w:ascii="Arial" w:cs="Arial" w:eastAsia="Arial" w:hAnsi="Arial"/>
+                <w:b w:val="false"/>
+                <w:bCs w:val="false"/>
+                <w:i w:val="false"/>
+                <w:iCs w:val="false"/>
+                <w:color w:val="000000"/>
+                <w:sz w:val="18"/>
+                <w:szCs w:val="18"/>
+              </w:rPr>
+              <w:t xml:space="preserve">–  The Sweating Leaf Bag: A clear plastic bag tied around a leafy branch of a tree in the school compound accumulates visible water droplets within 30–60 minutes on a sunny Nairobi morning, even though no water was added. (Supports: transpiration, stomatal function, environmental factors affecting water loss.)</w:t>
+            </w:r>
+          </w:p>
+          <w:p>
+            <w:pPr>
+              <w:spacing w:after="30" w:before="0"/>
+              <w:ind w:left="360" w:hanging="180"/>
+              <w:jc w:val="left"/>
+            </w:pPr>
+            <w:r>
+              <w:rPr>
+                <w:rFonts w:ascii="Arial" w:cs="Arial" w:eastAsia="Arial" w:hAnsi="Arial"/>
+                <w:b w:val="false"/>
+                <w:bCs w:val="false"/>
+                <w:i w:val="false"/>
+                <w:iCs w:val="false"/>
+                <w:color w:val="000000"/>
+                <w:sz w:val="18"/>
+                <w:szCs w:val="18"/>
+              </w:rPr>
+              <w:t xml:space="preserve">–  The Girdled Tree: Students examine photographs of trees in Karura Forest whose bark has been ring-stripped by poachers; the trees survive briefly but their leaves eventually yellow and die from the roots upward. (Supports: phloem translocation — cutting the phloem starves the roots of sugars.)</w:t>
+            </w:r>
+          </w:p>
+          <w:p>
+            <w:pPr>
+              <w:spacing w:after="30" w:before="0"/>
+              <w:ind w:left="360" w:hanging="180"/>
+              <w:jc w:val="left"/>
+            </w:pPr>
+            <w:r>
+              <w:rPr>
+                <w:rFonts w:ascii="Arial" w:cs="Arial" w:eastAsia="Arial" w:hAnsi="Arial"/>
+                <w:b w:val="false"/>
+                <w:bCs w:val="false"/>
+                <w:i w:val="false"/>
+                <w:iCs w:val="false"/>
+                <w:color w:val="000000"/>
+                <w:sz w:val="18"/>
+                <w:szCs w:val="18"/>
+              </w:rPr>
+              <w:t xml:space="preserve">–  The Drought-Resistant Cactus vs. the Wilting Bean: Side-by-side images of a cactus thriving in Turkana's arid landscape and a bean seedling wilting in a dry pot prompt students to ask: what structural features allow some plants to survive with almost no water? (Supports: plant adaptations — xerophytes vs. mesophytes.)</w:t>
+            </w:r>
+          </w:p>
+        </w:tc>
+      </w:tr>
+    </w:tbl>
+    <w:p>
+      <w:pPr>
+        <w:spacing w:after="120"/>
+      </w:pPr>
+      <w:r>
+        <w:t xml:space="preserve"/>
       </w:r>
     </w:p>
     <w:p>
@@ -150,7 +2520,7 @@
         </w:rPr>
         <w:t xml:space="preserve">© 2026 SeaVuria and ARES. This work is licensed under a </w:t>
       </w:r>
-      <w:hyperlink w:history="1" r:id="rIdlvtzelvcuerbiq-gy8b6-">
+      <w:hyperlink w:history="1" r:id="rIdurvz0nmigmds7j0kasqgn">
         <w:r>
           <w:rPr>
             <w:rFonts w:ascii="Arial" w:cs="Arial" w:eastAsia="Arial" w:hAnsi="Arial"/>
@@ -170,7 +2540,7 @@
         </w:rPr>
         <w:t xml:space="preserve"> (</w:t>
       </w:r>
-      <w:hyperlink w:history="1" r:id="rIdysateq_2cb0kyfn8cjhm7">
+      <w:hyperlink w:history="1" r:id="rIdu_qkpcmbtfyyflfykrwzp">
         <w:r>
           <w:rPr>
             <w:rFonts w:ascii="Arial" w:cs="Arial" w:eastAsia="Arial" w:hAnsi="Arial"/>
@@ -190,7 +2560,7 @@
         </w:rPr>
         <w:t xml:space="preserve">). To view a copy of this license, visit </w:t>
       </w:r>
-      <w:hyperlink w:history="1" r:id="rIdceibkghbcld0rs8cnlpk2">
+      <w:hyperlink w:history="1" r:id="rId1o4gmyophd41pljo9tixj">
         <w:r>
           <w:rPr>
             <w:rFonts w:ascii="Arial" w:cs="Arial" w:eastAsia="Arial" w:hAnsi="Arial"/>
@@ -209,2376 +2579,6 @@
           <w:szCs w:val="17"/>
         </w:rPr>
         <w:t xml:space="preserve">. You are free to copy, redistribute, and adapt this material in any medium or format, provided appropriate credit is given and the material is not used for commercial purposes. KICD learning outcomes and curriculum designations reproduced here for alignment purposes remain the property of KICD and are not covered by this license. Linked external resources (e.g. CK-12, Khan Academy, PhET) are subject to their own licenses.</w:t>
-      </w:r>
-    </w:p>
-    <w:p>
-      <w:pPr>
-        <w:spacing w:after="120"/>
-      </w:pPr>
-      <w:r>
-        <w:t xml:space="preserve"/>
-      </w:r>
-    </w:p>
-    <w:tbl>
-      <w:tblPr>
-        <w:tblW w:type="dxa" w:w="13680"/>
-        <w:tblBorders>
-          <w:top w:val="single" w:color="AAAAAA" w:sz="4"/>
-          <w:left w:val="single" w:color="AAAAAA" w:sz="4"/>
-          <w:bottom w:val="single" w:color="AAAAAA" w:sz="4"/>
-          <w:right w:val="single" w:color="AAAAAA" w:sz="4"/>
-          <w:insideH w:val="single" w:color="auto" w:sz="4"/>
-          <w:insideV w:val="single" w:color="auto" w:sz="4"/>
-        </w:tblBorders>
-        <w:tblLayout w:type="fixed"/>
-      </w:tblPr>
-      <w:tblGrid>
-        <w:gridCol w:w="3000"/>
-        <w:gridCol w:w="10680"/>
-      </w:tblGrid>
-      <w:tr>
-        <w:tc>
-          <w:tcPr>
-            <w:tcW w:type="dxa" w:w="13680"/>
-            <w:gridSpan w:val="2"/>
-            <w:shd w:fill="1F3864" w:color="auto" w:val="clear"/>
-            <w:tcMar>
-              <w:top w:type="dxa" w:w="60"/>
-              <w:left w:type="dxa" w:w="120"/>
-              <w:bottom w:type="dxa" w:w="60"/>
-              <w:right w:type="dxa" w:w="120"/>
-            </w:tcMar>
-            <w:vAlign w:val="top"/>
-          </w:tcPr>
-          <w:p>
-            <w:pPr>
-              <w:spacing w:after="40" w:before="0"/>
-              <w:jc w:val="center"/>
-            </w:pPr>
-            <w:r>
-              <w:rPr>
-                <w:rFonts w:ascii="Arial" w:cs="Arial" w:eastAsia="Arial" w:hAnsi="Arial"/>
-                <w:b/>
-                <w:bCs/>
-                <w:i w:val="false"/>
-                <w:iCs w:val="false"/>
-                <w:color w:val="FFFFFF"/>
-                <w:sz w:val="22"/>
-                <w:szCs w:val="22"/>
-              </w:rPr>
-              <w:t xml:space="preserve">SUB-STRAND OVERVIEW</w:t>
-            </w:r>
-          </w:p>
-        </w:tc>
-      </w:tr>
-      <w:tr>
-        <w:tc>
-          <w:tcPr>
-            <w:tcW w:type="dxa" w:w="3000"/>
-            <w:shd w:fill="D5E8F0" w:color="auto" w:val="clear"/>
-            <w:tcMar>
-              <w:top w:type="dxa" w:w="60"/>
-              <w:left w:type="dxa" w:w="120"/>
-              <w:bottom w:type="dxa" w:w="60"/>
-              <w:right w:type="dxa" w:w="120"/>
-            </w:tcMar>
-            <w:vAlign w:val="top"/>
-          </w:tcPr>
-          <w:p>
-            <w:pPr>
-              <w:spacing w:after="40" w:before="0"/>
-              <w:jc w:val="left"/>
-            </w:pPr>
-            <w:r>
-              <w:rPr>
-                <w:rFonts w:ascii="Arial" w:cs="Arial" w:eastAsia="Arial" w:hAnsi="Arial"/>
-                <w:b/>
-                <w:bCs/>
-                <w:i w:val="false"/>
-                <w:iCs w:val="false"/>
-                <w:color w:val="000000"/>
-                <w:sz w:val="18"/>
-                <w:szCs w:val="18"/>
-              </w:rPr>
-              <w:t xml:space="preserve">Grade Level</w:t>
-            </w:r>
-          </w:p>
-        </w:tc>
-        <w:tc>
-          <w:tcPr>
-            <w:tcW w:type="dxa" w:w="10680"/>
-            <w:shd w:fill="FFFFFF" w:color="auto" w:val="clear"/>
-            <w:tcMar>
-              <w:top w:type="dxa" w:w="60"/>
-              <w:left w:type="dxa" w:w="120"/>
-              <w:bottom w:type="dxa" w:w="60"/>
-              <w:right w:type="dxa" w:w="120"/>
-            </w:tcMar>
-            <w:vAlign w:val="top"/>
-          </w:tcPr>
-          <w:p>
-            <w:pPr>
-              <w:spacing w:after="40" w:before="0"/>
-              <w:jc w:val="left"/>
-            </w:pPr>
-            <w:r>
-              <w:rPr>
-                <w:rFonts w:ascii="Arial" w:cs="Arial" w:eastAsia="Arial" w:hAnsi="Arial"/>
-                <w:b w:val="false"/>
-                <w:bCs w:val="false"/>
-                <w:i w:val="false"/>
-                <w:iCs w:val="false"/>
-                <w:color w:val="000000"/>
-                <w:sz w:val="18"/>
-                <w:szCs w:val="18"/>
-              </w:rPr>
-              <w:t xml:space="preserve">10</w:t>
-            </w:r>
-          </w:p>
-        </w:tc>
-      </w:tr>
-      <w:tr>
-        <w:tc>
-          <w:tcPr>
-            <w:tcW w:type="dxa" w:w="3000"/>
-            <w:shd w:fill="D5E8F0" w:color="auto" w:val="clear"/>
-            <w:tcMar>
-              <w:top w:type="dxa" w:w="60"/>
-              <w:left w:type="dxa" w:w="120"/>
-              <w:bottom w:type="dxa" w:w="60"/>
-              <w:right w:type="dxa" w:w="120"/>
-            </w:tcMar>
-            <w:vAlign w:val="top"/>
-          </w:tcPr>
-          <w:p>
-            <w:pPr>
-              <w:spacing w:after="40" w:before="0"/>
-              <w:jc w:val="left"/>
-            </w:pPr>
-            <w:r>
-              <w:rPr>
-                <w:rFonts w:ascii="Arial" w:cs="Arial" w:eastAsia="Arial" w:hAnsi="Arial"/>
-                <w:b/>
-                <w:bCs/>
-                <w:i w:val="false"/>
-                <w:iCs w:val="false"/>
-                <w:color w:val="000000"/>
-                <w:sz w:val="18"/>
-                <w:szCs w:val="18"/>
-              </w:rPr>
-              <w:t xml:space="preserve">Subject</w:t>
-            </w:r>
-          </w:p>
-        </w:tc>
-        <w:tc>
-          <w:tcPr>
-            <w:tcW w:type="dxa" w:w="10680"/>
-            <w:shd w:fill="FFFFFF" w:color="auto" w:val="clear"/>
-            <w:tcMar>
-              <w:top w:type="dxa" w:w="60"/>
-              <w:left w:type="dxa" w:w="120"/>
-              <w:bottom w:type="dxa" w:w="60"/>
-              <w:right w:type="dxa" w:w="120"/>
-            </w:tcMar>
-            <w:vAlign w:val="top"/>
-          </w:tcPr>
-          <w:p>
-            <w:pPr>
-              <w:spacing w:after="40" w:before="0"/>
-              <w:jc w:val="left"/>
-            </w:pPr>
-            <w:r>
-              <w:rPr>
-                <w:rFonts w:ascii="Arial" w:cs="Arial" w:eastAsia="Arial" w:hAnsi="Arial"/>
-                <w:b w:val="false"/>
-                <w:bCs w:val="false"/>
-                <w:i w:val="false"/>
-                <w:iCs w:val="false"/>
-                <w:color w:val="000000"/>
-                <w:sz w:val="18"/>
-                <w:szCs w:val="18"/>
-              </w:rPr>
-              <w:t xml:space="preserve">Biology</w:t>
-            </w:r>
-          </w:p>
-        </w:tc>
-      </w:tr>
-      <w:tr>
-        <w:tc>
-          <w:tcPr>
-            <w:tcW w:type="dxa" w:w="3000"/>
-            <w:shd w:fill="D5E8F0" w:color="auto" w:val="clear"/>
-            <w:tcMar>
-              <w:top w:type="dxa" w:w="60"/>
-              <w:left w:type="dxa" w:w="120"/>
-              <w:bottom w:type="dxa" w:w="60"/>
-              <w:right w:type="dxa" w:w="120"/>
-            </w:tcMar>
-            <w:vAlign w:val="top"/>
-          </w:tcPr>
-          <w:p>
-            <w:pPr>
-              <w:spacing w:after="40" w:before="0"/>
-              <w:jc w:val="left"/>
-            </w:pPr>
-            <w:r>
-              <w:rPr>
-                <w:rFonts w:ascii="Arial" w:cs="Arial" w:eastAsia="Arial" w:hAnsi="Arial"/>
-                <w:b/>
-                <w:bCs/>
-                <w:i w:val="false"/>
-                <w:iCs w:val="false"/>
-                <w:color w:val="000000"/>
-                <w:sz w:val="18"/>
-                <w:szCs w:val="18"/>
-              </w:rPr>
-              <w:t xml:space="preserve">Strand</w:t>
-            </w:r>
-          </w:p>
-        </w:tc>
-        <w:tc>
-          <w:tcPr>
-            <w:tcW w:type="dxa" w:w="10680"/>
-            <w:shd w:fill="FFFFFF" w:color="auto" w:val="clear"/>
-            <w:tcMar>
-              <w:top w:type="dxa" w:w="60"/>
-              <w:left w:type="dxa" w:w="120"/>
-              <w:bottom w:type="dxa" w:w="60"/>
-              <w:right w:type="dxa" w:w="120"/>
-            </w:tcMar>
-            <w:vAlign w:val="top"/>
-          </w:tcPr>
-          <w:p>
-            <w:pPr>
-              <w:spacing w:after="40" w:before="0"/>
-              <w:jc w:val="left"/>
-            </w:pPr>
-            <w:r>
-              <w:rPr>
-                <w:rFonts w:ascii="Arial" w:cs="Arial" w:eastAsia="Arial" w:hAnsi="Arial"/>
-                <w:b w:val="false"/>
-                <w:bCs w:val="false"/>
-                <w:i w:val="false"/>
-                <w:iCs w:val="false"/>
-                <w:color w:val="000000"/>
-                <w:sz w:val="18"/>
-                <w:szCs w:val="18"/>
-              </w:rPr>
-              <w:t xml:space="preserve">Strand 2.0: Plant Anatomy and Physiology</w:t>
-            </w:r>
-          </w:p>
-        </w:tc>
-      </w:tr>
-      <w:tr>
-        <w:tc>
-          <w:tcPr>
-            <w:tcW w:type="dxa" w:w="3000"/>
-            <w:shd w:fill="D5E8F0" w:color="auto" w:val="clear"/>
-            <w:tcMar>
-              <w:top w:type="dxa" w:w="60"/>
-              <w:left w:type="dxa" w:w="120"/>
-              <w:bottom w:type="dxa" w:w="60"/>
-              <w:right w:type="dxa" w:w="120"/>
-            </w:tcMar>
-            <w:vAlign w:val="top"/>
-          </w:tcPr>
-          <w:p>
-            <w:pPr>
-              <w:spacing w:after="40" w:before="0"/>
-              <w:jc w:val="left"/>
-            </w:pPr>
-            <w:r>
-              <w:rPr>
-                <w:rFonts w:ascii="Arial" w:cs="Arial" w:eastAsia="Arial" w:hAnsi="Arial"/>
-                <w:b/>
-                <w:bCs/>
-                <w:i w:val="false"/>
-                <w:iCs w:val="false"/>
-                <w:color w:val="000000"/>
-                <w:sz w:val="18"/>
-                <w:szCs w:val="18"/>
-              </w:rPr>
-              <w:t xml:space="preserve">Sub-Strand</w:t>
-            </w:r>
-          </w:p>
-        </w:tc>
-        <w:tc>
-          <w:tcPr>
-            <w:tcW w:type="dxa" w:w="10680"/>
-            <w:shd w:fill="FFFFFF" w:color="auto" w:val="clear"/>
-            <w:tcMar>
-              <w:top w:type="dxa" w:w="60"/>
-              <w:left w:type="dxa" w:w="120"/>
-              <w:bottom w:type="dxa" w:w="60"/>
-              <w:right w:type="dxa" w:w="120"/>
-            </w:tcMar>
-            <w:vAlign w:val="top"/>
-          </w:tcPr>
-          <w:p>
-            <w:pPr>
-              <w:spacing w:after="40" w:before="0"/>
-              <w:jc w:val="left"/>
-            </w:pPr>
-            <w:r>
-              <w:rPr>
-                <w:rFonts w:ascii="Arial" w:cs="Arial" w:eastAsia="Arial" w:hAnsi="Arial"/>
-                <w:b w:val="false"/>
-                <w:bCs w:val="false"/>
-                <w:i w:val="false"/>
-                <w:iCs w:val="false"/>
-                <w:color w:val="000000"/>
-                <w:sz w:val="18"/>
-                <w:szCs w:val="18"/>
-              </w:rPr>
-              <w:t xml:space="preserve">Sub-Strand 2.2: Plant Transport</w:t>
-            </w:r>
-          </w:p>
-        </w:tc>
-      </w:tr>
-      <w:tr>
-        <w:tc>
-          <w:tcPr>
-            <w:tcW w:type="dxa" w:w="3000"/>
-            <w:shd w:fill="D5E8F0" w:color="auto" w:val="clear"/>
-            <w:tcMar>
-              <w:top w:type="dxa" w:w="60"/>
-              <w:left w:type="dxa" w:w="120"/>
-              <w:bottom w:type="dxa" w:w="60"/>
-              <w:right w:type="dxa" w:w="120"/>
-            </w:tcMar>
-            <w:vAlign w:val="top"/>
-          </w:tcPr>
-          <w:p>
-            <w:pPr>
-              <w:spacing w:after="40" w:before="0"/>
-              <w:jc w:val="left"/>
-            </w:pPr>
-            <w:r>
-              <w:rPr>
-                <w:rFonts w:ascii="Arial" w:cs="Arial" w:eastAsia="Arial" w:hAnsi="Arial"/>
-                <w:b/>
-                <w:bCs/>
-                <w:i w:val="false"/>
-                <w:iCs w:val="false"/>
-                <w:color w:val="000000"/>
-                <w:sz w:val="18"/>
-                <w:szCs w:val="18"/>
-              </w:rPr>
-              <w:t xml:space="preserve">Total Duration</w:t>
-            </w:r>
-          </w:p>
-        </w:tc>
-        <w:tc>
-          <w:tcPr>
-            <w:tcW w:type="dxa" w:w="10680"/>
-            <w:shd w:fill="FFFFFF" w:color="auto" w:val="clear"/>
-            <w:tcMar>
-              <w:top w:type="dxa" w:w="60"/>
-              <w:left w:type="dxa" w:w="120"/>
-              <w:bottom w:type="dxa" w:w="60"/>
-              <w:right w:type="dxa" w:w="120"/>
-            </w:tcMar>
-            <w:vAlign w:val="top"/>
-          </w:tcPr>
-          <w:p>
-            <w:pPr>
-              <w:spacing w:after="40" w:before="0"/>
-              <w:jc w:val="left"/>
-            </w:pPr>
-            <w:r>
-              <w:rPr>
-                <w:rFonts w:ascii="Arial" w:cs="Arial" w:eastAsia="Arial" w:hAnsi="Arial"/>
-                <w:b w:val="false"/>
-                <w:bCs w:val="false"/>
-                <w:i w:val="false"/>
-                <w:iCs w:val="false"/>
-                <w:color w:val="000000"/>
-                <w:sz w:val="18"/>
-                <w:szCs w:val="18"/>
-              </w:rPr>
-              <w:t xml:space="preserve">8 lessons × 40 minutes = 320 minutes total</w:t>
-            </w:r>
-          </w:p>
-        </w:tc>
-      </w:tr>
-      <w:tr>
-        <w:tc>
-          <w:tcPr>
-            <w:tcW w:type="dxa" w:w="3000"/>
-            <w:shd w:fill="D5E8F0" w:color="auto" w:val="clear"/>
-            <w:tcMar>
-              <w:top w:type="dxa" w:w="60"/>
-              <w:left w:type="dxa" w:w="120"/>
-              <w:bottom w:type="dxa" w:w="60"/>
-              <w:right w:type="dxa" w:w="120"/>
-            </w:tcMar>
-            <w:vAlign w:val="top"/>
-          </w:tcPr>
-          <w:p>
-            <w:pPr>
-              <w:spacing w:after="40" w:before="0"/>
-              <w:jc w:val="left"/>
-            </w:pPr>
-            <w:r>
-              <w:rPr>
-                <w:rFonts w:ascii="Arial" w:cs="Arial" w:eastAsia="Arial" w:hAnsi="Arial"/>
-                <w:b/>
-                <w:bCs/>
-                <w:i w:val="false"/>
-                <w:iCs w:val="false"/>
-                <w:color w:val="000000"/>
-                <w:sz w:val="18"/>
-                <w:szCs w:val="18"/>
-              </w:rPr>
-              <w:t xml:space="preserve">Sub-Strand Content</w:t>
-            </w:r>
-          </w:p>
-        </w:tc>
-        <w:tc>
-          <w:tcPr>
-            <w:tcW w:type="dxa" w:w="10680"/>
-            <w:shd w:fill="FFFFFF" w:color="auto" w:val="clear"/>
-            <w:tcMar>
-              <w:top w:type="dxa" w:w="60"/>
-              <w:left w:type="dxa" w:w="120"/>
-              <w:bottom w:type="dxa" w:w="60"/>
-              <w:right w:type="dxa" w:w="120"/>
-            </w:tcMar>
-            <w:vAlign w:val="top"/>
-          </w:tcPr>
-          <w:p>
-            <w:pPr>
-              <w:spacing w:after="30" w:before="0"/>
-              <w:ind w:left="360" w:hanging="180"/>
-              <w:jc w:val="left"/>
-            </w:pPr>
-            <w:r>
-              <w:rPr>
-                <w:rFonts w:ascii="Arial" w:cs="Arial" w:eastAsia="Arial" w:hAnsi="Arial"/>
-                <w:b w:val="false"/>
-                <w:bCs w:val="false"/>
-                <w:i w:val="false"/>
-                <w:iCs w:val="false"/>
-                <w:color w:val="000000"/>
-                <w:sz w:val="18"/>
-                <w:szCs w:val="18"/>
-              </w:rPr>
-              <w:t xml:space="preserve">–  Overview of the plant transport system (xylem and phloem)</w:t>
-            </w:r>
-          </w:p>
-          <w:p>
-            <w:pPr>
-              <w:spacing w:after="30" w:before="0"/>
-              <w:ind w:left="360" w:hanging="180"/>
-              <w:jc w:val="left"/>
-            </w:pPr>
-            <w:r>
-              <w:rPr>
-                <w:rFonts w:ascii="Arial" w:cs="Arial" w:eastAsia="Arial" w:hAnsi="Arial"/>
-                <w:b w:val="false"/>
-                <w:bCs w:val="false"/>
-                <w:i w:val="false"/>
-                <w:iCs w:val="false"/>
-                <w:color w:val="000000"/>
-                <w:sz w:val="18"/>
-                <w:szCs w:val="18"/>
-              </w:rPr>
-              <w:t xml:space="preserve">–  Root structure and function — root hair cells and absorption of water and mineral salts</w:t>
-            </w:r>
-          </w:p>
-          <w:p>
-            <w:pPr>
-              <w:spacing w:after="30" w:before="0"/>
-              <w:ind w:left="360" w:hanging="180"/>
-              <w:jc w:val="left"/>
-            </w:pPr>
-            <w:r>
-              <w:rPr>
-                <w:rFonts w:ascii="Arial" w:cs="Arial" w:eastAsia="Arial" w:hAnsi="Arial"/>
-                <w:b w:val="false"/>
-                <w:bCs w:val="false"/>
-                <w:i w:val="false"/>
-                <w:iCs w:val="false"/>
-                <w:color w:val="000000"/>
-                <w:sz w:val="18"/>
-                <w:szCs w:val="18"/>
-              </w:rPr>
-              <w:t xml:space="preserve">–  Stem structure — external and internal features; arrangement of vascular bundles in herbaceous and woody stems</w:t>
-            </w:r>
-          </w:p>
-          <w:p>
-            <w:pPr>
-              <w:spacing w:after="30" w:before="0"/>
-              <w:ind w:left="360" w:hanging="180"/>
-              <w:jc w:val="left"/>
-            </w:pPr>
-            <w:r>
-              <w:rPr>
-                <w:rFonts w:ascii="Arial" w:cs="Arial" w:eastAsia="Arial" w:hAnsi="Arial"/>
-                <w:b w:val="false"/>
-                <w:bCs w:val="false"/>
-                <w:i w:val="false"/>
-                <w:iCs w:val="false"/>
-                <w:color w:val="000000"/>
-                <w:sz w:val="18"/>
-                <w:szCs w:val="18"/>
-              </w:rPr>
-              <w:t xml:space="preserve">–  Leaf structure — internal anatomy; role in transport and gaseous exchange</w:t>
-            </w:r>
-          </w:p>
-          <w:p>
-            <w:pPr>
-              <w:spacing w:after="30" w:before="0"/>
-              <w:ind w:left="360" w:hanging="180"/>
-              <w:jc w:val="left"/>
-            </w:pPr>
-            <w:r>
-              <w:rPr>
-                <w:rFonts w:ascii="Arial" w:cs="Arial" w:eastAsia="Arial" w:hAnsi="Arial"/>
-                <w:b w:val="false"/>
-                <w:bCs w:val="false"/>
-                <w:i w:val="false"/>
-                <w:iCs w:val="false"/>
-                <w:color w:val="000000"/>
-                <w:sz w:val="18"/>
-                <w:szCs w:val="18"/>
-              </w:rPr>
-              <w:t xml:space="preserve">–  Uptake and movement of water and mineral salts — osmosis, active transport, and the apoplast/symplast pathways</w:t>
-            </w:r>
-          </w:p>
-          <w:p>
-            <w:pPr>
-              <w:spacing w:after="30" w:before="0"/>
-              <w:ind w:left="360" w:hanging="180"/>
-              <w:jc w:val="left"/>
-            </w:pPr>
-            <w:r>
-              <w:rPr>
-                <w:rFonts w:ascii="Arial" w:cs="Arial" w:eastAsia="Arial" w:hAnsi="Arial"/>
-                <w:b w:val="false"/>
-                <w:bCs w:val="false"/>
-                <w:i w:val="false"/>
-                <w:iCs w:val="false"/>
-                <w:color w:val="000000"/>
-                <w:sz w:val="18"/>
-                <w:szCs w:val="18"/>
-              </w:rPr>
-              <w:t xml:space="preserve">–  Transpiration — definition, factors affecting the rate, and its significance to water movement (transpiration pull)</w:t>
-            </w:r>
-          </w:p>
-          <w:p>
-            <w:pPr>
-              <w:spacing w:after="30" w:before="0"/>
-              <w:ind w:left="360" w:hanging="180"/>
-              <w:jc w:val="left"/>
-            </w:pPr>
-            <w:r>
-              <w:rPr>
-                <w:rFonts w:ascii="Arial" w:cs="Arial" w:eastAsia="Arial" w:hAnsi="Arial"/>
-                <w:b w:val="false"/>
-                <w:bCs w:val="false"/>
-                <w:i w:val="false"/>
-                <w:iCs w:val="false"/>
-                <w:color w:val="000000"/>
-                <w:sz w:val="18"/>
-                <w:szCs w:val="18"/>
-              </w:rPr>
-              <w:t xml:space="preserve">–  Translocation — movement of manufactured food (sucrose and amino acids) through phloem; source-to-sink concept</w:t>
-            </w:r>
-          </w:p>
-          <w:p>
-            <w:pPr>
-              <w:spacing w:after="30" w:before="0"/>
-              <w:ind w:left="360" w:hanging="180"/>
-              <w:jc w:val="left"/>
-            </w:pPr>
-            <w:r>
-              <w:rPr>
-                <w:rFonts w:ascii="Arial" w:cs="Arial" w:eastAsia="Arial" w:hAnsi="Arial"/>
-                <w:b w:val="false"/>
-                <w:bCs w:val="false"/>
-                <w:i w:val="false"/>
-                <w:iCs w:val="false"/>
-                <w:color w:val="000000"/>
-                <w:sz w:val="18"/>
-                <w:szCs w:val="18"/>
-              </w:rPr>
-              <w:t xml:space="preserve">–  Adaptations of plants to different water availabilities (xerophytes, hydrophytes, mesophytes)</w:t>
-            </w:r>
-          </w:p>
-        </w:tc>
-      </w:tr>
-      <w:tr>
-        <w:tc>
-          <w:tcPr>
-            <w:tcW w:type="dxa" w:w="3000"/>
-            <w:shd w:fill="D5E8F0" w:color="auto" w:val="clear"/>
-            <w:tcMar>
-              <w:top w:type="dxa" w:w="60"/>
-              <w:left w:type="dxa" w:w="120"/>
-              <w:bottom w:type="dxa" w:w="60"/>
-              <w:right w:type="dxa" w:w="120"/>
-            </w:tcMar>
-            <w:vAlign w:val="top"/>
-          </w:tcPr>
-          <w:p>
-            <w:pPr>
-              <w:spacing w:after="40" w:before="0"/>
-              <w:jc w:val="left"/>
-            </w:pPr>
-            <w:r>
-              <w:rPr>
-                <w:rFonts w:ascii="Arial" w:cs="Arial" w:eastAsia="Arial" w:hAnsi="Arial"/>
-                <w:b/>
-                <w:bCs/>
-                <w:i w:val="false"/>
-                <w:iCs w:val="false"/>
-                <w:color w:val="000000"/>
-                <w:sz w:val="18"/>
-                <w:szCs w:val="18"/>
-              </w:rPr>
-              <w:t xml:space="preserve">Learning Outcomes</w:t>
-            </w:r>
-          </w:p>
-        </w:tc>
-        <w:tc>
-          <w:tcPr>
-            <w:tcW w:type="dxa" w:w="10680"/>
-            <w:shd w:fill="FFFFFF" w:color="auto" w:val="clear"/>
-            <w:tcMar>
-              <w:top w:type="dxa" w:w="60"/>
-              <w:left w:type="dxa" w:w="120"/>
-              <w:bottom w:type="dxa" w:w="60"/>
-              <w:right w:type="dxa" w:w="120"/>
-            </w:tcMar>
-            <w:vAlign w:val="top"/>
-          </w:tcPr>
-          <w:p>
-            <w:pPr>
-              <w:spacing w:after="40" w:before="0"/>
-              <w:jc w:val="left"/>
-            </w:pPr>
-            <w:r>
-              <w:rPr>
-                <w:rFonts w:ascii="Arial" w:cs="Arial" w:eastAsia="Arial" w:hAnsi="Arial"/>
-                <w:b w:val="false"/>
-                <w:bCs w:val="false"/>
-                <w:i w:val="false"/>
-                <w:iCs w:val="false"/>
-                <w:color w:val="000000"/>
-                <w:sz w:val="18"/>
-                <w:szCs w:val="18"/>
-              </w:rPr>
-              <w:t xml:space="preserve">By the end of the sub-strand, the learner should be able to:</w:t>
-            </w:r>
-          </w:p>
-          <w:p>
-            <w:pPr>
-              <w:spacing w:after="40" w:before="0"/>
-              <w:jc w:val="left"/>
-            </w:pPr>
-            <w:r>
-              <w:rPr>
-                <w:rFonts w:ascii="Arial" w:cs="Arial" w:eastAsia="Arial" w:hAnsi="Arial"/>
-                <w:b w:val="false"/>
-                <w:bCs w:val="false"/>
-                <w:i w:val="false"/>
-                <w:iCs w:val="false"/>
-                <w:color w:val="000000"/>
-                <w:sz w:val="18"/>
-                <w:szCs w:val="18"/>
-              </w:rPr>
-              <w:t xml:space="preserve">a) describe the structure and function of the plant transport system, including the roles of xylem and phloem,</w:t>
-            </w:r>
-          </w:p>
-          <w:p>
-            <w:pPr>
-              <w:spacing w:after="40" w:before="0"/>
-              <w:jc w:val="left"/>
-            </w:pPr>
-            <w:r>
-              <w:rPr>
-                <w:rFonts w:ascii="Arial" w:cs="Arial" w:eastAsia="Arial" w:hAnsi="Arial"/>
-                <w:b w:val="false"/>
-                <w:bCs w:val="false"/>
-                <w:i w:val="false"/>
-                <w:iCs w:val="false"/>
-                <w:color w:val="000000"/>
-                <w:sz w:val="18"/>
-                <w:szCs w:val="18"/>
-              </w:rPr>
-              <w:t xml:space="preserve">b) explain how water and mineral salts are absorbed by roots and transported through the plant body,</w:t>
-            </w:r>
-          </w:p>
-          <w:p>
-            <w:pPr>
-              <w:spacing w:after="40" w:before="0"/>
-              <w:jc w:val="left"/>
-            </w:pPr>
-            <w:r>
-              <w:rPr>
-                <w:rFonts w:ascii="Arial" w:cs="Arial" w:eastAsia="Arial" w:hAnsi="Arial"/>
-                <w:b w:val="false"/>
-                <w:bCs w:val="false"/>
-                <w:i w:val="false"/>
-                <w:iCs w:val="false"/>
-                <w:color w:val="000000"/>
-                <w:sz w:val="18"/>
-                <w:szCs w:val="18"/>
-              </w:rPr>
-              <w:t xml:space="preserve">c) investigate and explain the factors that affect the rate of transpiration and its significance in water movement,</w:t>
-            </w:r>
-          </w:p>
-          <w:p>
-            <w:pPr>
-              <w:spacing w:after="40" w:before="0"/>
-              <w:jc w:val="left"/>
-            </w:pPr>
-            <w:r>
-              <w:rPr>
-                <w:rFonts w:ascii="Arial" w:cs="Arial" w:eastAsia="Arial" w:hAnsi="Arial"/>
-                <w:b w:val="false"/>
-                <w:bCs w:val="false"/>
-                <w:i w:val="false"/>
-                <w:iCs w:val="false"/>
-                <w:color w:val="000000"/>
-                <w:sz w:val="18"/>
-                <w:szCs w:val="18"/>
-              </w:rPr>
-              <w:t xml:space="preserve">d) explain the process of translocation of manufactured food substances from source to sink,</w:t>
-            </w:r>
-          </w:p>
-          <w:p>
-            <w:pPr>
-              <w:spacing w:after="40" w:before="0"/>
-              <w:jc w:val="left"/>
-            </w:pPr>
-            <w:r>
-              <w:rPr>
-                <w:rFonts w:ascii="Arial" w:cs="Arial" w:eastAsia="Arial" w:hAnsi="Arial"/>
-                <w:b w:val="false"/>
-                <w:bCs w:val="false"/>
-                <w:i w:val="false"/>
-                <w:iCs w:val="false"/>
-                <w:color w:val="000000"/>
-                <w:sz w:val="18"/>
-                <w:szCs w:val="18"/>
-              </w:rPr>
-              <w:t xml:space="preserve">e) relate the structural adaptations of plant tissues to their transport functions,</w:t>
-            </w:r>
-          </w:p>
-          <w:p>
-            <w:pPr>
-              <w:spacing w:after="40" w:before="0"/>
-              <w:jc w:val="left"/>
-            </w:pPr>
-            <w:r>
-              <w:rPr>
-                <w:rFonts w:ascii="Arial" w:cs="Arial" w:eastAsia="Arial" w:hAnsi="Arial"/>
-                <w:b w:val="false"/>
-                <w:bCs w:val="false"/>
-                <w:i w:val="false"/>
-                <w:iCs w:val="false"/>
-                <w:color w:val="000000"/>
-                <w:sz w:val="18"/>
-                <w:szCs w:val="18"/>
-              </w:rPr>
-              <w:t xml:space="preserve">f) appreciate the importance of plant transport processes to agriculture and food security in Kenya.</w:t>
-            </w:r>
-          </w:p>
-        </w:tc>
-      </w:tr>
-      <w:tr>
-        <w:tc>
-          <w:tcPr>
-            <w:tcW w:type="dxa" w:w="3000"/>
-            <w:shd w:fill="D5E8F0" w:color="auto" w:val="clear"/>
-            <w:tcMar>
-              <w:top w:type="dxa" w:w="60"/>
-              <w:left w:type="dxa" w:w="120"/>
-              <w:bottom w:type="dxa" w:w="60"/>
-              <w:right w:type="dxa" w:w="120"/>
-            </w:tcMar>
-            <w:vAlign w:val="top"/>
-          </w:tcPr>
-          <w:p>
-            <w:pPr>
-              <w:spacing w:after="40" w:before="0"/>
-              <w:jc w:val="left"/>
-            </w:pPr>
-            <w:r>
-              <w:rPr>
-                <w:rFonts w:ascii="Arial" w:cs="Arial" w:eastAsia="Arial" w:hAnsi="Arial"/>
-                <w:b/>
-                <w:bCs/>
-                <w:i w:val="false"/>
-                <w:iCs w:val="false"/>
-                <w:color w:val="000000"/>
-                <w:sz w:val="18"/>
-                <w:szCs w:val="18"/>
-              </w:rPr>
-              <w:t xml:space="preserve">Core Competencies</w:t>
-            </w:r>
-          </w:p>
-        </w:tc>
-        <w:tc>
-          <w:tcPr>
-            <w:tcW w:type="dxa" w:w="10680"/>
-            <w:shd w:fill="FFFFFF" w:color="auto" w:val="clear"/>
-            <w:tcMar>
-              <w:top w:type="dxa" w:w="60"/>
-              <w:left w:type="dxa" w:w="120"/>
-              <w:bottom w:type="dxa" w:w="60"/>
-              <w:right w:type="dxa" w:w="120"/>
-            </w:tcMar>
-            <w:vAlign w:val="top"/>
-          </w:tcPr>
-          <w:p>
-            <w:pPr>
-              <w:spacing w:after="30" w:before="0"/>
-              <w:ind w:left="360" w:hanging="180"/>
-              <w:jc w:val="left"/>
-            </w:pPr>
-            <w:r>
-              <w:rPr>
-                <w:rFonts w:ascii="Arial" w:cs="Arial" w:eastAsia="Arial" w:hAnsi="Arial"/>
-                <w:b w:val="false"/>
-                <w:bCs w:val="false"/>
-                <w:i w:val="false"/>
-                <w:iCs w:val="false"/>
-                <w:color w:val="000000"/>
-                <w:sz w:val="18"/>
-                <w:szCs w:val="18"/>
-              </w:rPr>
-              <w:t xml:space="preserve">–  Critical Thinking and Problem Solving: The learner analyses why crops in Rift Valley farms wilt during dry spells and uses evidence from experiments (e.g., celery/white carnation dye experiments) to construct explanations about water movement in plants.</w:t>
-            </w:r>
-          </w:p>
-          <w:p>
-            <w:pPr>
-              <w:spacing w:after="30" w:before="0"/>
-              <w:ind w:left="360" w:hanging="180"/>
-              <w:jc w:val="left"/>
-            </w:pPr>
-            <w:r>
-              <w:rPr>
-                <w:rFonts w:ascii="Arial" w:cs="Arial" w:eastAsia="Arial" w:hAnsi="Arial"/>
-                <w:b w:val="false"/>
-                <w:bCs w:val="false"/>
-                <w:i w:val="false"/>
-                <w:iCs w:val="false"/>
-                <w:color w:val="000000"/>
-                <w:sz w:val="18"/>
-                <w:szCs w:val="18"/>
-              </w:rPr>
-              <w:t xml:space="preserve">–  Communication and Collaboration: The learner works in groups to design and present experiments on transpiration using a potometer, shares findings with peers, and co-constructs annotated diagrams of vascular tissue.</w:t>
-            </w:r>
-          </w:p>
-          <w:p>
-            <w:pPr>
-              <w:spacing w:after="30" w:before="0"/>
-              <w:ind w:left="360" w:hanging="180"/>
-              <w:jc w:val="left"/>
-            </w:pPr>
-            <w:r>
-              <w:rPr>
-                <w:rFonts w:ascii="Arial" w:cs="Arial" w:eastAsia="Arial" w:hAnsi="Arial"/>
-                <w:b w:val="false"/>
-                <w:bCs w:val="false"/>
-                <w:i w:val="false"/>
-                <w:iCs w:val="false"/>
-                <w:color w:val="000000"/>
-                <w:sz w:val="18"/>
-                <w:szCs w:val="18"/>
-              </w:rPr>
-              <w:t xml:space="preserve">–  Imagination and Creativity: The learner designs and draws cumulative models of the whole-plant transport system, revising them lesson by lesson as new evidence is gathered, and proposes creative solutions (e.g., irrigation scheduling) to reduce wilting in Kenyan farms.</w:t>
-            </w:r>
-          </w:p>
-          <w:p>
-            <w:pPr>
-              <w:spacing w:after="30" w:before="0"/>
-              <w:ind w:left="360" w:hanging="180"/>
-              <w:jc w:val="left"/>
-            </w:pPr>
-            <w:r>
-              <w:rPr>
-                <w:rFonts w:ascii="Arial" w:cs="Arial" w:eastAsia="Arial" w:hAnsi="Arial"/>
-                <w:b w:val="false"/>
-                <w:bCs w:val="false"/>
-                <w:i w:val="false"/>
-                <w:iCs w:val="false"/>
-                <w:color w:val="000000"/>
-                <w:sz w:val="18"/>
-                <w:szCs w:val="18"/>
-              </w:rPr>
-              <w:t xml:space="preserve">–  Learning to Learn: The learner reflects on growing understanding by updating the Driving Question Board and self-assessing model revisions across the unit.</w:t>
-            </w:r>
-          </w:p>
-          <w:p>
-            <w:pPr>
-              <w:spacing w:after="30" w:before="0"/>
-              <w:ind w:left="360" w:hanging="180"/>
-              <w:jc w:val="left"/>
-            </w:pPr>
-            <w:r>
-              <w:rPr>
-                <w:rFonts w:ascii="Arial" w:cs="Arial" w:eastAsia="Arial" w:hAnsi="Arial"/>
-                <w:b w:val="false"/>
-                <w:bCs w:val="false"/>
-                <w:i w:val="false"/>
-                <w:iCs w:val="false"/>
-                <w:color w:val="000000"/>
-                <w:sz w:val="18"/>
-                <w:szCs w:val="18"/>
-              </w:rPr>
-              <w:t xml:space="preserve">–  Self-efficacy: The learner develops confidence by independently designing a controlled transpiration investigation and presenting conclusions to the class.</w:t>
-            </w:r>
-          </w:p>
-        </w:tc>
-      </w:tr>
-      <w:tr>
-        <w:tc>
-          <w:tcPr>
-            <w:tcW w:type="dxa" w:w="3000"/>
-            <w:shd w:fill="E2EFDA" w:color="auto" w:val="clear"/>
-            <w:tcMar>
-              <w:top w:type="dxa" w:w="60"/>
-              <w:left w:type="dxa" w:w="120"/>
-              <w:bottom w:type="dxa" w:w="60"/>
-              <w:right w:type="dxa" w:w="120"/>
-            </w:tcMar>
-            <w:vAlign w:val="top"/>
-          </w:tcPr>
-          <w:p>
-            <w:pPr>
-              <w:spacing w:after="40" w:before="0"/>
-              <w:jc w:val="left"/>
-            </w:pPr>
-            <w:r>
-              <w:rPr>
-                <w:rFonts w:ascii="Arial" w:cs="Arial" w:eastAsia="Arial" w:hAnsi="Arial"/>
-                <w:b/>
-                <w:bCs/>
-                <w:i w:val="false"/>
-                <w:iCs w:val="false"/>
-                <w:color w:val="000000"/>
-                <w:sz w:val="18"/>
-                <w:szCs w:val="18"/>
-              </w:rPr>
-              <w:t xml:space="preserve">Core Values</w:t>
-            </w:r>
-          </w:p>
-        </w:tc>
-        <w:tc>
-          <w:tcPr>
-            <w:tcW w:type="dxa" w:w="10680"/>
-            <w:shd w:fill="FFFFFF" w:color="auto" w:val="clear"/>
-            <w:tcMar>
-              <w:top w:type="dxa" w:w="60"/>
-              <w:left w:type="dxa" w:w="120"/>
-              <w:bottom w:type="dxa" w:w="60"/>
-              <w:right w:type="dxa" w:w="120"/>
-            </w:tcMar>
-            <w:vAlign w:val="top"/>
-          </w:tcPr>
-          <w:p>
-            <w:pPr>
-              <w:spacing w:after="30" w:before="0"/>
-              <w:ind w:left="360" w:hanging="180"/>
-              <w:jc w:val="left"/>
-            </w:pPr>
-            <w:r>
-              <w:rPr>
-                <w:rFonts w:ascii="Arial" w:cs="Arial" w:eastAsia="Arial" w:hAnsi="Arial"/>
-                <w:b w:val="false"/>
-                <w:bCs w:val="false"/>
-                <w:i w:val="false"/>
-                <w:iCs w:val="false"/>
-                <w:color w:val="000000"/>
-                <w:sz w:val="18"/>
-                <w:szCs w:val="18"/>
-              </w:rPr>
-              <w:t xml:space="preserve">–  Responsibility: The learner handles laboratory specimens (real roots, stem cross-sections) and living plant material carefully and disposes of materials responsibly, reflecting stewardship of the natural environment.</w:t>
-            </w:r>
-          </w:p>
-          <w:p>
-            <w:pPr>
-              <w:spacing w:after="30" w:before="0"/>
-              <w:ind w:left="360" w:hanging="180"/>
-              <w:jc w:val="left"/>
-            </w:pPr>
-            <w:r>
-              <w:rPr>
-                <w:rFonts w:ascii="Arial" w:cs="Arial" w:eastAsia="Arial" w:hAnsi="Arial"/>
-                <w:b w:val="false"/>
-                <w:bCs w:val="false"/>
-                <w:i w:val="false"/>
-                <w:iCs w:val="false"/>
-                <w:color w:val="000000"/>
-                <w:sz w:val="18"/>
-                <w:szCs w:val="18"/>
-              </w:rPr>
-              <w:t xml:space="preserve">–  Respect: The learner appreciates diverse contributions during group discussions on how Kenyan farmers manage water for crops, and respects peers' experimental observations even when results differ.</w:t>
-            </w:r>
-          </w:p>
-          <w:p>
-            <w:pPr>
-              <w:spacing w:after="30" w:before="0"/>
-              <w:ind w:left="360" w:hanging="180"/>
-              <w:jc w:val="left"/>
-            </w:pPr>
-            <w:r>
-              <w:rPr>
-                <w:rFonts w:ascii="Arial" w:cs="Arial" w:eastAsia="Arial" w:hAnsi="Arial"/>
-                <w:b w:val="false"/>
-                <w:bCs w:val="false"/>
-                <w:i w:val="false"/>
-                <w:iCs w:val="false"/>
-                <w:color w:val="000000"/>
-                <w:sz w:val="18"/>
-                <w:szCs w:val="18"/>
-              </w:rPr>
-              <w:t xml:space="preserve">–  Unity: The learner collaborates across gender and ability groups when conducting transpiration experiments and constructing shared plant transport models.</w:t>
-            </w:r>
-          </w:p>
-          <w:p>
-            <w:pPr>
-              <w:spacing w:after="30" w:before="0"/>
-              <w:ind w:left="360" w:hanging="180"/>
-              <w:jc w:val="left"/>
-            </w:pPr>
-            <w:r>
-              <w:rPr>
-                <w:rFonts w:ascii="Arial" w:cs="Arial" w:eastAsia="Arial" w:hAnsi="Arial"/>
-                <w:b w:val="false"/>
-                <w:bCs w:val="false"/>
-                <w:i w:val="false"/>
-                <w:iCs w:val="false"/>
-                <w:color w:val="000000"/>
-                <w:sz w:val="18"/>
-                <w:szCs w:val="18"/>
-              </w:rPr>
-              <w:t xml:space="preserve">–  Social Justice: The learner connects the science of plant transport to issues of food security and equitable access to water for smallholder farmers in regions such as Turkana and the semi-arid Eastern Province.</w:t>
-            </w:r>
-          </w:p>
-        </w:tc>
-      </w:tr>
-      <w:tr>
-        <w:tc>
-          <w:tcPr>
-            <w:tcW w:type="dxa" w:w="3000"/>
-            <w:shd w:fill="D5E8F0" w:color="auto" w:val="clear"/>
-            <w:tcMar>
-              <w:top w:type="dxa" w:w="60"/>
-              <w:left w:type="dxa" w:w="120"/>
-              <w:bottom w:type="dxa" w:w="60"/>
-              <w:right w:type="dxa" w:w="120"/>
-            </w:tcMar>
-            <w:vAlign w:val="top"/>
-          </w:tcPr>
-          <w:p>
-            <w:pPr>
-              <w:spacing w:after="40" w:before="0"/>
-              <w:jc w:val="left"/>
-            </w:pPr>
-            <w:r>
-              <w:rPr>
-                <w:rFonts w:ascii="Arial" w:cs="Arial" w:eastAsia="Arial" w:hAnsi="Arial"/>
-                <w:b/>
-                <w:bCs/>
-                <w:i w:val="false"/>
-                <w:iCs w:val="false"/>
-                <w:color w:val="000000"/>
-                <w:sz w:val="18"/>
-                <w:szCs w:val="18"/>
-              </w:rPr>
-              <w:t xml:space="preserve">Science &amp; Engineering Practices</w:t>
-            </w:r>
-          </w:p>
-        </w:tc>
-        <w:tc>
-          <w:tcPr>
-            <w:tcW w:type="dxa" w:w="10680"/>
-            <w:shd w:fill="FFFFFF" w:color="auto" w:val="clear"/>
-            <w:tcMar>
-              <w:top w:type="dxa" w:w="60"/>
-              <w:left w:type="dxa" w:w="120"/>
-              <w:bottom w:type="dxa" w:w="60"/>
-              <w:right w:type="dxa" w:w="120"/>
-            </w:tcMar>
-            <w:vAlign w:val="top"/>
-          </w:tcPr>
-          <w:p>
-            <w:pPr>
-              <w:spacing w:after="30" w:before="0"/>
-              <w:ind w:left="360" w:hanging="180"/>
-              <w:jc w:val="left"/>
-            </w:pPr>
-            <w:r>
-              <w:rPr>
-                <w:rFonts w:ascii="Arial" w:cs="Arial" w:eastAsia="Arial" w:hAnsi="Arial"/>
-                <w:b w:val="false"/>
-                <w:bCs w:val="false"/>
-                <w:i w:val="false"/>
-                <w:iCs w:val="false"/>
-                <w:color w:val="000000"/>
-                <w:sz w:val="18"/>
-                <w:szCs w:val="18"/>
-              </w:rPr>
-              <w:t xml:space="preserve">–  Asking Questions and Defining Problems: Students generate investigable questions from the anchoring phenomenon (wilting maize crops) and refine them into a class Driving Question Board throughout the unit.</w:t>
-            </w:r>
-          </w:p>
-          <w:p>
-            <w:pPr>
-              <w:spacing w:after="30" w:before="0"/>
-              <w:ind w:left="360" w:hanging="180"/>
-              <w:jc w:val="left"/>
-            </w:pPr>
-            <w:r>
-              <w:rPr>
-                <w:rFonts w:ascii="Arial" w:cs="Arial" w:eastAsia="Arial" w:hAnsi="Arial"/>
-                <w:b w:val="false"/>
-                <w:bCs w:val="false"/>
-                <w:i w:val="false"/>
-                <w:iCs w:val="false"/>
-                <w:color w:val="000000"/>
-                <w:sz w:val="18"/>
-                <w:szCs w:val="18"/>
-              </w:rPr>
-              <w:t xml:space="preserve">–  Planning and Carrying Out Investigations: Students design controlled experiments to investigate factors affecting transpiration rate (light intensity, wind, humidity, leaf surface area) using improvised potometers built from locally available materials.</w:t>
-            </w:r>
-          </w:p>
-          <w:p>
-            <w:pPr>
-              <w:spacing w:after="30" w:before="0"/>
-              <w:ind w:left="360" w:hanging="180"/>
-              <w:jc w:val="left"/>
-            </w:pPr>
-            <w:r>
-              <w:rPr>
-                <w:rFonts w:ascii="Arial" w:cs="Arial" w:eastAsia="Arial" w:hAnsi="Arial"/>
-                <w:b w:val="false"/>
-                <w:bCs w:val="false"/>
-                <w:i w:val="false"/>
-                <w:iCs w:val="false"/>
-                <w:color w:val="000000"/>
-                <w:sz w:val="18"/>
-                <w:szCs w:val="18"/>
-              </w:rPr>
-              <w:t xml:space="preserve">–  Analysing and Interpreting Data: Students collect quantitative data on water uptake rates, construct graphs, and identify patterns linking transpiration conditions to water loss in plants.</w:t>
-            </w:r>
-          </w:p>
-          <w:p>
-            <w:pPr>
-              <w:spacing w:after="30" w:before="0"/>
-              <w:ind w:left="360" w:hanging="180"/>
-              <w:jc w:val="left"/>
-            </w:pPr>
-            <w:r>
-              <w:rPr>
-                <w:rFonts w:ascii="Arial" w:cs="Arial" w:eastAsia="Arial" w:hAnsi="Arial"/>
-                <w:b w:val="false"/>
-                <w:bCs w:val="false"/>
-                <w:i w:val="false"/>
-                <w:iCs w:val="false"/>
-                <w:color w:val="000000"/>
-                <w:sz w:val="18"/>
-                <w:szCs w:val="18"/>
-              </w:rPr>
-              <w:t xml:space="preserve">–  Developing and Using Models: Students iteratively build and revise a whole-plant transport diagram model — adding root absorption, xylem/phloem pathways, transpiration pull, and translocation — lesson by lesson.</w:t>
-            </w:r>
-          </w:p>
-          <w:p>
-            <w:pPr>
-              <w:spacing w:after="30" w:before="0"/>
-              <w:ind w:left="360" w:hanging="180"/>
-              <w:jc w:val="left"/>
-            </w:pPr>
-            <w:r>
-              <w:rPr>
-                <w:rFonts w:ascii="Arial" w:cs="Arial" w:eastAsia="Arial" w:hAnsi="Arial"/>
-                <w:b w:val="false"/>
-                <w:bCs w:val="false"/>
-                <w:i w:val="false"/>
-                <w:iCs w:val="false"/>
-                <w:color w:val="000000"/>
-                <w:sz w:val="18"/>
-                <w:szCs w:val="18"/>
-              </w:rPr>
-              <w:t xml:space="preserve">–  Constructing Explanations: Students use osmosis, active transport, cohesion-tension, and pressure-flow concepts to explain how water and sugars move against or with concentration gradients.</w:t>
-            </w:r>
-          </w:p>
-          <w:p>
-            <w:pPr>
-              <w:spacing w:after="30" w:before="0"/>
-              <w:ind w:left="360" w:hanging="180"/>
-              <w:jc w:val="left"/>
-            </w:pPr>
-            <w:r>
-              <w:rPr>
-                <w:rFonts w:ascii="Arial" w:cs="Arial" w:eastAsia="Arial" w:hAnsi="Arial"/>
-                <w:b w:val="false"/>
-                <w:bCs w:val="false"/>
-                <w:i w:val="false"/>
-                <w:iCs w:val="false"/>
-                <w:color w:val="000000"/>
-                <w:sz w:val="18"/>
-                <w:szCs w:val="18"/>
-              </w:rPr>
-              <w:t xml:space="preserve">–  Engaging in Argument from Evidence: Students use experimental data and microscopy observations to argue for or against proposed mechanisms of water movement (e.g., root pressure vs. transpiration pull).</w:t>
-            </w:r>
-          </w:p>
-          <w:p>
-            <w:pPr>
-              <w:spacing w:after="30" w:before="0"/>
-              <w:ind w:left="360" w:hanging="180"/>
-              <w:jc w:val="left"/>
-            </w:pPr>
-            <w:r>
-              <w:rPr>
-                <w:rFonts w:ascii="Arial" w:cs="Arial" w:eastAsia="Arial" w:hAnsi="Arial"/>
-                <w:b w:val="false"/>
-                <w:bCs w:val="false"/>
-                <w:i w:val="false"/>
-                <w:iCs w:val="false"/>
-                <w:color w:val="000000"/>
-                <w:sz w:val="18"/>
-                <w:szCs w:val="18"/>
-              </w:rPr>
-              <w:t xml:space="preserve">–  Obtaining, Evaluating, and Communicating Information: Students research the impact of drought on Kenyan staple crops (maize, beans), evaluate sources, and communicate findings through annotated diagrams and oral presentations.</w:t>
-            </w:r>
-          </w:p>
-        </w:tc>
-      </w:tr>
-      <w:tr>
-        <w:tc>
-          <w:tcPr>
-            <w:tcW w:type="dxa" w:w="3000"/>
-            <w:shd w:fill="FCE4D6" w:color="auto" w:val="clear"/>
-            <w:tcMar>
-              <w:top w:type="dxa" w:w="60"/>
-              <w:left w:type="dxa" w:w="120"/>
-              <w:bottom w:type="dxa" w:w="60"/>
-              <w:right w:type="dxa" w:w="120"/>
-            </w:tcMar>
-            <w:vAlign w:val="top"/>
-          </w:tcPr>
-          <w:p>
-            <w:pPr>
-              <w:spacing w:after="40" w:before="0"/>
-              <w:jc w:val="left"/>
-            </w:pPr>
-            <w:r>
-              <w:rPr>
-                <w:rFonts w:ascii="Arial" w:cs="Arial" w:eastAsia="Arial" w:hAnsi="Arial"/>
-                <w:b/>
-                <w:bCs/>
-                <w:i w:val="false"/>
-                <w:iCs w:val="false"/>
-                <w:color w:val="000000"/>
-                <w:sz w:val="18"/>
-                <w:szCs w:val="18"/>
-              </w:rPr>
-              <w:t xml:space="preserve">Pertinent &amp; Contemporary Issues (PCIs)</w:t>
-            </w:r>
-          </w:p>
-        </w:tc>
-        <w:tc>
-          <w:tcPr>
-            <w:tcW w:type="dxa" w:w="10680"/>
-            <w:shd w:fill="FFFFFF" w:color="auto" w:val="clear"/>
-            <w:tcMar>
-              <w:top w:type="dxa" w:w="60"/>
-              <w:left w:type="dxa" w:w="120"/>
-              <w:bottom w:type="dxa" w:w="60"/>
-              <w:right w:type="dxa" w:w="120"/>
-            </w:tcMar>
-            <w:vAlign w:val="top"/>
-          </w:tcPr>
-          <w:p>
-            <w:pPr>
-              <w:spacing w:after="30" w:before="0"/>
-              <w:ind w:left="360" w:hanging="180"/>
-              <w:jc w:val="left"/>
-            </w:pPr>
-            <w:r>
-              <w:rPr>
-                <w:rFonts w:ascii="Arial" w:cs="Arial" w:eastAsia="Arial" w:hAnsi="Arial"/>
-                <w:b w:val="false"/>
-                <w:bCs w:val="false"/>
-                <w:i w:val="false"/>
-                <w:iCs w:val="false"/>
-                <w:color w:val="000000"/>
-                <w:sz w:val="18"/>
-                <w:szCs w:val="18"/>
-              </w:rPr>
-              <w:t xml:space="preserve">–  Environmental Conservation: The learner explores how deforestation around water catchment areas such as Mau Forest reduces transpiration rates and disrupts local water cycles, connecting plant transport science to conservation advocacy.</w:t>
-            </w:r>
-          </w:p>
-          <w:p>
-            <w:pPr>
-              <w:spacing w:after="30" w:before="0"/>
-              <w:ind w:left="360" w:hanging="180"/>
-              <w:jc w:val="left"/>
-            </w:pPr>
-            <w:r>
-              <w:rPr>
-                <w:rFonts w:ascii="Arial" w:cs="Arial" w:eastAsia="Arial" w:hAnsi="Arial"/>
-                <w:b w:val="false"/>
-                <w:bCs w:val="false"/>
-                <w:i w:val="false"/>
-                <w:iCs w:val="false"/>
-                <w:color w:val="000000"/>
-                <w:sz w:val="18"/>
-                <w:szCs w:val="18"/>
-              </w:rPr>
-              <w:t xml:space="preserve">–  Agriculture and Food Security: The learner directly connects the mechanisms of water and nutrient transport in plants to the productivity of staple Kenyan crops (maize, beans, sukuma wiki) and to irrigation practices used by farmers in Mwea and Galana-Kulalu.</w:t>
-            </w:r>
-          </w:p>
-          <w:p>
-            <w:pPr>
-              <w:spacing w:after="30" w:before="0"/>
-              <w:ind w:left="360" w:hanging="180"/>
-              <w:jc w:val="left"/>
-            </w:pPr>
-            <w:r>
-              <w:rPr>
-                <w:rFonts w:ascii="Arial" w:cs="Arial" w:eastAsia="Arial" w:hAnsi="Arial"/>
-                <w:b w:val="false"/>
-                <w:bCs w:val="false"/>
-                <w:i w:val="false"/>
-                <w:iCs w:val="false"/>
-                <w:color w:val="000000"/>
-                <w:sz w:val="18"/>
-                <w:szCs w:val="18"/>
-              </w:rPr>
-              <w:t xml:space="preserve">–  Climate Change: The learner investigates how rising temperatures and prolonged droughts (as experienced in northern Kenya) increase transpiration rates and accelerate wilting, linking plant biology to climate adaptation strategies.</w:t>
-            </w:r>
-          </w:p>
-          <w:p>
-            <w:pPr>
-              <w:spacing w:after="30" w:before="0"/>
-              <w:ind w:left="360" w:hanging="180"/>
-              <w:jc w:val="left"/>
-            </w:pPr>
-            <w:r>
-              <w:rPr>
-                <w:rFonts w:ascii="Arial" w:cs="Arial" w:eastAsia="Arial" w:hAnsi="Arial"/>
-                <w:b w:val="false"/>
-                <w:bCs w:val="false"/>
-                <w:i w:val="false"/>
-                <w:iCs w:val="false"/>
-                <w:color w:val="000000"/>
-                <w:sz w:val="18"/>
-                <w:szCs w:val="18"/>
-              </w:rPr>
-              <w:t xml:space="preserve">–  Health Education: The learner recognises that disruption of plant nutrient transport (e.g., mineral salt deficiencies) reduces the nutritional quality of food crops such as ugali (maize flour) and sukuma wiki, with direct implications for community nutrition.</w:t>
-            </w:r>
-          </w:p>
-          <w:p>
-            <w:pPr>
-              <w:spacing w:after="30" w:before="0"/>
-              <w:ind w:left="360" w:hanging="180"/>
-              <w:jc w:val="left"/>
-            </w:pPr>
-            <w:r>
-              <w:rPr>
-                <w:rFonts w:ascii="Arial" w:cs="Arial" w:eastAsia="Arial" w:hAnsi="Arial"/>
-                <w:b w:val="false"/>
-                <w:bCs w:val="false"/>
-                <w:i w:val="false"/>
-                <w:iCs w:val="false"/>
-                <w:color w:val="000000"/>
-                <w:sz w:val="18"/>
-                <w:szCs w:val="18"/>
-              </w:rPr>
-              <w:t xml:space="preserve">–  Safety and Security: The learner handles laboratory chemicals (iodine solution, eosin dye) and sharp tools (razor blades for stem sections) following proper safety protocols.</w:t>
-            </w:r>
-          </w:p>
-        </w:tc>
-      </w:tr>
-      <w:tr>
-        <w:tc>
-          <w:tcPr>
-            <w:tcW w:type="dxa" w:w="3000"/>
-            <w:shd w:fill="D9EEF1" w:color="auto" w:val="clear"/>
-            <w:tcMar>
-              <w:top w:type="dxa" w:w="60"/>
-              <w:left w:type="dxa" w:w="120"/>
-              <w:bottom w:type="dxa" w:w="60"/>
-              <w:right w:type="dxa" w:w="120"/>
-            </w:tcMar>
-            <w:vAlign w:val="top"/>
-          </w:tcPr>
-          <w:p>
-            <w:pPr>
-              <w:spacing w:after="40" w:before="0"/>
-              <w:jc w:val="left"/>
-            </w:pPr>
-            <w:r>
-              <w:rPr>
-                <w:rFonts w:ascii="Arial" w:cs="Arial" w:eastAsia="Arial" w:hAnsi="Arial"/>
-                <w:b/>
-                <w:bCs/>
-                <w:i w:val="false"/>
-                <w:iCs w:val="false"/>
-                <w:color w:val="000000"/>
-                <w:sz w:val="18"/>
-                <w:szCs w:val="18"/>
-              </w:rPr>
-              <w:t xml:space="preserve">Career Connections</w:t>
-            </w:r>
-          </w:p>
-        </w:tc>
-        <w:tc>
-          <w:tcPr>
-            <w:tcW w:type="dxa" w:w="10680"/>
-            <w:shd w:fill="FFFFFF" w:color="auto" w:val="clear"/>
-            <w:tcMar>
-              <w:top w:type="dxa" w:w="60"/>
-              <w:left w:type="dxa" w:w="120"/>
-              <w:bottom w:type="dxa" w:w="60"/>
-              <w:right w:type="dxa" w:w="120"/>
-            </w:tcMar>
-            <w:vAlign w:val="top"/>
-          </w:tcPr>
-          <w:p>
-            <w:pPr>
-              <w:spacing w:after="30" w:before="0"/>
-              <w:ind w:left="360" w:hanging="180"/>
-              <w:jc w:val="left"/>
-            </w:pPr>
-            <w:r>
-              <w:rPr>
-                <w:rFonts w:ascii="Arial" w:cs="Arial" w:eastAsia="Arial" w:hAnsi="Arial"/>
-                <w:b w:val="false"/>
-                <w:bCs w:val="false"/>
-                <w:i w:val="false"/>
-                <w:iCs w:val="false"/>
-                <w:color w:val="000000"/>
-                <w:sz w:val="18"/>
-                <w:szCs w:val="18"/>
-              </w:rPr>
-              <w:t xml:space="preserve">–  Botany / Plant Science: Understanding plant vascular systems is foundational for careers in plant research at institutions such as KEFRI (Kenya Forestry Research Institute) or KALRO (Kenya Agricultural and Livestock Research Organisation).</w:t>
-            </w:r>
-          </w:p>
-          <w:p>
-            <w:pPr>
-              <w:spacing w:after="30" w:before="0"/>
-              <w:ind w:left="360" w:hanging="180"/>
-              <w:jc w:val="left"/>
-            </w:pPr>
-            <w:r>
-              <w:rPr>
-                <w:rFonts w:ascii="Arial" w:cs="Arial" w:eastAsia="Arial" w:hAnsi="Arial"/>
-                <w:b w:val="false"/>
-                <w:bCs w:val="false"/>
-                <w:i w:val="false"/>
-                <w:iCs w:val="false"/>
-                <w:color w:val="000000"/>
-                <w:sz w:val="18"/>
-                <w:szCs w:val="18"/>
-              </w:rPr>
-              <w:t xml:space="preserve">–  Agronomy and Agricultural Extension: Knowledge of water uptake, transpiration, and nutrient transport informs irrigation scheduling, fertiliser application, and crop management advice given to Kenyan smallholder farmers.</w:t>
-            </w:r>
-          </w:p>
-          <w:p>
-            <w:pPr>
-              <w:spacing w:after="30" w:before="0"/>
-              <w:ind w:left="360" w:hanging="180"/>
-              <w:jc w:val="left"/>
-            </w:pPr>
-            <w:r>
-              <w:rPr>
-                <w:rFonts w:ascii="Arial" w:cs="Arial" w:eastAsia="Arial" w:hAnsi="Arial"/>
-                <w:b w:val="false"/>
-                <w:bCs w:val="false"/>
-                <w:i w:val="false"/>
-                <w:iCs w:val="false"/>
-                <w:color w:val="000000"/>
-                <w:sz w:val="18"/>
-                <w:szCs w:val="18"/>
-              </w:rPr>
-              <w:t xml:space="preserve">–  Horticulture: Careers in Kenya's cut-flower industry (Naivasha) and fruit/vegetable export sector require understanding of post-harvest water relations and vascular tissue integrity to maintain produce quality.</w:t>
-            </w:r>
-          </w:p>
-          <w:p>
-            <w:pPr>
-              <w:spacing w:after="30" w:before="0"/>
-              <w:ind w:left="360" w:hanging="180"/>
-              <w:jc w:val="left"/>
-            </w:pPr>
-            <w:r>
-              <w:rPr>
-                <w:rFonts w:ascii="Arial" w:cs="Arial" w:eastAsia="Arial" w:hAnsi="Arial"/>
-                <w:b w:val="false"/>
-                <w:bCs w:val="false"/>
-                <w:i w:val="false"/>
-                <w:iCs w:val="false"/>
-                <w:color w:val="000000"/>
-                <w:sz w:val="18"/>
-                <w:szCs w:val="18"/>
-              </w:rPr>
-              <w:t xml:space="preserve">–  Medicine / Pharmacognosy: Many Kenyan medicinal plants are used in traditional and modern medicine; understanding phloem transport of secondary metabolites (alkaloids, tannins) is relevant to pharmaceutical research.</w:t>
-            </w:r>
-          </w:p>
-          <w:p>
-            <w:pPr>
-              <w:spacing w:after="30" w:before="0"/>
-              <w:ind w:left="360" w:hanging="180"/>
-              <w:jc w:val="left"/>
-            </w:pPr>
-            <w:r>
-              <w:rPr>
-                <w:rFonts w:ascii="Arial" w:cs="Arial" w:eastAsia="Arial" w:hAnsi="Arial"/>
-                <w:b w:val="false"/>
-                <w:bCs w:val="false"/>
-                <w:i w:val="false"/>
-                <w:iCs w:val="false"/>
-                <w:color w:val="000000"/>
-                <w:sz w:val="18"/>
-                <w:szCs w:val="18"/>
-              </w:rPr>
-              <w:t xml:space="preserve">–  Environmental Science and Conservation: Understanding transpiration and its role in the water cycle supports careers in watershed management, reforestation (e.g., Mau Forest restoration), and climate change mitigation.</w:t>
-            </w:r>
-          </w:p>
-          <w:p>
-            <w:pPr>
-              <w:spacing w:after="30" w:before="0"/>
-              <w:ind w:left="360" w:hanging="180"/>
-              <w:jc w:val="left"/>
-            </w:pPr>
-            <w:r>
-              <w:rPr>
-                <w:rFonts w:ascii="Arial" w:cs="Arial" w:eastAsia="Arial" w:hAnsi="Arial"/>
-                <w:b w:val="false"/>
-                <w:bCs w:val="false"/>
-                <w:i w:val="false"/>
-                <w:iCs w:val="false"/>
-                <w:color w:val="000000"/>
-                <w:sz w:val="18"/>
-                <w:szCs w:val="18"/>
-              </w:rPr>
-              <w:t xml:space="preserve">–  Food Technology: Knowledge of how mineral salts and sugars are translocated in plants informs biofortification programmes aimed at improving the nutritional content of staple crops such as maize and beans.</w:t>
-            </w:r>
-          </w:p>
-        </w:tc>
-      </w:tr>
-      <w:tr>
-        <w:tc>
-          <w:tcPr>
-            <w:tcW w:type="dxa" w:w="3000"/>
-            <w:shd w:fill="D5E8F0" w:color="auto" w:val="clear"/>
-            <w:tcMar>
-              <w:top w:type="dxa" w:w="60"/>
-              <w:left w:type="dxa" w:w="120"/>
-              <w:bottom w:type="dxa" w:w="60"/>
-              <w:right w:type="dxa" w:w="120"/>
-            </w:tcMar>
-            <w:vAlign w:val="top"/>
-          </w:tcPr>
-          <w:p>
-            <w:pPr>
-              <w:spacing w:after="40" w:before="0"/>
-              <w:jc w:val="left"/>
-            </w:pPr>
-            <w:r>
-              <w:rPr>
-                <w:rFonts w:ascii="Arial" w:cs="Arial" w:eastAsia="Arial" w:hAnsi="Arial"/>
-                <w:b/>
-                <w:bCs/>
-                <w:i w:val="false"/>
-                <w:iCs w:val="false"/>
-                <w:color w:val="000000"/>
-                <w:sz w:val="18"/>
-                <w:szCs w:val="18"/>
-              </w:rPr>
-              <w:t xml:space="preserve">Focus for Lessons</w:t>
-            </w:r>
-          </w:p>
-        </w:tc>
-        <w:tc>
-          <w:tcPr>
-            <w:tcW w:type="dxa" w:w="10680"/>
-            <w:shd w:fill="FFFFFF" w:color="auto" w:val="clear"/>
-            <w:tcMar>
-              <w:top w:type="dxa" w:w="60"/>
-              <w:left w:type="dxa" w:w="120"/>
-              <w:bottom w:type="dxa" w:w="60"/>
-              <w:right w:type="dxa" w:w="120"/>
-            </w:tcMar>
-            <w:vAlign w:val="top"/>
-          </w:tcPr>
-          <w:p>
-            <w:pPr>
-              <w:spacing w:after="40" w:before="0"/>
-              <w:jc w:val="left"/>
-            </w:pPr>
-            <w:r>
-              <w:rPr>
-                <w:rFonts w:ascii="Arial" w:cs="Arial" w:eastAsia="Arial" w:hAnsi="Arial"/>
-                <w:b w:val="false"/>
-                <w:bCs w:val="false"/>
-                <w:i w:val="false"/>
-                <w:iCs w:val="false"/>
-                <w:color w:val="000000"/>
-                <w:sz w:val="18"/>
-                <w:szCs w:val="18"/>
-              </w:rPr>
-              <w:t xml:space="preserve">This unit focuses on how plants move water, mineral salts, and manufactured food substances through specialised vascular tissues (xylem and phloem), anchored in the real-world phenomenon of maize crops wilting on Kenyan farms during dry seasons. Students use a phenomenon-driven, inquiry-based approach — conducting hands-on experiments with local plant materials, building iterative models, and linking molecular-level processes (osmosis, active transport, cohesion-tension) to whole-plant and ecosystem-level outcomes. Throughout the unit, the science of plant transport is continuously connected to Kenyan agricultural contexts, food security, and environmental conservation, ensuring relevance and deep conceptual understanding.</w:t>
-            </w:r>
-          </w:p>
-        </w:tc>
-      </w:tr>
-      <w:tr>
-        <w:tc>
-          <w:tcPr>
-            <w:tcW w:type="dxa" w:w="3000"/>
-            <w:shd w:fill="EAD1F5" w:color="auto" w:val="clear"/>
-            <w:tcMar>
-              <w:top w:type="dxa" w:w="60"/>
-              <w:left w:type="dxa" w:w="120"/>
-              <w:bottom w:type="dxa" w:w="60"/>
-              <w:right w:type="dxa" w:w="120"/>
-            </w:tcMar>
-            <w:vAlign w:val="top"/>
-          </w:tcPr>
-          <w:p>
-            <w:pPr>
-              <w:spacing w:after="40" w:before="0"/>
-              <w:jc w:val="left"/>
-            </w:pPr>
-            <w:r>
-              <w:rPr>
-                <w:rFonts w:ascii="Arial" w:cs="Arial" w:eastAsia="Arial" w:hAnsi="Arial"/>
-                <w:b/>
-                <w:bCs/>
-                <w:i w:val="false"/>
-                <w:iCs w:val="false"/>
-                <w:color w:val="000000"/>
-                <w:sz w:val="18"/>
-                <w:szCs w:val="18"/>
-              </w:rPr>
-              <w:t xml:space="preserve">Driving Question / Key Inquiry Questions</w:t>
-            </w:r>
-          </w:p>
-        </w:tc>
-        <w:tc>
-          <w:tcPr>
-            <w:tcW w:type="dxa" w:w="10680"/>
-            <w:shd w:fill="FFFFFF" w:color="auto" w:val="clear"/>
-            <w:tcMar>
-              <w:top w:type="dxa" w:w="60"/>
-              <w:left w:type="dxa" w:w="120"/>
-              <w:bottom w:type="dxa" w:w="60"/>
-              <w:right w:type="dxa" w:w="120"/>
-            </w:tcMar>
-            <w:vAlign w:val="top"/>
-          </w:tcPr>
-          <w:p>
-            <w:pPr>
-              <w:spacing w:after="40" w:before="0"/>
-              <w:jc w:val="left"/>
-            </w:pPr>
-            <w:r>
-              <w:rPr>
-                <w:rFonts w:ascii="Arial" w:cs="Arial" w:eastAsia="Arial" w:hAnsi="Arial"/>
-                <w:b w:val="false"/>
-                <w:bCs w:val="false"/>
-                <w:i w:val="false"/>
-                <w:iCs w:val="false"/>
-                <w:color w:val="000000"/>
-                <w:sz w:val="18"/>
-                <w:szCs w:val="18"/>
-              </w:rPr>
-              <w:t xml:space="preserve">DRIVING QUESTION: How does water and food travel through an entire plant — from the soil to the highest leaf — and why does this journey sometimes fail, causing crops like maize in Kibwezi to wilt and die?</w:t>
-            </w:r>
-          </w:p>
-          <w:p>
-            <w:pPr>
-              <w:spacing w:after="40" w:before="0"/>
-              <w:jc w:val="left"/>
-            </w:pPr>
-            <w:r>
-              <w:rPr>
-                <w:rFonts w:ascii="Arial" w:cs="Arial" w:eastAsia="Arial" w:hAnsi="Arial"/>
-                <w:b w:val="false"/>
-                <w:bCs w:val="false"/>
-                <w:i w:val="false"/>
-                <w:iCs w:val="false"/>
-                <w:color w:val="000000"/>
-                <w:sz w:val="18"/>
-                <w:szCs w:val="18"/>
-              </w:rPr>
-              <w:t xml:space="preserve"/>
-            </w:r>
-          </w:p>
-          <w:p>
-            <w:pPr>
-              <w:spacing w:after="40" w:before="0"/>
-              <w:jc w:val="left"/>
-            </w:pPr>
-            <w:r>
-              <w:rPr>
-                <w:rFonts w:ascii="Arial" w:cs="Arial" w:eastAsia="Arial" w:hAnsi="Arial"/>
-                <w:b w:val="false"/>
-                <w:bCs w:val="false"/>
-                <w:i w:val="false"/>
-                <w:iCs w:val="false"/>
-                <w:color w:val="000000"/>
-                <w:sz w:val="18"/>
-                <w:szCs w:val="18"/>
-              </w:rPr>
-              <w:t xml:space="preserve">KICD KEY INQUIRY QUESTIONS:</w:t>
-            </w:r>
-          </w:p>
-          <w:p>
-            <w:pPr>
-              <w:spacing w:after="40" w:before="0"/>
-              <w:jc w:val="left"/>
-            </w:pPr>
-            <w:r>
-              <w:rPr>
-                <w:rFonts w:ascii="Arial" w:cs="Arial" w:eastAsia="Arial" w:hAnsi="Arial"/>
-                <w:b w:val="false"/>
-                <w:bCs w:val="false"/>
-                <w:i w:val="false"/>
-                <w:iCs w:val="false"/>
-                <w:color w:val="000000"/>
-                <w:sz w:val="18"/>
-                <w:szCs w:val="18"/>
-              </w:rPr>
-              <w:t xml:space="preserve">1. How are water and mineral salts transported in plants?</w:t>
-            </w:r>
-          </w:p>
-          <w:p>
-            <w:pPr>
-              <w:spacing w:after="40" w:before="0"/>
-              <w:jc w:val="left"/>
-            </w:pPr>
-            <w:r>
-              <w:rPr>
-                <w:rFonts w:ascii="Arial" w:cs="Arial" w:eastAsia="Arial" w:hAnsi="Arial"/>
-                <w:b w:val="false"/>
-                <w:bCs w:val="false"/>
-                <w:i w:val="false"/>
-                <w:iCs w:val="false"/>
-                <w:color w:val="000000"/>
-                <w:sz w:val="18"/>
-                <w:szCs w:val="18"/>
-              </w:rPr>
-              <w:t xml:space="preserve">2. How are manufactured food substances transported in plants?</w:t>
-            </w:r>
-          </w:p>
-        </w:tc>
-      </w:tr>
-      <w:tr>
-        <w:tc>
-          <w:tcPr>
-            <w:tcW w:type="dxa" w:w="3000"/>
-            <w:shd w:fill="EAD1F5" w:color="auto" w:val="clear"/>
-            <w:tcMar>
-              <w:top w:type="dxa" w:w="60"/>
-              <w:left w:type="dxa" w:w="120"/>
-              <w:bottom w:type="dxa" w:w="60"/>
-              <w:right w:type="dxa" w:w="120"/>
-            </w:tcMar>
-            <w:vAlign w:val="top"/>
-          </w:tcPr>
-          <w:p>
-            <w:pPr>
-              <w:spacing w:after="40" w:before="0"/>
-              <w:jc w:val="left"/>
-            </w:pPr>
-            <w:r>
-              <w:rPr>
-                <w:rFonts w:ascii="Arial" w:cs="Arial" w:eastAsia="Arial" w:hAnsi="Arial"/>
-                <w:b/>
-                <w:bCs/>
-                <w:i w:val="false"/>
-                <w:iCs w:val="false"/>
-                <w:color w:val="000000"/>
-                <w:sz w:val="18"/>
-                <w:szCs w:val="18"/>
-              </w:rPr>
-              <w:t xml:space="preserve">Anchoring Phenomenon</w:t>
-            </w:r>
-          </w:p>
-        </w:tc>
-        <w:tc>
-          <w:tcPr>
-            <w:tcW w:type="dxa" w:w="10680"/>
-            <w:shd w:fill="FFFFFF" w:color="auto" w:val="clear"/>
-            <w:tcMar>
-              <w:top w:type="dxa" w:w="60"/>
-              <w:left w:type="dxa" w:w="120"/>
-              <w:bottom w:type="dxa" w:w="60"/>
-              <w:right w:type="dxa" w:w="120"/>
-            </w:tcMar>
-            <w:vAlign w:val="top"/>
-          </w:tcPr>
-          <w:p>
-            <w:pPr>
-              <w:spacing w:after="40" w:before="0"/>
-              <w:jc w:val="left"/>
-            </w:pPr>
-            <w:r>
-              <w:rPr>
-                <w:rFonts w:ascii="Arial" w:cs="Arial" w:eastAsia="Arial" w:hAnsi="Arial"/>
-                <w:b w:val="false"/>
-                <w:bCs w:val="false"/>
-                <w:i w:val="false"/>
-                <w:iCs w:val="false"/>
-                <w:color w:val="000000"/>
-                <w:sz w:val="18"/>
-                <w:szCs w:val="18"/>
-              </w:rPr>
-              <w:t xml:space="preserve">ANCHORING PHENOMENON — "The Wilting Maize of Kibwezi":</w:t>
-            </w:r>
-          </w:p>
-          <w:p>
-            <w:pPr>
-              <w:spacing w:after="40" w:before="0"/>
-              <w:jc w:val="left"/>
-            </w:pPr>
-            <w:r>
-              <w:rPr>
-                <w:rFonts w:ascii="Arial" w:cs="Arial" w:eastAsia="Arial" w:hAnsi="Arial"/>
-                <w:b w:val="false"/>
-                <w:bCs w:val="false"/>
-                <w:i w:val="false"/>
-                <w:iCs w:val="false"/>
-                <w:color w:val="000000"/>
-                <w:sz w:val="18"/>
-                <w:szCs w:val="18"/>
-              </w:rPr>
-              <w:t xml:space="preserve"/>
-            </w:r>
-          </w:p>
-          <w:p>
-            <w:pPr>
-              <w:spacing w:after="40" w:before="0"/>
-              <w:jc w:val="left"/>
-            </w:pPr>
-            <w:r>
-              <w:rPr>
-                <w:rFonts w:ascii="Arial" w:cs="Arial" w:eastAsia="Arial" w:hAnsi="Arial"/>
-                <w:b w:val="false"/>
-                <w:bCs w:val="false"/>
-                <w:i w:val="false"/>
-                <w:iCs w:val="false"/>
-                <w:color w:val="000000"/>
-                <w:sz w:val="18"/>
-                <w:szCs w:val="18"/>
-              </w:rPr>
-              <w:t xml:space="preserve">A farmer in Kibwezi, Makueni County — a semi-arid region of Kenya — notices that her maize crop wilts dramatically every afternoon during the dry season, even though she watered the soil that same morning. By evening, some plants recover; others do not. She also notices that the maize plants growing near a dry seasonal riverbed wilt far sooner than those on the lower, wetter slopes. Meanwhile, a neighbour's sukuma wiki plot, which is shaded by a large mango tree, barely wilts at all. The farmer is puzzled: the soil has water, she can see it — so why are the plants wilting? Why do some recover but others die? Why does shade seem to protect the sukuma wiki?</w:t>
-            </w:r>
-          </w:p>
-          <w:p>
-            <w:pPr>
-              <w:spacing w:after="40" w:before="0"/>
-              <w:jc w:val="left"/>
-            </w:pPr>
-            <w:r>
-              <w:rPr>
-                <w:rFonts w:ascii="Arial" w:cs="Arial" w:eastAsia="Arial" w:hAnsi="Arial"/>
-                <w:b w:val="false"/>
-                <w:bCs w:val="false"/>
-                <w:i w:val="false"/>
-                <w:iCs w:val="false"/>
-                <w:color w:val="000000"/>
-                <w:sz w:val="18"/>
-                <w:szCs w:val="18"/>
-              </w:rPr>
-              <w:t xml:space="preserve"/>
-            </w:r>
-          </w:p>
-          <w:p>
-            <w:pPr>
-              <w:spacing w:after="40" w:before="0"/>
-              <w:jc w:val="left"/>
-            </w:pPr>
-            <w:r>
-              <w:rPr>
-                <w:rFonts w:ascii="Arial" w:cs="Arial" w:eastAsia="Arial" w:hAnsi="Arial"/>
-                <w:b w:val="false"/>
-                <w:bCs w:val="false"/>
-                <w:i w:val="false"/>
-                <w:iCs w:val="false"/>
-                <w:color w:val="000000"/>
-                <w:sz w:val="18"/>
-                <w:szCs w:val="18"/>
-              </w:rPr>
-              <w:t xml:space="preserve">This phenomenon is puzzling because it challenges students' intuitive belief that "watering = no wilting." It reveals that water availability in soil is not the same as water availability inside the plant, and that something must be actively moving water from soil through root, stem, and leaf — and losing it somewhere along the way. The scenario is directly familiar to Kenyan students, many of whom have observed wilting crops on family farms or school gardens, making it personally meaningful and emotionally engaging.</w:t>
-            </w:r>
-          </w:p>
-        </w:tc>
-      </w:tr>
-      <w:tr>
-        <w:tc>
-          <w:tcPr>
-            <w:tcW w:type="dxa" w:w="3000"/>
-            <w:shd w:fill="D9EEF1" w:color="auto" w:val="clear"/>
-            <w:tcMar>
-              <w:top w:type="dxa" w:w="60"/>
-              <w:left w:type="dxa" w:w="120"/>
-              <w:bottom w:type="dxa" w:w="60"/>
-              <w:right w:type="dxa" w:w="120"/>
-            </w:tcMar>
-            <w:vAlign w:val="top"/>
-          </w:tcPr>
-          <w:p>
-            <w:pPr>
-              <w:spacing w:after="40" w:before="0"/>
-              <w:jc w:val="left"/>
-            </w:pPr>
-            <w:r>
-              <w:rPr>
-                <w:rFonts w:ascii="Arial" w:cs="Arial" w:eastAsia="Arial" w:hAnsi="Arial"/>
-                <w:b/>
-                <w:bCs/>
-                <w:i w:val="false"/>
-                <w:iCs w:val="false"/>
-                <w:color w:val="000000"/>
-                <w:sz w:val="18"/>
-                <w:szCs w:val="18"/>
-              </w:rPr>
-              <w:t xml:space="preserve">Storyline Thread</w:t>
-            </w:r>
-          </w:p>
-        </w:tc>
-        <w:tc>
-          <w:tcPr>
-            <w:tcW w:type="dxa" w:w="10680"/>
-            <w:shd w:fill="FFFFFF" w:color="auto" w:val="clear"/>
-            <w:tcMar>
-              <w:top w:type="dxa" w:w="60"/>
-              <w:left w:type="dxa" w:w="120"/>
-              <w:bottom w:type="dxa" w:w="60"/>
-              <w:right w:type="dxa" w:w="120"/>
-            </w:tcMar>
-            <w:vAlign w:val="top"/>
-          </w:tcPr>
-          <w:p>
-            <w:pPr>
-              <w:spacing w:after="40" w:before="0"/>
-              <w:jc w:val="left"/>
-            </w:pPr>
-            <w:r>
-              <w:rPr>
-                <w:rFonts w:ascii="Arial" w:cs="Arial" w:eastAsia="Arial" w:hAnsi="Arial"/>
-                <w:b w:val="false"/>
-                <w:bCs w:val="false"/>
-                <w:i w:val="false"/>
-                <w:iCs w:val="false"/>
-                <w:color w:val="000000"/>
-                <w:sz w:val="18"/>
-                <w:szCs w:val="18"/>
-              </w:rPr>
-              <w:t xml:space="preserve">Lesson 1 — Encounter the Phenomenon (The Wilting Maize of Kibwezi): Students view photographs and a short description of the wilting maize scenario in Kibwezi. They share personal observations from home farms and school gardens, record initial ideas about why plants wilt, and co-create the first Driving Question Board (DQB) with "What We Think We Know" and "What We Wonder" columns. Outcome: Students generate investigable questions and commit to initial predictions.</w:t>
-            </w:r>
-          </w:p>
-          <w:p>
-            <w:pPr>
-              <w:spacing w:after="40" w:before="0"/>
-              <w:jc w:val="left"/>
-            </w:pPr>
-            <w:r>
-              <w:rPr>
-                <w:rFonts w:ascii="Arial" w:cs="Arial" w:eastAsia="Arial" w:hAnsi="Arial"/>
-                <w:b w:val="false"/>
-                <w:bCs w:val="false"/>
-                <w:i w:val="false"/>
-                <w:iCs w:val="false"/>
-                <w:color w:val="000000"/>
-                <w:sz w:val="18"/>
-                <w:szCs w:val="18"/>
-              </w:rPr>
-              <w:t xml:space="preserve"/>
-            </w:r>
-          </w:p>
-          <w:p>
-            <w:pPr>
-              <w:spacing w:after="40" w:before="0"/>
-              <w:jc w:val="left"/>
-            </w:pPr>
-            <w:r>
-              <w:rPr>
-                <w:rFonts w:ascii="Arial" w:cs="Arial" w:eastAsia="Arial" w:hAnsi="Arial"/>
-                <w:b w:val="false"/>
-                <w:bCs w:val="false"/>
-                <w:i w:val="false"/>
-                <w:iCs w:val="false"/>
-                <w:color w:val="000000"/>
-                <w:sz w:val="18"/>
-                <w:szCs w:val="18"/>
-              </w:rPr>
-              <w:t xml:space="preserve">Lesson 2 — What Do Plants Need to Survive? (Plant Needs and the Case for a Transport System): Students brainstorm what plants need (water, mineral salts, sunlight, carbon dioxide) and map where each resource enters the plant and where it is needed. They recognise that resources enter at one location but are used at another — establishing the logical necessity of a transport system. Students add new questions to the DQB. Outcome: Students articulate why an internal transport system is essential and identify it as the key to solving the wilting mystery.</w:t>
-            </w:r>
-          </w:p>
-          <w:p>
-            <w:pPr>
-              <w:spacing w:after="40" w:before="0"/>
-              <w:jc w:val="left"/>
-            </w:pPr>
-            <w:r>
-              <w:rPr>
-                <w:rFonts w:ascii="Arial" w:cs="Arial" w:eastAsia="Arial" w:hAnsi="Arial"/>
-                <w:b w:val="false"/>
-                <w:bCs w:val="false"/>
-                <w:i w:val="false"/>
-                <w:iCs w:val="false"/>
-                <w:color w:val="000000"/>
-                <w:sz w:val="18"/>
-                <w:szCs w:val="18"/>
-              </w:rPr>
-              <w:t xml:space="preserve"/>
-            </w:r>
-          </w:p>
-          <w:p>
-            <w:pPr>
-              <w:spacing w:after="40" w:before="0"/>
-              <w:jc w:val="left"/>
-            </w:pPr>
-            <w:r>
-              <w:rPr>
-                <w:rFonts w:ascii="Arial" w:cs="Arial" w:eastAsia="Arial" w:hAnsi="Arial"/>
-                <w:b w:val="false"/>
-                <w:bCs w:val="false"/>
-                <w:i w:val="false"/>
-                <w:iCs w:val="false"/>
-                <w:color w:val="000000"/>
-                <w:sz w:val="18"/>
-                <w:szCs w:val="18"/>
-              </w:rPr>
-              <w:t xml:space="preserve">Lesson 3 — The Big Picture: Overview of the Plant Transport System (Xylem and Phloem): Teacher introduces xylem and phloem as the two transport highways of the plant using a whole-plant diagram. Students label diagrams and use coloured arrows to show the direction of water/mineral salt movement (upward, xylem) vs. food movement (downward and upward, phloem). Students begin their cumulative model. Outcome: Students correctly identify the two vascular tissues and their transport directions.</w:t>
-            </w:r>
-          </w:p>
-          <w:p>
-            <w:pPr>
-              <w:spacing w:after="40" w:before="0"/>
-              <w:jc w:val="left"/>
-            </w:pPr>
-            <w:r>
-              <w:rPr>
-                <w:rFonts w:ascii="Arial" w:cs="Arial" w:eastAsia="Arial" w:hAnsi="Arial"/>
-                <w:b w:val="false"/>
-                <w:bCs w:val="false"/>
-                <w:i w:val="false"/>
-                <w:iCs w:val="false"/>
-                <w:color w:val="000000"/>
-                <w:sz w:val="18"/>
-                <w:szCs w:val="18"/>
-              </w:rPr>
-              <w:t xml:space="preserve"/>
-            </w:r>
-          </w:p>
-          <w:p>
-            <w:pPr>
-              <w:spacing w:after="40" w:before="0"/>
-              <w:jc w:val="left"/>
-            </w:pPr>
-            <w:r>
-              <w:rPr>
-                <w:rFonts w:ascii="Arial" w:cs="Arial" w:eastAsia="Arial" w:hAnsi="Arial"/>
-                <w:b w:val="false"/>
-                <w:bCs w:val="false"/>
-                <w:i w:val="false"/>
-                <w:iCs w:val="false"/>
-                <w:color w:val="000000"/>
-                <w:sz w:val="18"/>
-                <w:szCs w:val="18"/>
-              </w:rPr>
-              <w:t xml:space="preserve">Lesson 4 — The Entry Point: Root Structure and Water Absorption: Students observe real roots of bean or maize seedlings (grown in the school garden) under a hand lens and, where possible, under a microscope. They draw and label root hair cells, the cortex, endodermis, and xylem. They link the large surface area of root hairs to efficient water and mineral salt absorption. Students conduct a simple osmosis demonstration (potato strips in salt solution vs. water) to confirm the mechanism. Outcome: Students explain how water enters the root by osmosis and how mineral salts enter by active transport, and add these mechanisms to their cumulative model.</w:t>
-            </w:r>
-          </w:p>
-          <w:p>
-            <w:pPr>
-              <w:spacing w:after="40" w:before="0"/>
-              <w:jc w:val="left"/>
-            </w:pPr>
-            <w:r>
-              <w:rPr>
-                <w:rFonts w:ascii="Arial" w:cs="Arial" w:eastAsia="Arial" w:hAnsi="Arial"/>
-                <w:b w:val="false"/>
-                <w:bCs w:val="false"/>
-                <w:i w:val="false"/>
-                <w:iCs w:val="false"/>
-                <w:color w:val="000000"/>
-                <w:sz w:val="18"/>
-                <w:szCs w:val="18"/>
-              </w:rPr>
-              <w:t xml:space="preserve"/>
-            </w:r>
-          </w:p>
-          <w:p>
-            <w:pPr>
-              <w:spacing w:after="40" w:before="0"/>
-              <w:jc w:val="left"/>
-            </w:pPr>
-            <w:r>
-              <w:rPr>
-                <w:rFonts w:ascii="Arial" w:cs="Arial" w:eastAsia="Arial" w:hAnsi="Arial"/>
-                <w:b w:val="false"/>
-                <w:bCs w:val="false"/>
-                <w:i w:val="false"/>
-                <w:iCs w:val="false"/>
-                <w:color w:val="000000"/>
-                <w:sz w:val="18"/>
-                <w:szCs w:val="18"/>
-              </w:rPr>
-              <w:t xml:space="preserve">Lesson 5 — The Highway: Stem Structure and Vascular Bundles: Students cut cross-sections of herbaceous stems (e.g., sunflower or bean stems from the school garden) with a razor blade, stain with iodine or eosin, and observe vascular bundle arrangement. They compare herbaceous and woody stem diagrams. The coloured celery/carnation experiment is set up (results observed in Lesson 6). Students update their cumulative model to include stem pathways. Outcome: Students identify xylem and phloem within vascular bundles and describe their arrangement in herbaceous stems.</w:t>
-            </w:r>
-          </w:p>
-          <w:p>
-            <w:pPr>
-              <w:spacing w:after="40" w:before="0"/>
-              <w:jc w:val="left"/>
-            </w:pPr>
-            <w:r>
-              <w:rPr>
-                <w:rFonts w:ascii="Arial" w:cs="Arial" w:eastAsia="Arial" w:hAnsi="Arial"/>
-                <w:b w:val="false"/>
-                <w:bCs w:val="false"/>
-                <w:i w:val="false"/>
-                <w:iCs w:val="false"/>
-                <w:color w:val="000000"/>
-                <w:sz w:val="18"/>
-                <w:szCs w:val="18"/>
-              </w:rPr>
-              <w:t xml:space="preserve"/>
-            </w:r>
-          </w:p>
-          <w:p>
-            <w:pPr>
-              <w:spacing w:after="40" w:before="0"/>
-              <w:jc w:val="left"/>
-            </w:pPr>
-            <w:r>
-              <w:rPr>
-                <w:rFonts w:ascii="Arial" w:cs="Arial" w:eastAsia="Arial" w:hAnsi="Arial"/>
-                <w:b w:val="false"/>
-                <w:bCs w:val="false"/>
-                <w:i w:val="false"/>
-                <w:iCs w:val="false"/>
-                <w:color w:val="000000"/>
-                <w:sz w:val="18"/>
-                <w:szCs w:val="18"/>
-              </w:rPr>
-              <w:t xml:space="preserve">Lesson 6 — The Destination: Leaf Structure and Transpiration: Students dissect a leaf (e.g., sukuma wiki or a Ficus leaf), observe the waxy cuticle, veins, and stomate positions (lower epidermis impression using clear nail varnish). They observe and record results of the coloured dye experiment from Lesson 5 — confirming xylem transport. The "sweating leaf bag" demonstration (tied around a branch in the school compound) is reviewed. Students define transpiration and list factors that affect its rate. Outcome: Students explain how water is lost through stomata and why the rate varies, and add leaf anatomy and stomata to their cumulative model.</w:t>
-            </w:r>
-          </w:p>
-          <w:p>
-            <w:pPr>
-              <w:spacing w:after="40" w:before="0"/>
-              <w:jc w:val="left"/>
-            </w:pPr>
-            <w:r>
-              <w:rPr>
-                <w:rFonts w:ascii="Arial" w:cs="Arial" w:eastAsia="Arial" w:hAnsi="Arial"/>
-                <w:b w:val="false"/>
-                <w:bCs w:val="false"/>
-                <w:i w:val="false"/>
-                <w:iCs w:val="false"/>
-                <w:color w:val="000000"/>
-                <w:sz w:val="18"/>
-                <w:szCs w:val="18"/>
-              </w:rPr>
-              <w:t xml:space="preserve"/>
-            </w:r>
-          </w:p>
-          <w:p>
-            <w:pPr>
-              <w:spacing w:after="40" w:before="0"/>
-              <w:jc w:val="left"/>
-            </w:pPr>
-            <w:r>
-              <w:rPr>
-                <w:rFonts w:ascii="Arial" w:cs="Arial" w:eastAsia="Arial" w:hAnsi="Arial"/>
-                <w:b w:val="false"/>
-                <w:bCs w:val="false"/>
-                <w:i w:val="false"/>
-                <w:iCs w:val="false"/>
-                <w:color w:val="000000"/>
-                <w:sz w:val="18"/>
-                <w:szCs w:val="18"/>
-              </w:rPr>
-              <w:t xml:space="preserve">Lesson 7 — The Engine: Transpiration Pull, Cohesion-Tension, and Root Pressure: Students conduct a structured investigation using an improvised potometer (a cut stem, rubber tubing, capillary tube, and ruler) to measure water uptake under different conditions (fan blowing = wind, lamp = light, petroleum jelly on leaves = blocked stomata). They collect and graph data, then construct an explanation linking transpiration pull (cohesion-tension mechanism) and root pressure to upward water movement. Students return to the DQB and answer: "Why does the maize wilt even after watering?" — the rate of transpiration exceeds the rate of water absorption. Outcome: Students explain the cohesion-tension mechanism and use quantitative data to support it; they partially resolve the anchoring phenomenon.</w:t>
-            </w:r>
-          </w:p>
-          <w:p>
-            <w:pPr>
-              <w:spacing w:after="40" w:before="0"/>
-              <w:jc w:val="left"/>
-            </w:pPr>
-            <w:r>
-              <w:rPr>
-                <w:rFonts w:ascii="Arial" w:cs="Arial" w:eastAsia="Arial" w:hAnsi="Arial"/>
-                <w:b w:val="false"/>
-                <w:bCs w:val="false"/>
-                <w:i w:val="false"/>
-                <w:iCs w:val="false"/>
-                <w:color w:val="000000"/>
-                <w:sz w:val="18"/>
-                <w:szCs w:val="18"/>
-              </w:rPr>
-              <w:t xml:space="preserve"/>
-            </w:r>
-          </w:p>
-          <w:p>
-            <w:pPr>
-              <w:spacing w:after="40" w:before="0"/>
-              <w:jc w:val="left"/>
-            </w:pPr>
-            <w:r>
-              <w:rPr>
-                <w:rFonts w:ascii="Arial" w:cs="Arial" w:eastAsia="Arial" w:hAnsi="Arial"/>
-                <w:b w:val="false"/>
-                <w:bCs w:val="false"/>
-                <w:i w:val="false"/>
-                <w:iCs w:val="false"/>
-                <w:color w:val="000000"/>
-                <w:sz w:val="18"/>
-                <w:szCs w:val="18"/>
-              </w:rPr>
-              <w:t xml:space="preserve">Lesson 8 — The Return Journey: Translocation and Final Model Build: Students examine the "girdled tree" photographs and the concept of source-to-sink translocation through phloem (sucrose, amino acids). They use the pressure-flow hypothesis to explain translocation direction. Students then complete their final cumulative model of the entire plant transport system — annotating xylem (water + minerals, root to leaf, transpiration pull), phloem (sugars + amino acids, source to sink, pressure flow), osmosis at root hairs, and stomatal transpiration. Groups present their models and return to the original Kibwezi wilting scenario to construct a full evidence-based explanation. DQB is reviewed: all driving questions are answered. Outcome: Students produce a complete, annotated whole-plant transport model and write a scientific explanation of the anchoring phenomenon, demonstrating mastery of all unit learning outcomes.</w:t>
-            </w:r>
-          </w:p>
-        </w:tc>
-      </w:tr>
-      <w:tr>
-        <w:tc>
-          <w:tcPr>
-            <w:tcW w:type="dxa" w:w="3000"/>
-            <w:shd w:fill="EAD1F5" w:color="auto" w:val="clear"/>
-            <w:tcMar>
-              <w:top w:type="dxa" w:w="60"/>
-              <w:left w:type="dxa" w:w="120"/>
-              <w:bottom w:type="dxa" w:w="60"/>
-              <w:right w:type="dxa" w:w="120"/>
-            </w:tcMar>
-            <w:vAlign w:val="top"/>
-          </w:tcPr>
-          <w:p>
-            <w:pPr>
-              <w:spacing w:after="40" w:before="0"/>
-              <w:jc w:val="left"/>
-            </w:pPr>
-            <w:r>
-              <w:rPr>
-                <w:rFonts w:ascii="Arial" w:cs="Arial" w:eastAsia="Arial" w:hAnsi="Arial"/>
-                <w:b/>
-                <w:bCs/>
-                <w:i w:val="false"/>
-                <w:iCs w:val="false"/>
-                <w:color w:val="000000"/>
-                <w:sz w:val="18"/>
-                <w:szCs w:val="18"/>
-              </w:rPr>
-              <w:t xml:space="preserve">Supporting Phenomena</w:t>
-            </w:r>
-          </w:p>
-        </w:tc>
-        <w:tc>
-          <w:tcPr>
-            <w:tcW w:type="dxa" w:w="10680"/>
-            <w:shd w:fill="FFFFFF" w:color="auto" w:val="clear"/>
-            <w:tcMar>
-              <w:top w:type="dxa" w:w="60"/>
-              <w:left w:type="dxa" w:w="120"/>
-              <w:bottom w:type="dxa" w:w="60"/>
-              <w:right w:type="dxa" w:w="120"/>
-            </w:tcMar>
-            <w:vAlign w:val="top"/>
-          </w:tcPr>
-          <w:p>
-            <w:pPr>
-              <w:spacing w:after="30" w:before="0"/>
-              <w:ind w:left="360" w:hanging="180"/>
-              <w:jc w:val="left"/>
-            </w:pPr>
-            <w:r>
-              <w:rPr>
-                <w:rFonts w:ascii="Arial" w:cs="Arial" w:eastAsia="Arial" w:hAnsi="Arial"/>
-                <w:b w:val="false"/>
-                <w:bCs w:val="false"/>
-                <w:i w:val="false"/>
-                <w:iCs w:val="false"/>
-                <w:color w:val="000000"/>
-                <w:sz w:val="18"/>
-                <w:szCs w:val="18"/>
-              </w:rPr>
-              <w:t xml:space="preserve">–  The Coloured Carnation: A white carnation (or celery stalk) placed in red food-colouring solution turns red within hours — students observe coloured veins in the petals/leaves, raising the question of exactly which tissue carried the dye and how fast it travelled. (Supports: xylem structure and function, transpiration pull.)</w:t>
-            </w:r>
-          </w:p>
-          <w:p>
-            <w:pPr>
-              <w:spacing w:after="30" w:before="0"/>
-              <w:ind w:left="360" w:hanging="180"/>
-              <w:jc w:val="left"/>
-            </w:pPr>
-            <w:r>
-              <w:rPr>
-                <w:rFonts w:ascii="Arial" w:cs="Arial" w:eastAsia="Arial" w:hAnsi="Arial"/>
-                <w:b w:val="false"/>
-                <w:bCs w:val="false"/>
-                <w:i w:val="false"/>
-                <w:iCs w:val="false"/>
-                <w:color w:val="000000"/>
-                <w:sz w:val="18"/>
-                <w:szCs w:val="18"/>
-              </w:rPr>
-              <w:t xml:space="preserve">–  The Sweating Leaf Bag: A clear plastic bag tied around a leafy branch of a tree in the school compound accumulates visible water droplets within 30–60 minutes on a sunny Nairobi morning, even though no water was added. (Supports: transpiration, stomatal function, environmental factors affecting water loss.)</w:t>
-            </w:r>
-          </w:p>
-          <w:p>
-            <w:pPr>
-              <w:spacing w:after="30" w:before="0"/>
-              <w:ind w:left="360" w:hanging="180"/>
-              <w:jc w:val="left"/>
-            </w:pPr>
-            <w:r>
-              <w:rPr>
-                <w:rFonts w:ascii="Arial" w:cs="Arial" w:eastAsia="Arial" w:hAnsi="Arial"/>
-                <w:b w:val="false"/>
-                <w:bCs w:val="false"/>
-                <w:i w:val="false"/>
-                <w:iCs w:val="false"/>
-                <w:color w:val="000000"/>
-                <w:sz w:val="18"/>
-                <w:szCs w:val="18"/>
-              </w:rPr>
-              <w:t xml:space="preserve">–  The Girdled Tree: Students examine photographs of trees in Karura Forest whose bark has been ring-stripped by poachers; the trees survive briefly but their leaves eventually yellow and die from the roots upward. (Supports: phloem translocation — cutting the phloem starves the roots of sugars.)</w:t>
-            </w:r>
-          </w:p>
-          <w:p>
-            <w:pPr>
-              <w:spacing w:after="30" w:before="0"/>
-              <w:ind w:left="360" w:hanging="180"/>
-              <w:jc w:val="left"/>
-            </w:pPr>
-            <w:r>
-              <w:rPr>
-                <w:rFonts w:ascii="Arial" w:cs="Arial" w:eastAsia="Arial" w:hAnsi="Arial"/>
-                <w:b w:val="false"/>
-                <w:bCs w:val="false"/>
-                <w:i w:val="false"/>
-                <w:iCs w:val="false"/>
-                <w:color w:val="000000"/>
-                <w:sz w:val="18"/>
-                <w:szCs w:val="18"/>
-              </w:rPr>
-              <w:t xml:space="preserve">–  The Drought-Resistant Cactus vs. the Wilting Bean: Side-by-side images of a cactus thriving in Turkana's arid landscape and a bean seedling wilting in a dry pot prompt students to ask: what structural features allow some plants to survive with almost no water? (Supports: plant adaptations — xerophytes vs. mesophytes.)</w:t>
-            </w:r>
-          </w:p>
-        </w:tc>
-      </w:tr>
-    </w:tbl>
-    <w:p>
-      <w:pPr>
-        <w:spacing w:after="120"/>
-      </w:pPr>
-      <w:r>
-        <w:t xml:space="preserve"/>
       </w:r>
     </w:p>
     <w:p>
@@ -3572,7 +3572,7 @@
             <w:pPr>
               <w:spacing w:after="20" w:before="0"/>
             </w:pPr>
-            <w:hyperlink w:history="1" r:id="rIdbfre842jwi63pr5k8sjie">
+            <w:hyperlink w:history="1" r:id="rIdgvmmugwbliaiuimq4le1c">
               <w:r>
                 <w:rPr>
                   <w:rFonts w:ascii="Arial" w:cs="Arial" w:eastAsia="Arial" w:hAnsi="Arial"/>
@@ -3605,7 +3605,7 @@
               <w:spacing w:after="10" w:before="0"/>
               <w:ind w:left="120"/>
             </w:pPr>
-            <w:hyperlink w:history="1" r:id="rIdbc1dyf-0zey967qls2bsr">
+            <w:hyperlink w:history="1" r:id="rIdwxwbmvimutsk3org54ixp">
               <w:r>
                 <w:rPr>
                   <w:rFonts w:ascii="Arial" w:cs="Arial" w:eastAsia="Arial" w:hAnsi="Arial"/>
@@ -3667,7 +3667,7 @@
               <w:spacing w:after="10" w:before="0"/>
               <w:ind w:left="120"/>
             </w:pPr>
-            <w:hyperlink w:history="1" r:id="rIdzbpq6710chhkqnejeu6ii">
+            <w:hyperlink w:history="1" r:id="rIdxtmy-gw-r6qzejs59obnm">
               <w:r>
                 <w:rPr>
                   <w:rFonts w:ascii="Arial" w:cs="Arial" w:eastAsia="Arial" w:hAnsi="Arial"/>
@@ -3877,7 +3877,7 @@
             <w:pPr>
               <w:spacing w:after="20" w:before="0"/>
             </w:pPr>
-            <w:hyperlink w:history="1" r:id="rIdozpvoj0wb1vwpp4_gqjok">
+            <w:hyperlink w:history="1" r:id="rIdo_yhy5i1ms4j_sagni7d5">
               <w:r>
                 <w:rPr>
                   <w:rFonts w:ascii="Arial" w:cs="Arial" w:eastAsia="Arial" w:hAnsi="Arial"/>
@@ -3910,7 +3910,7 @@
               <w:spacing w:after="10" w:before="0"/>
               <w:ind w:left="120"/>
             </w:pPr>
-            <w:hyperlink w:history="1" r:id="rIde3ub8ulmdl37lutz8ljqz">
+            <w:hyperlink w:history="1" r:id="rIdfgn5ux1ws0onaxyldu2je">
               <w:r>
                 <w:rPr>
                   <w:rFonts w:ascii="Arial" w:cs="Arial" w:eastAsia="Arial" w:hAnsi="Arial"/>
@@ -3972,7 +3972,7 @@
               <w:spacing w:after="10" w:before="0"/>
               <w:ind w:left="120"/>
             </w:pPr>
-            <w:hyperlink w:history="1" r:id="rIdpedpcj7jrocqlc8juw-8f">
+            <w:hyperlink w:history="1" r:id="rIdgishrevcusbf2js31h-ed">
               <w:r>
                 <w:rPr>
                   <w:rFonts w:ascii="Arial" w:cs="Arial" w:eastAsia="Arial" w:hAnsi="Arial"/>
@@ -4182,7 +4182,7 @@
             <w:pPr>
               <w:spacing w:after="20" w:before="0"/>
             </w:pPr>
-            <w:hyperlink w:history="1" r:id="rId8oums-hbksbdk_gc0n1zu">
+            <w:hyperlink w:history="1" r:id="rIdanilzt9a54s9gxspkph3j">
               <w:r>
                 <w:rPr>
                   <w:rFonts w:ascii="Arial" w:cs="Arial" w:eastAsia="Arial" w:hAnsi="Arial"/>
@@ -4215,7 +4215,7 @@
               <w:spacing w:after="10" w:before="0"/>
               <w:ind w:left="120"/>
             </w:pPr>
-            <w:hyperlink w:history="1" r:id="rIdpr3sgdfib3pneaxmy002r">
+            <w:hyperlink w:history="1" r:id="rIdt3mlo8av7ieaxrtg6g4hq">
               <w:r>
                 <w:rPr>
                   <w:rFonts w:ascii="Arial" w:cs="Arial" w:eastAsia="Arial" w:hAnsi="Arial"/>
@@ -4277,7 +4277,7 @@
               <w:spacing w:after="10" w:before="0"/>
               <w:ind w:left="120"/>
             </w:pPr>
-            <w:hyperlink w:history="1" r:id="rIdka5d4sizekcjeq1cf1zvp">
+            <w:hyperlink w:history="1" r:id="rIdoy2c-lvchyi-g6sfvrdsi">
               <w:r>
                 <w:rPr>
                   <w:rFonts w:ascii="Arial" w:cs="Arial" w:eastAsia="Arial" w:hAnsi="Arial"/>
@@ -4487,7 +4487,7 @@
             <w:pPr>
               <w:spacing w:after="20" w:before="0"/>
             </w:pPr>
-            <w:hyperlink w:history="1" r:id="rIdezblopghsadwwwow1ozzl">
+            <w:hyperlink w:history="1" r:id="rIdofa4b0zaaconfaclyvuc-">
               <w:r>
                 <w:rPr>
                   <w:rFonts w:ascii="Arial" w:cs="Arial" w:eastAsia="Arial" w:hAnsi="Arial"/>
@@ -4520,7 +4520,7 @@
               <w:spacing w:after="10" w:before="0"/>
               <w:ind w:left="120"/>
             </w:pPr>
-            <w:hyperlink w:history="1" r:id="rIdco-ro5mbfxb15nxe0ld22">
+            <w:hyperlink w:history="1" r:id="rIdlwhj9mqevbec7udjk3c-p">
               <w:r>
                 <w:rPr>
                   <w:rFonts w:ascii="Arial" w:cs="Arial" w:eastAsia="Arial" w:hAnsi="Arial"/>
@@ -4582,7 +4582,7 @@
               <w:spacing w:after="10" w:before="0"/>
               <w:ind w:left="120"/>
             </w:pPr>
-            <w:hyperlink w:history="1" r:id="rIdlrmdu1f1v5zi6cd7yqj3w">
+            <w:hyperlink w:history="1" r:id="rIdirk2uykjhickdtu_1rfao">
               <w:r>
                 <w:rPr>
                   <w:rFonts w:ascii="Arial" w:cs="Arial" w:eastAsia="Arial" w:hAnsi="Arial"/>
@@ -4792,7 +4792,7 @@
             <w:pPr>
               <w:spacing w:after="20" w:before="0"/>
             </w:pPr>
-            <w:hyperlink w:history="1" r:id="rIdwji7o7gyrtr1pwim8hkqb">
+            <w:hyperlink w:history="1" r:id="rIdqo0pwraggmg1ttsubktjx">
               <w:r>
                 <w:rPr>
                   <w:rFonts w:ascii="Arial" w:cs="Arial" w:eastAsia="Arial" w:hAnsi="Arial"/>
@@ -4825,7 +4825,7 @@
               <w:spacing w:after="10" w:before="0"/>
               <w:ind w:left="120"/>
             </w:pPr>
-            <w:hyperlink w:history="1" r:id="rId8ujvjtj9bg9nkcxn561gp">
+            <w:hyperlink w:history="1" r:id="rIdsgklq9tcbxkg9abfdwydm">
               <w:r>
                 <w:rPr>
                   <w:rFonts w:ascii="Arial" w:cs="Arial" w:eastAsia="Arial" w:hAnsi="Arial"/>
@@ -4887,7 +4887,7 @@
               <w:spacing w:after="10" w:before="0"/>
               <w:ind w:left="120"/>
             </w:pPr>
-            <w:hyperlink w:history="1" r:id="rId_su0ppezjqns5mujbhev5">
+            <w:hyperlink w:history="1" r:id="rIdmja_ad-1kdla6jvnm7zki">
               <w:r>
                 <w:rPr>
                   <w:rFonts w:ascii="Arial" w:cs="Arial" w:eastAsia="Arial" w:hAnsi="Arial"/>
@@ -5414,7 +5414,7 @@
         </w:rPr>
         <w:t xml:space="preserve">© 2026 SeaVuria and ARES. Aligned with KICD objectives. Developed by SeaVuria; technical implementation by ARES (with AI assistance from Claude). Licensed under </w:t>
       </w:r>
-      <w:hyperlink w:history="1" r:id="rIdxmoyredgbxrud3svgjwmn">
+      <w:hyperlink w:history="1" r:id="rId9rsadi-lsnh_9_wzuf55x">
         <w:r>
           <w:rPr>
             <w:rFonts w:ascii="Arial" w:cs="Arial" w:eastAsia="Arial" w:hAnsi="Arial"/>
@@ -5435,7 +5435,7 @@
         </w:rPr>
         <w:t xml:space="preserve"> (</w:t>
       </w:r>
-      <w:hyperlink w:history="1" r:id="rIdufv3novvpnlshfwbc8bs5">
+      <w:hyperlink w:history="1" r:id="rIdmrxamq5-wdfdpvgqg6rve">
         <w:r>
           <w:rPr>
             <w:rFonts w:ascii="Arial" w:cs="Arial" w:eastAsia="Arial" w:hAnsi="Arial"/>
@@ -6448,7 +6448,7 @@
             <w:pPr>
               <w:spacing w:after="20" w:before="0"/>
             </w:pPr>
-            <w:hyperlink w:history="1" r:id="rId9h4knjcqioqawe_9_nqvn">
+            <w:hyperlink w:history="1" r:id="rIdnihdk8q93yipposvzmfji">
               <w:r>
                 <w:rPr>
                   <w:rFonts w:ascii="Arial" w:cs="Arial" w:eastAsia="Arial" w:hAnsi="Arial"/>
@@ -6481,7 +6481,7 @@
               <w:spacing w:after="10" w:before="0"/>
               <w:ind w:left="120"/>
             </w:pPr>
-            <w:hyperlink w:history="1" r:id="rIddgrhpkmlu5khdoq4_g33x">
+            <w:hyperlink w:history="1" r:id="rIdosge0dh-vnn2wai-asgo-">
               <w:r>
                 <w:rPr>
                   <w:rFonts w:ascii="Arial" w:cs="Arial" w:eastAsia="Arial" w:hAnsi="Arial"/>
@@ -6543,7 +6543,7 @@
               <w:spacing w:after="10" w:before="0"/>
               <w:ind w:left="120"/>
             </w:pPr>
-            <w:hyperlink w:history="1" r:id="rIde3n4s_tzfeuncxzmwy9ah">
+            <w:hyperlink w:history="1" r:id="rIdk2vsyq02ejyjajgrbbzlk">
               <w:r>
                 <w:rPr>
                   <w:rFonts w:ascii="Arial" w:cs="Arial" w:eastAsia="Arial" w:hAnsi="Arial"/>
@@ -6753,7 +6753,7 @@
             <w:pPr>
               <w:spacing w:after="20" w:before="0"/>
             </w:pPr>
-            <w:hyperlink w:history="1" r:id="rIdw5zksl8xroddigibnvanr">
+            <w:hyperlink w:history="1" r:id="rIdh-mdcvlsjvmtgu5lce-co">
               <w:r>
                 <w:rPr>
                   <w:rFonts w:ascii="Arial" w:cs="Arial" w:eastAsia="Arial" w:hAnsi="Arial"/>
@@ -6786,7 +6786,7 @@
               <w:spacing w:after="10" w:before="0"/>
               <w:ind w:left="120"/>
             </w:pPr>
-            <w:hyperlink w:history="1" r:id="rIdtokr07iz0tra1lj9naqwh">
+            <w:hyperlink w:history="1" r:id="rIdeq0hrj2hw9eyf0qpnf13n">
               <w:r>
                 <w:rPr>
                   <w:rFonts w:ascii="Arial" w:cs="Arial" w:eastAsia="Arial" w:hAnsi="Arial"/>
@@ -6848,7 +6848,7 @@
               <w:spacing w:after="10" w:before="0"/>
               <w:ind w:left="120"/>
             </w:pPr>
-            <w:hyperlink w:history="1" r:id="rIdipjujp3ltj_qmieau7doo">
+            <w:hyperlink w:history="1" r:id="rIdvmiapk7bopblb1rtovolt">
               <w:r>
                 <w:rPr>
                   <w:rFonts w:ascii="Arial" w:cs="Arial" w:eastAsia="Arial" w:hAnsi="Arial"/>
@@ -7058,7 +7058,7 @@
             <w:pPr>
               <w:spacing w:after="20" w:before="0"/>
             </w:pPr>
-            <w:hyperlink w:history="1" r:id="rId8repi1fxiigjkg0qkdmlq">
+            <w:hyperlink w:history="1" r:id="rIdjfvpgzsnyz3e2pel02ohx">
               <w:r>
                 <w:rPr>
                   <w:rFonts w:ascii="Arial" w:cs="Arial" w:eastAsia="Arial" w:hAnsi="Arial"/>
@@ -7091,7 +7091,7 @@
               <w:spacing w:after="10" w:before="0"/>
               <w:ind w:left="120"/>
             </w:pPr>
-            <w:hyperlink w:history="1" r:id="rIdjeiz-0ieozf09pr-hk5u9">
+            <w:hyperlink w:history="1" r:id="rIdjyudxwxl-7gsz5t0fipnp">
               <w:r>
                 <w:rPr>
                   <w:rFonts w:ascii="Arial" w:cs="Arial" w:eastAsia="Arial" w:hAnsi="Arial"/>
@@ -7153,7 +7153,7 @@
               <w:spacing w:after="10" w:before="0"/>
               <w:ind w:left="120"/>
             </w:pPr>
-            <w:hyperlink w:history="1" r:id="rIdflspbtnlfvsjtt5dr5xqr">
+            <w:hyperlink w:history="1" r:id="rIdzhoyw2prdsyd_pbr2pf3l">
               <w:r>
                 <w:rPr>
                   <w:rFonts w:ascii="Arial" w:cs="Arial" w:eastAsia="Arial" w:hAnsi="Arial"/>
@@ -7363,7 +7363,7 @@
             <w:pPr>
               <w:spacing w:after="20" w:before="0"/>
             </w:pPr>
-            <w:hyperlink w:history="1" r:id="rIdof-me1rxs3fbsd2pdk9ld">
+            <w:hyperlink w:history="1" r:id="rIdslrmzfpvo2yvbboyqsig0">
               <w:r>
                 <w:rPr>
                   <w:rFonts w:ascii="Arial" w:cs="Arial" w:eastAsia="Arial" w:hAnsi="Arial"/>
@@ -7396,7 +7396,7 @@
               <w:spacing w:after="10" w:before="0"/>
               <w:ind w:left="120"/>
             </w:pPr>
-            <w:hyperlink w:history="1" r:id="rIdowd4fcr5c0td3bsela1j6">
+            <w:hyperlink w:history="1" r:id="rId5rc5e_kkmvtmpu-4bamjj">
               <w:r>
                 <w:rPr>
                   <w:rFonts w:ascii="Arial" w:cs="Arial" w:eastAsia="Arial" w:hAnsi="Arial"/>
@@ -7458,7 +7458,7 @@
               <w:spacing w:after="10" w:before="0"/>
               <w:ind w:left="120"/>
             </w:pPr>
-            <w:hyperlink w:history="1" r:id="rIdwdzjiwt5kayqainh4n89v">
+            <w:hyperlink w:history="1" r:id="rIdohrfy9aavhd6vtqzv_yow">
               <w:r>
                 <w:rPr>
                   <w:rFonts w:ascii="Arial" w:cs="Arial" w:eastAsia="Arial" w:hAnsi="Arial"/>
@@ -7668,7 +7668,7 @@
             <w:pPr>
               <w:spacing w:after="20" w:before="0"/>
             </w:pPr>
-            <w:hyperlink w:history="1" r:id="rIdf4odty0wfzyhcs3b8qv3_">
+            <w:hyperlink w:history="1" r:id="rIdkn4toznxbqmasqsm56hw8">
               <w:r>
                 <w:rPr>
                   <w:rFonts w:ascii="Arial" w:cs="Arial" w:eastAsia="Arial" w:hAnsi="Arial"/>
@@ -7701,7 +7701,7 @@
               <w:spacing w:after="10" w:before="0"/>
               <w:ind w:left="120"/>
             </w:pPr>
-            <w:hyperlink w:history="1" r:id="rIdlobugb7-dhdmttv7jdpis">
+            <w:hyperlink w:history="1" r:id="rIdt1aimhvjfusijhr2txqog">
               <w:r>
                 <w:rPr>
                   <w:rFonts w:ascii="Arial" w:cs="Arial" w:eastAsia="Arial" w:hAnsi="Arial"/>
@@ -7763,7 +7763,7 @@
               <w:spacing w:after="10" w:before="0"/>
               <w:ind w:left="120"/>
             </w:pPr>
-            <w:hyperlink w:history="1" r:id="rId8wsbwrcjebr2qljupbzlv">
+            <w:hyperlink w:history="1" r:id="rId7xais96tghpt1zwhkfvuu">
               <w:r>
                 <w:rPr>
                   <w:rFonts w:ascii="Arial" w:cs="Arial" w:eastAsia="Arial" w:hAnsi="Arial"/>
@@ -8290,7 +8290,7 @@
         </w:rPr>
         <w:t xml:space="preserve">© 2026 SeaVuria and ARES. Aligned with KICD objectives. Developed by SeaVuria; technical implementation by ARES (with AI assistance from Claude). Licensed under </w:t>
       </w:r>
-      <w:hyperlink w:history="1" r:id="rIdsvxrxzsyjilou9cdbuwcq">
+      <w:hyperlink w:history="1" r:id="rIdexbbyexbztmiakmizrr9n">
         <w:r>
           <w:rPr>
             <w:rFonts w:ascii="Arial" w:cs="Arial" w:eastAsia="Arial" w:hAnsi="Arial"/>
@@ -8311,7 +8311,7 @@
         </w:rPr>
         <w:t xml:space="preserve"> (</w:t>
       </w:r>
-      <w:hyperlink w:history="1" r:id="rIdwqaorfr-tkyil0ollu9-g">
+      <w:hyperlink w:history="1" r:id="rIdlgkydkkop4c2xymdtdnt4">
         <w:r>
           <w:rPr>
             <w:rFonts w:ascii="Arial" w:cs="Arial" w:eastAsia="Arial" w:hAnsi="Arial"/>
@@ -9324,7 +9324,7 @@
             <w:pPr>
               <w:spacing w:after="20" w:before="0"/>
             </w:pPr>
-            <w:hyperlink w:history="1" r:id="rIdn1sl1h56806422mwmdhsa">
+            <w:hyperlink w:history="1" r:id="rIdyeuuelzebkaezbwdsuhcg">
               <w:r>
                 <w:rPr>
                   <w:rFonts w:ascii="Arial" w:cs="Arial" w:eastAsia="Arial" w:hAnsi="Arial"/>
@@ -9357,7 +9357,7 @@
               <w:spacing w:after="10" w:before="0"/>
               <w:ind w:left="120"/>
             </w:pPr>
-            <w:hyperlink w:history="1" r:id="rIdwrtao0rnatkiodxxmvxp8">
+            <w:hyperlink w:history="1" r:id="rIdcpqv2awqnc6jxblyfdchq">
               <w:r>
                 <w:rPr>
                   <w:rFonts w:ascii="Arial" w:cs="Arial" w:eastAsia="Arial" w:hAnsi="Arial"/>
@@ -9402,7 +9402,7 @@
             <w:pPr>
               <w:spacing w:after="20" w:before="0"/>
             </w:pPr>
-            <w:hyperlink w:history="1" r:id="rIdmuwkglkozed39wmt6qux_">
+            <w:hyperlink w:history="1" r:id="rIdku-23lxfysuciswesdlf7">
               <w:r>
                 <w:rPr>
                   <w:rFonts w:ascii="Arial" w:cs="Arial" w:eastAsia="Arial" w:hAnsi="Arial"/>
@@ -9435,7 +9435,7 @@
               <w:spacing w:after="10" w:before="0"/>
               <w:ind w:left="120"/>
             </w:pPr>
-            <w:hyperlink w:history="1" r:id="rIdy1vgghkpab0i-9bpwvb9p">
+            <w:hyperlink w:history="1" r:id="rId_wo4y703yuqqxntehvry7">
               <w:r>
                 <w:rPr>
                   <w:rFonts w:ascii="Arial" w:cs="Arial" w:eastAsia="Arial" w:hAnsi="Arial"/>
@@ -9630,7 +9630,7 @@
             <w:pPr>
               <w:spacing w:after="20" w:before="0"/>
             </w:pPr>
-            <w:hyperlink w:history="1" r:id="rIdebvyjjd2umox1zddemomh">
+            <w:hyperlink w:history="1" r:id="rIdpf14j8fg4ro6j5buinaao">
               <w:r>
                 <w:rPr>
                   <w:rFonts w:ascii="Arial" w:cs="Arial" w:eastAsia="Arial" w:hAnsi="Arial"/>
@@ -9663,7 +9663,7 @@
               <w:spacing w:after="10" w:before="0"/>
               <w:ind w:left="120"/>
             </w:pPr>
-            <w:hyperlink w:history="1" r:id="rId_lwhlkk_ijwctulaoai80">
+            <w:hyperlink w:history="1" r:id="rIdmskge4xztrl3bhinwk26r">
               <w:r>
                 <w:rPr>
                   <w:rFonts w:ascii="Arial" w:cs="Arial" w:eastAsia="Arial" w:hAnsi="Arial"/>
@@ -9708,7 +9708,7 @@
             <w:pPr>
               <w:spacing w:after="20" w:before="0"/>
             </w:pPr>
-            <w:hyperlink w:history="1" r:id="rIdd4nsjgliziol91vb8tupi">
+            <w:hyperlink w:history="1" r:id="rIdjn42afqdlkb_uln8b3vq4">
               <w:r>
                 <w:rPr>
                   <w:rFonts w:ascii="Arial" w:cs="Arial" w:eastAsia="Arial" w:hAnsi="Arial"/>
@@ -9741,7 +9741,7 @@
               <w:spacing w:after="10" w:before="0"/>
               <w:ind w:left="120"/>
             </w:pPr>
-            <w:hyperlink w:history="1" r:id="rIdjdx2udb0sjvfyjzbbg3eb">
+            <w:hyperlink w:history="1" r:id="rIdkibotcxwhwqqblyscstio">
               <w:r>
                 <w:rPr>
                   <w:rFonts w:ascii="Arial" w:cs="Arial" w:eastAsia="Arial" w:hAnsi="Arial"/>
@@ -9936,7 +9936,7 @@
             <w:pPr>
               <w:spacing w:after="20" w:before="0"/>
             </w:pPr>
-            <w:hyperlink w:history="1" r:id="rIdlulw8pj9yqsrr4lxv75iz">
+            <w:hyperlink w:history="1" r:id="rIdqvl1p99bxukipgvshyb-y">
               <w:r>
                 <w:rPr>
                   <w:rFonts w:ascii="Arial" w:cs="Arial" w:eastAsia="Arial" w:hAnsi="Arial"/>
@@ -9969,7 +9969,7 @@
               <w:spacing w:after="10" w:before="0"/>
               <w:ind w:left="120"/>
             </w:pPr>
-            <w:hyperlink w:history="1" r:id="rId8vmzttheftucmjytlyjcg">
+            <w:hyperlink w:history="1" r:id="rIdksvc0eujt9inwzr4dfuuk">
               <w:r>
                 <w:rPr>
                   <w:rFonts w:ascii="Arial" w:cs="Arial" w:eastAsia="Arial" w:hAnsi="Arial"/>
@@ -10014,7 +10014,7 @@
             <w:pPr>
               <w:spacing w:after="20" w:before="0"/>
             </w:pPr>
-            <w:hyperlink w:history="1" r:id="rId5atxgcadgaqomdnxvnanh">
+            <w:hyperlink w:history="1" r:id="rIdykem8ssmy822jq4b0gu85">
               <w:r>
                 <w:rPr>
                   <w:rFonts w:ascii="Arial" w:cs="Arial" w:eastAsia="Arial" w:hAnsi="Arial"/>
@@ -10047,7 +10047,7 @@
               <w:spacing w:after="10" w:before="0"/>
               <w:ind w:left="120"/>
             </w:pPr>
-            <w:hyperlink w:history="1" r:id="rIdktgyiw5jcg0ls24jspni3">
+            <w:hyperlink w:history="1" r:id="rIdawbelg8zrex12xkf634ty">
               <w:r>
                 <w:rPr>
                   <w:rFonts w:ascii="Arial" w:cs="Arial" w:eastAsia="Arial" w:hAnsi="Arial"/>
@@ -10242,7 +10242,7 @@
             <w:pPr>
               <w:spacing w:after="20" w:before="0"/>
             </w:pPr>
-            <w:hyperlink w:history="1" r:id="rIdnkif-nwvvyhl9ptzonw-r">
+            <w:hyperlink w:history="1" r:id="rIdofl6aam1vmfqmzu4z9wp2">
               <w:r>
                 <w:rPr>
                   <w:rFonts w:ascii="Arial" w:cs="Arial" w:eastAsia="Arial" w:hAnsi="Arial"/>
@@ -10275,7 +10275,7 @@
               <w:spacing w:after="10" w:before="0"/>
               <w:ind w:left="120"/>
             </w:pPr>
-            <w:hyperlink w:history="1" r:id="rIdfnngpeuaujyc3a-hgffhv">
+            <w:hyperlink w:history="1" r:id="rIdss54-mhd8exjxb6x6n91u">
               <w:r>
                 <w:rPr>
                   <w:rFonts w:ascii="Arial" w:cs="Arial" w:eastAsia="Arial" w:hAnsi="Arial"/>
@@ -10320,7 +10320,7 @@
             <w:pPr>
               <w:spacing w:after="20" w:before="0"/>
             </w:pPr>
-            <w:hyperlink w:history="1" r:id="rIdvoivwslc65xwz0kunycdn">
+            <w:hyperlink w:history="1" r:id="rId3zflh07vhj-bhq3unlgjc">
               <w:r>
                 <w:rPr>
                   <w:rFonts w:ascii="Arial" w:cs="Arial" w:eastAsia="Arial" w:hAnsi="Arial"/>
@@ -10353,7 +10353,7 @@
               <w:spacing w:after="10" w:before="0"/>
               <w:ind w:left="120"/>
             </w:pPr>
-            <w:hyperlink w:history="1" r:id="rIdb2aefzrjivjgq9ruuyuel">
+            <w:hyperlink w:history="1" r:id="rIdkkavc1_8cqsnhjrgtgrcf">
               <w:r>
                 <w:rPr>
                   <w:rFonts w:ascii="Arial" w:cs="Arial" w:eastAsia="Arial" w:hAnsi="Arial"/>
@@ -10548,7 +10548,7 @@
             <w:pPr>
               <w:spacing w:after="20" w:before="0"/>
             </w:pPr>
-            <w:hyperlink w:history="1" r:id="rIdzdtrebob56qrjucy3toff">
+            <w:hyperlink w:history="1" r:id="rIdbtgztry2sur-ggh3ym1ft">
               <w:r>
                 <w:rPr>
                   <w:rFonts w:ascii="Arial" w:cs="Arial" w:eastAsia="Arial" w:hAnsi="Arial"/>
@@ -10581,7 +10581,7 @@
               <w:spacing w:after="10" w:before="0"/>
               <w:ind w:left="120"/>
             </w:pPr>
-            <w:hyperlink w:history="1" r:id="rIdl6qugxl9_qmkrpcwby1s6">
+            <w:hyperlink w:history="1" r:id="rId4omy9cqyooytlymyhserh">
               <w:r>
                 <w:rPr>
                   <w:rFonts w:ascii="Arial" w:cs="Arial" w:eastAsia="Arial" w:hAnsi="Arial"/>
@@ -10626,7 +10626,7 @@
             <w:pPr>
               <w:spacing w:after="20" w:before="0"/>
             </w:pPr>
-            <w:hyperlink w:history="1" r:id="rId9v7h4gjpu5jfj5ulhbteu">
+            <w:hyperlink w:history="1" r:id="rIdc3t7gwkc6gc8m8sailn2d">
               <w:r>
                 <w:rPr>
                   <w:rFonts w:ascii="Arial" w:cs="Arial" w:eastAsia="Arial" w:hAnsi="Arial"/>
@@ -10659,7 +10659,7 @@
               <w:spacing w:after="10" w:before="0"/>
               <w:ind w:left="120"/>
             </w:pPr>
-            <w:hyperlink w:history="1" r:id="rIdlyi5y57gdhvaicju8kq7u">
+            <w:hyperlink w:history="1" r:id="rIdddjiaee4eozc3cmtzgddj">
               <w:r>
                 <w:rPr>
                   <w:rFonts w:ascii="Arial" w:cs="Arial" w:eastAsia="Arial" w:hAnsi="Arial"/>
@@ -11171,7 +11171,7 @@
         </w:rPr>
         <w:t xml:space="preserve">© 2026 SeaVuria and ARES. Aligned with KICD objectives. Developed by SeaVuria; technical implementation by ARES (with AI assistance from Claude). Licensed under </w:t>
       </w:r>
-      <w:hyperlink w:history="1" r:id="rIddyhhayskzvo2jy9s8fy2h">
+      <w:hyperlink w:history="1" r:id="rId2bq9l54ehtcq14dqngywq">
         <w:r>
           <w:rPr>
             <w:rFonts w:ascii="Arial" w:cs="Arial" w:eastAsia="Arial" w:hAnsi="Arial"/>
@@ -11192,7 +11192,7 @@
         </w:rPr>
         <w:t xml:space="preserve"> (</w:t>
       </w:r>
-      <w:hyperlink w:history="1" r:id="rIdv7ivufijvrfrhghahpisw">
+      <w:hyperlink w:history="1" r:id="rId1iovwl97vdlecrmmslmwj">
         <w:r>
           <w:rPr>
             <w:rFonts w:ascii="Arial" w:cs="Arial" w:eastAsia="Arial" w:hAnsi="Arial"/>
@@ -12206,7 +12206,7 @@
             <w:pPr>
               <w:spacing w:after="20" w:before="0"/>
             </w:pPr>
-            <w:hyperlink w:history="1" r:id="rIddntxh5lu-fivqger134qi">
+            <w:hyperlink w:history="1" r:id="rIdsftzyxmjxesniyofzwwga">
               <w:r>
                 <w:rPr>
                   <w:rFonts w:ascii="Arial" w:cs="Arial" w:eastAsia="Arial" w:hAnsi="Arial"/>
@@ -12239,7 +12239,7 @@
               <w:spacing w:after="10" w:before="0"/>
               <w:ind w:left="120"/>
             </w:pPr>
-            <w:hyperlink w:history="1" r:id="rIdy0d-rpcygwih97veegg0w">
+            <w:hyperlink w:history="1" r:id="rIdnqmnlhu6obkrgcb7g8pqc">
               <w:r>
                 <w:rPr>
                   <w:rFonts w:ascii="Arial" w:cs="Arial" w:eastAsia="Arial" w:hAnsi="Arial"/>
@@ -12284,7 +12284,7 @@
             <w:pPr>
               <w:spacing w:after="20" w:before="0"/>
             </w:pPr>
-            <w:hyperlink w:history="1" r:id="rIdlzxp9dxqa2urperjy51fo">
+            <w:hyperlink w:history="1" r:id="rId2mlfjzpl5fumhne9lhxrj">
               <w:r>
                 <w:rPr>
                   <w:rFonts w:ascii="Arial" w:cs="Arial" w:eastAsia="Arial" w:hAnsi="Arial"/>
@@ -12317,7 +12317,7 @@
               <w:spacing w:after="10" w:before="0"/>
               <w:ind w:left="120"/>
             </w:pPr>
-            <w:hyperlink w:history="1" r:id="rIdhbfaoextxt5xfy-aw7ytk">
+            <w:hyperlink w:history="1" r:id="rIdgk3b4etcal9eguhmle2dk">
               <w:r>
                 <w:rPr>
                   <w:rFonts w:ascii="Arial" w:cs="Arial" w:eastAsia="Arial" w:hAnsi="Arial"/>
@@ -12512,7 +12512,7 @@
             <w:pPr>
               <w:spacing w:after="20" w:before="0"/>
             </w:pPr>
-            <w:hyperlink w:history="1" r:id="rIdjm3qmpc5sf-bjgoz3a5tk">
+            <w:hyperlink w:history="1" r:id="rIdht1g0v_lawagh5tpqnhku">
               <w:r>
                 <w:rPr>
                   <w:rFonts w:ascii="Arial" w:cs="Arial" w:eastAsia="Arial" w:hAnsi="Arial"/>
@@ -12545,7 +12545,7 @@
               <w:spacing w:after="10" w:before="0"/>
               <w:ind w:left="120"/>
             </w:pPr>
-            <w:hyperlink w:history="1" r:id="rId49vceh5sns9ilcci2onda">
+            <w:hyperlink w:history="1" r:id="rIdaibjjd6_njx0mu4oqkvzq">
               <w:r>
                 <w:rPr>
                   <w:rFonts w:ascii="Arial" w:cs="Arial" w:eastAsia="Arial" w:hAnsi="Arial"/>
@@ -12590,7 +12590,7 @@
             <w:pPr>
               <w:spacing w:after="20" w:before="0"/>
             </w:pPr>
-            <w:hyperlink w:history="1" r:id="rIdmre9_ujqc4wbzookmwtcj">
+            <w:hyperlink w:history="1" r:id="rId54gc2cligurmz9m6ybust">
               <w:r>
                 <w:rPr>
                   <w:rFonts w:ascii="Arial" w:cs="Arial" w:eastAsia="Arial" w:hAnsi="Arial"/>
@@ -12623,7 +12623,7 @@
               <w:spacing w:after="10" w:before="0"/>
               <w:ind w:left="120"/>
             </w:pPr>
-            <w:hyperlink w:history="1" r:id="rIdatbd8asfquplz5tymqwaq">
+            <w:hyperlink w:history="1" r:id="rIdy1zzsdavt4zm8ynsa6exy">
               <w:r>
                 <w:rPr>
                   <w:rFonts w:ascii="Arial" w:cs="Arial" w:eastAsia="Arial" w:hAnsi="Arial"/>
@@ -12818,7 +12818,7 @@
             <w:pPr>
               <w:spacing w:after="20" w:before="0"/>
             </w:pPr>
-            <w:hyperlink w:history="1" r:id="rIdgzol5xoaevmk7nqaguasx">
+            <w:hyperlink w:history="1" r:id="rIdojbsolvbbz2g3sgp6woa2">
               <w:r>
                 <w:rPr>
                   <w:rFonts w:ascii="Arial" w:cs="Arial" w:eastAsia="Arial" w:hAnsi="Arial"/>
@@ -12851,7 +12851,7 @@
               <w:spacing w:after="10" w:before="0"/>
               <w:ind w:left="120"/>
             </w:pPr>
-            <w:hyperlink w:history="1" r:id="rIdidrteqsv0li3fjsrxbq10">
+            <w:hyperlink w:history="1" r:id="rIdq0yloqx5gyu0yjsdwre-_">
               <w:r>
                 <w:rPr>
                   <w:rFonts w:ascii="Arial" w:cs="Arial" w:eastAsia="Arial" w:hAnsi="Arial"/>
@@ -12896,7 +12896,7 @@
             <w:pPr>
               <w:spacing w:after="20" w:before="0"/>
             </w:pPr>
-            <w:hyperlink w:history="1" r:id="rIdog7r1nrrw41yybs8xgvpn">
+            <w:hyperlink w:history="1" r:id="rIdbtgfarahtvlirfgjr0pie">
               <w:r>
                 <w:rPr>
                   <w:rFonts w:ascii="Arial" w:cs="Arial" w:eastAsia="Arial" w:hAnsi="Arial"/>
@@ -12929,7 +12929,7 @@
               <w:spacing w:after="10" w:before="0"/>
               <w:ind w:left="120"/>
             </w:pPr>
-            <w:hyperlink w:history="1" r:id="rIdph1g-psdjrhe5pt48spis">
+            <w:hyperlink w:history="1" r:id="rIdwxpvzlww4tgewennvvta-">
               <w:r>
                 <w:rPr>
                   <w:rFonts w:ascii="Arial" w:cs="Arial" w:eastAsia="Arial" w:hAnsi="Arial"/>
@@ -13124,7 +13124,7 @@
             <w:pPr>
               <w:spacing w:after="20" w:before="0"/>
             </w:pPr>
-            <w:hyperlink w:history="1" r:id="rIdkhqp64mvlqvgbonipll9x">
+            <w:hyperlink w:history="1" r:id="rIdds5tkunht_enikh5w4yyk">
               <w:r>
                 <w:rPr>
                   <w:rFonts w:ascii="Arial" w:cs="Arial" w:eastAsia="Arial" w:hAnsi="Arial"/>
@@ -13157,7 +13157,7 @@
               <w:spacing w:after="10" w:before="0"/>
               <w:ind w:left="120"/>
             </w:pPr>
-            <w:hyperlink w:history="1" r:id="rId397rybtighrsa_dph8tmj">
+            <w:hyperlink w:history="1" r:id="rIddhd1vdz1wg5mxycscp28a">
               <w:r>
                 <w:rPr>
                   <w:rFonts w:ascii="Arial" w:cs="Arial" w:eastAsia="Arial" w:hAnsi="Arial"/>
@@ -13202,7 +13202,7 @@
             <w:pPr>
               <w:spacing w:after="20" w:before="0"/>
             </w:pPr>
-            <w:hyperlink w:history="1" r:id="rIdxqfyjwen_bvxax7t1anaj">
+            <w:hyperlink w:history="1" r:id="rIdebsprim0kvuau_17oueqf">
               <w:r>
                 <w:rPr>
                   <w:rFonts w:ascii="Arial" w:cs="Arial" w:eastAsia="Arial" w:hAnsi="Arial"/>
@@ -13235,7 +13235,7 @@
               <w:spacing w:after="10" w:before="0"/>
               <w:ind w:left="120"/>
             </w:pPr>
-            <w:hyperlink w:history="1" r:id="rId5get0tuelr_gp68lb6c_i">
+            <w:hyperlink w:history="1" r:id="rIdxqrf7rgqymkgfmkxn6-eu">
               <w:r>
                 <w:rPr>
                   <w:rFonts w:ascii="Arial" w:cs="Arial" w:eastAsia="Arial" w:hAnsi="Arial"/>
@@ -13430,7 +13430,7 @@
             <w:pPr>
               <w:spacing w:after="20" w:before="0"/>
             </w:pPr>
-            <w:hyperlink w:history="1" r:id="rIdrsek7gphbcla4zx5pfb-_">
+            <w:hyperlink w:history="1" r:id="rIdvlwcufgslnwlkidy_gtwr">
               <w:r>
                 <w:rPr>
                   <w:rFonts w:ascii="Arial" w:cs="Arial" w:eastAsia="Arial" w:hAnsi="Arial"/>
@@ -13463,7 +13463,7 @@
               <w:spacing w:after="10" w:before="0"/>
               <w:ind w:left="120"/>
             </w:pPr>
-            <w:hyperlink w:history="1" r:id="rIdtbd2c_qs9qozhn3ht35cd">
+            <w:hyperlink w:history="1" r:id="rIdqiw7g3lyaqnyupau-zzew">
               <w:r>
                 <w:rPr>
                   <w:rFonts w:ascii="Arial" w:cs="Arial" w:eastAsia="Arial" w:hAnsi="Arial"/>
@@ -13508,7 +13508,7 @@
             <w:pPr>
               <w:spacing w:after="20" w:before="0"/>
             </w:pPr>
-            <w:hyperlink w:history="1" r:id="rId0zrzegpslxfjysmwohcud">
+            <w:hyperlink w:history="1" r:id="rId8uaqvultazduaqfbty8cc">
               <w:r>
                 <w:rPr>
                   <w:rFonts w:ascii="Arial" w:cs="Arial" w:eastAsia="Arial" w:hAnsi="Arial"/>
@@ -13541,7 +13541,7 @@
               <w:spacing w:after="10" w:before="0"/>
               <w:ind w:left="120"/>
             </w:pPr>
-            <w:hyperlink w:history="1" r:id="rIdbb16xouhyuea0pptnmwho">
+            <w:hyperlink w:history="1" r:id="rIdpjervczjdc-xrcm748rbz">
               <w:r>
                 <w:rPr>
                   <w:rFonts w:ascii="Arial" w:cs="Arial" w:eastAsia="Arial" w:hAnsi="Arial"/>
@@ -14053,7 +14053,7 @@
         </w:rPr>
         <w:t xml:space="preserve">© 2026 SeaVuria and ARES. Aligned with KICD objectives. Developed by SeaVuria; technical implementation by ARES (with AI assistance from Claude). Licensed under </w:t>
       </w:r>
-      <w:hyperlink w:history="1" r:id="rIdvxth4qx5fmqv_aieimm_q">
+      <w:hyperlink w:history="1" r:id="rIdx0vnksgrkxtnoreyeyi-s">
         <w:r>
           <w:rPr>
             <w:rFonts w:ascii="Arial" w:cs="Arial" w:eastAsia="Arial" w:hAnsi="Arial"/>
@@ -14074,7 +14074,7 @@
         </w:rPr>
         <w:t xml:space="preserve"> (</w:t>
       </w:r>
-      <w:hyperlink w:history="1" r:id="rIdvmyggzpza44yhqbahvk2z">
+      <w:hyperlink w:history="1" r:id="rIdyuihux3oothm_l70008lg">
         <w:r>
           <w:rPr>
             <w:rFonts w:ascii="Arial" w:cs="Arial" w:eastAsia="Arial" w:hAnsi="Arial"/>
@@ -15087,7 +15087,7 @@
             <w:pPr>
               <w:spacing w:after="20" w:before="0"/>
             </w:pPr>
-            <w:hyperlink w:history="1" r:id="rId-jvzfoynidacrq_8hu3nl">
+            <w:hyperlink w:history="1" r:id="rIdgpmwph983glm-mbyqn-ls">
               <w:r>
                 <w:rPr>
                   <w:rFonts w:ascii="Arial" w:cs="Arial" w:eastAsia="Arial" w:hAnsi="Arial"/>
@@ -15120,7 +15120,7 @@
               <w:spacing w:after="10" w:before="0"/>
               <w:ind w:left="120"/>
             </w:pPr>
-            <w:hyperlink w:history="1" r:id="rId6hjttb9dosqyflk1gvhqc">
+            <w:hyperlink w:history="1" r:id="rIdy0k4o0jkv1jntrudqosgz">
               <w:r>
                 <w:rPr>
                   <w:rFonts w:ascii="Arial" w:cs="Arial" w:eastAsia="Arial" w:hAnsi="Arial"/>
@@ -15182,7 +15182,7 @@
               <w:spacing w:after="10" w:before="0"/>
               <w:ind w:left="120"/>
             </w:pPr>
-            <w:hyperlink w:history="1" r:id="rId4d14ts4-pwjvcv88_tpy8">
+            <w:hyperlink w:history="1" r:id="rIdgm64vvguks_o1yrsmwqxx">
               <w:r>
                 <w:rPr>
                   <w:rFonts w:ascii="Arial" w:cs="Arial" w:eastAsia="Arial" w:hAnsi="Arial"/>
@@ -15392,7 +15392,7 @@
             <w:pPr>
               <w:spacing w:after="20" w:before="0"/>
             </w:pPr>
-            <w:hyperlink w:history="1" r:id="rIduulx6v72mk_p9wymvsjro">
+            <w:hyperlink w:history="1" r:id="rId9tbk6hdp-fzvj4tx3vrny">
               <w:r>
                 <w:rPr>
                   <w:rFonts w:ascii="Arial" w:cs="Arial" w:eastAsia="Arial" w:hAnsi="Arial"/>
@@ -15425,7 +15425,7 @@
               <w:spacing w:after="10" w:before="0"/>
               <w:ind w:left="120"/>
             </w:pPr>
-            <w:hyperlink w:history="1" r:id="rIdiqlf4uxdcivsbws6y9fkk">
+            <w:hyperlink w:history="1" r:id="rIdxnm7_xws8g8blihbpgdvn">
               <w:r>
                 <w:rPr>
                   <w:rFonts w:ascii="Arial" w:cs="Arial" w:eastAsia="Arial" w:hAnsi="Arial"/>
@@ -15487,7 +15487,7 @@
               <w:spacing w:after="10" w:before="0"/>
               <w:ind w:left="120"/>
             </w:pPr>
-            <w:hyperlink w:history="1" r:id="rIdr96tij8wkp7buvsse-wht">
+            <w:hyperlink w:history="1" r:id="rIde7aatqowxpd4qb9ywubjx">
               <w:r>
                 <w:rPr>
                   <w:rFonts w:ascii="Arial" w:cs="Arial" w:eastAsia="Arial" w:hAnsi="Arial"/>
@@ -15735,7 +15735,7 @@
             <w:pPr>
               <w:spacing w:after="20" w:before="0"/>
             </w:pPr>
-            <w:hyperlink w:history="1" r:id="rId3mkjfthr_td7mbfr83jha">
+            <w:hyperlink w:history="1" r:id="rIdttjtfrzzalskoqulhwlss">
               <w:r>
                 <w:rPr>
                   <w:rFonts w:ascii="Arial" w:cs="Arial" w:eastAsia="Arial" w:hAnsi="Arial"/>
@@ -15768,7 +15768,7 @@
               <w:spacing w:after="10" w:before="0"/>
               <w:ind w:left="120"/>
             </w:pPr>
-            <w:hyperlink w:history="1" r:id="rIdut6rs8bax_8ccep7xdjom">
+            <w:hyperlink w:history="1" r:id="rIdutdvj8axlnfd8-z60d-7k">
               <w:r>
                 <w:rPr>
                   <w:rFonts w:ascii="Arial" w:cs="Arial" w:eastAsia="Arial" w:hAnsi="Arial"/>
@@ -15830,7 +15830,7 @@
               <w:spacing w:after="10" w:before="0"/>
               <w:ind w:left="120"/>
             </w:pPr>
-            <w:hyperlink w:history="1" r:id="rIdrsqfssd7sfg33e0405t9v">
+            <w:hyperlink w:history="1" r:id="rIdal2as_elsnm30gvgzfpmb">
               <w:r>
                 <w:rPr>
                   <w:rFonts w:ascii="Arial" w:cs="Arial" w:eastAsia="Arial" w:hAnsi="Arial"/>
@@ -16040,7 +16040,7 @@
             <w:pPr>
               <w:spacing w:after="20" w:before="0"/>
             </w:pPr>
-            <w:hyperlink w:history="1" r:id="rId88biz9ssnwhoja_21f2tn">
+            <w:hyperlink w:history="1" r:id="rIdcxrju9umjkjrksu8nqlgb">
               <w:r>
                 <w:rPr>
                   <w:rFonts w:ascii="Arial" w:cs="Arial" w:eastAsia="Arial" w:hAnsi="Arial"/>
@@ -16073,7 +16073,7 @@
               <w:spacing w:after="10" w:before="0"/>
               <w:ind w:left="120"/>
             </w:pPr>
-            <w:hyperlink w:history="1" r:id="rIdrojzqk9oz3d2ha55pe2wj">
+            <w:hyperlink w:history="1" r:id="rIdltlyorvsnifbyoeqsw3js">
               <w:r>
                 <w:rPr>
                   <w:rFonts w:ascii="Arial" w:cs="Arial" w:eastAsia="Arial" w:hAnsi="Arial"/>
@@ -16135,7 +16135,7 @@
               <w:spacing w:after="10" w:before="0"/>
               <w:ind w:left="120"/>
             </w:pPr>
-            <w:hyperlink w:history="1" r:id="rIdkc4mrr8lgwxxgoxpvogic">
+            <w:hyperlink w:history="1" r:id="rIdm7d3um-_pqysiukcpnecu">
               <w:r>
                 <w:rPr>
                   <w:rFonts w:ascii="Arial" w:cs="Arial" w:eastAsia="Arial" w:hAnsi="Arial"/>
@@ -16345,7 +16345,7 @@
             <w:pPr>
               <w:spacing w:after="20" w:before="0"/>
             </w:pPr>
-            <w:hyperlink w:history="1" r:id="rIdwzky_tx9dhifoyt0kwqmb">
+            <w:hyperlink w:history="1" r:id="rIdon8bmtseuyiewz4-sjrq8">
               <w:r>
                 <w:rPr>
                   <w:rFonts w:ascii="Arial" w:cs="Arial" w:eastAsia="Arial" w:hAnsi="Arial"/>
@@ -16378,7 +16378,7 @@
               <w:spacing w:after="10" w:before="0"/>
               <w:ind w:left="120"/>
             </w:pPr>
-            <w:hyperlink w:history="1" r:id="rIdnugi7nmaanxj4zcj5jcwr">
+            <w:hyperlink w:history="1" r:id="rIdnclvwiyfycapmgnkw_bib">
               <w:r>
                 <w:rPr>
                   <w:rFonts w:ascii="Arial" w:cs="Arial" w:eastAsia="Arial" w:hAnsi="Arial"/>
@@ -16440,7 +16440,7 @@
               <w:spacing w:after="10" w:before="0"/>
               <w:ind w:left="120"/>
             </w:pPr>
-            <w:hyperlink w:history="1" r:id="rIdbnrefuv44bgqvnagauhdz">
+            <w:hyperlink w:history="1" r:id="rId0lixyz2mpnohiujmcpa_y">
               <w:r>
                 <w:rPr>
                   <w:rFonts w:ascii="Arial" w:cs="Arial" w:eastAsia="Arial" w:hAnsi="Arial"/>
@@ -17062,7 +17062,7 @@
         </w:rPr>
         <w:t xml:space="preserve">© 2026 SeaVuria and ARES. Aligned with KICD objectives. Developed by SeaVuria; technical implementation by ARES (with AI assistance from Claude). Licensed under </w:t>
       </w:r>
-      <w:hyperlink w:history="1" r:id="rIdiu1uskqidkak2ctw89bmb">
+      <w:hyperlink w:history="1" r:id="rIdu67ejrfpjxrv6b1d_2gaq">
         <w:r>
           <w:rPr>
             <w:rFonts w:ascii="Arial" w:cs="Arial" w:eastAsia="Arial" w:hAnsi="Arial"/>
@@ -17083,7 +17083,7 @@
         </w:rPr>
         <w:t xml:space="preserve"> (</w:t>
       </w:r>
-      <w:hyperlink w:history="1" r:id="rIdhqred0r786vntrdq4_0id">
+      <w:hyperlink w:history="1" r:id="rIdoidycuqvufpe15_gmvxci">
         <w:r>
           <w:rPr>
             <w:rFonts w:ascii="Arial" w:cs="Arial" w:eastAsia="Arial" w:hAnsi="Arial"/>
@@ -18096,7 +18096,7 @@
             <w:pPr>
               <w:spacing w:after="20" w:before="0"/>
             </w:pPr>
-            <w:hyperlink w:history="1" r:id="rIdrqsy7a7ypllm9uyjevpzl">
+            <w:hyperlink w:history="1" r:id="rIdt7onlqxau8dimzlsoooqj">
               <w:r>
                 <w:rPr>
                   <w:rFonts w:ascii="Arial" w:cs="Arial" w:eastAsia="Arial" w:hAnsi="Arial"/>
@@ -18129,7 +18129,7 @@
               <w:spacing w:after="10" w:before="0"/>
               <w:ind w:left="120"/>
             </w:pPr>
-            <w:hyperlink w:history="1" r:id="rIdhelpdbyt4di3chqtyzf87">
+            <w:hyperlink w:history="1" r:id="rIdjz6h9mmml2gf-hqomavvg">
               <w:r>
                 <w:rPr>
                   <w:rFonts w:ascii="Arial" w:cs="Arial" w:eastAsia="Arial" w:hAnsi="Arial"/>
@@ -18174,7 +18174,7 @@
             <w:pPr>
               <w:spacing w:after="20" w:before="0"/>
             </w:pPr>
-            <w:hyperlink w:history="1" r:id="rIdbphznmiokj9rbfencumkk">
+            <w:hyperlink w:history="1" r:id="rIdbrs4vvtcnnwvgrlg15wd8">
               <w:r>
                 <w:rPr>
                   <w:rFonts w:ascii="Arial" w:cs="Arial" w:eastAsia="Arial" w:hAnsi="Arial"/>
@@ -18207,7 +18207,7 @@
               <w:spacing w:after="10" w:before="0"/>
               <w:ind w:left="120"/>
             </w:pPr>
-            <w:hyperlink w:history="1" r:id="rIdguyxafvaq9zrnobnksez2">
+            <w:hyperlink w:history="1" r:id="rId83dvszz2jolb0qmmh4tex">
               <w:r>
                 <w:rPr>
                   <w:rFonts w:ascii="Arial" w:cs="Arial" w:eastAsia="Arial" w:hAnsi="Arial"/>
@@ -18402,7 +18402,7 @@
             <w:pPr>
               <w:spacing w:after="20" w:before="0"/>
             </w:pPr>
-            <w:hyperlink w:history="1" r:id="rIdtnrug7anfcoutq0nwh2dt">
+            <w:hyperlink w:history="1" r:id="rIdfv0ruggmjsr2afwv3huh7">
               <w:r>
                 <w:rPr>
                   <w:rFonts w:ascii="Arial" w:cs="Arial" w:eastAsia="Arial" w:hAnsi="Arial"/>
@@ -18435,7 +18435,7 @@
               <w:spacing w:after="10" w:before="0"/>
               <w:ind w:left="120"/>
             </w:pPr>
-            <w:hyperlink w:history="1" r:id="rIdt9b8ww-nazn4gbq0popdl">
+            <w:hyperlink w:history="1" r:id="rIdoqaqxbrbuqthh5xpza61c">
               <w:r>
                 <w:rPr>
                   <w:rFonts w:ascii="Arial" w:cs="Arial" w:eastAsia="Arial" w:hAnsi="Arial"/>
@@ -18480,7 +18480,7 @@
             <w:pPr>
               <w:spacing w:after="20" w:before="0"/>
             </w:pPr>
-            <w:hyperlink w:history="1" r:id="rIdgred0qlpmqhfh4dhzmvdj">
+            <w:hyperlink w:history="1" r:id="rIdn64h-_zc9uju9x8nzab_8">
               <w:r>
                 <w:rPr>
                   <w:rFonts w:ascii="Arial" w:cs="Arial" w:eastAsia="Arial" w:hAnsi="Arial"/>
@@ -18513,7 +18513,7 @@
               <w:spacing w:after="10" w:before="0"/>
               <w:ind w:left="120"/>
             </w:pPr>
-            <w:hyperlink w:history="1" r:id="rIdw6xaouypslnxehvmcyipb">
+            <w:hyperlink w:history="1" r:id="rIdtgcdksmb4nlcqeyey2__f">
               <w:r>
                 <w:rPr>
                   <w:rFonts w:ascii="Arial" w:cs="Arial" w:eastAsia="Arial" w:hAnsi="Arial"/>
@@ -18936,7 +18936,7 @@
             <w:pPr>
               <w:spacing w:after="20" w:before="0"/>
             </w:pPr>
-            <w:hyperlink w:history="1" r:id="rId91zqdg8n8tcbtgdku_gp4">
+            <w:hyperlink w:history="1" r:id="rIddgu7vsabdula-fbg-tzj0">
               <w:r>
                 <w:rPr>
                   <w:rFonts w:ascii="Arial" w:cs="Arial" w:eastAsia="Arial" w:hAnsi="Arial"/>
@@ -18969,7 +18969,7 @@
               <w:spacing w:after="10" w:before="0"/>
               <w:ind w:left="120"/>
             </w:pPr>
-            <w:hyperlink w:history="1" r:id="rIdjyqolsfvelpmlqkdzfmhd">
+            <w:hyperlink w:history="1" r:id="rId38_nzd70yrbsacqnlhmqg">
               <w:r>
                 <w:rPr>
                   <w:rFonts w:ascii="Arial" w:cs="Arial" w:eastAsia="Arial" w:hAnsi="Arial"/>
@@ -19014,7 +19014,7 @@
             <w:pPr>
               <w:spacing w:after="20" w:before="0"/>
             </w:pPr>
-            <w:hyperlink w:history="1" r:id="rIdtedrgk756mpdbhos4jmfw">
+            <w:hyperlink w:history="1" r:id="rIdoc3yqjcgyhzpk3z4rffuy">
               <w:r>
                 <w:rPr>
                   <w:rFonts w:ascii="Arial" w:cs="Arial" w:eastAsia="Arial" w:hAnsi="Arial"/>
@@ -19047,7 +19047,7 @@
               <w:spacing w:after="10" w:before="0"/>
               <w:ind w:left="120"/>
             </w:pPr>
-            <w:hyperlink w:history="1" r:id="rIdcibtklqlgntfked_eaolc">
+            <w:hyperlink w:history="1" r:id="rId2vefjykf_ud8vomvdegme">
               <w:r>
                 <w:rPr>
                   <w:rFonts w:ascii="Arial" w:cs="Arial" w:eastAsia="Arial" w:hAnsi="Arial"/>
@@ -19607,7 +19607,7 @@
             <w:pPr>
               <w:spacing w:after="20" w:before="0"/>
             </w:pPr>
-            <w:hyperlink w:history="1" r:id="rIdegr9zqkfkpdkoiarofw_w">
+            <w:hyperlink w:history="1" r:id="rIdw8l9o8dymeozjtokyhape">
               <w:r>
                 <w:rPr>
                   <w:rFonts w:ascii="Arial" w:cs="Arial" w:eastAsia="Arial" w:hAnsi="Arial"/>
@@ -19640,7 +19640,7 @@
               <w:spacing w:after="10" w:before="0"/>
               <w:ind w:left="120"/>
             </w:pPr>
-            <w:hyperlink w:history="1" r:id="rIdr-nydsbrrhydd8ta5pvze">
+            <w:hyperlink w:history="1" r:id="rIdyluubckuhrgk-mqdu88nu">
               <w:r>
                 <w:rPr>
                   <w:rFonts w:ascii="Arial" w:cs="Arial" w:eastAsia="Arial" w:hAnsi="Arial"/>
@@ -19685,7 +19685,7 @@
             <w:pPr>
               <w:spacing w:after="20" w:before="0"/>
             </w:pPr>
-            <w:hyperlink w:history="1" r:id="rIdxadzr6rdsgzqtjwcieakj">
+            <w:hyperlink w:history="1" r:id="rIdf16fi84ysq_rn6iqb_jlf">
               <w:r>
                 <w:rPr>
                   <w:rFonts w:ascii="Arial" w:cs="Arial" w:eastAsia="Arial" w:hAnsi="Arial"/>
@@ -19718,7 +19718,7 @@
               <w:spacing w:after="10" w:before="0"/>
               <w:ind w:left="120"/>
             </w:pPr>
-            <w:hyperlink w:history="1" r:id="rIdb_x5ba7eoti8ayv_jqbhy">
+            <w:hyperlink w:history="1" r:id="rIduz3aftvgwxt8ine5o1h27">
               <w:r>
                 <w:rPr>
                   <w:rFonts w:ascii="Arial" w:cs="Arial" w:eastAsia="Arial" w:hAnsi="Arial"/>
@@ -19913,7 +19913,7 @@
             <w:pPr>
               <w:spacing w:after="20" w:before="0"/>
             </w:pPr>
-            <w:hyperlink w:history="1" r:id="rIdkhauf4bqexdjgtezqc2cc">
+            <w:hyperlink w:history="1" r:id="rIddpl82rue5anx4up9po79g">
               <w:r>
                 <w:rPr>
                   <w:rFonts w:ascii="Arial" w:cs="Arial" w:eastAsia="Arial" w:hAnsi="Arial"/>
@@ -19946,7 +19946,7 @@
               <w:spacing w:after="10" w:before="0"/>
               <w:ind w:left="120"/>
             </w:pPr>
-            <w:hyperlink w:history="1" r:id="rIdbamdcgomoutirue2_hfob">
+            <w:hyperlink w:history="1" r:id="rId8x-v4n4chv0udxdcurc_e">
               <w:r>
                 <w:rPr>
                   <w:rFonts w:ascii="Arial" w:cs="Arial" w:eastAsia="Arial" w:hAnsi="Arial"/>
@@ -19991,7 +19991,7 @@
             <w:pPr>
               <w:spacing w:after="20" w:before="0"/>
             </w:pPr>
-            <w:hyperlink w:history="1" r:id="rIdvbn5bo3blrc1dxbw3cfsn">
+            <w:hyperlink w:history="1" r:id="rId8wjw7lovy31h1eicdjo65">
               <w:r>
                 <w:rPr>
                   <w:rFonts w:ascii="Arial" w:cs="Arial" w:eastAsia="Arial" w:hAnsi="Arial"/>
@@ -20024,7 +20024,7 @@
               <w:spacing w:after="10" w:before="0"/>
               <w:ind w:left="120"/>
             </w:pPr>
-            <w:hyperlink w:history="1" r:id="rIdbtpdvyjkhzs88hnvn9fuh">
+            <w:hyperlink w:history="1" r:id="rIdnfawjlh6wgn2nxtwu01qv">
               <w:r>
                 <w:rPr>
                   <w:rFonts w:ascii="Arial" w:cs="Arial" w:eastAsia="Arial" w:hAnsi="Arial"/>
@@ -20916,7 +20916,7 @@
         </w:rPr>
         <w:t xml:space="preserve">© 2026 SeaVuria and ARES. Aligned with KICD objectives. Developed by SeaVuria; technical implementation by ARES (with AI assistance from Claude). Licensed under </w:t>
       </w:r>
-      <w:hyperlink w:history="1" r:id="rIddkdgq2hxwvkcxggn9tjcx">
+      <w:hyperlink w:history="1" r:id="rIdolz7x0-upsgwejixulovb">
         <w:r>
           <w:rPr>
             <w:rFonts w:ascii="Arial" w:cs="Arial" w:eastAsia="Arial" w:hAnsi="Arial"/>
@@ -20937,7 +20937,7 @@
         </w:rPr>
         <w:t xml:space="preserve"> (</w:t>
       </w:r>
-      <w:hyperlink w:history="1" r:id="rIdkdy5k8wmjyieonpm08nul">
+      <w:hyperlink w:history="1" r:id="rId0jqcyrd8996qek-xuxfd5">
         <w:r>
           <w:rPr>
             <w:rFonts w:ascii="Arial" w:cs="Arial" w:eastAsia="Arial" w:hAnsi="Arial"/>
@@ -21950,7 +21950,7 @@
             <w:pPr>
               <w:spacing w:after="20" w:before="0"/>
             </w:pPr>
-            <w:hyperlink w:history="1" r:id="rIdxrwxuzg7jiuw40ieuzeuk">
+            <w:hyperlink w:history="1" r:id="rIdafeejifwdpfj7em1jfavx">
               <w:r>
                 <w:rPr>
                   <w:rFonts w:ascii="Arial" w:cs="Arial" w:eastAsia="Arial" w:hAnsi="Arial"/>
@@ -21983,7 +21983,7 @@
               <w:spacing w:after="10" w:before="0"/>
               <w:ind w:left="120"/>
             </w:pPr>
-            <w:hyperlink w:history="1" r:id="rId0x8uh9q0w-rqxjftpvnmt">
+            <w:hyperlink w:history="1" r:id="rIdnunem2qubulfnnhxrdcoi">
               <w:r>
                 <w:rPr>
                   <w:rFonts w:ascii="Arial" w:cs="Arial" w:eastAsia="Arial" w:hAnsi="Arial"/>
@@ -22045,7 +22045,7 @@
               <w:spacing w:after="10" w:before="0"/>
               <w:ind w:left="120"/>
             </w:pPr>
-            <w:hyperlink w:history="1" r:id="rIdbomixtniqjpnrjuvbmys5">
+            <w:hyperlink w:history="1" r:id="rIddelzymeqlz-dnh3w4dk_o">
               <w:r>
                 <w:rPr>
                   <w:rFonts w:ascii="Arial" w:cs="Arial" w:eastAsia="Arial" w:hAnsi="Arial"/>
@@ -22255,7 +22255,7 @@
             <w:pPr>
               <w:spacing w:after="20" w:before="0"/>
             </w:pPr>
-            <w:hyperlink w:history="1" r:id="rId7eit7zbgbp9kuhpxrqh2d">
+            <w:hyperlink w:history="1" r:id="rIdmnbj8ceelg8wqsls5fwog">
               <w:r>
                 <w:rPr>
                   <w:rFonts w:ascii="Arial" w:cs="Arial" w:eastAsia="Arial" w:hAnsi="Arial"/>
@@ -22288,7 +22288,7 @@
               <w:spacing w:after="10" w:before="0"/>
               <w:ind w:left="120"/>
             </w:pPr>
-            <w:hyperlink w:history="1" r:id="rId4g6tymkgdedkoa6q2awvo">
+            <w:hyperlink w:history="1" r:id="rIdr-voxd3qzi_xn9s0akwys">
               <w:r>
                 <w:rPr>
                   <w:rFonts w:ascii="Arial" w:cs="Arial" w:eastAsia="Arial" w:hAnsi="Arial"/>
@@ -22350,7 +22350,7 @@
               <w:spacing w:after="10" w:before="0"/>
               <w:ind w:left="120"/>
             </w:pPr>
-            <w:hyperlink w:history="1" r:id="rIdzca1nfh3if1ovbgitjlos">
+            <w:hyperlink w:history="1" r:id="rIdx2fxuln_8minmqiv49xlj">
               <w:r>
                 <w:rPr>
                   <w:rFonts w:ascii="Arial" w:cs="Arial" w:eastAsia="Arial" w:hAnsi="Arial"/>
@@ -22560,7 +22560,7 @@
             <w:pPr>
               <w:spacing w:after="20" w:before="0"/>
             </w:pPr>
-            <w:hyperlink w:history="1" r:id="rIdusigvb8gv6enajrhs--od">
+            <w:hyperlink w:history="1" r:id="rIdaevqmkd-5i9vlkza49ztw">
               <w:r>
                 <w:rPr>
                   <w:rFonts w:ascii="Arial" w:cs="Arial" w:eastAsia="Arial" w:hAnsi="Arial"/>
@@ -22593,7 +22593,7 @@
               <w:spacing w:after="10" w:before="0"/>
               <w:ind w:left="120"/>
             </w:pPr>
-            <w:hyperlink w:history="1" r:id="rIdbcobtfy7o0lud16xwtsy3">
+            <w:hyperlink w:history="1" r:id="rIdtfu_de9ljf8mmlxi-ybvn">
               <w:r>
                 <w:rPr>
                   <w:rFonts w:ascii="Arial" w:cs="Arial" w:eastAsia="Arial" w:hAnsi="Arial"/>
@@ -22655,7 +22655,7 @@
               <w:spacing w:after="10" w:before="0"/>
               <w:ind w:left="120"/>
             </w:pPr>
-            <w:hyperlink w:history="1" r:id="rIdqh9vwmtptw4b_cbzra655">
+            <w:hyperlink w:history="1" r:id="rId5vw85bomg7xo97djpzjeq">
               <w:r>
                 <w:rPr>
                   <w:rFonts w:ascii="Arial" w:cs="Arial" w:eastAsia="Arial" w:hAnsi="Arial"/>
@@ -22865,7 +22865,7 @@
             <w:pPr>
               <w:spacing w:after="20" w:before="0"/>
             </w:pPr>
-            <w:hyperlink w:history="1" r:id="rIdtpweimp-qbwz3abwioyjh">
+            <w:hyperlink w:history="1" r:id="rIdcxyaud_c63cg0yfubkvop">
               <w:r>
                 <w:rPr>
                   <w:rFonts w:ascii="Arial" w:cs="Arial" w:eastAsia="Arial" w:hAnsi="Arial"/>
@@ -22898,7 +22898,7 @@
               <w:spacing w:after="10" w:before="0"/>
               <w:ind w:left="120"/>
             </w:pPr>
-            <w:hyperlink w:history="1" r:id="rIdewu23smzdkqaza4gfgdzs">
+            <w:hyperlink w:history="1" r:id="rIdqosbrxjnfg1m7pdt2nwqy">
               <w:r>
                 <w:rPr>
                   <w:rFonts w:ascii="Arial" w:cs="Arial" w:eastAsia="Arial" w:hAnsi="Arial"/>
@@ -22960,7 +22960,7 @@
               <w:spacing w:after="10" w:before="0"/>
               <w:ind w:left="120"/>
             </w:pPr>
-            <w:hyperlink w:history="1" r:id="rIdrjh8n9xj0_9dpizys8wfm">
+            <w:hyperlink w:history="1" r:id="rIdq_dbjvfvv4s9uv-5wvdf5">
               <w:r>
                 <w:rPr>
                   <w:rFonts w:ascii="Arial" w:cs="Arial" w:eastAsia="Arial" w:hAnsi="Arial"/>
@@ -23170,7 +23170,7 @@
             <w:pPr>
               <w:spacing w:after="20" w:before="0"/>
             </w:pPr>
-            <w:hyperlink w:history="1" r:id="rIdvszcdqcl_pi4v99dmyejt">
+            <w:hyperlink w:history="1" r:id="rIde5punyqs1gv9-ccc9eopn">
               <w:r>
                 <w:rPr>
                   <w:rFonts w:ascii="Arial" w:cs="Arial" w:eastAsia="Arial" w:hAnsi="Arial"/>
@@ -23203,7 +23203,7 @@
               <w:spacing w:after="10" w:before="0"/>
               <w:ind w:left="120"/>
             </w:pPr>
-            <w:hyperlink w:history="1" r:id="rIdzek_aja2vtwtcdykjdjwc">
+            <w:hyperlink w:history="1" r:id="rIdifi-ofgwwfshohi1n_okq">
               <w:r>
                 <w:rPr>
                   <w:rFonts w:ascii="Arial" w:cs="Arial" w:eastAsia="Arial" w:hAnsi="Arial"/>
@@ -23265,7 +23265,7 @@
               <w:spacing w:after="10" w:before="0"/>
               <w:ind w:left="120"/>
             </w:pPr>
-            <w:hyperlink w:history="1" r:id="rIdyeaemlcyvdj17caluhyh_">
+            <w:hyperlink w:history="1" r:id="rIdrl30koefgy72zh0u5msbu">
               <w:r>
                 <w:rPr>
                   <w:rFonts w:ascii="Arial" w:cs="Arial" w:eastAsia="Arial" w:hAnsi="Arial"/>
@@ -23792,7 +23792,7 @@
         </w:rPr>
         <w:t xml:space="preserve">© 2026 SeaVuria and ARES. Aligned with KICD objectives. Developed by SeaVuria; technical implementation by ARES (with AI assistance from Claude). Licensed under </w:t>
       </w:r>
-      <w:hyperlink w:history="1" r:id="rIdzye4xle-eegbmu2g_9pwy">
+      <w:hyperlink w:history="1" r:id="rIdufjwjdaxcxvqugys_pg7c">
         <w:r>
           <w:rPr>
             <w:rFonts w:ascii="Arial" w:cs="Arial" w:eastAsia="Arial" w:hAnsi="Arial"/>
@@ -23813,7 +23813,7 @@
         </w:rPr>
         <w:t xml:space="preserve"> (</w:t>
       </w:r>
-      <w:hyperlink w:history="1" r:id="rIdvim92s3mei6yakkemrea2">
+      <w:hyperlink w:history="1" r:id="rIdgdgpxvrrwtvs02-zfgi5w">
         <w:r>
           <w:rPr>
             <w:rFonts w:ascii="Arial" w:cs="Arial" w:eastAsia="Arial" w:hAnsi="Arial"/>
@@ -24826,7 +24826,7 @@
             <w:pPr>
               <w:spacing w:after="20" w:before="0"/>
             </w:pPr>
-            <w:hyperlink w:history="1" r:id="rIddjnzt-lx80jq-ut3nr_ie">
+            <w:hyperlink w:history="1" r:id="rId_q2pbextzb9utlvh-jshp">
               <w:r>
                 <w:rPr>
                   <w:rFonts w:ascii="Arial" w:cs="Arial" w:eastAsia="Arial" w:hAnsi="Arial"/>
@@ -24859,7 +24859,7 @@
               <w:spacing w:after="10" w:before="0"/>
               <w:ind w:left="120"/>
             </w:pPr>
-            <w:hyperlink w:history="1" r:id="rIdln60ufxaeaklu8wt-3hzp">
+            <w:hyperlink w:history="1" r:id="rIdmb67e6xj18isn4l8f0gbc">
               <w:r>
                 <w:rPr>
                   <w:rFonts w:ascii="Arial" w:cs="Arial" w:eastAsia="Arial" w:hAnsi="Arial"/>
@@ -24921,7 +24921,7 @@
               <w:spacing w:after="10" w:before="0"/>
               <w:ind w:left="120"/>
             </w:pPr>
-            <w:hyperlink w:history="1" r:id="rId6ssv8znilpczg9pcyz2ep">
+            <w:hyperlink w:history="1" r:id="rIdd9fbij-itrfcjxgkndeld">
               <w:r>
                 <w:rPr>
                   <w:rFonts w:ascii="Arial" w:cs="Arial" w:eastAsia="Arial" w:hAnsi="Arial"/>
@@ -25131,7 +25131,7 @@
             <w:pPr>
               <w:spacing w:after="20" w:before="0"/>
             </w:pPr>
-            <w:hyperlink w:history="1" r:id="rIdhkk_nja3qbxswduxgsbvd">
+            <w:hyperlink w:history="1" r:id="rIdb-b9jf5oeoea9bzxr-l_5">
               <w:r>
                 <w:rPr>
                   <w:rFonts w:ascii="Arial" w:cs="Arial" w:eastAsia="Arial" w:hAnsi="Arial"/>
@@ -25164,7 +25164,7 @@
               <w:spacing w:after="10" w:before="0"/>
               <w:ind w:left="120"/>
             </w:pPr>
-            <w:hyperlink w:history="1" r:id="rIdipgfwmaq7wn4rv5spo5im">
+            <w:hyperlink w:history="1" r:id="rIdivycy1si6380ldx1404pf">
               <w:r>
                 <w:rPr>
                   <w:rFonts w:ascii="Arial" w:cs="Arial" w:eastAsia="Arial" w:hAnsi="Arial"/>
@@ -25226,7 +25226,7 @@
               <w:spacing w:after="10" w:before="0"/>
               <w:ind w:left="120"/>
             </w:pPr>
-            <w:hyperlink w:history="1" r:id="rIdvfximzgrj6s5yy64cvcq3">
+            <w:hyperlink w:history="1" r:id="rId59y9xddxjmbauan66kbgx">
               <w:r>
                 <w:rPr>
                   <w:rFonts w:ascii="Arial" w:cs="Arial" w:eastAsia="Arial" w:hAnsi="Arial"/>
@@ -25436,7 +25436,7 @@
             <w:pPr>
               <w:spacing w:after="20" w:before="0"/>
             </w:pPr>
-            <w:hyperlink w:history="1" r:id="rIdime2xpznfoxcgvmcvuxz0">
+            <w:hyperlink w:history="1" r:id="rId9a84eipbx2wxsbkq_lvi2">
               <w:r>
                 <w:rPr>
                   <w:rFonts w:ascii="Arial" w:cs="Arial" w:eastAsia="Arial" w:hAnsi="Arial"/>
@@ -25469,7 +25469,7 @@
               <w:spacing w:after="10" w:before="0"/>
               <w:ind w:left="120"/>
             </w:pPr>
-            <w:hyperlink w:history="1" r:id="rIdqkesydy00iato1bmbas0t">
+            <w:hyperlink w:history="1" r:id="rId0ipwfyar9aa5v5xwcftix">
               <w:r>
                 <w:rPr>
                   <w:rFonts w:ascii="Arial" w:cs="Arial" w:eastAsia="Arial" w:hAnsi="Arial"/>
@@ -25531,7 +25531,7 @@
               <w:spacing w:after="10" w:before="0"/>
               <w:ind w:left="120"/>
             </w:pPr>
-            <w:hyperlink w:history="1" r:id="rIdppcjcohdk3ciohe6d91td">
+            <w:hyperlink w:history="1" r:id="rId592qieawozcyyn5tkrko9">
               <w:r>
                 <w:rPr>
                   <w:rFonts w:ascii="Arial" w:cs="Arial" w:eastAsia="Arial" w:hAnsi="Arial"/>
@@ -25741,7 +25741,7 @@
             <w:pPr>
               <w:spacing w:after="20" w:before="0"/>
             </w:pPr>
-            <w:hyperlink w:history="1" r:id="rId_z3rebd3pjf4c2lk6xnle">
+            <w:hyperlink w:history="1" r:id="rIdf9_jraujqdcc3d541owz_">
               <w:r>
                 <w:rPr>
                   <w:rFonts w:ascii="Arial" w:cs="Arial" w:eastAsia="Arial" w:hAnsi="Arial"/>
@@ -25774,7 +25774,7 @@
               <w:spacing w:after="10" w:before="0"/>
               <w:ind w:left="120"/>
             </w:pPr>
-            <w:hyperlink w:history="1" r:id="rIdacmjaegldw1prlv5ewald">
+            <w:hyperlink w:history="1" r:id="rId2bvt9myl5gy3t2yxsntrh">
               <w:r>
                 <w:rPr>
                   <w:rFonts w:ascii="Arial" w:cs="Arial" w:eastAsia="Arial" w:hAnsi="Arial"/>
@@ -25836,7 +25836,7 @@
               <w:spacing w:after="10" w:before="0"/>
               <w:ind w:left="120"/>
             </w:pPr>
-            <w:hyperlink w:history="1" r:id="rId5krhbpttbs_k6sfmiw7jd">
+            <w:hyperlink w:history="1" r:id="rIdaueytsofawsehk575qytc">
               <w:r>
                 <w:rPr>
                   <w:rFonts w:ascii="Arial" w:cs="Arial" w:eastAsia="Arial" w:hAnsi="Arial"/>
@@ -26046,7 +26046,7 @@
             <w:pPr>
               <w:spacing w:after="20" w:before="0"/>
             </w:pPr>
-            <w:hyperlink w:history="1" r:id="rIduyelhth87vr-8bnjnvoxk">
+            <w:hyperlink w:history="1" r:id="rIdfrp4s2ipqpnyx7e91sfcr">
               <w:r>
                 <w:rPr>
                   <w:rFonts w:ascii="Arial" w:cs="Arial" w:eastAsia="Arial" w:hAnsi="Arial"/>
@@ -26079,7 +26079,7 @@
               <w:spacing w:after="10" w:before="0"/>
               <w:ind w:left="120"/>
             </w:pPr>
-            <w:hyperlink w:history="1" r:id="rIdi6km4lwqbd0zva8tna-h_">
+            <w:hyperlink w:history="1" r:id="rIdhqfzz31hnfhwgtdrgbpzd">
               <w:r>
                 <w:rPr>
                   <w:rFonts w:ascii="Arial" w:cs="Arial" w:eastAsia="Arial" w:hAnsi="Arial"/>
@@ -26141,7 +26141,7 @@
               <w:spacing w:after="10" w:before="0"/>
               <w:ind w:left="120"/>
             </w:pPr>
-            <w:hyperlink w:history="1" r:id="rIdccdly8kd4kelbhmchcedv">
+            <w:hyperlink w:history="1" r:id="rIdn80-oij_-c-oa0u8sfooj">
               <w:r>
                 <w:rPr>
                   <w:rFonts w:ascii="Arial" w:cs="Arial" w:eastAsia="Arial" w:hAnsi="Arial"/>
@@ -26934,7 +26934,7 @@
         </w:rPr>
         <w:t xml:space="preserve">© 2026 SeaVuria and ARES. Aligned with KICD objectives. Developed by SeaVuria; technical implementation by ARES (with AI assistance from Claude). Licensed under </w:t>
       </w:r>
-      <w:hyperlink w:history="1" r:id="rId3gw7ulx4u6pkck4manvhv">
+      <w:hyperlink w:history="1" r:id="rId49nr2zv_emz51qawi1nxq">
         <w:r>
           <w:rPr>
             <w:rFonts w:ascii="Arial" w:cs="Arial" w:eastAsia="Arial" w:hAnsi="Arial"/>
@@ -26955,7 +26955,7 @@
         </w:rPr>
         <w:t xml:space="preserve"> (</w:t>
       </w:r>
-      <w:hyperlink w:history="1" r:id="rIdci9rkgvi6z0eowkwnhzcr">
+      <w:hyperlink w:history="1" r:id="rIdufp3fz5hnwovezt_m7egh">
         <w:r>
           <w:rPr>
             <w:rFonts w:ascii="Arial" w:cs="Arial" w:eastAsia="Arial" w:hAnsi="Arial"/>

--- a/data/outputs/v2/Biology/SS2.2_Plant_Transport/Biology_Plant_Transport_CBE_LessonSequence.docx
+++ b/data/outputs/v2/Biology/SS2.2_Plant_Transport/Biology_Plant_Transport_CBE_LessonSequence.docx
@@ -2520,7 +2520,7 @@
         </w:rPr>
         <w:t xml:space="preserve">© 2026 SeaVuria and ARES. This work is licensed under a </w:t>
       </w:r>
-      <w:hyperlink w:history="1" r:id="rIdurvz0nmigmds7j0kasqgn">
+      <w:hyperlink w:history="1" r:id="rIdeuaglie2zc1ojg_spzl8s">
         <w:r>
           <w:rPr>
             <w:rFonts w:ascii="Arial" w:cs="Arial" w:eastAsia="Arial" w:hAnsi="Arial"/>
@@ -2540,7 +2540,7 @@
         </w:rPr>
         <w:t xml:space="preserve"> (</w:t>
       </w:r>
-      <w:hyperlink w:history="1" r:id="rIdu_qkpcmbtfyyflfykrwzp">
+      <w:hyperlink w:history="1" r:id="rIdgv6l-ingeq29u8dhqfz-o">
         <w:r>
           <w:rPr>
             <w:rFonts w:ascii="Arial" w:cs="Arial" w:eastAsia="Arial" w:hAnsi="Arial"/>
@@ -2560,7 +2560,7 @@
         </w:rPr>
         <w:t xml:space="preserve">). To view a copy of this license, visit </w:t>
       </w:r>
-      <w:hyperlink w:history="1" r:id="rId1o4gmyophd41pljo9tixj">
+      <w:hyperlink w:history="1" r:id="rIdy7jbcwcegutgskvyvqwhx">
         <w:r>
           <w:rPr>
             <w:rFonts w:ascii="Arial" w:cs="Arial" w:eastAsia="Arial" w:hAnsi="Arial"/>
@@ -3572,7 +3572,7 @@
             <w:pPr>
               <w:spacing w:after="20" w:before="0"/>
             </w:pPr>
-            <w:hyperlink w:history="1" r:id="rIdgvmmugwbliaiuimq4le1c">
+            <w:hyperlink w:history="1" r:id="rId1wo4_tax3lxdyny-qr1hv">
               <w:r>
                 <w:rPr>
                   <w:rFonts w:ascii="Arial" w:cs="Arial" w:eastAsia="Arial" w:hAnsi="Arial"/>
@@ -3587,6 +3587,22 @@
           </w:p>
           <w:p>
             <w:pPr>
+              <w:spacing w:after="20" w:before="0"/>
+            </w:pPr>
+            <w:r>
+              <w:rPr>
+                <w:rFonts w:ascii="Arial" w:cs="Arial" w:eastAsia="Arial" w:hAnsi="Arial"/>
+                <w:i/>
+                <w:iCs/>
+                <w:color w:val="595959"/>
+                <w:sz w:val="16"/>
+                <w:szCs w:val="16"/>
+              </w:rPr>
+              <w:t xml:space="preserve">Related topic: not an exact match for this lesson.</w:t>
+            </w:r>
+          </w:p>
+          <w:p>
+            <w:pPr>
               <w:spacing w:after="10" w:before="0"/>
               <w:ind w:left="120"/>
             </w:pPr>
@@ -3605,7 +3621,7 @@
               <w:spacing w:after="10" w:before="0"/>
               <w:ind w:left="120"/>
             </w:pPr>
-            <w:hyperlink w:history="1" r:id="rIdwxwbmvimutsk3org54ixp">
+            <w:hyperlink w:history="1" r:id="rIdyy7l8jsmpmbgtclfbrmou">
               <w:r>
                 <w:rPr>
                   <w:rFonts w:ascii="Arial" w:cs="Arial" w:eastAsia="Arial" w:hAnsi="Arial"/>
@@ -3667,7 +3683,7 @@
               <w:spacing w:after="10" w:before="0"/>
               <w:ind w:left="120"/>
             </w:pPr>
-            <w:hyperlink w:history="1" r:id="rIdxtmy-gw-r6qzejs59obnm">
+            <w:hyperlink w:history="1" r:id="rIdkdzfkc8-wvcgo78t-ejuu">
               <w:r>
                 <w:rPr>
                   <w:rFonts w:ascii="Arial" w:cs="Arial" w:eastAsia="Arial" w:hAnsi="Arial"/>
@@ -3877,7 +3893,7 @@
             <w:pPr>
               <w:spacing w:after="20" w:before="0"/>
             </w:pPr>
-            <w:hyperlink w:history="1" r:id="rIdo_yhy5i1ms4j_sagni7d5">
+            <w:hyperlink w:history="1" r:id="rIdskqthyrfhbfr7j_znlyyc">
               <w:r>
                 <w:rPr>
                   <w:rFonts w:ascii="Arial" w:cs="Arial" w:eastAsia="Arial" w:hAnsi="Arial"/>
@@ -3892,6 +3908,22 @@
           </w:p>
           <w:p>
             <w:pPr>
+              <w:spacing w:after="20" w:before="0"/>
+            </w:pPr>
+            <w:r>
+              <w:rPr>
+                <w:rFonts w:ascii="Arial" w:cs="Arial" w:eastAsia="Arial" w:hAnsi="Arial"/>
+                <w:i/>
+                <w:iCs/>
+                <w:color w:val="595959"/>
+                <w:sz w:val="16"/>
+                <w:szCs w:val="16"/>
+              </w:rPr>
+              <w:t xml:space="preserve">Related topic: not an exact match for this lesson.</w:t>
+            </w:r>
+          </w:p>
+          <w:p>
+            <w:pPr>
               <w:spacing w:after="10" w:before="0"/>
               <w:ind w:left="120"/>
             </w:pPr>
@@ -3910,7 +3942,7 @@
               <w:spacing w:after="10" w:before="0"/>
               <w:ind w:left="120"/>
             </w:pPr>
-            <w:hyperlink w:history="1" r:id="rIdfgn5ux1ws0onaxyldu2je">
+            <w:hyperlink w:history="1" r:id="rIdrihwz0mnjq9qm8sbc3z7i">
               <w:r>
                 <w:rPr>
                   <w:rFonts w:ascii="Arial" w:cs="Arial" w:eastAsia="Arial" w:hAnsi="Arial"/>
@@ -3972,7 +4004,7 @@
               <w:spacing w:after="10" w:before="0"/>
               <w:ind w:left="120"/>
             </w:pPr>
-            <w:hyperlink w:history="1" r:id="rIdgishrevcusbf2js31h-ed">
+            <w:hyperlink w:history="1" r:id="rIditvegffah0cplp7llxcpd">
               <w:r>
                 <w:rPr>
                   <w:rFonts w:ascii="Arial" w:cs="Arial" w:eastAsia="Arial" w:hAnsi="Arial"/>
@@ -4182,7 +4214,7 @@
             <w:pPr>
               <w:spacing w:after="20" w:before="0"/>
             </w:pPr>
-            <w:hyperlink w:history="1" r:id="rIdanilzt9a54s9gxspkph3j">
+            <w:hyperlink w:history="1" r:id="rIdblpn2j86crtfupvwpg0qm">
               <w:r>
                 <w:rPr>
                   <w:rFonts w:ascii="Arial" w:cs="Arial" w:eastAsia="Arial" w:hAnsi="Arial"/>
@@ -4197,6 +4229,22 @@
           </w:p>
           <w:p>
             <w:pPr>
+              <w:spacing w:after="20" w:before="0"/>
+            </w:pPr>
+            <w:r>
+              <w:rPr>
+                <w:rFonts w:ascii="Arial" w:cs="Arial" w:eastAsia="Arial" w:hAnsi="Arial"/>
+                <w:i/>
+                <w:iCs/>
+                <w:color w:val="595959"/>
+                <w:sz w:val="16"/>
+                <w:szCs w:val="16"/>
+              </w:rPr>
+              <w:t xml:space="preserve">Related topic: not an exact match for this lesson.</w:t>
+            </w:r>
+          </w:p>
+          <w:p>
+            <w:pPr>
               <w:spacing w:after="10" w:before="0"/>
               <w:ind w:left="120"/>
             </w:pPr>
@@ -4215,7 +4263,7 @@
               <w:spacing w:after="10" w:before="0"/>
               <w:ind w:left="120"/>
             </w:pPr>
-            <w:hyperlink w:history="1" r:id="rIdt3mlo8av7ieaxrtg6g4hq">
+            <w:hyperlink w:history="1" r:id="rIdxkkcxwlxyy7fpwg5lrs5p">
               <w:r>
                 <w:rPr>
                   <w:rFonts w:ascii="Arial" w:cs="Arial" w:eastAsia="Arial" w:hAnsi="Arial"/>
@@ -4277,7 +4325,7 @@
               <w:spacing w:after="10" w:before="0"/>
               <w:ind w:left="120"/>
             </w:pPr>
-            <w:hyperlink w:history="1" r:id="rIdoy2c-lvchyi-g6sfvrdsi">
+            <w:hyperlink w:history="1" r:id="rIdkkgqradh8iafmcnzdbrgs">
               <w:r>
                 <w:rPr>
                   <w:rFonts w:ascii="Arial" w:cs="Arial" w:eastAsia="Arial" w:hAnsi="Arial"/>
@@ -4487,7 +4535,7 @@
             <w:pPr>
               <w:spacing w:after="20" w:before="0"/>
             </w:pPr>
-            <w:hyperlink w:history="1" r:id="rIdofa4b0zaaconfaclyvuc-">
+            <w:hyperlink w:history="1" r:id="rIdjjomdwlewjg_yu3kafrqv">
               <w:r>
                 <w:rPr>
                   <w:rFonts w:ascii="Arial" w:cs="Arial" w:eastAsia="Arial" w:hAnsi="Arial"/>
@@ -4502,6 +4550,22 @@
           </w:p>
           <w:p>
             <w:pPr>
+              <w:spacing w:after="20" w:before="0"/>
+            </w:pPr>
+            <w:r>
+              <w:rPr>
+                <w:rFonts w:ascii="Arial" w:cs="Arial" w:eastAsia="Arial" w:hAnsi="Arial"/>
+                <w:i/>
+                <w:iCs/>
+                <w:color w:val="595959"/>
+                <w:sz w:val="16"/>
+                <w:szCs w:val="16"/>
+              </w:rPr>
+              <w:t xml:space="preserve">Related topic: not an exact match for this lesson.</w:t>
+            </w:r>
+          </w:p>
+          <w:p>
+            <w:pPr>
               <w:spacing w:after="10" w:before="0"/>
               <w:ind w:left="120"/>
             </w:pPr>
@@ -4520,7 +4584,7 @@
               <w:spacing w:after="10" w:before="0"/>
               <w:ind w:left="120"/>
             </w:pPr>
-            <w:hyperlink w:history="1" r:id="rIdlwhj9mqevbec7udjk3c-p">
+            <w:hyperlink w:history="1" r:id="rIdsmuznwbfeyik1iefy3iq7">
               <w:r>
                 <w:rPr>
                   <w:rFonts w:ascii="Arial" w:cs="Arial" w:eastAsia="Arial" w:hAnsi="Arial"/>
@@ -4582,7 +4646,7 @@
               <w:spacing w:after="10" w:before="0"/>
               <w:ind w:left="120"/>
             </w:pPr>
-            <w:hyperlink w:history="1" r:id="rIdirk2uykjhickdtu_1rfao">
+            <w:hyperlink w:history="1" r:id="rIdwmouccuzlz9i0nsd9gpf8">
               <w:r>
                 <w:rPr>
                   <w:rFonts w:ascii="Arial" w:cs="Arial" w:eastAsia="Arial" w:hAnsi="Arial"/>
@@ -4792,7 +4856,7 @@
             <w:pPr>
               <w:spacing w:after="20" w:before="0"/>
             </w:pPr>
-            <w:hyperlink w:history="1" r:id="rIdqo0pwraggmg1ttsubktjx">
+            <w:hyperlink w:history="1" r:id="rIdycsselukkn000xl8bxxxa">
               <w:r>
                 <w:rPr>
                   <w:rFonts w:ascii="Arial" w:cs="Arial" w:eastAsia="Arial" w:hAnsi="Arial"/>
@@ -4807,6 +4871,22 @@
           </w:p>
           <w:p>
             <w:pPr>
+              <w:spacing w:after="20" w:before="0"/>
+            </w:pPr>
+            <w:r>
+              <w:rPr>
+                <w:rFonts w:ascii="Arial" w:cs="Arial" w:eastAsia="Arial" w:hAnsi="Arial"/>
+                <w:i/>
+                <w:iCs/>
+                <w:color w:val="595959"/>
+                <w:sz w:val="16"/>
+                <w:szCs w:val="16"/>
+              </w:rPr>
+              <w:t xml:space="preserve">Related topic: not an exact match for this lesson.</w:t>
+            </w:r>
+          </w:p>
+          <w:p>
+            <w:pPr>
               <w:spacing w:after="10" w:before="0"/>
               <w:ind w:left="120"/>
             </w:pPr>
@@ -4825,7 +4905,7 @@
               <w:spacing w:after="10" w:before="0"/>
               <w:ind w:left="120"/>
             </w:pPr>
-            <w:hyperlink w:history="1" r:id="rIdsgklq9tcbxkg9abfdwydm">
+            <w:hyperlink w:history="1" r:id="rIdpfexvozpzhhq_fd9oxi9g">
               <w:r>
                 <w:rPr>
                   <w:rFonts w:ascii="Arial" w:cs="Arial" w:eastAsia="Arial" w:hAnsi="Arial"/>
@@ -4887,7 +4967,7 @@
               <w:spacing w:after="10" w:before="0"/>
               <w:ind w:left="120"/>
             </w:pPr>
-            <w:hyperlink w:history="1" r:id="rIdmja_ad-1kdla6jvnm7zki">
+            <w:hyperlink w:history="1" r:id="rIdjttomvsjvhegaka8xxp3v">
               <w:r>
                 <w:rPr>
                   <w:rFonts w:ascii="Arial" w:cs="Arial" w:eastAsia="Arial" w:hAnsi="Arial"/>
@@ -5414,7 +5494,7 @@
         </w:rPr>
         <w:t xml:space="preserve">© 2026 SeaVuria and ARES. Aligned with KICD objectives. Developed by SeaVuria; technical implementation by ARES (with AI assistance from Claude). Licensed under </w:t>
       </w:r>
-      <w:hyperlink w:history="1" r:id="rId9rsadi-lsnh_9_wzuf55x">
+      <w:hyperlink w:history="1" r:id="rIdkpo8e7s1cfbosuxjnylnx">
         <w:r>
           <w:rPr>
             <w:rFonts w:ascii="Arial" w:cs="Arial" w:eastAsia="Arial" w:hAnsi="Arial"/>
@@ -5435,7 +5515,7 @@
         </w:rPr>
         <w:t xml:space="preserve"> (</w:t>
       </w:r>
-      <w:hyperlink w:history="1" r:id="rIdmrxamq5-wdfdpvgqg6rve">
+      <w:hyperlink w:history="1" r:id="rIdzppc7mbrietvkzydokrg1">
         <w:r>
           <w:rPr>
             <w:rFonts w:ascii="Arial" w:cs="Arial" w:eastAsia="Arial" w:hAnsi="Arial"/>
@@ -6448,7 +6528,7 @@
             <w:pPr>
               <w:spacing w:after="20" w:before="0"/>
             </w:pPr>
-            <w:hyperlink w:history="1" r:id="rIdnihdk8q93yipposvzmfji">
+            <w:hyperlink w:history="1" r:id="rIdom6hyvrdnuy3qvr4usxro">
               <w:r>
                 <w:rPr>
                   <w:rFonts w:ascii="Arial" w:cs="Arial" w:eastAsia="Arial" w:hAnsi="Arial"/>
@@ -6481,7 +6561,7 @@
               <w:spacing w:after="10" w:before="0"/>
               <w:ind w:left="120"/>
             </w:pPr>
-            <w:hyperlink w:history="1" r:id="rIdosge0dh-vnn2wai-asgo-">
+            <w:hyperlink w:history="1" r:id="rIdjjiadsa8d45a6fsyhxq47">
               <w:r>
                 <w:rPr>
                   <w:rFonts w:ascii="Arial" w:cs="Arial" w:eastAsia="Arial" w:hAnsi="Arial"/>
@@ -6543,7 +6623,7 @@
               <w:spacing w:after="10" w:before="0"/>
               <w:ind w:left="120"/>
             </w:pPr>
-            <w:hyperlink w:history="1" r:id="rIdk2vsyq02ejyjajgrbbzlk">
+            <w:hyperlink w:history="1" r:id="rIddcjssvnvkahflsaigvtkm">
               <w:r>
                 <w:rPr>
                   <w:rFonts w:ascii="Arial" w:cs="Arial" w:eastAsia="Arial" w:hAnsi="Arial"/>
@@ -6753,7 +6833,7 @@
             <w:pPr>
               <w:spacing w:after="20" w:before="0"/>
             </w:pPr>
-            <w:hyperlink w:history="1" r:id="rIdh-mdcvlsjvmtgu5lce-co">
+            <w:hyperlink w:history="1" r:id="rIdh45a0dyx11xajuugmlsrs">
               <w:r>
                 <w:rPr>
                   <w:rFonts w:ascii="Arial" w:cs="Arial" w:eastAsia="Arial" w:hAnsi="Arial"/>
@@ -6762,7 +6842,7 @@
                   <w:szCs w:val="16"/>
                   <w:u w:val="single" w:color="2E75B6"/>
                 </w:rPr>
-                <w:t xml:space="preserve">Comparing animal and plant cells</w:t>
+                <w:t xml:space="preserve">Photosynthesis</w:t>
               </w:r>
             </w:hyperlink>
           </w:p>
@@ -6786,7 +6866,7 @@
               <w:spacing w:after="10" w:before="0"/>
               <w:ind w:left="120"/>
             </w:pPr>
-            <w:hyperlink w:history="1" r:id="rIdeq0hrj2hw9eyf0qpnf13n">
+            <w:hyperlink w:history="1" r:id="rIdt0c6ncsokhmchkuoybwjz">
               <w:r>
                 <w:rPr>
                   <w:rFonts w:ascii="Arial" w:cs="Arial" w:eastAsia="Arial" w:hAnsi="Arial"/>
@@ -6848,7 +6928,7 @@
               <w:spacing w:after="10" w:before="0"/>
               <w:ind w:left="120"/>
             </w:pPr>
-            <w:hyperlink w:history="1" r:id="rIdvmiapk7bopblb1rtovolt">
+            <w:hyperlink w:history="1" r:id="rIdhgkhfw_3co2e7pnniszep">
               <w:r>
                 <w:rPr>
                   <w:rFonts w:ascii="Arial" w:cs="Arial" w:eastAsia="Arial" w:hAnsi="Arial"/>
@@ -7058,7 +7138,7 @@
             <w:pPr>
               <w:spacing w:after="20" w:before="0"/>
             </w:pPr>
-            <w:hyperlink w:history="1" r:id="rIdjfvpgzsnyz3e2pel02ohx">
+            <w:hyperlink w:history="1" r:id="rIdhemsq31uqtshrizblllvv">
               <w:r>
                 <w:rPr>
                   <w:rFonts w:ascii="Arial" w:cs="Arial" w:eastAsia="Arial" w:hAnsi="Arial"/>
@@ -7091,7 +7171,7 @@
               <w:spacing w:after="10" w:before="0"/>
               <w:ind w:left="120"/>
             </w:pPr>
-            <w:hyperlink w:history="1" r:id="rIdjyudxwxl-7gsz5t0fipnp">
+            <w:hyperlink w:history="1" r:id="rIdo8zsivpk6sa66klttpaek">
               <w:r>
                 <w:rPr>
                   <w:rFonts w:ascii="Arial" w:cs="Arial" w:eastAsia="Arial" w:hAnsi="Arial"/>
@@ -7153,7 +7233,7 @@
               <w:spacing w:after="10" w:before="0"/>
               <w:ind w:left="120"/>
             </w:pPr>
-            <w:hyperlink w:history="1" r:id="rIdzhoyw2prdsyd_pbr2pf3l">
+            <w:hyperlink w:history="1" r:id="rIdyjflebsgoihfgbevyulqt">
               <w:r>
                 <w:rPr>
                   <w:rFonts w:ascii="Arial" w:cs="Arial" w:eastAsia="Arial" w:hAnsi="Arial"/>
@@ -7363,7 +7443,7 @@
             <w:pPr>
               <w:spacing w:after="20" w:before="0"/>
             </w:pPr>
-            <w:hyperlink w:history="1" r:id="rIdslrmzfpvo2yvbboyqsig0">
+            <w:hyperlink w:history="1" r:id="rIdd9bb6wgpc1cbrz6jmkv6x">
               <w:r>
                 <w:rPr>
                   <w:rFonts w:ascii="Arial" w:cs="Arial" w:eastAsia="Arial" w:hAnsi="Arial"/>
@@ -7396,7 +7476,7 @@
               <w:spacing w:after="10" w:before="0"/>
               <w:ind w:left="120"/>
             </w:pPr>
-            <w:hyperlink w:history="1" r:id="rId5rc5e_kkmvtmpu-4bamjj">
+            <w:hyperlink w:history="1" r:id="rId2md_evji1zrbt0ybzrjfb">
               <w:r>
                 <w:rPr>
                   <w:rFonts w:ascii="Arial" w:cs="Arial" w:eastAsia="Arial" w:hAnsi="Arial"/>
@@ -7458,7 +7538,7 @@
               <w:spacing w:after="10" w:before="0"/>
               <w:ind w:left="120"/>
             </w:pPr>
-            <w:hyperlink w:history="1" r:id="rIdohrfy9aavhd6vtqzv_yow">
+            <w:hyperlink w:history="1" r:id="rIdxy-dac03pmm7d8pw4isbw">
               <w:r>
                 <w:rPr>
                   <w:rFonts w:ascii="Arial" w:cs="Arial" w:eastAsia="Arial" w:hAnsi="Arial"/>
@@ -7668,7 +7748,7 @@
             <w:pPr>
               <w:spacing w:after="20" w:before="0"/>
             </w:pPr>
-            <w:hyperlink w:history="1" r:id="rIdkn4toznxbqmasqsm56hw8">
+            <w:hyperlink w:history="1" r:id="rIdgv-xduqgc1a0irxqvtckf">
               <w:r>
                 <w:rPr>
                   <w:rFonts w:ascii="Arial" w:cs="Arial" w:eastAsia="Arial" w:hAnsi="Arial"/>
@@ -7701,7 +7781,7 @@
               <w:spacing w:after="10" w:before="0"/>
               <w:ind w:left="120"/>
             </w:pPr>
-            <w:hyperlink w:history="1" r:id="rIdt1aimhvjfusijhr2txqog">
+            <w:hyperlink w:history="1" r:id="rId5lff33gfro70kjwmhf_dw">
               <w:r>
                 <w:rPr>
                   <w:rFonts w:ascii="Arial" w:cs="Arial" w:eastAsia="Arial" w:hAnsi="Arial"/>
@@ -7763,7 +7843,7 @@
               <w:spacing w:after="10" w:before="0"/>
               <w:ind w:left="120"/>
             </w:pPr>
-            <w:hyperlink w:history="1" r:id="rId7xais96tghpt1zwhkfvuu">
+            <w:hyperlink w:history="1" r:id="rIdmfqaewn9rl5cep4sancdy">
               <w:r>
                 <w:rPr>
                   <w:rFonts w:ascii="Arial" w:cs="Arial" w:eastAsia="Arial" w:hAnsi="Arial"/>
@@ -8290,7 +8370,7 @@
         </w:rPr>
         <w:t xml:space="preserve">© 2026 SeaVuria and ARES. Aligned with KICD objectives. Developed by SeaVuria; technical implementation by ARES (with AI assistance from Claude). Licensed under </w:t>
       </w:r>
-      <w:hyperlink w:history="1" r:id="rIdexbbyexbztmiakmizrr9n">
+      <w:hyperlink w:history="1" r:id="rId9taqyfkut-psexbbmnkrk">
         <w:r>
           <w:rPr>
             <w:rFonts w:ascii="Arial" w:cs="Arial" w:eastAsia="Arial" w:hAnsi="Arial"/>
@@ -8311,7 +8391,7 @@
         </w:rPr>
         <w:t xml:space="preserve"> (</w:t>
       </w:r>
-      <w:hyperlink w:history="1" r:id="rIdlgkydkkop4c2xymdtdnt4">
+      <w:hyperlink w:history="1" r:id="rId7hfgarhwmsy9j3uqxqfk0">
         <w:r>
           <w:rPr>
             <w:rFonts w:ascii="Arial" w:cs="Arial" w:eastAsia="Arial" w:hAnsi="Arial"/>
@@ -9324,7 +9404,7 @@
             <w:pPr>
               <w:spacing w:after="20" w:before="0"/>
             </w:pPr>
-            <w:hyperlink w:history="1" r:id="rIdyeuuelzebkaezbwdsuhcg">
+            <w:hyperlink w:history="1" r:id="rIdzgvfesb3jkqjymuyiw0us">
               <w:r>
                 <w:rPr>
                   <w:rFonts w:ascii="Arial" w:cs="Arial" w:eastAsia="Arial" w:hAnsi="Arial"/>
@@ -9357,7 +9437,7 @@
               <w:spacing w:after="10" w:before="0"/>
               <w:ind w:left="120"/>
             </w:pPr>
-            <w:hyperlink w:history="1" r:id="rIdcpqv2awqnc6jxblyfdchq">
+            <w:hyperlink w:history="1" r:id="rIdfwu40hfk-9twmaylpgrsm">
               <w:r>
                 <w:rPr>
                   <w:rFonts w:ascii="Arial" w:cs="Arial" w:eastAsia="Arial" w:hAnsi="Arial"/>
@@ -9402,7 +9482,7 @@
             <w:pPr>
               <w:spacing w:after="20" w:before="0"/>
             </w:pPr>
-            <w:hyperlink w:history="1" r:id="rIdku-23lxfysuciswesdlf7">
+            <w:hyperlink w:history="1" r:id="rIdb-ahqtixhokxxylkfvcz8">
               <w:r>
                 <w:rPr>
                   <w:rFonts w:ascii="Arial" w:cs="Arial" w:eastAsia="Arial" w:hAnsi="Arial"/>
@@ -9417,6 +9497,22 @@
           </w:p>
           <w:p>
             <w:pPr>
+              <w:spacing w:after="20" w:before="0"/>
+            </w:pPr>
+            <w:r>
+              <w:rPr>
+                <w:rFonts w:ascii="Arial" w:cs="Arial" w:eastAsia="Arial" w:hAnsi="Arial"/>
+                <w:i/>
+                <w:iCs/>
+                <w:color w:val="595959"/>
+                <w:sz w:val="16"/>
+                <w:szCs w:val="16"/>
+              </w:rPr>
+              <w:t xml:space="preserve">Related topic: not an exact match for this lesson.</w:t>
+            </w:r>
+          </w:p>
+          <w:p>
+            <w:pPr>
               <w:spacing w:after="10" w:before="0"/>
               <w:ind w:left="120"/>
             </w:pPr>
@@ -9435,7 +9531,7 @@
               <w:spacing w:after="10" w:before="0"/>
               <w:ind w:left="120"/>
             </w:pPr>
-            <w:hyperlink w:history="1" r:id="rId_wo4y703yuqqxntehvry7">
+            <w:hyperlink w:history="1" r:id="rIdgewaovhnzdag8pkfzwqrm">
               <w:r>
                 <w:rPr>
                   <w:rFonts w:ascii="Arial" w:cs="Arial" w:eastAsia="Arial" w:hAnsi="Arial"/>
@@ -9630,7 +9726,7 @@
             <w:pPr>
               <w:spacing w:after="20" w:before="0"/>
             </w:pPr>
-            <w:hyperlink w:history="1" r:id="rIdpf14j8fg4ro6j5buinaao">
+            <w:hyperlink w:history="1" r:id="rIda2reeogvpkweq7uyzftkq">
               <w:r>
                 <w:rPr>
                   <w:rFonts w:ascii="Arial" w:cs="Arial" w:eastAsia="Arial" w:hAnsi="Arial"/>
@@ -9663,7 +9759,7 @@
               <w:spacing w:after="10" w:before="0"/>
               <w:ind w:left="120"/>
             </w:pPr>
-            <w:hyperlink w:history="1" r:id="rIdmskge4xztrl3bhinwk26r">
+            <w:hyperlink w:history="1" r:id="rIdxgfsxu7uiqfifxjvoitvo">
               <w:r>
                 <w:rPr>
                   <w:rFonts w:ascii="Arial" w:cs="Arial" w:eastAsia="Arial" w:hAnsi="Arial"/>
@@ -9708,7 +9804,7 @@
             <w:pPr>
               <w:spacing w:after="20" w:before="0"/>
             </w:pPr>
-            <w:hyperlink w:history="1" r:id="rIdjn42afqdlkb_uln8b3vq4">
+            <w:hyperlink w:history="1" r:id="rIdt93a53zqzmg5mxjafb0sg">
               <w:r>
                 <w:rPr>
                   <w:rFonts w:ascii="Arial" w:cs="Arial" w:eastAsia="Arial" w:hAnsi="Arial"/>
@@ -9723,6 +9819,22 @@
           </w:p>
           <w:p>
             <w:pPr>
+              <w:spacing w:after="20" w:before="0"/>
+            </w:pPr>
+            <w:r>
+              <w:rPr>
+                <w:rFonts w:ascii="Arial" w:cs="Arial" w:eastAsia="Arial" w:hAnsi="Arial"/>
+                <w:i/>
+                <w:iCs/>
+                <w:color w:val="595959"/>
+                <w:sz w:val="16"/>
+                <w:szCs w:val="16"/>
+              </w:rPr>
+              <w:t xml:space="preserve">Related topic: not an exact match for this lesson.</w:t>
+            </w:r>
+          </w:p>
+          <w:p>
+            <w:pPr>
               <w:spacing w:after="10" w:before="0"/>
               <w:ind w:left="120"/>
             </w:pPr>
@@ -9741,7 +9853,7 @@
               <w:spacing w:after="10" w:before="0"/>
               <w:ind w:left="120"/>
             </w:pPr>
-            <w:hyperlink w:history="1" r:id="rIdkibotcxwhwqqblyscstio">
+            <w:hyperlink w:history="1" r:id="rIdjgiw8z49cqntlb3anarzf">
               <w:r>
                 <w:rPr>
                   <w:rFonts w:ascii="Arial" w:cs="Arial" w:eastAsia="Arial" w:hAnsi="Arial"/>
@@ -9936,7 +10048,7 @@
             <w:pPr>
               <w:spacing w:after="20" w:before="0"/>
             </w:pPr>
-            <w:hyperlink w:history="1" r:id="rIdqvl1p99bxukipgvshyb-y">
+            <w:hyperlink w:history="1" r:id="rId7gmdekeftbktkypumac3h">
               <w:r>
                 <w:rPr>
                   <w:rFonts w:ascii="Arial" w:cs="Arial" w:eastAsia="Arial" w:hAnsi="Arial"/>
@@ -9969,7 +10081,7 @@
               <w:spacing w:after="10" w:before="0"/>
               <w:ind w:left="120"/>
             </w:pPr>
-            <w:hyperlink w:history="1" r:id="rIdksvc0eujt9inwzr4dfuuk">
+            <w:hyperlink w:history="1" r:id="rIdcywl2javl6g8xsrdwykwc">
               <w:r>
                 <w:rPr>
                   <w:rFonts w:ascii="Arial" w:cs="Arial" w:eastAsia="Arial" w:hAnsi="Arial"/>
@@ -10014,7 +10126,7 @@
             <w:pPr>
               <w:spacing w:after="20" w:before="0"/>
             </w:pPr>
-            <w:hyperlink w:history="1" r:id="rIdykem8ssmy822jq4b0gu85">
+            <w:hyperlink w:history="1" r:id="rIdzrrtx1i7jpv6zvngdvs4x">
               <w:r>
                 <w:rPr>
                   <w:rFonts w:ascii="Arial" w:cs="Arial" w:eastAsia="Arial" w:hAnsi="Arial"/>
@@ -10029,6 +10141,22 @@
           </w:p>
           <w:p>
             <w:pPr>
+              <w:spacing w:after="20" w:before="0"/>
+            </w:pPr>
+            <w:r>
+              <w:rPr>
+                <w:rFonts w:ascii="Arial" w:cs="Arial" w:eastAsia="Arial" w:hAnsi="Arial"/>
+                <w:i/>
+                <w:iCs/>
+                <w:color w:val="595959"/>
+                <w:sz w:val="16"/>
+                <w:szCs w:val="16"/>
+              </w:rPr>
+              <w:t xml:space="preserve">Related topic: not an exact match for this lesson.</w:t>
+            </w:r>
+          </w:p>
+          <w:p>
+            <w:pPr>
               <w:spacing w:after="10" w:before="0"/>
               <w:ind w:left="120"/>
             </w:pPr>
@@ -10047,7 +10175,7 @@
               <w:spacing w:after="10" w:before="0"/>
               <w:ind w:left="120"/>
             </w:pPr>
-            <w:hyperlink w:history="1" r:id="rIdawbelg8zrex12xkf634ty">
+            <w:hyperlink w:history="1" r:id="rIdanlvb7_d-hzwjtuf3dssw">
               <w:r>
                 <w:rPr>
                   <w:rFonts w:ascii="Arial" w:cs="Arial" w:eastAsia="Arial" w:hAnsi="Arial"/>
@@ -10242,7 +10370,7 @@
             <w:pPr>
               <w:spacing w:after="20" w:before="0"/>
             </w:pPr>
-            <w:hyperlink w:history="1" r:id="rIdofl6aam1vmfqmzu4z9wp2">
+            <w:hyperlink w:history="1" r:id="rIdgqneuvhfdo-n1siwlqwem">
               <w:r>
                 <w:rPr>
                   <w:rFonts w:ascii="Arial" w:cs="Arial" w:eastAsia="Arial" w:hAnsi="Arial"/>
@@ -10275,7 +10403,7 @@
               <w:spacing w:after="10" w:before="0"/>
               <w:ind w:left="120"/>
             </w:pPr>
-            <w:hyperlink w:history="1" r:id="rIdss54-mhd8exjxb6x6n91u">
+            <w:hyperlink w:history="1" r:id="rIdmts3x7pwunfj3l8-zro1e">
               <w:r>
                 <w:rPr>
                   <w:rFonts w:ascii="Arial" w:cs="Arial" w:eastAsia="Arial" w:hAnsi="Arial"/>
@@ -10320,7 +10448,7 @@
             <w:pPr>
               <w:spacing w:after="20" w:before="0"/>
             </w:pPr>
-            <w:hyperlink w:history="1" r:id="rId3zflh07vhj-bhq3unlgjc">
+            <w:hyperlink w:history="1" r:id="rIdugxlhszkkfq2yq1-qyltv">
               <w:r>
                 <w:rPr>
                   <w:rFonts w:ascii="Arial" w:cs="Arial" w:eastAsia="Arial" w:hAnsi="Arial"/>
@@ -10335,6 +10463,22 @@
           </w:p>
           <w:p>
             <w:pPr>
+              <w:spacing w:after="20" w:before="0"/>
+            </w:pPr>
+            <w:r>
+              <w:rPr>
+                <w:rFonts w:ascii="Arial" w:cs="Arial" w:eastAsia="Arial" w:hAnsi="Arial"/>
+                <w:i/>
+                <w:iCs/>
+                <w:color w:val="595959"/>
+                <w:sz w:val="16"/>
+                <w:szCs w:val="16"/>
+              </w:rPr>
+              <w:t xml:space="preserve">Related topic: not an exact match for this lesson.</w:t>
+            </w:r>
+          </w:p>
+          <w:p>
+            <w:pPr>
               <w:spacing w:after="10" w:before="0"/>
               <w:ind w:left="120"/>
             </w:pPr>
@@ -10353,7 +10497,7 @@
               <w:spacing w:after="10" w:before="0"/>
               <w:ind w:left="120"/>
             </w:pPr>
-            <w:hyperlink w:history="1" r:id="rIdkkavc1_8cqsnhjrgtgrcf">
+            <w:hyperlink w:history="1" r:id="rIdxusc2zl830jnqmrllyvu_">
               <w:r>
                 <w:rPr>
                   <w:rFonts w:ascii="Arial" w:cs="Arial" w:eastAsia="Arial" w:hAnsi="Arial"/>
@@ -10548,7 +10692,7 @@
             <w:pPr>
               <w:spacing w:after="20" w:before="0"/>
             </w:pPr>
-            <w:hyperlink w:history="1" r:id="rIdbtgztry2sur-ggh3ym1ft">
+            <w:hyperlink w:history="1" r:id="rIdcu7fifelqy8foojosk8e1">
               <w:r>
                 <w:rPr>
                   <w:rFonts w:ascii="Arial" w:cs="Arial" w:eastAsia="Arial" w:hAnsi="Arial"/>
@@ -10581,7 +10725,7 @@
               <w:spacing w:after="10" w:before="0"/>
               <w:ind w:left="120"/>
             </w:pPr>
-            <w:hyperlink w:history="1" r:id="rId4omy9cqyooytlymyhserh">
+            <w:hyperlink w:history="1" r:id="rIdjigwpzrvyx5zvc25a7rpv">
               <w:r>
                 <w:rPr>
                   <w:rFonts w:ascii="Arial" w:cs="Arial" w:eastAsia="Arial" w:hAnsi="Arial"/>
@@ -10626,7 +10770,7 @@
             <w:pPr>
               <w:spacing w:after="20" w:before="0"/>
             </w:pPr>
-            <w:hyperlink w:history="1" r:id="rIdc3t7gwkc6gc8m8sailn2d">
+            <w:hyperlink w:history="1" r:id="rIdkqj63awrsizqba7hbfwfl">
               <w:r>
                 <w:rPr>
                   <w:rFonts w:ascii="Arial" w:cs="Arial" w:eastAsia="Arial" w:hAnsi="Arial"/>
@@ -10641,6 +10785,22 @@
           </w:p>
           <w:p>
             <w:pPr>
+              <w:spacing w:after="20" w:before="0"/>
+            </w:pPr>
+            <w:r>
+              <w:rPr>
+                <w:rFonts w:ascii="Arial" w:cs="Arial" w:eastAsia="Arial" w:hAnsi="Arial"/>
+                <w:i/>
+                <w:iCs/>
+                <w:color w:val="595959"/>
+                <w:sz w:val="16"/>
+                <w:szCs w:val="16"/>
+              </w:rPr>
+              <w:t xml:space="preserve">Related topic: not an exact match for this lesson.</w:t>
+            </w:r>
+          </w:p>
+          <w:p>
+            <w:pPr>
               <w:spacing w:after="10" w:before="0"/>
               <w:ind w:left="120"/>
             </w:pPr>
@@ -10659,7 +10819,7 @@
               <w:spacing w:after="10" w:before="0"/>
               <w:ind w:left="120"/>
             </w:pPr>
-            <w:hyperlink w:history="1" r:id="rIdddjiaee4eozc3cmtzgddj">
+            <w:hyperlink w:history="1" r:id="rIdtgy3yvvsux2ghinyqs92o">
               <w:r>
                 <w:rPr>
                   <w:rFonts w:ascii="Arial" w:cs="Arial" w:eastAsia="Arial" w:hAnsi="Arial"/>
@@ -11171,7 +11331,7 @@
         </w:rPr>
         <w:t xml:space="preserve">© 2026 SeaVuria and ARES. Aligned with KICD objectives. Developed by SeaVuria; technical implementation by ARES (with AI assistance from Claude). Licensed under </w:t>
       </w:r>
-      <w:hyperlink w:history="1" r:id="rId2bq9l54ehtcq14dqngywq">
+      <w:hyperlink w:history="1" r:id="rId9ottam1nn_sf3oavwhgt3">
         <w:r>
           <w:rPr>
             <w:rFonts w:ascii="Arial" w:cs="Arial" w:eastAsia="Arial" w:hAnsi="Arial"/>
@@ -11192,7 +11352,7 @@
         </w:rPr>
         <w:t xml:space="preserve"> (</w:t>
       </w:r>
-      <w:hyperlink w:history="1" r:id="rId1iovwl97vdlecrmmslmwj">
+      <w:hyperlink w:history="1" r:id="rIduhfwjiyg7jfu_h51wphct">
         <w:r>
           <w:rPr>
             <w:rFonts w:ascii="Arial" w:cs="Arial" w:eastAsia="Arial" w:hAnsi="Arial"/>
@@ -12206,7 +12366,1231 @@
             <w:pPr>
               <w:spacing w:after="20" w:before="0"/>
             </w:pPr>
-            <w:hyperlink w:history="1" r:id="rIdsftzyxmjxesniyofzwwga">
+            <w:hyperlink w:history="1" r:id="rIdt9w_f6tm_svx7z-mqrf0q">
+              <w:r>
+                <w:rPr>
+                  <w:rFonts w:ascii="Arial" w:cs="Arial" w:eastAsia="Arial" w:hAnsi="Arial"/>
+                  <w:color w:val="2E75B6"/>
+                  <w:sz w:val="16"/>
+                  <w:szCs w:val="16"/>
+                  <w:u w:val="single" w:color="2E75B6"/>
+                </w:rPr>
+                <w:t xml:space="preserve">Introduction to passive and active transport</w:t>
+              </w:r>
+            </w:hyperlink>
+          </w:p>
+          <w:p>
+            <w:pPr>
+              <w:spacing w:after="10" w:before="0"/>
+              <w:ind w:left="120"/>
+            </w:pPr>
+            <w:r>
+              <w:rPr>
+                <w:rFonts w:ascii="Arial" w:cs="Arial" w:eastAsia="Arial" w:hAnsi="Arial"/>
+                <w:color w:val="595959"/>
+                <w:sz w:val="14"/>
+                <w:szCs w:val="14"/>
+              </w:rPr>
+              <w:t xml:space="preserve">Source: Khan Academy (English - US curriculum)</w:t>
+            </w:r>
+          </w:p>
+          <w:p>
+            <w:pPr>
+              <w:spacing w:after="10" w:before="0"/>
+              <w:ind w:left="120"/>
+            </w:pPr>
+            <w:hyperlink w:history="1" r:id="rIdm-2w3fn-rv87sv6z-d8eo">
+              <w:r>
+                <w:rPr>
+                  <w:rFonts w:ascii="Arial" w:cs="Arial" w:eastAsia="Arial" w:hAnsi="Arial"/>
+                  <w:color w:val="595959"/>
+                  <w:sz w:val="14"/>
+                  <w:szCs w:val="14"/>
+                  <w:u w:val="single" w:color="595959"/>
+                </w:rPr>
+                <w:t xml:space="preserve">🔍 Search ARES for similar videos</w:t>
+              </w:r>
+            </w:hyperlink>
+          </w:p>
+          <w:p>
+            <w:pPr>
+              <w:spacing w:after="40" w:before="0"/>
+            </w:pPr>
+            <w:r>
+              <w:rPr>
+                <w:sz w:val="14"/>
+                <w:szCs w:val="14"/>
+              </w:rPr>
+              <w:t xml:space="preserve"/>
+            </w:r>
+          </w:p>
+          <w:p>
+            <w:pPr>
+              <w:spacing w:after="20" w:before="0"/>
+            </w:pPr>
+            <w:r>
+              <w:rPr>
+                <w:rFonts w:ascii="Arial" w:cs="Arial" w:eastAsia="Arial" w:hAnsi="Arial"/>
+                <w:b/>
+                <w:bCs/>
+                <w:color w:val="1F3864"/>
+                <w:sz w:val="16"/>
+                <w:szCs w:val="16"/>
+              </w:rPr>
+              <w:t xml:space="preserve">📖 HTML:</w:t>
+            </w:r>
+          </w:p>
+          <w:p>
+            <w:pPr>
+              <w:spacing w:after="20" w:before="0"/>
+            </w:pPr>
+            <w:hyperlink w:history="1" r:id="rIdrp2dx4x23gisy49acclvh">
+              <w:r>
+                <w:rPr>
+                  <w:rFonts w:ascii="Arial" w:cs="Arial" w:eastAsia="Arial" w:hAnsi="Arial"/>
+                  <w:color w:val="2E75B6"/>
+                  <w:sz w:val="16"/>
+                  <w:szCs w:val="16"/>
+                  <w:u w:val="single" w:color="2E75B6"/>
+                </w:rPr>
+                <w:t xml:space="preserve">Active Transport (Flexbook)</w:t>
+              </w:r>
+            </w:hyperlink>
+          </w:p>
+          <w:p>
+            <w:pPr>
+              <w:spacing w:after="10" w:before="0"/>
+              <w:ind w:left="120"/>
+            </w:pPr>
+            <w:r>
+              <w:rPr>
+                <w:rFonts w:ascii="Arial" w:cs="Arial" w:eastAsia="Arial" w:hAnsi="Arial"/>
+                <w:color w:val="595959"/>
+                <w:sz w:val="14"/>
+                <w:szCs w:val="14"/>
+              </w:rPr>
+              <w:t xml:space="preserve">Source: CK-12</w:t>
+            </w:r>
+          </w:p>
+          <w:p>
+            <w:pPr>
+              <w:spacing w:after="10" w:before="0"/>
+              <w:ind w:left="120"/>
+            </w:pPr>
+            <w:hyperlink w:history="1" r:id="rIdoi3ak4ylcihdfsk2gddp8">
+              <w:r>
+                <w:rPr>
+                  <w:rFonts w:ascii="Arial" w:cs="Arial" w:eastAsia="Arial" w:hAnsi="Arial"/>
+                  <w:color w:val="595959"/>
+                  <w:sz w:val="14"/>
+                  <w:szCs w:val="14"/>
+                  <w:u w:val="single" w:color="595959"/>
+                </w:rPr>
+                <w:t xml:space="preserve">🔍 Search ARES for similar readings</w:t>
+              </w:r>
+            </w:hyperlink>
+          </w:p>
+        </w:tc>
+        <w:tc>
+          <w:tcPr>
+            <w:tcW w:type="dxa" w:w="3040"/>
+            <w:shd w:fill="FFFFFF" w:color="auto" w:val="clear"/>
+            <w:tcMar>
+              <w:top w:type="dxa" w:w="60"/>
+              <w:left w:type="dxa" w:w="120"/>
+              <w:bottom w:type="dxa" w:w="60"/>
+              <w:right w:type="dxa" w:w="120"/>
+            </w:tcMar>
+            <w:vAlign w:val="top"/>
+          </w:tcPr>
+          <w:p>
+            <w:pPr>
+              <w:spacing w:after="40" w:before="0"/>
+              <w:jc w:val="left"/>
+            </w:pPr>
+            <w:r>
+              <w:rPr>
+                <w:rFonts w:ascii="Arial" w:cs="Arial" w:eastAsia="Arial" w:hAnsi="Arial"/>
+                <w:b w:val="false"/>
+                <w:bCs w:val="false"/>
+                <w:i w:val="false"/>
+                <w:iCs w:val="false"/>
+                <w:color w:val="000000"/>
+                <w:sz w:val="18"/>
+                <w:szCs w:val="18"/>
+              </w:rPr>
+              <w:t xml:space="preserve">Students receive a short written prompt (displayed on the board or ARES screen): 'The Kibwezi farmer watered her maize field at 7 a.m. By noon the plants are wilting. Water IS in the soil — you can see it. Write your best explanation: what do you think has to happen for that soil water to actually get INSIDE the root and travel upward? What might be stopping it?' Students write individual predictions in their science notebooks for 4 minutes, then share with a partner (Think-Pair-Share). Selected pairs share with the class. The teacher records key prediction words on the board in two columns: 'What helps water enter' and 'What might block water entry.' Students also revisit their cumulative model from Lesson 3 and annotate it with a question mark at the root zone, labelling their prediction.</w:t>
+            </w:r>
+          </w:p>
+        </w:tc>
+        <w:tc>
+          <w:tcPr>
+            <w:tcW w:type="dxa" w:w="3040"/>
+            <w:shd w:fill="F2F2F2" w:color="auto" w:val="clear"/>
+            <w:tcMar>
+              <w:top w:type="dxa" w:w="60"/>
+              <w:left w:type="dxa" w:w="120"/>
+              <w:bottom w:type="dxa" w:w="60"/>
+              <w:right w:type="dxa" w:w="120"/>
+            </w:tcMar>
+            <w:vAlign w:val="top"/>
+          </w:tcPr>
+          <w:p>
+            <w:pPr>
+              <w:spacing w:after="40" w:before="0"/>
+              <w:jc w:val="left"/>
+            </w:pPr>
+            <w:r>
+              <w:rPr>
+                <w:rFonts w:ascii="Arial" w:cs="Arial" w:eastAsia="Arial" w:hAnsi="Arial"/>
+                <w:b w:val="false"/>
+                <w:bCs w:val="false"/>
+                <w:i w:val="false"/>
+                <w:iCs w:val="false"/>
+                <w:color w:val="000000"/>
+                <w:sz w:val="18"/>
+                <w:szCs w:val="18"/>
+              </w:rPr>
+              <w:t xml:space="preserve">Display the prompt and say: 'Before we touch any equipment today, I want you to think hard about the root — the entry point. Look at your model from last lesson. There is a gap here at the root. Today we fill it with real evidence.' Allow 4 minutes of silent individual writing. Circulate and note 3–4 interesting or contrasting predictions without commenting. After pair discussion (2 minutes), cold-call exactly 4 pairs: 'Pair 1 — Akinyi and Mwangi — what did you predict? Pair 2 — Fatuma and Otieno — do you agree or disagree, and why?' Record responses verbatim on the board. Explicitly say: 'I am NOT telling you if you are right. We are going to use evidence to test these ideas.' WAIT TIME: after each pair responds, wait 10 seconds before calling the next pair to allow class to process. Circle the word 'osmosis' if any student uses it; if none do, write it on the board with a question mark and say: 'Some biologists use this word to describe water movement — keep it in mind as we observe today.'</w:t>
+            </w:r>
+          </w:p>
+        </w:tc>
+        <w:tc>
+          <w:tcPr>
+            <w:tcW w:type="dxa" w:w="3040"/>
+            <w:shd w:fill="FFFFFF" w:color="auto" w:val="clear"/>
+            <w:tcMar>
+              <w:top w:type="dxa" w:w="60"/>
+              <w:left w:type="dxa" w:w="120"/>
+              <w:bottom w:type="dxa" w:w="60"/>
+              <w:right w:type="dxa" w:w="120"/>
+            </w:tcMar>
+            <w:vAlign w:val="top"/>
+          </w:tcPr>
+          <w:p>
+            <w:pPr>
+              <w:spacing w:after="40" w:before="0"/>
+              <w:jc w:val="left"/>
+            </w:pPr>
+            <w:r>
+              <w:rPr>
+                <w:rFonts w:ascii="Arial" w:cs="Arial" w:eastAsia="Arial" w:hAnsi="Arial"/>
+                <w:b w:val="false"/>
+                <w:bCs w:val="false"/>
+                <w:i w:val="false"/>
+                <w:iCs w:val="false"/>
+                <w:color w:val="000000"/>
+                <w:sz w:val="18"/>
+                <w:szCs w:val="18"/>
+              </w:rPr>
+              <w:t xml:space="preserve">Think-Pair-Share Prediction Elicitation — by externalising prior conceptions before observation, students create a cognitive 'gap' between what they think and what the evidence will show. Recording predictions publicly on the board creates accountability and makes conceptual change visible at the end of the lesson when students revisit the board.</w:t>
+            </w:r>
+          </w:p>
+        </w:tc>
+        <w:tc>
+          <w:tcPr>
+            <w:tcW w:type="dxa" w:w="3040"/>
+            <w:shd w:fill="F2F2F2" w:color="auto" w:val="clear"/>
+            <w:tcMar>
+              <w:top w:type="dxa" w:w="60"/>
+              <w:left w:type="dxa" w:w="120"/>
+              <w:bottom w:type="dxa" w:w="60"/>
+              <w:right w:type="dxa" w:w="120"/>
+            </w:tcMar>
+            <w:vAlign w:val="top"/>
+          </w:tcPr>
+          <w:p>
+            <w:pPr>
+              <w:spacing w:after="40" w:before="0"/>
+              <w:jc w:val="left"/>
+            </w:pPr>
+            <w:r>
+              <w:rPr>
+                <w:rFonts w:ascii="Arial" w:cs="Arial" w:eastAsia="Arial" w:hAnsi="Arial"/>
+                <w:b w:val="false"/>
+                <w:bCs w:val="false"/>
+                <w:i w:val="false"/>
+                <w:iCs w:val="false"/>
+                <w:color w:val="000000"/>
+                <w:sz w:val="18"/>
+                <w:szCs w:val="18"/>
+              </w:rPr>
+              <w:t xml:space="preserve">Teacher scans notebook predictions during circulation. Look for: (1) Does the student invoke any mechanism (pressure, sucking, diffusion, osmosis) or only describe the outcome? (2) Does the student connect root structure to function? Students who only write 'the water goes up through the roots' need targeted questioning during the Observe phase. Collect one notebook prediction snapshot mentally from a struggling learner to scaffold during Phase 2.</w:t>
+            </w:r>
+          </w:p>
+        </w:tc>
+      </w:tr>
+      <w:tr>
+        <w:tc>
+          <w:tcPr>
+            <w:tcW w:type="dxa" w:w="1520"/>
+            <w:shd w:fill="D9EEF1" w:color="auto" w:val="clear"/>
+            <w:tcMar>
+              <w:top w:type="dxa" w:w="60"/>
+              <w:left w:type="dxa" w:w="120"/>
+              <w:bottom w:type="dxa" w:w="60"/>
+              <w:right w:type="dxa" w:w="120"/>
+            </w:tcMar>
+            <w:vAlign w:val="top"/>
+          </w:tcPr>
+          <w:p>
+            <w:pPr>
+              <w:spacing w:after="40" w:before="0"/>
+              <w:jc w:val="left"/>
+            </w:pPr>
+            <w:r>
+              <w:rPr>
+                <w:rFonts w:ascii="Arial" w:cs="Arial" w:eastAsia="Arial" w:hAnsi="Arial"/>
+                <w:b/>
+                <w:bCs/>
+                <w:i w:val="false"/>
+                <w:iCs w:val="false"/>
+                <w:color w:val="000000"/>
+                <w:sz w:val="18"/>
+                <w:szCs w:val="18"/>
+              </w:rPr>
+              <w:t xml:space="preserve">Observe Phase</w:t>
+            </w:r>
+          </w:p>
+          <w:p>
+            <w:pPr>
+              <w:spacing w:after="20" w:before="0"/>
+            </w:pPr>
+            <w:r>
+              <w:rPr>
+                <w:rFonts w:ascii="Arial" w:cs="Arial" w:eastAsia="Arial" w:hAnsi="Arial"/>
+                <w:b/>
+                <w:bCs/>
+                <w:color w:val="1F3864"/>
+                <w:sz w:val="16"/>
+                <w:szCs w:val="16"/>
+              </w:rPr>
+              <w:t xml:space="preserve">📹 VIDEO:</w:t>
+            </w:r>
+          </w:p>
+          <w:p>
+            <w:pPr>
+              <w:spacing w:after="20" w:before="0"/>
+            </w:pPr>
+            <w:hyperlink w:history="1" r:id="rIdbetra_qbzfukbwyqfa89q">
+              <w:r>
+                <w:rPr>
+                  <w:rFonts w:ascii="Arial" w:cs="Arial" w:eastAsia="Arial" w:hAnsi="Arial"/>
+                  <w:color w:val="2E75B6"/>
+                  <w:sz w:val="16"/>
+                  <w:szCs w:val="16"/>
+                  <w:u w:val="single" w:color="2E75B6"/>
+                </w:rPr>
+                <w:t xml:space="preserve">Osmosis</w:t>
+              </w:r>
+            </w:hyperlink>
+          </w:p>
+          <w:p>
+            <w:pPr>
+              <w:spacing w:after="10" w:before="0"/>
+              <w:ind w:left="120"/>
+            </w:pPr>
+            <w:r>
+              <w:rPr>
+                <w:rFonts w:ascii="Arial" w:cs="Arial" w:eastAsia="Arial" w:hAnsi="Arial"/>
+                <w:color w:val="595959"/>
+                <w:sz w:val="14"/>
+                <w:szCs w:val="14"/>
+              </w:rPr>
+              <w:t xml:space="preserve">Source: Khan Academy (English - US curriculum)</w:t>
+            </w:r>
+          </w:p>
+          <w:p>
+            <w:pPr>
+              <w:spacing w:after="10" w:before="0"/>
+              <w:ind w:left="120"/>
+            </w:pPr>
+            <w:hyperlink w:history="1" r:id="rIdqwuliwatm5x41cplkbeid">
+              <w:r>
+                <w:rPr>
+                  <w:rFonts w:ascii="Arial" w:cs="Arial" w:eastAsia="Arial" w:hAnsi="Arial"/>
+                  <w:color w:val="595959"/>
+                  <w:sz w:val="14"/>
+                  <w:szCs w:val="14"/>
+                  <w:u w:val="single" w:color="595959"/>
+                </w:rPr>
+                <w:t xml:space="preserve">🔍 Search ARES for similar videos</w:t>
+              </w:r>
+            </w:hyperlink>
+          </w:p>
+          <w:p>
+            <w:pPr>
+              <w:spacing w:after="40" w:before="0"/>
+            </w:pPr>
+            <w:r>
+              <w:rPr>
+                <w:sz w:val="14"/>
+                <w:szCs w:val="14"/>
+              </w:rPr>
+              <w:t xml:space="preserve"/>
+            </w:r>
+          </w:p>
+          <w:p>
+            <w:pPr>
+              <w:spacing w:after="20" w:before="0"/>
+            </w:pPr>
+            <w:r>
+              <w:rPr>
+                <w:rFonts w:ascii="Arial" w:cs="Arial" w:eastAsia="Arial" w:hAnsi="Arial"/>
+                <w:b/>
+                <w:bCs/>
+                <w:color w:val="1F3864"/>
+                <w:sz w:val="16"/>
+                <w:szCs w:val="16"/>
+              </w:rPr>
+              <w:t xml:space="preserve">📖 EXERCISE:</w:t>
+            </w:r>
+          </w:p>
+          <w:p>
+            <w:pPr>
+              <w:spacing w:after="20" w:before="0"/>
+            </w:pPr>
+            <w:hyperlink w:history="1" r:id="rIdrjl_k_yrvhih3n7k_3hrx">
+              <w:r>
+                <w:rPr>
+                  <w:rFonts w:ascii="Arial" w:cs="Arial" w:eastAsia="Arial" w:hAnsi="Arial"/>
+                  <w:color w:val="2E75B6"/>
+                  <w:sz w:val="16"/>
+                  <w:szCs w:val="16"/>
+                  <w:u w:val="single" w:color="2E75B6"/>
+                </w:rPr>
+                <w:t xml:space="preserve">Active transport</w:t>
+              </w:r>
+            </w:hyperlink>
+          </w:p>
+          <w:p>
+            <w:pPr>
+              <w:spacing w:after="10" w:before="0"/>
+              <w:ind w:left="120"/>
+            </w:pPr>
+            <w:r>
+              <w:rPr>
+                <w:rFonts w:ascii="Arial" w:cs="Arial" w:eastAsia="Arial" w:hAnsi="Arial"/>
+                <w:color w:val="595959"/>
+                <w:sz w:val="14"/>
+                <w:szCs w:val="14"/>
+              </w:rPr>
+              <w:t xml:space="preserve">Source: Khan Academy (English - US curriculum)</w:t>
+            </w:r>
+          </w:p>
+          <w:p>
+            <w:pPr>
+              <w:spacing w:after="10" w:before="0"/>
+              <w:ind w:left="120"/>
+            </w:pPr>
+            <w:hyperlink w:history="1" r:id="rId_wpzz4c51tgb4xilmmdxf">
+              <w:r>
+                <w:rPr>
+                  <w:rFonts w:ascii="Arial" w:cs="Arial" w:eastAsia="Arial" w:hAnsi="Arial"/>
+                  <w:color w:val="595959"/>
+                  <w:sz w:val="14"/>
+                  <w:szCs w:val="14"/>
+                  <w:u w:val="single" w:color="595959"/>
+                </w:rPr>
+                <w:t xml:space="preserve">🔍 Search ARES for similar readings</w:t>
+              </w:r>
+            </w:hyperlink>
+          </w:p>
+        </w:tc>
+        <w:tc>
+          <w:tcPr>
+            <w:tcW w:type="dxa" w:w="3040"/>
+            <w:shd w:fill="FFFFFF" w:color="auto" w:val="clear"/>
+            <w:tcMar>
+              <w:top w:type="dxa" w:w="60"/>
+              <w:left w:type="dxa" w:w="120"/>
+              <w:bottom w:type="dxa" w:w="60"/>
+              <w:right w:type="dxa" w:w="120"/>
+            </w:tcMar>
+            <w:vAlign w:val="top"/>
+          </w:tcPr>
+          <w:p>
+            <w:pPr>
+              <w:spacing w:after="40" w:before="0"/>
+              <w:jc w:val="left"/>
+            </w:pPr>
+            <w:r>
+              <w:rPr>
+                <w:rFonts w:ascii="Arial" w:cs="Arial" w:eastAsia="Arial" w:hAnsi="Arial"/>
+                <w:b w:val="false"/>
+                <w:bCs w:val="false"/>
+                <w:i w:val="false"/>
+                <w:iCs w:val="false"/>
+                <w:color w:val="000000"/>
+                <w:sz w:val="18"/>
+                <w:szCs w:val="18"/>
+              </w:rPr>
+              <w:t xml:space="preserve">PART A — Root Observation (25 minutes): In groups of 4, students receive a tray containing: 2–3 maize or bean seedlings (7–10 days old, grown in the school garden or in soil-filled cups), a hand lens, a ruler, and a prepared worksheet with a blank circle for a scientific drawing. Students: (1) gently remove one seedling from soil and rinse the root under a small cup of water; (2) use the hand lens to observe root hairs — they sketch and label what they see, measuring the approximate length of root hairs in mm; (3) where a microscope is available, the teacher (or a trained student) has pre-prepared a thin cross-section of a root stained with dilute iodine, mounted on a slide — groups rotate to view it and add to their drawings, labelling root hair cell, cortex cells, endodermis, and central xylem. Where no microscope is available, students use a printed ARES diagram of a root cross-section and annotate it. PART B — Osmosis Investigation (20 minutes): Each group receives 4 potato strips of equal length (approx. 5 cm) cut from a raw Irish potato. Two strips go into a beaker of tap water; two go into a beaker of concentrated salt solution (2 tablespoons of table salt per 250 ml water — a proxy for dry, salty soil). Students measure and record initial length/mass of each strip, leave for 15 minutes while completing Part A drawings, then measure final length/mass and record observations (turgid vs. flaccid, firm vs. floppy). Students record all data in a results table in their notebooks.</w:t>
+            </w:r>
+          </w:p>
+        </w:tc>
+        <w:tc>
+          <w:tcPr>
+            <w:tcW w:type="dxa" w:w="3040"/>
+            <w:shd w:fill="F2F2F2" w:color="auto" w:val="clear"/>
+            <w:tcMar>
+              <w:top w:type="dxa" w:w="60"/>
+              <w:left w:type="dxa" w:w="120"/>
+              <w:bottom w:type="dxa" w:w="60"/>
+              <w:right w:type="dxa" w:w="120"/>
+            </w:tcMar>
+            <w:vAlign w:val="top"/>
+          </w:tcPr>
+          <w:p>
+            <w:pPr>
+              <w:spacing w:after="40" w:before="0"/>
+              <w:jc w:val="left"/>
+            </w:pPr>
+            <w:r>
+              <w:rPr>
+                <w:rFonts w:ascii="Arial" w:cs="Arial" w:eastAsia="Arial" w:hAnsi="Arial"/>
+                <w:b w:val="false"/>
+                <w:bCs w:val="false"/>
+                <w:i w:val="false"/>
+                <w:iCs w:val="false"/>
+                <w:color w:val="000000"/>
+                <w:sz w:val="18"/>
+                <w:szCs w:val="18"/>
+              </w:rPr>
+              <w:t xml:space="preserve">Before Part A begins, hold up a seedling and say: 'This maize seedling was growing in our school garden — the same species as the Kibwezi farmer's crop. You are going to look at the part of the plant that is SUPPOSED to bring in water. Look carefully. What do you notice?' WAIT 10 seconds. Circulate during drawing; prompt with: 'How many root hairs can you count on 1 cm of root? Why might having MORE root hairs matter for the Kibwezi farmer's maize?' For microscope rotation, say: 'You have 90 seconds at the microscope. Focus on finding the xylem in the centre. Point to it on your drawing.' For Part B setup, demonstrate cutting one potato strip and say: 'All strips must be the same length — this is our controlled variable. Why?' Cold-call 2 students to answer. After 15 minutes, prompt groups: 'Before you measure, PREDICT: which strips will be longer — water or salt solution? Write your prediction NOW.' Then have them measure and record. Ask: 'Which strip feels like the maize stem on a good morning? Which feels like the wilted maize at noon in Kibwezi?' WAIT 12 seconds. Cold-call 3 groups to report their results aloud; record class data in a shared table on the board.</w:t>
+            </w:r>
+          </w:p>
+        </w:tc>
+        <w:tc>
+          <w:tcPr>
+            <w:tcW w:type="dxa" w:w="3040"/>
+            <w:shd w:fill="FFFFFF" w:color="auto" w:val="clear"/>
+            <w:tcMar>
+              <w:top w:type="dxa" w:w="60"/>
+              <w:left w:type="dxa" w:w="120"/>
+              <w:bottom w:type="dxa" w:w="60"/>
+              <w:right w:type="dxa" w:w="120"/>
+            </w:tcMar>
+            <w:vAlign w:val="top"/>
+          </w:tcPr>
+          <w:p>
+            <w:pPr>
+              <w:spacing w:after="40" w:before="0"/>
+              <w:jc w:val="left"/>
+            </w:pPr>
+            <w:r>
+              <w:rPr>
+                <w:rFonts w:ascii="Arial" w:cs="Arial" w:eastAsia="Arial" w:hAnsi="Arial"/>
+                <w:b w:val="false"/>
+                <w:bCs w:val="false"/>
+                <w:i w:val="false"/>
+                <w:iCs w:val="false"/>
+                <w:color w:val="000000"/>
+                <w:sz w:val="18"/>
+                <w:szCs w:val="18"/>
+              </w:rPr>
+              <w:t xml:space="preserve">Structured Observation with Annotated Scientific Drawing — requiring students to produce a labelled drawing (not just look) forces active processing of structural features. Connecting the potato strip experiment directly to the Kibwezi phenomenon ('which strip feels like the wilted maize?') prevents the investigation from becoming an isolated activity; it is always evidence for the driving question. The shared class data table on the board makes patterns visible across groups, prompting discussion of variability and reliability.</w:t>
+            </w:r>
+          </w:p>
+        </w:tc>
+        <w:tc>
+          <w:tcPr>
+            <w:tcW w:type="dxa" w:w="3040"/>
+            <w:shd w:fill="F2F2F2" w:color="auto" w:val="clear"/>
+            <w:tcMar>
+              <w:top w:type="dxa" w:w="60"/>
+              <w:left w:type="dxa" w:w="120"/>
+              <w:bottom w:type="dxa" w:w="60"/>
+              <w:right w:type="dxa" w:w="120"/>
+            </w:tcMar>
+            <w:vAlign w:val="top"/>
+          </w:tcPr>
+          <w:p>
+            <w:pPr>
+              <w:spacing w:after="40" w:before="0"/>
+              <w:jc w:val="left"/>
+            </w:pPr>
+            <w:r>
+              <w:rPr>
+                <w:rFonts w:ascii="Arial" w:cs="Arial" w:eastAsia="Arial" w:hAnsi="Arial"/>
+                <w:b w:val="false"/>
+                <w:bCs w:val="false"/>
+                <w:i w:val="false"/>
+                <w:iCs w:val="false"/>
+                <w:color w:val="000000"/>
+                <w:sz w:val="18"/>
+                <w:szCs w:val="18"/>
+              </w:rPr>
+              <w:t xml:space="preserve">Circulate and check drawings: every drawing must include at least 3 labels. If a student labels only 'root hair' and nothing else, prompt: 'What is INSIDE the root behind the hair? Can you find it on the cross-section?' For the osmosis experiment, listen for causal language: a student who says 'the salt one got shorter because salt took the water' is beginning to apply osmosis correctly. A student who says 'the salt one dried out' has an incomplete model — note this for the Explain phase. Collect class data table results — if more than 2 groups show unexpected results (e.g., salt strip got longer), pause and troubleshoot together before moving on.</w:t>
+            </w:r>
+          </w:p>
+        </w:tc>
+      </w:tr>
+      <w:tr>
+        <w:tc>
+          <w:tcPr>
+            <w:tcW w:type="dxa" w:w="1520"/>
+            <w:shd w:fill="E2EFDA" w:color="auto" w:val="clear"/>
+            <w:tcMar>
+              <w:top w:type="dxa" w:w="60"/>
+              <w:left w:type="dxa" w:w="120"/>
+              <w:bottom w:type="dxa" w:w="60"/>
+              <w:right w:type="dxa" w:w="120"/>
+            </w:tcMar>
+            <w:vAlign w:val="top"/>
+          </w:tcPr>
+          <w:p>
+            <w:pPr>
+              <w:spacing w:after="40" w:before="0"/>
+              <w:jc w:val="left"/>
+            </w:pPr>
+            <w:r>
+              <w:rPr>
+                <w:rFonts w:ascii="Arial" w:cs="Arial" w:eastAsia="Arial" w:hAnsi="Arial"/>
+                <w:b/>
+                <w:bCs/>
+                <w:i w:val="false"/>
+                <w:iCs w:val="false"/>
+                <w:color w:val="000000"/>
+                <w:sz w:val="18"/>
+                <w:szCs w:val="18"/>
+              </w:rPr>
+              <w:t xml:space="preserve">Explain Phase</w:t>
+            </w:r>
+          </w:p>
+          <w:p>
+            <w:pPr>
+              <w:spacing w:after="20" w:before="0"/>
+            </w:pPr>
+            <w:r>
+              <w:rPr>
+                <w:rFonts w:ascii="Arial" w:cs="Arial" w:eastAsia="Arial" w:hAnsi="Arial"/>
+                <w:b/>
+                <w:bCs/>
+                <w:color w:val="1F3864"/>
+                <w:sz w:val="16"/>
+                <w:szCs w:val="16"/>
+              </w:rPr>
+              <w:t xml:space="preserve">📹 VIDEO:</w:t>
+            </w:r>
+          </w:p>
+          <w:p>
+            <w:pPr>
+              <w:spacing w:after="20" w:before="0"/>
+            </w:pPr>
+            <w:hyperlink w:history="1" r:id="rIdne-dlxwscz-nx_mb3npmt">
+              <w:r>
+                <w:rPr>
+                  <w:rFonts w:ascii="Arial" w:cs="Arial" w:eastAsia="Arial" w:hAnsi="Arial"/>
+                  <w:color w:val="2E75B6"/>
+                  <w:sz w:val="16"/>
+                  <w:szCs w:val="16"/>
+                  <w:u w:val="single" w:color="2E75B6"/>
+                </w:rPr>
+                <w:t xml:space="preserve">Osmosis</w:t>
+              </w:r>
+            </w:hyperlink>
+          </w:p>
+          <w:p>
+            <w:pPr>
+              <w:spacing w:after="10" w:before="0"/>
+              <w:ind w:left="120"/>
+            </w:pPr>
+            <w:r>
+              <w:rPr>
+                <w:rFonts w:ascii="Arial" w:cs="Arial" w:eastAsia="Arial" w:hAnsi="Arial"/>
+                <w:color w:val="595959"/>
+                <w:sz w:val="14"/>
+                <w:szCs w:val="14"/>
+              </w:rPr>
+              <w:t xml:space="preserve">Source: Khan Academy (English - US curriculum)</w:t>
+            </w:r>
+          </w:p>
+          <w:p>
+            <w:pPr>
+              <w:spacing w:after="10" w:before="0"/>
+              <w:ind w:left="120"/>
+            </w:pPr>
+            <w:hyperlink w:history="1" r:id="rIdehrof85xyi3o7nsvlgx_s">
+              <w:r>
+                <w:rPr>
+                  <w:rFonts w:ascii="Arial" w:cs="Arial" w:eastAsia="Arial" w:hAnsi="Arial"/>
+                  <w:color w:val="595959"/>
+                  <w:sz w:val="14"/>
+                  <w:szCs w:val="14"/>
+                  <w:u w:val="single" w:color="595959"/>
+                </w:rPr>
+                <w:t xml:space="preserve">🔍 Search ARES for similar videos</w:t>
+              </w:r>
+            </w:hyperlink>
+          </w:p>
+          <w:p>
+            <w:pPr>
+              <w:spacing w:after="40" w:before="0"/>
+            </w:pPr>
+            <w:r>
+              <w:rPr>
+                <w:sz w:val="14"/>
+                <w:szCs w:val="14"/>
+              </w:rPr>
+              <w:t xml:space="preserve"/>
+            </w:r>
+          </w:p>
+          <w:p>
+            <w:pPr>
+              <w:spacing w:after="20" w:before="0"/>
+            </w:pPr>
+            <w:r>
+              <w:rPr>
+                <w:rFonts w:ascii="Arial" w:cs="Arial" w:eastAsia="Arial" w:hAnsi="Arial"/>
+                <w:b/>
+                <w:bCs/>
+                <w:color w:val="1F3864"/>
+                <w:sz w:val="16"/>
+                <w:szCs w:val="16"/>
+              </w:rPr>
+              <w:t xml:space="preserve">📖 HTML:</w:t>
+            </w:r>
+          </w:p>
+          <w:p>
+            <w:pPr>
+              <w:spacing w:after="20" w:before="0"/>
+            </w:pPr>
+            <w:hyperlink w:history="1" r:id="rIdpw8ie9slm-mabcyvfqvsw">
+              <w:r>
+                <w:rPr>
+                  <w:rFonts w:ascii="Arial" w:cs="Arial" w:eastAsia="Arial" w:hAnsi="Arial"/>
+                  <w:color w:val="2E75B6"/>
+                  <w:sz w:val="16"/>
+                  <w:szCs w:val="16"/>
+                  <w:u w:val="single" w:color="2E75B6"/>
+                </w:rPr>
+                <w:t xml:space="preserve">Active Transport (Flexbook)</w:t>
+              </w:r>
+            </w:hyperlink>
+          </w:p>
+          <w:p>
+            <w:pPr>
+              <w:spacing w:after="10" w:before="0"/>
+              <w:ind w:left="120"/>
+            </w:pPr>
+            <w:r>
+              <w:rPr>
+                <w:rFonts w:ascii="Arial" w:cs="Arial" w:eastAsia="Arial" w:hAnsi="Arial"/>
+                <w:color w:val="595959"/>
+                <w:sz w:val="14"/>
+                <w:szCs w:val="14"/>
+              </w:rPr>
+              <w:t xml:space="preserve">Source: CK-12</w:t>
+            </w:r>
+          </w:p>
+          <w:p>
+            <w:pPr>
+              <w:spacing w:after="10" w:before="0"/>
+              <w:ind w:left="120"/>
+            </w:pPr>
+            <w:hyperlink w:history="1" r:id="rIdxe1aynoufxyqsoh-iyu_x">
+              <w:r>
+                <w:rPr>
+                  <w:rFonts w:ascii="Arial" w:cs="Arial" w:eastAsia="Arial" w:hAnsi="Arial"/>
+                  <w:color w:val="595959"/>
+                  <w:sz w:val="14"/>
+                  <w:szCs w:val="14"/>
+                  <w:u w:val="single" w:color="595959"/>
+                </w:rPr>
+                <w:t xml:space="preserve">🔍 Search ARES for similar readings</w:t>
+              </w:r>
+            </w:hyperlink>
+          </w:p>
+        </w:tc>
+        <w:tc>
+          <w:tcPr>
+            <w:tcW w:type="dxa" w:w="3040"/>
+            <w:shd w:fill="FFFFFF" w:color="auto" w:val="clear"/>
+            <w:tcMar>
+              <w:top w:type="dxa" w:w="60"/>
+              <w:left w:type="dxa" w:w="120"/>
+              <w:bottom w:type="dxa" w:w="60"/>
+              <w:right w:type="dxa" w:w="120"/>
+            </w:tcMar>
+            <w:vAlign w:val="top"/>
+          </w:tcPr>
+          <w:p>
+            <w:pPr>
+              <w:spacing w:after="40" w:before="0"/>
+              <w:jc w:val="left"/>
+            </w:pPr>
+            <w:r>
+              <w:rPr>
+                <w:rFonts w:ascii="Arial" w:cs="Arial" w:eastAsia="Arial" w:hAnsi="Arial"/>
+                <w:b w:val="false"/>
+                <w:bCs w:val="false"/>
+                <w:i w:val="false"/>
+                <w:iCs w:val="false"/>
+                <w:color w:val="000000"/>
+                <w:sz w:val="18"/>
+                <w:szCs w:val="18"/>
+              </w:rPr>
+              <w:t xml:space="preserve">Students first complete a Claim-Evidence-Reasoning (CER) frame in their notebooks: CLAIM: 'Water enters the root by...' EVIDENCE: (cite their potato strip data and root hair observation) REASONING: (explain WHY the evidence supports the claim, using the concept of water potential / concentration gradient). The teacher then leads a whole-class explanation using a large diagram of a root cross-section drawn on the board, annotating it live as students contribute. Key concepts built: (1) water potential gradient — soil water (high) → root hair cell (lower) → cortex (lower) → xylem (lowest) drives osmosis passively; (2) the Casparian strip in the endodermis forces all water through the living cells (symplastic pathway) — a checkpoint; (3) mineral salts move against their concentration gradient into root hair cells via active transport — this requires ATP from root cell respiration; (4) connection back to Kibwezi: in dry, salty, or compacted soil, the water potential of the soil may be LOWER than the root hair cell, reversing or stopping osmosis — this is why the farmer's maize wilts even with some soil water present if the soil salinity is high or the root hairs are damaged. Students then return to their predictions from Phase 1 and annotate them: 'My prediction was ✓ correct / ✗ incorrect / ~ partially correct because...'</w:t>
+            </w:r>
+          </w:p>
+        </w:tc>
+        <w:tc>
+          <w:tcPr>
+            <w:tcW w:type="dxa" w:w="3040"/>
+            <w:shd w:fill="F2F2F2" w:color="auto" w:val="clear"/>
+            <w:tcMar>
+              <w:top w:type="dxa" w:w="60"/>
+              <w:left w:type="dxa" w:w="120"/>
+              <w:bottom w:type="dxa" w:w="60"/>
+              <w:right w:type="dxa" w:w="120"/>
+            </w:tcMar>
+            <w:vAlign w:val="top"/>
+          </w:tcPr>
+          <w:p>
+            <w:pPr>
+              <w:spacing w:after="40" w:before="0"/>
+              <w:jc w:val="left"/>
+            </w:pPr>
+            <w:r>
+              <w:rPr>
+                <w:rFonts w:ascii="Arial" w:cs="Arial" w:eastAsia="Arial" w:hAnsi="Arial"/>
+                <w:b w:val="false"/>
+                <w:bCs w:val="false"/>
+                <w:i w:val="false"/>
+                <w:iCs w:val="false"/>
+                <w:color w:val="000000"/>
+                <w:sz w:val="18"/>
+                <w:szCs w:val="18"/>
+              </w:rPr>
+              <w:t xml:space="preserve">Start the Explain phase by saying: 'You now have two pieces of evidence — your root drawing and your potato strip data. A scientist does not just describe what happened; they explain WHY. Let's build that explanation together.' Write on the board: WATER POTENTIAL — say 'This is the key idea. Water always moves from where it has MORE potential energy to where it has LESS — like water flowing downhill. In Kibwezi, we need to ask: is the water in the soil at higher or lower potential than inside the root hair cell?' Cold-call 3 students for responses. WAIT 10 seconds each time. As students contribute, draw arrows on the root diagram showing the direction of water movement. When you reach the endodermis, say: 'Here is something surprising — there is a waxy barrier here called the Casparian strip. It FORCES water to go through a living cell. Why might the plant WANT to control what gets in here?' WAIT 12 seconds. Cold-call 2 students. For mineral salts, ask: 'If mineral salts are in low concentration in soil and the plant needs them in high concentration inside — can they move by osmosis? No — they move by active transport. This costs the plant energy. Where does that energy come from?' Accept 'respiration' and elaborate. Conclude by returning to Kibwezi: 'If the farmer's soil becomes very salty — perhaps from poor-quality irrigation water — what happens to the water potential of the soil? Does water enter the root or leave it?' WAIT 15 seconds. Cold-call 2 students. Summarise on the board: OSMOSIS (passive, water potential gradient) + ACTIVE TRANSPORT (energy, mineral salts) = ROOT ABSORPTION.</w:t>
+            </w:r>
+          </w:p>
+        </w:tc>
+        <w:tc>
+          <w:tcPr>
+            <w:tcW w:type="dxa" w:w="3040"/>
+            <w:shd w:fill="FFFFFF" w:color="auto" w:val="clear"/>
+            <w:tcMar>
+              <w:top w:type="dxa" w:w="60"/>
+              <w:left w:type="dxa" w:w="120"/>
+              <w:bottom w:type="dxa" w:w="60"/>
+              <w:right w:type="dxa" w:w="120"/>
+            </w:tcMar>
+            <w:vAlign w:val="top"/>
+          </w:tcPr>
+          <w:p>
+            <w:pPr>
+              <w:spacing w:after="40" w:before="0"/>
+              <w:jc w:val="left"/>
+            </w:pPr>
+            <w:r>
+              <w:rPr>
+                <w:rFonts w:ascii="Arial" w:cs="Arial" w:eastAsia="Arial" w:hAnsi="Arial"/>
+                <w:b w:val="false"/>
+                <w:bCs w:val="false"/>
+                <w:i w:val="false"/>
+                <w:iCs w:val="false"/>
+                <w:color w:val="000000"/>
+                <w:sz w:val="18"/>
+                <w:szCs w:val="18"/>
+              </w:rPr>
+              <w:t xml:space="preserve">Claim-Evidence-Reasoning (CER) Framework — CER requires students to explicitly link their empirical data (potato strip results, root hair observations) to conceptual claims (osmosis, active transport), and to articulate the logical reasoning that connects them. This combats the common error of treating the experiment as separate from the biology concept. Live annotated diagram building ensures the explanation is co-constructed, not just transmitted, increasing retention and ownership.</w:t>
+            </w:r>
+          </w:p>
+        </w:tc>
+        <w:tc>
+          <w:tcPr>
+            <w:tcW w:type="dxa" w:w="3040"/>
+            <w:shd w:fill="F2F2F2" w:color="auto" w:val="clear"/>
+            <w:tcMar>
+              <w:top w:type="dxa" w:w="60"/>
+              <w:left w:type="dxa" w:w="120"/>
+              <w:bottom w:type="dxa" w:w="60"/>
+              <w:right w:type="dxa" w:w="120"/>
+            </w:tcMar>
+            <w:vAlign w:val="top"/>
+          </w:tcPr>
+          <w:p>
+            <w:pPr>
+              <w:spacing w:after="40" w:before="0"/>
+              <w:jc w:val="left"/>
+            </w:pPr>
+            <w:r>
+              <w:rPr>
+                <w:rFonts w:ascii="Arial" w:cs="Arial" w:eastAsia="Arial" w:hAnsi="Arial"/>
+                <w:b w:val="false"/>
+                <w:bCs w:val="false"/>
+                <w:i w:val="false"/>
+                <w:iCs w:val="false"/>
+                <w:color w:val="000000"/>
+                <w:sz w:val="18"/>
+                <w:szCs w:val="18"/>
+              </w:rPr>
+              <w:t xml:space="preserve">Collect CER notebooks from 6 students (2 high, 2 middle, 2 lower based on Phase 1 assessment) and scan during Phase 4 DQB work. Indicators of mastery: (1) Claim uses the word 'osmosis' correctly; (2) Evidence cites specific data ('the strip in salt solution decreased in length by 1.2 cm'); (3) Reasoning mentions 'water potential' or 'concentration gradient' and direction of movement. Indicator of misconception: 'Water was absorbed by osmosis AND active transport' — the student has confused the mechanisms for water vs. mineral salts. Address this in Phase 4 discussion.</w:t>
+            </w:r>
+          </w:p>
+        </w:tc>
+      </w:tr>
+      <w:tr>
+        <w:tc>
+          <w:tcPr>
+            <w:tcW w:type="dxa" w:w="1520"/>
+            <w:shd w:fill="FCE4D6" w:color="auto" w:val="clear"/>
+            <w:tcMar>
+              <w:top w:type="dxa" w:w="60"/>
+              <w:left w:type="dxa" w:w="120"/>
+              <w:bottom w:type="dxa" w:w="60"/>
+              <w:right w:type="dxa" w:w="120"/>
+            </w:tcMar>
+            <w:vAlign w:val="top"/>
+          </w:tcPr>
+          <w:p>
+            <w:pPr>
+              <w:spacing w:after="40" w:before="0"/>
+              <w:jc w:val="left"/>
+            </w:pPr>
+            <w:r>
+              <w:rPr>
+                <w:rFonts w:ascii="Arial" w:cs="Arial" w:eastAsia="Arial" w:hAnsi="Arial"/>
+                <w:b/>
+                <w:bCs/>
+                <w:i w:val="false"/>
+                <w:iCs w:val="false"/>
+                <w:color w:val="000000"/>
+                <w:sz w:val="18"/>
+                <w:szCs w:val="18"/>
+              </w:rPr>
+              <w:t xml:space="preserve">Driving Question Board (DQB) Creation</w:t>
+            </w:r>
+          </w:p>
+          <w:p>
+            <w:pPr>
+              <w:spacing w:after="20" w:before="0"/>
+            </w:pPr>
+            <w:r>
+              <w:rPr>
+                <w:rFonts w:ascii="Arial" w:cs="Arial" w:eastAsia="Arial" w:hAnsi="Arial"/>
+                <w:b/>
+                <w:bCs/>
+                <w:color w:val="1F3864"/>
+                <w:sz w:val="16"/>
+                <w:szCs w:val="16"/>
+              </w:rPr>
+              <w:t xml:space="preserve">📹 VIDEO:</w:t>
+            </w:r>
+          </w:p>
+          <w:p>
+            <w:pPr>
+              <w:spacing w:after="20" w:before="0"/>
+            </w:pPr>
+            <w:hyperlink w:history="1" r:id="rIdzjj-n5nccv4ax5yzed85x">
+              <w:r>
+                <w:rPr>
+                  <w:rFonts w:ascii="Arial" w:cs="Arial" w:eastAsia="Arial" w:hAnsi="Arial"/>
+                  <w:color w:val="2E75B6"/>
+                  <w:sz w:val="16"/>
+                  <w:szCs w:val="16"/>
+                  <w:u w:val="single" w:color="2E75B6"/>
+                </w:rPr>
+                <w:t xml:space="preserve">Introduction to passive and active transport</w:t>
+              </w:r>
+            </w:hyperlink>
+          </w:p>
+          <w:p>
+            <w:pPr>
+              <w:spacing w:after="10" w:before="0"/>
+              <w:ind w:left="120"/>
+            </w:pPr>
+            <w:r>
+              <w:rPr>
+                <w:rFonts w:ascii="Arial" w:cs="Arial" w:eastAsia="Arial" w:hAnsi="Arial"/>
+                <w:color w:val="595959"/>
+                <w:sz w:val="14"/>
+                <w:szCs w:val="14"/>
+              </w:rPr>
+              <w:t xml:space="preserve">Source: Khan Academy (English - US curriculum)</w:t>
+            </w:r>
+          </w:p>
+          <w:p>
+            <w:pPr>
+              <w:spacing w:after="10" w:before="0"/>
+              <w:ind w:left="120"/>
+            </w:pPr>
+            <w:hyperlink w:history="1" r:id="rIdlzsntmmgzcwlzxv9gfuwq">
+              <w:r>
+                <w:rPr>
+                  <w:rFonts w:ascii="Arial" w:cs="Arial" w:eastAsia="Arial" w:hAnsi="Arial"/>
+                  <w:color w:val="595959"/>
+                  <w:sz w:val="14"/>
+                  <w:szCs w:val="14"/>
+                  <w:u w:val="single" w:color="595959"/>
+                </w:rPr>
+                <w:t xml:space="preserve">🔍 Search ARES for similar videos</w:t>
+              </w:r>
+            </w:hyperlink>
+          </w:p>
+          <w:p>
+            <w:pPr>
+              <w:spacing w:after="40" w:before="0"/>
+            </w:pPr>
+            <w:r>
+              <w:rPr>
+                <w:sz w:val="14"/>
+                <w:szCs w:val="14"/>
+              </w:rPr>
+              <w:t xml:space="preserve"/>
+            </w:r>
+          </w:p>
+          <w:p>
+            <w:pPr>
+              <w:spacing w:after="20" w:before="0"/>
+            </w:pPr>
+            <w:r>
+              <w:rPr>
+                <w:rFonts w:ascii="Arial" w:cs="Arial" w:eastAsia="Arial" w:hAnsi="Arial"/>
+                <w:b/>
+                <w:bCs/>
+                <w:color w:val="1F3864"/>
+                <w:sz w:val="16"/>
+                <w:szCs w:val="16"/>
+              </w:rPr>
+              <w:t xml:space="preserve">📖 EXERCISE:</w:t>
+            </w:r>
+          </w:p>
+          <w:p>
+            <w:pPr>
+              <w:spacing w:after="20" w:before="0"/>
+            </w:pPr>
+            <w:hyperlink w:history="1" r:id="rIdk9wxpj9h10fz7l6_mtqps">
+              <w:r>
+                <w:rPr>
+                  <w:rFonts w:ascii="Arial" w:cs="Arial" w:eastAsia="Arial" w:hAnsi="Arial"/>
+                  <w:color w:val="2E75B6"/>
+                  <w:sz w:val="16"/>
+                  <w:szCs w:val="16"/>
+                  <w:u w:val="single" w:color="2E75B6"/>
+                </w:rPr>
+                <w:t xml:space="preserve">Active transport</w:t>
+              </w:r>
+            </w:hyperlink>
+          </w:p>
+          <w:p>
+            <w:pPr>
+              <w:spacing w:after="10" w:before="0"/>
+              <w:ind w:left="120"/>
+            </w:pPr>
+            <w:r>
+              <w:rPr>
+                <w:rFonts w:ascii="Arial" w:cs="Arial" w:eastAsia="Arial" w:hAnsi="Arial"/>
+                <w:color w:val="595959"/>
+                <w:sz w:val="14"/>
+                <w:szCs w:val="14"/>
+              </w:rPr>
+              <w:t xml:space="preserve">Source: Khan Academy (English - US curriculum)</w:t>
+            </w:r>
+          </w:p>
+          <w:p>
+            <w:pPr>
+              <w:spacing w:after="10" w:before="0"/>
+              <w:ind w:left="120"/>
+            </w:pPr>
+            <w:hyperlink w:history="1" r:id="rIdczxtf0rsprhopuz8vcs5f">
+              <w:r>
+                <w:rPr>
+                  <w:rFonts w:ascii="Arial" w:cs="Arial" w:eastAsia="Arial" w:hAnsi="Arial"/>
+                  <w:color w:val="595959"/>
+                  <w:sz w:val="14"/>
+                  <w:szCs w:val="14"/>
+                  <w:u w:val="single" w:color="595959"/>
+                </w:rPr>
+                <w:t xml:space="preserve">🔍 Search ARES for similar readings</w:t>
+              </w:r>
+            </w:hyperlink>
+          </w:p>
+        </w:tc>
+        <w:tc>
+          <w:tcPr>
+            <w:tcW w:type="dxa" w:w="3040"/>
+            <w:shd w:fill="FFFFFF" w:color="auto" w:val="clear"/>
+            <w:tcMar>
+              <w:top w:type="dxa" w:w="60"/>
+              <w:left w:type="dxa" w:w="120"/>
+              <w:bottom w:type="dxa" w:w="60"/>
+              <w:right w:type="dxa" w:w="120"/>
+            </w:tcMar>
+            <w:vAlign w:val="top"/>
+          </w:tcPr>
+          <w:p>
+            <w:pPr>
+              <w:spacing w:after="40" w:before="0"/>
+              <w:jc w:val="left"/>
+            </w:pPr>
+            <w:r>
+              <w:rPr>
+                <w:rFonts w:ascii="Arial" w:cs="Arial" w:eastAsia="Arial" w:hAnsi="Arial"/>
+                <w:b w:val="false"/>
+                <w:bCs w:val="false"/>
+                <w:i w:val="false"/>
+                <w:iCs w:val="false"/>
+                <w:color w:val="000000"/>
+                <w:sz w:val="18"/>
+                <w:szCs w:val="18"/>
+              </w:rPr>
+              <w:t xml:space="preserve">Students return to the class Driving Question Board. Working first individually (2 minutes) then as a class (5 minutes), students: (1) identify which questions on the DQB they can now ANSWER with today's evidence — they write answers on green sticky notes and add them to the board; (2) identify NEW questions today's lesson has raised — written on yellow sticky notes; (3) revise any predictions or partial answers from Lessons 1–3 that today's evidence updates. Specifically, students address: 'Why does the Kibwezi farmer's maize wilt even when soil has water?' — students should now be able to give a partial mechanistic answer: 'If soil water potential is lower than root hair cell water potential (e.g. due to salt or dry compacted soil), water cannot enter by osmosis, so the plant wilts despite water being present.' Students also address: 'Why do plants near the dry riverbed wilt sooner?' — root hairs in drier, more saline sandy soil near the riverbed may face unfavourable water potential gradients earlier.</w:t>
+            </w:r>
+          </w:p>
+        </w:tc>
+        <w:tc>
+          <w:tcPr>
+            <w:tcW w:type="dxa" w:w="3040"/>
+            <w:shd w:fill="F2F2F2" w:color="auto" w:val="clear"/>
+            <w:tcMar>
+              <w:top w:type="dxa" w:w="60"/>
+              <w:left w:type="dxa" w:w="120"/>
+              <w:bottom w:type="dxa" w:w="60"/>
+              <w:right w:type="dxa" w:w="120"/>
+            </w:tcMar>
+            <w:vAlign w:val="top"/>
+          </w:tcPr>
+          <w:p>
+            <w:pPr>
+              <w:spacing w:after="40" w:before="0"/>
+              <w:jc w:val="left"/>
+            </w:pPr>
+            <w:r>
+              <w:rPr>
+                <w:rFonts w:ascii="Arial" w:cs="Arial" w:eastAsia="Arial" w:hAnsi="Arial"/>
+                <w:b w:val="false"/>
+                <w:bCs w:val="false"/>
+                <w:i w:val="false"/>
+                <w:iCs w:val="false"/>
+                <w:color w:val="000000"/>
+                <w:sz w:val="18"/>
+                <w:szCs w:val="18"/>
+              </w:rPr>
+              <w:t xml:space="preserve">Point to the DQB and say: 'In Lesson 1 we put this question up: Why does the Kibwezi maize wilt even though water is in the soil? We now have real evidence. Turn to your partner — can you answer ANY part of this question using what you found today? You have 2 minutes.' After pair discussion, cold-call 3 students to place their green sticky notes on the board and read their answers aloud. For each answer, ask the class: 'Does everyone agree? Is there anything missing from this explanation?' WAIT 10 seconds. Then ask: 'What NEW questions has today's lesson given you? What do we STILL not know?' Prompt if needed: 'We know water enters the root — but how does it travel UP to a leaf 2 metres high in a maize plant? Does it just… sit there? Add that question if it's not already on the board.' Ensure the board visually tracks the progression: Lessons 1–3 evidence cluster vs. today's new evidence cluster.</w:t>
+            </w:r>
+          </w:p>
+        </w:tc>
+        <w:tc>
+          <w:tcPr>
+            <w:tcW w:type="dxa" w:w="3040"/>
+            <w:shd w:fill="FFFFFF" w:color="auto" w:val="clear"/>
+            <w:tcMar>
+              <w:top w:type="dxa" w:w="60"/>
+              <w:left w:type="dxa" w:w="120"/>
+              <w:bottom w:type="dxa" w:w="60"/>
+              <w:right w:type="dxa" w:w="120"/>
+            </w:tcMar>
+            <w:vAlign w:val="top"/>
+          </w:tcPr>
+          <w:p>
+            <w:pPr>
+              <w:spacing w:after="40" w:before="0"/>
+              <w:jc w:val="left"/>
+            </w:pPr>
+            <w:r>
+              <w:rPr>
+                <w:rFonts w:ascii="Arial" w:cs="Arial" w:eastAsia="Arial" w:hAnsi="Arial"/>
+                <w:b w:val="false"/>
+                <w:bCs w:val="false"/>
+                <w:i w:val="false"/>
+                <w:iCs w:val="false"/>
+                <w:color w:val="000000"/>
+                <w:sz w:val="18"/>
+                <w:szCs w:val="18"/>
+              </w:rPr>
+              <w:t xml:space="preserve">Driving Question Board Iterative Update — the DQB makes the epistemological progress of the class visible and cumulative. By distinguishing 'answered' (green) from 'new questions raised' (yellow), students experience science as a process of progressively deeper understanding rather than a checklist of facts. Anchoring every DQB update to the Kibwezi phenomenon ensures the board remains a living narrative, not a vocabulary list.</w:t>
+            </w:r>
+          </w:p>
+        </w:tc>
+        <w:tc>
+          <w:tcPr>
+            <w:tcW w:type="dxa" w:w="3040"/>
+            <w:shd w:fill="F2F2F2" w:color="auto" w:val="clear"/>
+            <w:tcMar>
+              <w:top w:type="dxa" w:w="60"/>
+              <w:left w:type="dxa" w:w="120"/>
+              <w:bottom w:type="dxa" w:w="60"/>
+              <w:right w:type="dxa" w:w="120"/>
+            </w:tcMar>
+            <w:vAlign w:val="top"/>
+          </w:tcPr>
+          <w:p>
+            <w:pPr>
+              <w:spacing w:after="40" w:before="0"/>
+              <w:jc w:val="left"/>
+            </w:pPr>
+            <w:r>
+              <w:rPr>
+                <w:rFonts w:ascii="Arial" w:cs="Arial" w:eastAsia="Arial" w:hAnsi="Arial"/>
+                <w:b w:val="false"/>
+                <w:bCs w:val="false"/>
+                <w:i w:val="false"/>
+                <w:iCs w:val="false"/>
+                <w:color w:val="000000"/>
+                <w:sz w:val="18"/>
+                <w:szCs w:val="18"/>
+              </w:rPr>
+              <w:t xml:space="preserve">Read green sticky notes posted: check that students are citing mechanisms (osmosis, water potential, active transport) not just restating the phenomenon ('water goes in'). A sticky note that reads 'Water enters by osmosis because the root hair cell has lower water potential than the soil' scores at mastery. A note that reads 'Water enters through root hairs' is descriptive only — prompt that student: 'Can you add HOW it enters and WHY it moves that direction?' Count the number of new yellow-note questions — a rich set of questions (e.g. 'How does water go up against gravity?', 'What happens to root hairs in very dry soil?') indicates high cognitive engagement.</w:t>
+            </w:r>
+          </w:p>
+        </w:tc>
+      </w:tr>
+      <w:tr>
+        <w:tc>
+          <w:tcPr>
+            <w:tcW w:type="dxa" w:w="1520"/>
+            <w:shd w:fill="D5E8F0" w:color="auto" w:val="clear"/>
+            <w:tcMar>
+              <w:top w:type="dxa" w:w="60"/>
+              <w:left w:type="dxa" w:w="120"/>
+              <w:bottom w:type="dxa" w:w="60"/>
+              <w:right w:type="dxa" w:w="120"/>
+            </w:tcMar>
+            <w:vAlign w:val="top"/>
+          </w:tcPr>
+          <w:p>
+            <w:pPr>
+              <w:spacing w:after="40" w:before="0"/>
+              <w:jc w:val="left"/>
+            </w:pPr>
+            <w:r>
+              <w:rPr>
+                <w:rFonts w:ascii="Arial" w:cs="Arial" w:eastAsia="Arial" w:hAnsi="Arial"/>
+                <w:b/>
+                <w:bCs/>
+                <w:i w:val="false"/>
+                <w:iCs w:val="false"/>
+                <w:color w:val="000000"/>
+                <w:sz w:val="18"/>
+                <w:szCs w:val="18"/>
+              </w:rPr>
+              <w:t xml:space="preserve">Model Building Phase</w:t>
+            </w:r>
+          </w:p>
+          <w:p>
+            <w:pPr>
+              <w:spacing w:after="20" w:before="0"/>
+            </w:pPr>
+            <w:r>
+              <w:rPr>
+                <w:rFonts w:ascii="Arial" w:cs="Arial" w:eastAsia="Arial" w:hAnsi="Arial"/>
+                <w:b/>
+                <w:bCs/>
+                <w:color w:val="1F3864"/>
+                <w:sz w:val="16"/>
+                <w:szCs w:val="16"/>
+              </w:rPr>
+              <w:t xml:space="preserve">📹 VIDEO:</w:t>
+            </w:r>
+          </w:p>
+          <w:p>
+            <w:pPr>
+              <w:spacing w:after="20" w:before="0"/>
+            </w:pPr>
+            <w:hyperlink w:history="1" r:id="rId3yytmkflf91nvvaf-4zsl">
               <w:r>
                 <w:rPr>
                   <w:rFonts w:ascii="Arial" w:cs="Arial" w:eastAsia="Arial" w:hAnsi="Arial"/>
@@ -12221,6 +13605,22 @@
           </w:p>
           <w:p>
             <w:pPr>
+              <w:spacing w:after="20" w:before="0"/>
+            </w:pPr>
+            <w:r>
+              <w:rPr>
+                <w:rFonts w:ascii="Arial" w:cs="Arial" w:eastAsia="Arial" w:hAnsi="Arial"/>
+                <w:i/>
+                <w:iCs/>
+                <w:color w:val="595959"/>
+                <w:sz w:val="16"/>
+                <w:szCs w:val="16"/>
+              </w:rPr>
+              <w:t xml:space="preserve">Related topic: not an exact match for this lesson.</w:t>
+            </w:r>
+          </w:p>
+          <w:p>
+            <w:pPr>
               <w:spacing w:after="10" w:before="0"/>
               <w:ind w:left="120"/>
             </w:pPr>
@@ -12239,7 +13639,7 @@
               <w:spacing w:after="10" w:before="0"/>
               <w:ind w:left="120"/>
             </w:pPr>
-            <w:hyperlink w:history="1" r:id="rIdnqmnlhu6obkrgcb7g8pqc">
+            <w:hyperlink w:history="1" r:id="rIddu2ooq-2vlssofprq7_uv">
               <w:r>
                 <w:rPr>
                   <w:rFonts w:ascii="Arial" w:cs="Arial" w:eastAsia="Arial" w:hAnsi="Arial"/>
@@ -12277,320 +13677,14 @@
                 <w:sz w:val="16"/>
                 <w:szCs w:val="16"/>
               </w:rPr>
-              <w:t xml:space="preserve">📖 HTML:</w:t>
+              <w:t xml:space="preserve">📖 EXERCISE:</w:t>
             </w:r>
           </w:p>
           <w:p>
             <w:pPr>
               <w:spacing w:after="20" w:before="0"/>
             </w:pPr>
-            <w:hyperlink w:history="1" r:id="rId2mlfjzpl5fumhne9lhxrj">
-              <w:r>
-                <w:rPr>
-                  <w:rFonts w:ascii="Arial" w:cs="Arial" w:eastAsia="Arial" w:hAnsi="Arial"/>
-                  <w:color w:val="2E75B6"/>
-                  <w:sz w:val="16"/>
-                  <w:szCs w:val="16"/>
-                  <w:u w:val="single" w:color="2E75B6"/>
-                </w:rPr>
-                <w:t xml:space="preserve">Active Transport (Flexbook)</w:t>
-              </w:r>
-            </w:hyperlink>
-          </w:p>
-          <w:p>
-            <w:pPr>
-              <w:spacing w:after="10" w:before="0"/>
-              <w:ind w:left="120"/>
-            </w:pPr>
-            <w:r>
-              <w:rPr>
-                <w:rFonts w:ascii="Arial" w:cs="Arial" w:eastAsia="Arial" w:hAnsi="Arial"/>
-                <w:color w:val="595959"/>
-                <w:sz w:val="14"/>
-                <w:szCs w:val="14"/>
-              </w:rPr>
-              <w:t xml:space="preserve">Source: CK-12</w:t>
-            </w:r>
-          </w:p>
-          <w:p>
-            <w:pPr>
-              <w:spacing w:after="10" w:before="0"/>
-              <w:ind w:left="120"/>
-            </w:pPr>
-            <w:hyperlink w:history="1" r:id="rIdgk3b4etcal9eguhmle2dk">
-              <w:r>
-                <w:rPr>
-                  <w:rFonts w:ascii="Arial" w:cs="Arial" w:eastAsia="Arial" w:hAnsi="Arial"/>
-                  <w:color w:val="595959"/>
-                  <w:sz w:val="14"/>
-                  <w:szCs w:val="14"/>
-                  <w:u w:val="single" w:color="595959"/>
-                </w:rPr>
-                <w:t xml:space="preserve">🔍 Search ARES for similar readings</w:t>
-              </w:r>
-            </w:hyperlink>
-          </w:p>
-        </w:tc>
-        <w:tc>
-          <w:tcPr>
-            <w:tcW w:type="dxa" w:w="3040"/>
-            <w:shd w:fill="FFFFFF" w:color="auto" w:val="clear"/>
-            <w:tcMar>
-              <w:top w:type="dxa" w:w="60"/>
-              <w:left w:type="dxa" w:w="120"/>
-              <w:bottom w:type="dxa" w:w="60"/>
-              <w:right w:type="dxa" w:w="120"/>
-            </w:tcMar>
-            <w:vAlign w:val="top"/>
-          </w:tcPr>
-          <w:p>
-            <w:pPr>
-              <w:spacing w:after="40" w:before="0"/>
-              <w:jc w:val="left"/>
-            </w:pPr>
-            <w:r>
-              <w:rPr>
-                <w:rFonts w:ascii="Arial" w:cs="Arial" w:eastAsia="Arial" w:hAnsi="Arial"/>
-                <w:b w:val="false"/>
-                <w:bCs w:val="false"/>
-                <w:i w:val="false"/>
-                <w:iCs w:val="false"/>
-                <w:color w:val="000000"/>
-                <w:sz w:val="18"/>
-                <w:szCs w:val="18"/>
-              </w:rPr>
-              <w:t xml:space="preserve">Students receive a short written prompt (displayed on the board or ARES screen): 'The Kibwezi farmer watered her maize field at 7 a.m. By noon the plants are wilting. Water IS in the soil — you can see it. Write your best explanation: what do you think has to happen for that soil water to actually get INSIDE the root and travel upward? What might be stopping it?' Students write individual predictions in their science notebooks for 4 minutes, then share with a partner (Think-Pair-Share). Selected pairs share with the class. The teacher records key prediction words on the board in two columns: 'What helps water enter' and 'What might block water entry.' Students also revisit their cumulative model from Lesson 3 and annotate it with a question mark at the root zone, labelling their prediction.</w:t>
-            </w:r>
-          </w:p>
-        </w:tc>
-        <w:tc>
-          <w:tcPr>
-            <w:tcW w:type="dxa" w:w="3040"/>
-            <w:shd w:fill="F2F2F2" w:color="auto" w:val="clear"/>
-            <w:tcMar>
-              <w:top w:type="dxa" w:w="60"/>
-              <w:left w:type="dxa" w:w="120"/>
-              <w:bottom w:type="dxa" w:w="60"/>
-              <w:right w:type="dxa" w:w="120"/>
-            </w:tcMar>
-            <w:vAlign w:val="top"/>
-          </w:tcPr>
-          <w:p>
-            <w:pPr>
-              <w:spacing w:after="40" w:before="0"/>
-              <w:jc w:val="left"/>
-            </w:pPr>
-            <w:r>
-              <w:rPr>
-                <w:rFonts w:ascii="Arial" w:cs="Arial" w:eastAsia="Arial" w:hAnsi="Arial"/>
-                <w:b w:val="false"/>
-                <w:bCs w:val="false"/>
-                <w:i w:val="false"/>
-                <w:iCs w:val="false"/>
-                <w:color w:val="000000"/>
-                <w:sz w:val="18"/>
-                <w:szCs w:val="18"/>
-              </w:rPr>
-              <w:t xml:space="preserve">Display the prompt and say: 'Before we touch any equipment today, I want you to think hard about the root — the entry point. Look at your model from last lesson. There is a gap here at the root. Today we fill it with real evidence.' Allow 4 minutes of silent individual writing. Circulate and note 3–4 interesting or contrasting predictions without commenting. After pair discussion (2 minutes), cold-call exactly 4 pairs: 'Pair 1 — Akinyi and Mwangi — what did you predict? Pair 2 — Fatuma and Otieno — do you agree or disagree, and why?' Record responses verbatim on the board. Explicitly say: 'I am NOT telling you if you are right. We are going to use evidence to test these ideas.' WAIT TIME: after each pair responds, wait 10 seconds before calling the next pair to allow class to process. Circle the word 'osmosis' if any student uses it; if none do, write it on the board with a question mark and say: 'Some biologists use this word to describe water movement — keep it in mind as we observe today.'</w:t>
-            </w:r>
-          </w:p>
-        </w:tc>
-        <w:tc>
-          <w:tcPr>
-            <w:tcW w:type="dxa" w:w="3040"/>
-            <w:shd w:fill="FFFFFF" w:color="auto" w:val="clear"/>
-            <w:tcMar>
-              <w:top w:type="dxa" w:w="60"/>
-              <w:left w:type="dxa" w:w="120"/>
-              <w:bottom w:type="dxa" w:w="60"/>
-              <w:right w:type="dxa" w:w="120"/>
-            </w:tcMar>
-            <w:vAlign w:val="top"/>
-          </w:tcPr>
-          <w:p>
-            <w:pPr>
-              <w:spacing w:after="40" w:before="0"/>
-              <w:jc w:val="left"/>
-            </w:pPr>
-            <w:r>
-              <w:rPr>
-                <w:rFonts w:ascii="Arial" w:cs="Arial" w:eastAsia="Arial" w:hAnsi="Arial"/>
-                <w:b w:val="false"/>
-                <w:bCs w:val="false"/>
-                <w:i w:val="false"/>
-                <w:iCs w:val="false"/>
-                <w:color w:val="000000"/>
-                <w:sz w:val="18"/>
-                <w:szCs w:val="18"/>
-              </w:rPr>
-              <w:t xml:space="preserve">Think-Pair-Share Prediction Elicitation — by externalising prior conceptions before observation, students create a cognitive 'gap' between what they think and what the evidence will show. Recording predictions publicly on the board creates accountability and makes conceptual change visible at the end of the lesson when students revisit the board.</w:t>
-            </w:r>
-          </w:p>
-        </w:tc>
-        <w:tc>
-          <w:tcPr>
-            <w:tcW w:type="dxa" w:w="3040"/>
-            <w:shd w:fill="F2F2F2" w:color="auto" w:val="clear"/>
-            <w:tcMar>
-              <w:top w:type="dxa" w:w="60"/>
-              <w:left w:type="dxa" w:w="120"/>
-              <w:bottom w:type="dxa" w:w="60"/>
-              <w:right w:type="dxa" w:w="120"/>
-            </w:tcMar>
-            <w:vAlign w:val="top"/>
-          </w:tcPr>
-          <w:p>
-            <w:pPr>
-              <w:spacing w:after="40" w:before="0"/>
-              <w:jc w:val="left"/>
-            </w:pPr>
-            <w:r>
-              <w:rPr>
-                <w:rFonts w:ascii="Arial" w:cs="Arial" w:eastAsia="Arial" w:hAnsi="Arial"/>
-                <w:b w:val="false"/>
-                <w:bCs w:val="false"/>
-                <w:i w:val="false"/>
-                <w:iCs w:val="false"/>
-                <w:color w:val="000000"/>
-                <w:sz w:val="18"/>
-                <w:szCs w:val="18"/>
-              </w:rPr>
-              <w:t xml:space="preserve">Teacher scans notebook predictions during circulation. Look for: (1) Does the student invoke any mechanism (pressure, sucking, diffusion, osmosis) or only describe the outcome? (2) Does the student connect root structure to function? Students who only write 'the water goes up through the roots' need targeted questioning during the Observe phase. Collect one notebook prediction snapshot mentally from a struggling learner to scaffold during Phase 2.</w:t>
-            </w:r>
-          </w:p>
-        </w:tc>
-      </w:tr>
-      <w:tr>
-        <w:tc>
-          <w:tcPr>
-            <w:tcW w:type="dxa" w:w="1520"/>
-            <w:shd w:fill="D9EEF1" w:color="auto" w:val="clear"/>
-            <w:tcMar>
-              <w:top w:type="dxa" w:w="60"/>
-              <w:left w:type="dxa" w:w="120"/>
-              <w:bottom w:type="dxa" w:w="60"/>
-              <w:right w:type="dxa" w:w="120"/>
-            </w:tcMar>
-            <w:vAlign w:val="top"/>
-          </w:tcPr>
-          <w:p>
-            <w:pPr>
-              <w:spacing w:after="40" w:before="0"/>
-              <w:jc w:val="left"/>
-            </w:pPr>
-            <w:r>
-              <w:rPr>
-                <w:rFonts w:ascii="Arial" w:cs="Arial" w:eastAsia="Arial" w:hAnsi="Arial"/>
-                <w:b/>
-                <w:bCs/>
-                <w:i w:val="false"/>
-                <w:iCs w:val="false"/>
-                <w:color w:val="000000"/>
-                <w:sz w:val="18"/>
-                <w:szCs w:val="18"/>
-              </w:rPr>
-              <w:t xml:space="preserve">Observe Phase</w:t>
-            </w:r>
-          </w:p>
-          <w:p>
-            <w:pPr>
-              <w:spacing w:after="20" w:before="0"/>
-            </w:pPr>
-            <w:r>
-              <w:rPr>
-                <w:rFonts w:ascii="Arial" w:cs="Arial" w:eastAsia="Arial" w:hAnsi="Arial"/>
-                <w:b/>
-                <w:bCs/>
-                <w:color w:val="1F3864"/>
-                <w:sz w:val="16"/>
-                <w:szCs w:val="16"/>
-              </w:rPr>
-              <w:t xml:space="preserve">📹 VIDEO:</w:t>
-            </w:r>
-          </w:p>
-          <w:p>
-            <w:pPr>
-              <w:spacing w:after="20" w:before="0"/>
-            </w:pPr>
-            <w:hyperlink w:history="1" r:id="rIdht1g0v_lawagh5tpqnhku">
-              <w:r>
-                <w:rPr>
-                  <w:rFonts w:ascii="Arial" w:cs="Arial" w:eastAsia="Arial" w:hAnsi="Arial"/>
-                  <w:color w:val="2E75B6"/>
-                  <w:sz w:val="16"/>
-                  <w:szCs w:val="16"/>
-                  <w:u w:val="single" w:color="2E75B6"/>
-                </w:rPr>
-                <w:t xml:space="preserve">Osmosis</w:t>
-              </w:r>
-            </w:hyperlink>
-          </w:p>
-          <w:p>
-            <w:pPr>
-              <w:spacing w:after="10" w:before="0"/>
-              <w:ind w:left="120"/>
-            </w:pPr>
-            <w:r>
-              <w:rPr>
-                <w:rFonts w:ascii="Arial" w:cs="Arial" w:eastAsia="Arial" w:hAnsi="Arial"/>
-                <w:color w:val="595959"/>
-                <w:sz w:val="14"/>
-                <w:szCs w:val="14"/>
-              </w:rPr>
-              <w:t xml:space="preserve">Source: Khan Academy (English - US curriculum)</w:t>
-            </w:r>
-          </w:p>
-          <w:p>
-            <w:pPr>
-              <w:spacing w:after="10" w:before="0"/>
-              <w:ind w:left="120"/>
-            </w:pPr>
-            <w:hyperlink w:history="1" r:id="rIdaibjjd6_njx0mu4oqkvzq">
-              <w:r>
-                <w:rPr>
-                  <w:rFonts w:ascii="Arial" w:cs="Arial" w:eastAsia="Arial" w:hAnsi="Arial"/>
-                  <w:color w:val="595959"/>
-                  <w:sz w:val="14"/>
-                  <w:szCs w:val="14"/>
-                  <w:u w:val="single" w:color="595959"/>
-                </w:rPr>
-                <w:t xml:space="preserve">🔍 Search ARES for similar videos</w:t>
-              </w:r>
-            </w:hyperlink>
-          </w:p>
-          <w:p>
-            <w:pPr>
-              <w:spacing w:after="40" w:before="0"/>
-            </w:pPr>
-            <w:r>
-              <w:rPr>
-                <w:sz w:val="14"/>
-                <w:szCs w:val="14"/>
-              </w:rPr>
-              <w:t xml:space="preserve"/>
-            </w:r>
-          </w:p>
-          <w:p>
-            <w:pPr>
-              <w:spacing w:after="20" w:before="0"/>
-            </w:pPr>
-            <w:r>
-              <w:rPr>
-                <w:rFonts w:ascii="Arial" w:cs="Arial" w:eastAsia="Arial" w:hAnsi="Arial"/>
-                <w:b/>
-                <w:bCs/>
-                <w:color w:val="1F3864"/>
-                <w:sz w:val="16"/>
-                <w:szCs w:val="16"/>
-              </w:rPr>
-              <w:t xml:space="preserve">📖 EXERCISE:</w:t>
-            </w:r>
-          </w:p>
-          <w:p>
-            <w:pPr>
-              <w:spacing w:after="20" w:before="0"/>
-            </w:pPr>
-            <w:hyperlink w:history="1" r:id="rId54gc2cligurmz9m6ybust">
+            <w:hyperlink w:history="1" r:id="rIdghmru-zw4udp20t0k831h">
               <w:r>
                 <w:rPr>
                   <w:rFonts w:ascii="Arial" w:cs="Arial" w:eastAsia="Arial" w:hAnsi="Arial"/>
@@ -12605,6 +13699,22 @@
           </w:p>
           <w:p>
             <w:pPr>
+              <w:spacing w:after="20" w:before="0"/>
+            </w:pPr>
+            <w:r>
+              <w:rPr>
+                <w:rFonts w:ascii="Arial" w:cs="Arial" w:eastAsia="Arial" w:hAnsi="Arial"/>
+                <w:i/>
+                <w:iCs/>
+                <w:color w:val="595959"/>
+                <w:sz w:val="16"/>
+                <w:szCs w:val="16"/>
+              </w:rPr>
+              <w:t xml:space="preserve">Related topic: not an exact match for this lesson.</w:t>
+            </w:r>
+          </w:p>
+          <w:p>
+            <w:pPr>
               <w:spacing w:after="10" w:before="0"/>
               <w:ind w:left="120"/>
             </w:pPr>
@@ -12623,925 +13733,7 @@
               <w:spacing w:after="10" w:before="0"/>
               <w:ind w:left="120"/>
             </w:pPr>
-            <w:hyperlink w:history="1" r:id="rIdy1zzsdavt4zm8ynsa6exy">
-              <w:r>
-                <w:rPr>
-                  <w:rFonts w:ascii="Arial" w:cs="Arial" w:eastAsia="Arial" w:hAnsi="Arial"/>
-                  <w:color w:val="595959"/>
-                  <w:sz w:val="14"/>
-                  <w:szCs w:val="14"/>
-                  <w:u w:val="single" w:color="595959"/>
-                </w:rPr>
-                <w:t xml:space="preserve">🔍 Search ARES for similar readings</w:t>
-              </w:r>
-            </w:hyperlink>
-          </w:p>
-        </w:tc>
-        <w:tc>
-          <w:tcPr>
-            <w:tcW w:type="dxa" w:w="3040"/>
-            <w:shd w:fill="FFFFFF" w:color="auto" w:val="clear"/>
-            <w:tcMar>
-              <w:top w:type="dxa" w:w="60"/>
-              <w:left w:type="dxa" w:w="120"/>
-              <w:bottom w:type="dxa" w:w="60"/>
-              <w:right w:type="dxa" w:w="120"/>
-            </w:tcMar>
-            <w:vAlign w:val="top"/>
-          </w:tcPr>
-          <w:p>
-            <w:pPr>
-              <w:spacing w:after="40" w:before="0"/>
-              <w:jc w:val="left"/>
-            </w:pPr>
-            <w:r>
-              <w:rPr>
-                <w:rFonts w:ascii="Arial" w:cs="Arial" w:eastAsia="Arial" w:hAnsi="Arial"/>
-                <w:b w:val="false"/>
-                <w:bCs w:val="false"/>
-                <w:i w:val="false"/>
-                <w:iCs w:val="false"/>
-                <w:color w:val="000000"/>
-                <w:sz w:val="18"/>
-                <w:szCs w:val="18"/>
-              </w:rPr>
-              <w:t xml:space="preserve">PART A — Root Observation (25 minutes): In groups of 4, students receive a tray containing: 2–3 maize or bean seedlings (7–10 days old, grown in the school garden or in soil-filled cups), a hand lens, a ruler, and a prepared worksheet with a blank circle for a scientific drawing. Students: (1) gently remove one seedling from soil and rinse the root under a small cup of water; (2) use the hand lens to observe root hairs — they sketch and label what they see, measuring the approximate length of root hairs in mm; (3) where a microscope is available, the teacher (or a trained student) has pre-prepared a thin cross-section of a root stained with dilute iodine, mounted on a slide — groups rotate to view it and add to their drawings, labelling root hair cell, cortex cells, endodermis, and central xylem. Where no microscope is available, students use a printed ARES diagram of a root cross-section and annotate it. PART B — Osmosis Investigation (20 minutes): Each group receives 4 potato strips of equal length (approx. 5 cm) cut from a raw Irish potato. Two strips go into a beaker of tap water; two go into a beaker of concentrated salt solution (2 tablespoons of table salt per 250 ml water — a proxy for dry, salty soil). Students measure and record initial length/mass of each strip, leave for 15 minutes while completing Part A drawings, then measure final length/mass and record observations (turgid vs. flaccid, firm vs. floppy). Students record all data in a results table in their notebooks.</w:t>
-            </w:r>
-          </w:p>
-        </w:tc>
-        <w:tc>
-          <w:tcPr>
-            <w:tcW w:type="dxa" w:w="3040"/>
-            <w:shd w:fill="F2F2F2" w:color="auto" w:val="clear"/>
-            <w:tcMar>
-              <w:top w:type="dxa" w:w="60"/>
-              <w:left w:type="dxa" w:w="120"/>
-              <w:bottom w:type="dxa" w:w="60"/>
-              <w:right w:type="dxa" w:w="120"/>
-            </w:tcMar>
-            <w:vAlign w:val="top"/>
-          </w:tcPr>
-          <w:p>
-            <w:pPr>
-              <w:spacing w:after="40" w:before="0"/>
-              <w:jc w:val="left"/>
-            </w:pPr>
-            <w:r>
-              <w:rPr>
-                <w:rFonts w:ascii="Arial" w:cs="Arial" w:eastAsia="Arial" w:hAnsi="Arial"/>
-                <w:b w:val="false"/>
-                <w:bCs w:val="false"/>
-                <w:i w:val="false"/>
-                <w:iCs w:val="false"/>
-                <w:color w:val="000000"/>
-                <w:sz w:val="18"/>
-                <w:szCs w:val="18"/>
-              </w:rPr>
-              <w:t xml:space="preserve">Before Part A begins, hold up a seedling and say: 'This maize seedling was growing in our school garden — the same species as the Kibwezi farmer's crop. You are going to look at the part of the plant that is SUPPOSED to bring in water. Look carefully. What do you notice?' WAIT 10 seconds. Circulate during drawing; prompt with: 'How many root hairs can you count on 1 cm of root? Why might having MORE root hairs matter for the Kibwezi farmer's maize?' For microscope rotation, say: 'You have 90 seconds at the microscope. Focus on finding the xylem in the centre. Point to it on your drawing.' For Part B setup, demonstrate cutting one potato strip and say: 'All strips must be the same length — this is our controlled variable. Why?' Cold-call 2 students to answer. After 15 minutes, prompt groups: 'Before you measure, PREDICT: which strips will be longer — water or salt solution? Write your prediction NOW.' Then have them measure and record. Ask: 'Which strip feels like the maize stem on a good morning? Which feels like the wilted maize at noon in Kibwezi?' WAIT 12 seconds. Cold-call 3 groups to report their results aloud; record class data in a shared table on the board.</w:t>
-            </w:r>
-          </w:p>
-        </w:tc>
-        <w:tc>
-          <w:tcPr>
-            <w:tcW w:type="dxa" w:w="3040"/>
-            <w:shd w:fill="FFFFFF" w:color="auto" w:val="clear"/>
-            <w:tcMar>
-              <w:top w:type="dxa" w:w="60"/>
-              <w:left w:type="dxa" w:w="120"/>
-              <w:bottom w:type="dxa" w:w="60"/>
-              <w:right w:type="dxa" w:w="120"/>
-            </w:tcMar>
-            <w:vAlign w:val="top"/>
-          </w:tcPr>
-          <w:p>
-            <w:pPr>
-              <w:spacing w:after="40" w:before="0"/>
-              <w:jc w:val="left"/>
-            </w:pPr>
-            <w:r>
-              <w:rPr>
-                <w:rFonts w:ascii="Arial" w:cs="Arial" w:eastAsia="Arial" w:hAnsi="Arial"/>
-                <w:b w:val="false"/>
-                <w:bCs w:val="false"/>
-                <w:i w:val="false"/>
-                <w:iCs w:val="false"/>
-                <w:color w:val="000000"/>
-                <w:sz w:val="18"/>
-                <w:szCs w:val="18"/>
-              </w:rPr>
-              <w:t xml:space="preserve">Structured Observation with Annotated Scientific Drawing — requiring students to produce a labelled drawing (not just look) forces active processing of structural features. Connecting the potato strip experiment directly to the Kibwezi phenomenon ('which strip feels like the wilted maize?') prevents the investigation from becoming an isolated activity; it is always evidence for the driving question. The shared class data table on the board makes patterns visible across groups, prompting discussion of variability and reliability.</w:t>
-            </w:r>
-          </w:p>
-        </w:tc>
-        <w:tc>
-          <w:tcPr>
-            <w:tcW w:type="dxa" w:w="3040"/>
-            <w:shd w:fill="F2F2F2" w:color="auto" w:val="clear"/>
-            <w:tcMar>
-              <w:top w:type="dxa" w:w="60"/>
-              <w:left w:type="dxa" w:w="120"/>
-              <w:bottom w:type="dxa" w:w="60"/>
-              <w:right w:type="dxa" w:w="120"/>
-            </w:tcMar>
-            <w:vAlign w:val="top"/>
-          </w:tcPr>
-          <w:p>
-            <w:pPr>
-              <w:spacing w:after="40" w:before="0"/>
-              <w:jc w:val="left"/>
-            </w:pPr>
-            <w:r>
-              <w:rPr>
-                <w:rFonts w:ascii="Arial" w:cs="Arial" w:eastAsia="Arial" w:hAnsi="Arial"/>
-                <w:b w:val="false"/>
-                <w:bCs w:val="false"/>
-                <w:i w:val="false"/>
-                <w:iCs w:val="false"/>
-                <w:color w:val="000000"/>
-                <w:sz w:val="18"/>
-                <w:szCs w:val="18"/>
-              </w:rPr>
-              <w:t xml:space="preserve">Circulate and check drawings: every drawing must include at least 3 labels. If a student labels only 'root hair' and nothing else, prompt: 'What is INSIDE the root behind the hair? Can you find it on the cross-section?' For the osmosis experiment, listen for causal language: a student who says 'the salt one got shorter because salt took the water' is beginning to apply osmosis correctly. A student who says 'the salt one dried out' has an incomplete model — note this for the Explain phase. Collect class data table results — if more than 2 groups show unexpected results (e.g., salt strip got longer), pause and troubleshoot together before moving on.</w:t>
-            </w:r>
-          </w:p>
-        </w:tc>
-      </w:tr>
-      <w:tr>
-        <w:tc>
-          <w:tcPr>
-            <w:tcW w:type="dxa" w:w="1520"/>
-            <w:shd w:fill="E2EFDA" w:color="auto" w:val="clear"/>
-            <w:tcMar>
-              <w:top w:type="dxa" w:w="60"/>
-              <w:left w:type="dxa" w:w="120"/>
-              <w:bottom w:type="dxa" w:w="60"/>
-              <w:right w:type="dxa" w:w="120"/>
-            </w:tcMar>
-            <w:vAlign w:val="top"/>
-          </w:tcPr>
-          <w:p>
-            <w:pPr>
-              <w:spacing w:after="40" w:before="0"/>
-              <w:jc w:val="left"/>
-            </w:pPr>
-            <w:r>
-              <w:rPr>
-                <w:rFonts w:ascii="Arial" w:cs="Arial" w:eastAsia="Arial" w:hAnsi="Arial"/>
-                <w:b/>
-                <w:bCs/>
-                <w:i w:val="false"/>
-                <w:iCs w:val="false"/>
-                <w:color w:val="000000"/>
-                <w:sz w:val="18"/>
-                <w:szCs w:val="18"/>
-              </w:rPr>
-              <w:t xml:space="preserve">Explain Phase</w:t>
-            </w:r>
-          </w:p>
-          <w:p>
-            <w:pPr>
-              <w:spacing w:after="20" w:before="0"/>
-            </w:pPr>
-            <w:r>
-              <w:rPr>
-                <w:rFonts w:ascii="Arial" w:cs="Arial" w:eastAsia="Arial" w:hAnsi="Arial"/>
-                <w:b/>
-                <w:bCs/>
-                <w:color w:val="1F3864"/>
-                <w:sz w:val="16"/>
-                <w:szCs w:val="16"/>
-              </w:rPr>
-              <w:t xml:space="preserve">📹 VIDEO:</w:t>
-            </w:r>
-          </w:p>
-          <w:p>
-            <w:pPr>
-              <w:spacing w:after="20" w:before="0"/>
-            </w:pPr>
-            <w:hyperlink w:history="1" r:id="rIdojbsolvbbz2g3sgp6woa2">
-              <w:r>
-                <w:rPr>
-                  <w:rFonts w:ascii="Arial" w:cs="Arial" w:eastAsia="Arial" w:hAnsi="Arial"/>
-                  <w:color w:val="2E75B6"/>
-                  <w:sz w:val="16"/>
-                  <w:szCs w:val="16"/>
-                  <w:u w:val="single" w:color="2E75B6"/>
-                </w:rPr>
-                <w:t xml:space="preserve">Secondary active transport in the nephron</w:t>
-              </w:r>
-            </w:hyperlink>
-          </w:p>
-          <w:p>
-            <w:pPr>
-              <w:spacing w:after="10" w:before="0"/>
-              <w:ind w:left="120"/>
-            </w:pPr>
-            <w:r>
-              <w:rPr>
-                <w:rFonts w:ascii="Arial" w:cs="Arial" w:eastAsia="Arial" w:hAnsi="Arial"/>
-                <w:color w:val="595959"/>
-                <w:sz w:val="14"/>
-                <w:szCs w:val="14"/>
-              </w:rPr>
-              <w:t xml:space="preserve">Source: Khan Academy (English - US curriculum)</w:t>
-            </w:r>
-          </w:p>
-          <w:p>
-            <w:pPr>
-              <w:spacing w:after="10" w:before="0"/>
-              <w:ind w:left="120"/>
-            </w:pPr>
-            <w:hyperlink w:history="1" r:id="rIdq0yloqx5gyu0yjsdwre-_">
-              <w:r>
-                <w:rPr>
-                  <w:rFonts w:ascii="Arial" w:cs="Arial" w:eastAsia="Arial" w:hAnsi="Arial"/>
-                  <w:color w:val="595959"/>
-                  <w:sz w:val="14"/>
-                  <w:szCs w:val="14"/>
-                  <w:u w:val="single" w:color="595959"/>
-                </w:rPr>
-                <w:t xml:space="preserve">🔍 Search ARES for similar videos</w:t>
-              </w:r>
-            </w:hyperlink>
-          </w:p>
-          <w:p>
-            <w:pPr>
-              <w:spacing w:after="40" w:before="0"/>
-            </w:pPr>
-            <w:r>
-              <w:rPr>
-                <w:sz w:val="14"/>
-                <w:szCs w:val="14"/>
-              </w:rPr>
-              <w:t xml:space="preserve"/>
-            </w:r>
-          </w:p>
-          <w:p>
-            <w:pPr>
-              <w:spacing w:after="20" w:before="0"/>
-            </w:pPr>
-            <w:r>
-              <w:rPr>
-                <w:rFonts w:ascii="Arial" w:cs="Arial" w:eastAsia="Arial" w:hAnsi="Arial"/>
-                <w:b/>
-                <w:bCs/>
-                <w:color w:val="1F3864"/>
-                <w:sz w:val="16"/>
-                <w:szCs w:val="16"/>
-              </w:rPr>
-              <w:t xml:space="preserve">📖 EXERCISE:</w:t>
-            </w:r>
-          </w:p>
-          <w:p>
-            <w:pPr>
-              <w:spacing w:after="20" w:before="0"/>
-            </w:pPr>
-            <w:hyperlink w:history="1" r:id="rIdbtgfarahtvlirfgjr0pie">
-              <w:r>
-                <w:rPr>
-                  <w:rFonts w:ascii="Arial" w:cs="Arial" w:eastAsia="Arial" w:hAnsi="Arial"/>
-                  <w:color w:val="2E75B6"/>
-                  <w:sz w:val="16"/>
-                  <w:szCs w:val="16"/>
-                  <w:u w:val="single" w:color="2E75B6"/>
-                </w:rPr>
-                <w:t xml:space="preserve">Active transport</w:t>
-              </w:r>
-            </w:hyperlink>
-          </w:p>
-          <w:p>
-            <w:pPr>
-              <w:spacing w:after="10" w:before="0"/>
-              <w:ind w:left="120"/>
-            </w:pPr>
-            <w:r>
-              <w:rPr>
-                <w:rFonts w:ascii="Arial" w:cs="Arial" w:eastAsia="Arial" w:hAnsi="Arial"/>
-                <w:color w:val="595959"/>
-                <w:sz w:val="14"/>
-                <w:szCs w:val="14"/>
-              </w:rPr>
-              <w:t xml:space="preserve">Source: Khan Academy (English - US curriculum)</w:t>
-            </w:r>
-          </w:p>
-          <w:p>
-            <w:pPr>
-              <w:spacing w:after="10" w:before="0"/>
-              <w:ind w:left="120"/>
-            </w:pPr>
-            <w:hyperlink w:history="1" r:id="rIdwxpvzlww4tgewennvvta-">
-              <w:r>
-                <w:rPr>
-                  <w:rFonts w:ascii="Arial" w:cs="Arial" w:eastAsia="Arial" w:hAnsi="Arial"/>
-                  <w:color w:val="595959"/>
-                  <w:sz w:val="14"/>
-                  <w:szCs w:val="14"/>
-                  <w:u w:val="single" w:color="595959"/>
-                </w:rPr>
-                <w:t xml:space="preserve">🔍 Search ARES for similar readings</w:t>
-              </w:r>
-            </w:hyperlink>
-          </w:p>
-        </w:tc>
-        <w:tc>
-          <w:tcPr>
-            <w:tcW w:type="dxa" w:w="3040"/>
-            <w:shd w:fill="FFFFFF" w:color="auto" w:val="clear"/>
-            <w:tcMar>
-              <w:top w:type="dxa" w:w="60"/>
-              <w:left w:type="dxa" w:w="120"/>
-              <w:bottom w:type="dxa" w:w="60"/>
-              <w:right w:type="dxa" w:w="120"/>
-            </w:tcMar>
-            <w:vAlign w:val="top"/>
-          </w:tcPr>
-          <w:p>
-            <w:pPr>
-              <w:spacing w:after="40" w:before="0"/>
-              <w:jc w:val="left"/>
-            </w:pPr>
-            <w:r>
-              <w:rPr>
-                <w:rFonts w:ascii="Arial" w:cs="Arial" w:eastAsia="Arial" w:hAnsi="Arial"/>
-                <w:b w:val="false"/>
-                <w:bCs w:val="false"/>
-                <w:i w:val="false"/>
-                <w:iCs w:val="false"/>
-                <w:color w:val="000000"/>
-                <w:sz w:val="18"/>
-                <w:szCs w:val="18"/>
-              </w:rPr>
-              <w:t xml:space="preserve">Students first complete a Claim-Evidence-Reasoning (CER) frame in their notebooks: CLAIM: 'Water enters the root by...' EVIDENCE: (cite their potato strip data and root hair observation) REASONING: (explain WHY the evidence supports the claim, using the concept of water potential / concentration gradient). The teacher then leads a whole-class explanation using a large diagram of a root cross-section drawn on the board, annotating it live as students contribute. Key concepts built: (1) water potential gradient — soil water (high) → root hair cell (lower) → cortex (lower) → xylem (lowest) drives osmosis passively; (2) the Casparian strip in the endodermis forces all water through the living cells (symplastic pathway) — a checkpoint; (3) mineral salts move against their concentration gradient into root hair cells via active transport — this requires ATP from root cell respiration; (4) connection back to Kibwezi: in dry, salty, or compacted soil, the water potential of the soil may be LOWER than the root hair cell, reversing or stopping osmosis — this is why the farmer's maize wilts even with some soil water present if the soil salinity is high or the root hairs are damaged. Students then return to their predictions from Phase 1 and annotate them: 'My prediction was ✓ correct / ✗ incorrect / ~ partially correct because...'</w:t>
-            </w:r>
-          </w:p>
-        </w:tc>
-        <w:tc>
-          <w:tcPr>
-            <w:tcW w:type="dxa" w:w="3040"/>
-            <w:shd w:fill="F2F2F2" w:color="auto" w:val="clear"/>
-            <w:tcMar>
-              <w:top w:type="dxa" w:w="60"/>
-              <w:left w:type="dxa" w:w="120"/>
-              <w:bottom w:type="dxa" w:w="60"/>
-              <w:right w:type="dxa" w:w="120"/>
-            </w:tcMar>
-            <w:vAlign w:val="top"/>
-          </w:tcPr>
-          <w:p>
-            <w:pPr>
-              <w:spacing w:after="40" w:before="0"/>
-              <w:jc w:val="left"/>
-            </w:pPr>
-            <w:r>
-              <w:rPr>
-                <w:rFonts w:ascii="Arial" w:cs="Arial" w:eastAsia="Arial" w:hAnsi="Arial"/>
-                <w:b w:val="false"/>
-                <w:bCs w:val="false"/>
-                <w:i w:val="false"/>
-                <w:iCs w:val="false"/>
-                <w:color w:val="000000"/>
-                <w:sz w:val="18"/>
-                <w:szCs w:val="18"/>
-              </w:rPr>
-              <w:t xml:space="preserve">Start the Explain phase by saying: 'You now have two pieces of evidence — your root drawing and your potato strip data. A scientist does not just describe what happened; they explain WHY. Let's build that explanation together.' Write on the board: WATER POTENTIAL — say 'This is the key idea. Water always moves from where it has MORE potential energy to where it has LESS — like water flowing downhill. In Kibwezi, we need to ask: is the water in the soil at higher or lower potential than inside the root hair cell?' Cold-call 3 students for responses. WAIT 10 seconds each time. As students contribute, draw arrows on the root diagram showing the direction of water movement. When you reach the endodermis, say: 'Here is something surprising — there is a waxy barrier here called the Casparian strip. It FORCES water to go through a living cell. Why might the plant WANT to control what gets in here?' WAIT 12 seconds. Cold-call 2 students. For mineral salts, ask: 'If mineral salts are in low concentration in soil and the plant needs them in high concentration inside — can they move by osmosis? No — they move by active transport. This costs the plant energy. Where does that energy come from?' Accept 'respiration' and elaborate. Conclude by returning to Kibwezi: 'If the farmer's soil becomes very salty — perhaps from poor-quality irrigation water — what happens to the water potential of the soil? Does water enter the root or leave it?' WAIT 15 seconds. Cold-call 2 students. Summarise on the board: OSMOSIS (passive, water potential gradient) + ACTIVE TRANSPORT (energy, mineral salts) = ROOT ABSORPTION.</w:t>
-            </w:r>
-          </w:p>
-        </w:tc>
-        <w:tc>
-          <w:tcPr>
-            <w:tcW w:type="dxa" w:w="3040"/>
-            <w:shd w:fill="FFFFFF" w:color="auto" w:val="clear"/>
-            <w:tcMar>
-              <w:top w:type="dxa" w:w="60"/>
-              <w:left w:type="dxa" w:w="120"/>
-              <w:bottom w:type="dxa" w:w="60"/>
-              <w:right w:type="dxa" w:w="120"/>
-            </w:tcMar>
-            <w:vAlign w:val="top"/>
-          </w:tcPr>
-          <w:p>
-            <w:pPr>
-              <w:spacing w:after="40" w:before="0"/>
-              <w:jc w:val="left"/>
-            </w:pPr>
-            <w:r>
-              <w:rPr>
-                <w:rFonts w:ascii="Arial" w:cs="Arial" w:eastAsia="Arial" w:hAnsi="Arial"/>
-                <w:b w:val="false"/>
-                <w:bCs w:val="false"/>
-                <w:i w:val="false"/>
-                <w:iCs w:val="false"/>
-                <w:color w:val="000000"/>
-                <w:sz w:val="18"/>
-                <w:szCs w:val="18"/>
-              </w:rPr>
-              <w:t xml:space="preserve">Claim-Evidence-Reasoning (CER) Framework — CER requires students to explicitly link their empirical data (potato strip results, root hair observations) to conceptual claims (osmosis, active transport), and to articulate the logical reasoning that connects them. This combats the common error of treating the experiment as separate from the biology concept. Live annotated diagram building ensures the explanation is co-constructed, not just transmitted, increasing retention and ownership.</w:t>
-            </w:r>
-          </w:p>
-        </w:tc>
-        <w:tc>
-          <w:tcPr>
-            <w:tcW w:type="dxa" w:w="3040"/>
-            <w:shd w:fill="F2F2F2" w:color="auto" w:val="clear"/>
-            <w:tcMar>
-              <w:top w:type="dxa" w:w="60"/>
-              <w:left w:type="dxa" w:w="120"/>
-              <w:bottom w:type="dxa" w:w="60"/>
-              <w:right w:type="dxa" w:w="120"/>
-            </w:tcMar>
-            <w:vAlign w:val="top"/>
-          </w:tcPr>
-          <w:p>
-            <w:pPr>
-              <w:spacing w:after="40" w:before="0"/>
-              <w:jc w:val="left"/>
-            </w:pPr>
-            <w:r>
-              <w:rPr>
-                <w:rFonts w:ascii="Arial" w:cs="Arial" w:eastAsia="Arial" w:hAnsi="Arial"/>
-                <w:b w:val="false"/>
-                <w:bCs w:val="false"/>
-                <w:i w:val="false"/>
-                <w:iCs w:val="false"/>
-                <w:color w:val="000000"/>
-                <w:sz w:val="18"/>
-                <w:szCs w:val="18"/>
-              </w:rPr>
-              <w:t xml:space="preserve">Collect CER notebooks from 6 students (2 high, 2 middle, 2 lower based on Phase 1 assessment) and scan during Phase 4 DQB work. Indicators of mastery: (1) Claim uses the word 'osmosis' correctly; (2) Evidence cites specific data ('the strip in salt solution decreased in length by 1.2 cm'); (3) Reasoning mentions 'water potential' or 'concentration gradient' and direction of movement. Indicator of misconception: 'Water was absorbed by osmosis AND active transport' — the student has confused the mechanisms for water vs. mineral salts. Address this in Phase 4 discussion.</w:t>
-            </w:r>
-          </w:p>
-        </w:tc>
-      </w:tr>
-      <w:tr>
-        <w:tc>
-          <w:tcPr>
-            <w:tcW w:type="dxa" w:w="1520"/>
-            <w:shd w:fill="FCE4D6" w:color="auto" w:val="clear"/>
-            <w:tcMar>
-              <w:top w:type="dxa" w:w="60"/>
-              <w:left w:type="dxa" w:w="120"/>
-              <w:bottom w:type="dxa" w:w="60"/>
-              <w:right w:type="dxa" w:w="120"/>
-            </w:tcMar>
-            <w:vAlign w:val="top"/>
-          </w:tcPr>
-          <w:p>
-            <w:pPr>
-              <w:spacing w:after="40" w:before="0"/>
-              <w:jc w:val="left"/>
-            </w:pPr>
-            <w:r>
-              <w:rPr>
-                <w:rFonts w:ascii="Arial" w:cs="Arial" w:eastAsia="Arial" w:hAnsi="Arial"/>
-                <w:b/>
-                <w:bCs/>
-                <w:i w:val="false"/>
-                <w:iCs w:val="false"/>
-                <w:color w:val="000000"/>
-                <w:sz w:val="18"/>
-                <w:szCs w:val="18"/>
-              </w:rPr>
-              <w:t xml:space="preserve">Driving Question Board (DQB) Creation</w:t>
-            </w:r>
-          </w:p>
-          <w:p>
-            <w:pPr>
-              <w:spacing w:after="20" w:before="0"/>
-            </w:pPr>
-            <w:r>
-              <w:rPr>
-                <w:rFonts w:ascii="Arial" w:cs="Arial" w:eastAsia="Arial" w:hAnsi="Arial"/>
-                <w:b/>
-                <w:bCs/>
-                <w:color w:val="1F3864"/>
-                <w:sz w:val="16"/>
-                <w:szCs w:val="16"/>
-              </w:rPr>
-              <w:t xml:space="preserve">📹 VIDEO:</w:t>
-            </w:r>
-          </w:p>
-          <w:p>
-            <w:pPr>
-              <w:spacing w:after="20" w:before="0"/>
-            </w:pPr>
-            <w:hyperlink w:history="1" r:id="rIdds5tkunht_enikh5w4yyk">
-              <w:r>
-                <w:rPr>
-                  <w:rFonts w:ascii="Arial" w:cs="Arial" w:eastAsia="Arial" w:hAnsi="Arial"/>
-                  <w:color w:val="2E75B6"/>
-                  <w:sz w:val="16"/>
-                  <w:szCs w:val="16"/>
-                  <w:u w:val="single" w:color="2E75B6"/>
-                </w:rPr>
-                <w:t xml:space="preserve">Introduction to passive and active transport</w:t>
-              </w:r>
-            </w:hyperlink>
-          </w:p>
-          <w:p>
-            <w:pPr>
-              <w:spacing w:after="10" w:before="0"/>
-              <w:ind w:left="120"/>
-            </w:pPr>
-            <w:r>
-              <w:rPr>
-                <w:rFonts w:ascii="Arial" w:cs="Arial" w:eastAsia="Arial" w:hAnsi="Arial"/>
-                <w:color w:val="595959"/>
-                <w:sz w:val="14"/>
-                <w:szCs w:val="14"/>
-              </w:rPr>
-              <w:t xml:space="preserve">Source: Khan Academy (English - US curriculum)</w:t>
-            </w:r>
-          </w:p>
-          <w:p>
-            <w:pPr>
-              <w:spacing w:after="10" w:before="0"/>
-              <w:ind w:left="120"/>
-            </w:pPr>
-            <w:hyperlink w:history="1" r:id="rIddhd1vdz1wg5mxycscp28a">
-              <w:r>
-                <w:rPr>
-                  <w:rFonts w:ascii="Arial" w:cs="Arial" w:eastAsia="Arial" w:hAnsi="Arial"/>
-                  <w:color w:val="595959"/>
-                  <w:sz w:val="14"/>
-                  <w:szCs w:val="14"/>
-                  <w:u w:val="single" w:color="595959"/>
-                </w:rPr>
-                <w:t xml:space="preserve">🔍 Search ARES for similar videos</w:t>
-              </w:r>
-            </w:hyperlink>
-          </w:p>
-          <w:p>
-            <w:pPr>
-              <w:spacing w:after="40" w:before="0"/>
-            </w:pPr>
-            <w:r>
-              <w:rPr>
-                <w:sz w:val="14"/>
-                <w:szCs w:val="14"/>
-              </w:rPr>
-              <w:t xml:space="preserve"/>
-            </w:r>
-          </w:p>
-          <w:p>
-            <w:pPr>
-              <w:spacing w:after="20" w:before="0"/>
-            </w:pPr>
-            <w:r>
-              <w:rPr>
-                <w:rFonts w:ascii="Arial" w:cs="Arial" w:eastAsia="Arial" w:hAnsi="Arial"/>
-                <w:b/>
-                <w:bCs/>
-                <w:color w:val="1F3864"/>
-                <w:sz w:val="16"/>
-                <w:szCs w:val="16"/>
-              </w:rPr>
-              <w:t xml:space="preserve">📖 HTML:</w:t>
-            </w:r>
-          </w:p>
-          <w:p>
-            <w:pPr>
-              <w:spacing w:after="20" w:before="0"/>
-            </w:pPr>
-            <w:hyperlink w:history="1" r:id="rIdebsprim0kvuau_17oueqf">
-              <w:r>
-                <w:rPr>
-                  <w:rFonts w:ascii="Arial" w:cs="Arial" w:eastAsia="Arial" w:hAnsi="Arial"/>
-                  <w:color w:val="2E75B6"/>
-                  <w:sz w:val="16"/>
-                  <w:szCs w:val="16"/>
-                  <w:u w:val="single" w:color="2E75B6"/>
-                </w:rPr>
-                <w:t xml:space="preserve">Active Transport (Flexbook)</w:t>
-              </w:r>
-            </w:hyperlink>
-          </w:p>
-          <w:p>
-            <w:pPr>
-              <w:spacing w:after="10" w:before="0"/>
-              <w:ind w:left="120"/>
-            </w:pPr>
-            <w:r>
-              <w:rPr>
-                <w:rFonts w:ascii="Arial" w:cs="Arial" w:eastAsia="Arial" w:hAnsi="Arial"/>
-                <w:color w:val="595959"/>
-                <w:sz w:val="14"/>
-                <w:szCs w:val="14"/>
-              </w:rPr>
-              <w:t xml:space="preserve">Source: CK-12</w:t>
-            </w:r>
-          </w:p>
-          <w:p>
-            <w:pPr>
-              <w:spacing w:after="10" w:before="0"/>
-              <w:ind w:left="120"/>
-            </w:pPr>
-            <w:hyperlink w:history="1" r:id="rIdxqrf7rgqymkgfmkxn6-eu">
-              <w:r>
-                <w:rPr>
-                  <w:rFonts w:ascii="Arial" w:cs="Arial" w:eastAsia="Arial" w:hAnsi="Arial"/>
-                  <w:color w:val="595959"/>
-                  <w:sz w:val="14"/>
-                  <w:szCs w:val="14"/>
-                  <w:u w:val="single" w:color="595959"/>
-                </w:rPr>
-                <w:t xml:space="preserve">🔍 Search ARES for similar readings</w:t>
-              </w:r>
-            </w:hyperlink>
-          </w:p>
-        </w:tc>
-        <w:tc>
-          <w:tcPr>
-            <w:tcW w:type="dxa" w:w="3040"/>
-            <w:shd w:fill="FFFFFF" w:color="auto" w:val="clear"/>
-            <w:tcMar>
-              <w:top w:type="dxa" w:w="60"/>
-              <w:left w:type="dxa" w:w="120"/>
-              <w:bottom w:type="dxa" w:w="60"/>
-              <w:right w:type="dxa" w:w="120"/>
-            </w:tcMar>
-            <w:vAlign w:val="top"/>
-          </w:tcPr>
-          <w:p>
-            <w:pPr>
-              <w:spacing w:after="40" w:before="0"/>
-              <w:jc w:val="left"/>
-            </w:pPr>
-            <w:r>
-              <w:rPr>
-                <w:rFonts w:ascii="Arial" w:cs="Arial" w:eastAsia="Arial" w:hAnsi="Arial"/>
-                <w:b w:val="false"/>
-                <w:bCs w:val="false"/>
-                <w:i w:val="false"/>
-                <w:iCs w:val="false"/>
-                <w:color w:val="000000"/>
-                <w:sz w:val="18"/>
-                <w:szCs w:val="18"/>
-              </w:rPr>
-              <w:t xml:space="preserve">Students return to the class Driving Question Board. Working first individually (2 minutes) then as a class (5 minutes), students: (1) identify which questions on the DQB they can now ANSWER with today's evidence — they write answers on green sticky notes and add them to the board; (2) identify NEW questions today's lesson has raised — written on yellow sticky notes; (3) revise any predictions or partial answers from Lessons 1–3 that today's evidence updates. Specifically, students address: 'Why does the Kibwezi farmer's maize wilt even when soil has water?' — students should now be able to give a partial mechanistic answer: 'If soil water potential is lower than root hair cell water potential (e.g. due to salt or dry compacted soil), water cannot enter by osmosis, so the plant wilts despite water being present.' Students also address: 'Why do plants near the dry riverbed wilt sooner?' — root hairs in drier, more saline sandy soil near the riverbed may face unfavourable water potential gradients earlier.</w:t>
-            </w:r>
-          </w:p>
-        </w:tc>
-        <w:tc>
-          <w:tcPr>
-            <w:tcW w:type="dxa" w:w="3040"/>
-            <w:shd w:fill="F2F2F2" w:color="auto" w:val="clear"/>
-            <w:tcMar>
-              <w:top w:type="dxa" w:w="60"/>
-              <w:left w:type="dxa" w:w="120"/>
-              <w:bottom w:type="dxa" w:w="60"/>
-              <w:right w:type="dxa" w:w="120"/>
-            </w:tcMar>
-            <w:vAlign w:val="top"/>
-          </w:tcPr>
-          <w:p>
-            <w:pPr>
-              <w:spacing w:after="40" w:before="0"/>
-              <w:jc w:val="left"/>
-            </w:pPr>
-            <w:r>
-              <w:rPr>
-                <w:rFonts w:ascii="Arial" w:cs="Arial" w:eastAsia="Arial" w:hAnsi="Arial"/>
-                <w:b w:val="false"/>
-                <w:bCs w:val="false"/>
-                <w:i w:val="false"/>
-                <w:iCs w:val="false"/>
-                <w:color w:val="000000"/>
-                <w:sz w:val="18"/>
-                <w:szCs w:val="18"/>
-              </w:rPr>
-              <w:t xml:space="preserve">Point to the DQB and say: 'In Lesson 1 we put this question up: Why does the Kibwezi maize wilt even though water is in the soil? We now have real evidence. Turn to your partner — can you answer ANY part of this question using what you found today? You have 2 minutes.' After pair discussion, cold-call 3 students to place their green sticky notes on the board and read their answers aloud. For each answer, ask the class: 'Does everyone agree? Is there anything missing from this explanation?' WAIT 10 seconds. Then ask: 'What NEW questions has today's lesson given you? What do we STILL not know?' Prompt if needed: 'We know water enters the root — but how does it travel UP to a leaf 2 metres high in a maize plant? Does it just… sit there? Add that question if it's not already on the board.' Ensure the board visually tracks the progression: Lessons 1–3 evidence cluster vs. today's new evidence cluster.</w:t>
-            </w:r>
-          </w:p>
-        </w:tc>
-        <w:tc>
-          <w:tcPr>
-            <w:tcW w:type="dxa" w:w="3040"/>
-            <w:shd w:fill="FFFFFF" w:color="auto" w:val="clear"/>
-            <w:tcMar>
-              <w:top w:type="dxa" w:w="60"/>
-              <w:left w:type="dxa" w:w="120"/>
-              <w:bottom w:type="dxa" w:w="60"/>
-              <w:right w:type="dxa" w:w="120"/>
-            </w:tcMar>
-            <w:vAlign w:val="top"/>
-          </w:tcPr>
-          <w:p>
-            <w:pPr>
-              <w:spacing w:after="40" w:before="0"/>
-              <w:jc w:val="left"/>
-            </w:pPr>
-            <w:r>
-              <w:rPr>
-                <w:rFonts w:ascii="Arial" w:cs="Arial" w:eastAsia="Arial" w:hAnsi="Arial"/>
-                <w:b w:val="false"/>
-                <w:bCs w:val="false"/>
-                <w:i w:val="false"/>
-                <w:iCs w:val="false"/>
-                <w:color w:val="000000"/>
-                <w:sz w:val="18"/>
-                <w:szCs w:val="18"/>
-              </w:rPr>
-              <w:t xml:space="preserve">Driving Question Board Iterative Update — the DQB makes the epistemological progress of the class visible and cumulative. By distinguishing 'answered' (green) from 'new questions raised' (yellow), students experience science as a process of progressively deeper understanding rather than a checklist of facts. Anchoring every DQB update to the Kibwezi phenomenon ensures the board remains a living narrative, not a vocabulary list.</w:t>
-            </w:r>
-          </w:p>
-        </w:tc>
-        <w:tc>
-          <w:tcPr>
-            <w:tcW w:type="dxa" w:w="3040"/>
-            <w:shd w:fill="F2F2F2" w:color="auto" w:val="clear"/>
-            <w:tcMar>
-              <w:top w:type="dxa" w:w="60"/>
-              <w:left w:type="dxa" w:w="120"/>
-              <w:bottom w:type="dxa" w:w="60"/>
-              <w:right w:type="dxa" w:w="120"/>
-            </w:tcMar>
-            <w:vAlign w:val="top"/>
-          </w:tcPr>
-          <w:p>
-            <w:pPr>
-              <w:spacing w:after="40" w:before="0"/>
-              <w:jc w:val="left"/>
-            </w:pPr>
-            <w:r>
-              <w:rPr>
-                <w:rFonts w:ascii="Arial" w:cs="Arial" w:eastAsia="Arial" w:hAnsi="Arial"/>
-                <w:b w:val="false"/>
-                <w:bCs w:val="false"/>
-                <w:i w:val="false"/>
-                <w:iCs w:val="false"/>
-                <w:color w:val="000000"/>
-                <w:sz w:val="18"/>
-                <w:szCs w:val="18"/>
-              </w:rPr>
-              <w:t xml:space="preserve">Read green sticky notes posted: check that students are citing mechanisms (osmosis, water potential, active transport) not just restating the phenomenon ('water goes in'). A sticky note that reads 'Water enters by osmosis because the root hair cell has lower water potential than the soil' scores at mastery. A note that reads 'Water enters through root hairs' is descriptive only — prompt that student: 'Can you add HOW it enters and WHY it moves that direction?' Count the number of new yellow-note questions — a rich set of questions (e.g. 'How does water go up against gravity?', 'What happens to root hairs in very dry soil?') indicates high cognitive engagement.</w:t>
-            </w:r>
-          </w:p>
-        </w:tc>
-      </w:tr>
-      <w:tr>
-        <w:tc>
-          <w:tcPr>
-            <w:tcW w:type="dxa" w:w="1520"/>
-            <w:shd w:fill="D5E8F0" w:color="auto" w:val="clear"/>
-            <w:tcMar>
-              <w:top w:type="dxa" w:w="60"/>
-              <w:left w:type="dxa" w:w="120"/>
-              <w:bottom w:type="dxa" w:w="60"/>
-              <w:right w:type="dxa" w:w="120"/>
-            </w:tcMar>
-            <w:vAlign w:val="top"/>
-          </w:tcPr>
-          <w:p>
-            <w:pPr>
-              <w:spacing w:after="40" w:before="0"/>
-              <w:jc w:val="left"/>
-            </w:pPr>
-            <w:r>
-              <w:rPr>
-                <w:rFonts w:ascii="Arial" w:cs="Arial" w:eastAsia="Arial" w:hAnsi="Arial"/>
-                <w:b/>
-                <w:bCs/>
-                <w:i w:val="false"/>
-                <w:iCs w:val="false"/>
-                <w:color w:val="000000"/>
-                <w:sz w:val="18"/>
-                <w:szCs w:val="18"/>
-              </w:rPr>
-              <w:t xml:space="preserve">Model Building Phase</w:t>
-            </w:r>
-          </w:p>
-          <w:p>
-            <w:pPr>
-              <w:spacing w:after="20" w:before="0"/>
-            </w:pPr>
-            <w:r>
-              <w:rPr>
-                <w:rFonts w:ascii="Arial" w:cs="Arial" w:eastAsia="Arial" w:hAnsi="Arial"/>
-                <w:b/>
-                <w:bCs/>
-                <w:color w:val="1F3864"/>
-                <w:sz w:val="16"/>
-                <w:szCs w:val="16"/>
-              </w:rPr>
-              <w:t xml:space="preserve">📹 VIDEO:</w:t>
-            </w:r>
-          </w:p>
-          <w:p>
-            <w:pPr>
-              <w:spacing w:after="20" w:before="0"/>
-            </w:pPr>
-            <w:hyperlink w:history="1" r:id="rIdvlwcufgslnwlkidy_gtwr">
-              <w:r>
-                <w:rPr>
-                  <w:rFonts w:ascii="Arial" w:cs="Arial" w:eastAsia="Arial" w:hAnsi="Arial"/>
-                  <w:color w:val="2E75B6"/>
-                  <w:sz w:val="16"/>
-                  <w:szCs w:val="16"/>
-                  <w:u w:val="single" w:color="2E75B6"/>
-                </w:rPr>
-                <w:t xml:space="preserve">12 Plant Transport Xylem And Phloem, Transpiration [3D Animation]</w:t>
-              </w:r>
-            </w:hyperlink>
-          </w:p>
-          <w:p>
-            <w:pPr>
-              <w:spacing w:after="10" w:before="0"/>
-              <w:ind w:left="120"/>
-            </w:pPr>
-            <w:r>
-              <w:rPr>
-                <w:rFonts w:ascii="Arial" w:cs="Arial" w:eastAsia="Arial" w:hAnsi="Arial"/>
-                <w:color w:val="595959"/>
-                <w:sz w:val="14"/>
-                <w:szCs w:val="14"/>
-              </w:rPr>
-              <w:t xml:space="preserve">Source: Seavuria</w:t>
-            </w:r>
-          </w:p>
-          <w:p>
-            <w:pPr>
-              <w:spacing w:after="10" w:before="0"/>
-              <w:ind w:left="120"/>
-            </w:pPr>
-            <w:hyperlink w:history="1" r:id="rIdqiw7g3lyaqnyupau-zzew">
-              <w:r>
-                <w:rPr>
-                  <w:rFonts w:ascii="Arial" w:cs="Arial" w:eastAsia="Arial" w:hAnsi="Arial"/>
-                  <w:color w:val="595959"/>
-                  <w:sz w:val="14"/>
-                  <w:szCs w:val="14"/>
-                  <w:u w:val="single" w:color="595959"/>
-                </w:rPr>
-                <w:t xml:space="preserve">🔍 Search ARES for similar videos</w:t>
-              </w:r>
-            </w:hyperlink>
-          </w:p>
-          <w:p>
-            <w:pPr>
-              <w:spacing w:after="40" w:before="0"/>
-            </w:pPr>
-            <w:r>
-              <w:rPr>
-                <w:sz w:val="14"/>
-                <w:szCs w:val="14"/>
-              </w:rPr>
-              <w:t xml:space="preserve"/>
-            </w:r>
-          </w:p>
-          <w:p>
-            <w:pPr>
-              <w:spacing w:after="20" w:before="0"/>
-            </w:pPr>
-            <w:r>
-              <w:rPr>
-                <w:rFonts w:ascii="Arial" w:cs="Arial" w:eastAsia="Arial" w:hAnsi="Arial"/>
-                <w:b/>
-                <w:bCs/>
-                <w:color w:val="1F3864"/>
-                <w:sz w:val="16"/>
-                <w:szCs w:val="16"/>
-              </w:rPr>
-              <w:t xml:space="preserve">📖 HTML:</w:t>
-            </w:r>
-          </w:p>
-          <w:p>
-            <w:pPr>
-              <w:spacing w:after="20" w:before="0"/>
-            </w:pPr>
-            <w:hyperlink w:history="1" r:id="rId8uaqvultazduaqfbty8cc">
-              <w:r>
-                <w:rPr>
-                  <w:rFonts w:ascii="Arial" w:cs="Arial" w:eastAsia="Arial" w:hAnsi="Arial"/>
-                  <w:color w:val="2E75B6"/>
-                  <w:sz w:val="16"/>
-                  <w:szCs w:val="16"/>
-                  <w:u w:val="single" w:color="2E75B6"/>
-                </w:rPr>
-                <w:t xml:space="preserve">Active Transport (Flexbook)</w:t>
-              </w:r>
-            </w:hyperlink>
-          </w:p>
-          <w:p>
-            <w:pPr>
-              <w:spacing w:after="10" w:before="0"/>
-              <w:ind w:left="120"/>
-            </w:pPr>
-            <w:r>
-              <w:rPr>
-                <w:rFonts w:ascii="Arial" w:cs="Arial" w:eastAsia="Arial" w:hAnsi="Arial"/>
-                <w:color w:val="595959"/>
-                <w:sz w:val="14"/>
-                <w:szCs w:val="14"/>
-              </w:rPr>
-              <w:t xml:space="preserve">Source: CK-12</w:t>
-            </w:r>
-          </w:p>
-          <w:p>
-            <w:pPr>
-              <w:spacing w:after="10" w:before="0"/>
-              <w:ind w:left="120"/>
-            </w:pPr>
-            <w:hyperlink w:history="1" r:id="rIdpjervczjdc-xrcm748rbz">
+            <w:hyperlink w:history="1" r:id="rIdkw0zwmnrq4m8a3a76oomf">
               <w:r>
                 <w:rPr>
                   <w:rFonts w:ascii="Arial" w:cs="Arial" w:eastAsia="Arial" w:hAnsi="Arial"/>
@@ -14053,7 +14245,7 @@
         </w:rPr>
         <w:t xml:space="preserve">© 2026 SeaVuria and ARES. Aligned with KICD objectives. Developed by SeaVuria; technical implementation by ARES (with AI assistance from Claude). Licensed under </w:t>
       </w:r>
-      <w:hyperlink w:history="1" r:id="rIdx0vnksgrkxtnoreyeyi-s">
+      <w:hyperlink w:history="1" r:id="rIdhsdk1qg8mefqiwha0wvp2">
         <w:r>
           <w:rPr>
             <w:rFonts w:ascii="Arial" w:cs="Arial" w:eastAsia="Arial" w:hAnsi="Arial"/>
@@ -14074,7 +14266,7 @@
         </w:rPr>
         <w:t xml:space="preserve"> (</w:t>
       </w:r>
-      <w:hyperlink w:history="1" r:id="rIdyuihux3oothm_l70008lg">
+      <w:hyperlink w:history="1" r:id="rIdluy9dynnb1xgigx4iddeb">
         <w:r>
           <w:rPr>
             <w:rFonts w:ascii="Arial" w:cs="Arial" w:eastAsia="Arial" w:hAnsi="Arial"/>
@@ -15087,7 +15279,7 @@
             <w:pPr>
               <w:spacing w:after="20" w:before="0"/>
             </w:pPr>
-            <w:hyperlink w:history="1" r:id="rIdgpmwph983glm-mbyqn-ls">
+            <w:hyperlink w:history="1" r:id="rId0oohmz6qs0sustvqh2wtm">
               <w:r>
                 <w:rPr>
                   <w:rFonts w:ascii="Arial" w:cs="Arial" w:eastAsia="Arial" w:hAnsi="Arial"/>
@@ -15102,6 +15294,22 @@
           </w:p>
           <w:p>
             <w:pPr>
+              <w:spacing w:after="20" w:before="0"/>
+            </w:pPr>
+            <w:r>
+              <w:rPr>
+                <w:rFonts w:ascii="Arial" w:cs="Arial" w:eastAsia="Arial" w:hAnsi="Arial"/>
+                <w:i/>
+                <w:iCs/>
+                <w:color w:val="595959"/>
+                <w:sz w:val="16"/>
+                <w:szCs w:val="16"/>
+              </w:rPr>
+              <w:t xml:space="preserve">Related topic: not an exact match for this lesson.</w:t>
+            </w:r>
+          </w:p>
+          <w:p>
+            <w:pPr>
               <w:spacing w:after="10" w:before="0"/>
               <w:ind w:left="120"/>
             </w:pPr>
@@ -15120,7 +15328,7 @@
               <w:spacing w:after="10" w:before="0"/>
               <w:ind w:left="120"/>
             </w:pPr>
-            <w:hyperlink w:history="1" r:id="rIdy0k4o0jkv1jntrudqosgz">
+            <w:hyperlink w:history="1" r:id="rIdsnyu7bm9ukwojlrvehhrq">
               <w:r>
                 <w:rPr>
                   <w:rFonts w:ascii="Arial" w:cs="Arial" w:eastAsia="Arial" w:hAnsi="Arial"/>
@@ -15182,7 +15390,7 @@
               <w:spacing w:after="10" w:before="0"/>
               <w:ind w:left="120"/>
             </w:pPr>
-            <w:hyperlink w:history="1" r:id="rIdgm64vvguks_o1yrsmwqxx">
+            <w:hyperlink w:history="1" r:id="rIdlof3f0hvxpaohdmucql4h">
               <w:r>
                 <w:rPr>
                   <w:rFonts w:ascii="Arial" w:cs="Arial" w:eastAsia="Arial" w:hAnsi="Arial"/>
@@ -15392,7 +15600,7 @@
             <w:pPr>
               <w:spacing w:after="20" w:before="0"/>
             </w:pPr>
-            <w:hyperlink w:history="1" r:id="rId9tbk6hdp-fzvj4tx3vrny">
+            <w:hyperlink w:history="1" r:id="rIdhtekigq_sj9xii1fgkikj">
               <w:r>
                 <w:rPr>
                   <w:rFonts w:ascii="Arial" w:cs="Arial" w:eastAsia="Arial" w:hAnsi="Arial"/>
@@ -15407,6 +15615,22 @@
           </w:p>
           <w:p>
             <w:pPr>
+              <w:spacing w:after="20" w:before="0"/>
+            </w:pPr>
+            <w:r>
+              <w:rPr>
+                <w:rFonts w:ascii="Arial" w:cs="Arial" w:eastAsia="Arial" w:hAnsi="Arial"/>
+                <w:i/>
+                <w:iCs/>
+                <w:color w:val="595959"/>
+                <w:sz w:val="16"/>
+                <w:szCs w:val="16"/>
+              </w:rPr>
+              <w:t xml:space="preserve">Related topic: not an exact match for this lesson.</w:t>
+            </w:r>
+          </w:p>
+          <w:p>
+            <w:pPr>
               <w:spacing w:after="10" w:before="0"/>
               <w:ind w:left="120"/>
             </w:pPr>
@@ -15425,7 +15649,7 @@
               <w:spacing w:after="10" w:before="0"/>
               <w:ind w:left="120"/>
             </w:pPr>
-            <w:hyperlink w:history="1" r:id="rIdxnm7_xws8g8blihbpgdvn">
+            <w:hyperlink w:history="1" r:id="rIdtxbnsfj0ybb3dpa__mlgd">
               <w:r>
                 <w:rPr>
                   <w:rFonts w:ascii="Arial" w:cs="Arial" w:eastAsia="Arial" w:hAnsi="Arial"/>
@@ -15487,7 +15711,7 @@
               <w:spacing w:after="10" w:before="0"/>
               <w:ind w:left="120"/>
             </w:pPr>
-            <w:hyperlink w:history="1" r:id="rIde7aatqowxpd4qb9ywubjx">
+            <w:hyperlink w:history="1" r:id="rIdhzushdfoppzm9rahdspi7">
               <w:r>
                 <w:rPr>
                   <w:rFonts w:ascii="Arial" w:cs="Arial" w:eastAsia="Arial" w:hAnsi="Arial"/>
@@ -15735,7 +15959,7 @@
             <w:pPr>
               <w:spacing w:after="20" w:before="0"/>
             </w:pPr>
-            <w:hyperlink w:history="1" r:id="rIdttjtfrzzalskoqulhwlss">
+            <w:hyperlink w:history="1" r:id="rIdrcihmgqi8dsqwk0kiolnz">
               <w:r>
                 <w:rPr>
                   <w:rFonts w:ascii="Arial" w:cs="Arial" w:eastAsia="Arial" w:hAnsi="Arial"/>
@@ -15750,6 +15974,22 @@
           </w:p>
           <w:p>
             <w:pPr>
+              <w:spacing w:after="20" w:before="0"/>
+            </w:pPr>
+            <w:r>
+              <w:rPr>
+                <w:rFonts w:ascii="Arial" w:cs="Arial" w:eastAsia="Arial" w:hAnsi="Arial"/>
+                <w:i/>
+                <w:iCs/>
+                <w:color w:val="595959"/>
+                <w:sz w:val="16"/>
+                <w:szCs w:val="16"/>
+              </w:rPr>
+              <w:t xml:space="preserve">Related topic: not an exact match for this lesson.</w:t>
+            </w:r>
+          </w:p>
+          <w:p>
+            <w:pPr>
               <w:spacing w:after="10" w:before="0"/>
               <w:ind w:left="120"/>
             </w:pPr>
@@ -15768,7 +16008,7 @@
               <w:spacing w:after="10" w:before="0"/>
               <w:ind w:left="120"/>
             </w:pPr>
-            <w:hyperlink w:history="1" r:id="rIdutdvj8axlnfd8-z60d-7k">
+            <w:hyperlink w:history="1" r:id="rIdjhynv3ubpsxoz5f_8dwcu">
               <w:r>
                 <w:rPr>
                   <w:rFonts w:ascii="Arial" w:cs="Arial" w:eastAsia="Arial" w:hAnsi="Arial"/>
@@ -15830,7 +16070,7 @@
               <w:spacing w:after="10" w:before="0"/>
               <w:ind w:left="120"/>
             </w:pPr>
-            <w:hyperlink w:history="1" r:id="rIdal2as_elsnm30gvgzfpmb">
+            <w:hyperlink w:history="1" r:id="rIdpey7ddzhhei26aygyogbo">
               <w:r>
                 <w:rPr>
                   <w:rFonts w:ascii="Arial" w:cs="Arial" w:eastAsia="Arial" w:hAnsi="Arial"/>
@@ -16040,7 +16280,7 @@
             <w:pPr>
               <w:spacing w:after="20" w:before="0"/>
             </w:pPr>
-            <w:hyperlink w:history="1" r:id="rIdcxrju9umjkjrksu8nqlgb">
+            <w:hyperlink w:history="1" r:id="rIdroqbyf8gcs-tfo8yq8sdz">
               <w:r>
                 <w:rPr>
                   <w:rFonts w:ascii="Arial" w:cs="Arial" w:eastAsia="Arial" w:hAnsi="Arial"/>
@@ -16055,6 +16295,22 @@
           </w:p>
           <w:p>
             <w:pPr>
+              <w:spacing w:after="20" w:before="0"/>
+            </w:pPr>
+            <w:r>
+              <w:rPr>
+                <w:rFonts w:ascii="Arial" w:cs="Arial" w:eastAsia="Arial" w:hAnsi="Arial"/>
+                <w:i/>
+                <w:iCs/>
+                <w:color w:val="595959"/>
+                <w:sz w:val="16"/>
+                <w:szCs w:val="16"/>
+              </w:rPr>
+              <w:t xml:space="preserve">Related topic: not an exact match for this lesson.</w:t>
+            </w:r>
+          </w:p>
+          <w:p>
+            <w:pPr>
               <w:spacing w:after="10" w:before="0"/>
               <w:ind w:left="120"/>
             </w:pPr>
@@ -16073,7 +16329,7 @@
               <w:spacing w:after="10" w:before="0"/>
               <w:ind w:left="120"/>
             </w:pPr>
-            <w:hyperlink w:history="1" r:id="rIdltlyorvsnifbyoeqsw3js">
+            <w:hyperlink w:history="1" r:id="rIdrk-xikyfdpohk1ogwuemc">
               <w:r>
                 <w:rPr>
                   <w:rFonts w:ascii="Arial" w:cs="Arial" w:eastAsia="Arial" w:hAnsi="Arial"/>
@@ -16135,7 +16391,7 @@
               <w:spacing w:after="10" w:before="0"/>
               <w:ind w:left="120"/>
             </w:pPr>
-            <w:hyperlink w:history="1" r:id="rIdm7d3um-_pqysiukcpnecu">
+            <w:hyperlink w:history="1" r:id="rIdecjmburnb3twetzxtycrt">
               <w:r>
                 <w:rPr>
                   <w:rFonts w:ascii="Arial" w:cs="Arial" w:eastAsia="Arial" w:hAnsi="Arial"/>
@@ -16345,7 +16601,7 @@
             <w:pPr>
               <w:spacing w:after="20" w:before="0"/>
             </w:pPr>
-            <w:hyperlink w:history="1" r:id="rIdon8bmtseuyiewz4-sjrq8">
+            <w:hyperlink w:history="1" r:id="rIdf12c7zy37a9bez2b2yvqw">
               <w:r>
                 <w:rPr>
                   <w:rFonts w:ascii="Arial" w:cs="Arial" w:eastAsia="Arial" w:hAnsi="Arial"/>
@@ -16360,6 +16616,22 @@
           </w:p>
           <w:p>
             <w:pPr>
+              <w:spacing w:after="20" w:before="0"/>
+            </w:pPr>
+            <w:r>
+              <w:rPr>
+                <w:rFonts w:ascii="Arial" w:cs="Arial" w:eastAsia="Arial" w:hAnsi="Arial"/>
+                <w:i/>
+                <w:iCs/>
+                <w:color w:val="595959"/>
+                <w:sz w:val="16"/>
+                <w:szCs w:val="16"/>
+              </w:rPr>
+              <w:t xml:space="preserve">Related topic: not an exact match for this lesson.</w:t>
+            </w:r>
+          </w:p>
+          <w:p>
+            <w:pPr>
               <w:spacing w:after="10" w:before="0"/>
               <w:ind w:left="120"/>
             </w:pPr>
@@ -16378,7 +16650,7 @@
               <w:spacing w:after="10" w:before="0"/>
               <w:ind w:left="120"/>
             </w:pPr>
-            <w:hyperlink w:history="1" r:id="rIdnclvwiyfycapmgnkw_bib">
+            <w:hyperlink w:history="1" r:id="rIdx25jbd8n8nutvzcyur1pz">
               <w:r>
                 <w:rPr>
                   <w:rFonts w:ascii="Arial" w:cs="Arial" w:eastAsia="Arial" w:hAnsi="Arial"/>
@@ -16440,7 +16712,7 @@
               <w:spacing w:after="10" w:before="0"/>
               <w:ind w:left="120"/>
             </w:pPr>
-            <w:hyperlink w:history="1" r:id="rId0lixyz2mpnohiujmcpa_y">
+            <w:hyperlink w:history="1" r:id="rIdqlwoqqedao4b4ydlrcjpl">
               <w:r>
                 <w:rPr>
                   <w:rFonts w:ascii="Arial" w:cs="Arial" w:eastAsia="Arial" w:hAnsi="Arial"/>
@@ -17062,7 +17334,7 @@
         </w:rPr>
         <w:t xml:space="preserve">© 2026 SeaVuria and ARES. Aligned with KICD objectives. Developed by SeaVuria; technical implementation by ARES (with AI assistance from Claude). Licensed under </w:t>
       </w:r>
-      <w:hyperlink w:history="1" r:id="rIdu67ejrfpjxrv6b1d_2gaq">
+      <w:hyperlink w:history="1" r:id="rId4pga42rp2rgw2rbjcbo36">
         <w:r>
           <w:rPr>
             <w:rFonts w:ascii="Arial" w:cs="Arial" w:eastAsia="Arial" w:hAnsi="Arial"/>
@@ -17083,7 +17355,7 @@
         </w:rPr>
         <w:t xml:space="preserve"> (</w:t>
       </w:r>
-      <w:hyperlink w:history="1" r:id="rIdoidycuqvufpe15_gmvxci">
+      <w:hyperlink w:history="1" r:id="rId4kbkqaos3piq9l0lexm73">
         <w:r>
           <w:rPr>
             <w:rFonts w:ascii="Arial" w:cs="Arial" w:eastAsia="Arial" w:hAnsi="Arial"/>
@@ -18096,7 +18368,7 @@
             <w:pPr>
               <w:spacing w:after="20" w:before="0"/>
             </w:pPr>
-            <w:hyperlink w:history="1" r:id="rIdt7onlqxau8dimzlsoooqj">
+            <w:hyperlink w:history="1" r:id="rIdmm_i1ygki5smslerr3dkq">
               <w:r>
                 <w:rPr>
                   <w:rFonts w:ascii="Arial" w:cs="Arial" w:eastAsia="Arial" w:hAnsi="Arial"/>
@@ -18129,7 +18401,7 @@
               <w:spacing w:after="10" w:before="0"/>
               <w:ind w:left="120"/>
             </w:pPr>
-            <w:hyperlink w:history="1" r:id="rIdjz6h9mmml2gf-hqomavvg">
+            <w:hyperlink w:history="1" r:id="rId8fjlvkgj12jmp3r2rx3ba">
               <w:r>
                 <w:rPr>
                   <w:rFonts w:ascii="Arial" w:cs="Arial" w:eastAsia="Arial" w:hAnsi="Arial"/>
@@ -18174,7 +18446,7 @@
             <w:pPr>
               <w:spacing w:after="20" w:before="0"/>
             </w:pPr>
-            <w:hyperlink w:history="1" r:id="rIdbrs4vvtcnnwvgrlg15wd8">
+            <w:hyperlink w:history="1" r:id="rIdxshpygvxea9dpyxwvfeoo">
               <w:r>
                 <w:rPr>
                   <w:rFonts w:ascii="Arial" w:cs="Arial" w:eastAsia="Arial" w:hAnsi="Arial"/>
@@ -18189,6 +18461,22 @@
           </w:p>
           <w:p>
             <w:pPr>
+              <w:spacing w:after="20" w:before="0"/>
+            </w:pPr>
+            <w:r>
+              <w:rPr>
+                <w:rFonts w:ascii="Arial" w:cs="Arial" w:eastAsia="Arial" w:hAnsi="Arial"/>
+                <w:i/>
+                <w:iCs/>
+                <w:color w:val="595959"/>
+                <w:sz w:val="16"/>
+                <w:szCs w:val="16"/>
+              </w:rPr>
+              <w:t xml:space="preserve">Related topic: not an exact match for this lesson.</w:t>
+            </w:r>
+          </w:p>
+          <w:p>
+            <w:pPr>
               <w:spacing w:after="10" w:before="0"/>
               <w:ind w:left="120"/>
             </w:pPr>
@@ -18207,7 +18495,7 @@
               <w:spacing w:after="10" w:before="0"/>
               <w:ind w:left="120"/>
             </w:pPr>
-            <w:hyperlink w:history="1" r:id="rId83dvszz2jolb0qmmh4tex">
+            <w:hyperlink w:history="1" r:id="rId2jdbyrjs98z1yz1nubki4">
               <w:r>
                 <w:rPr>
                   <w:rFonts w:ascii="Arial" w:cs="Arial" w:eastAsia="Arial" w:hAnsi="Arial"/>
@@ -18402,7 +18690,7 @@
             <w:pPr>
               <w:spacing w:after="20" w:before="0"/>
             </w:pPr>
-            <w:hyperlink w:history="1" r:id="rIdfv0ruggmjsr2afwv3huh7">
+            <w:hyperlink w:history="1" r:id="rIdffhxdeuhii_rbm5eiyaak">
               <w:r>
                 <w:rPr>
                   <w:rFonts w:ascii="Arial" w:cs="Arial" w:eastAsia="Arial" w:hAnsi="Arial"/>
@@ -18435,7 +18723,7 @@
               <w:spacing w:after="10" w:before="0"/>
               <w:ind w:left="120"/>
             </w:pPr>
-            <w:hyperlink w:history="1" r:id="rIdoqaqxbrbuqthh5xpza61c">
+            <w:hyperlink w:history="1" r:id="rIdfpqqs_tulseqxdrghjr9q">
               <w:r>
                 <w:rPr>
                   <w:rFonts w:ascii="Arial" w:cs="Arial" w:eastAsia="Arial" w:hAnsi="Arial"/>
@@ -18480,7 +18768,7 @@
             <w:pPr>
               <w:spacing w:after="20" w:before="0"/>
             </w:pPr>
-            <w:hyperlink w:history="1" r:id="rIdn64h-_zc9uju9x8nzab_8">
+            <w:hyperlink w:history="1" r:id="rId4fgqr9h3bxuyv-o7maxhq">
               <w:r>
                 <w:rPr>
                   <w:rFonts w:ascii="Arial" w:cs="Arial" w:eastAsia="Arial" w:hAnsi="Arial"/>
@@ -18495,6 +18783,22 @@
           </w:p>
           <w:p>
             <w:pPr>
+              <w:spacing w:after="20" w:before="0"/>
+            </w:pPr>
+            <w:r>
+              <w:rPr>
+                <w:rFonts w:ascii="Arial" w:cs="Arial" w:eastAsia="Arial" w:hAnsi="Arial"/>
+                <w:i/>
+                <w:iCs/>
+                <w:color w:val="595959"/>
+                <w:sz w:val="16"/>
+                <w:szCs w:val="16"/>
+              </w:rPr>
+              <w:t xml:space="preserve">Related topic: not an exact match for this lesson.</w:t>
+            </w:r>
+          </w:p>
+          <w:p>
+            <w:pPr>
               <w:spacing w:after="10" w:before="0"/>
               <w:ind w:left="120"/>
             </w:pPr>
@@ -18513,7 +18817,7 @@
               <w:spacing w:after="10" w:before="0"/>
               <w:ind w:left="120"/>
             </w:pPr>
-            <w:hyperlink w:history="1" r:id="rIdtgcdksmb4nlcqeyey2__f">
+            <w:hyperlink w:history="1" r:id="rId3nqse1crtrtgdlaoynf4n">
               <w:r>
                 <w:rPr>
                   <w:rFonts w:ascii="Arial" w:cs="Arial" w:eastAsia="Arial" w:hAnsi="Arial"/>
@@ -18936,7 +19240,710 @@
             <w:pPr>
               <w:spacing w:after="20" w:before="0"/>
             </w:pPr>
-            <w:hyperlink w:history="1" r:id="rIddgu7vsabdula-fbg-tzj0">
+            <w:hyperlink w:history="1" r:id="rIda12no_wn9vz_tldgkrkeu">
+              <w:r>
+                <w:rPr>
+                  <w:rFonts w:ascii="Arial" w:cs="Arial" w:eastAsia="Arial" w:hAnsi="Arial"/>
+                  <w:color w:val="2E75B6"/>
+                  <w:sz w:val="16"/>
+                  <w:szCs w:val="16"/>
+                  <w:u w:val="single" w:color="2E75B6"/>
+                </w:rPr>
+                <w:t xml:space="preserve">The water cycle</w:t>
+              </w:r>
+            </w:hyperlink>
+          </w:p>
+          <w:p>
+            <w:pPr>
+              <w:spacing w:after="20" w:before="0"/>
+            </w:pPr>
+            <w:r>
+              <w:rPr>
+                <w:rFonts w:ascii="Arial" w:cs="Arial" w:eastAsia="Arial" w:hAnsi="Arial"/>
+                <w:i/>
+                <w:iCs/>
+                <w:color w:val="595959"/>
+                <w:sz w:val="16"/>
+                <w:szCs w:val="16"/>
+              </w:rPr>
+              <w:t xml:space="preserve">Related topic: not an exact match for this lesson.</w:t>
+            </w:r>
+          </w:p>
+          <w:p>
+            <w:pPr>
+              <w:spacing w:after="10" w:before="0"/>
+              <w:ind w:left="120"/>
+            </w:pPr>
+            <w:r>
+              <w:rPr>
+                <w:rFonts w:ascii="Arial" w:cs="Arial" w:eastAsia="Arial" w:hAnsi="Arial"/>
+                <w:color w:val="595959"/>
+                <w:sz w:val="14"/>
+                <w:szCs w:val="14"/>
+              </w:rPr>
+              <w:t xml:space="preserve">Source: Khan Academy (English - US curriculum)</w:t>
+            </w:r>
+          </w:p>
+          <w:p>
+            <w:pPr>
+              <w:spacing w:after="10" w:before="0"/>
+              <w:ind w:left="120"/>
+            </w:pPr>
+            <w:hyperlink w:history="1" r:id="rIdcz21l7e6pl0w2evq1iwnn">
+              <w:r>
+                <w:rPr>
+                  <w:rFonts w:ascii="Arial" w:cs="Arial" w:eastAsia="Arial" w:hAnsi="Arial"/>
+                  <w:color w:val="595959"/>
+                  <w:sz w:val="14"/>
+                  <w:szCs w:val="14"/>
+                  <w:u w:val="single" w:color="595959"/>
+                </w:rPr>
+                <w:t xml:space="preserve">🔍 Search ARES for similar videos</w:t>
+              </w:r>
+            </w:hyperlink>
+          </w:p>
+          <w:p>
+            <w:pPr>
+              <w:spacing w:after="40" w:before="0"/>
+            </w:pPr>
+            <w:r>
+              <w:rPr>
+                <w:sz w:val="14"/>
+                <w:szCs w:val="14"/>
+              </w:rPr>
+              <w:t xml:space="preserve"/>
+            </w:r>
+          </w:p>
+          <w:p>
+            <w:pPr>
+              <w:spacing w:after="20" w:before="0"/>
+            </w:pPr>
+            <w:r>
+              <w:rPr>
+                <w:rFonts w:ascii="Arial" w:cs="Arial" w:eastAsia="Arial" w:hAnsi="Arial"/>
+                <w:b/>
+                <w:bCs/>
+                <w:color w:val="1F3864"/>
+                <w:sz w:val="16"/>
+                <w:szCs w:val="16"/>
+              </w:rPr>
+              <w:t xml:space="preserve">📖 HTML:</w:t>
+            </w:r>
+          </w:p>
+          <w:p>
+            <w:pPr>
+              <w:spacing w:after="20" w:before="0"/>
+            </w:pPr>
+            <w:hyperlink w:history="1" r:id="rIdgxbrgil1drdv5tcighl0z">
+              <w:r>
+                <w:rPr>
+                  <w:rFonts w:ascii="Arial" w:cs="Arial" w:eastAsia="Arial" w:hAnsi="Arial"/>
+                  <w:color w:val="2E75B6"/>
+                  <w:sz w:val="16"/>
+                  <w:szCs w:val="16"/>
+                  <w:u w:val="single" w:color="2E75B6"/>
+                </w:rPr>
+                <w:t xml:space="preserve">Photosynthesis And Transpiration</w:t>
+              </w:r>
+            </w:hyperlink>
+          </w:p>
+          <w:p>
+            <w:pPr>
+              <w:spacing w:after="20" w:before="0"/>
+            </w:pPr>
+            <w:r>
+              <w:rPr>
+                <w:rFonts w:ascii="Arial" w:cs="Arial" w:eastAsia="Arial" w:hAnsi="Arial"/>
+                <w:i/>
+                <w:iCs/>
+                <w:color w:val="595959"/>
+                <w:sz w:val="16"/>
+                <w:szCs w:val="16"/>
+              </w:rPr>
+              <w:t xml:space="preserve">Related topic: not an exact match for this lesson.</w:t>
+            </w:r>
+          </w:p>
+          <w:p>
+            <w:pPr>
+              <w:spacing w:after="10" w:before="0"/>
+              <w:ind w:left="120"/>
+            </w:pPr>
+            <w:r>
+              <w:rPr>
+                <w:rFonts w:ascii="Arial" w:cs="Arial" w:eastAsia="Arial" w:hAnsi="Arial"/>
+                <w:color w:val="595959"/>
+                <w:sz w:val="14"/>
+                <w:szCs w:val="14"/>
+              </w:rPr>
+              <w:t xml:space="preserve">Source: iicba</w:t>
+            </w:r>
+          </w:p>
+          <w:p>
+            <w:pPr>
+              <w:spacing w:after="10" w:before="0"/>
+              <w:ind w:left="120"/>
+            </w:pPr>
+            <w:hyperlink w:history="1" r:id="rId6crbitmzz1iggclzt26cu">
+              <w:r>
+                <w:rPr>
+                  <w:rFonts w:ascii="Arial" w:cs="Arial" w:eastAsia="Arial" w:hAnsi="Arial"/>
+                  <w:color w:val="595959"/>
+                  <w:sz w:val="14"/>
+                  <w:szCs w:val="14"/>
+                  <w:u w:val="single" w:color="595959"/>
+                </w:rPr>
+                <w:t xml:space="preserve">🔍 Search ARES for similar readings</w:t>
+              </w:r>
+            </w:hyperlink>
+          </w:p>
+        </w:tc>
+        <w:tc>
+          <w:tcPr>
+            <w:tcW w:type="dxa" w:w="3040"/>
+            <w:shd w:fill="FFFFFF" w:color="auto" w:val="clear"/>
+            <w:tcMar>
+              <w:top w:type="dxa" w:w="60"/>
+              <w:left w:type="dxa" w:w="120"/>
+              <w:bottom w:type="dxa" w:w="60"/>
+              <w:right w:type="dxa" w:w="120"/>
+            </w:tcMar>
+            <w:vAlign w:val="top"/>
+          </w:tcPr>
+          <w:p>
+            <w:pPr>
+              <w:spacing w:after="40" w:before="0"/>
+              <w:jc w:val="left"/>
+            </w:pPr>
+            <w:r>
+              <w:rPr>
+                <w:rFonts w:ascii="Arial" w:cs="Arial" w:eastAsia="Arial" w:hAnsi="Arial"/>
+                <w:b w:val="false"/>
+                <w:bCs w:val="false"/>
+                <w:i w:val="false"/>
+                <w:iCs w:val="false"/>
+                <w:color w:val="000000"/>
+                <w:sz w:val="18"/>
+                <w:szCs w:val="18"/>
+              </w:rPr>
+              <w:t xml:space="preserve">Teacher introduces the formal definition of transpiration using the evidence students have just gathered. Students work in groups of 4 to complete a Claim–Evidence–Reasoning (CER) scaffold in their notebooks:</w:t>
+            </w:r>
+          </w:p>
+          <w:p>
+            <w:pPr>
+              <w:spacing w:after="40" w:before="0"/>
+              <w:jc w:val="left"/>
+            </w:pPr>
+            <w:r>
+              <w:rPr>
+                <w:rFonts w:ascii="Arial" w:cs="Arial" w:eastAsia="Arial" w:hAnsi="Arial"/>
+                <w:b w:val="false"/>
+                <w:bCs w:val="false"/>
+                <w:i w:val="false"/>
+                <w:iCs w:val="false"/>
+                <w:color w:val="000000"/>
+                <w:sz w:val="18"/>
+                <w:szCs w:val="18"/>
+              </w:rPr>
+              <w:t xml:space="preserve"/>
+            </w:r>
+          </w:p>
+          <w:p>
+            <w:pPr>
+              <w:spacing w:after="40" w:before="0"/>
+              <w:jc w:val="left"/>
+            </w:pPr>
+            <w:r>
+              <w:rPr>
+                <w:rFonts w:ascii="Arial" w:cs="Arial" w:eastAsia="Arial" w:hAnsi="Arial"/>
+                <w:b w:val="false"/>
+                <w:bCs w:val="false"/>
+                <w:i w:val="false"/>
+                <w:iCs w:val="false"/>
+                <w:color w:val="000000"/>
+                <w:sz w:val="18"/>
+                <w:szCs w:val="18"/>
+              </w:rPr>
+              <w:t xml:space="preserve">CLAIM: 'The water inside the polythene bag came from _________.'</w:t>
+            </w:r>
+          </w:p>
+          <w:p>
+            <w:pPr>
+              <w:spacing w:after="40" w:before="0"/>
+              <w:jc w:val="left"/>
+            </w:pPr>
+            <w:r>
+              <w:rPr>
+                <w:rFonts w:ascii="Arial" w:cs="Arial" w:eastAsia="Arial" w:hAnsi="Arial"/>
+                <w:b w:val="false"/>
+                <w:bCs w:val="false"/>
+                <w:i w:val="false"/>
+                <w:iCs w:val="false"/>
+                <w:color w:val="000000"/>
+                <w:sz w:val="18"/>
+                <w:szCs w:val="18"/>
+              </w:rPr>
+              <w:t xml:space="preserve">EVIDENCE: Students list at least THREE pieces of evidence from today's observations (dye results, stomatal impressions, leaf bag water droplets).</w:t>
+            </w:r>
+          </w:p>
+          <w:p>
+            <w:pPr>
+              <w:spacing w:after="40" w:before="0"/>
+              <w:jc w:val="left"/>
+            </w:pPr>
+            <w:r>
+              <w:rPr>
+                <w:rFonts w:ascii="Arial" w:cs="Arial" w:eastAsia="Arial" w:hAnsi="Arial"/>
+                <w:b w:val="false"/>
+                <w:bCs w:val="false"/>
+                <w:i w:val="false"/>
+                <w:iCs w:val="false"/>
+                <w:color w:val="000000"/>
+                <w:sz w:val="18"/>
+                <w:szCs w:val="18"/>
+              </w:rPr>
+              <w:t xml:space="preserve">REASONING: Students write 3–4 sentences connecting their evidence to the claim using the terms: transpiration, stomata, xylem, guard cells, water vapour.</w:t>
+            </w:r>
+          </w:p>
+          <w:p>
+            <w:pPr>
+              <w:spacing w:after="40" w:before="0"/>
+              <w:jc w:val="left"/>
+            </w:pPr>
+            <w:r>
+              <w:rPr>
+                <w:rFonts w:ascii="Arial" w:cs="Arial" w:eastAsia="Arial" w:hAnsi="Arial"/>
+                <w:b w:val="false"/>
+                <w:bCs w:val="false"/>
+                <w:i w:val="false"/>
+                <w:iCs w:val="false"/>
+                <w:color w:val="000000"/>
+                <w:sz w:val="18"/>
+                <w:szCs w:val="18"/>
+              </w:rPr>
+              <w:t xml:space="preserve"/>
+            </w:r>
+          </w:p>
+          <w:p>
+            <w:pPr>
+              <w:spacing w:after="40" w:before="0"/>
+              <w:jc w:val="left"/>
+            </w:pPr>
+            <w:r>
+              <w:rPr>
+                <w:rFonts w:ascii="Arial" w:cs="Arial" w:eastAsia="Arial" w:hAnsi="Arial"/>
+                <w:b w:val="false"/>
+                <w:bCs w:val="false"/>
+                <w:i w:val="false"/>
+                <w:iCs w:val="false"/>
+                <w:color w:val="000000"/>
+                <w:sz w:val="18"/>
+                <w:szCs w:val="18"/>
+              </w:rPr>
+              <w:t xml:space="preserve">Groups then tackle the Kibwezi question directly: 'It is 2:00 pm in Kibwezi. Temperature: 38°C. Wind: strong. Humidity: very low. Using what you now know about transpiration, explain in your group why the maize is wilting at this exact moment — even though the farmer watered the soil this morning.' Each group writes a group explanation (min. 5 sentences). Groups share out — teacher writes key phrases from each group on the board, building a class consensus explanation.</w:t>
+            </w:r>
+          </w:p>
+          <w:p>
+            <w:pPr>
+              <w:spacing w:after="40" w:before="0"/>
+              <w:jc w:val="left"/>
+            </w:pPr>
+            <w:r>
+              <w:rPr>
+                <w:rFonts w:ascii="Arial" w:cs="Arial" w:eastAsia="Arial" w:hAnsi="Arial"/>
+                <w:b w:val="false"/>
+                <w:bCs w:val="false"/>
+                <w:i w:val="false"/>
+                <w:iCs w:val="false"/>
+                <w:color w:val="000000"/>
+                <w:sz w:val="18"/>
+                <w:szCs w:val="18"/>
+              </w:rPr>
+              <w:t xml:space="preserve"/>
+            </w:r>
+          </w:p>
+          <w:p>
+            <w:pPr>
+              <w:spacing w:after="40" w:before="0"/>
+              <w:jc w:val="left"/>
+            </w:pPr>
+            <w:r>
+              <w:rPr>
+                <w:rFonts w:ascii="Arial" w:cs="Arial" w:eastAsia="Arial" w:hAnsi="Arial"/>
+                <w:b w:val="false"/>
+                <w:bCs w:val="false"/>
+                <w:i w:val="false"/>
+                <w:iCs w:val="false"/>
+                <w:color w:val="000000"/>
+                <w:sz w:val="18"/>
+                <w:szCs w:val="18"/>
+              </w:rPr>
+              <w:t xml:space="preserve">Teacher then presents the FOUR factors affecting transpiration rate using a Kenya-relevant comparison table on the board:</w:t>
+            </w:r>
+          </w:p>
+          <w:p>
+            <w:pPr>
+              <w:spacing w:after="30" w:before="0"/>
+              <w:ind w:left="360" w:hanging="180"/>
+              <w:jc w:val="left"/>
+            </w:pPr>
+            <w:r>
+              <w:rPr>
+                <w:rFonts w:ascii="Arial" w:cs="Arial" w:eastAsia="Arial" w:hAnsi="Arial"/>
+                <w:b w:val="false"/>
+                <w:bCs w:val="false"/>
+                <w:i w:val="false"/>
+                <w:iCs w:val="false"/>
+                <w:color w:val="000000"/>
+                <w:sz w:val="18"/>
+                <w:szCs w:val="18"/>
+              </w:rPr>
+              <w:t xml:space="preserve">–  Temperature (hot Kibwezi afternoon vs cool Kericho morning)</w:t>
+            </w:r>
+          </w:p>
+          <w:p>
+            <w:pPr>
+              <w:spacing w:after="30" w:before="0"/>
+              <w:ind w:left="360" w:hanging="180"/>
+              <w:jc w:val="left"/>
+            </w:pPr>
+            <w:r>
+              <w:rPr>
+                <w:rFonts w:ascii="Arial" w:cs="Arial" w:eastAsia="Arial" w:hAnsi="Arial"/>
+                <w:b w:val="false"/>
+                <w:bCs w:val="false"/>
+                <w:i w:val="false"/>
+                <w:iCs w:val="false"/>
+                <w:color w:val="000000"/>
+                <w:sz w:val="18"/>
+                <w:szCs w:val="18"/>
+              </w:rPr>
+              <w:t xml:space="preserve">–  Humidity (dry Makueni vs humid Lake Victoria shore)</w:t>
+            </w:r>
+          </w:p>
+          <w:p>
+            <w:pPr>
+              <w:spacing w:after="30" w:before="0"/>
+              <w:ind w:left="360" w:hanging="180"/>
+              <w:jc w:val="left"/>
+            </w:pPr>
+            <w:r>
+              <w:rPr>
+                <w:rFonts w:ascii="Arial" w:cs="Arial" w:eastAsia="Arial" w:hAnsi="Arial"/>
+                <w:b w:val="false"/>
+                <w:bCs w:val="false"/>
+                <w:i w:val="false"/>
+                <w:iCs w:val="false"/>
+                <w:color w:val="000000"/>
+                <w:sz w:val="18"/>
+                <w:szCs w:val="18"/>
+              </w:rPr>
+              <w:t xml:space="preserve">–  Wind speed (open maize field vs sheltered sukuma wiki under mango tree)</w:t>
+            </w:r>
+          </w:p>
+          <w:p>
+            <w:pPr>
+              <w:spacing w:after="30" w:before="0"/>
+              <w:ind w:left="360" w:hanging="180"/>
+              <w:jc w:val="left"/>
+            </w:pPr>
+            <w:r>
+              <w:rPr>
+                <w:rFonts w:ascii="Arial" w:cs="Arial" w:eastAsia="Arial" w:hAnsi="Arial"/>
+                <w:b w:val="false"/>
+                <w:bCs w:val="false"/>
+                <w:i w:val="false"/>
+                <w:iCs w:val="false"/>
+                <w:color w:val="000000"/>
+                <w:sz w:val="18"/>
+                <w:szCs w:val="18"/>
+              </w:rPr>
+              <w:t xml:space="preserve">–  Light intensity (midday sun vs shaded plot)</w:t>
+            </w:r>
+          </w:p>
+          <w:p>
+            <w:pPr>
+              <w:spacing w:after="40" w:before="0"/>
+              <w:jc w:val="left"/>
+            </w:pPr>
+            <w:r>
+              <w:rPr>
+                <w:rFonts w:ascii="Arial" w:cs="Arial" w:eastAsia="Arial" w:hAnsi="Arial"/>
+                <w:b w:val="false"/>
+                <w:bCs w:val="false"/>
+                <w:i w:val="false"/>
+                <w:iCs w:val="false"/>
+                <w:color w:val="000000"/>
+                <w:sz w:val="18"/>
+                <w:szCs w:val="18"/>
+              </w:rPr>
+              <w:t xml:space="preserve">Students copy and annotate the table, adding arrows showing 'increases transpiration rate' or 'decreases transpiration rate' for each factor.</w:t>
+            </w:r>
+          </w:p>
+        </w:tc>
+        <w:tc>
+          <w:tcPr>
+            <w:tcW w:type="dxa" w:w="3040"/>
+            <w:shd w:fill="F2F2F2" w:color="auto" w:val="clear"/>
+            <w:tcMar>
+              <w:top w:type="dxa" w:w="60"/>
+              <w:left w:type="dxa" w:w="120"/>
+              <w:bottom w:type="dxa" w:w="60"/>
+              <w:right w:type="dxa" w:w="120"/>
+            </w:tcMar>
+            <w:vAlign w:val="top"/>
+          </w:tcPr>
+          <w:p>
+            <w:pPr>
+              <w:spacing w:after="40" w:before="0"/>
+              <w:jc w:val="left"/>
+            </w:pPr>
+            <w:r>
+              <w:rPr>
+                <w:rFonts w:ascii="Arial" w:cs="Arial" w:eastAsia="Arial" w:hAnsi="Arial"/>
+                <w:b w:val="false"/>
+                <w:bCs w:val="false"/>
+                <w:i w:val="false"/>
+                <w:iCs w:val="false"/>
+                <w:color w:val="000000"/>
+                <w:sz w:val="18"/>
+                <w:szCs w:val="18"/>
+              </w:rPr>
+              <w:t xml:space="preserve">Open the Explain phase by returning to the board predictions: 'Let us go back to what you predicted. [Point to board.] Some of you said condensation from air. Some said the plant released it. Now you have evidence. Which is supported? Turn to your group — 30 seconds — then I will cold-call.' Cold-call 3 students. Then say: 'The scientific term for what you are describing is TRANSPIRATION. Write this definition exactly: Transpiration is the loss of water vapour from a plant, mainly through the stomata of leaves.' Students write and underline.</w:t>
+            </w:r>
+          </w:p>
+          <w:p>
+            <w:pPr>
+              <w:spacing w:after="40" w:before="0"/>
+              <w:jc w:val="left"/>
+            </w:pPr>
+            <w:r>
+              <w:rPr>
+                <w:rFonts w:ascii="Arial" w:cs="Arial" w:eastAsia="Arial" w:hAnsi="Arial"/>
+                <w:b w:val="false"/>
+                <w:bCs w:val="false"/>
+                <w:i w:val="false"/>
+                <w:iCs w:val="false"/>
+                <w:color w:val="000000"/>
+                <w:sz w:val="18"/>
+                <w:szCs w:val="18"/>
+              </w:rPr>
+              <w:t xml:space="preserve"/>
+            </w:r>
+          </w:p>
+          <w:p>
+            <w:pPr>
+              <w:spacing w:after="40" w:before="0"/>
+              <w:jc w:val="left"/>
+            </w:pPr>
+            <w:r>
+              <w:rPr>
+                <w:rFonts w:ascii="Arial" w:cs="Arial" w:eastAsia="Arial" w:hAnsi="Arial"/>
+                <w:b w:val="false"/>
+                <w:bCs w:val="false"/>
+                <w:i w:val="false"/>
+                <w:iCs w:val="false"/>
+                <w:color w:val="000000"/>
+                <w:sz w:val="18"/>
+                <w:szCs w:val="18"/>
+              </w:rPr>
+              <w:t xml:space="preserve">For the CER task: 'In your groups of four, complete the Claim–Evidence–Reasoning scaffold on page ___ of your workbook. You must cite at least THREE pieces of evidence from TODAY's observations. You have 8 minutes — go.' Circulate. At 5 minutes, say: 'You should be writing your reasoning now — use these words: transpiration, stomata, xylem, guard cells.' After 8 minutes, cold-call one group to share their full CER. Ask the class: 'Do you agree with their reasoning? What would you add?' Allow 2 student additions.</w:t>
+            </w:r>
+          </w:p>
+          <w:p>
+            <w:pPr>
+              <w:spacing w:after="40" w:before="0"/>
+              <w:jc w:val="left"/>
+            </w:pPr>
+            <w:r>
+              <w:rPr>
+                <w:rFonts w:ascii="Arial" w:cs="Arial" w:eastAsia="Arial" w:hAnsi="Arial"/>
+                <w:b w:val="false"/>
+                <w:bCs w:val="false"/>
+                <w:i w:val="false"/>
+                <w:iCs w:val="false"/>
+                <w:color w:val="000000"/>
+                <w:sz w:val="18"/>
+                <w:szCs w:val="18"/>
+              </w:rPr>
+              <w:t xml:space="preserve"/>
+            </w:r>
+          </w:p>
+          <w:p>
+            <w:pPr>
+              <w:spacing w:after="40" w:before="0"/>
+              <w:jc w:val="left"/>
+            </w:pPr>
+            <w:r>
+              <w:rPr>
+                <w:rFonts w:ascii="Arial" w:cs="Arial" w:eastAsia="Arial" w:hAnsi="Arial"/>
+                <w:b w:val="false"/>
+                <w:bCs w:val="false"/>
+                <w:i w:val="false"/>
+                <w:iCs w:val="false"/>
+                <w:color w:val="000000"/>
+                <w:sz w:val="18"/>
+                <w:szCs w:val="18"/>
+              </w:rPr>
+              <w:t xml:space="preserve">For the Kibwezi group explanation: 'Now apply this to our farmer in Kibwezi. It is 2:00 pm. Hot. Windy. Dry. Explain exactly what is happening inside her maize plant RIGHT NOW.' Allow 6 minutes. Cold-call 2 groups. Construct the class consensus explanation on the board together. Say: 'This is the most important paragraph you will write in this unit — it answers our driving question for the first time completely.'</w:t>
+            </w:r>
+          </w:p>
+          <w:p>
+            <w:pPr>
+              <w:spacing w:after="40" w:before="0"/>
+              <w:jc w:val="left"/>
+            </w:pPr>
+            <w:r>
+              <w:rPr>
+                <w:rFonts w:ascii="Arial" w:cs="Arial" w:eastAsia="Arial" w:hAnsi="Arial"/>
+                <w:b w:val="false"/>
+                <w:bCs w:val="false"/>
+                <w:i w:val="false"/>
+                <w:iCs w:val="false"/>
+                <w:color w:val="000000"/>
+                <w:sz w:val="18"/>
+                <w:szCs w:val="18"/>
+              </w:rPr>
+              <w:t xml:space="preserve"/>
+            </w:r>
+          </w:p>
+          <w:p>
+            <w:pPr>
+              <w:spacing w:after="40" w:before="0"/>
+              <w:jc w:val="left"/>
+            </w:pPr>
+            <w:r>
+              <w:rPr>
+                <w:rFonts w:ascii="Arial" w:cs="Arial" w:eastAsia="Arial" w:hAnsi="Arial"/>
+                <w:b w:val="false"/>
+                <w:bCs w:val="false"/>
+                <w:i w:val="false"/>
+                <w:iCs w:val="false"/>
+                <w:color w:val="000000"/>
+                <w:sz w:val="18"/>
+                <w:szCs w:val="18"/>
+              </w:rPr>
+              <w:t xml:space="preserve">For the factors table: present each factor with a Kenya contrast. Ask: 'Why does the sukuma wiki under the mango tree barely wilt? [WAIT 12 seconds.] What factor has the mango tree changed?' Cold-call 2 students before explaining.</w:t>
+            </w:r>
+          </w:p>
+        </w:tc>
+        <w:tc>
+          <w:tcPr>
+            <w:tcW w:type="dxa" w:w="3040"/>
+            <w:shd w:fill="FFFFFF" w:color="auto" w:val="clear"/>
+            <w:tcMar>
+              <w:top w:type="dxa" w:w="60"/>
+              <w:left w:type="dxa" w:w="120"/>
+              <w:bottom w:type="dxa" w:w="60"/>
+              <w:right w:type="dxa" w:w="120"/>
+            </w:tcMar>
+            <w:vAlign w:val="top"/>
+          </w:tcPr>
+          <w:p>
+            <w:pPr>
+              <w:spacing w:after="40" w:before="0"/>
+              <w:jc w:val="left"/>
+            </w:pPr>
+            <w:r>
+              <w:rPr>
+                <w:rFonts w:ascii="Arial" w:cs="Arial" w:eastAsia="Arial" w:hAnsi="Arial"/>
+                <w:b w:val="false"/>
+                <w:bCs w:val="false"/>
+                <w:i w:val="false"/>
+                <w:iCs w:val="false"/>
+                <w:color w:val="000000"/>
+                <w:sz w:val="18"/>
+                <w:szCs w:val="18"/>
+              </w:rPr>
+              <w:t xml:space="preserve">Claim–Evidence–Reasoning (CER) Framework: CER is named explicitly and its purpose explained — 'Scientists do not just state claims; they justify them with evidence and explain the logic connecting the two. We are doing exactly what a plant physiologist at the University of Nairobi would do.' CER is particularly powerful here because students now have three independent pieces of evidence (dye, stomata, leaf bag) converging on one mechanism. The Kibwezi application task forces transfer — students must move from abstract definition to causal explanation of the anchoring phenomenon, which is the deepest level of sensemaking.</w:t>
+            </w:r>
+          </w:p>
+        </w:tc>
+        <w:tc>
+          <w:tcPr>
+            <w:tcW w:type="dxa" w:w="3040"/>
+            <w:shd w:fill="F2F2F2" w:color="auto" w:val="clear"/>
+            <w:tcMar>
+              <w:top w:type="dxa" w:w="60"/>
+              <w:left w:type="dxa" w:w="120"/>
+              <w:bottom w:type="dxa" w:w="60"/>
+              <w:right w:type="dxa" w:w="120"/>
+            </w:tcMar>
+            <w:vAlign w:val="top"/>
+          </w:tcPr>
+          <w:p>
+            <w:pPr>
+              <w:spacing w:after="40" w:before="0"/>
+              <w:jc w:val="left"/>
+            </w:pPr>
+            <w:r>
+              <w:rPr>
+                <w:rFonts w:ascii="Arial" w:cs="Arial" w:eastAsia="Arial" w:hAnsi="Arial"/>
+                <w:b w:val="false"/>
+                <w:bCs w:val="false"/>
+                <w:i w:val="false"/>
+                <w:iCs w:val="false"/>
+                <w:color w:val="000000"/>
+                <w:sz w:val="18"/>
+                <w:szCs w:val="18"/>
+              </w:rPr>
+              <w:t xml:space="preserve">Collect CER notebooks from 6 randomly selected students (one per group) during the transition to the next phase. Observable indicators of proficiency: (1) Claim correctly names transpiration/stomata as source of bag water. (2) Evidence section lists at least 3 specific observations (not generic statements). (3) Reasoning uses at least 3 of the 5 key vocabulary words correctly in context. (4) Kibwezi group explanation correctly identifies at least 2 factors (high temperature + low humidity OR high temperature + wind) as increasing transpiration rate beyond the rate of water uptake. Red flag for reteaching: students who explain wilting as 'the plant is thirsty' without referencing the rate mismatch between water uptake and water loss.</w:t>
+            </w:r>
+          </w:p>
+        </w:tc>
+      </w:tr>
+      <w:tr>
+        <w:tc>
+          <w:tcPr>
+            <w:tcW w:type="dxa" w:w="1520"/>
+            <w:shd w:fill="FCE4D6" w:color="auto" w:val="clear"/>
+            <w:tcMar>
+              <w:top w:type="dxa" w:w="60"/>
+              <w:left w:type="dxa" w:w="120"/>
+              <w:bottom w:type="dxa" w:w="60"/>
+              <w:right w:type="dxa" w:w="120"/>
+            </w:tcMar>
+            <w:vAlign w:val="top"/>
+          </w:tcPr>
+          <w:p>
+            <w:pPr>
+              <w:spacing w:after="40" w:before="0"/>
+              <w:jc w:val="left"/>
+            </w:pPr>
+            <w:r>
+              <w:rPr>
+                <w:rFonts w:ascii="Arial" w:cs="Arial" w:eastAsia="Arial" w:hAnsi="Arial"/>
+                <w:b/>
+                <w:bCs/>
+                <w:i w:val="false"/>
+                <w:iCs w:val="false"/>
+                <w:color w:val="000000"/>
+                <w:sz w:val="18"/>
+                <w:szCs w:val="18"/>
+              </w:rPr>
+              <w:t xml:space="preserve">Driving Question Board (DQB) Creation</w:t>
+            </w:r>
+          </w:p>
+          <w:p>
+            <w:pPr>
+              <w:spacing w:after="20" w:before="0"/>
+            </w:pPr>
+            <w:r>
+              <w:rPr>
+                <w:rFonts w:ascii="Arial" w:cs="Arial" w:eastAsia="Arial" w:hAnsi="Arial"/>
+                <w:b/>
+                <w:bCs/>
+                <w:color w:val="1F3864"/>
+                <w:sz w:val="16"/>
+                <w:szCs w:val="16"/>
+              </w:rPr>
+              <w:t xml:space="preserve">📹 VIDEO:</w:t>
+            </w:r>
+          </w:p>
+          <w:p>
+            <w:pPr>
+              <w:spacing w:after="20" w:before="0"/>
+            </w:pPr>
+            <w:hyperlink w:history="1" r:id="rIdubxjjsyda6fjfgrvvvmjb">
               <w:r>
                 <w:rPr>
                   <w:rFonts w:ascii="Arial" w:cs="Arial" w:eastAsia="Arial" w:hAnsi="Arial"/>
@@ -18969,7 +19976,7 @@
               <w:spacing w:after="10" w:before="0"/>
               <w:ind w:left="120"/>
             </w:pPr>
-            <w:hyperlink w:history="1" r:id="rId38_nzd70yrbsacqnlhmqg">
+            <w:hyperlink w:history="1" r:id="rId9zoe1f5d2wa6oppfexsou">
               <w:r>
                 <w:rPr>
                   <w:rFonts w:ascii="Arial" w:cs="Arial" w:eastAsia="Arial" w:hAnsi="Arial"/>
@@ -19014,7 +20021,7 @@
             <w:pPr>
               <w:spacing w:after="20" w:before="0"/>
             </w:pPr>
-            <w:hyperlink w:history="1" r:id="rIdoc3yqjcgyhzpk3z4rffuy">
+            <w:hyperlink w:history="1" r:id="rIdgefwvlme3pt3vzqdudgdt">
               <w:r>
                 <w:rPr>
                   <w:rFonts w:ascii="Arial" w:cs="Arial" w:eastAsia="Arial" w:hAnsi="Arial"/>
@@ -19029,6 +20036,22 @@
           </w:p>
           <w:p>
             <w:pPr>
+              <w:spacing w:after="20" w:before="0"/>
+            </w:pPr>
+            <w:r>
+              <w:rPr>
+                <w:rFonts w:ascii="Arial" w:cs="Arial" w:eastAsia="Arial" w:hAnsi="Arial"/>
+                <w:i/>
+                <w:iCs/>
+                <w:color w:val="595959"/>
+                <w:sz w:val="16"/>
+                <w:szCs w:val="16"/>
+              </w:rPr>
+              <w:t xml:space="preserve">Related topic: not an exact match for this lesson.</w:t>
+            </w:r>
+          </w:p>
+          <w:p>
+            <w:pPr>
               <w:spacing w:after="10" w:before="0"/>
               <w:ind w:left="120"/>
             </w:pPr>
@@ -19047,7 +20070,7 @@
               <w:spacing w:after="10" w:before="0"/>
               <w:ind w:left="120"/>
             </w:pPr>
-            <w:hyperlink w:history="1" r:id="rId2vefjykf_ud8vomvdegme">
+            <w:hyperlink w:history="1" r:id="rId0tek8e0rxaxmgh-h-1bgv">
               <w:r>
                 <w:rPr>
                   <w:rFonts w:ascii="Arial" w:cs="Arial" w:eastAsia="Arial" w:hAnsi="Arial"/>
@@ -19089,258 +20112,7 @@
                 <w:sz w:val="18"/>
                 <w:szCs w:val="18"/>
               </w:rPr>
-              <w:t xml:space="preserve">Teacher introduces the formal definition of transpiration using the evidence students have just gathered. Students work in groups of 4 to complete a Claim–Evidence–Reasoning (CER) scaffold in their notebooks:</w:t>
-            </w:r>
-          </w:p>
-          <w:p>
-            <w:pPr>
-              <w:spacing w:after="40" w:before="0"/>
-              <w:jc w:val="left"/>
-            </w:pPr>
-            <w:r>
-              <w:rPr>
-                <w:rFonts w:ascii="Arial" w:cs="Arial" w:eastAsia="Arial" w:hAnsi="Arial"/>
-                <w:b w:val="false"/>
-                <w:bCs w:val="false"/>
-                <w:i w:val="false"/>
-                <w:iCs w:val="false"/>
-                <w:color w:val="000000"/>
-                <w:sz w:val="18"/>
-                <w:szCs w:val="18"/>
-              </w:rPr>
-              <w:t xml:space="preserve"/>
-            </w:r>
-          </w:p>
-          <w:p>
-            <w:pPr>
-              <w:spacing w:after="40" w:before="0"/>
-              <w:jc w:val="left"/>
-            </w:pPr>
-            <w:r>
-              <w:rPr>
-                <w:rFonts w:ascii="Arial" w:cs="Arial" w:eastAsia="Arial" w:hAnsi="Arial"/>
-                <w:b w:val="false"/>
-                <w:bCs w:val="false"/>
-                <w:i w:val="false"/>
-                <w:iCs w:val="false"/>
-                <w:color w:val="000000"/>
-                <w:sz w:val="18"/>
-                <w:szCs w:val="18"/>
-              </w:rPr>
-              <w:t xml:space="preserve">CLAIM: 'The water inside the polythene bag came from _________.'</w:t>
-            </w:r>
-          </w:p>
-          <w:p>
-            <w:pPr>
-              <w:spacing w:after="40" w:before="0"/>
-              <w:jc w:val="left"/>
-            </w:pPr>
-            <w:r>
-              <w:rPr>
-                <w:rFonts w:ascii="Arial" w:cs="Arial" w:eastAsia="Arial" w:hAnsi="Arial"/>
-                <w:b w:val="false"/>
-                <w:bCs w:val="false"/>
-                <w:i w:val="false"/>
-                <w:iCs w:val="false"/>
-                <w:color w:val="000000"/>
-                <w:sz w:val="18"/>
-                <w:szCs w:val="18"/>
-              </w:rPr>
-              <w:t xml:space="preserve">EVIDENCE: Students list at least THREE pieces of evidence from today's observations (dye results, stomatal impressions, leaf bag water droplets).</w:t>
-            </w:r>
-          </w:p>
-          <w:p>
-            <w:pPr>
-              <w:spacing w:after="40" w:before="0"/>
-              <w:jc w:val="left"/>
-            </w:pPr>
-            <w:r>
-              <w:rPr>
-                <w:rFonts w:ascii="Arial" w:cs="Arial" w:eastAsia="Arial" w:hAnsi="Arial"/>
-                <w:b w:val="false"/>
-                <w:bCs w:val="false"/>
-                <w:i w:val="false"/>
-                <w:iCs w:val="false"/>
-                <w:color w:val="000000"/>
-                <w:sz w:val="18"/>
-                <w:szCs w:val="18"/>
-              </w:rPr>
-              <w:t xml:space="preserve">REASONING: Students write 3–4 sentences connecting their evidence to the claim using the terms: transpiration, stomata, xylem, guard cells, water vapour.</w:t>
-            </w:r>
-          </w:p>
-          <w:p>
-            <w:pPr>
-              <w:spacing w:after="40" w:before="0"/>
-              <w:jc w:val="left"/>
-            </w:pPr>
-            <w:r>
-              <w:rPr>
-                <w:rFonts w:ascii="Arial" w:cs="Arial" w:eastAsia="Arial" w:hAnsi="Arial"/>
-                <w:b w:val="false"/>
-                <w:bCs w:val="false"/>
-                <w:i w:val="false"/>
-                <w:iCs w:val="false"/>
-                <w:color w:val="000000"/>
-                <w:sz w:val="18"/>
-                <w:szCs w:val="18"/>
-              </w:rPr>
-              <w:t xml:space="preserve"/>
-            </w:r>
-          </w:p>
-          <w:p>
-            <w:pPr>
-              <w:spacing w:after="40" w:before="0"/>
-              <w:jc w:val="left"/>
-            </w:pPr>
-            <w:r>
-              <w:rPr>
-                <w:rFonts w:ascii="Arial" w:cs="Arial" w:eastAsia="Arial" w:hAnsi="Arial"/>
-                <w:b w:val="false"/>
-                <w:bCs w:val="false"/>
-                <w:i w:val="false"/>
-                <w:iCs w:val="false"/>
-                <w:color w:val="000000"/>
-                <w:sz w:val="18"/>
-                <w:szCs w:val="18"/>
-              </w:rPr>
-              <w:t xml:space="preserve">Groups then tackle the Kibwezi question directly: 'It is 2:00 pm in Kibwezi. Temperature: 38°C. Wind: strong. Humidity: very low. Using what you now know about transpiration, explain in your group why the maize is wilting at this exact moment — even though the farmer watered the soil this morning.' Each group writes a group explanation (min. 5 sentences). Groups share out — teacher writes key phrases from each group on the board, building a class consensus explanation.</w:t>
-            </w:r>
-          </w:p>
-          <w:p>
-            <w:pPr>
-              <w:spacing w:after="40" w:before="0"/>
-              <w:jc w:val="left"/>
-            </w:pPr>
-            <w:r>
-              <w:rPr>
-                <w:rFonts w:ascii="Arial" w:cs="Arial" w:eastAsia="Arial" w:hAnsi="Arial"/>
-                <w:b w:val="false"/>
-                <w:bCs w:val="false"/>
-                <w:i w:val="false"/>
-                <w:iCs w:val="false"/>
-                <w:color w:val="000000"/>
-                <w:sz w:val="18"/>
-                <w:szCs w:val="18"/>
-              </w:rPr>
-              <w:t xml:space="preserve"/>
-            </w:r>
-          </w:p>
-          <w:p>
-            <w:pPr>
-              <w:spacing w:after="40" w:before="0"/>
-              <w:jc w:val="left"/>
-            </w:pPr>
-            <w:r>
-              <w:rPr>
-                <w:rFonts w:ascii="Arial" w:cs="Arial" w:eastAsia="Arial" w:hAnsi="Arial"/>
-                <w:b w:val="false"/>
-                <w:bCs w:val="false"/>
-                <w:i w:val="false"/>
-                <w:iCs w:val="false"/>
-                <w:color w:val="000000"/>
-                <w:sz w:val="18"/>
-                <w:szCs w:val="18"/>
-              </w:rPr>
-              <w:t xml:space="preserve">Teacher then presents the FOUR factors affecting transpiration rate using a Kenya-relevant comparison table on the board:</w:t>
-            </w:r>
-          </w:p>
-          <w:p>
-            <w:pPr>
-              <w:spacing w:after="30" w:before="0"/>
-              <w:ind w:left="360" w:hanging="180"/>
-              <w:jc w:val="left"/>
-            </w:pPr>
-            <w:r>
-              <w:rPr>
-                <w:rFonts w:ascii="Arial" w:cs="Arial" w:eastAsia="Arial" w:hAnsi="Arial"/>
-                <w:b w:val="false"/>
-                <w:bCs w:val="false"/>
-                <w:i w:val="false"/>
-                <w:iCs w:val="false"/>
-                <w:color w:val="000000"/>
-                <w:sz w:val="18"/>
-                <w:szCs w:val="18"/>
-              </w:rPr>
-              <w:t xml:space="preserve">–  Temperature (hot Kibwezi afternoon vs cool Kericho morning)</w:t>
-            </w:r>
-          </w:p>
-          <w:p>
-            <w:pPr>
-              <w:spacing w:after="30" w:before="0"/>
-              <w:ind w:left="360" w:hanging="180"/>
-              <w:jc w:val="left"/>
-            </w:pPr>
-            <w:r>
-              <w:rPr>
-                <w:rFonts w:ascii="Arial" w:cs="Arial" w:eastAsia="Arial" w:hAnsi="Arial"/>
-                <w:b w:val="false"/>
-                <w:bCs w:val="false"/>
-                <w:i w:val="false"/>
-                <w:iCs w:val="false"/>
-                <w:color w:val="000000"/>
-                <w:sz w:val="18"/>
-                <w:szCs w:val="18"/>
-              </w:rPr>
-              <w:t xml:space="preserve">–  Humidity (dry Makueni vs humid Lake Victoria shore)</w:t>
-            </w:r>
-          </w:p>
-          <w:p>
-            <w:pPr>
-              <w:spacing w:after="30" w:before="0"/>
-              <w:ind w:left="360" w:hanging="180"/>
-              <w:jc w:val="left"/>
-            </w:pPr>
-            <w:r>
-              <w:rPr>
-                <w:rFonts w:ascii="Arial" w:cs="Arial" w:eastAsia="Arial" w:hAnsi="Arial"/>
-                <w:b w:val="false"/>
-                <w:bCs w:val="false"/>
-                <w:i w:val="false"/>
-                <w:iCs w:val="false"/>
-                <w:color w:val="000000"/>
-                <w:sz w:val="18"/>
-                <w:szCs w:val="18"/>
-              </w:rPr>
-              <w:t xml:space="preserve">–  Wind speed (open maize field vs sheltered sukuma wiki under mango tree)</w:t>
-            </w:r>
-          </w:p>
-          <w:p>
-            <w:pPr>
-              <w:spacing w:after="30" w:before="0"/>
-              <w:ind w:left="360" w:hanging="180"/>
-              <w:jc w:val="left"/>
-            </w:pPr>
-            <w:r>
-              <w:rPr>
-                <w:rFonts w:ascii="Arial" w:cs="Arial" w:eastAsia="Arial" w:hAnsi="Arial"/>
-                <w:b w:val="false"/>
-                <w:bCs w:val="false"/>
-                <w:i w:val="false"/>
-                <w:iCs w:val="false"/>
-                <w:color w:val="000000"/>
-                <w:sz w:val="18"/>
-                <w:szCs w:val="18"/>
-              </w:rPr>
-              <w:t xml:space="preserve">–  Light intensity (midday sun vs shaded plot)</w:t>
-            </w:r>
-          </w:p>
-          <w:p>
-            <w:pPr>
-              <w:spacing w:after="40" w:before="0"/>
-              <w:jc w:val="left"/>
-            </w:pPr>
-            <w:r>
-              <w:rPr>
-                <w:rFonts w:ascii="Arial" w:cs="Arial" w:eastAsia="Arial" w:hAnsi="Arial"/>
-                <w:b w:val="false"/>
-                <w:bCs w:val="false"/>
-                <w:i w:val="false"/>
-                <w:iCs w:val="false"/>
-                <w:color w:val="000000"/>
-                <w:sz w:val="18"/>
-                <w:szCs w:val="18"/>
-              </w:rPr>
-              <w:t xml:space="preserve">Students copy and annotate the table, adding arrows showing 'increases transpiration rate' or 'decreases transpiration rate' for each factor.</w:t>
+              <w:t xml:space="preserve">The class DQB is projected or displayed at the front. Teacher reads aloud the driving question: 'How does water and food travel through an entire plant — from the soil to the highest leaf — and why does this journey sometimes fail, causing crops like maize in Kibwezi to wilt and die?' Students individually review the sticky notes/questions they added in Lessons 1–5. Each student selects ONE question from the DQB that they can now answer fully or partially using today's lesson. They write a 2–3 sentence answer on a new sticky note (different colour — e.g., green = 'I can now answer this') and place it over or beside the original question. Additionally, if today's lesson has raised a NEW question, students write it on a yellow sticky note and add it to the board. The class reviews 4–5 answered questions together, and the teacher draws a large arrow on the board timeline showing: Soil → Root → Stem → Leaf → ATMOSPHERE, marking 'Lesson 6 — LEAF' as the final node in the water journey.</w:t>
             </w:r>
           </w:p>
         </w:tc>
@@ -19372,121 +20144,7 @@
                 <w:sz w:val="18"/>
                 <w:szCs w:val="18"/>
               </w:rPr>
-              <w:t xml:space="preserve">Open the Explain phase by returning to the board predictions: 'Let us go back to what you predicted. [Point to board.] Some of you said condensation from air. Some said the plant released it. Now you have evidence. Which is supported? Turn to your group — 30 seconds — then I will cold-call.' Cold-call 3 students. Then say: 'The scientific term for what you are describing is TRANSPIRATION. Write this definition exactly: Transpiration is the loss of water vapour from a plant, mainly through the stomata of leaves.' Students write and underline.</w:t>
-            </w:r>
-          </w:p>
-          <w:p>
-            <w:pPr>
-              <w:spacing w:after="40" w:before="0"/>
-              <w:jc w:val="left"/>
-            </w:pPr>
-            <w:r>
-              <w:rPr>
-                <w:rFonts w:ascii="Arial" w:cs="Arial" w:eastAsia="Arial" w:hAnsi="Arial"/>
-                <w:b w:val="false"/>
-                <w:bCs w:val="false"/>
-                <w:i w:val="false"/>
-                <w:iCs w:val="false"/>
-                <w:color w:val="000000"/>
-                <w:sz w:val="18"/>
-                <w:szCs w:val="18"/>
-              </w:rPr>
-              <w:t xml:space="preserve"/>
-            </w:r>
-          </w:p>
-          <w:p>
-            <w:pPr>
-              <w:spacing w:after="40" w:before="0"/>
-              <w:jc w:val="left"/>
-            </w:pPr>
-            <w:r>
-              <w:rPr>
-                <w:rFonts w:ascii="Arial" w:cs="Arial" w:eastAsia="Arial" w:hAnsi="Arial"/>
-                <w:b w:val="false"/>
-                <w:bCs w:val="false"/>
-                <w:i w:val="false"/>
-                <w:iCs w:val="false"/>
-                <w:color w:val="000000"/>
-                <w:sz w:val="18"/>
-                <w:szCs w:val="18"/>
-              </w:rPr>
-              <w:t xml:space="preserve">For the CER task: 'In your groups of four, complete the Claim–Evidence–Reasoning scaffold on page ___ of your workbook. You must cite at least THREE pieces of evidence from TODAY's observations. You have 8 minutes — go.' Circulate. At 5 minutes, say: 'You should be writing your reasoning now — use these words: transpiration, stomata, xylem, guard cells.' After 8 minutes, cold-call one group to share their full CER. Ask the class: 'Do you agree with their reasoning? What would you add?' Allow 2 student additions.</w:t>
-            </w:r>
-          </w:p>
-          <w:p>
-            <w:pPr>
-              <w:spacing w:after="40" w:before="0"/>
-              <w:jc w:val="left"/>
-            </w:pPr>
-            <w:r>
-              <w:rPr>
-                <w:rFonts w:ascii="Arial" w:cs="Arial" w:eastAsia="Arial" w:hAnsi="Arial"/>
-                <w:b w:val="false"/>
-                <w:bCs w:val="false"/>
-                <w:i w:val="false"/>
-                <w:iCs w:val="false"/>
-                <w:color w:val="000000"/>
-                <w:sz w:val="18"/>
-                <w:szCs w:val="18"/>
-              </w:rPr>
-              <w:t xml:space="preserve"/>
-            </w:r>
-          </w:p>
-          <w:p>
-            <w:pPr>
-              <w:spacing w:after="40" w:before="0"/>
-              <w:jc w:val="left"/>
-            </w:pPr>
-            <w:r>
-              <w:rPr>
-                <w:rFonts w:ascii="Arial" w:cs="Arial" w:eastAsia="Arial" w:hAnsi="Arial"/>
-                <w:b w:val="false"/>
-                <w:bCs w:val="false"/>
-                <w:i w:val="false"/>
-                <w:iCs w:val="false"/>
-                <w:color w:val="000000"/>
-                <w:sz w:val="18"/>
-                <w:szCs w:val="18"/>
-              </w:rPr>
-              <w:t xml:space="preserve">For the Kibwezi group explanation: 'Now apply this to our farmer in Kibwezi. It is 2:00 pm. Hot. Windy. Dry. Explain exactly what is happening inside her maize plant RIGHT NOW.' Allow 6 minutes. Cold-call 2 groups. Construct the class consensus explanation on the board together. Say: 'This is the most important paragraph you will write in this unit — it answers our driving question for the first time completely.'</w:t>
-            </w:r>
-          </w:p>
-          <w:p>
-            <w:pPr>
-              <w:spacing w:after="40" w:before="0"/>
-              <w:jc w:val="left"/>
-            </w:pPr>
-            <w:r>
-              <w:rPr>
-                <w:rFonts w:ascii="Arial" w:cs="Arial" w:eastAsia="Arial" w:hAnsi="Arial"/>
-                <w:b w:val="false"/>
-                <w:bCs w:val="false"/>
-                <w:i w:val="false"/>
-                <w:iCs w:val="false"/>
-                <w:color w:val="000000"/>
-                <w:sz w:val="18"/>
-                <w:szCs w:val="18"/>
-              </w:rPr>
-              <w:t xml:space="preserve"/>
-            </w:r>
-          </w:p>
-          <w:p>
-            <w:pPr>
-              <w:spacing w:after="40" w:before="0"/>
-              <w:jc w:val="left"/>
-            </w:pPr>
-            <w:r>
-              <w:rPr>
-                <w:rFonts w:ascii="Arial" w:cs="Arial" w:eastAsia="Arial" w:hAnsi="Arial"/>
-                <w:b w:val="false"/>
-                <w:bCs w:val="false"/>
-                <w:i w:val="false"/>
-                <w:iCs w:val="false"/>
-                <w:color w:val="000000"/>
-                <w:sz w:val="18"/>
-                <w:szCs w:val="18"/>
-              </w:rPr>
-              <w:t xml:space="preserve">For the factors table: present each factor with a Kenya contrast. Ask: 'Why does the sukuma wiki under the mango tree barely wilt? [WAIT 12 seconds.] What factor has the mango tree changed?' Cold-call 2 students before explaining.</w:t>
+              <w:t xml:space="preserve">Say: 'Look at our Driving Question Board. You have been adding questions since Lesson 1. Today, for the first time, we can answer the FULL journey — soil to atmosphere. Take 3 minutes. Find ONE question on the board that you can now answer. Write your answer on a GREEN sticky note and place it on the board.' After 3 minutes: 'Does anyone have a NEW question that today raised? Write it on yellow and add it.' Cold-call 3 students to read their green answers aloud. After each, ask the class: 'Do you agree? Is this a complete answer? What could make it stronger?' [WAIT 10 seconds.] Then point to the board timeline: 'Let us draw the complete journey together.' Build the arrow: Soil → Root hair (osmosis, L2) → Root cortex → Xylem vessel (L3–4) → Stem xylem (L5) → Leaf xylem → Mesophyll cells → Stomata → Atmosphere (L6). Say: 'This journey — and where it fails — is the answer to our driving question. Next lesson, we will add phloem and food transport to complete the picture.'</w:t>
             </w:r>
           </w:p>
         </w:tc>
@@ -19518,7 +20176,7 @@
                 <w:sz w:val="18"/>
                 <w:szCs w:val="18"/>
               </w:rPr>
-              <w:t xml:space="preserve">Claim–Evidence–Reasoning (CER) Framework: CER is named explicitly and its purpose explained — 'Scientists do not just state claims; they justify them with evidence and explain the logic connecting the two. We are doing exactly what a plant physiologist at the University of Nairobi would do.' CER is particularly powerful here because students now have three independent pieces of evidence (dye, stomata, leaf bag) converging on one mechanism. The Kibwezi application task forces transfer — students must move from abstract definition to causal explanation of the anchoring phenomenon, which is the deepest level of sensemaking.</w:t>
+              <w:t xml:space="preserve">Progressive Disclosure on the DQB: The DQB functions as a cumulative public record of the class's evolving understanding. By physically moving from 'question' sticky notes to 'answer' sticky notes, students experience epistemic progress — they can SEE what they have figured out. The board timeline arrow makes the causal chain spatial and memorable. This strategy, named 'Storyline Mapping,' helps students see that science knowledge builds lesson by lesson toward a coherent explanation — not as isolated facts.</w:t>
             </w:r>
           </w:p>
         </w:tc>
@@ -19550,7 +20208,7 @@
                 <w:sz w:val="18"/>
                 <w:szCs w:val="18"/>
               </w:rPr>
-              <w:t xml:space="preserve">Collect CER notebooks from 6 randomly selected students (one per group) during the transition to the next phase. Observable indicators of proficiency: (1) Claim correctly names transpiration/stomata as source of bag water. (2) Evidence section lists at least 3 specific observations (not generic statements). (3) Reasoning uses at least 3 of the 5 key vocabulary words correctly in context. (4) Kibwezi group explanation correctly identifies at least 2 factors (high temperature + low humidity OR high temperature + wind) as increasing transpiration rate beyond the rate of water uptake. Red flag for reteaching: students who explain wilting as 'the plant is thirsty' without referencing the rate mismatch between water uptake and water loss.</w:t>
+              <w:t xml:space="preserve">Teacher reads all new green sticky notes after class. Observable indicator: answer notes correctly reference stomata as the exit point and/or transpiration rate as the mechanism linking soil water to wilting. Red flag: green notes that say only 'water goes through stomata' without any reference to rate, conditions, or the Kibwezi context — these students need follow-up prompting at the start of Lesson 7.</w:t>
             </w:r>
           </w:p>
         </w:tc>
@@ -19559,32 +20217,32 @@
         <w:tc>
           <w:tcPr>
             <w:tcW w:type="dxa" w:w="1520"/>
-            <w:shd w:fill="FCE4D6" w:color="auto" w:val="clear"/>
-            <w:tcMar>
-              <w:top w:type="dxa" w:w="60"/>
-              <w:left w:type="dxa" w:w="120"/>
-              <w:bottom w:type="dxa" w:w="60"/>
-              <w:right w:type="dxa" w:w="120"/>
-            </w:tcMar>
-            <w:vAlign w:val="top"/>
-          </w:tcPr>
-          <w:p>
-            <w:pPr>
-              <w:spacing w:after="40" w:before="0"/>
-              <w:jc w:val="left"/>
-            </w:pPr>
-            <w:r>
-              <w:rPr>
-                <w:rFonts w:ascii="Arial" w:cs="Arial" w:eastAsia="Arial" w:hAnsi="Arial"/>
-                <w:b/>
-                <w:bCs/>
-                <w:i w:val="false"/>
-                <w:iCs w:val="false"/>
-                <w:color w:val="000000"/>
-                <w:sz w:val="18"/>
-                <w:szCs w:val="18"/>
-              </w:rPr>
-              <w:t xml:space="preserve">Driving Question Board (DQB) Creation</w:t>
+            <w:shd w:fill="D5E8F0" w:color="auto" w:val="clear"/>
+            <w:tcMar>
+              <w:top w:type="dxa" w:w="60"/>
+              <w:left w:type="dxa" w:w="120"/>
+              <w:bottom w:type="dxa" w:w="60"/>
+              <w:right w:type="dxa" w:w="120"/>
+            </w:tcMar>
+            <w:vAlign w:val="top"/>
+          </w:tcPr>
+          <w:p>
+            <w:pPr>
+              <w:spacing w:after="40" w:before="0"/>
+              <w:jc w:val="left"/>
+            </w:pPr>
+            <w:r>
+              <w:rPr>
+                <w:rFonts w:ascii="Arial" w:cs="Arial" w:eastAsia="Arial" w:hAnsi="Arial"/>
+                <w:b/>
+                <w:bCs/>
+                <w:i w:val="false"/>
+                <w:iCs w:val="false"/>
+                <w:color w:val="000000"/>
+                <w:sz w:val="18"/>
+                <w:szCs w:val="18"/>
+              </w:rPr>
+              <w:t xml:space="preserve">Model Building Phase</w:t>
             </w:r>
           </w:p>
           <w:p>
@@ -19607,7 +20265,7 @@
             <w:pPr>
               <w:spacing w:after="20" w:before="0"/>
             </w:pPr>
-            <w:hyperlink w:history="1" r:id="rIdw8l9o8dymeozjtokyhape">
+            <w:hyperlink w:history="1" r:id="rIdfcc8xz6c_wyp8gu6acbfb">
               <w:r>
                 <w:rPr>
                   <w:rFonts w:ascii="Arial" w:cs="Arial" w:eastAsia="Arial" w:hAnsi="Arial"/>
@@ -19640,7 +20298,7 @@
               <w:spacing w:after="10" w:before="0"/>
               <w:ind w:left="120"/>
             </w:pPr>
-            <w:hyperlink w:history="1" r:id="rIdyluubckuhrgk-mqdu88nu">
+            <w:hyperlink w:history="1" r:id="rId0cmxh4nc9mguq_9e-qgp0">
               <w:r>
                 <w:rPr>
                   <w:rFonts w:ascii="Arial" w:cs="Arial" w:eastAsia="Arial" w:hAnsi="Arial"/>
@@ -19685,7 +20343,7 @@
             <w:pPr>
               <w:spacing w:after="20" w:before="0"/>
             </w:pPr>
-            <w:hyperlink w:history="1" r:id="rIdf16fi84ysq_rn6iqb_jlf">
+            <w:hyperlink w:history="1" r:id="rIdvx1aurefjumo5klai29ht">
               <w:r>
                 <w:rPr>
                   <w:rFonts w:ascii="Arial" w:cs="Arial" w:eastAsia="Arial" w:hAnsi="Arial"/>
@@ -19700,6 +20358,22 @@
           </w:p>
           <w:p>
             <w:pPr>
+              <w:spacing w:after="20" w:before="0"/>
+            </w:pPr>
+            <w:r>
+              <w:rPr>
+                <w:rFonts w:ascii="Arial" w:cs="Arial" w:eastAsia="Arial" w:hAnsi="Arial"/>
+                <w:i/>
+                <w:iCs/>
+                <w:color w:val="595959"/>
+                <w:sz w:val="16"/>
+                <w:szCs w:val="16"/>
+              </w:rPr>
+              <w:t xml:space="preserve">Related topic: not an exact match for this lesson.</w:t>
+            </w:r>
+          </w:p>
+          <w:p>
+            <w:pPr>
               <w:spacing w:after="10" w:before="0"/>
               <w:ind w:left="120"/>
             </w:pPr>
@@ -19718,313 +20392,7 @@
               <w:spacing w:after="10" w:before="0"/>
               <w:ind w:left="120"/>
             </w:pPr>
-            <w:hyperlink w:history="1" r:id="rIduz3aftvgwxt8ine5o1h27">
-              <w:r>
-                <w:rPr>
-                  <w:rFonts w:ascii="Arial" w:cs="Arial" w:eastAsia="Arial" w:hAnsi="Arial"/>
-                  <w:color w:val="595959"/>
-                  <w:sz w:val="14"/>
-                  <w:szCs w:val="14"/>
-                  <w:u w:val="single" w:color="595959"/>
-                </w:rPr>
-                <w:t xml:space="preserve">🔍 Search ARES for similar readings</w:t>
-              </w:r>
-            </w:hyperlink>
-          </w:p>
-        </w:tc>
-        <w:tc>
-          <w:tcPr>
-            <w:tcW w:type="dxa" w:w="3040"/>
-            <w:shd w:fill="FFFFFF" w:color="auto" w:val="clear"/>
-            <w:tcMar>
-              <w:top w:type="dxa" w:w="60"/>
-              <w:left w:type="dxa" w:w="120"/>
-              <w:bottom w:type="dxa" w:w="60"/>
-              <w:right w:type="dxa" w:w="120"/>
-            </w:tcMar>
-            <w:vAlign w:val="top"/>
-          </w:tcPr>
-          <w:p>
-            <w:pPr>
-              <w:spacing w:after="40" w:before="0"/>
-              <w:jc w:val="left"/>
-            </w:pPr>
-            <w:r>
-              <w:rPr>
-                <w:rFonts w:ascii="Arial" w:cs="Arial" w:eastAsia="Arial" w:hAnsi="Arial"/>
-                <w:b w:val="false"/>
-                <w:bCs w:val="false"/>
-                <w:i w:val="false"/>
-                <w:iCs w:val="false"/>
-                <w:color w:val="000000"/>
-                <w:sz w:val="18"/>
-                <w:szCs w:val="18"/>
-              </w:rPr>
-              <w:t xml:space="preserve">The class DQB is projected or displayed at the front. Teacher reads aloud the driving question: 'How does water and food travel through an entire plant — from the soil to the highest leaf — and why does this journey sometimes fail, causing crops like maize in Kibwezi to wilt and die?' Students individually review the sticky notes/questions they added in Lessons 1–5. Each student selects ONE question from the DQB that they can now answer fully or partially using today's lesson. They write a 2–3 sentence answer on a new sticky note (different colour — e.g., green = 'I can now answer this') and place it over or beside the original question. Additionally, if today's lesson has raised a NEW question, students write it on a yellow sticky note and add it to the board. The class reviews 4–5 answered questions together, and the teacher draws a large arrow on the board timeline showing: Soil → Root → Stem → Leaf → ATMOSPHERE, marking 'Lesson 6 — LEAF' as the final node in the water journey.</w:t>
-            </w:r>
-          </w:p>
-        </w:tc>
-        <w:tc>
-          <w:tcPr>
-            <w:tcW w:type="dxa" w:w="3040"/>
-            <w:shd w:fill="F2F2F2" w:color="auto" w:val="clear"/>
-            <w:tcMar>
-              <w:top w:type="dxa" w:w="60"/>
-              <w:left w:type="dxa" w:w="120"/>
-              <w:bottom w:type="dxa" w:w="60"/>
-              <w:right w:type="dxa" w:w="120"/>
-            </w:tcMar>
-            <w:vAlign w:val="top"/>
-          </w:tcPr>
-          <w:p>
-            <w:pPr>
-              <w:spacing w:after="40" w:before="0"/>
-              <w:jc w:val="left"/>
-            </w:pPr>
-            <w:r>
-              <w:rPr>
-                <w:rFonts w:ascii="Arial" w:cs="Arial" w:eastAsia="Arial" w:hAnsi="Arial"/>
-                <w:b w:val="false"/>
-                <w:bCs w:val="false"/>
-                <w:i w:val="false"/>
-                <w:iCs w:val="false"/>
-                <w:color w:val="000000"/>
-                <w:sz w:val="18"/>
-                <w:szCs w:val="18"/>
-              </w:rPr>
-              <w:t xml:space="preserve">Say: 'Look at our Driving Question Board. You have been adding questions since Lesson 1. Today, for the first time, we can answer the FULL journey — soil to atmosphere. Take 3 minutes. Find ONE question on the board that you can now answer. Write your answer on a GREEN sticky note and place it on the board.' After 3 minutes: 'Does anyone have a NEW question that today raised? Write it on yellow and add it.' Cold-call 3 students to read their green answers aloud. After each, ask the class: 'Do you agree? Is this a complete answer? What could make it stronger?' [WAIT 10 seconds.] Then point to the board timeline: 'Let us draw the complete journey together.' Build the arrow: Soil → Root hair (osmosis, L2) → Root cortex → Xylem vessel (L3–4) → Stem xylem (L5) → Leaf xylem → Mesophyll cells → Stomata → Atmosphere (L6). Say: 'This journey — and where it fails — is the answer to our driving question. Next lesson, we will add phloem and food transport to complete the picture.'</w:t>
-            </w:r>
-          </w:p>
-        </w:tc>
-        <w:tc>
-          <w:tcPr>
-            <w:tcW w:type="dxa" w:w="3040"/>
-            <w:shd w:fill="FFFFFF" w:color="auto" w:val="clear"/>
-            <w:tcMar>
-              <w:top w:type="dxa" w:w="60"/>
-              <w:left w:type="dxa" w:w="120"/>
-              <w:bottom w:type="dxa" w:w="60"/>
-              <w:right w:type="dxa" w:w="120"/>
-            </w:tcMar>
-            <w:vAlign w:val="top"/>
-          </w:tcPr>
-          <w:p>
-            <w:pPr>
-              <w:spacing w:after="40" w:before="0"/>
-              <w:jc w:val="left"/>
-            </w:pPr>
-            <w:r>
-              <w:rPr>
-                <w:rFonts w:ascii="Arial" w:cs="Arial" w:eastAsia="Arial" w:hAnsi="Arial"/>
-                <w:b w:val="false"/>
-                <w:bCs w:val="false"/>
-                <w:i w:val="false"/>
-                <w:iCs w:val="false"/>
-                <w:color w:val="000000"/>
-                <w:sz w:val="18"/>
-                <w:szCs w:val="18"/>
-              </w:rPr>
-              <w:t xml:space="preserve">Progressive Disclosure on the DQB: The DQB functions as a cumulative public record of the class's evolving understanding. By physically moving from 'question' sticky notes to 'answer' sticky notes, students experience epistemic progress — they can SEE what they have figured out. The board timeline arrow makes the causal chain spatial and memorable. This strategy, named 'Storyline Mapping,' helps students see that science knowledge builds lesson by lesson toward a coherent explanation — not as isolated facts.</w:t>
-            </w:r>
-          </w:p>
-        </w:tc>
-        <w:tc>
-          <w:tcPr>
-            <w:tcW w:type="dxa" w:w="3040"/>
-            <w:shd w:fill="F2F2F2" w:color="auto" w:val="clear"/>
-            <w:tcMar>
-              <w:top w:type="dxa" w:w="60"/>
-              <w:left w:type="dxa" w:w="120"/>
-              <w:bottom w:type="dxa" w:w="60"/>
-              <w:right w:type="dxa" w:w="120"/>
-            </w:tcMar>
-            <w:vAlign w:val="top"/>
-          </w:tcPr>
-          <w:p>
-            <w:pPr>
-              <w:spacing w:after="40" w:before="0"/>
-              <w:jc w:val="left"/>
-            </w:pPr>
-            <w:r>
-              <w:rPr>
-                <w:rFonts w:ascii="Arial" w:cs="Arial" w:eastAsia="Arial" w:hAnsi="Arial"/>
-                <w:b w:val="false"/>
-                <w:bCs w:val="false"/>
-                <w:i w:val="false"/>
-                <w:iCs w:val="false"/>
-                <w:color w:val="000000"/>
-                <w:sz w:val="18"/>
-                <w:szCs w:val="18"/>
-              </w:rPr>
-              <w:t xml:space="preserve">Teacher reads all new green sticky notes after class. Observable indicator: answer notes correctly reference stomata as the exit point and/or transpiration rate as the mechanism linking soil water to wilting. Red flag: green notes that say only 'water goes through stomata' without any reference to rate, conditions, or the Kibwezi context — these students need follow-up prompting at the start of Lesson 7.</w:t>
-            </w:r>
-          </w:p>
-        </w:tc>
-      </w:tr>
-      <w:tr>
-        <w:tc>
-          <w:tcPr>
-            <w:tcW w:type="dxa" w:w="1520"/>
-            <w:shd w:fill="D5E8F0" w:color="auto" w:val="clear"/>
-            <w:tcMar>
-              <w:top w:type="dxa" w:w="60"/>
-              <w:left w:type="dxa" w:w="120"/>
-              <w:bottom w:type="dxa" w:w="60"/>
-              <w:right w:type="dxa" w:w="120"/>
-            </w:tcMar>
-            <w:vAlign w:val="top"/>
-          </w:tcPr>
-          <w:p>
-            <w:pPr>
-              <w:spacing w:after="40" w:before="0"/>
-              <w:jc w:val="left"/>
-            </w:pPr>
-            <w:r>
-              <w:rPr>
-                <w:rFonts w:ascii="Arial" w:cs="Arial" w:eastAsia="Arial" w:hAnsi="Arial"/>
-                <w:b/>
-                <w:bCs/>
-                <w:i w:val="false"/>
-                <w:iCs w:val="false"/>
-                <w:color w:val="000000"/>
-                <w:sz w:val="18"/>
-                <w:szCs w:val="18"/>
-              </w:rPr>
-              <w:t xml:space="preserve">Model Building Phase</w:t>
-            </w:r>
-          </w:p>
-          <w:p>
-            <w:pPr>
-              <w:spacing w:after="20" w:before="0"/>
-            </w:pPr>
-            <w:r>
-              <w:rPr>
-                <w:rFonts w:ascii="Arial" w:cs="Arial" w:eastAsia="Arial" w:hAnsi="Arial"/>
-                <w:b/>
-                <w:bCs/>
-                <w:color w:val="1F3864"/>
-                <w:sz w:val="16"/>
-                <w:szCs w:val="16"/>
-              </w:rPr>
-              <w:t xml:space="preserve">📹 VIDEO:</w:t>
-            </w:r>
-          </w:p>
-          <w:p>
-            <w:pPr>
-              <w:spacing w:after="20" w:before="0"/>
-            </w:pPr>
-            <w:hyperlink w:history="1" r:id="rIddpl82rue5anx4up9po79g">
-              <w:r>
-                <w:rPr>
-                  <w:rFonts w:ascii="Arial" w:cs="Arial" w:eastAsia="Arial" w:hAnsi="Arial"/>
-                  <w:color w:val="2E75B6"/>
-                  <w:sz w:val="16"/>
-                  <w:szCs w:val="16"/>
-                  <w:u w:val="single" w:color="2E75B6"/>
-                </w:rPr>
-                <w:t xml:space="preserve">12 Plant Transport Xylem And Phloem, Transpiration [3D Animation]</w:t>
-              </w:r>
-            </w:hyperlink>
-          </w:p>
-          <w:p>
-            <w:pPr>
-              <w:spacing w:after="10" w:before="0"/>
-              <w:ind w:left="120"/>
-            </w:pPr>
-            <w:r>
-              <w:rPr>
-                <w:rFonts w:ascii="Arial" w:cs="Arial" w:eastAsia="Arial" w:hAnsi="Arial"/>
-                <w:color w:val="595959"/>
-                <w:sz w:val="14"/>
-                <w:szCs w:val="14"/>
-              </w:rPr>
-              <w:t xml:space="preserve">Source: Seavuria</w:t>
-            </w:r>
-          </w:p>
-          <w:p>
-            <w:pPr>
-              <w:spacing w:after="10" w:before="0"/>
-              <w:ind w:left="120"/>
-            </w:pPr>
-            <w:hyperlink w:history="1" r:id="rId8x-v4n4chv0udxdcurc_e">
-              <w:r>
-                <w:rPr>
-                  <w:rFonts w:ascii="Arial" w:cs="Arial" w:eastAsia="Arial" w:hAnsi="Arial"/>
-                  <w:color w:val="595959"/>
-                  <w:sz w:val="14"/>
-                  <w:szCs w:val="14"/>
-                  <w:u w:val="single" w:color="595959"/>
-                </w:rPr>
-                <w:t xml:space="preserve">🔍 Search ARES for similar videos</w:t>
-              </w:r>
-            </w:hyperlink>
-          </w:p>
-          <w:p>
-            <w:pPr>
-              <w:spacing w:after="40" w:before="0"/>
-            </w:pPr>
-            <w:r>
-              <w:rPr>
-                <w:sz w:val="14"/>
-                <w:szCs w:val="14"/>
-              </w:rPr>
-              <w:t xml:space="preserve"/>
-            </w:r>
-          </w:p>
-          <w:p>
-            <w:pPr>
-              <w:spacing w:after="20" w:before="0"/>
-            </w:pPr>
-            <w:r>
-              <w:rPr>
-                <w:rFonts w:ascii="Arial" w:cs="Arial" w:eastAsia="Arial" w:hAnsi="Arial"/>
-                <w:b/>
-                <w:bCs/>
-                <w:color w:val="1F3864"/>
-                <w:sz w:val="16"/>
-                <w:szCs w:val="16"/>
-              </w:rPr>
-              <w:t xml:space="preserve">📖 HTML:</w:t>
-            </w:r>
-          </w:p>
-          <w:p>
-            <w:pPr>
-              <w:spacing w:after="20" w:before="0"/>
-            </w:pPr>
-            <w:hyperlink w:history="1" r:id="rId8wjw7lovy31h1eicdjo65">
-              <w:r>
-                <w:rPr>
-                  <w:rFonts w:ascii="Arial" w:cs="Arial" w:eastAsia="Arial" w:hAnsi="Arial"/>
-                  <w:color w:val="2E75B6"/>
-                  <w:sz w:val="16"/>
-                  <w:szCs w:val="16"/>
-                  <w:u w:val="single" w:color="2E75B6"/>
-                </w:rPr>
-                <w:t xml:space="preserve">Photosynthesis And Transpiration</w:t>
-              </w:r>
-            </w:hyperlink>
-          </w:p>
-          <w:p>
-            <w:pPr>
-              <w:spacing w:after="10" w:before="0"/>
-              <w:ind w:left="120"/>
-            </w:pPr>
-            <w:r>
-              <w:rPr>
-                <w:rFonts w:ascii="Arial" w:cs="Arial" w:eastAsia="Arial" w:hAnsi="Arial"/>
-                <w:color w:val="595959"/>
-                <w:sz w:val="14"/>
-                <w:szCs w:val="14"/>
-              </w:rPr>
-              <w:t xml:space="preserve">Source: iicba</w:t>
-            </w:r>
-          </w:p>
-          <w:p>
-            <w:pPr>
-              <w:spacing w:after="10" w:before="0"/>
-              <w:ind w:left="120"/>
-            </w:pPr>
-            <w:hyperlink w:history="1" r:id="rIdnfawjlh6wgn2nxtwu01qv">
+            <w:hyperlink w:history="1" r:id="rIdrlvsinuxavezgmmbhis7n">
               <w:r>
                 <w:rPr>
                   <w:rFonts w:ascii="Arial" w:cs="Arial" w:eastAsia="Arial" w:hAnsi="Arial"/>
@@ -20916,7 +21284,7 @@
         </w:rPr>
         <w:t xml:space="preserve">© 2026 SeaVuria and ARES. Aligned with KICD objectives. Developed by SeaVuria; technical implementation by ARES (with AI assistance from Claude). Licensed under </w:t>
       </w:r>
-      <w:hyperlink w:history="1" r:id="rIdolz7x0-upsgwejixulovb">
+      <w:hyperlink w:history="1" r:id="rId8dt3zv63mwlz-kqmjgnx_">
         <w:r>
           <w:rPr>
             <w:rFonts w:ascii="Arial" w:cs="Arial" w:eastAsia="Arial" w:hAnsi="Arial"/>
@@ -20937,7 +21305,7 @@
         </w:rPr>
         <w:t xml:space="preserve"> (</w:t>
       </w:r>
-      <w:hyperlink w:history="1" r:id="rId0jqcyrd8996qek-xuxfd5">
+      <w:hyperlink w:history="1" r:id="rId27ir8njdhiwjtf-edlrs5">
         <w:r>
           <w:rPr>
             <w:rFonts w:ascii="Arial" w:cs="Arial" w:eastAsia="Arial" w:hAnsi="Arial"/>
@@ -21950,7 +22318,7 @@
             <w:pPr>
               <w:spacing w:after="20" w:before="0"/>
             </w:pPr>
-            <w:hyperlink w:history="1" r:id="rIdafeejifwdpfj7em1jfavx">
+            <w:hyperlink w:history="1" r:id="rIdexdkuzbrbruofa04lbafq">
               <w:r>
                 <w:rPr>
                   <w:rFonts w:ascii="Arial" w:cs="Arial" w:eastAsia="Arial" w:hAnsi="Arial"/>
@@ -21965,6 +22333,22 @@
           </w:p>
           <w:p>
             <w:pPr>
+              <w:spacing w:after="20" w:before="0"/>
+            </w:pPr>
+            <w:r>
+              <w:rPr>
+                <w:rFonts w:ascii="Arial" w:cs="Arial" w:eastAsia="Arial" w:hAnsi="Arial"/>
+                <w:i/>
+                <w:iCs/>
+                <w:color w:val="595959"/>
+                <w:sz w:val="16"/>
+                <w:szCs w:val="16"/>
+              </w:rPr>
+              <w:t xml:space="preserve">Related topic: not an exact match for this lesson.</w:t>
+            </w:r>
+          </w:p>
+          <w:p>
+            <w:pPr>
               <w:spacing w:after="10" w:before="0"/>
               <w:ind w:left="120"/>
             </w:pPr>
@@ -21983,7 +22367,7 @@
               <w:spacing w:after="10" w:before="0"/>
               <w:ind w:left="120"/>
             </w:pPr>
-            <w:hyperlink w:history="1" r:id="rIdnunem2qubulfnnhxrdcoi">
+            <w:hyperlink w:history="1" r:id="rIddcrlvkwg694stdnuoltl7">
               <w:r>
                 <w:rPr>
                   <w:rFonts w:ascii="Arial" w:cs="Arial" w:eastAsia="Arial" w:hAnsi="Arial"/>
@@ -22045,7 +22429,7 @@
               <w:spacing w:after="10" w:before="0"/>
               <w:ind w:left="120"/>
             </w:pPr>
-            <w:hyperlink w:history="1" r:id="rIddelzymeqlz-dnh3w4dk_o">
+            <w:hyperlink w:history="1" r:id="rId9_lbdr6k_1xs4c4vybjmy">
               <w:r>
                 <w:rPr>
                   <w:rFonts w:ascii="Arial" w:cs="Arial" w:eastAsia="Arial" w:hAnsi="Arial"/>
@@ -22255,7 +22639,7 @@
             <w:pPr>
               <w:spacing w:after="20" w:before="0"/>
             </w:pPr>
-            <w:hyperlink w:history="1" r:id="rIdmnbj8ceelg8wqsls5fwog">
+            <w:hyperlink w:history="1" r:id="rIdb_cduhrguu9ndggchmbbs">
               <w:r>
                 <w:rPr>
                   <w:rFonts w:ascii="Arial" w:cs="Arial" w:eastAsia="Arial" w:hAnsi="Arial"/>
@@ -22270,6 +22654,22 @@
           </w:p>
           <w:p>
             <w:pPr>
+              <w:spacing w:after="20" w:before="0"/>
+            </w:pPr>
+            <w:r>
+              <w:rPr>
+                <w:rFonts w:ascii="Arial" w:cs="Arial" w:eastAsia="Arial" w:hAnsi="Arial"/>
+                <w:i/>
+                <w:iCs/>
+                <w:color w:val="595959"/>
+                <w:sz w:val="16"/>
+                <w:szCs w:val="16"/>
+              </w:rPr>
+              <w:t xml:space="preserve">Related topic: not an exact match for this lesson.</w:t>
+            </w:r>
+          </w:p>
+          <w:p>
+            <w:pPr>
               <w:spacing w:after="10" w:before="0"/>
               <w:ind w:left="120"/>
             </w:pPr>
@@ -22288,7 +22688,7 @@
               <w:spacing w:after="10" w:before="0"/>
               <w:ind w:left="120"/>
             </w:pPr>
-            <w:hyperlink w:history="1" r:id="rIdr-voxd3qzi_xn9s0akwys">
+            <w:hyperlink w:history="1" r:id="rId78pnt17nxohpqlwabw8is">
               <w:r>
                 <w:rPr>
                   <w:rFonts w:ascii="Arial" w:cs="Arial" w:eastAsia="Arial" w:hAnsi="Arial"/>
@@ -22350,7 +22750,7 @@
               <w:spacing w:after="10" w:before="0"/>
               <w:ind w:left="120"/>
             </w:pPr>
-            <w:hyperlink w:history="1" r:id="rIdx2fxuln_8minmqiv49xlj">
+            <w:hyperlink w:history="1" r:id="rIdtrk0wbhzswag0c8pvipny">
               <w:r>
                 <w:rPr>
                   <w:rFonts w:ascii="Arial" w:cs="Arial" w:eastAsia="Arial" w:hAnsi="Arial"/>
@@ -22560,7 +22960,7 @@
             <w:pPr>
               <w:spacing w:after="20" w:before="0"/>
             </w:pPr>
-            <w:hyperlink w:history="1" r:id="rIdaevqmkd-5i9vlkza49ztw">
+            <w:hyperlink w:history="1" r:id="rIdlfknrtjzp-8oy5x4wtn7c">
               <w:r>
                 <w:rPr>
                   <w:rFonts w:ascii="Arial" w:cs="Arial" w:eastAsia="Arial" w:hAnsi="Arial"/>
@@ -22575,6 +22975,22 @@
           </w:p>
           <w:p>
             <w:pPr>
+              <w:spacing w:after="20" w:before="0"/>
+            </w:pPr>
+            <w:r>
+              <w:rPr>
+                <w:rFonts w:ascii="Arial" w:cs="Arial" w:eastAsia="Arial" w:hAnsi="Arial"/>
+                <w:i/>
+                <w:iCs/>
+                <w:color w:val="595959"/>
+                <w:sz w:val="16"/>
+                <w:szCs w:val="16"/>
+              </w:rPr>
+              <w:t xml:space="preserve">Related topic: not an exact match for this lesson.</w:t>
+            </w:r>
+          </w:p>
+          <w:p>
+            <w:pPr>
               <w:spacing w:after="10" w:before="0"/>
               <w:ind w:left="120"/>
             </w:pPr>
@@ -22593,7 +23009,7 @@
               <w:spacing w:after="10" w:before="0"/>
               <w:ind w:left="120"/>
             </w:pPr>
-            <w:hyperlink w:history="1" r:id="rIdtfu_de9ljf8mmlxi-ybvn">
+            <w:hyperlink w:history="1" r:id="rIdudn8rzafm2twex7ko34zd">
               <w:r>
                 <w:rPr>
                   <w:rFonts w:ascii="Arial" w:cs="Arial" w:eastAsia="Arial" w:hAnsi="Arial"/>
@@ -22655,7 +23071,7 @@
               <w:spacing w:after="10" w:before="0"/>
               <w:ind w:left="120"/>
             </w:pPr>
-            <w:hyperlink w:history="1" r:id="rId5vw85bomg7xo97djpzjeq">
+            <w:hyperlink w:history="1" r:id="rIdquwnzebvnepeubuimg6b9">
               <w:r>
                 <w:rPr>
                   <w:rFonts w:ascii="Arial" w:cs="Arial" w:eastAsia="Arial" w:hAnsi="Arial"/>
@@ -22865,7 +23281,7 @@
             <w:pPr>
               <w:spacing w:after="20" w:before="0"/>
             </w:pPr>
-            <w:hyperlink w:history="1" r:id="rIdcxyaud_c63cg0yfubkvop">
+            <w:hyperlink w:history="1" r:id="rIdg4j12zymtc7tdts5fevaf">
               <w:r>
                 <w:rPr>
                   <w:rFonts w:ascii="Arial" w:cs="Arial" w:eastAsia="Arial" w:hAnsi="Arial"/>
@@ -22880,6 +23296,22 @@
           </w:p>
           <w:p>
             <w:pPr>
+              <w:spacing w:after="20" w:before="0"/>
+            </w:pPr>
+            <w:r>
+              <w:rPr>
+                <w:rFonts w:ascii="Arial" w:cs="Arial" w:eastAsia="Arial" w:hAnsi="Arial"/>
+                <w:i/>
+                <w:iCs/>
+                <w:color w:val="595959"/>
+                <w:sz w:val="16"/>
+                <w:szCs w:val="16"/>
+              </w:rPr>
+              <w:t xml:space="preserve">Related topic: not an exact match for this lesson.</w:t>
+            </w:r>
+          </w:p>
+          <w:p>
+            <w:pPr>
               <w:spacing w:after="10" w:before="0"/>
               <w:ind w:left="120"/>
             </w:pPr>
@@ -22898,7 +23330,7 @@
               <w:spacing w:after="10" w:before="0"/>
               <w:ind w:left="120"/>
             </w:pPr>
-            <w:hyperlink w:history="1" r:id="rIdqosbrxjnfg1m7pdt2nwqy">
+            <w:hyperlink w:history="1" r:id="rIdqwrlqunf7talvi_mlwupc">
               <w:r>
                 <w:rPr>
                   <w:rFonts w:ascii="Arial" w:cs="Arial" w:eastAsia="Arial" w:hAnsi="Arial"/>
@@ -22960,7 +23392,7 @@
               <w:spacing w:after="10" w:before="0"/>
               <w:ind w:left="120"/>
             </w:pPr>
-            <w:hyperlink w:history="1" r:id="rIdq_dbjvfvv4s9uv-5wvdf5">
+            <w:hyperlink w:history="1" r:id="rIdf1ezxq4_uaajgovl6olba">
               <w:r>
                 <w:rPr>
                   <w:rFonts w:ascii="Arial" w:cs="Arial" w:eastAsia="Arial" w:hAnsi="Arial"/>
@@ -23170,7 +23602,7 @@
             <w:pPr>
               <w:spacing w:after="20" w:before="0"/>
             </w:pPr>
-            <w:hyperlink w:history="1" r:id="rIde5punyqs1gv9-ccc9eopn">
+            <w:hyperlink w:history="1" r:id="rIdnilobxkwpnbngqjcghdf7">
               <w:r>
                 <w:rPr>
                   <w:rFonts w:ascii="Arial" w:cs="Arial" w:eastAsia="Arial" w:hAnsi="Arial"/>
@@ -23185,6 +23617,22 @@
           </w:p>
           <w:p>
             <w:pPr>
+              <w:spacing w:after="20" w:before="0"/>
+            </w:pPr>
+            <w:r>
+              <w:rPr>
+                <w:rFonts w:ascii="Arial" w:cs="Arial" w:eastAsia="Arial" w:hAnsi="Arial"/>
+                <w:i/>
+                <w:iCs/>
+                <w:color w:val="595959"/>
+                <w:sz w:val="16"/>
+                <w:szCs w:val="16"/>
+              </w:rPr>
+              <w:t xml:space="preserve">Related topic: not an exact match for this lesson.</w:t>
+            </w:r>
+          </w:p>
+          <w:p>
+            <w:pPr>
               <w:spacing w:after="10" w:before="0"/>
               <w:ind w:left="120"/>
             </w:pPr>
@@ -23203,7 +23651,7 @@
               <w:spacing w:after="10" w:before="0"/>
               <w:ind w:left="120"/>
             </w:pPr>
-            <w:hyperlink w:history="1" r:id="rIdifi-ofgwwfshohi1n_okq">
+            <w:hyperlink w:history="1" r:id="rId0jdzi5nuvzcp8ztg__dw3">
               <w:r>
                 <w:rPr>
                   <w:rFonts w:ascii="Arial" w:cs="Arial" w:eastAsia="Arial" w:hAnsi="Arial"/>
@@ -23265,7 +23713,7 @@
               <w:spacing w:after="10" w:before="0"/>
               <w:ind w:left="120"/>
             </w:pPr>
-            <w:hyperlink w:history="1" r:id="rIdrl30koefgy72zh0u5msbu">
+            <w:hyperlink w:history="1" r:id="rIdarhvrysbhyz_zkqxyllkv">
               <w:r>
                 <w:rPr>
                   <w:rFonts w:ascii="Arial" w:cs="Arial" w:eastAsia="Arial" w:hAnsi="Arial"/>
@@ -23792,7 +24240,7 @@
         </w:rPr>
         <w:t xml:space="preserve">© 2026 SeaVuria and ARES. Aligned with KICD objectives. Developed by SeaVuria; technical implementation by ARES (with AI assistance from Claude). Licensed under </w:t>
       </w:r>
-      <w:hyperlink w:history="1" r:id="rIdufjwjdaxcxvqugys_pg7c">
+      <w:hyperlink w:history="1" r:id="rIdvpj0rc_wd1t6ozgwpwo7m">
         <w:r>
           <w:rPr>
             <w:rFonts w:ascii="Arial" w:cs="Arial" w:eastAsia="Arial" w:hAnsi="Arial"/>
@@ -23813,7 +24261,7 @@
         </w:rPr>
         <w:t xml:space="preserve"> (</w:t>
       </w:r>
-      <w:hyperlink w:history="1" r:id="rIdgdgpxvrrwtvs02-zfgi5w">
+      <w:hyperlink w:history="1" r:id="rIdxbud6vczuh3iwkmc4tgd_">
         <w:r>
           <w:rPr>
             <w:rFonts w:ascii="Arial" w:cs="Arial" w:eastAsia="Arial" w:hAnsi="Arial"/>
@@ -24826,7 +25274,7 @@
             <w:pPr>
               <w:spacing w:after="20" w:before="0"/>
             </w:pPr>
-            <w:hyperlink w:history="1" r:id="rId_q2pbextzb9utlvh-jshp">
+            <w:hyperlink w:history="1" r:id="rIda4b_kfudvd6taroebirx5">
               <w:r>
                 <w:rPr>
                   <w:rFonts w:ascii="Arial" w:cs="Arial" w:eastAsia="Arial" w:hAnsi="Arial"/>
@@ -24841,6 +25289,22 @@
           </w:p>
           <w:p>
             <w:pPr>
+              <w:spacing w:after="20" w:before="0"/>
+            </w:pPr>
+            <w:r>
+              <w:rPr>
+                <w:rFonts w:ascii="Arial" w:cs="Arial" w:eastAsia="Arial" w:hAnsi="Arial"/>
+                <w:i/>
+                <w:iCs/>
+                <w:color w:val="595959"/>
+                <w:sz w:val="16"/>
+                <w:szCs w:val="16"/>
+              </w:rPr>
+              <w:t xml:space="preserve">Related topic: not an exact match for this lesson.</w:t>
+            </w:r>
+          </w:p>
+          <w:p>
+            <w:pPr>
               <w:spacing w:after="10" w:before="0"/>
               <w:ind w:left="120"/>
             </w:pPr>
@@ -24859,7 +25323,7 @@
               <w:spacing w:after="10" w:before="0"/>
               <w:ind w:left="120"/>
             </w:pPr>
-            <w:hyperlink w:history="1" r:id="rIdmb67e6xj18isn4l8f0gbc">
+            <w:hyperlink w:history="1" r:id="rIdqcbakmcjtj3qrx1opoxq6">
               <w:r>
                 <w:rPr>
                   <w:rFonts w:ascii="Arial" w:cs="Arial" w:eastAsia="Arial" w:hAnsi="Arial"/>
@@ -24921,7 +25385,7 @@
               <w:spacing w:after="10" w:before="0"/>
               <w:ind w:left="120"/>
             </w:pPr>
-            <w:hyperlink w:history="1" r:id="rIdd9fbij-itrfcjxgkndeld">
+            <w:hyperlink w:history="1" r:id="rIdhx0cezmkwd-l8avujqfl8">
               <w:r>
                 <w:rPr>
                   <w:rFonts w:ascii="Arial" w:cs="Arial" w:eastAsia="Arial" w:hAnsi="Arial"/>
@@ -25131,7 +25595,7 @@
             <w:pPr>
               <w:spacing w:after="20" w:before="0"/>
             </w:pPr>
-            <w:hyperlink w:history="1" r:id="rIdb-b9jf5oeoea9bzxr-l_5">
+            <w:hyperlink w:history="1" r:id="rIdjqycl5tsfaztwjkslbqiq">
               <w:r>
                 <w:rPr>
                   <w:rFonts w:ascii="Arial" w:cs="Arial" w:eastAsia="Arial" w:hAnsi="Arial"/>
@@ -25146,6 +25610,22 @@
           </w:p>
           <w:p>
             <w:pPr>
+              <w:spacing w:after="20" w:before="0"/>
+            </w:pPr>
+            <w:r>
+              <w:rPr>
+                <w:rFonts w:ascii="Arial" w:cs="Arial" w:eastAsia="Arial" w:hAnsi="Arial"/>
+                <w:i/>
+                <w:iCs/>
+                <w:color w:val="595959"/>
+                <w:sz w:val="16"/>
+                <w:szCs w:val="16"/>
+              </w:rPr>
+              <w:t xml:space="preserve">Related topic: not an exact match for this lesson.</w:t>
+            </w:r>
+          </w:p>
+          <w:p>
+            <w:pPr>
               <w:spacing w:after="10" w:before="0"/>
               <w:ind w:left="120"/>
             </w:pPr>
@@ -25164,7 +25644,7 @@
               <w:spacing w:after="10" w:before="0"/>
               <w:ind w:left="120"/>
             </w:pPr>
-            <w:hyperlink w:history="1" r:id="rIdivycy1si6380ldx1404pf">
+            <w:hyperlink w:history="1" r:id="rId8g6geyitb-wqb37iisbt-">
               <w:r>
                 <w:rPr>
                   <w:rFonts w:ascii="Arial" w:cs="Arial" w:eastAsia="Arial" w:hAnsi="Arial"/>
@@ -25226,7 +25706,7 @@
               <w:spacing w:after="10" w:before="0"/>
               <w:ind w:left="120"/>
             </w:pPr>
-            <w:hyperlink w:history="1" r:id="rId59y9xddxjmbauan66kbgx">
+            <w:hyperlink w:history="1" r:id="rIdw3k_wsz0s79zkdh7sxzia">
               <w:r>
                 <w:rPr>
                   <w:rFonts w:ascii="Arial" w:cs="Arial" w:eastAsia="Arial" w:hAnsi="Arial"/>
@@ -25436,7 +25916,7 @@
             <w:pPr>
               <w:spacing w:after="20" w:before="0"/>
             </w:pPr>
-            <w:hyperlink w:history="1" r:id="rId9a84eipbx2wxsbkq_lvi2">
+            <w:hyperlink w:history="1" r:id="rIdqzw9c3dqw2jex9dxwpuqr">
               <w:r>
                 <w:rPr>
                   <w:rFonts w:ascii="Arial" w:cs="Arial" w:eastAsia="Arial" w:hAnsi="Arial"/>
@@ -25451,6 +25931,22 @@
           </w:p>
           <w:p>
             <w:pPr>
+              <w:spacing w:after="20" w:before="0"/>
+            </w:pPr>
+            <w:r>
+              <w:rPr>
+                <w:rFonts w:ascii="Arial" w:cs="Arial" w:eastAsia="Arial" w:hAnsi="Arial"/>
+                <w:i/>
+                <w:iCs/>
+                <w:color w:val="595959"/>
+                <w:sz w:val="16"/>
+                <w:szCs w:val="16"/>
+              </w:rPr>
+              <w:t xml:space="preserve">Related topic: not an exact match for this lesson.</w:t>
+            </w:r>
+          </w:p>
+          <w:p>
+            <w:pPr>
               <w:spacing w:after="10" w:before="0"/>
               <w:ind w:left="120"/>
             </w:pPr>
@@ -25469,7 +25965,7 @@
               <w:spacing w:after="10" w:before="0"/>
               <w:ind w:left="120"/>
             </w:pPr>
-            <w:hyperlink w:history="1" r:id="rId0ipwfyar9aa5v5xwcftix">
+            <w:hyperlink w:history="1" r:id="rIdh3evl9jsjxckyimfsme8e">
               <w:r>
                 <w:rPr>
                   <w:rFonts w:ascii="Arial" w:cs="Arial" w:eastAsia="Arial" w:hAnsi="Arial"/>
@@ -25531,7 +26027,7 @@
               <w:spacing w:after="10" w:before="0"/>
               <w:ind w:left="120"/>
             </w:pPr>
-            <w:hyperlink w:history="1" r:id="rId592qieawozcyyn5tkrko9">
+            <w:hyperlink w:history="1" r:id="rIdideauxfmjiwukryz_juye">
               <w:r>
                 <w:rPr>
                   <w:rFonts w:ascii="Arial" w:cs="Arial" w:eastAsia="Arial" w:hAnsi="Arial"/>
@@ -25741,7 +26237,7 @@
             <w:pPr>
               <w:spacing w:after="20" w:before="0"/>
             </w:pPr>
-            <w:hyperlink w:history="1" r:id="rIdf9_jraujqdcc3d541owz_">
+            <w:hyperlink w:history="1" r:id="rIdg2nozcavjjjhzfifaa4oq">
               <w:r>
                 <w:rPr>
                   <w:rFonts w:ascii="Arial" w:cs="Arial" w:eastAsia="Arial" w:hAnsi="Arial"/>
@@ -25756,6 +26252,22 @@
           </w:p>
           <w:p>
             <w:pPr>
+              <w:spacing w:after="20" w:before="0"/>
+            </w:pPr>
+            <w:r>
+              <w:rPr>
+                <w:rFonts w:ascii="Arial" w:cs="Arial" w:eastAsia="Arial" w:hAnsi="Arial"/>
+                <w:i/>
+                <w:iCs/>
+                <w:color w:val="595959"/>
+                <w:sz w:val="16"/>
+                <w:szCs w:val="16"/>
+              </w:rPr>
+              <w:t xml:space="preserve">Related topic: not an exact match for this lesson.</w:t>
+            </w:r>
+          </w:p>
+          <w:p>
+            <w:pPr>
               <w:spacing w:after="10" w:before="0"/>
               <w:ind w:left="120"/>
             </w:pPr>
@@ -25774,7 +26286,7 @@
               <w:spacing w:after="10" w:before="0"/>
               <w:ind w:left="120"/>
             </w:pPr>
-            <w:hyperlink w:history="1" r:id="rId2bvt9myl5gy3t2yxsntrh">
+            <w:hyperlink w:history="1" r:id="rIdo1joajequmwrbbwz_1ejv">
               <w:r>
                 <w:rPr>
                   <w:rFonts w:ascii="Arial" w:cs="Arial" w:eastAsia="Arial" w:hAnsi="Arial"/>
@@ -25836,7 +26348,7 @@
               <w:spacing w:after="10" w:before="0"/>
               <w:ind w:left="120"/>
             </w:pPr>
-            <w:hyperlink w:history="1" r:id="rIdaueytsofawsehk575qytc">
+            <w:hyperlink w:history="1" r:id="rIdewdcs-ydednhzfu9n3iws">
               <w:r>
                 <w:rPr>
                   <w:rFonts w:ascii="Arial" w:cs="Arial" w:eastAsia="Arial" w:hAnsi="Arial"/>
@@ -26046,7 +26558,7 @@
             <w:pPr>
               <w:spacing w:after="20" w:before="0"/>
             </w:pPr>
-            <w:hyperlink w:history="1" r:id="rIdfrp4s2ipqpnyx7e91sfcr">
+            <w:hyperlink w:history="1" r:id="rIdzh8j3lnl6_bj_issoqkd_">
               <w:r>
                 <w:rPr>
                   <w:rFonts w:ascii="Arial" w:cs="Arial" w:eastAsia="Arial" w:hAnsi="Arial"/>
@@ -26061,6 +26573,22 @@
           </w:p>
           <w:p>
             <w:pPr>
+              <w:spacing w:after="20" w:before="0"/>
+            </w:pPr>
+            <w:r>
+              <w:rPr>
+                <w:rFonts w:ascii="Arial" w:cs="Arial" w:eastAsia="Arial" w:hAnsi="Arial"/>
+                <w:i/>
+                <w:iCs/>
+                <w:color w:val="595959"/>
+                <w:sz w:val="16"/>
+                <w:szCs w:val="16"/>
+              </w:rPr>
+              <w:t xml:space="preserve">Related topic: not an exact match for this lesson.</w:t>
+            </w:r>
+          </w:p>
+          <w:p>
+            <w:pPr>
               <w:spacing w:after="10" w:before="0"/>
               <w:ind w:left="120"/>
             </w:pPr>
@@ -26079,7 +26607,7 @@
               <w:spacing w:after="10" w:before="0"/>
               <w:ind w:left="120"/>
             </w:pPr>
-            <w:hyperlink w:history="1" r:id="rIdhqfzz31hnfhwgtdrgbpzd">
+            <w:hyperlink w:history="1" r:id="rIdpgz9vsnxrho0xngvypsea">
               <w:r>
                 <w:rPr>
                   <w:rFonts w:ascii="Arial" w:cs="Arial" w:eastAsia="Arial" w:hAnsi="Arial"/>
@@ -26141,7 +26669,7 @@
               <w:spacing w:after="10" w:before="0"/>
               <w:ind w:left="120"/>
             </w:pPr>
-            <w:hyperlink w:history="1" r:id="rIdn80-oij_-c-oa0u8sfooj">
+            <w:hyperlink w:history="1" r:id="rIdo5uystmc_vs2fuu4wj3fm">
               <w:r>
                 <w:rPr>
                   <w:rFonts w:ascii="Arial" w:cs="Arial" w:eastAsia="Arial" w:hAnsi="Arial"/>
@@ -26934,7 +27462,7 @@
         </w:rPr>
         <w:t xml:space="preserve">© 2026 SeaVuria and ARES. Aligned with KICD objectives. Developed by SeaVuria; technical implementation by ARES (with AI assistance from Claude). Licensed under </w:t>
       </w:r>
-      <w:hyperlink w:history="1" r:id="rId49nr2zv_emz51qawi1nxq">
+      <w:hyperlink w:history="1" r:id="rIdllvlmaz57nkdw-laon1cc">
         <w:r>
           <w:rPr>
             <w:rFonts w:ascii="Arial" w:cs="Arial" w:eastAsia="Arial" w:hAnsi="Arial"/>
@@ -26955,7 +27483,7 @@
         </w:rPr>
         <w:t xml:space="preserve"> (</w:t>
       </w:r>
-      <w:hyperlink w:history="1" r:id="rIdufp3fz5hnwovezt_m7egh">
+      <w:hyperlink w:history="1" r:id="rId9fpqnae-mggtfbykfxdgf">
         <w:r>
           <w:rPr>
             <w:rFonts w:ascii="Arial" w:cs="Arial" w:eastAsia="Arial" w:hAnsi="Arial"/>

--- a/data/outputs/v2/Biology/SS2.2_Plant_Transport/Biology_Plant_Transport_CBE_LessonSequence.docx
+++ b/data/outputs/v2/Biology/SS2.2_Plant_Transport/Biology_Plant_Transport_CBE_LessonSequence.docx
@@ -2520,7 +2520,7 @@
         </w:rPr>
         <w:t xml:space="preserve">© 2026 SeaVuria and ARES. This work is licensed under a </w:t>
       </w:r>
-      <w:hyperlink w:history="1" r:id="rIdeuaglie2zc1ojg_spzl8s">
+      <w:hyperlink w:history="1" r:id="rIdos989yiupv7x2aicyjxxr">
         <w:r>
           <w:rPr>
             <w:rFonts w:ascii="Arial" w:cs="Arial" w:eastAsia="Arial" w:hAnsi="Arial"/>
@@ -2540,7 +2540,7 @@
         </w:rPr>
         <w:t xml:space="preserve"> (</w:t>
       </w:r>
-      <w:hyperlink w:history="1" r:id="rIdgv6l-ingeq29u8dhqfz-o">
+      <w:hyperlink w:history="1" r:id="rIdg2jepvmhkgjzq4oazbdlp">
         <w:r>
           <w:rPr>
             <w:rFonts w:ascii="Arial" w:cs="Arial" w:eastAsia="Arial" w:hAnsi="Arial"/>
@@ -2560,7 +2560,7 @@
         </w:rPr>
         <w:t xml:space="preserve">). To view a copy of this license, visit </w:t>
       </w:r>
-      <w:hyperlink w:history="1" r:id="rIdy7jbcwcegutgskvyvqwhx">
+      <w:hyperlink w:history="1" r:id="rIdodzr8fmxvrnbqvunrqpb8">
         <w:r>
           <w:rPr>
             <w:rFonts w:ascii="Arial" w:cs="Arial" w:eastAsia="Arial" w:hAnsi="Arial"/>
@@ -3572,7 +3572,7 @@
             <w:pPr>
               <w:spacing w:after="20" w:before="0"/>
             </w:pPr>
-            <w:hyperlink w:history="1" r:id="rId1wo4_tax3lxdyny-qr1hv">
+            <w:hyperlink w:history="1" r:id="rIdxdvthxtlnplav3d5vigfi">
               <w:r>
                 <w:rPr>
                   <w:rFonts w:ascii="Arial" w:cs="Arial" w:eastAsia="Arial" w:hAnsi="Arial"/>
@@ -3621,7 +3621,7 @@
               <w:spacing w:after="10" w:before="0"/>
               <w:ind w:left="120"/>
             </w:pPr>
-            <w:hyperlink w:history="1" r:id="rIdyy7l8jsmpmbgtclfbrmou">
+            <w:hyperlink w:history="1" r:id="rId96d-ruv1mkhbngxxmrd2x">
               <w:r>
                 <w:rPr>
                   <w:rFonts w:ascii="Arial" w:cs="Arial" w:eastAsia="Arial" w:hAnsi="Arial"/>
@@ -3683,7 +3683,7 @@
               <w:spacing w:after="10" w:before="0"/>
               <w:ind w:left="120"/>
             </w:pPr>
-            <w:hyperlink w:history="1" r:id="rIdkdzfkc8-wvcgo78t-ejuu">
+            <w:hyperlink w:history="1" r:id="rId0tzm80zjc64l1zur66eyf">
               <w:r>
                 <w:rPr>
                   <w:rFonts w:ascii="Arial" w:cs="Arial" w:eastAsia="Arial" w:hAnsi="Arial"/>
@@ -3893,7 +3893,7 @@
             <w:pPr>
               <w:spacing w:after="20" w:before="0"/>
             </w:pPr>
-            <w:hyperlink w:history="1" r:id="rIdskqthyrfhbfr7j_znlyyc">
+            <w:hyperlink w:history="1" r:id="rId3hhzu4fczajn9jwkmifz7">
               <w:r>
                 <w:rPr>
                   <w:rFonts w:ascii="Arial" w:cs="Arial" w:eastAsia="Arial" w:hAnsi="Arial"/>
@@ -3942,7 +3942,7 @@
               <w:spacing w:after="10" w:before="0"/>
               <w:ind w:left="120"/>
             </w:pPr>
-            <w:hyperlink w:history="1" r:id="rIdrihwz0mnjq9qm8sbc3z7i">
+            <w:hyperlink w:history="1" r:id="rId9ztjqi82aelezskwhijbo">
               <w:r>
                 <w:rPr>
                   <w:rFonts w:ascii="Arial" w:cs="Arial" w:eastAsia="Arial" w:hAnsi="Arial"/>
@@ -4004,7 +4004,7 @@
               <w:spacing w:after="10" w:before="0"/>
               <w:ind w:left="120"/>
             </w:pPr>
-            <w:hyperlink w:history="1" r:id="rIditvegffah0cplp7llxcpd">
+            <w:hyperlink w:history="1" r:id="rIdqw-jpjakbzbu1spwwyqde">
               <w:r>
                 <w:rPr>
                   <w:rFonts w:ascii="Arial" w:cs="Arial" w:eastAsia="Arial" w:hAnsi="Arial"/>
@@ -4214,7 +4214,7 @@
             <w:pPr>
               <w:spacing w:after="20" w:before="0"/>
             </w:pPr>
-            <w:hyperlink w:history="1" r:id="rIdblpn2j86crtfupvwpg0qm">
+            <w:hyperlink w:history="1" r:id="rId1n-l5ho2no-cpg7gwp9f9">
               <w:r>
                 <w:rPr>
                   <w:rFonts w:ascii="Arial" w:cs="Arial" w:eastAsia="Arial" w:hAnsi="Arial"/>
@@ -4263,7 +4263,7 @@
               <w:spacing w:after="10" w:before="0"/>
               <w:ind w:left="120"/>
             </w:pPr>
-            <w:hyperlink w:history="1" r:id="rIdxkkcxwlxyy7fpwg5lrs5p">
+            <w:hyperlink w:history="1" r:id="rIdjdwzgmgwiksab6j23va4x">
               <w:r>
                 <w:rPr>
                   <w:rFonts w:ascii="Arial" w:cs="Arial" w:eastAsia="Arial" w:hAnsi="Arial"/>
@@ -4325,7 +4325,7 @@
               <w:spacing w:after="10" w:before="0"/>
               <w:ind w:left="120"/>
             </w:pPr>
-            <w:hyperlink w:history="1" r:id="rIdkkgqradh8iafmcnzdbrgs">
+            <w:hyperlink w:history="1" r:id="rId3nqavenbvyzcha_shkbko">
               <w:r>
                 <w:rPr>
                   <w:rFonts w:ascii="Arial" w:cs="Arial" w:eastAsia="Arial" w:hAnsi="Arial"/>
@@ -4535,7 +4535,7 @@
             <w:pPr>
               <w:spacing w:after="20" w:before="0"/>
             </w:pPr>
-            <w:hyperlink w:history="1" r:id="rIdjjomdwlewjg_yu3kafrqv">
+            <w:hyperlink w:history="1" r:id="rIdu85xklzyxb6-mvl1kvsg5">
               <w:r>
                 <w:rPr>
                   <w:rFonts w:ascii="Arial" w:cs="Arial" w:eastAsia="Arial" w:hAnsi="Arial"/>
@@ -4584,7 +4584,7 @@
               <w:spacing w:after="10" w:before="0"/>
               <w:ind w:left="120"/>
             </w:pPr>
-            <w:hyperlink w:history="1" r:id="rIdsmuznwbfeyik1iefy3iq7">
+            <w:hyperlink w:history="1" r:id="rId9pjltj2-akth272um6gqu">
               <w:r>
                 <w:rPr>
                   <w:rFonts w:ascii="Arial" w:cs="Arial" w:eastAsia="Arial" w:hAnsi="Arial"/>
@@ -4646,7 +4646,7 @@
               <w:spacing w:after="10" w:before="0"/>
               <w:ind w:left="120"/>
             </w:pPr>
-            <w:hyperlink w:history="1" r:id="rIdwmouccuzlz9i0nsd9gpf8">
+            <w:hyperlink w:history="1" r:id="rIdnxel18uqrhh_wfoiejivq">
               <w:r>
                 <w:rPr>
                   <w:rFonts w:ascii="Arial" w:cs="Arial" w:eastAsia="Arial" w:hAnsi="Arial"/>
@@ -4856,7 +4856,7 @@
             <w:pPr>
               <w:spacing w:after="20" w:before="0"/>
             </w:pPr>
-            <w:hyperlink w:history="1" r:id="rIdycsselukkn000xl8bxxxa">
+            <w:hyperlink w:history="1" r:id="rIdpma2syw1wbfogy5pi1yea">
               <w:r>
                 <w:rPr>
                   <w:rFonts w:ascii="Arial" w:cs="Arial" w:eastAsia="Arial" w:hAnsi="Arial"/>
@@ -4905,7 +4905,7 @@
               <w:spacing w:after="10" w:before="0"/>
               <w:ind w:left="120"/>
             </w:pPr>
-            <w:hyperlink w:history="1" r:id="rIdpfexvozpzhhq_fd9oxi9g">
+            <w:hyperlink w:history="1" r:id="rId42vxt2piexgzox5ez2xul">
               <w:r>
                 <w:rPr>
                   <w:rFonts w:ascii="Arial" w:cs="Arial" w:eastAsia="Arial" w:hAnsi="Arial"/>
@@ -4967,7 +4967,7 @@
               <w:spacing w:after="10" w:before="0"/>
               <w:ind w:left="120"/>
             </w:pPr>
-            <w:hyperlink w:history="1" r:id="rIdjttomvsjvhegaka8xxp3v">
+            <w:hyperlink w:history="1" r:id="rIdr0yghoa65v1x59j1j03xe">
               <w:r>
                 <w:rPr>
                   <w:rFonts w:ascii="Arial" w:cs="Arial" w:eastAsia="Arial" w:hAnsi="Arial"/>
@@ -5494,7 +5494,7 @@
         </w:rPr>
         <w:t xml:space="preserve">© 2026 SeaVuria and ARES. Aligned with KICD objectives. Developed by SeaVuria; technical implementation by ARES (with AI assistance from Claude). Licensed under </w:t>
       </w:r>
-      <w:hyperlink w:history="1" r:id="rIdkpo8e7s1cfbosuxjnylnx">
+      <w:hyperlink w:history="1" r:id="rIdlwuq9rwbunrtqgplqdu7l">
         <w:r>
           <w:rPr>
             <w:rFonts w:ascii="Arial" w:cs="Arial" w:eastAsia="Arial" w:hAnsi="Arial"/>
@@ -5515,7 +5515,7 @@
         </w:rPr>
         <w:t xml:space="preserve"> (</w:t>
       </w:r>
-      <w:hyperlink w:history="1" r:id="rIdzppc7mbrietvkzydokrg1">
+      <w:hyperlink w:history="1" r:id="rIdrtgzscbtzye7cdbwfoc2i">
         <w:r>
           <w:rPr>
             <w:rFonts w:ascii="Arial" w:cs="Arial" w:eastAsia="Arial" w:hAnsi="Arial"/>
@@ -6528,7 +6528,7 @@
             <w:pPr>
               <w:spacing w:after="20" w:before="0"/>
             </w:pPr>
-            <w:hyperlink w:history="1" r:id="rIdom6hyvrdnuy3qvr4usxro">
+            <w:hyperlink w:history="1" r:id="rIdghqpt5khfp8tbndigiwlw">
               <w:r>
                 <w:rPr>
                   <w:rFonts w:ascii="Arial" w:cs="Arial" w:eastAsia="Arial" w:hAnsi="Arial"/>
@@ -6561,7 +6561,7 @@
               <w:spacing w:after="10" w:before="0"/>
               <w:ind w:left="120"/>
             </w:pPr>
-            <w:hyperlink w:history="1" r:id="rIdjjiadsa8d45a6fsyhxq47">
+            <w:hyperlink w:history="1" r:id="rIdgrjgonsjpbmjtz-iocc5k">
               <w:r>
                 <w:rPr>
                   <w:rFonts w:ascii="Arial" w:cs="Arial" w:eastAsia="Arial" w:hAnsi="Arial"/>
@@ -6623,7 +6623,7 @@
               <w:spacing w:after="10" w:before="0"/>
               <w:ind w:left="120"/>
             </w:pPr>
-            <w:hyperlink w:history="1" r:id="rIddcjssvnvkahflsaigvtkm">
+            <w:hyperlink w:history="1" r:id="rIdymyjehfdlhtchig9yd5d5">
               <w:r>
                 <w:rPr>
                   <w:rFonts w:ascii="Arial" w:cs="Arial" w:eastAsia="Arial" w:hAnsi="Arial"/>
@@ -6833,7 +6833,7 @@
             <w:pPr>
               <w:spacing w:after="20" w:before="0"/>
             </w:pPr>
-            <w:hyperlink w:history="1" r:id="rIdh45a0dyx11xajuugmlsrs">
+            <w:hyperlink w:history="1" r:id="rIdu4coiqjbkvpzbinbevsv6">
               <w:r>
                 <w:rPr>
                   <w:rFonts w:ascii="Arial" w:cs="Arial" w:eastAsia="Arial" w:hAnsi="Arial"/>
@@ -6866,7 +6866,7 @@
               <w:spacing w:after="10" w:before="0"/>
               <w:ind w:left="120"/>
             </w:pPr>
-            <w:hyperlink w:history="1" r:id="rIdt0c6ncsokhmchkuoybwjz">
+            <w:hyperlink w:history="1" r:id="rIduc07o8g4boarv8gazvpin">
               <w:r>
                 <w:rPr>
                   <w:rFonts w:ascii="Arial" w:cs="Arial" w:eastAsia="Arial" w:hAnsi="Arial"/>
@@ -6928,7 +6928,7 @@
               <w:spacing w:after="10" w:before="0"/>
               <w:ind w:left="120"/>
             </w:pPr>
-            <w:hyperlink w:history="1" r:id="rIdhgkhfw_3co2e7pnniszep">
+            <w:hyperlink w:history="1" r:id="rIdw76ddsy17bx5-43ijute9">
               <w:r>
                 <w:rPr>
                   <w:rFonts w:ascii="Arial" w:cs="Arial" w:eastAsia="Arial" w:hAnsi="Arial"/>
@@ -7138,7 +7138,7 @@
             <w:pPr>
               <w:spacing w:after="20" w:before="0"/>
             </w:pPr>
-            <w:hyperlink w:history="1" r:id="rIdhemsq31uqtshrizblllvv">
+            <w:hyperlink w:history="1" r:id="rId3lgtlaujl9q82xjsd3f00">
               <w:r>
                 <w:rPr>
                   <w:rFonts w:ascii="Arial" w:cs="Arial" w:eastAsia="Arial" w:hAnsi="Arial"/>
@@ -7171,7 +7171,7 @@
               <w:spacing w:after="10" w:before="0"/>
               <w:ind w:left="120"/>
             </w:pPr>
-            <w:hyperlink w:history="1" r:id="rIdo8zsivpk6sa66klttpaek">
+            <w:hyperlink w:history="1" r:id="rIdqwhb4cbmzt6b7qwnkaso8">
               <w:r>
                 <w:rPr>
                   <w:rFonts w:ascii="Arial" w:cs="Arial" w:eastAsia="Arial" w:hAnsi="Arial"/>
@@ -7233,7 +7233,7 @@
               <w:spacing w:after="10" w:before="0"/>
               <w:ind w:left="120"/>
             </w:pPr>
-            <w:hyperlink w:history="1" r:id="rIdyjflebsgoihfgbevyulqt">
+            <w:hyperlink w:history="1" r:id="rIdha7sdrfqo8o6ndzpijsrl">
               <w:r>
                 <w:rPr>
                   <w:rFonts w:ascii="Arial" w:cs="Arial" w:eastAsia="Arial" w:hAnsi="Arial"/>
@@ -7443,7 +7443,7 @@
             <w:pPr>
               <w:spacing w:after="20" w:before="0"/>
             </w:pPr>
-            <w:hyperlink w:history="1" r:id="rIdd9bb6wgpc1cbrz6jmkv6x">
+            <w:hyperlink w:history="1" r:id="rId_gu__yszg3dfj2g0jreqj">
               <w:r>
                 <w:rPr>
                   <w:rFonts w:ascii="Arial" w:cs="Arial" w:eastAsia="Arial" w:hAnsi="Arial"/>
@@ -7476,7 +7476,7 @@
               <w:spacing w:after="10" w:before="0"/>
               <w:ind w:left="120"/>
             </w:pPr>
-            <w:hyperlink w:history="1" r:id="rId2md_evji1zrbt0ybzrjfb">
+            <w:hyperlink w:history="1" r:id="rId7enrda5qqb3qe1bn_jrfa">
               <w:r>
                 <w:rPr>
                   <w:rFonts w:ascii="Arial" w:cs="Arial" w:eastAsia="Arial" w:hAnsi="Arial"/>
@@ -7538,7 +7538,7 @@
               <w:spacing w:after="10" w:before="0"/>
               <w:ind w:left="120"/>
             </w:pPr>
-            <w:hyperlink w:history="1" r:id="rIdxy-dac03pmm7d8pw4isbw">
+            <w:hyperlink w:history="1" r:id="rIdqz5mrrhczsyzw-t83s_xs">
               <w:r>
                 <w:rPr>
                   <w:rFonts w:ascii="Arial" w:cs="Arial" w:eastAsia="Arial" w:hAnsi="Arial"/>
@@ -7748,7 +7748,7 @@
             <w:pPr>
               <w:spacing w:after="20" w:before="0"/>
             </w:pPr>
-            <w:hyperlink w:history="1" r:id="rIdgv-xduqgc1a0irxqvtckf">
+            <w:hyperlink w:history="1" r:id="rIdc3gnqpia0j80cugocr5zt">
               <w:r>
                 <w:rPr>
                   <w:rFonts w:ascii="Arial" w:cs="Arial" w:eastAsia="Arial" w:hAnsi="Arial"/>
@@ -7781,7 +7781,7 @@
               <w:spacing w:after="10" w:before="0"/>
               <w:ind w:left="120"/>
             </w:pPr>
-            <w:hyperlink w:history="1" r:id="rId5lff33gfro70kjwmhf_dw">
+            <w:hyperlink w:history="1" r:id="rIdvtdb6fld82iym1yiv6nmy">
               <w:r>
                 <w:rPr>
                   <w:rFonts w:ascii="Arial" w:cs="Arial" w:eastAsia="Arial" w:hAnsi="Arial"/>
@@ -7843,7 +7843,7 @@
               <w:spacing w:after="10" w:before="0"/>
               <w:ind w:left="120"/>
             </w:pPr>
-            <w:hyperlink w:history="1" r:id="rIdmfqaewn9rl5cep4sancdy">
+            <w:hyperlink w:history="1" r:id="rIdlcrkwwsw3x9_ypdbbrngx">
               <w:r>
                 <w:rPr>
                   <w:rFonts w:ascii="Arial" w:cs="Arial" w:eastAsia="Arial" w:hAnsi="Arial"/>
@@ -8370,7 +8370,7 @@
         </w:rPr>
         <w:t xml:space="preserve">© 2026 SeaVuria and ARES. Aligned with KICD objectives. Developed by SeaVuria; technical implementation by ARES (with AI assistance from Claude). Licensed under </w:t>
       </w:r>
-      <w:hyperlink w:history="1" r:id="rId9taqyfkut-psexbbmnkrk">
+      <w:hyperlink w:history="1" r:id="rId7cgvuxqxokqnxtqtfqcba">
         <w:r>
           <w:rPr>
             <w:rFonts w:ascii="Arial" w:cs="Arial" w:eastAsia="Arial" w:hAnsi="Arial"/>
@@ -8391,7 +8391,7 @@
         </w:rPr>
         <w:t xml:space="preserve"> (</w:t>
       </w:r>
-      <w:hyperlink w:history="1" r:id="rId7hfgarhwmsy9j3uqxqfk0">
+      <w:hyperlink w:history="1" r:id="rIdsfvyavqdxr6j13job8dkd">
         <w:r>
           <w:rPr>
             <w:rFonts w:ascii="Arial" w:cs="Arial" w:eastAsia="Arial" w:hAnsi="Arial"/>
@@ -8962,7 +8962,7 @@
                 <w:sz w:val="18"/>
                 <w:szCs w:val="18"/>
               </w:rPr>
-              <w:t xml:space="preserve">In Lesson 1 students anchored on the mystery of the Kibwezi wilting maize and generated initial predictions. In Lesson 2 they gathered evidence about osmosis and water potential as the driving force for water entry into roots. Now, in Lesson 3, students zoom out to the whole-plant scale: they must understand WHAT the transport highways are (xylem and phloem), WHERE they run, and in WHICH DIRECTION each fluid moves — because without this 'road map', they cannot yet explain why water absorbed by roots in the morning fails to reach the leaves before afternoon wilting occurs. This lesson lays the structural scaffold upon which Lessons 4–8 will hang the mechanisms of transpiration pull, translocation, and stomatal control.</w:t>
+              <w:t xml:space="preserve">In Lesson 1 students anchored on the mystery of the Kibwezi wilting maize and generated initial predictions. In Lesson 2 they mapped where each resource enters the plant versus where it is used, and concluded that an internal transport system must exist. Now, in Lesson 3, students zoom out to the whole-plant scale: they must understand WHAT the transport highways are (xylem and phloem), WHERE they run, and in WHICH DIRECTION each fluid moves — because without this 'road map', they cannot yet explain why water absorbed by roots in the morning fails to reach the leaves before afternoon wilting occurs. This lesson lays the structural scaffold upon which Lessons 4–8 will hang the mechanisms of transpiration pull, translocation, and stomatal control.</w:t>
             </w:r>
           </w:p>
         </w:tc>
@@ -9121,7 +9121,7 @@
                 <w:sz w:val="18"/>
                 <w:szCs w:val="18"/>
               </w:rPr>
-              <w:t xml:space="preserve">Students begin by briefly revisiting their Lesson 1 predictions and Lesson 2 evidence about osmosis, then pivot to the whole-plant scale. The teacher uses a large annotated diagram of a maize plant (rooted in Kibwezi soil) to introduce xylem and phloem as two distinct vascular 'highways'. Through a guided diagram-labelling activity, students use blue arrows for xylem flow and red arrows for phloem flow, building a directional map of the plant. A structured compare-and-contrast graphic organiser (Venn diagram) consolidates differences between xylem and phloem. Students then produce the first version of their cumulative whole-plant transport model, placing it in their science notebooks for revision in later lessons. The lesson closes by reconnecting to the Kibwezi farmer's puzzle: now that students know the two highways exist, the driving question sharpens — what force pushes water UP through xylem against gravity all the way to the topmost maize leaf?</w:t>
+              <w:t xml:space="preserve">Students begin by briefly revisiting their Lesson 1 predictions and Lesson 2 resource-entry map, then pivot to the whole-plant scale. The teacher uses a large annotated diagram of a maize plant (rooted in Kibwezi soil) to introduce xylem and phloem as two distinct vascular 'highways'. Through a guided diagram-labelling activity, students use blue arrows for xylem flow and red arrows for phloem flow, building a directional map of the plant. A structured compare-and-contrast graphic organiser (Venn diagram) consolidates differences between xylem and phloem. Students then produce the first version of their cumulative whole-plant transport model, placing it in their science notebooks for revision in later lessons. The lesson closes by reconnecting to the Kibwezi farmer's puzzle: now that students know the two highways exist, the driving question sharpens — what force pushes water UP through xylem against gravity all the way to the topmost maize leaf?</w:t>
             </w:r>
           </w:p>
         </w:tc>
@@ -9404,7 +9404,7 @@
             <w:pPr>
               <w:spacing w:after="20" w:before="0"/>
             </w:pPr>
-            <w:hyperlink w:history="1" r:id="rIdzgvfesb3jkqjymuyiw0us">
+            <w:hyperlink w:history="1" r:id="rId12ohpfj-tdicgargisegt">
               <w:r>
                 <w:rPr>
                   <w:rFonts w:ascii="Arial" w:cs="Arial" w:eastAsia="Arial" w:hAnsi="Arial"/>
@@ -9437,7 +9437,7 @@
               <w:spacing w:after="10" w:before="0"/>
               <w:ind w:left="120"/>
             </w:pPr>
-            <w:hyperlink w:history="1" r:id="rIdfwu40hfk-9twmaylpgrsm">
+            <w:hyperlink w:history="1" r:id="rIdh9fdbia6imz9_gqaovogd">
               <w:r>
                 <w:rPr>
                   <w:rFonts w:ascii="Arial" w:cs="Arial" w:eastAsia="Arial" w:hAnsi="Arial"/>
@@ -9482,7 +9482,7 @@
             <w:pPr>
               <w:spacing w:after="20" w:before="0"/>
             </w:pPr>
-            <w:hyperlink w:history="1" r:id="rIdb-ahqtixhokxxylkfvcz8">
+            <w:hyperlink w:history="1" r:id="rIdso50cpzmubklc1omt-7xt">
               <w:r>
                 <w:rPr>
                   <w:rFonts w:ascii="Arial" w:cs="Arial" w:eastAsia="Arial" w:hAnsi="Arial"/>
@@ -9531,7 +9531,7 @@
               <w:spacing w:after="10" w:before="0"/>
               <w:ind w:left="120"/>
             </w:pPr>
-            <w:hyperlink w:history="1" r:id="rIdgewaovhnzdag8pkfzwqrm">
+            <w:hyperlink w:history="1" r:id="rIdix4y7iooabamh2rpnwn8z">
               <w:r>
                 <w:rPr>
                   <w:rFonts w:ascii="Arial" w:cs="Arial" w:eastAsia="Arial" w:hAnsi="Arial"/>
@@ -9637,7 +9637,7 @@
                 <w:sz w:val="18"/>
                 <w:szCs w:val="18"/>
               </w:rPr>
-              <w:t xml:space="preserve">Strategy: Prediction-with-Justification. Students are required not just to guess but to give a reason, activating prior schema from Lesson 2 (osmosis, water movement) and everyday observations of plant 'veins'. This surfaces misconceptions (e.g., 'all tubes carry the same thing upward') that the lesson will directly address, and creates cognitive dissonance that motivates learning.</w:t>
+              <w:t xml:space="preserve">Strategy: Prediction-with-Justification. Students are required not just to guess but to give a reason, activating prior schema from Lesson 2 (resource entry and use points, water movement) and everyday observations of plant 'veins'. This surfaces misconceptions (e.g., 'all tubes carry the same thing upward') that the lesson will directly address, and creates cognitive dissonance that motivates learning.</w:t>
             </w:r>
           </w:p>
         </w:tc>
@@ -9726,7 +9726,7 @@
             <w:pPr>
               <w:spacing w:after="20" w:before="0"/>
             </w:pPr>
-            <w:hyperlink w:history="1" r:id="rIda2reeogvpkweq7uyzftkq">
+            <w:hyperlink w:history="1" r:id="rIdfwdpk0to2qgtdz25xlgvc">
               <w:r>
                 <w:rPr>
                   <w:rFonts w:ascii="Arial" w:cs="Arial" w:eastAsia="Arial" w:hAnsi="Arial"/>
@@ -9759,7 +9759,7 @@
               <w:spacing w:after="10" w:before="0"/>
               <w:ind w:left="120"/>
             </w:pPr>
-            <w:hyperlink w:history="1" r:id="rIdxgfsxu7uiqfifxjvoitvo">
+            <w:hyperlink w:history="1" r:id="rIdyqdk1oseeznft2nd_ewvw">
               <w:r>
                 <w:rPr>
                   <w:rFonts w:ascii="Arial" w:cs="Arial" w:eastAsia="Arial" w:hAnsi="Arial"/>
@@ -9804,7 +9804,7 @@
             <w:pPr>
               <w:spacing w:after="20" w:before="0"/>
             </w:pPr>
-            <w:hyperlink w:history="1" r:id="rIdt93a53zqzmg5mxjafb0sg">
+            <w:hyperlink w:history="1" r:id="rIdroalwrrpoyqh1dtcemnym">
               <w:r>
                 <w:rPr>
                   <w:rFonts w:ascii="Arial" w:cs="Arial" w:eastAsia="Arial" w:hAnsi="Arial"/>
@@ -9853,7 +9853,7 @@
               <w:spacing w:after="10" w:before="0"/>
               <w:ind w:left="120"/>
             </w:pPr>
-            <w:hyperlink w:history="1" r:id="rIdjgiw8z49cqntlb3anarzf">
+            <w:hyperlink w:history="1" r:id="rIdnc_fhiakyxk6ujthf6p4q">
               <w:r>
                 <w:rPr>
                   <w:rFonts w:ascii="Arial" w:cs="Arial" w:eastAsia="Arial" w:hAnsi="Arial"/>
@@ -10048,7 +10048,7 @@
             <w:pPr>
               <w:spacing w:after="20" w:before="0"/>
             </w:pPr>
-            <w:hyperlink w:history="1" r:id="rId7gmdekeftbktkypumac3h">
+            <w:hyperlink w:history="1" r:id="rIdunrmdhyaqsrblidtgwdnl">
               <w:r>
                 <w:rPr>
                   <w:rFonts w:ascii="Arial" w:cs="Arial" w:eastAsia="Arial" w:hAnsi="Arial"/>
@@ -10081,7 +10081,7 @@
               <w:spacing w:after="10" w:before="0"/>
               <w:ind w:left="120"/>
             </w:pPr>
-            <w:hyperlink w:history="1" r:id="rIdcywl2javl6g8xsrdwykwc">
+            <w:hyperlink w:history="1" r:id="rIdgspxgadgw1jox50vkwtn0">
               <w:r>
                 <w:rPr>
                   <w:rFonts w:ascii="Arial" w:cs="Arial" w:eastAsia="Arial" w:hAnsi="Arial"/>
@@ -10126,7 +10126,7 @@
             <w:pPr>
               <w:spacing w:after="20" w:before="0"/>
             </w:pPr>
-            <w:hyperlink w:history="1" r:id="rIdzrrtx1i7jpv6zvngdvs4x">
+            <w:hyperlink w:history="1" r:id="rId3u7rt9pico0jwetjwbi_2">
               <w:r>
                 <w:rPr>
                   <w:rFonts w:ascii="Arial" w:cs="Arial" w:eastAsia="Arial" w:hAnsi="Arial"/>
@@ -10175,7 +10175,7 @@
               <w:spacing w:after="10" w:before="0"/>
               <w:ind w:left="120"/>
             </w:pPr>
-            <w:hyperlink w:history="1" r:id="rIdanlvb7_d-hzwjtuf3dssw">
+            <w:hyperlink w:history="1" r:id="rIdfwaqnsbxxf9l3wyimvhq3">
               <w:r>
                 <w:rPr>
                   <w:rFonts w:ascii="Arial" w:cs="Arial" w:eastAsia="Arial" w:hAnsi="Arial"/>
@@ -10249,7 +10249,7 @@
                 <w:sz w:val="18"/>
                 <w:szCs w:val="18"/>
               </w:rPr>
-              <w:t xml:space="preserve">For Activity 3A: 'You and your partner have 12 minutes to fill the Venn diagram. The hardest row is row four — energy requirement. The reading excerpt gives you a clue in paragraph five. Find it.' [Circulate. Targeted prompt if stuck: 'Think about what you know about osmosis from Lesson 2 — does osmosis need energy?'] For Activity 3B: 'When you teach your system, you must tell your partners: WHAT it carries, WHICH direction, and HOW that relates to the wilting maize. You have 4 minutes each.' [Monitor groups. If a group finishes early: 'Add a seventh row to your Venn diagram — what would happen to the plant if ONLY this tissue was destroyed?'] For Activity 3C, pose the reconnect question. [Wait 15 seconds of silence before cold-calling — enforce the wait.] Cold-call: 'Ochieng, what would happen if xylem was blocked?' [Wait 10 seconds.] 'Adhiambo, do you agree? What would you add?' [Wait 10 seconds.] Summarise on the board: 'Blocked xylem = water cannot reach leaves = turgor pressure drops = wilting. This is EXACTLY what the Kibwezi farmer is seeing — but WHY does this happen on a hot afternoon? That is our next question.'</w:t>
+              <w:t xml:space="preserve">For Activity 3A: 'You and your partner have 12 minutes to fill the Venn diagram. The hardest row is row four — energy requirement. The reading excerpt gives you a clue in paragraph five. Find it.' [Circulate. Targeted prompt if stuck: 'Think about what you know about osmosis — does osmosis need energy?'] For Activity 3B: 'When you teach your system, you must tell your partners: WHAT it carries, WHICH direction, and HOW that relates to the wilting maize. You have 4 minutes each.' [Monitor groups. If a group finishes early: 'Add a seventh row to your Venn diagram — what would happen to the plant if ONLY this tissue was destroyed?'] For Activity 3C, pose the reconnect question. [Wait 15 seconds of silence before cold-calling — enforce the wait.] Cold-call: 'Ochieng, what would happen if xylem was blocked?' [Wait 10 seconds.] 'Adhiambo, do you agree? What would you add?' [Wait 10 seconds.] Summarise on the board: 'Blocked xylem = water cannot reach leaves = turgor pressure drops = wilting. This is EXACTLY what the Kibwezi farmer is seeing — but WHY does this happen on a hot afternoon? That is our next question.'</w:t>
             </w:r>
           </w:p>
         </w:tc>
@@ -10370,7 +10370,7 @@
             <w:pPr>
               <w:spacing w:after="20" w:before="0"/>
             </w:pPr>
-            <w:hyperlink w:history="1" r:id="rIdgqneuvhfdo-n1siwlqwem">
+            <w:hyperlink w:history="1" r:id="rIdgn3u9_k6jie5s4qwqk6rm">
               <w:r>
                 <w:rPr>
                   <w:rFonts w:ascii="Arial" w:cs="Arial" w:eastAsia="Arial" w:hAnsi="Arial"/>
@@ -10403,7 +10403,7 @@
               <w:spacing w:after="10" w:before="0"/>
               <w:ind w:left="120"/>
             </w:pPr>
-            <w:hyperlink w:history="1" r:id="rIdmts3x7pwunfj3l8-zro1e">
+            <w:hyperlink w:history="1" r:id="rIdjz1nrlfptmixsy5hyafdh">
               <w:r>
                 <w:rPr>
                   <w:rFonts w:ascii="Arial" w:cs="Arial" w:eastAsia="Arial" w:hAnsi="Arial"/>
@@ -10448,7 +10448,7 @@
             <w:pPr>
               <w:spacing w:after="20" w:before="0"/>
             </w:pPr>
-            <w:hyperlink w:history="1" r:id="rIdugxlhszkkfq2yq1-qyltv">
+            <w:hyperlink w:history="1" r:id="rIdyfv_awe55yzjcs2ispbv0">
               <w:r>
                 <w:rPr>
                   <w:rFonts w:ascii="Arial" w:cs="Arial" w:eastAsia="Arial" w:hAnsi="Arial"/>
@@ -10497,7 +10497,7 @@
               <w:spacing w:after="10" w:before="0"/>
               <w:ind w:left="120"/>
             </w:pPr>
-            <w:hyperlink w:history="1" r:id="rIdxusc2zl830jnqmrllyvu_">
+            <w:hyperlink w:history="1" r:id="rIdj3etc5izsi-pih-whscc3">
               <w:r>
                 <w:rPr>
                   <w:rFonts w:ascii="Arial" w:cs="Arial" w:eastAsia="Arial" w:hAnsi="Arial"/>
@@ -10692,7 +10692,7 @@
             <w:pPr>
               <w:spacing w:after="20" w:before="0"/>
             </w:pPr>
-            <w:hyperlink w:history="1" r:id="rIdcu7fifelqy8foojosk8e1">
+            <w:hyperlink w:history="1" r:id="rId4tmtrlnuippnnaqtdmwxs">
               <w:r>
                 <w:rPr>
                   <w:rFonts w:ascii="Arial" w:cs="Arial" w:eastAsia="Arial" w:hAnsi="Arial"/>
@@ -10725,7 +10725,7 @@
               <w:spacing w:after="10" w:before="0"/>
               <w:ind w:left="120"/>
             </w:pPr>
-            <w:hyperlink w:history="1" r:id="rIdjigwpzrvyx5zvc25a7rpv">
+            <w:hyperlink w:history="1" r:id="rId6mfaf-wji7gxwy4ppbpca">
               <w:r>
                 <w:rPr>
                   <w:rFonts w:ascii="Arial" w:cs="Arial" w:eastAsia="Arial" w:hAnsi="Arial"/>
@@ -10770,7 +10770,7 @@
             <w:pPr>
               <w:spacing w:after="20" w:before="0"/>
             </w:pPr>
-            <w:hyperlink w:history="1" r:id="rIdkqj63awrsizqba7hbfwfl">
+            <w:hyperlink w:history="1" r:id="rIde_ai3djdd3kfh_doynwlx">
               <w:r>
                 <w:rPr>
                   <w:rFonts w:ascii="Arial" w:cs="Arial" w:eastAsia="Arial" w:hAnsi="Arial"/>
@@ -10819,7 +10819,7 @@
               <w:spacing w:after="10" w:before="0"/>
               <w:ind w:left="120"/>
             </w:pPr>
-            <w:hyperlink w:history="1" r:id="rIdtgy3yvvsux2ghinyqs92o">
+            <w:hyperlink w:history="1" r:id="rId6pr6h0pwmcvynzf7noybo">
               <w:r>
                 <w:rPr>
                   <w:rFonts w:ascii="Arial" w:cs="Arial" w:eastAsia="Arial" w:hAnsi="Arial"/>
@@ -11309,7 +11309,7 @@
                 <w:sz w:val="18"/>
                 <w:szCs w:val="18"/>
               </w:rPr>
-              <w:t xml:space="preserve">Students used their new knowledge of xylem and phloem to deepen their explanation of the Kibwezi wilting maize phenomenon: the xylem highway must continuously deliver water from the soil (absorbed by root hairs via osmosis, as established in Lesson 2) upward through the stem to the leaves. If this upward delivery is insufficient — whether due to high evaporative demand on a hot afternoon, a long path length in tall maize, or competition from the dry riverbed soil — the leaf cells lose turgor pressure and the plant wilts. This explains why the farmer's morning watering does not guarantee afternoon hydration of the topmost leaves. Students recorded this causal chain in Model v.1 and posted evidence claims on the Driving Question Board, advancing the class's collective answer to the driving question.</w:t>
+              <w:t xml:space="preserve">Students used their new knowledge of xylem and phloem to deepen their explanation of the Kibwezi wilting maize phenomenon: the xylem highway must continuously deliver water from the soil (absorbed by root hairs via osmosis, which Lesson 4 investigates) upward through the stem to the leaves. If this upward delivery is insufficient — whether due to high evaporative demand on a hot afternoon, a long path length in tall maize, or competition from the dry riverbed soil — the leaf cells lose turgor pressure and the plant wilts. This explains why the farmer's morning watering does not guarantee afternoon hydration of the topmost leaves. Students recorded this causal chain in Model v.1 and posted evidence claims on the Driving Question Board, advancing the class's collective answer to the driving question.</w:t>
             </w:r>
           </w:p>
         </w:tc>
@@ -11331,7 +11331,7 @@
         </w:rPr>
         <w:t xml:space="preserve">© 2026 SeaVuria and ARES. Aligned with KICD objectives. Developed by SeaVuria; technical implementation by ARES (with AI assistance from Claude). Licensed under </w:t>
       </w:r>
-      <w:hyperlink w:history="1" r:id="rId9ottam1nn_sf3oavwhgt3">
+      <w:hyperlink w:history="1" r:id="rIdnrnahz4bl43qc0lkkixdx">
         <w:r>
           <w:rPr>
             <w:rFonts w:ascii="Arial" w:cs="Arial" w:eastAsia="Arial" w:hAnsi="Arial"/>
@@ -11352,7 +11352,7 @@
         </w:rPr>
         <w:t xml:space="preserve"> (</w:t>
       </w:r>
-      <w:hyperlink w:history="1" r:id="rIduhfwjiyg7jfu_h51wphct">
+      <w:hyperlink w:history="1" r:id="rIdralqbkadk8snu57nplugz">
         <w:r>
           <w:rPr>
             <w:rFonts w:ascii="Arial" w:cs="Arial" w:eastAsia="Arial" w:hAnsi="Arial"/>
@@ -12366,7 +12366,7 @@
             <w:pPr>
               <w:spacing w:after="20" w:before="0"/>
             </w:pPr>
-            <w:hyperlink w:history="1" r:id="rIdt9w_f6tm_svx7z-mqrf0q">
+            <w:hyperlink w:history="1" r:id="rIdj7umvicikpqqpbjkyet-d">
               <w:r>
                 <w:rPr>
                   <w:rFonts w:ascii="Arial" w:cs="Arial" w:eastAsia="Arial" w:hAnsi="Arial"/>
@@ -12399,7 +12399,7 @@
               <w:spacing w:after="10" w:before="0"/>
               <w:ind w:left="120"/>
             </w:pPr>
-            <w:hyperlink w:history="1" r:id="rIdm-2w3fn-rv87sv6z-d8eo">
+            <w:hyperlink w:history="1" r:id="rId1l8auoq64b50fukc9pamj">
               <w:r>
                 <w:rPr>
                   <w:rFonts w:ascii="Arial" w:cs="Arial" w:eastAsia="Arial" w:hAnsi="Arial"/>
@@ -12444,7 +12444,7 @@
             <w:pPr>
               <w:spacing w:after="20" w:before="0"/>
             </w:pPr>
-            <w:hyperlink w:history="1" r:id="rIdrp2dx4x23gisy49acclvh">
+            <w:hyperlink w:history="1" r:id="rIda7epyzm_y1j-um71hpljw">
               <w:r>
                 <w:rPr>
                   <w:rFonts w:ascii="Arial" w:cs="Arial" w:eastAsia="Arial" w:hAnsi="Arial"/>
@@ -12477,7 +12477,7 @@
               <w:spacing w:after="10" w:before="0"/>
               <w:ind w:left="120"/>
             </w:pPr>
-            <w:hyperlink w:history="1" r:id="rIdoi3ak4ylcihdfsk2gddp8">
+            <w:hyperlink w:history="1" r:id="rIdhu_evgr_wgyjzvar8gmyy">
               <w:r>
                 <w:rPr>
                   <w:rFonts w:ascii="Arial" w:cs="Arial" w:eastAsia="Arial" w:hAnsi="Arial"/>
@@ -12672,7 +12672,7 @@
             <w:pPr>
               <w:spacing w:after="20" w:before="0"/>
             </w:pPr>
-            <w:hyperlink w:history="1" r:id="rIdbetra_qbzfukbwyqfa89q">
+            <w:hyperlink w:history="1" r:id="rIdk4-mwg9qjhm21l3_2nkhg">
               <w:r>
                 <w:rPr>
                   <w:rFonts w:ascii="Arial" w:cs="Arial" w:eastAsia="Arial" w:hAnsi="Arial"/>
@@ -12705,7 +12705,7 @@
               <w:spacing w:after="10" w:before="0"/>
               <w:ind w:left="120"/>
             </w:pPr>
-            <w:hyperlink w:history="1" r:id="rIdqwuliwatm5x41cplkbeid">
+            <w:hyperlink w:history="1" r:id="rIdgmr0idhx0oshinjjfg2zm">
               <w:r>
                 <w:rPr>
                   <w:rFonts w:ascii="Arial" w:cs="Arial" w:eastAsia="Arial" w:hAnsi="Arial"/>
@@ -12750,7 +12750,7 @@
             <w:pPr>
               <w:spacing w:after="20" w:before="0"/>
             </w:pPr>
-            <w:hyperlink w:history="1" r:id="rIdrjl_k_yrvhih3n7k_3hrx">
+            <w:hyperlink w:history="1" r:id="rIdtnnivrhz7o2z7re1k7vzf">
               <w:r>
                 <w:rPr>
                   <w:rFonts w:ascii="Arial" w:cs="Arial" w:eastAsia="Arial" w:hAnsi="Arial"/>
@@ -12783,7 +12783,7 @@
               <w:spacing w:after="10" w:before="0"/>
               <w:ind w:left="120"/>
             </w:pPr>
-            <w:hyperlink w:history="1" r:id="rId_wpzz4c51tgb4xilmmdxf">
+            <w:hyperlink w:history="1" r:id="rIdxbnaltj802g3saveemtjx">
               <w:r>
                 <w:rPr>
                   <w:rFonts w:ascii="Arial" w:cs="Arial" w:eastAsia="Arial" w:hAnsi="Arial"/>
@@ -12978,7 +12978,7 @@
             <w:pPr>
               <w:spacing w:after="20" w:before="0"/>
             </w:pPr>
-            <w:hyperlink w:history="1" r:id="rIdne-dlxwscz-nx_mb3npmt">
+            <w:hyperlink w:history="1" r:id="rIdspfeyeoujouq0a8rvg1pi">
               <w:r>
                 <w:rPr>
                   <w:rFonts w:ascii="Arial" w:cs="Arial" w:eastAsia="Arial" w:hAnsi="Arial"/>
@@ -13011,7 +13011,7 @@
               <w:spacing w:after="10" w:before="0"/>
               <w:ind w:left="120"/>
             </w:pPr>
-            <w:hyperlink w:history="1" r:id="rIdehrof85xyi3o7nsvlgx_s">
+            <w:hyperlink w:history="1" r:id="rId8hfyflisdr3k5gq-cn0by">
               <w:r>
                 <w:rPr>
                   <w:rFonts w:ascii="Arial" w:cs="Arial" w:eastAsia="Arial" w:hAnsi="Arial"/>
@@ -13056,7 +13056,7 @@
             <w:pPr>
               <w:spacing w:after="20" w:before="0"/>
             </w:pPr>
-            <w:hyperlink w:history="1" r:id="rIdpw8ie9slm-mabcyvfqvsw">
+            <w:hyperlink w:history="1" r:id="rIdtyay48hsiv6tgejdks7tr">
               <w:r>
                 <w:rPr>
                   <w:rFonts w:ascii="Arial" w:cs="Arial" w:eastAsia="Arial" w:hAnsi="Arial"/>
@@ -13089,7 +13089,7 @@
               <w:spacing w:after="10" w:before="0"/>
               <w:ind w:left="120"/>
             </w:pPr>
-            <w:hyperlink w:history="1" r:id="rIdxe1aynoufxyqsoh-iyu_x">
+            <w:hyperlink w:history="1" r:id="rId6nv6yobasbttox1av0awd">
               <w:r>
                 <w:rPr>
                   <w:rFonts w:ascii="Arial" w:cs="Arial" w:eastAsia="Arial" w:hAnsi="Arial"/>
@@ -13284,7 +13284,7 @@
             <w:pPr>
               <w:spacing w:after="20" w:before="0"/>
             </w:pPr>
-            <w:hyperlink w:history="1" r:id="rIdzjj-n5nccv4ax5yzed85x">
+            <w:hyperlink w:history="1" r:id="rIdb8qmbmt9gbyr0kvrlu85t">
               <w:r>
                 <w:rPr>
                   <w:rFonts w:ascii="Arial" w:cs="Arial" w:eastAsia="Arial" w:hAnsi="Arial"/>
@@ -13317,7 +13317,7 @@
               <w:spacing w:after="10" w:before="0"/>
               <w:ind w:left="120"/>
             </w:pPr>
-            <w:hyperlink w:history="1" r:id="rIdlzsntmmgzcwlzxv9gfuwq">
+            <w:hyperlink w:history="1" r:id="rIdlgeg4jukf8ahp2ehusqzk">
               <w:r>
                 <w:rPr>
                   <w:rFonts w:ascii="Arial" w:cs="Arial" w:eastAsia="Arial" w:hAnsi="Arial"/>
@@ -13362,7 +13362,7 @@
             <w:pPr>
               <w:spacing w:after="20" w:before="0"/>
             </w:pPr>
-            <w:hyperlink w:history="1" r:id="rIdk9wxpj9h10fz7l6_mtqps">
+            <w:hyperlink w:history="1" r:id="rIdxcpn6-7bddruon11pibog">
               <w:r>
                 <w:rPr>
                   <w:rFonts w:ascii="Arial" w:cs="Arial" w:eastAsia="Arial" w:hAnsi="Arial"/>
@@ -13395,7 +13395,7 @@
               <w:spacing w:after="10" w:before="0"/>
               <w:ind w:left="120"/>
             </w:pPr>
-            <w:hyperlink w:history="1" r:id="rIdczxtf0rsprhopuz8vcs5f">
+            <w:hyperlink w:history="1" r:id="rIdslpnekncku0gbhychawwu">
               <w:r>
                 <w:rPr>
                   <w:rFonts w:ascii="Arial" w:cs="Arial" w:eastAsia="Arial" w:hAnsi="Arial"/>
@@ -13590,7 +13590,7 @@
             <w:pPr>
               <w:spacing w:after="20" w:before="0"/>
             </w:pPr>
-            <w:hyperlink w:history="1" r:id="rId3yytmkflf91nvvaf-4zsl">
+            <w:hyperlink w:history="1" r:id="rId0bvirswshto5wrji01r5m">
               <w:r>
                 <w:rPr>
                   <w:rFonts w:ascii="Arial" w:cs="Arial" w:eastAsia="Arial" w:hAnsi="Arial"/>
@@ -13639,7 +13639,7 @@
               <w:spacing w:after="10" w:before="0"/>
               <w:ind w:left="120"/>
             </w:pPr>
-            <w:hyperlink w:history="1" r:id="rIddu2ooq-2vlssofprq7_uv">
+            <w:hyperlink w:history="1" r:id="rIdjpy46bskuc_ahxl8iyj5m">
               <w:r>
                 <w:rPr>
                   <w:rFonts w:ascii="Arial" w:cs="Arial" w:eastAsia="Arial" w:hAnsi="Arial"/>
@@ -13684,7 +13684,7 @@
             <w:pPr>
               <w:spacing w:after="20" w:before="0"/>
             </w:pPr>
-            <w:hyperlink w:history="1" r:id="rIdghmru-zw4udp20t0k831h">
+            <w:hyperlink w:history="1" r:id="rId4i9wdj92tnks47qhkzbzb">
               <w:r>
                 <w:rPr>
                   <w:rFonts w:ascii="Arial" w:cs="Arial" w:eastAsia="Arial" w:hAnsi="Arial"/>
@@ -13733,7 +13733,7 @@
               <w:spacing w:after="10" w:before="0"/>
               <w:ind w:left="120"/>
             </w:pPr>
-            <w:hyperlink w:history="1" r:id="rIdkw0zwmnrq4m8a3a76oomf">
+            <w:hyperlink w:history="1" r:id="rIdadjw0duep4wsxzbauubcc">
               <w:r>
                 <w:rPr>
                   <w:rFonts w:ascii="Arial" w:cs="Arial" w:eastAsia="Arial" w:hAnsi="Arial"/>
@@ -14245,7 +14245,7 @@
         </w:rPr>
         <w:t xml:space="preserve">© 2026 SeaVuria and ARES. Aligned with KICD objectives. Developed by SeaVuria; technical implementation by ARES (with AI assistance from Claude). Licensed under </w:t>
       </w:r>
-      <w:hyperlink w:history="1" r:id="rIdhsdk1qg8mefqiwha0wvp2">
+      <w:hyperlink w:history="1" r:id="rIdl21jkcjpebgrwh5bc62z3">
         <w:r>
           <w:rPr>
             <w:rFonts w:ascii="Arial" w:cs="Arial" w:eastAsia="Arial" w:hAnsi="Arial"/>
@@ -14266,7 +14266,7 @@
         </w:rPr>
         <w:t xml:space="preserve"> (</w:t>
       </w:r>
-      <w:hyperlink w:history="1" r:id="rIdluy9dynnb1xgigx4iddeb">
+      <w:hyperlink w:history="1" r:id="rIdpm5d17zq5dokc3cumgjqf">
         <w:r>
           <w:rPr>
             <w:rFonts w:ascii="Arial" w:cs="Arial" w:eastAsia="Arial" w:hAnsi="Arial"/>
@@ -15279,7 +15279,7 @@
             <w:pPr>
               <w:spacing w:after="20" w:before="0"/>
             </w:pPr>
-            <w:hyperlink w:history="1" r:id="rId0oohmz6qs0sustvqh2wtm">
+            <w:hyperlink w:history="1" r:id="rIdecprq0gberhwdjewsrapi">
               <w:r>
                 <w:rPr>
                   <w:rFonts w:ascii="Arial" w:cs="Arial" w:eastAsia="Arial" w:hAnsi="Arial"/>
@@ -15328,7 +15328,7 @@
               <w:spacing w:after="10" w:before="0"/>
               <w:ind w:left="120"/>
             </w:pPr>
-            <w:hyperlink w:history="1" r:id="rIdsnyu7bm9ukwojlrvehhrq">
+            <w:hyperlink w:history="1" r:id="rIdytdgn487vsyx9zpisfk8d">
               <w:r>
                 <w:rPr>
                   <w:rFonts w:ascii="Arial" w:cs="Arial" w:eastAsia="Arial" w:hAnsi="Arial"/>
@@ -15390,7 +15390,7 @@
               <w:spacing w:after="10" w:before="0"/>
               <w:ind w:left="120"/>
             </w:pPr>
-            <w:hyperlink w:history="1" r:id="rIdlof3f0hvxpaohdmucql4h">
+            <w:hyperlink w:history="1" r:id="rIdhbazqvy8rxasjsumako09">
               <w:r>
                 <w:rPr>
                   <w:rFonts w:ascii="Arial" w:cs="Arial" w:eastAsia="Arial" w:hAnsi="Arial"/>
@@ -15600,7 +15600,7 @@
             <w:pPr>
               <w:spacing w:after="20" w:before="0"/>
             </w:pPr>
-            <w:hyperlink w:history="1" r:id="rIdhtekigq_sj9xii1fgkikj">
+            <w:hyperlink w:history="1" r:id="rId_3hn-rlhnynsszzuaeflg">
               <w:r>
                 <w:rPr>
                   <w:rFonts w:ascii="Arial" w:cs="Arial" w:eastAsia="Arial" w:hAnsi="Arial"/>
@@ -15649,7 +15649,7 @@
               <w:spacing w:after="10" w:before="0"/>
               <w:ind w:left="120"/>
             </w:pPr>
-            <w:hyperlink w:history="1" r:id="rIdtxbnsfj0ybb3dpa__mlgd">
+            <w:hyperlink w:history="1" r:id="rIdnga_mlgm5xa59dyeolylg">
               <w:r>
                 <w:rPr>
                   <w:rFonts w:ascii="Arial" w:cs="Arial" w:eastAsia="Arial" w:hAnsi="Arial"/>
@@ -15711,7 +15711,7 @@
               <w:spacing w:after="10" w:before="0"/>
               <w:ind w:left="120"/>
             </w:pPr>
-            <w:hyperlink w:history="1" r:id="rIdhzushdfoppzm9rahdspi7">
+            <w:hyperlink w:history="1" r:id="rIdqrwtja-33_01v-h5ycjbc">
               <w:r>
                 <w:rPr>
                   <w:rFonts w:ascii="Arial" w:cs="Arial" w:eastAsia="Arial" w:hAnsi="Arial"/>
@@ -15959,7 +15959,7 @@
             <w:pPr>
               <w:spacing w:after="20" w:before="0"/>
             </w:pPr>
-            <w:hyperlink w:history="1" r:id="rIdrcihmgqi8dsqwk0kiolnz">
+            <w:hyperlink w:history="1" r:id="rIddget4cv86rxv48c76kpsy">
               <w:r>
                 <w:rPr>
                   <w:rFonts w:ascii="Arial" w:cs="Arial" w:eastAsia="Arial" w:hAnsi="Arial"/>
@@ -16008,7 +16008,7 @@
               <w:spacing w:after="10" w:before="0"/>
               <w:ind w:left="120"/>
             </w:pPr>
-            <w:hyperlink w:history="1" r:id="rIdjhynv3ubpsxoz5f_8dwcu">
+            <w:hyperlink w:history="1" r:id="rIdgy3int96wg-ikb8ycprr_">
               <w:r>
                 <w:rPr>
                   <w:rFonts w:ascii="Arial" w:cs="Arial" w:eastAsia="Arial" w:hAnsi="Arial"/>
@@ -16070,7 +16070,7 @@
               <w:spacing w:after="10" w:before="0"/>
               <w:ind w:left="120"/>
             </w:pPr>
-            <w:hyperlink w:history="1" r:id="rIdpey7ddzhhei26aygyogbo">
+            <w:hyperlink w:history="1" r:id="rIdzk4h83cskustc1fw_kg8z">
               <w:r>
                 <w:rPr>
                   <w:rFonts w:ascii="Arial" w:cs="Arial" w:eastAsia="Arial" w:hAnsi="Arial"/>
@@ -16280,7 +16280,7 @@
             <w:pPr>
               <w:spacing w:after="20" w:before="0"/>
             </w:pPr>
-            <w:hyperlink w:history="1" r:id="rIdroqbyf8gcs-tfo8yq8sdz">
+            <w:hyperlink w:history="1" r:id="rId0t9hu5gzqabaw2lwzip6d">
               <w:r>
                 <w:rPr>
                   <w:rFonts w:ascii="Arial" w:cs="Arial" w:eastAsia="Arial" w:hAnsi="Arial"/>
@@ -16329,7 +16329,7 @@
               <w:spacing w:after="10" w:before="0"/>
               <w:ind w:left="120"/>
             </w:pPr>
-            <w:hyperlink w:history="1" r:id="rIdrk-xikyfdpohk1ogwuemc">
+            <w:hyperlink w:history="1" r:id="rIdbqknw5ove6bpg2iytbmi9">
               <w:r>
                 <w:rPr>
                   <w:rFonts w:ascii="Arial" w:cs="Arial" w:eastAsia="Arial" w:hAnsi="Arial"/>
@@ -16391,7 +16391,7 @@
               <w:spacing w:after="10" w:before="0"/>
               <w:ind w:left="120"/>
             </w:pPr>
-            <w:hyperlink w:history="1" r:id="rIdecjmburnb3twetzxtycrt">
+            <w:hyperlink w:history="1" r:id="rIdtddg896hohbsjkevitayy">
               <w:r>
                 <w:rPr>
                   <w:rFonts w:ascii="Arial" w:cs="Arial" w:eastAsia="Arial" w:hAnsi="Arial"/>
@@ -16601,7 +16601,7 @@
             <w:pPr>
               <w:spacing w:after="20" w:before="0"/>
             </w:pPr>
-            <w:hyperlink w:history="1" r:id="rIdf12c7zy37a9bez2b2yvqw">
+            <w:hyperlink w:history="1" r:id="rIdyhpb3odowhs8sdwfzkc16">
               <w:r>
                 <w:rPr>
                   <w:rFonts w:ascii="Arial" w:cs="Arial" w:eastAsia="Arial" w:hAnsi="Arial"/>
@@ -16650,7 +16650,7 @@
               <w:spacing w:after="10" w:before="0"/>
               <w:ind w:left="120"/>
             </w:pPr>
-            <w:hyperlink w:history="1" r:id="rIdx25jbd8n8nutvzcyur1pz">
+            <w:hyperlink w:history="1" r:id="rIdf5cvhu8h-ayglzji21x3b">
               <w:r>
                 <w:rPr>
                   <w:rFonts w:ascii="Arial" w:cs="Arial" w:eastAsia="Arial" w:hAnsi="Arial"/>
@@ -16712,7 +16712,7 @@
               <w:spacing w:after="10" w:before="0"/>
               <w:ind w:left="120"/>
             </w:pPr>
-            <w:hyperlink w:history="1" r:id="rIdqlwoqqedao4b4ydlrcjpl">
+            <w:hyperlink w:history="1" r:id="rIdu4zgggp-lqkwy9btzshly">
               <w:r>
                 <w:rPr>
                   <w:rFonts w:ascii="Arial" w:cs="Arial" w:eastAsia="Arial" w:hAnsi="Arial"/>
@@ -17334,7 +17334,7 @@
         </w:rPr>
         <w:t xml:space="preserve">© 2026 SeaVuria and ARES. Aligned with KICD objectives. Developed by SeaVuria; technical implementation by ARES (with AI assistance from Claude). Licensed under </w:t>
       </w:r>
-      <w:hyperlink w:history="1" r:id="rId4pga42rp2rgw2rbjcbo36">
+      <w:hyperlink w:history="1" r:id="rIdlhyx2ky1wm7-3hrnyapkw">
         <w:r>
           <w:rPr>
             <w:rFonts w:ascii="Arial" w:cs="Arial" w:eastAsia="Arial" w:hAnsi="Arial"/>
@@ -17355,7 +17355,7 @@
         </w:rPr>
         <w:t xml:space="preserve"> (</w:t>
       </w:r>
-      <w:hyperlink w:history="1" r:id="rId4kbkqaos3piq9l0lexm73">
+      <w:hyperlink w:history="1" r:id="rIdcght-wz3samebxe8fhjr-">
         <w:r>
           <w:rPr>
             <w:rFonts w:ascii="Arial" w:cs="Arial" w:eastAsia="Arial" w:hAnsi="Arial"/>
@@ -18368,7 +18368,7 @@
             <w:pPr>
               <w:spacing w:after="20" w:before="0"/>
             </w:pPr>
-            <w:hyperlink w:history="1" r:id="rIdmm_i1ygki5smslerr3dkq">
+            <w:hyperlink w:history="1" r:id="rIdazlhzkjmyz0syixypgewn">
               <w:r>
                 <w:rPr>
                   <w:rFonts w:ascii="Arial" w:cs="Arial" w:eastAsia="Arial" w:hAnsi="Arial"/>
@@ -18401,7 +18401,7 @@
               <w:spacing w:after="10" w:before="0"/>
               <w:ind w:left="120"/>
             </w:pPr>
-            <w:hyperlink w:history="1" r:id="rId8fjlvkgj12jmp3r2rx3ba">
+            <w:hyperlink w:history="1" r:id="rIdp4cvl3umbubak7hpg1kvv">
               <w:r>
                 <w:rPr>
                   <w:rFonts w:ascii="Arial" w:cs="Arial" w:eastAsia="Arial" w:hAnsi="Arial"/>
@@ -18446,7 +18446,7 @@
             <w:pPr>
               <w:spacing w:after="20" w:before="0"/>
             </w:pPr>
-            <w:hyperlink w:history="1" r:id="rIdxshpygvxea9dpyxwvfeoo">
+            <w:hyperlink w:history="1" r:id="rIduln1q-wym9hfhjlxyszfl">
               <w:r>
                 <w:rPr>
                   <w:rFonts w:ascii="Arial" w:cs="Arial" w:eastAsia="Arial" w:hAnsi="Arial"/>
@@ -18495,7 +18495,7 @@
               <w:spacing w:after="10" w:before="0"/>
               <w:ind w:left="120"/>
             </w:pPr>
-            <w:hyperlink w:history="1" r:id="rId2jdbyrjs98z1yz1nubki4">
+            <w:hyperlink w:history="1" r:id="rIdyfljuownbtjo1af_ennmd">
               <w:r>
                 <w:rPr>
                   <w:rFonts w:ascii="Arial" w:cs="Arial" w:eastAsia="Arial" w:hAnsi="Arial"/>
@@ -18690,7 +18690,7 @@
             <w:pPr>
               <w:spacing w:after="20" w:before="0"/>
             </w:pPr>
-            <w:hyperlink w:history="1" r:id="rIdffhxdeuhii_rbm5eiyaak">
+            <w:hyperlink w:history="1" r:id="rIdr-icacj67t4tfqlytng9d">
               <w:r>
                 <w:rPr>
                   <w:rFonts w:ascii="Arial" w:cs="Arial" w:eastAsia="Arial" w:hAnsi="Arial"/>
@@ -18723,7 +18723,7 @@
               <w:spacing w:after="10" w:before="0"/>
               <w:ind w:left="120"/>
             </w:pPr>
-            <w:hyperlink w:history="1" r:id="rIdfpqqs_tulseqxdrghjr9q">
+            <w:hyperlink w:history="1" r:id="rIdqxsnqfi-l7ue-ld3kwzgu">
               <w:r>
                 <w:rPr>
                   <w:rFonts w:ascii="Arial" w:cs="Arial" w:eastAsia="Arial" w:hAnsi="Arial"/>
@@ -18768,7 +18768,7 @@
             <w:pPr>
               <w:spacing w:after="20" w:before="0"/>
             </w:pPr>
-            <w:hyperlink w:history="1" r:id="rId4fgqr9h3bxuyv-o7maxhq">
+            <w:hyperlink w:history="1" r:id="rIdedkwgwtox7ebqbtrokeae">
               <w:r>
                 <w:rPr>
                   <w:rFonts w:ascii="Arial" w:cs="Arial" w:eastAsia="Arial" w:hAnsi="Arial"/>
@@ -18817,7 +18817,7 @@
               <w:spacing w:after="10" w:before="0"/>
               <w:ind w:left="120"/>
             </w:pPr>
-            <w:hyperlink w:history="1" r:id="rId3nqse1crtrtgdlaoynf4n">
+            <w:hyperlink w:history="1" r:id="rIdowcfcx92a_g9vdw68lcih">
               <w:r>
                 <w:rPr>
                   <w:rFonts w:ascii="Arial" w:cs="Arial" w:eastAsia="Arial" w:hAnsi="Arial"/>
@@ -18897,7 +18897,7 @@
                 <w:sz w:val="18"/>
                 <w:szCs w:val="18"/>
               </w:rPr>
-              <w:t xml:space="preserve">(A) DYE EXPERIMENT RESULTS (from Lesson 5): Students retrieve their cross-sections of celery/maize stems soaked in red/blue food dye. Working in pairs, they observe which tissue is stained, draw a labelled diagram, and write one sentence: 'The dye moved through _____ tissue, which tells us that _____ carries water up the stem.' Groups share findings briefly (2 minutes).</w:t>
+              <w:t xml:space="preserve">(A) DYE EXPERIMENT RESULTS (from Lesson 5): Students retrieve their cross-sections of celery stalks soaked in red/blue food dye. Working in pairs, they observe which tissue is stained, draw a labelled diagram, and write one sentence: 'The dye moved through _____ tissue, which tells us that _____ carries water up the stem.' Groups share findings briefly (2 minutes).</w:t>
             </w:r>
           </w:p>
           <w:p>
@@ -19240,7 +19240,7 @@
             <w:pPr>
               <w:spacing w:after="20" w:before="0"/>
             </w:pPr>
-            <w:hyperlink w:history="1" r:id="rIda12no_wn9vz_tldgkrkeu">
+            <w:hyperlink w:history="1" r:id="rIdqkafvge7aak2efjzcabgw">
               <w:r>
                 <w:rPr>
                   <w:rFonts w:ascii="Arial" w:cs="Arial" w:eastAsia="Arial" w:hAnsi="Arial"/>
@@ -19289,7 +19289,7 @@
               <w:spacing w:after="10" w:before="0"/>
               <w:ind w:left="120"/>
             </w:pPr>
-            <w:hyperlink w:history="1" r:id="rIdcz21l7e6pl0w2evq1iwnn">
+            <w:hyperlink w:history="1" r:id="rIdzmrinufejuk9xn0oufx7g">
               <w:r>
                 <w:rPr>
                   <w:rFonts w:ascii="Arial" w:cs="Arial" w:eastAsia="Arial" w:hAnsi="Arial"/>
@@ -19334,7 +19334,7 @@
             <w:pPr>
               <w:spacing w:after="20" w:before="0"/>
             </w:pPr>
-            <w:hyperlink w:history="1" r:id="rIdgxbrgil1drdv5tcighl0z">
+            <w:hyperlink w:history="1" r:id="rIdl5cfyrgu1-thyzkjklw7f">
               <w:r>
                 <w:rPr>
                   <w:rFonts w:ascii="Arial" w:cs="Arial" w:eastAsia="Arial" w:hAnsi="Arial"/>
@@ -19383,7 +19383,7 @@
               <w:spacing w:after="10" w:before="0"/>
               <w:ind w:left="120"/>
             </w:pPr>
-            <w:hyperlink w:history="1" r:id="rId6crbitmzz1iggclzt26cu">
+            <w:hyperlink w:history="1" r:id="rIdll66dfq7osu2ethyyzg5n">
               <w:r>
                 <w:rPr>
                   <w:rFonts w:ascii="Arial" w:cs="Arial" w:eastAsia="Arial" w:hAnsi="Arial"/>
@@ -19943,7 +19943,7 @@
             <w:pPr>
               <w:spacing w:after="20" w:before="0"/>
             </w:pPr>
-            <w:hyperlink w:history="1" r:id="rIdubxjjsyda6fjfgrvvvmjb">
+            <w:hyperlink w:history="1" r:id="rId477thucwrzah8ejupdgfv">
               <w:r>
                 <w:rPr>
                   <w:rFonts w:ascii="Arial" w:cs="Arial" w:eastAsia="Arial" w:hAnsi="Arial"/>
@@ -19976,7 +19976,7 @@
               <w:spacing w:after="10" w:before="0"/>
               <w:ind w:left="120"/>
             </w:pPr>
-            <w:hyperlink w:history="1" r:id="rId9zoe1f5d2wa6oppfexsou">
+            <w:hyperlink w:history="1" r:id="rIdaluylqbtg2qa6lxkvh_ij">
               <w:r>
                 <w:rPr>
                   <w:rFonts w:ascii="Arial" w:cs="Arial" w:eastAsia="Arial" w:hAnsi="Arial"/>
@@ -20021,7 +20021,7 @@
             <w:pPr>
               <w:spacing w:after="20" w:before="0"/>
             </w:pPr>
-            <w:hyperlink w:history="1" r:id="rIdgefwvlme3pt3vzqdudgdt">
+            <w:hyperlink w:history="1" r:id="rIdy9igsi9efoyqn1zcooxmz">
               <w:r>
                 <w:rPr>
                   <w:rFonts w:ascii="Arial" w:cs="Arial" w:eastAsia="Arial" w:hAnsi="Arial"/>
@@ -20070,7 +20070,7 @@
               <w:spacing w:after="10" w:before="0"/>
               <w:ind w:left="120"/>
             </w:pPr>
-            <w:hyperlink w:history="1" r:id="rId0tek8e0rxaxmgh-h-1bgv">
+            <w:hyperlink w:history="1" r:id="rIdmp8id2nh8qcduhoahnsvx">
               <w:r>
                 <w:rPr>
                   <w:rFonts w:ascii="Arial" w:cs="Arial" w:eastAsia="Arial" w:hAnsi="Arial"/>
@@ -20265,7 +20265,7 @@
             <w:pPr>
               <w:spacing w:after="20" w:before="0"/>
             </w:pPr>
-            <w:hyperlink w:history="1" r:id="rIdfcc8xz6c_wyp8gu6acbfb">
+            <w:hyperlink w:history="1" r:id="rIdfwg9m6d2wrempxeudd3cd">
               <w:r>
                 <w:rPr>
                   <w:rFonts w:ascii="Arial" w:cs="Arial" w:eastAsia="Arial" w:hAnsi="Arial"/>
@@ -20298,7 +20298,7 @@
               <w:spacing w:after="10" w:before="0"/>
               <w:ind w:left="120"/>
             </w:pPr>
-            <w:hyperlink w:history="1" r:id="rId0cmxh4nc9mguq_9e-qgp0">
+            <w:hyperlink w:history="1" r:id="rId7egiregvkhj2jmz3oqnvj">
               <w:r>
                 <w:rPr>
                   <w:rFonts w:ascii="Arial" w:cs="Arial" w:eastAsia="Arial" w:hAnsi="Arial"/>
@@ -20343,7 +20343,7 @@
             <w:pPr>
               <w:spacing w:after="20" w:before="0"/>
             </w:pPr>
-            <w:hyperlink w:history="1" r:id="rIdvx1aurefjumo5klai29ht">
+            <w:hyperlink w:history="1" r:id="rIdnyebvpew6i3rrztfu57us">
               <w:r>
                 <w:rPr>
                   <w:rFonts w:ascii="Arial" w:cs="Arial" w:eastAsia="Arial" w:hAnsi="Arial"/>
@@ -20392,7 +20392,7 @@
               <w:spacing w:after="10" w:before="0"/>
               <w:ind w:left="120"/>
             </w:pPr>
-            <w:hyperlink w:history="1" r:id="rIdrlvsinuxavezgmmbhis7n">
+            <w:hyperlink w:history="1" r:id="rIdreszinjxscwrkqs3zaeqs">
               <w:r>
                 <w:rPr>
                   <w:rFonts w:ascii="Arial" w:cs="Arial" w:eastAsia="Arial" w:hAnsi="Arial"/>
@@ -21284,7 +21284,7 @@
         </w:rPr>
         <w:t xml:space="preserve">© 2026 SeaVuria and ARES. Aligned with KICD objectives. Developed by SeaVuria; technical implementation by ARES (with AI assistance from Claude). Licensed under </w:t>
       </w:r>
-      <w:hyperlink w:history="1" r:id="rId8dt3zv63mwlz-kqmjgnx_">
+      <w:hyperlink w:history="1" r:id="rIdpvpzvcp9i8f20k8lroxyd">
         <w:r>
           <w:rPr>
             <w:rFonts w:ascii="Arial" w:cs="Arial" w:eastAsia="Arial" w:hAnsi="Arial"/>
@@ -21305,7 +21305,7 @@
         </w:rPr>
         <w:t xml:space="preserve"> (</w:t>
       </w:r>
-      <w:hyperlink w:history="1" r:id="rId27ir8njdhiwjtf-edlrs5">
+      <w:hyperlink w:history="1" r:id="rIdqu3yitcwh4obarwvjyksa">
         <w:r>
           <w:rPr>
             <w:rFonts w:ascii="Arial" w:cs="Arial" w:eastAsia="Arial" w:hAnsi="Arial"/>
@@ -22318,7 +22318,7 @@
             <w:pPr>
               <w:spacing w:after="20" w:before="0"/>
             </w:pPr>
-            <w:hyperlink w:history="1" r:id="rIdexdkuzbrbruofa04lbafq">
+            <w:hyperlink w:history="1" r:id="rIdldde4yokk54oajy74rfz_">
               <w:r>
                 <w:rPr>
                   <w:rFonts w:ascii="Arial" w:cs="Arial" w:eastAsia="Arial" w:hAnsi="Arial"/>
@@ -22367,7 +22367,7 @@
               <w:spacing w:after="10" w:before="0"/>
               <w:ind w:left="120"/>
             </w:pPr>
-            <w:hyperlink w:history="1" r:id="rIddcrlvkwg694stdnuoltl7">
+            <w:hyperlink w:history="1" r:id="rIdf7n2ny2ioyvxfls85xdlm">
               <w:r>
                 <w:rPr>
                   <w:rFonts w:ascii="Arial" w:cs="Arial" w:eastAsia="Arial" w:hAnsi="Arial"/>
@@ -22429,7 +22429,7 @@
               <w:spacing w:after="10" w:before="0"/>
               <w:ind w:left="120"/>
             </w:pPr>
-            <w:hyperlink w:history="1" r:id="rId9_lbdr6k_1xs4c4vybjmy">
+            <w:hyperlink w:history="1" r:id="rIdaxwpgrktu8jmnnljicg6a">
               <w:r>
                 <w:rPr>
                   <w:rFonts w:ascii="Arial" w:cs="Arial" w:eastAsia="Arial" w:hAnsi="Arial"/>
@@ -22486,7 +22486,7 @@
                 <w:sz w:val="18"/>
                 <w:szCs w:val="18"/>
               </w:rPr>
-              <w:t xml:space="preserve">Students are shown a diagram of a 10-metre-tall maize plant with soil at the base and a leaf at the top. The teacher poses: 'The farmer in Kibwezi watered her soil this morning. By 2 pm, the maize is wilting. The water is still in the soil — you can see it. What force is pulling water from the soil all the way up to the top leaf, 10 metres in the air? And what might be making that force stronger at 2 pm than at 6 am?' Students write individual predictions in their science notebooks using the sentence starter: 'I think water moves upward because… and I think the force is stronger at 2 pm because…' After 3 minutes of individual writing, students share predictions with a shoulder partner (Think-Pair-Share). The teacher cold-calls 4 pairs (not volunteers) to share, recording key prediction words on the board in two columns: FORCES PUSHING (e.g., 'roots push it up', 'pressure') and FORCES PULLING (e.g., 'leaves pull it', 'sun pulls water', 'evaporation'). Teacher does NOT correct predictions — all ideas are honoured and left on the board to be revisited.</w:t>
+              <w:t xml:space="preserve">Students are shown a diagram of a 3-metre-tall maize plant with soil at the base and a leaf at the top. The teacher poses: 'The farmer in Kibwezi watered her soil this morning. By 2 pm, the maize is wilting. The water is still in the soil — you can see it. What force is pulling water from the soil all the way up to the top leaf, 3 metres in the air? And what might be making that force stronger at 2 pm than at 6 am?' Students write individual predictions in their science notebooks using the sentence starter: 'I think water moves upward because… and I think the force is stronger at 2 pm because…' After 3 minutes of individual writing, students share predictions with a shoulder partner (Think-Pair-Share). The teacher cold-calls 4 pairs (not volunteers) to share, recording key prediction words on the board in two columns: FORCES PUSHING (e.g., 'roots push it up', 'pressure') and FORCES PULLING (e.g., 'leaves pull it', 'sun pulls water', 'evaporation'). Teacher does NOT correct predictions — all ideas are honoured and left on the board to be revisited.</w:t>
             </w:r>
           </w:p>
         </w:tc>
@@ -22639,7 +22639,7 @@
             <w:pPr>
               <w:spacing w:after="20" w:before="0"/>
             </w:pPr>
-            <w:hyperlink w:history="1" r:id="rIdb_cduhrguu9ndggchmbbs">
+            <w:hyperlink w:history="1" r:id="rId93pawsvjg1krfzfhg3lqm">
               <w:r>
                 <w:rPr>
                   <w:rFonts w:ascii="Arial" w:cs="Arial" w:eastAsia="Arial" w:hAnsi="Arial"/>
@@ -22688,7 +22688,7 @@
               <w:spacing w:after="10" w:before="0"/>
               <w:ind w:left="120"/>
             </w:pPr>
-            <w:hyperlink w:history="1" r:id="rId78pnt17nxohpqlwabw8is">
+            <w:hyperlink w:history="1" r:id="rIdaw95dp9rtikuvs6zmgw1h">
               <w:r>
                 <w:rPr>
                   <w:rFonts w:ascii="Arial" w:cs="Arial" w:eastAsia="Arial" w:hAnsi="Arial"/>
@@ -22750,7 +22750,7 @@
               <w:spacing w:after="10" w:before="0"/>
               <w:ind w:left="120"/>
             </w:pPr>
-            <w:hyperlink w:history="1" r:id="rIdtrk0wbhzswag0c8pvipny">
+            <w:hyperlink w:history="1" r:id="rIdhpcplhgcv6bwh8al6uy-m">
               <w:r>
                 <w:rPr>
                   <w:rFonts w:ascii="Arial" w:cs="Arial" w:eastAsia="Arial" w:hAnsi="Arial"/>
@@ -22960,7 +22960,7 @@
             <w:pPr>
               <w:spacing w:after="20" w:before="0"/>
             </w:pPr>
-            <w:hyperlink w:history="1" r:id="rIdlfknrtjzp-8oy5x4wtn7c">
+            <w:hyperlink w:history="1" r:id="rIduqiyrojfdbku8z6kterqc">
               <w:r>
                 <w:rPr>
                   <w:rFonts w:ascii="Arial" w:cs="Arial" w:eastAsia="Arial" w:hAnsi="Arial"/>
@@ -23009,7 +23009,7 @@
               <w:spacing w:after="10" w:before="0"/>
               <w:ind w:left="120"/>
             </w:pPr>
-            <w:hyperlink w:history="1" r:id="rIdudn8rzafm2twex7ko34zd">
+            <w:hyperlink w:history="1" r:id="rIdxaxewokqzdwey0ctmakyl">
               <w:r>
                 <w:rPr>
                   <w:rFonts w:ascii="Arial" w:cs="Arial" w:eastAsia="Arial" w:hAnsi="Arial"/>
@@ -23071,7 +23071,7 @@
               <w:spacing w:after="10" w:before="0"/>
               <w:ind w:left="120"/>
             </w:pPr>
-            <w:hyperlink w:history="1" r:id="rIdquwnzebvnepeubuimg6b9">
+            <w:hyperlink w:history="1" r:id="rId2o4diw94mkoipx6rmj0cp">
               <w:r>
                 <w:rPr>
                   <w:rFonts w:ascii="Arial" w:cs="Arial" w:eastAsia="Arial" w:hAnsi="Arial"/>
@@ -23281,7 +23281,7 @@
             <w:pPr>
               <w:spacing w:after="20" w:before="0"/>
             </w:pPr>
-            <w:hyperlink w:history="1" r:id="rIdg4j12zymtc7tdts5fevaf">
+            <w:hyperlink w:history="1" r:id="rIdqpivbjfvbx2ri9ywmxgi7">
               <w:r>
                 <w:rPr>
                   <w:rFonts w:ascii="Arial" w:cs="Arial" w:eastAsia="Arial" w:hAnsi="Arial"/>
@@ -23330,7 +23330,7 @@
               <w:spacing w:after="10" w:before="0"/>
               <w:ind w:left="120"/>
             </w:pPr>
-            <w:hyperlink w:history="1" r:id="rIdqwrlqunf7talvi_mlwupc">
+            <w:hyperlink w:history="1" r:id="rIdugvx2efxy67r8jzbdpxw1">
               <w:r>
                 <w:rPr>
                   <w:rFonts w:ascii="Arial" w:cs="Arial" w:eastAsia="Arial" w:hAnsi="Arial"/>
@@ -23392,7 +23392,7 @@
               <w:spacing w:after="10" w:before="0"/>
               <w:ind w:left="120"/>
             </w:pPr>
-            <w:hyperlink w:history="1" r:id="rIdf1ezxq4_uaajgovl6olba">
+            <w:hyperlink w:history="1" r:id="rIdtedtxubnjbvchemf07t5x">
               <w:r>
                 <w:rPr>
                   <w:rFonts w:ascii="Arial" w:cs="Arial" w:eastAsia="Arial" w:hAnsi="Arial"/>
@@ -23602,7 +23602,7 @@
             <w:pPr>
               <w:spacing w:after="20" w:before="0"/>
             </w:pPr>
-            <w:hyperlink w:history="1" r:id="rIdnilobxkwpnbngqjcghdf7">
+            <w:hyperlink w:history="1" r:id="rId1y-nyinlizapzhxrn3dfl">
               <w:r>
                 <w:rPr>
                   <w:rFonts w:ascii="Arial" w:cs="Arial" w:eastAsia="Arial" w:hAnsi="Arial"/>
@@ -23651,7 +23651,7 @@
               <w:spacing w:after="10" w:before="0"/>
               <w:ind w:left="120"/>
             </w:pPr>
-            <w:hyperlink w:history="1" r:id="rId0jdzi5nuvzcp8ztg__dw3">
+            <w:hyperlink w:history="1" r:id="rIdjqoljk11w58k4hlh8odcv">
               <w:r>
                 <w:rPr>
                   <w:rFonts w:ascii="Arial" w:cs="Arial" w:eastAsia="Arial" w:hAnsi="Arial"/>
@@ -23713,7 +23713,7 @@
               <w:spacing w:after="10" w:before="0"/>
               <w:ind w:left="120"/>
             </w:pPr>
-            <w:hyperlink w:history="1" r:id="rIdarhvrysbhyz_zkqxyllkv">
+            <w:hyperlink w:history="1" r:id="rIdfpnm8ihdyxe-m8l_uow3i">
               <w:r>
                 <w:rPr>
                   <w:rFonts w:ascii="Arial" w:cs="Arial" w:eastAsia="Arial" w:hAnsi="Arial"/>
@@ -23770,7 +23770,7 @@
                 <w:sz w:val="18"/>
                 <w:szCs w:val="18"/>
               </w:rPr>
-              <w:t xml:space="preserve">Students retrieve their cumulative transport model — a diagram of the full plant (roots, stem, leaves) that they have been adding to since Lesson 4. In this lesson, they make the following additions using a different coloured pen (to show what was added in Lesson 7): (1) Add ARROWS inside the xylem labelled 'cohesion-tension pull' pointing upward from root to leaf; (2) Add a label at the leaf showing 'transpiration — water exits via stomata → creates tension → pulls water column up'; (3) Add a small upward arrow at the root labelled 'root pressure (supplementary)'; (4) Add a new annotation box connected to the stomata: 'At 2 pm in Kibwezi: stomata open → high transpiration rate → tension in xylem increases → if soil water is insufficient, column breaks → wilting.' Students then write a one-sentence MODEL CLAIM at the bottom of their diagram: 'My model now explains wilting because…' Students share their updated model with a partner and use the sentence stem: 'One thing my model still does NOT explain is…' — this unsatisfied question is written on a new sticky note and added to the DQB as a 'bridge to Lesson 8' question.</w:t>
+              <w:t xml:space="preserve">Students retrieve their cumulative transport model — a diagram of the full plant (roots, stem, leaves) that they have been adding to since Lesson 1. In this lesson, they make the following additions using a different coloured pen (to show what was added in Lesson 7): (1) Add ARROWS inside the xylem labelled 'cohesion-tension pull' pointing upward from root to leaf; (2) Add a label at the leaf showing 'transpiration — water exits via stomata → creates tension → pulls water column up'; (3) Add a small upward arrow at the root labelled 'root pressure (supplementary)'; (4) Add a new annotation box connected to the stomata: 'At 2 pm in Kibwezi: stomata open → high transpiration rate → tension in xylem increases → if soil water is insufficient, column breaks → wilting.' Students then write a one-sentence MODEL CLAIM at the bottom of their diagram: 'My model now explains wilting because…' Students share their updated model with a partner and use the sentence stem: 'One thing my model still does NOT explain is…' — this unsatisfied question is written on a new sticky note and added to the DQB as a 'bridge to Lesson 8' question.</w:t>
             </w:r>
           </w:p>
         </w:tc>
@@ -23802,7 +23802,7 @@
                 <w:sz w:val="18"/>
                 <w:szCs w:val="18"/>
               </w:rPr>
-              <w:t xml:space="preserve">1. Say: 'Take out your transport model. You have been building this since Lesson 4. Today we add the ENGINE — the force that makes everything else work.' Give students 2 minutes to look over their existing model before adding anything. 2. Say: 'Use a NEW colour. Add three things: (1) cohesion-tension arrows in the xylem, (2) a transpiration label at the leaf connecting to the tension, (3) a root pressure label at the root. You have 8 minutes.' Circulate and check that arrows are directionally correct (upward) and that labels use the correct vocabulary. 3. After 8 minutes, say: 'Now write your MODEL CLAIM at the bottom: My model now explains wilting because… You have 2 minutes.' 4. Pair-share: Say: 'Show your partner your model. Tell them one thing your model NOW explains that it did NOT explain before Lesson 7. Then tell them one thing your model STILL does NOT explain.' Give 3 minutes. 5. Circulate and listen for unanswered questions. Common responses: 'I don't know why some plants recover by evening', 'I don't know what happens to the xylem when it permanently wilts', 'I don't know how food moves — only water.' Say: 'Write those questions on a sticky note and add them to the DQB — those are exactly the questions Lesson 8 will address.' 6. Close by saying: 'Your model is almost complete. In Lesson 8, you will add the final layer — translocation of food through the phloem — and you will present your full model as your final explanation of the Kibwezi phenomenon.'</w:t>
+              <w:t xml:space="preserve">1. Say: 'Take out your transport model. You have been building this since Lesson 1. Today we add the ENGINE — the force that makes everything else work.' Give students 2 minutes to look over their existing model before adding anything. 2. Say: 'Use a NEW colour. Add three things: (1) cohesion-tension arrows in the xylem, (2) a transpiration label at the leaf connecting to the tension, (3) a root pressure label at the root. You have 8 minutes.' Circulate and check that arrows are directionally correct (upward) and that labels use the correct vocabulary. 3. After 8 minutes, say: 'Now write your MODEL CLAIM at the bottom: My model now explains wilting because… You have 2 minutes.' 4. Pair-share: Say: 'Show your partner your model. Tell them one thing your model NOW explains that it did NOT explain before Lesson 7. Then tell them one thing your model STILL does NOT explain.' Give 3 minutes. 5. Circulate and listen for unanswered questions. Common responses: 'I don't know why some plants recover by evening', 'I don't know what happens to the xylem when it permanently wilts', 'I don't know how food moves — only water.' Say: 'Write those questions on a sticky note and add them to the DQB — those are exactly the questions Lesson 8 will address.' 6. Close by saying: 'Your model is almost complete. In Lesson 8, you will add the final layer — translocation of food through the phloem — and you will present your full model as your final explanation of the Kibwezi phenomenon.'</w:t>
             </w:r>
           </w:p>
         </w:tc>
@@ -24240,7 +24240,7 @@
         </w:rPr>
         <w:t xml:space="preserve">© 2026 SeaVuria and ARES. Aligned with KICD objectives. Developed by SeaVuria; technical implementation by ARES (with AI assistance from Claude). Licensed under </w:t>
       </w:r>
-      <w:hyperlink w:history="1" r:id="rIdvpj0rc_wd1t6ozgwpwo7m">
+      <w:hyperlink w:history="1" r:id="rIdq5ewnvtnxkkzgwh1e_le6">
         <w:r>
           <w:rPr>
             <w:rFonts w:ascii="Arial" w:cs="Arial" w:eastAsia="Arial" w:hAnsi="Arial"/>
@@ -24261,7 +24261,7 @@
         </w:rPr>
         <w:t xml:space="preserve"> (</w:t>
       </w:r>
-      <w:hyperlink w:history="1" r:id="rIdxbud6vczuh3iwkmc4tgd_">
+      <w:hyperlink w:history="1" r:id="rIdcsacishqxbgrs5lkzbz1o">
         <w:r>
           <w:rPr>
             <w:rFonts w:ascii="Arial" w:cs="Arial" w:eastAsia="Arial" w:hAnsi="Arial"/>
@@ -25274,7 +25274,7 @@
             <w:pPr>
               <w:spacing w:after="20" w:before="0"/>
             </w:pPr>
-            <w:hyperlink w:history="1" r:id="rIda4b_kfudvd6taroebirx5">
+            <w:hyperlink w:history="1" r:id="rIdzp8onxj3s5ecy--ygvn1a">
               <w:r>
                 <w:rPr>
                   <w:rFonts w:ascii="Arial" w:cs="Arial" w:eastAsia="Arial" w:hAnsi="Arial"/>
@@ -25323,7 +25323,7 @@
               <w:spacing w:after="10" w:before="0"/>
               <w:ind w:left="120"/>
             </w:pPr>
-            <w:hyperlink w:history="1" r:id="rIdqcbakmcjtj3qrx1opoxq6">
+            <w:hyperlink w:history="1" r:id="rIdwe1efnqdzvqd8s2ox3pki">
               <w:r>
                 <w:rPr>
                   <w:rFonts w:ascii="Arial" w:cs="Arial" w:eastAsia="Arial" w:hAnsi="Arial"/>
@@ -25385,7 +25385,7 @@
               <w:spacing w:after="10" w:before="0"/>
               <w:ind w:left="120"/>
             </w:pPr>
-            <w:hyperlink w:history="1" r:id="rIdhx0cezmkwd-l8avujqfl8">
+            <w:hyperlink w:history="1" r:id="rIdpe-f5aogwecn_j3wtvgbd">
               <w:r>
                 <w:rPr>
                   <w:rFonts w:ascii="Arial" w:cs="Arial" w:eastAsia="Arial" w:hAnsi="Arial"/>
@@ -25595,7 +25595,7 @@
             <w:pPr>
               <w:spacing w:after="20" w:before="0"/>
             </w:pPr>
-            <w:hyperlink w:history="1" r:id="rIdjqycl5tsfaztwjkslbqiq">
+            <w:hyperlink w:history="1" r:id="rIdocwykoay3n-5jdqgtoynr">
               <w:r>
                 <w:rPr>
                   <w:rFonts w:ascii="Arial" w:cs="Arial" w:eastAsia="Arial" w:hAnsi="Arial"/>
@@ -25644,7 +25644,7 @@
               <w:spacing w:after="10" w:before="0"/>
               <w:ind w:left="120"/>
             </w:pPr>
-            <w:hyperlink w:history="1" r:id="rId8g6geyitb-wqb37iisbt-">
+            <w:hyperlink w:history="1" r:id="rIdjmdsr8w5wwlcvd9isrf3_">
               <w:r>
                 <w:rPr>
                   <w:rFonts w:ascii="Arial" w:cs="Arial" w:eastAsia="Arial" w:hAnsi="Arial"/>
@@ -25706,7 +25706,7 @@
               <w:spacing w:after="10" w:before="0"/>
               <w:ind w:left="120"/>
             </w:pPr>
-            <w:hyperlink w:history="1" r:id="rIdw3k_wsz0s79zkdh7sxzia">
+            <w:hyperlink w:history="1" r:id="rIdfisddxiafi-vhwbi49rou">
               <w:r>
                 <w:rPr>
                   <w:rFonts w:ascii="Arial" w:cs="Arial" w:eastAsia="Arial" w:hAnsi="Arial"/>
@@ -25916,7 +25916,7 @@
             <w:pPr>
               <w:spacing w:after="20" w:before="0"/>
             </w:pPr>
-            <w:hyperlink w:history="1" r:id="rIdqzw9c3dqw2jex9dxwpuqr">
+            <w:hyperlink w:history="1" r:id="rIdmsebpnfl0cqpkg3ifxu1-">
               <w:r>
                 <w:rPr>
                   <w:rFonts w:ascii="Arial" w:cs="Arial" w:eastAsia="Arial" w:hAnsi="Arial"/>
@@ -25965,7 +25965,7 @@
               <w:spacing w:after="10" w:before="0"/>
               <w:ind w:left="120"/>
             </w:pPr>
-            <w:hyperlink w:history="1" r:id="rIdh3evl9jsjxckyimfsme8e">
+            <w:hyperlink w:history="1" r:id="rIdopefmaacoirbscp9fb1vr">
               <w:r>
                 <w:rPr>
                   <w:rFonts w:ascii="Arial" w:cs="Arial" w:eastAsia="Arial" w:hAnsi="Arial"/>
@@ -26027,7 +26027,7 @@
               <w:spacing w:after="10" w:before="0"/>
               <w:ind w:left="120"/>
             </w:pPr>
-            <w:hyperlink w:history="1" r:id="rIdideauxfmjiwukryz_juye">
+            <w:hyperlink w:history="1" r:id="rIds_wwl1l3eei1sbhgmeuft">
               <w:r>
                 <w:rPr>
                   <w:rFonts w:ascii="Arial" w:cs="Arial" w:eastAsia="Arial" w:hAnsi="Arial"/>
@@ -26237,7 +26237,7 @@
             <w:pPr>
               <w:spacing w:after="20" w:before="0"/>
             </w:pPr>
-            <w:hyperlink w:history="1" r:id="rIdg2nozcavjjjhzfifaa4oq">
+            <w:hyperlink w:history="1" r:id="rIdlugacfjt8yonsgrkdec1z">
               <w:r>
                 <w:rPr>
                   <w:rFonts w:ascii="Arial" w:cs="Arial" w:eastAsia="Arial" w:hAnsi="Arial"/>
@@ -26286,7 +26286,7 @@
               <w:spacing w:after="10" w:before="0"/>
               <w:ind w:left="120"/>
             </w:pPr>
-            <w:hyperlink w:history="1" r:id="rIdo1joajequmwrbbwz_1ejv">
+            <w:hyperlink w:history="1" r:id="rIdta9vf8on9ir2gh21guql1">
               <w:r>
                 <w:rPr>
                   <w:rFonts w:ascii="Arial" w:cs="Arial" w:eastAsia="Arial" w:hAnsi="Arial"/>
@@ -26348,7 +26348,7 @@
               <w:spacing w:after="10" w:before="0"/>
               <w:ind w:left="120"/>
             </w:pPr>
-            <w:hyperlink w:history="1" r:id="rIdewdcs-ydednhzfu9n3iws">
+            <w:hyperlink w:history="1" r:id="rIdwujx8ou-pqsp709gye2mg">
               <w:r>
                 <w:rPr>
                   <w:rFonts w:ascii="Arial" w:cs="Arial" w:eastAsia="Arial" w:hAnsi="Arial"/>
@@ -26501,7 +26501,7 @@
                 <w:sz w:val="18"/>
                 <w:szCs w:val="18"/>
               </w:rPr>
-              <w:t xml:space="preserve">Observable indicator: Students can correctly identify the specific lesson, activity, and mechanism that answers each DQB question without prompting. Personal reflection entries show genuine metacognitive awareness — students identify a specific concept (not just 'everything') that was difficult, and articulate specifically what changed their thinking. Teacher listens for unprompted cross-lesson connections (e.g., 'the celery staining in Lesson 3 showed us the xylem path, and today the girdling showed us the phloem path is separate') as evidence of deep integration.</w:t>
+              <w:t xml:space="preserve">Observable indicator: Students can correctly identify the specific lesson, activity, and mechanism that answers each DQB question without prompting. Personal reflection entries show genuine metacognitive awareness — students identify a specific concept (not just 'everything') that was difficult, and articulate specifically what changed their thinking. Teacher listens for unprompted cross-lesson connections (e.g., 'the celery staining in Lesson 6 showed us the xylem path, and today the girdling showed us the phloem path is separate') as evidence of deep integration.</w:t>
             </w:r>
           </w:p>
         </w:tc>
@@ -26558,7 +26558,7 @@
             <w:pPr>
               <w:spacing w:after="20" w:before="0"/>
             </w:pPr>
-            <w:hyperlink w:history="1" r:id="rIdzh8j3lnl6_bj_issoqkd_">
+            <w:hyperlink w:history="1" r:id="rIdikpii1_s3qii2tepmy-c-">
               <w:r>
                 <w:rPr>
                   <w:rFonts w:ascii="Arial" w:cs="Arial" w:eastAsia="Arial" w:hAnsi="Arial"/>
@@ -26607,7 +26607,7 @@
               <w:spacing w:after="10" w:before="0"/>
               <w:ind w:left="120"/>
             </w:pPr>
-            <w:hyperlink w:history="1" r:id="rIdpgz9vsnxrho0xngvypsea">
+            <w:hyperlink w:history="1" r:id="rIdy0piclakvqh2vgc_jazh-">
               <w:r>
                 <w:rPr>
                   <w:rFonts w:ascii="Arial" w:cs="Arial" w:eastAsia="Arial" w:hAnsi="Arial"/>
@@ -26669,7 +26669,7 @@
               <w:spacing w:after="10" w:before="0"/>
               <w:ind w:left="120"/>
             </w:pPr>
-            <w:hyperlink w:history="1" r:id="rIdo5uystmc_vs2fuu4wj3fm">
+            <w:hyperlink w:history="1" r:id="rIdo9v9xn8yrokdxy00qnrlz">
               <w:r>
                 <w:rPr>
                   <w:rFonts w:ascii="Arial" w:cs="Arial" w:eastAsia="Arial" w:hAnsi="Arial"/>
@@ -27462,7 +27462,7 @@
         </w:rPr>
         <w:t xml:space="preserve">© 2026 SeaVuria and ARES. Aligned with KICD objectives. Developed by SeaVuria; technical implementation by ARES (with AI assistance from Claude). Licensed under </w:t>
       </w:r>
-      <w:hyperlink w:history="1" r:id="rIdllvlmaz57nkdw-laon1cc">
+      <w:hyperlink w:history="1" r:id="rIdqchplndigj6hhtxoer7tn">
         <w:r>
           <w:rPr>
             <w:rFonts w:ascii="Arial" w:cs="Arial" w:eastAsia="Arial" w:hAnsi="Arial"/>
@@ -27483,7 +27483,7 @@
         </w:rPr>
         <w:t xml:space="preserve"> (</w:t>
       </w:r>
-      <w:hyperlink w:history="1" r:id="rId9fpqnae-mggtfbykfxdgf">
+      <w:hyperlink w:history="1" r:id="rId9apqcdszpeutxqpq9ycgq">
         <w:r>
           <w:rPr>
             <w:rFonts w:ascii="Arial" w:cs="Arial" w:eastAsia="Arial" w:hAnsi="Arial"/>

--- a/data/outputs/v2/Biology/SS2.2_Plant_Transport/Biology_Plant_Transport_CBE_LessonSequence.docx
+++ b/data/outputs/v2/Biology/SS2.2_Plant_Transport/Biology_Plant_Transport_CBE_LessonSequence.docx
@@ -2520,7 +2520,7 @@
         </w:rPr>
         <w:t xml:space="preserve">© 2026 SeaVuria and ARES. This work is licensed under a </w:t>
       </w:r>
-      <w:hyperlink w:history="1" r:id="rIdos989yiupv7x2aicyjxxr">
+      <w:hyperlink w:history="1" r:id="rIdhz4ldyewrvhzycuy8otvu">
         <w:r>
           <w:rPr>
             <w:rFonts w:ascii="Arial" w:cs="Arial" w:eastAsia="Arial" w:hAnsi="Arial"/>
@@ -2540,7 +2540,7 @@
         </w:rPr>
         <w:t xml:space="preserve"> (</w:t>
       </w:r>
-      <w:hyperlink w:history="1" r:id="rIdg2jepvmhkgjzq4oazbdlp">
+      <w:hyperlink w:history="1" r:id="rIdwiwd2ppijuuydhrqaz_ag">
         <w:r>
           <w:rPr>
             <w:rFonts w:ascii="Arial" w:cs="Arial" w:eastAsia="Arial" w:hAnsi="Arial"/>
@@ -2560,7 +2560,7 @@
         </w:rPr>
         <w:t xml:space="preserve">). To view a copy of this license, visit </w:t>
       </w:r>
-      <w:hyperlink w:history="1" r:id="rIdodzr8fmxvrnbqvunrqpb8">
+      <w:hyperlink w:history="1" r:id="rIduidrntqaonowybarkmfca">
         <w:r>
           <w:rPr>
             <w:rFonts w:ascii="Arial" w:cs="Arial" w:eastAsia="Arial" w:hAnsi="Arial"/>
@@ -3572,7 +3572,7 @@
             <w:pPr>
               <w:spacing w:after="20" w:before="0"/>
             </w:pPr>
-            <w:hyperlink w:history="1" r:id="rIdxdvthxtlnplav3d5vigfi">
+            <w:hyperlink w:history="1" r:id="rId6lwffqpcviiykw4nmyex1">
               <w:r>
                 <w:rPr>
                   <w:rFonts w:ascii="Arial" w:cs="Arial" w:eastAsia="Arial" w:hAnsi="Arial"/>
@@ -3621,7 +3621,7 @@
               <w:spacing w:after="10" w:before="0"/>
               <w:ind w:left="120"/>
             </w:pPr>
-            <w:hyperlink w:history="1" r:id="rId96d-ruv1mkhbngxxmrd2x">
+            <w:hyperlink w:history="1" r:id="rId5mfofpe2wdf9eey8hnzlx">
               <w:r>
                 <w:rPr>
                   <w:rFonts w:ascii="Arial" w:cs="Arial" w:eastAsia="Arial" w:hAnsi="Arial"/>
@@ -3683,7 +3683,7 @@
               <w:spacing w:after="10" w:before="0"/>
               <w:ind w:left="120"/>
             </w:pPr>
-            <w:hyperlink w:history="1" r:id="rId0tzm80zjc64l1zur66eyf">
+            <w:hyperlink w:history="1" r:id="rIdlihq4kwrpdxbs9rshyd6q">
               <w:r>
                 <w:rPr>
                   <w:rFonts w:ascii="Arial" w:cs="Arial" w:eastAsia="Arial" w:hAnsi="Arial"/>
@@ -3893,7 +3893,7 @@
             <w:pPr>
               <w:spacing w:after="20" w:before="0"/>
             </w:pPr>
-            <w:hyperlink w:history="1" r:id="rId3hhzu4fczajn9jwkmifz7">
+            <w:hyperlink w:history="1" r:id="rIdnpjvfhw171tsrkfmgzrb5">
               <w:r>
                 <w:rPr>
                   <w:rFonts w:ascii="Arial" w:cs="Arial" w:eastAsia="Arial" w:hAnsi="Arial"/>
@@ -3942,7 +3942,7 @@
               <w:spacing w:after="10" w:before="0"/>
               <w:ind w:left="120"/>
             </w:pPr>
-            <w:hyperlink w:history="1" r:id="rId9ztjqi82aelezskwhijbo">
+            <w:hyperlink w:history="1" r:id="rIdfaoriomfek9sy57dw8q4-">
               <w:r>
                 <w:rPr>
                   <w:rFonts w:ascii="Arial" w:cs="Arial" w:eastAsia="Arial" w:hAnsi="Arial"/>
@@ -4004,7 +4004,7 @@
               <w:spacing w:after="10" w:before="0"/>
               <w:ind w:left="120"/>
             </w:pPr>
-            <w:hyperlink w:history="1" r:id="rIdqw-jpjakbzbu1spwwyqde">
+            <w:hyperlink w:history="1" r:id="rIdzszw1i1uiz5ekdajcl3jk">
               <w:r>
                 <w:rPr>
                   <w:rFonts w:ascii="Arial" w:cs="Arial" w:eastAsia="Arial" w:hAnsi="Arial"/>
@@ -4214,7 +4214,7 @@
             <w:pPr>
               <w:spacing w:after="20" w:before="0"/>
             </w:pPr>
-            <w:hyperlink w:history="1" r:id="rId1n-l5ho2no-cpg7gwp9f9">
+            <w:hyperlink w:history="1" r:id="rId76ssbau_fhsepe5j3kb9q">
               <w:r>
                 <w:rPr>
                   <w:rFonts w:ascii="Arial" w:cs="Arial" w:eastAsia="Arial" w:hAnsi="Arial"/>
@@ -4263,7 +4263,7 @@
               <w:spacing w:after="10" w:before="0"/>
               <w:ind w:left="120"/>
             </w:pPr>
-            <w:hyperlink w:history="1" r:id="rIdjdwzgmgwiksab6j23va4x">
+            <w:hyperlink w:history="1" r:id="rIdy4n6_ioez2tyiylig2tee">
               <w:r>
                 <w:rPr>
                   <w:rFonts w:ascii="Arial" w:cs="Arial" w:eastAsia="Arial" w:hAnsi="Arial"/>
@@ -4325,7 +4325,7 @@
               <w:spacing w:after="10" w:before="0"/>
               <w:ind w:left="120"/>
             </w:pPr>
-            <w:hyperlink w:history="1" r:id="rId3nqavenbvyzcha_shkbko">
+            <w:hyperlink w:history="1" r:id="rIdou5zchp9qdlukcpjumrf2">
               <w:r>
                 <w:rPr>
                   <w:rFonts w:ascii="Arial" w:cs="Arial" w:eastAsia="Arial" w:hAnsi="Arial"/>
@@ -4535,7 +4535,7 @@
             <w:pPr>
               <w:spacing w:after="20" w:before="0"/>
             </w:pPr>
-            <w:hyperlink w:history="1" r:id="rIdu85xklzyxb6-mvl1kvsg5">
+            <w:hyperlink w:history="1" r:id="rIdznk5f_tzk07-howas_myz">
               <w:r>
                 <w:rPr>
                   <w:rFonts w:ascii="Arial" w:cs="Arial" w:eastAsia="Arial" w:hAnsi="Arial"/>
@@ -4584,7 +4584,7 @@
               <w:spacing w:after="10" w:before="0"/>
               <w:ind w:left="120"/>
             </w:pPr>
-            <w:hyperlink w:history="1" r:id="rId9pjltj2-akth272um6gqu">
+            <w:hyperlink w:history="1" r:id="rIdyfrolwjpn8x1zr5olqhef">
               <w:r>
                 <w:rPr>
                   <w:rFonts w:ascii="Arial" w:cs="Arial" w:eastAsia="Arial" w:hAnsi="Arial"/>
@@ -4646,7 +4646,7 @@
               <w:spacing w:after="10" w:before="0"/>
               <w:ind w:left="120"/>
             </w:pPr>
-            <w:hyperlink w:history="1" r:id="rIdnxel18uqrhh_wfoiejivq">
+            <w:hyperlink w:history="1" r:id="rIdfonph18nagniylyc-i_pe">
               <w:r>
                 <w:rPr>
                   <w:rFonts w:ascii="Arial" w:cs="Arial" w:eastAsia="Arial" w:hAnsi="Arial"/>
@@ -4856,7 +4856,7 @@
             <w:pPr>
               <w:spacing w:after="20" w:before="0"/>
             </w:pPr>
-            <w:hyperlink w:history="1" r:id="rIdpma2syw1wbfogy5pi1yea">
+            <w:hyperlink w:history="1" r:id="rIdexfv2ebvxaxuui8ijldlv">
               <w:r>
                 <w:rPr>
                   <w:rFonts w:ascii="Arial" w:cs="Arial" w:eastAsia="Arial" w:hAnsi="Arial"/>
@@ -4905,7 +4905,7 @@
               <w:spacing w:after="10" w:before="0"/>
               <w:ind w:left="120"/>
             </w:pPr>
-            <w:hyperlink w:history="1" r:id="rId42vxt2piexgzox5ez2xul">
+            <w:hyperlink w:history="1" r:id="rIdrdgx22nazgsoiaxnfeobo">
               <w:r>
                 <w:rPr>
                   <w:rFonts w:ascii="Arial" w:cs="Arial" w:eastAsia="Arial" w:hAnsi="Arial"/>
@@ -4967,7 +4967,7 @@
               <w:spacing w:after="10" w:before="0"/>
               <w:ind w:left="120"/>
             </w:pPr>
-            <w:hyperlink w:history="1" r:id="rIdr0yghoa65v1x59j1j03xe">
+            <w:hyperlink w:history="1" r:id="rIdwetf58ghq_n6yyo55cf8q">
               <w:r>
                 <w:rPr>
                   <w:rFonts w:ascii="Arial" w:cs="Arial" w:eastAsia="Arial" w:hAnsi="Arial"/>
@@ -5494,7 +5494,7 @@
         </w:rPr>
         <w:t xml:space="preserve">© 2026 SeaVuria and ARES. Aligned with KICD objectives. Developed by SeaVuria; technical implementation by ARES (with AI assistance from Claude). Licensed under </w:t>
       </w:r>
-      <w:hyperlink w:history="1" r:id="rIdlwuq9rwbunrtqgplqdu7l">
+      <w:hyperlink w:history="1" r:id="rId0fz182yxsph50plt6_ece">
         <w:r>
           <w:rPr>
             <w:rFonts w:ascii="Arial" w:cs="Arial" w:eastAsia="Arial" w:hAnsi="Arial"/>
@@ -5515,7 +5515,7 @@
         </w:rPr>
         <w:t xml:space="preserve"> (</w:t>
       </w:r>
-      <w:hyperlink w:history="1" r:id="rIdrtgzscbtzye7cdbwfoc2i">
+      <w:hyperlink w:history="1" r:id="rIdvbcko_tzfd0g8pkabh60z">
         <w:r>
           <w:rPr>
             <w:rFonts w:ascii="Arial" w:cs="Arial" w:eastAsia="Arial" w:hAnsi="Arial"/>
@@ -6528,7 +6528,7 @@
             <w:pPr>
               <w:spacing w:after="20" w:before="0"/>
             </w:pPr>
-            <w:hyperlink w:history="1" r:id="rIdghqpt5khfp8tbndigiwlw">
+            <w:hyperlink w:history="1" r:id="rIdqhfk8-s248ufphy1_d2ee">
               <w:r>
                 <w:rPr>
                   <w:rFonts w:ascii="Arial" w:cs="Arial" w:eastAsia="Arial" w:hAnsi="Arial"/>
@@ -6561,7 +6561,7 @@
               <w:spacing w:after="10" w:before="0"/>
               <w:ind w:left="120"/>
             </w:pPr>
-            <w:hyperlink w:history="1" r:id="rIdgrjgonsjpbmjtz-iocc5k">
+            <w:hyperlink w:history="1" r:id="rIdr9fec-lmtflutrd8u7qq8">
               <w:r>
                 <w:rPr>
                   <w:rFonts w:ascii="Arial" w:cs="Arial" w:eastAsia="Arial" w:hAnsi="Arial"/>
@@ -6623,7 +6623,7 @@
               <w:spacing w:after="10" w:before="0"/>
               <w:ind w:left="120"/>
             </w:pPr>
-            <w:hyperlink w:history="1" r:id="rIdymyjehfdlhtchig9yd5d5">
+            <w:hyperlink w:history="1" r:id="rIdda88mnpb5iujselkutosr">
               <w:r>
                 <w:rPr>
                   <w:rFonts w:ascii="Arial" w:cs="Arial" w:eastAsia="Arial" w:hAnsi="Arial"/>
@@ -6833,7 +6833,7 @@
             <w:pPr>
               <w:spacing w:after="20" w:before="0"/>
             </w:pPr>
-            <w:hyperlink w:history="1" r:id="rIdu4coiqjbkvpzbinbevsv6">
+            <w:hyperlink w:history="1" r:id="rIdghfpm_ur9wi4lb5s5dccn">
               <w:r>
                 <w:rPr>
                   <w:rFonts w:ascii="Arial" w:cs="Arial" w:eastAsia="Arial" w:hAnsi="Arial"/>
@@ -6866,7 +6866,7 @@
               <w:spacing w:after="10" w:before="0"/>
               <w:ind w:left="120"/>
             </w:pPr>
-            <w:hyperlink w:history="1" r:id="rIduc07o8g4boarv8gazvpin">
+            <w:hyperlink w:history="1" r:id="rIdeoigrndjk0notyiwn4tug">
               <w:r>
                 <w:rPr>
                   <w:rFonts w:ascii="Arial" w:cs="Arial" w:eastAsia="Arial" w:hAnsi="Arial"/>
@@ -6928,7 +6928,7 @@
               <w:spacing w:after="10" w:before="0"/>
               <w:ind w:left="120"/>
             </w:pPr>
-            <w:hyperlink w:history="1" r:id="rIdw76ddsy17bx5-43ijute9">
+            <w:hyperlink w:history="1" r:id="rIdwi_vyzahiove1c1zlgcew">
               <w:r>
                 <w:rPr>
                   <w:rFonts w:ascii="Arial" w:cs="Arial" w:eastAsia="Arial" w:hAnsi="Arial"/>
@@ -7138,7 +7138,7 @@
             <w:pPr>
               <w:spacing w:after="20" w:before="0"/>
             </w:pPr>
-            <w:hyperlink w:history="1" r:id="rId3lgtlaujl9q82xjsd3f00">
+            <w:hyperlink w:history="1" r:id="rId0it3z3ewtj8euqxyjmto6">
               <w:r>
                 <w:rPr>
                   <w:rFonts w:ascii="Arial" w:cs="Arial" w:eastAsia="Arial" w:hAnsi="Arial"/>
@@ -7171,7 +7171,7 @@
               <w:spacing w:after="10" w:before="0"/>
               <w:ind w:left="120"/>
             </w:pPr>
-            <w:hyperlink w:history="1" r:id="rIdqwhb4cbmzt6b7qwnkaso8">
+            <w:hyperlink w:history="1" r:id="rId76vzl326ytq6sskmpux6_">
               <w:r>
                 <w:rPr>
                   <w:rFonts w:ascii="Arial" w:cs="Arial" w:eastAsia="Arial" w:hAnsi="Arial"/>
@@ -7233,7 +7233,7 @@
               <w:spacing w:after="10" w:before="0"/>
               <w:ind w:left="120"/>
             </w:pPr>
-            <w:hyperlink w:history="1" r:id="rIdha7sdrfqo8o6ndzpijsrl">
+            <w:hyperlink w:history="1" r:id="rIdjafhb23jhimr7si2pw2c_">
               <w:r>
                 <w:rPr>
                   <w:rFonts w:ascii="Arial" w:cs="Arial" w:eastAsia="Arial" w:hAnsi="Arial"/>
@@ -7443,7 +7443,7 @@
             <w:pPr>
               <w:spacing w:after="20" w:before="0"/>
             </w:pPr>
-            <w:hyperlink w:history="1" r:id="rId_gu__yszg3dfj2g0jreqj">
+            <w:hyperlink w:history="1" r:id="rIdde7xciajtrzkehdpdiya7">
               <w:r>
                 <w:rPr>
                   <w:rFonts w:ascii="Arial" w:cs="Arial" w:eastAsia="Arial" w:hAnsi="Arial"/>
@@ -7476,7 +7476,7 @@
               <w:spacing w:after="10" w:before="0"/>
               <w:ind w:left="120"/>
             </w:pPr>
-            <w:hyperlink w:history="1" r:id="rId7enrda5qqb3qe1bn_jrfa">
+            <w:hyperlink w:history="1" r:id="rIdebb23b6sonezkjykhsbl9">
               <w:r>
                 <w:rPr>
                   <w:rFonts w:ascii="Arial" w:cs="Arial" w:eastAsia="Arial" w:hAnsi="Arial"/>
@@ -7538,7 +7538,7 @@
               <w:spacing w:after="10" w:before="0"/>
               <w:ind w:left="120"/>
             </w:pPr>
-            <w:hyperlink w:history="1" r:id="rIdqz5mrrhczsyzw-t83s_xs">
+            <w:hyperlink w:history="1" r:id="rIdqtelhecy9fgkxbstz7its">
               <w:r>
                 <w:rPr>
                   <w:rFonts w:ascii="Arial" w:cs="Arial" w:eastAsia="Arial" w:hAnsi="Arial"/>
@@ -7748,7 +7748,7 @@
             <w:pPr>
               <w:spacing w:after="20" w:before="0"/>
             </w:pPr>
-            <w:hyperlink w:history="1" r:id="rIdc3gnqpia0j80cugocr5zt">
+            <w:hyperlink w:history="1" r:id="rIdrjn9s6pwcypfvwxfqtsvj">
               <w:r>
                 <w:rPr>
                   <w:rFonts w:ascii="Arial" w:cs="Arial" w:eastAsia="Arial" w:hAnsi="Arial"/>
@@ -7781,7 +7781,7 @@
               <w:spacing w:after="10" w:before="0"/>
               <w:ind w:left="120"/>
             </w:pPr>
-            <w:hyperlink w:history="1" r:id="rIdvtdb6fld82iym1yiv6nmy">
+            <w:hyperlink w:history="1" r:id="rId_39exvbdht43cwgc8cpak">
               <w:r>
                 <w:rPr>
                   <w:rFonts w:ascii="Arial" w:cs="Arial" w:eastAsia="Arial" w:hAnsi="Arial"/>
@@ -7843,7 +7843,7 @@
               <w:spacing w:after="10" w:before="0"/>
               <w:ind w:left="120"/>
             </w:pPr>
-            <w:hyperlink w:history="1" r:id="rIdlcrkwwsw3x9_ypdbbrngx">
+            <w:hyperlink w:history="1" r:id="rIdc1bc1vb617evzll1buksg">
               <w:r>
                 <w:rPr>
                   <w:rFonts w:ascii="Arial" w:cs="Arial" w:eastAsia="Arial" w:hAnsi="Arial"/>
@@ -8370,7 +8370,7 @@
         </w:rPr>
         <w:t xml:space="preserve">© 2026 SeaVuria and ARES. Aligned with KICD objectives. Developed by SeaVuria; technical implementation by ARES (with AI assistance from Claude). Licensed under </w:t>
       </w:r>
-      <w:hyperlink w:history="1" r:id="rId7cgvuxqxokqnxtqtfqcba">
+      <w:hyperlink w:history="1" r:id="rIdcgz9elyqwlmybs9zxoksx">
         <w:r>
           <w:rPr>
             <w:rFonts w:ascii="Arial" w:cs="Arial" w:eastAsia="Arial" w:hAnsi="Arial"/>
@@ -8391,7 +8391,7 @@
         </w:rPr>
         <w:t xml:space="preserve"> (</w:t>
       </w:r>
-      <w:hyperlink w:history="1" r:id="rIdsfvyavqdxr6j13job8dkd">
+      <w:hyperlink w:history="1" r:id="rIdnil-gq1cousdt7ze3hyvy">
         <w:r>
           <w:rPr>
             <w:rFonts w:ascii="Arial" w:cs="Arial" w:eastAsia="Arial" w:hAnsi="Arial"/>
@@ -9404,7 +9404,7 @@
             <w:pPr>
               <w:spacing w:after="20" w:before="0"/>
             </w:pPr>
-            <w:hyperlink w:history="1" r:id="rId12ohpfj-tdicgargisegt">
+            <w:hyperlink w:history="1" r:id="rIduqubif0jo3weul49kdiyo">
               <w:r>
                 <w:rPr>
                   <w:rFonts w:ascii="Arial" w:cs="Arial" w:eastAsia="Arial" w:hAnsi="Arial"/>
@@ -9437,7 +9437,7 @@
               <w:spacing w:after="10" w:before="0"/>
               <w:ind w:left="120"/>
             </w:pPr>
-            <w:hyperlink w:history="1" r:id="rIdh9fdbia6imz9_gqaovogd">
+            <w:hyperlink w:history="1" r:id="rIdrskxovbrrjl64ojuiz33b">
               <w:r>
                 <w:rPr>
                   <w:rFonts w:ascii="Arial" w:cs="Arial" w:eastAsia="Arial" w:hAnsi="Arial"/>
@@ -9482,7 +9482,7 @@
             <w:pPr>
               <w:spacing w:after="20" w:before="0"/>
             </w:pPr>
-            <w:hyperlink w:history="1" r:id="rIdso50cpzmubklc1omt-7xt">
+            <w:hyperlink w:history="1" r:id="rId79amy_hhyodq4eoo2llri">
               <w:r>
                 <w:rPr>
                   <w:rFonts w:ascii="Arial" w:cs="Arial" w:eastAsia="Arial" w:hAnsi="Arial"/>
@@ -9531,7 +9531,7 @@
               <w:spacing w:after="10" w:before="0"/>
               <w:ind w:left="120"/>
             </w:pPr>
-            <w:hyperlink w:history="1" r:id="rIdix4y7iooabamh2rpnwn8z">
+            <w:hyperlink w:history="1" r:id="rIdhghix2qwouy6hcvojnumi">
               <w:r>
                 <w:rPr>
                   <w:rFonts w:ascii="Arial" w:cs="Arial" w:eastAsia="Arial" w:hAnsi="Arial"/>
@@ -9726,7 +9726,7 @@
             <w:pPr>
               <w:spacing w:after="20" w:before="0"/>
             </w:pPr>
-            <w:hyperlink w:history="1" r:id="rIdfwdpk0to2qgtdz25xlgvc">
+            <w:hyperlink w:history="1" r:id="rIdvusgqyqpiidygt0losu4r">
               <w:r>
                 <w:rPr>
                   <w:rFonts w:ascii="Arial" w:cs="Arial" w:eastAsia="Arial" w:hAnsi="Arial"/>
@@ -9759,7 +9759,7 @@
               <w:spacing w:after="10" w:before="0"/>
               <w:ind w:left="120"/>
             </w:pPr>
-            <w:hyperlink w:history="1" r:id="rIdyqdk1oseeznft2nd_ewvw">
+            <w:hyperlink w:history="1" r:id="rIdvcbe684nx4cfbni1kzd1c">
               <w:r>
                 <w:rPr>
                   <w:rFonts w:ascii="Arial" w:cs="Arial" w:eastAsia="Arial" w:hAnsi="Arial"/>
@@ -9804,7 +9804,7 @@
             <w:pPr>
               <w:spacing w:after="20" w:before="0"/>
             </w:pPr>
-            <w:hyperlink w:history="1" r:id="rIdroalwrrpoyqh1dtcemnym">
+            <w:hyperlink w:history="1" r:id="rIdfcdqtod2nv4ffbe3ltgbc">
               <w:r>
                 <w:rPr>
                   <w:rFonts w:ascii="Arial" w:cs="Arial" w:eastAsia="Arial" w:hAnsi="Arial"/>
@@ -9853,7 +9853,7 @@
               <w:spacing w:after="10" w:before="0"/>
               <w:ind w:left="120"/>
             </w:pPr>
-            <w:hyperlink w:history="1" r:id="rIdnc_fhiakyxk6ujthf6p4q">
+            <w:hyperlink w:history="1" r:id="rId_6z_hth0fdt9njbevbuuj">
               <w:r>
                 <w:rPr>
                   <w:rFonts w:ascii="Arial" w:cs="Arial" w:eastAsia="Arial" w:hAnsi="Arial"/>
@@ -10048,7 +10048,7 @@
             <w:pPr>
               <w:spacing w:after="20" w:before="0"/>
             </w:pPr>
-            <w:hyperlink w:history="1" r:id="rIdunrmdhyaqsrblidtgwdnl">
+            <w:hyperlink w:history="1" r:id="rIdvkpziegix1lkj5bmgrywu">
               <w:r>
                 <w:rPr>
                   <w:rFonts w:ascii="Arial" w:cs="Arial" w:eastAsia="Arial" w:hAnsi="Arial"/>
@@ -10081,7 +10081,7 @@
               <w:spacing w:after="10" w:before="0"/>
               <w:ind w:left="120"/>
             </w:pPr>
-            <w:hyperlink w:history="1" r:id="rIdgspxgadgw1jox50vkwtn0">
+            <w:hyperlink w:history="1" r:id="rIdkahgg4jsvlvzvzpsh6h-v">
               <w:r>
                 <w:rPr>
                   <w:rFonts w:ascii="Arial" w:cs="Arial" w:eastAsia="Arial" w:hAnsi="Arial"/>
@@ -10126,7 +10126,7 @@
             <w:pPr>
               <w:spacing w:after="20" w:before="0"/>
             </w:pPr>
-            <w:hyperlink w:history="1" r:id="rId3u7rt9pico0jwetjwbi_2">
+            <w:hyperlink w:history="1" r:id="rIdflidnnaidq880xrnn6p_g">
               <w:r>
                 <w:rPr>
                   <w:rFonts w:ascii="Arial" w:cs="Arial" w:eastAsia="Arial" w:hAnsi="Arial"/>
@@ -10175,7 +10175,7 @@
               <w:spacing w:after="10" w:before="0"/>
               <w:ind w:left="120"/>
             </w:pPr>
-            <w:hyperlink w:history="1" r:id="rIdfwaqnsbxxf9l3wyimvhq3">
+            <w:hyperlink w:history="1" r:id="rId9qyy3zsfeyqi64blx2k0e">
               <w:r>
                 <w:rPr>
                   <w:rFonts w:ascii="Arial" w:cs="Arial" w:eastAsia="Arial" w:hAnsi="Arial"/>
@@ -10370,7 +10370,7 @@
             <w:pPr>
               <w:spacing w:after="20" w:before="0"/>
             </w:pPr>
-            <w:hyperlink w:history="1" r:id="rIdgn3u9_k6jie5s4qwqk6rm">
+            <w:hyperlink w:history="1" r:id="rIdg_1jrm6mtphx66rhpwqzc">
               <w:r>
                 <w:rPr>
                   <w:rFonts w:ascii="Arial" w:cs="Arial" w:eastAsia="Arial" w:hAnsi="Arial"/>
@@ -10403,7 +10403,7 @@
               <w:spacing w:after="10" w:before="0"/>
               <w:ind w:left="120"/>
             </w:pPr>
-            <w:hyperlink w:history="1" r:id="rIdjz1nrlfptmixsy5hyafdh">
+            <w:hyperlink w:history="1" r:id="rIdjwzcetiwqdm-l0uh2lbnb">
               <w:r>
                 <w:rPr>
                   <w:rFonts w:ascii="Arial" w:cs="Arial" w:eastAsia="Arial" w:hAnsi="Arial"/>
@@ -10448,7 +10448,7 @@
             <w:pPr>
               <w:spacing w:after="20" w:before="0"/>
             </w:pPr>
-            <w:hyperlink w:history="1" r:id="rIdyfv_awe55yzjcs2ispbv0">
+            <w:hyperlink w:history="1" r:id="rIdvl22s1vtk0ypyltx1tgtr">
               <w:r>
                 <w:rPr>
                   <w:rFonts w:ascii="Arial" w:cs="Arial" w:eastAsia="Arial" w:hAnsi="Arial"/>
@@ -10497,7 +10497,7 @@
               <w:spacing w:after="10" w:before="0"/>
               <w:ind w:left="120"/>
             </w:pPr>
-            <w:hyperlink w:history="1" r:id="rIdj3etc5izsi-pih-whscc3">
+            <w:hyperlink w:history="1" r:id="rIdzfovprrgu8s905we9u_cv">
               <w:r>
                 <w:rPr>
                   <w:rFonts w:ascii="Arial" w:cs="Arial" w:eastAsia="Arial" w:hAnsi="Arial"/>
@@ -10692,7 +10692,7 @@
             <w:pPr>
               <w:spacing w:after="20" w:before="0"/>
             </w:pPr>
-            <w:hyperlink w:history="1" r:id="rId4tmtrlnuippnnaqtdmwxs">
+            <w:hyperlink w:history="1" r:id="rIdudhyvgu0vpzw1nsnrkezm">
               <w:r>
                 <w:rPr>
                   <w:rFonts w:ascii="Arial" w:cs="Arial" w:eastAsia="Arial" w:hAnsi="Arial"/>
@@ -10725,7 +10725,7 @@
               <w:spacing w:after="10" w:before="0"/>
               <w:ind w:left="120"/>
             </w:pPr>
-            <w:hyperlink w:history="1" r:id="rId6mfaf-wji7gxwy4ppbpca">
+            <w:hyperlink w:history="1" r:id="rIdmxvaswhahsimy6bpzjtpb">
               <w:r>
                 <w:rPr>
                   <w:rFonts w:ascii="Arial" w:cs="Arial" w:eastAsia="Arial" w:hAnsi="Arial"/>
@@ -10770,7 +10770,7 @@
             <w:pPr>
               <w:spacing w:after="20" w:before="0"/>
             </w:pPr>
-            <w:hyperlink w:history="1" r:id="rIde_ai3djdd3kfh_doynwlx">
+            <w:hyperlink w:history="1" r:id="rIdo4urhs5pfrq4y_15nkxj7">
               <w:r>
                 <w:rPr>
                   <w:rFonts w:ascii="Arial" w:cs="Arial" w:eastAsia="Arial" w:hAnsi="Arial"/>
@@ -10819,7 +10819,7 @@
               <w:spacing w:after="10" w:before="0"/>
               <w:ind w:left="120"/>
             </w:pPr>
-            <w:hyperlink w:history="1" r:id="rId6pr6h0pwmcvynzf7noybo">
+            <w:hyperlink w:history="1" r:id="rId_xx-qxviyhuemrruobge0">
               <w:r>
                 <w:rPr>
                   <w:rFonts w:ascii="Arial" w:cs="Arial" w:eastAsia="Arial" w:hAnsi="Arial"/>
@@ -11331,7 +11331,7 @@
         </w:rPr>
         <w:t xml:space="preserve">© 2026 SeaVuria and ARES. Aligned with KICD objectives. Developed by SeaVuria; technical implementation by ARES (with AI assistance from Claude). Licensed under </w:t>
       </w:r>
-      <w:hyperlink w:history="1" r:id="rIdnrnahz4bl43qc0lkkixdx">
+      <w:hyperlink w:history="1" r:id="rId_wsupe4rp678c-pwznjax">
         <w:r>
           <w:rPr>
             <w:rFonts w:ascii="Arial" w:cs="Arial" w:eastAsia="Arial" w:hAnsi="Arial"/>
@@ -11352,7 +11352,7 @@
         </w:rPr>
         <w:t xml:space="preserve"> (</w:t>
       </w:r>
-      <w:hyperlink w:history="1" r:id="rIdralqbkadk8snu57nplugz">
+      <w:hyperlink w:history="1" r:id="rIdgmjvjc8sobaz3tc40nefl">
         <w:r>
           <w:rPr>
             <w:rFonts w:ascii="Arial" w:cs="Arial" w:eastAsia="Arial" w:hAnsi="Arial"/>
@@ -12366,7 +12366,7 @@
             <w:pPr>
               <w:spacing w:after="20" w:before="0"/>
             </w:pPr>
-            <w:hyperlink w:history="1" r:id="rIdj7umvicikpqqpbjkyet-d">
+            <w:hyperlink w:history="1" r:id="rIdo-ukse88jex0brljnte0k">
               <w:r>
                 <w:rPr>
                   <w:rFonts w:ascii="Arial" w:cs="Arial" w:eastAsia="Arial" w:hAnsi="Arial"/>
@@ -12399,7 +12399,7 @@
               <w:spacing w:after="10" w:before="0"/>
               <w:ind w:left="120"/>
             </w:pPr>
-            <w:hyperlink w:history="1" r:id="rId1l8auoq64b50fukc9pamj">
+            <w:hyperlink w:history="1" r:id="rId-hzrnrwuefkbjgvik_ntp">
               <w:r>
                 <w:rPr>
                   <w:rFonts w:ascii="Arial" w:cs="Arial" w:eastAsia="Arial" w:hAnsi="Arial"/>
@@ -12444,7 +12444,7 @@
             <w:pPr>
               <w:spacing w:after="20" w:before="0"/>
             </w:pPr>
-            <w:hyperlink w:history="1" r:id="rIda7epyzm_y1j-um71hpljw">
+            <w:hyperlink w:history="1" r:id="rIdnxk5rpltdm8i8zwdqdpnv">
               <w:r>
                 <w:rPr>
                   <w:rFonts w:ascii="Arial" w:cs="Arial" w:eastAsia="Arial" w:hAnsi="Arial"/>
@@ -12477,7 +12477,7 @@
               <w:spacing w:after="10" w:before="0"/>
               <w:ind w:left="120"/>
             </w:pPr>
-            <w:hyperlink w:history="1" r:id="rIdhu_evgr_wgyjzvar8gmyy">
+            <w:hyperlink w:history="1" r:id="rId8f5kyvnprk-5enxwgxnig">
               <w:r>
                 <w:rPr>
                   <w:rFonts w:ascii="Arial" w:cs="Arial" w:eastAsia="Arial" w:hAnsi="Arial"/>
@@ -12672,7 +12672,7 @@
             <w:pPr>
               <w:spacing w:after="20" w:before="0"/>
             </w:pPr>
-            <w:hyperlink w:history="1" r:id="rIdk4-mwg9qjhm21l3_2nkhg">
+            <w:hyperlink w:history="1" r:id="rIdzrzsfdajkhayj0q8mhiqp">
               <w:r>
                 <w:rPr>
                   <w:rFonts w:ascii="Arial" w:cs="Arial" w:eastAsia="Arial" w:hAnsi="Arial"/>
@@ -12705,7 +12705,7 @@
               <w:spacing w:after="10" w:before="0"/>
               <w:ind w:left="120"/>
             </w:pPr>
-            <w:hyperlink w:history="1" r:id="rIdgmr0idhx0oshinjjfg2zm">
+            <w:hyperlink w:history="1" r:id="rId0ccx5beb7iqsornwrvvpt">
               <w:r>
                 <w:rPr>
                   <w:rFonts w:ascii="Arial" w:cs="Arial" w:eastAsia="Arial" w:hAnsi="Arial"/>
@@ -12750,7 +12750,7 @@
             <w:pPr>
               <w:spacing w:after="20" w:before="0"/>
             </w:pPr>
-            <w:hyperlink w:history="1" r:id="rIdtnnivrhz7o2z7re1k7vzf">
+            <w:hyperlink w:history="1" r:id="rIdyhc2tnvufv_balupg1591">
               <w:r>
                 <w:rPr>
                   <w:rFonts w:ascii="Arial" w:cs="Arial" w:eastAsia="Arial" w:hAnsi="Arial"/>
@@ -12783,7 +12783,7 @@
               <w:spacing w:after="10" w:before="0"/>
               <w:ind w:left="120"/>
             </w:pPr>
-            <w:hyperlink w:history="1" r:id="rIdxbnaltj802g3saveemtjx">
+            <w:hyperlink w:history="1" r:id="rIduajjh5rg0fvu-okzfec_m">
               <w:r>
                 <w:rPr>
                   <w:rFonts w:ascii="Arial" w:cs="Arial" w:eastAsia="Arial" w:hAnsi="Arial"/>
@@ -12978,7 +12978,7 @@
             <w:pPr>
               <w:spacing w:after="20" w:before="0"/>
             </w:pPr>
-            <w:hyperlink w:history="1" r:id="rIdspfeyeoujouq0a8rvg1pi">
+            <w:hyperlink w:history="1" r:id="rIdcinjxahdapbaiu92kuris">
               <w:r>
                 <w:rPr>
                   <w:rFonts w:ascii="Arial" w:cs="Arial" w:eastAsia="Arial" w:hAnsi="Arial"/>
@@ -13011,7 +13011,7 @@
               <w:spacing w:after="10" w:before="0"/>
               <w:ind w:left="120"/>
             </w:pPr>
-            <w:hyperlink w:history="1" r:id="rId8hfyflisdr3k5gq-cn0by">
+            <w:hyperlink w:history="1" r:id="rIdbxwqnuqwolpalcsdxti4h">
               <w:r>
                 <w:rPr>
                   <w:rFonts w:ascii="Arial" w:cs="Arial" w:eastAsia="Arial" w:hAnsi="Arial"/>
@@ -13056,7 +13056,7 @@
             <w:pPr>
               <w:spacing w:after="20" w:before="0"/>
             </w:pPr>
-            <w:hyperlink w:history="1" r:id="rIdtyay48hsiv6tgejdks7tr">
+            <w:hyperlink w:history="1" r:id="rIdjfgu6_ihwzi4euteg2h8g">
               <w:r>
                 <w:rPr>
                   <w:rFonts w:ascii="Arial" w:cs="Arial" w:eastAsia="Arial" w:hAnsi="Arial"/>
@@ -13089,7 +13089,7 @@
               <w:spacing w:after="10" w:before="0"/>
               <w:ind w:left="120"/>
             </w:pPr>
-            <w:hyperlink w:history="1" r:id="rId6nv6yobasbttox1av0awd">
+            <w:hyperlink w:history="1" r:id="rIdbw1x4-fvbucoj82i2pcba">
               <w:r>
                 <w:rPr>
                   <w:rFonts w:ascii="Arial" w:cs="Arial" w:eastAsia="Arial" w:hAnsi="Arial"/>
@@ -13284,7 +13284,7 @@
             <w:pPr>
               <w:spacing w:after="20" w:before="0"/>
             </w:pPr>
-            <w:hyperlink w:history="1" r:id="rIdb8qmbmt9gbyr0kvrlu85t">
+            <w:hyperlink w:history="1" r:id="rIdbfvswsgpxfy19pqzcbm4o">
               <w:r>
                 <w:rPr>
                   <w:rFonts w:ascii="Arial" w:cs="Arial" w:eastAsia="Arial" w:hAnsi="Arial"/>
@@ -13317,7 +13317,7 @@
               <w:spacing w:after="10" w:before="0"/>
               <w:ind w:left="120"/>
             </w:pPr>
-            <w:hyperlink w:history="1" r:id="rIdlgeg4jukf8ahp2ehusqzk">
+            <w:hyperlink w:history="1" r:id="rIdpdfowgzyrf3_i_7sii25m">
               <w:r>
                 <w:rPr>
                   <w:rFonts w:ascii="Arial" w:cs="Arial" w:eastAsia="Arial" w:hAnsi="Arial"/>
@@ -13362,7 +13362,7 @@
             <w:pPr>
               <w:spacing w:after="20" w:before="0"/>
             </w:pPr>
-            <w:hyperlink w:history="1" r:id="rIdxcpn6-7bddruon11pibog">
+            <w:hyperlink w:history="1" r:id="rId5p-wvt3z83qaph1g24p_f">
               <w:r>
                 <w:rPr>
                   <w:rFonts w:ascii="Arial" w:cs="Arial" w:eastAsia="Arial" w:hAnsi="Arial"/>
@@ -13395,7 +13395,7 @@
               <w:spacing w:after="10" w:before="0"/>
               <w:ind w:left="120"/>
             </w:pPr>
-            <w:hyperlink w:history="1" r:id="rIdslpnekncku0gbhychawwu">
+            <w:hyperlink w:history="1" r:id="rIdgzlo1rpxtki8h47udtyph">
               <w:r>
                 <w:rPr>
                   <w:rFonts w:ascii="Arial" w:cs="Arial" w:eastAsia="Arial" w:hAnsi="Arial"/>
@@ -13590,7 +13590,7 @@
             <w:pPr>
               <w:spacing w:after="20" w:before="0"/>
             </w:pPr>
-            <w:hyperlink w:history="1" r:id="rId0bvirswshto5wrji01r5m">
+            <w:hyperlink w:history="1" r:id="rIdj0wqebizigrhqbjb9hfdv">
               <w:r>
                 <w:rPr>
                   <w:rFonts w:ascii="Arial" w:cs="Arial" w:eastAsia="Arial" w:hAnsi="Arial"/>
@@ -13639,7 +13639,7 @@
               <w:spacing w:after="10" w:before="0"/>
               <w:ind w:left="120"/>
             </w:pPr>
-            <w:hyperlink w:history="1" r:id="rIdjpy46bskuc_ahxl8iyj5m">
+            <w:hyperlink w:history="1" r:id="rIdqqy2k_5-gycqgr-1l36kp">
               <w:r>
                 <w:rPr>
                   <w:rFonts w:ascii="Arial" w:cs="Arial" w:eastAsia="Arial" w:hAnsi="Arial"/>
@@ -13684,7 +13684,7 @@
             <w:pPr>
               <w:spacing w:after="20" w:before="0"/>
             </w:pPr>
-            <w:hyperlink w:history="1" r:id="rId4i9wdj92tnks47qhkzbzb">
+            <w:hyperlink w:history="1" r:id="rId82hqefx9uzwqzgw_de3eg">
               <w:r>
                 <w:rPr>
                   <w:rFonts w:ascii="Arial" w:cs="Arial" w:eastAsia="Arial" w:hAnsi="Arial"/>
@@ -13733,7 +13733,7 @@
               <w:spacing w:after="10" w:before="0"/>
               <w:ind w:left="120"/>
             </w:pPr>
-            <w:hyperlink w:history="1" r:id="rIdadjw0duep4wsxzbauubcc">
+            <w:hyperlink w:history="1" r:id="rId_hzbh7zyp0ig0q0bwuhnr">
               <w:r>
                 <w:rPr>
                   <w:rFonts w:ascii="Arial" w:cs="Arial" w:eastAsia="Arial" w:hAnsi="Arial"/>
@@ -14245,7 +14245,7 @@
         </w:rPr>
         <w:t xml:space="preserve">© 2026 SeaVuria and ARES. Aligned with KICD objectives. Developed by SeaVuria; technical implementation by ARES (with AI assistance from Claude). Licensed under </w:t>
       </w:r>
-      <w:hyperlink w:history="1" r:id="rIdl21jkcjpebgrwh5bc62z3">
+      <w:hyperlink w:history="1" r:id="rIddu9tmysudphtvfuvuc8bx">
         <w:r>
           <w:rPr>
             <w:rFonts w:ascii="Arial" w:cs="Arial" w:eastAsia="Arial" w:hAnsi="Arial"/>
@@ -14266,7 +14266,7 @@
         </w:rPr>
         <w:t xml:space="preserve"> (</w:t>
       </w:r>
-      <w:hyperlink w:history="1" r:id="rIdpm5d17zq5dokc3cumgjqf">
+      <w:hyperlink w:history="1" r:id="rIdwisiwhyvhry_tjopt5t6m">
         <w:r>
           <w:rPr>
             <w:rFonts w:ascii="Arial" w:cs="Arial" w:eastAsia="Arial" w:hAnsi="Arial"/>
@@ -15279,7 +15279,7 @@
             <w:pPr>
               <w:spacing w:after="20" w:before="0"/>
             </w:pPr>
-            <w:hyperlink w:history="1" r:id="rIdecprq0gberhwdjewsrapi">
+            <w:hyperlink w:history="1" r:id="rIddmjdvq8g5cirsnekkuhxi">
               <w:r>
                 <w:rPr>
                   <w:rFonts w:ascii="Arial" w:cs="Arial" w:eastAsia="Arial" w:hAnsi="Arial"/>
@@ -15328,7 +15328,7 @@
               <w:spacing w:after="10" w:before="0"/>
               <w:ind w:left="120"/>
             </w:pPr>
-            <w:hyperlink w:history="1" r:id="rIdytdgn487vsyx9zpisfk8d">
+            <w:hyperlink w:history="1" r:id="rIdofc9obeslop9k7x4q9k1m">
               <w:r>
                 <w:rPr>
                   <w:rFonts w:ascii="Arial" w:cs="Arial" w:eastAsia="Arial" w:hAnsi="Arial"/>
@@ -15390,7 +15390,7 @@
               <w:spacing w:after="10" w:before="0"/>
               <w:ind w:left="120"/>
             </w:pPr>
-            <w:hyperlink w:history="1" r:id="rIdhbazqvy8rxasjsumako09">
+            <w:hyperlink w:history="1" r:id="rIdn2ouidiopzxi_emy4bbsy">
               <w:r>
                 <w:rPr>
                   <w:rFonts w:ascii="Arial" w:cs="Arial" w:eastAsia="Arial" w:hAnsi="Arial"/>
@@ -15600,7 +15600,7 @@
             <w:pPr>
               <w:spacing w:after="20" w:before="0"/>
             </w:pPr>
-            <w:hyperlink w:history="1" r:id="rId_3hn-rlhnynsszzuaeflg">
+            <w:hyperlink w:history="1" r:id="rId4gstzdmr1zbojpgy1ieki">
               <w:r>
                 <w:rPr>
                   <w:rFonts w:ascii="Arial" w:cs="Arial" w:eastAsia="Arial" w:hAnsi="Arial"/>
@@ -15649,7 +15649,7 @@
               <w:spacing w:after="10" w:before="0"/>
               <w:ind w:left="120"/>
             </w:pPr>
-            <w:hyperlink w:history="1" r:id="rIdnga_mlgm5xa59dyeolylg">
+            <w:hyperlink w:history="1" r:id="rIdwwbo5qggejftj8lyrksij">
               <w:r>
                 <w:rPr>
                   <w:rFonts w:ascii="Arial" w:cs="Arial" w:eastAsia="Arial" w:hAnsi="Arial"/>
@@ -15711,7 +15711,7 @@
               <w:spacing w:after="10" w:before="0"/>
               <w:ind w:left="120"/>
             </w:pPr>
-            <w:hyperlink w:history="1" r:id="rIdqrwtja-33_01v-h5ycjbc">
+            <w:hyperlink w:history="1" r:id="rIdvt-i2tbdrwokhqej0sum_">
               <w:r>
                 <w:rPr>
                   <w:rFonts w:ascii="Arial" w:cs="Arial" w:eastAsia="Arial" w:hAnsi="Arial"/>
@@ -15959,7 +15959,7 @@
             <w:pPr>
               <w:spacing w:after="20" w:before="0"/>
             </w:pPr>
-            <w:hyperlink w:history="1" r:id="rIddget4cv86rxv48c76kpsy">
+            <w:hyperlink w:history="1" r:id="rIdv0evmdmvcsy_bjvdeldz6">
               <w:r>
                 <w:rPr>
                   <w:rFonts w:ascii="Arial" w:cs="Arial" w:eastAsia="Arial" w:hAnsi="Arial"/>
@@ -16008,7 +16008,7 @@
               <w:spacing w:after="10" w:before="0"/>
               <w:ind w:left="120"/>
             </w:pPr>
-            <w:hyperlink w:history="1" r:id="rIdgy3int96wg-ikb8ycprr_">
+            <w:hyperlink w:history="1" r:id="rIdffprf5f64-ndxteoqk-fv">
               <w:r>
                 <w:rPr>
                   <w:rFonts w:ascii="Arial" w:cs="Arial" w:eastAsia="Arial" w:hAnsi="Arial"/>
@@ -16070,7 +16070,7 @@
               <w:spacing w:after="10" w:before="0"/>
               <w:ind w:left="120"/>
             </w:pPr>
-            <w:hyperlink w:history="1" r:id="rIdzk4h83cskustc1fw_kg8z">
+            <w:hyperlink w:history="1" r:id="rIdapfv5mmyohjqkjkbmdrna">
               <w:r>
                 <w:rPr>
                   <w:rFonts w:ascii="Arial" w:cs="Arial" w:eastAsia="Arial" w:hAnsi="Arial"/>
@@ -16280,7 +16280,7 @@
             <w:pPr>
               <w:spacing w:after="20" w:before="0"/>
             </w:pPr>
-            <w:hyperlink w:history="1" r:id="rId0t9hu5gzqabaw2lwzip6d">
+            <w:hyperlink w:history="1" r:id="rIdrh8q39ur0fxvib7d4yodc">
               <w:r>
                 <w:rPr>
                   <w:rFonts w:ascii="Arial" w:cs="Arial" w:eastAsia="Arial" w:hAnsi="Arial"/>
@@ -16329,7 +16329,7 @@
               <w:spacing w:after="10" w:before="0"/>
               <w:ind w:left="120"/>
             </w:pPr>
-            <w:hyperlink w:history="1" r:id="rIdbqknw5ove6bpg2iytbmi9">
+            <w:hyperlink w:history="1" r:id="rIdkqurvjp9lrv6zpbpc6i14">
               <w:r>
                 <w:rPr>
                   <w:rFonts w:ascii="Arial" w:cs="Arial" w:eastAsia="Arial" w:hAnsi="Arial"/>
@@ -16391,7 +16391,7 @@
               <w:spacing w:after="10" w:before="0"/>
               <w:ind w:left="120"/>
             </w:pPr>
-            <w:hyperlink w:history="1" r:id="rIdtddg896hohbsjkevitayy">
+            <w:hyperlink w:history="1" r:id="rId_np2_ljsyzcav77wafklv">
               <w:r>
                 <w:rPr>
                   <w:rFonts w:ascii="Arial" w:cs="Arial" w:eastAsia="Arial" w:hAnsi="Arial"/>
@@ -16601,7 +16601,7 @@
             <w:pPr>
               <w:spacing w:after="20" w:before="0"/>
             </w:pPr>
-            <w:hyperlink w:history="1" r:id="rIdyhpb3odowhs8sdwfzkc16">
+            <w:hyperlink w:history="1" r:id="rIdnlqjsbwp08zshsm-5gvrk">
               <w:r>
                 <w:rPr>
                   <w:rFonts w:ascii="Arial" w:cs="Arial" w:eastAsia="Arial" w:hAnsi="Arial"/>
@@ -16650,7 +16650,7 @@
               <w:spacing w:after="10" w:before="0"/>
               <w:ind w:left="120"/>
             </w:pPr>
-            <w:hyperlink w:history="1" r:id="rIdf5cvhu8h-ayglzji21x3b">
+            <w:hyperlink w:history="1" r:id="rIdzx2fbp68qfzfaliluvvtl">
               <w:r>
                 <w:rPr>
                   <w:rFonts w:ascii="Arial" w:cs="Arial" w:eastAsia="Arial" w:hAnsi="Arial"/>
@@ -16712,7 +16712,7 @@
               <w:spacing w:after="10" w:before="0"/>
               <w:ind w:left="120"/>
             </w:pPr>
-            <w:hyperlink w:history="1" r:id="rIdu4zgggp-lqkwy9btzshly">
+            <w:hyperlink w:history="1" r:id="rIdbpcnddgiy9ejvbd1r1mcd">
               <w:r>
                 <w:rPr>
                   <w:rFonts w:ascii="Arial" w:cs="Arial" w:eastAsia="Arial" w:hAnsi="Arial"/>
@@ -17334,7 +17334,7 @@
         </w:rPr>
         <w:t xml:space="preserve">© 2026 SeaVuria and ARES. Aligned with KICD objectives. Developed by SeaVuria; technical implementation by ARES (with AI assistance from Claude). Licensed under </w:t>
       </w:r>
-      <w:hyperlink w:history="1" r:id="rIdlhyx2ky1wm7-3hrnyapkw">
+      <w:hyperlink w:history="1" r:id="rId1gyy2_rz9uh9fvyrtxcgj">
         <w:r>
           <w:rPr>
             <w:rFonts w:ascii="Arial" w:cs="Arial" w:eastAsia="Arial" w:hAnsi="Arial"/>
@@ -17355,7 +17355,7 @@
         </w:rPr>
         <w:t xml:space="preserve"> (</w:t>
       </w:r>
-      <w:hyperlink w:history="1" r:id="rIdcght-wz3samebxe8fhjr-">
+      <w:hyperlink w:history="1" r:id="rIdms1gwejwwcufkfhf61orf">
         <w:r>
           <w:rPr>
             <w:rFonts w:ascii="Arial" w:cs="Arial" w:eastAsia="Arial" w:hAnsi="Arial"/>
@@ -18368,7 +18368,7 @@
             <w:pPr>
               <w:spacing w:after="20" w:before="0"/>
             </w:pPr>
-            <w:hyperlink w:history="1" r:id="rIdazlhzkjmyz0syixypgewn">
+            <w:hyperlink w:history="1" r:id="rIdfn5x-3ufszlfnc_mrh3x3">
               <w:r>
                 <w:rPr>
                   <w:rFonts w:ascii="Arial" w:cs="Arial" w:eastAsia="Arial" w:hAnsi="Arial"/>
@@ -18401,7 +18401,7 @@
               <w:spacing w:after="10" w:before="0"/>
               <w:ind w:left="120"/>
             </w:pPr>
-            <w:hyperlink w:history="1" r:id="rIdp4cvl3umbubak7hpg1kvv">
+            <w:hyperlink w:history="1" r:id="rIddgvutczupr8yryw_1e7aw">
               <w:r>
                 <w:rPr>
                   <w:rFonts w:ascii="Arial" w:cs="Arial" w:eastAsia="Arial" w:hAnsi="Arial"/>
@@ -18446,7 +18446,7 @@
             <w:pPr>
               <w:spacing w:after="20" w:before="0"/>
             </w:pPr>
-            <w:hyperlink w:history="1" r:id="rIduln1q-wym9hfhjlxyszfl">
+            <w:hyperlink w:history="1" r:id="rId1xnjq7k8hsr0ysneu1qj6">
               <w:r>
                 <w:rPr>
                   <w:rFonts w:ascii="Arial" w:cs="Arial" w:eastAsia="Arial" w:hAnsi="Arial"/>
@@ -18495,7 +18495,7 @@
               <w:spacing w:after="10" w:before="0"/>
               <w:ind w:left="120"/>
             </w:pPr>
-            <w:hyperlink w:history="1" r:id="rIdyfljuownbtjo1af_ennmd">
+            <w:hyperlink w:history="1" r:id="rId0dw4-gyupzjl8a5t2dsvg">
               <w:r>
                 <w:rPr>
                   <w:rFonts w:ascii="Arial" w:cs="Arial" w:eastAsia="Arial" w:hAnsi="Arial"/>
@@ -18690,7 +18690,7 @@
             <w:pPr>
               <w:spacing w:after="20" w:before="0"/>
             </w:pPr>
-            <w:hyperlink w:history="1" r:id="rIdr-icacj67t4tfqlytng9d">
+            <w:hyperlink w:history="1" r:id="rIdcfwaueocmztmfzwidia0n">
               <w:r>
                 <w:rPr>
                   <w:rFonts w:ascii="Arial" w:cs="Arial" w:eastAsia="Arial" w:hAnsi="Arial"/>
@@ -18723,7 +18723,7 @@
               <w:spacing w:after="10" w:before="0"/>
               <w:ind w:left="120"/>
             </w:pPr>
-            <w:hyperlink w:history="1" r:id="rIdqxsnqfi-l7ue-ld3kwzgu">
+            <w:hyperlink w:history="1" r:id="rIddfbyhqub9iziq87a0fdnz">
               <w:r>
                 <w:rPr>
                   <w:rFonts w:ascii="Arial" w:cs="Arial" w:eastAsia="Arial" w:hAnsi="Arial"/>
@@ -18768,7 +18768,7 @@
             <w:pPr>
               <w:spacing w:after="20" w:before="0"/>
             </w:pPr>
-            <w:hyperlink w:history="1" r:id="rIdedkwgwtox7ebqbtrokeae">
+            <w:hyperlink w:history="1" r:id="rId-7qfibiwiegzf4m5xobzw">
               <w:r>
                 <w:rPr>
                   <w:rFonts w:ascii="Arial" w:cs="Arial" w:eastAsia="Arial" w:hAnsi="Arial"/>
@@ -18817,7 +18817,7 @@
               <w:spacing w:after="10" w:before="0"/>
               <w:ind w:left="120"/>
             </w:pPr>
-            <w:hyperlink w:history="1" r:id="rIdowcfcx92a_g9vdw68lcih">
+            <w:hyperlink w:history="1" r:id="rIdbcniynnkj_kx87bujmmj1">
               <w:r>
                 <w:rPr>
                   <w:rFonts w:ascii="Arial" w:cs="Arial" w:eastAsia="Arial" w:hAnsi="Arial"/>
@@ -19240,7 +19240,7 @@
             <w:pPr>
               <w:spacing w:after="20" w:before="0"/>
             </w:pPr>
-            <w:hyperlink w:history="1" r:id="rIdqkafvge7aak2efjzcabgw">
+            <w:hyperlink w:history="1" r:id="rId1bbwnh7ckchj4frfjm2dd">
               <w:r>
                 <w:rPr>
                   <w:rFonts w:ascii="Arial" w:cs="Arial" w:eastAsia="Arial" w:hAnsi="Arial"/>
@@ -19289,7 +19289,7 @@
               <w:spacing w:after="10" w:before="0"/>
               <w:ind w:left="120"/>
             </w:pPr>
-            <w:hyperlink w:history="1" r:id="rIdzmrinufejuk9xn0oufx7g">
+            <w:hyperlink w:history="1" r:id="rIdy7dtnp2ays89ignk1pwfg">
               <w:r>
                 <w:rPr>
                   <w:rFonts w:ascii="Arial" w:cs="Arial" w:eastAsia="Arial" w:hAnsi="Arial"/>
@@ -19334,7 +19334,7 @@
             <w:pPr>
               <w:spacing w:after="20" w:before="0"/>
             </w:pPr>
-            <w:hyperlink w:history="1" r:id="rIdl5cfyrgu1-thyzkjklw7f">
+            <w:hyperlink w:history="1" r:id="rIdstrmuf0duwodthn0g95yz">
               <w:r>
                 <w:rPr>
                   <w:rFonts w:ascii="Arial" w:cs="Arial" w:eastAsia="Arial" w:hAnsi="Arial"/>
@@ -19383,7 +19383,7 @@
               <w:spacing w:after="10" w:before="0"/>
               <w:ind w:left="120"/>
             </w:pPr>
-            <w:hyperlink w:history="1" r:id="rIdll66dfq7osu2ethyyzg5n">
+            <w:hyperlink w:history="1" r:id="rIdocbpqa6kgoj3hovxquozx">
               <w:r>
                 <w:rPr>
                   <w:rFonts w:ascii="Arial" w:cs="Arial" w:eastAsia="Arial" w:hAnsi="Arial"/>
@@ -19943,7 +19943,7 @@
             <w:pPr>
               <w:spacing w:after="20" w:before="0"/>
             </w:pPr>
-            <w:hyperlink w:history="1" r:id="rId477thucwrzah8ejupdgfv">
+            <w:hyperlink w:history="1" r:id="rIdsjnk-lh0x7dwcxvt06x2t">
               <w:r>
                 <w:rPr>
                   <w:rFonts w:ascii="Arial" w:cs="Arial" w:eastAsia="Arial" w:hAnsi="Arial"/>
@@ -19976,7 +19976,7 @@
               <w:spacing w:after="10" w:before="0"/>
               <w:ind w:left="120"/>
             </w:pPr>
-            <w:hyperlink w:history="1" r:id="rIdaluylqbtg2qa6lxkvh_ij">
+            <w:hyperlink w:history="1" r:id="rIdtu6of6jagerg20afqxlf3">
               <w:r>
                 <w:rPr>
                   <w:rFonts w:ascii="Arial" w:cs="Arial" w:eastAsia="Arial" w:hAnsi="Arial"/>
@@ -20021,7 +20021,7 @@
             <w:pPr>
               <w:spacing w:after="20" w:before="0"/>
             </w:pPr>
-            <w:hyperlink w:history="1" r:id="rIdy9igsi9efoyqn1zcooxmz">
+            <w:hyperlink w:history="1" r:id="rId84pgxfcfdhlvoyys2s2v0">
               <w:r>
                 <w:rPr>
                   <w:rFonts w:ascii="Arial" w:cs="Arial" w:eastAsia="Arial" w:hAnsi="Arial"/>
@@ -20070,7 +20070,7 @@
               <w:spacing w:after="10" w:before="0"/>
               <w:ind w:left="120"/>
             </w:pPr>
-            <w:hyperlink w:history="1" r:id="rIdmp8id2nh8qcduhoahnsvx">
+            <w:hyperlink w:history="1" r:id="rId_wflmi2hh-yxfpdhqh9ou">
               <w:r>
                 <w:rPr>
                   <w:rFonts w:ascii="Arial" w:cs="Arial" w:eastAsia="Arial" w:hAnsi="Arial"/>
@@ -20265,7 +20265,7 @@
             <w:pPr>
               <w:spacing w:after="20" w:before="0"/>
             </w:pPr>
-            <w:hyperlink w:history="1" r:id="rIdfwg9m6d2wrempxeudd3cd">
+            <w:hyperlink w:history="1" r:id="rIdrmgkpduprecxvzmnrcmdb">
               <w:r>
                 <w:rPr>
                   <w:rFonts w:ascii="Arial" w:cs="Arial" w:eastAsia="Arial" w:hAnsi="Arial"/>
@@ -20298,7 +20298,7 @@
               <w:spacing w:after="10" w:before="0"/>
               <w:ind w:left="120"/>
             </w:pPr>
-            <w:hyperlink w:history="1" r:id="rId7egiregvkhj2jmz3oqnvj">
+            <w:hyperlink w:history="1" r:id="rIdzdsas5fnflkpgwlka56-i">
               <w:r>
                 <w:rPr>
                   <w:rFonts w:ascii="Arial" w:cs="Arial" w:eastAsia="Arial" w:hAnsi="Arial"/>
@@ -20343,7 +20343,7 @@
             <w:pPr>
               <w:spacing w:after="20" w:before="0"/>
             </w:pPr>
-            <w:hyperlink w:history="1" r:id="rIdnyebvpew6i3rrztfu57us">
+            <w:hyperlink w:history="1" r:id="rIdktvj4mk_dw42h62icirnr">
               <w:r>
                 <w:rPr>
                   <w:rFonts w:ascii="Arial" w:cs="Arial" w:eastAsia="Arial" w:hAnsi="Arial"/>
@@ -20392,7 +20392,7 @@
               <w:spacing w:after="10" w:before="0"/>
               <w:ind w:left="120"/>
             </w:pPr>
-            <w:hyperlink w:history="1" r:id="rIdreszinjxscwrkqs3zaeqs">
+            <w:hyperlink w:history="1" r:id="rIdh3a4ahfbhw_ye_lmultem">
               <w:r>
                 <w:rPr>
                   <w:rFonts w:ascii="Arial" w:cs="Arial" w:eastAsia="Arial" w:hAnsi="Arial"/>
@@ -21284,7 +21284,7 @@
         </w:rPr>
         <w:t xml:space="preserve">© 2026 SeaVuria and ARES. Aligned with KICD objectives. Developed by SeaVuria; technical implementation by ARES (with AI assistance from Claude). Licensed under </w:t>
       </w:r>
-      <w:hyperlink w:history="1" r:id="rIdpvpzvcp9i8f20k8lroxyd">
+      <w:hyperlink w:history="1" r:id="rId9dm6spupxkejvvlz6hhb0">
         <w:r>
           <w:rPr>
             <w:rFonts w:ascii="Arial" w:cs="Arial" w:eastAsia="Arial" w:hAnsi="Arial"/>
@@ -21305,7 +21305,7 @@
         </w:rPr>
         <w:t xml:space="preserve"> (</w:t>
       </w:r>
-      <w:hyperlink w:history="1" r:id="rIdqu3yitcwh4obarwvjyksa">
+      <w:hyperlink w:history="1" r:id="rIdus3sorpos7hgp1cyuvldg">
         <w:r>
           <w:rPr>
             <w:rFonts w:ascii="Arial" w:cs="Arial" w:eastAsia="Arial" w:hAnsi="Arial"/>
@@ -22318,7 +22318,7 @@
             <w:pPr>
               <w:spacing w:after="20" w:before="0"/>
             </w:pPr>
-            <w:hyperlink w:history="1" r:id="rIdldde4yokk54oajy74rfz_">
+            <w:hyperlink w:history="1" r:id="rIdudvq7ekahqckohwc4nvy-">
               <w:r>
                 <w:rPr>
                   <w:rFonts w:ascii="Arial" w:cs="Arial" w:eastAsia="Arial" w:hAnsi="Arial"/>
@@ -22367,7 +22367,7 @@
               <w:spacing w:after="10" w:before="0"/>
               <w:ind w:left="120"/>
             </w:pPr>
-            <w:hyperlink w:history="1" r:id="rIdf7n2ny2ioyvxfls85xdlm">
+            <w:hyperlink w:history="1" r:id="rIdri1es_hgldb_uarrxmwu8">
               <w:r>
                 <w:rPr>
                   <w:rFonts w:ascii="Arial" w:cs="Arial" w:eastAsia="Arial" w:hAnsi="Arial"/>
@@ -22429,7 +22429,7 @@
               <w:spacing w:after="10" w:before="0"/>
               <w:ind w:left="120"/>
             </w:pPr>
-            <w:hyperlink w:history="1" r:id="rIdaxwpgrktu8jmnnljicg6a">
+            <w:hyperlink w:history="1" r:id="rId571egr3tm68d4kzndra4m">
               <w:r>
                 <w:rPr>
                   <w:rFonts w:ascii="Arial" w:cs="Arial" w:eastAsia="Arial" w:hAnsi="Arial"/>
@@ -22639,7 +22639,7 @@
             <w:pPr>
               <w:spacing w:after="20" w:before="0"/>
             </w:pPr>
-            <w:hyperlink w:history="1" r:id="rId93pawsvjg1krfzfhg3lqm">
+            <w:hyperlink w:history="1" r:id="rIdqcqn20hcwd3ynhen_5-zw">
               <w:r>
                 <w:rPr>
                   <w:rFonts w:ascii="Arial" w:cs="Arial" w:eastAsia="Arial" w:hAnsi="Arial"/>
@@ -22688,7 +22688,7 @@
               <w:spacing w:after="10" w:before="0"/>
               <w:ind w:left="120"/>
             </w:pPr>
-            <w:hyperlink w:history="1" r:id="rIdaw95dp9rtikuvs6zmgw1h">
+            <w:hyperlink w:history="1" r:id="rIdpf7w4cdg6mbcrq8y_bw7k">
               <w:r>
                 <w:rPr>
                   <w:rFonts w:ascii="Arial" w:cs="Arial" w:eastAsia="Arial" w:hAnsi="Arial"/>
@@ -22750,7 +22750,7 @@
               <w:spacing w:after="10" w:before="0"/>
               <w:ind w:left="120"/>
             </w:pPr>
-            <w:hyperlink w:history="1" r:id="rIdhpcplhgcv6bwh8al6uy-m">
+            <w:hyperlink w:history="1" r:id="rIdoz9rwv76tk_ftj2b5ybuw">
               <w:r>
                 <w:rPr>
                   <w:rFonts w:ascii="Arial" w:cs="Arial" w:eastAsia="Arial" w:hAnsi="Arial"/>
@@ -22960,7 +22960,7 @@
             <w:pPr>
               <w:spacing w:after="20" w:before="0"/>
             </w:pPr>
-            <w:hyperlink w:history="1" r:id="rIduqiyrojfdbku8z6kterqc">
+            <w:hyperlink w:history="1" r:id="rId1vionijnssmqx5smcask1">
               <w:r>
                 <w:rPr>
                   <w:rFonts w:ascii="Arial" w:cs="Arial" w:eastAsia="Arial" w:hAnsi="Arial"/>
@@ -23009,7 +23009,7 @@
               <w:spacing w:after="10" w:before="0"/>
               <w:ind w:left="120"/>
             </w:pPr>
-            <w:hyperlink w:history="1" r:id="rIdxaxewokqzdwey0ctmakyl">
+            <w:hyperlink w:history="1" r:id="rIdgbuhwb-hrw6ukninw2wuk">
               <w:r>
                 <w:rPr>
                   <w:rFonts w:ascii="Arial" w:cs="Arial" w:eastAsia="Arial" w:hAnsi="Arial"/>
@@ -23071,7 +23071,7 @@
               <w:spacing w:after="10" w:before="0"/>
               <w:ind w:left="120"/>
             </w:pPr>
-            <w:hyperlink w:history="1" r:id="rId2o4diw94mkoipx6rmj0cp">
+            <w:hyperlink w:history="1" r:id="rIdsnxk5kv6inbgkzukpknzp">
               <w:r>
                 <w:rPr>
                   <w:rFonts w:ascii="Arial" w:cs="Arial" w:eastAsia="Arial" w:hAnsi="Arial"/>
@@ -23281,7 +23281,7 @@
             <w:pPr>
               <w:spacing w:after="20" w:before="0"/>
             </w:pPr>
-            <w:hyperlink w:history="1" r:id="rIdqpivbjfvbx2ri9ywmxgi7">
+            <w:hyperlink w:history="1" r:id="rId6nb6rcsldns6ozux4nxzv">
               <w:r>
                 <w:rPr>
                   <w:rFonts w:ascii="Arial" w:cs="Arial" w:eastAsia="Arial" w:hAnsi="Arial"/>
@@ -23330,7 +23330,7 @@
               <w:spacing w:after="10" w:before="0"/>
               <w:ind w:left="120"/>
             </w:pPr>
-            <w:hyperlink w:history="1" r:id="rIdugvx2efxy67r8jzbdpxw1">
+            <w:hyperlink w:history="1" r:id="rIdnrz2h_zdpps1bdvqmml2p">
               <w:r>
                 <w:rPr>
                   <w:rFonts w:ascii="Arial" w:cs="Arial" w:eastAsia="Arial" w:hAnsi="Arial"/>
@@ -23392,7 +23392,7 @@
               <w:spacing w:after="10" w:before="0"/>
               <w:ind w:left="120"/>
             </w:pPr>
-            <w:hyperlink w:history="1" r:id="rIdtedtxubnjbvchemf07t5x">
+            <w:hyperlink w:history="1" r:id="rIdo97jkmjpfmvvoofvgrd8h">
               <w:r>
                 <w:rPr>
                   <w:rFonts w:ascii="Arial" w:cs="Arial" w:eastAsia="Arial" w:hAnsi="Arial"/>
@@ -23602,7 +23602,7 @@
             <w:pPr>
               <w:spacing w:after="20" w:before="0"/>
             </w:pPr>
-            <w:hyperlink w:history="1" r:id="rId1y-nyinlizapzhxrn3dfl">
+            <w:hyperlink w:history="1" r:id="rIdcqvwxzvkpg26arjhxnqqj">
               <w:r>
                 <w:rPr>
                   <w:rFonts w:ascii="Arial" w:cs="Arial" w:eastAsia="Arial" w:hAnsi="Arial"/>
@@ -23651,7 +23651,7 @@
               <w:spacing w:after="10" w:before="0"/>
               <w:ind w:left="120"/>
             </w:pPr>
-            <w:hyperlink w:history="1" r:id="rIdjqoljk11w58k4hlh8odcv">
+            <w:hyperlink w:history="1" r:id="rIdnw03aj4up0xkik3ikepnx">
               <w:r>
                 <w:rPr>
                   <w:rFonts w:ascii="Arial" w:cs="Arial" w:eastAsia="Arial" w:hAnsi="Arial"/>
@@ -23713,7 +23713,7 @@
               <w:spacing w:after="10" w:before="0"/>
               <w:ind w:left="120"/>
             </w:pPr>
-            <w:hyperlink w:history="1" r:id="rIdfpnm8ihdyxe-m8l_uow3i">
+            <w:hyperlink w:history="1" r:id="rId9remsn8ezivl0gy80f_ey">
               <w:r>
                 <w:rPr>
                   <w:rFonts w:ascii="Arial" w:cs="Arial" w:eastAsia="Arial" w:hAnsi="Arial"/>
@@ -24240,7 +24240,7 @@
         </w:rPr>
         <w:t xml:space="preserve">© 2026 SeaVuria and ARES. Aligned with KICD objectives. Developed by SeaVuria; technical implementation by ARES (with AI assistance from Claude). Licensed under </w:t>
       </w:r>
-      <w:hyperlink w:history="1" r:id="rIdq5ewnvtnxkkzgwh1e_le6">
+      <w:hyperlink w:history="1" r:id="rIdmudhyafjnf6yj3rsjiatx">
         <w:r>
           <w:rPr>
             <w:rFonts w:ascii="Arial" w:cs="Arial" w:eastAsia="Arial" w:hAnsi="Arial"/>
@@ -24261,7 +24261,7 @@
         </w:rPr>
         <w:t xml:space="preserve"> (</w:t>
       </w:r>
-      <w:hyperlink w:history="1" r:id="rIdcsacishqxbgrs5lkzbz1o">
+      <w:hyperlink w:history="1" r:id="rIdf5dvstu82uc9gk9wjhg7-">
         <w:r>
           <w:rPr>
             <w:rFonts w:ascii="Arial" w:cs="Arial" w:eastAsia="Arial" w:hAnsi="Arial"/>
@@ -25274,7 +25274,7 @@
             <w:pPr>
               <w:spacing w:after="20" w:before="0"/>
             </w:pPr>
-            <w:hyperlink w:history="1" r:id="rIdzp8onxj3s5ecy--ygvn1a">
+            <w:hyperlink w:history="1" r:id="rId7ajgpnslxz2ta5kypgfsn">
               <w:r>
                 <w:rPr>
                   <w:rFonts w:ascii="Arial" w:cs="Arial" w:eastAsia="Arial" w:hAnsi="Arial"/>
@@ -25323,7 +25323,7 @@
               <w:spacing w:after="10" w:before="0"/>
               <w:ind w:left="120"/>
             </w:pPr>
-            <w:hyperlink w:history="1" r:id="rIdwe1efnqdzvqd8s2ox3pki">
+            <w:hyperlink w:history="1" r:id="rId9aot-ysxm0fwhbrk9f5kx">
               <w:r>
                 <w:rPr>
                   <w:rFonts w:ascii="Arial" w:cs="Arial" w:eastAsia="Arial" w:hAnsi="Arial"/>
@@ -25385,7 +25385,7 @@
               <w:spacing w:after="10" w:before="0"/>
               <w:ind w:left="120"/>
             </w:pPr>
-            <w:hyperlink w:history="1" r:id="rIdpe-f5aogwecn_j3wtvgbd">
+            <w:hyperlink w:history="1" r:id="rId6dpiex9nset8sfqnhlzri">
               <w:r>
                 <w:rPr>
                   <w:rFonts w:ascii="Arial" w:cs="Arial" w:eastAsia="Arial" w:hAnsi="Arial"/>
@@ -25595,7 +25595,7 @@
             <w:pPr>
               <w:spacing w:after="20" w:before="0"/>
             </w:pPr>
-            <w:hyperlink w:history="1" r:id="rIdocwykoay3n-5jdqgtoynr">
+            <w:hyperlink w:history="1" r:id="rIdwa6tspufonh3gangsomag">
               <w:r>
                 <w:rPr>
                   <w:rFonts w:ascii="Arial" w:cs="Arial" w:eastAsia="Arial" w:hAnsi="Arial"/>
@@ -25644,7 +25644,7 @@
               <w:spacing w:after="10" w:before="0"/>
               <w:ind w:left="120"/>
             </w:pPr>
-            <w:hyperlink w:history="1" r:id="rIdjmdsr8w5wwlcvd9isrf3_">
+            <w:hyperlink w:history="1" r:id="rIdvdjk5jkr2hpouhnqj1zp5">
               <w:r>
                 <w:rPr>
                   <w:rFonts w:ascii="Arial" w:cs="Arial" w:eastAsia="Arial" w:hAnsi="Arial"/>
@@ -25706,7 +25706,7 @@
               <w:spacing w:after="10" w:before="0"/>
               <w:ind w:left="120"/>
             </w:pPr>
-            <w:hyperlink w:history="1" r:id="rIdfisddxiafi-vhwbi49rou">
+            <w:hyperlink w:history="1" r:id="rIdgtf1m9tqwsy0hvlenhl9k">
               <w:r>
                 <w:rPr>
                   <w:rFonts w:ascii="Arial" w:cs="Arial" w:eastAsia="Arial" w:hAnsi="Arial"/>
@@ -25916,7 +25916,7 @@
             <w:pPr>
               <w:spacing w:after="20" w:before="0"/>
             </w:pPr>
-            <w:hyperlink w:history="1" r:id="rIdmsebpnfl0cqpkg3ifxu1-">
+            <w:hyperlink w:history="1" r:id="rId2lvoqzfcgv7hry6punoro">
               <w:r>
                 <w:rPr>
                   <w:rFonts w:ascii="Arial" w:cs="Arial" w:eastAsia="Arial" w:hAnsi="Arial"/>
@@ -25965,7 +25965,7 @@
               <w:spacing w:after="10" w:before="0"/>
               <w:ind w:left="120"/>
             </w:pPr>
-            <w:hyperlink w:history="1" r:id="rIdopefmaacoirbscp9fb1vr">
+            <w:hyperlink w:history="1" r:id="rIdmvrfdm-nfg1kmx3dpacmg">
               <w:r>
                 <w:rPr>
                   <w:rFonts w:ascii="Arial" w:cs="Arial" w:eastAsia="Arial" w:hAnsi="Arial"/>
@@ -26027,7 +26027,7 @@
               <w:spacing w:after="10" w:before="0"/>
               <w:ind w:left="120"/>
             </w:pPr>
-            <w:hyperlink w:history="1" r:id="rIds_wwl1l3eei1sbhgmeuft">
+            <w:hyperlink w:history="1" r:id="rIdbhcumefx7hzpf0jpfk5z4">
               <w:r>
                 <w:rPr>
                   <w:rFonts w:ascii="Arial" w:cs="Arial" w:eastAsia="Arial" w:hAnsi="Arial"/>
@@ -26237,7 +26237,7 @@
             <w:pPr>
               <w:spacing w:after="20" w:before="0"/>
             </w:pPr>
-            <w:hyperlink w:history="1" r:id="rIdlugacfjt8yonsgrkdec1z">
+            <w:hyperlink w:history="1" r:id="rIdldyuod_o3hnqa2bhbf3dw">
               <w:r>
                 <w:rPr>
                   <w:rFonts w:ascii="Arial" w:cs="Arial" w:eastAsia="Arial" w:hAnsi="Arial"/>
@@ -26286,7 +26286,7 @@
               <w:spacing w:after="10" w:before="0"/>
               <w:ind w:left="120"/>
             </w:pPr>
-            <w:hyperlink w:history="1" r:id="rIdta9vf8on9ir2gh21guql1">
+            <w:hyperlink w:history="1" r:id="rIdcen4tne0glbttdgtyepae">
               <w:r>
                 <w:rPr>
                   <w:rFonts w:ascii="Arial" w:cs="Arial" w:eastAsia="Arial" w:hAnsi="Arial"/>
@@ -26348,7 +26348,7 @@
               <w:spacing w:after="10" w:before="0"/>
               <w:ind w:left="120"/>
             </w:pPr>
-            <w:hyperlink w:history="1" r:id="rIdwujx8ou-pqsp709gye2mg">
+            <w:hyperlink w:history="1" r:id="rIdrhrgyna34twkpovhmdzn7">
               <w:r>
                 <w:rPr>
                   <w:rFonts w:ascii="Arial" w:cs="Arial" w:eastAsia="Arial" w:hAnsi="Arial"/>
@@ -26558,7 +26558,7 @@
             <w:pPr>
               <w:spacing w:after="20" w:before="0"/>
             </w:pPr>
-            <w:hyperlink w:history="1" r:id="rIdikpii1_s3qii2tepmy-c-">
+            <w:hyperlink w:history="1" r:id="rIdmke-0qttoxoioyixtw1h5">
               <w:r>
                 <w:rPr>
                   <w:rFonts w:ascii="Arial" w:cs="Arial" w:eastAsia="Arial" w:hAnsi="Arial"/>
@@ -26607,7 +26607,7 @@
               <w:spacing w:after="10" w:before="0"/>
               <w:ind w:left="120"/>
             </w:pPr>
-            <w:hyperlink w:history="1" r:id="rIdy0piclakvqh2vgc_jazh-">
+            <w:hyperlink w:history="1" r:id="rId2eth3eibfb1-dakqz6rj4">
               <w:r>
                 <w:rPr>
                   <w:rFonts w:ascii="Arial" w:cs="Arial" w:eastAsia="Arial" w:hAnsi="Arial"/>
@@ -26669,7 +26669,7 @@
               <w:spacing w:after="10" w:before="0"/>
               <w:ind w:left="120"/>
             </w:pPr>
-            <w:hyperlink w:history="1" r:id="rIdo9v9xn8yrokdxy00qnrlz">
+            <w:hyperlink w:history="1" r:id="rIdflqwm2ljjatvf_6kca4s4">
               <w:r>
                 <w:rPr>
                   <w:rFonts w:ascii="Arial" w:cs="Arial" w:eastAsia="Arial" w:hAnsi="Arial"/>
@@ -27462,7 +27462,7 @@
         </w:rPr>
         <w:t xml:space="preserve">© 2026 SeaVuria and ARES. Aligned with KICD objectives. Developed by SeaVuria; technical implementation by ARES (with AI assistance from Claude). Licensed under </w:t>
       </w:r>
-      <w:hyperlink w:history="1" r:id="rIdqchplndigj6hhtxoer7tn">
+      <w:hyperlink w:history="1" r:id="rIdgaw83mko-4igqjqx2kng9">
         <w:r>
           <w:rPr>
             <w:rFonts w:ascii="Arial" w:cs="Arial" w:eastAsia="Arial" w:hAnsi="Arial"/>
@@ -27483,7 +27483,7 @@
         </w:rPr>
         <w:t xml:space="preserve"> (</w:t>
       </w:r>
-      <w:hyperlink w:history="1" r:id="rId9apqcdszpeutxqpq9ycgq">
+      <w:hyperlink w:history="1" r:id="rIdjjnytuefzqk61zgfiumdo">
         <w:r>
           <w:rPr>
             <w:rFonts w:ascii="Arial" w:cs="Arial" w:eastAsia="Arial" w:hAnsi="Arial"/>

--- a/data/outputs/v2/Biology/SS2.2_Plant_Transport/Biology_Plant_Transport_CBE_LessonSequence.docx
+++ b/data/outputs/v2/Biology/SS2.2_Plant_Transport/Biology_Plant_Transport_CBE_LessonSequence.docx
@@ -2520,7 +2520,7 @@
         </w:rPr>
         <w:t xml:space="preserve">© 2026 SeaVuria and ARES. This work is licensed under a </w:t>
       </w:r>
-      <w:hyperlink w:history="1" r:id="rIdhz4ldyewrvhzycuy8otvu">
+      <w:hyperlink w:history="1" r:id="rIdpdqcowifnrjgkqy1fdpzb">
         <w:r>
           <w:rPr>
             <w:rFonts w:ascii="Arial" w:cs="Arial" w:eastAsia="Arial" w:hAnsi="Arial"/>
@@ -2540,7 +2540,7 @@
         </w:rPr>
         <w:t xml:space="preserve"> (</w:t>
       </w:r>
-      <w:hyperlink w:history="1" r:id="rIdwiwd2ppijuuydhrqaz_ag">
+      <w:hyperlink w:history="1" r:id="rIdd582ypkwg9kzaucr3afv5">
         <w:r>
           <w:rPr>
             <w:rFonts w:ascii="Arial" w:cs="Arial" w:eastAsia="Arial" w:hAnsi="Arial"/>
@@ -2560,7 +2560,7 @@
         </w:rPr>
         <w:t xml:space="preserve">). To view a copy of this license, visit </w:t>
       </w:r>
-      <w:hyperlink w:history="1" r:id="rIduidrntqaonowybarkmfca">
+      <w:hyperlink w:history="1" r:id="rIdrpn3rbo0df2hylpfzsoie">
         <w:r>
           <w:rPr>
             <w:rFonts w:ascii="Arial" w:cs="Arial" w:eastAsia="Arial" w:hAnsi="Arial"/>
@@ -3572,7 +3572,7 @@
             <w:pPr>
               <w:spacing w:after="20" w:before="0"/>
             </w:pPr>
-            <w:hyperlink w:history="1" r:id="rId6lwffqpcviiykw4nmyex1">
+            <w:hyperlink w:history="1" r:id="rIdwqfr_nuaekahes01hto3y">
               <w:r>
                 <w:rPr>
                   <w:rFonts w:ascii="Arial" w:cs="Arial" w:eastAsia="Arial" w:hAnsi="Arial"/>
@@ -3621,7 +3621,7 @@
               <w:spacing w:after="10" w:before="0"/>
               <w:ind w:left="120"/>
             </w:pPr>
-            <w:hyperlink w:history="1" r:id="rId5mfofpe2wdf9eey8hnzlx">
+            <w:hyperlink w:history="1" r:id="rIdwfjqjlocrb3190zpdt7jk">
               <w:r>
                 <w:rPr>
                   <w:rFonts w:ascii="Arial" w:cs="Arial" w:eastAsia="Arial" w:hAnsi="Arial"/>
@@ -3683,7 +3683,7 @@
               <w:spacing w:after="10" w:before="0"/>
               <w:ind w:left="120"/>
             </w:pPr>
-            <w:hyperlink w:history="1" r:id="rIdlihq4kwrpdxbs9rshyd6q">
+            <w:hyperlink w:history="1" r:id="rIdngsxna7opmhcazj6b46dw">
               <w:r>
                 <w:rPr>
                   <w:rFonts w:ascii="Arial" w:cs="Arial" w:eastAsia="Arial" w:hAnsi="Arial"/>
@@ -3893,7 +3893,7 @@
             <w:pPr>
               <w:spacing w:after="20" w:before="0"/>
             </w:pPr>
-            <w:hyperlink w:history="1" r:id="rIdnpjvfhw171tsrkfmgzrb5">
+            <w:hyperlink w:history="1" r:id="rIdkfvpjmqg2uasuc4pqp1h3">
               <w:r>
                 <w:rPr>
                   <w:rFonts w:ascii="Arial" w:cs="Arial" w:eastAsia="Arial" w:hAnsi="Arial"/>
@@ -3942,7 +3942,7 @@
               <w:spacing w:after="10" w:before="0"/>
               <w:ind w:left="120"/>
             </w:pPr>
-            <w:hyperlink w:history="1" r:id="rIdfaoriomfek9sy57dw8q4-">
+            <w:hyperlink w:history="1" r:id="rIdhjairqxwvcy0zs-zias5o">
               <w:r>
                 <w:rPr>
                   <w:rFonts w:ascii="Arial" w:cs="Arial" w:eastAsia="Arial" w:hAnsi="Arial"/>
@@ -4004,7 +4004,7 @@
               <w:spacing w:after="10" w:before="0"/>
               <w:ind w:left="120"/>
             </w:pPr>
-            <w:hyperlink w:history="1" r:id="rIdzszw1i1uiz5ekdajcl3jk">
+            <w:hyperlink w:history="1" r:id="rIdlidvsey6bokmojepxxahm">
               <w:r>
                 <w:rPr>
                   <w:rFonts w:ascii="Arial" w:cs="Arial" w:eastAsia="Arial" w:hAnsi="Arial"/>
@@ -4214,7 +4214,7 @@
             <w:pPr>
               <w:spacing w:after="20" w:before="0"/>
             </w:pPr>
-            <w:hyperlink w:history="1" r:id="rId76ssbau_fhsepe5j3kb9q">
+            <w:hyperlink w:history="1" r:id="rIdtb9plho-mex6ryvcn8cof">
               <w:r>
                 <w:rPr>
                   <w:rFonts w:ascii="Arial" w:cs="Arial" w:eastAsia="Arial" w:hAnsi="Arial"/>
@@ -4263,7 +4263,7 @@
               <w:spacing w:after="10" w:before="0"/>
               <w:ind w:left="120"/>
             </w:pPr>
-            <w:hyperlink w:history="1" r:id="rIdy4n6_ioez2tyiylig2tee">
+            <w:hyperlink w:history="1" r:id="rIdp9cah0pzrkak78q0a1_xc">
               <w:r>
                 <w:rPr>
                   <w:rFonts w:ascii="Arial" w:cs="Arial" w:eastAsia="Arial" w:hAnsi="Arial"/>
@@ -4325,7 +4325,7 @@
               <w:spacing w:after="10" w:before="0"/>
               <w:ind w:left="120"/>
             </w:pPr>
-            <w:hyperlink w:history="1" r:id="rIdou5zchp9qdlukcpjumrf2">
+            <w:hyperlink w:history="1" r:id="rIdy31mc2276wyef7ohdwqw2">
               <w:r>
                 <w:rPr>
                   <w:rFonts w:ascii="Arial" w:cs="Arial" w:eastAsia="Arial" w:hAnsi="Arial"/>
@@ -4535,7 +4535,7 @@
             <w:pPr>
               <w:spacing w:after="20" w:before="0"/>
             </w:pPr>
-            <w:hyperlink w:history="1" r:id="rIdznk5f_tzk07-howas_myz">
+            <w:hyperlink w:history="1" r:id="rIdmoewbh1_9glw7nl-zeckk">
               <w:r>
                 <w:rPr>
                   <w:rFonts w:ascii="Arial" w:cs="Arial" w:eastAsia="Arial" w:hAnsi="Arial"/>
@@ -4584,7 +4584,7 @@
               <w:spacing w:after="10" w:before="0"/>
               <w:ind w:left="120"/>
             </w:pPr>
-            <w:hyperlink w:history="1" r:id="rIdyfrolwjpn8x1zr5olqhef">
+            <w:hyperlink w:history="1" r:id="rIdfio_qgh9oc0szood1cmx1">
               <w:r>
                 <w:rPr>
                   <w:rFonts w:ascii="Arial" w:cs="Arial" w:eastAsia="Arial" w:hAnsi="Arial"/>
@@ -4646,7 +4646,7 @@
               <w:spacing w:after="10" w:before="0"/>
               <w:ind w:left="120"/>
             </w:pPr>
-            <w:hyperlink w:history="1" r:id="rIdfonph18nagniylyc-i_pe">
+            <w:hyperlink w:history="1" r:id="rIdrxdheq4y5l3k1o2cbosyp">
               <w:r>
                 <w:rPr>
                   <w:rFonts w:ascii="Arial" w:cs="Arial" w:eastAsia="Arial" w:hAnsi="Arial"/>
@@ -4856,7 +4856,7 @@
             <w:pPr>
               <w:spacing w:after="20" w:before="0"/>
             </w:pPr>
-            <w:hyperlink w:history="1" r:id="rIdexfv2ebvxaxuui8ijldlv">
+            <w:hyperlink w:history="1" r:id="rIdxsil4o3ohwyaupcu9hov9">
               <w:r>
                 <w:rPr>
                   <w:rFonts w:ascii="Arial" w:cs="Arial" w:eastAsia="Arial" w:hAnsi="Arial"/>
@@ -4905,7 +4905,7 @@
               <w:spacing w:after="10" w:before="0"/>
               <w:ind w:left="120"/>
             </w:pPr>
-            <w:hyperlink w:history="1" r:id="rIdrdgx22nazgsoiaxnfeobo">
+            <w:hyperlink w:history="1" r:id="rIdvtylnouzskhkiammnmuhe">
               <w:r>
                 <w:rPr>
                   <w:rFonts w:ascii="Arial" w:cs="Arial" w:eastAsia="Arial" w:hAnsi="Arial"/>
@@ -4967,7 +4967,7 @@
               <w:spacing w:after="10" w:before="0"/>
               <w:ind w:left="120"/>
             </w:pPr>
-            <w:hyperlink w:history="1" r:id="rIdwetf58ghq_n6yyo55cf8q">
+            <w:hyperlink w:history="1" r:id="rIdza8roesuszecj0tx7n4yq">
               <w:r>
                 <w:rPr>
                   <w:rFonts w:ascii="Arial" w:cs="Arial" w:eastAsia="Arial" w:hAnsi="Arial"/>
@@ -5494,7 +5494,7 @@
         </w:rPr>
         <w:t xml:space="preserve">© 2026 SeaVuria and ARES. Aligned with KICD objectives. Developed by SeaVuria; technical implementation by ARES (with AI assistance from Claude). Licensed under </w:t>
       </w:r>
-      <w:hyperlink w:history="1" r:id="rId0fz182yxsph50plt6_ece">
+      <w:hyperlink w:history="1" r:id="rIdjfl5yl5eqa-e-nbwbbifn">
         <w:r>
           <w:rPr>
             <w:rFonts w:ascii="Arial" w:cs="Arial" w:eastAsia="Arial" w:hAnsi="Arial"/>
@@ -5515,7 +5515,7 @@
         </w:rPr>
         <w:t xml:space="preserve"> (</w:t>
       </w:r>
-      <w:hyperlink w:history="1" r:id="rIdvbcko_tzfd0g8pkabh60z">
+      <w:hyperlink w:history="1" r:id="rIdumtnfe2okitoqiewvvson">
         <w:r>
           <w:rPr>
             <w:rFonts w:ascii="Arial" w:cs="Arial" w:eastAsia="Arial" w:hAnsi="Arial"/>
@@ -6528,7 +6528,7 @@
             <w:pPr>
               <w:spacing w:after="20" w:before="0"/>
             </w:pPr>
-            <w:hyperlink w:history="1" r:id="rIdqhfk8-s248ufphy1_d2ee">
+            <w:hyperlink w:history="1" r:id="rIdvnywxpgh09vasrvvgq_2z">
               <w:r>
                 <w:rPr>
                   <w:rFonts w:ascii="Arial" w:cs="Arial" w:eastAsia="Arial" w:hAnsi="Arial"/>
@@ -6561,7 +6561,7 @@
               <w:spacing w:after="10" w:before="0"/>
               <w:ind w:left="120"/>
             </w:pPr>
-            <w:hyperlink w:history="1" r:id="rIdr9fec-lmtflutrd8u7qq8">
+            <w:hyperlink w:history="1" r:id="rIdg3dvu2kpbexnqxbdnvzgl">
               <w:r>
                 <w:rPr>
                   <w:rFonts w:ascii="Arial" w:cs="Arial" w:eastAsia="Arial" w:hAnsi="Arial"/>
@@ -6623,7 +6623,7 @@
               <w:spacing w:after="10" w:before="0"/>
               <w:ind w:left="120"/>
             </w:pPr>
-            <w:hyperlink w:history="1" r:id="rIdda88mnpb5iujselkutosr">
+            <w:hyperlink w:history="1" r:id="rIdbz7pbuiq6r3mndaxmv-7u">
               <w:r>
                 <w:rPr>
                   <w:rFonts w:ascii="Arial" w:cs="Arial" w:eastAsia="Arial" w:hAnsi="Arial"/>
@@ -6833,7 +6833,7 @@
             <w:pPr>
               <w:spacing w:after="20" w:before="0"/>
             </w:pPr>
-            <w:hyperlink w:history="1" r:id="rIdghfpm_ur9wi4lb5s5dccn">
+            <w:hyperlink w:history="1" r:id="rIdjrzz0exehibabwilgnrcr">
               <w:r>
                 <w:rPr>
                   <w:rFonts w:ascii="Arial" w:cs="Arial" w:eastAsia="Arial" w:hAnsi="Arial"/>
@@ -6866,7 +6866,7 @@
               <w:spacing w:after="10" w:before="0"/>
               <w:ind w:left="120"/>
             </w:pPr>
-            <w:hyperlink w:history="1" r:id="rIdeoigrndjk0notyiwn4tug">
+            <w:hyperlink w:history="1" r:id="rIdu5asqyg4ka4dg7rin3c48">
               <w:r>
                 <w:rPr>
                   <w:rFonts w:ascii="Arial" w:cs="Arial" w:eastAsia="Arial" w:hAnsi="Arial"/>
@@ -6928,7 +6928,7 @@
               <w:spacing w:after="10" w:before="0"/>
               <w:ind w:left="120"/>
             </w:pPr>
-            <w:hyperlink w:history="1" r:id="rIdwi_vyzahiove1c1zlgcew">
+            <w:hyperlink w:history="1" r:id="rIdrbpzururrozadlfjjm1k3">
               <w:r>
                 <w:rPr>
                   <w:rFonts w:ascii="Arial" w:cs="Arial" w:eastAsia="Arial" w:hAnsi="Arial"/>
@@ -7138,7 +7138,7 @@
             <w:pPr>
               <w:spacing w:after="20" w:before="0"/>
             </w:pPr>
-            <w:hyperlink w:history="1" r:id="rId0it3z3ewtj8euqxyjmto6">
+            <w:hyperlink w:history="1" r:id="rIdfqh6dqw2qulz0tfpannc0">
               <w:r>
                 <w:rPr>
                   <w:rFonts w:ascii="Arial" w:cs="Arial" w:eastAsia="Arial" w:hAnsi="Arial"/>
@@ -7171,7 +7171,7 @@
               <w:spacing w:after="10" w:before="0"/>
               <w:ind w:left="120"/>
             </w:pPr>
-            <w:hyperlink w:history="1" r:id="rId76vzl326ytq6sskmpux6_">
+            <w:hyperlink w:history="1" r:id="rIdzib-qkkmshtw78u-fcozc">
               <w:r>
                 <w:rPr>
                   <w:rFonts w:ascii="Arial" w:cs="Arial" w:eastAsia="Arial" w:hAnsi="Arial"/>
@@ -7233,7 +7233,7 @@
               <w:spacing w:after="10" w:before="0"/>
               <w:ind w:left="120"/>
             </w:pPr>
-            <w:hyperlink w:history="1" r:id="rIdjafhb23jhimr7si2pw2c_">
+            <w:hyperlink w:history="1" r:id="rIdw7dytpizqpa7rokjmspe4">
               <w:r>
                 <w:rPr>
                   <w:rFonts w:ascii="Arial" w:cs="Arial" w:eastAsia="Arial" w:hAnsi="Arial"/>
@@ -7443,7 +7443,7 @@
             <w:pPr>
               <w:spacing w:after="20" w:before="0"/>
             </w:pPr>
-            <w:hyperlink w:history="1" r:id="rIdde7xciajtrzkehdpdiya7">
+            <w:hyperlink w:history="1" r:id="rId67vaqclhilknvy768dteo">
               <w:r>
                 <w:rPr>
                   <w:rFonts w:ascii="Arial" w:cs="Arial" w:eastAsia="Arial" w:hAnsi="Arial"/>
@@ -7476,7 +7476,7 @@
               <w:spacing w:after="10" w:before="0"/>
               <w:ind w:left="120"/>
             </w:pPr>
-            <w:hyperlink w:history="1" r:id="rIdebb23b6sonezkjykhsbl9">
+            <w:hyperlink w:history="1" r:id="rIdl5ymdu_yy95tchdv1f-6e">
               <w:r>
                 <w:rPr>
                   <w:rFonts w:ascii="Arial" w:cs="Arial" w:eastAsia="Arial" w:hAnsi="Arial"/>
@@ -7538,7 +7538,7 @@
               <w:spacing w:after="10" w:before="0"/>
               <w:ind w:left="120"/>
             </w:pPr>
-            <w:hyperlink w:history="1" r:id="rIdqtelhecy9fgkxbstz7its">
+            <w:hyperlink w:history="1" r:id="rIdrehbaii3prrw_4yoram7x">
               <w:r>
                 <w:rPr>
                   <w:rFonts w:ascii="Arial" w:cs="Arial" w:eastAsia="Arial" w:hAnsi="Arial"/>
@@ -7748,7 +7748,7 @@
             <w:pPr>
               <w:spacing w:after="20" w:before="0"/>
             </w:pPr>
-            <w:hyperlink w:history="1" r:id="rIdrjn9s6pwcypfvwxfqtsvj">
+            <w:hyperlink w:history="1" r:id="rId4quyjxdyszsn_zeryvfyu">
               <w:r>
                 <w:rPr>
                   <w:rFonts w:ascii="Arial" w:cs="Arial" w:eastAsia="Arial" w:hAnsi="Arial"/>
@@ -7781,7 +7781,7 @@
               <w:spacing w:after="10" w:before="0"/>
               <w:ind w:left="120"/>
             </w:pPr>
-            <w:hyperlink w:history="1" r:id="rId_39exvbdht43cwgc8cpak">
+            <w:hyperlink w:history="1" r:id="rIdx-ft38sojtsvzzitwnnqe">
               <w:r>
                 <w:rPr>
                   <w:rFonts w:ascii="Arial" w:cs="Arial" w:eastAsia="Arial" w:hAnsi="Arial"/>
@@ -7843,7 +7843,7 @@
               <w:spacing w:after="10" w:before="0"/>
               <w:ind w:left="120"/>
             </w:pPr>
-            <w:hyperlink w:history="1" r:id="rIdc1bc1vb617evzll1buksg">
+            <w:hyperlink w:history="1" r:id="rIdlrigucfmoqcubap-krpy4">
               <w:r>
                 <w:rPr>
                   <w:rFonts w:ascii="Arial" w:cs="Arial" w:eastAsia="Arial" w:hAnsi="Arial"/>
@@ -8370,7 +8370,7 @@
         </w:rPr>
         <w:t xml:space="preserve">© 2026 SeaVuria and ARES. Aligned with KICD objectives. Developed by SeaVuria; technical implementation by ARES (with AI assistance from Claude). Licensed under </w:t>
       </w:r>
-      <w:hyperlink w:history="1" r:id="rIdcgz9elyqwlmybs9zxoksx">
+      <w:hyperlink w:history="1" r:id="rIdb0c_nf3eziwvhhzgwouwb">
         <w:r>
           <w:rPr>
             <w:rFonts w:ascii="Arial" w:cs="Arial" w:eastAsia="Arial" w:hAnsi="Arial"/>
@@ -8391,7 +8391,7 @@
         </w:rPr>
         <w:t xml:space="preserve"> (</w:t>
       </w:r>
-      <w:hyperlink w:history="1" r:id="rIdnil-gq1cousdt7ze3hyvy">
+      <w:hyperlink w:history="1" r:id="rIddj63ply4opgdsz0d5o2ri">
         <w:r>
           <w:rPr>
             <w:rFonts w:ascii="Arial" w:cs="Arial" w:eastAsia="Arial" w:hAnsi="Arial"/>
@@ -9404,7 +9404,7 @@
             <w:pPr>
               <w:spacing w:after="20" w:before="0"/>
             </w:pPr>
-            <w:hyperlink w:history="1" r:id="rIduqubif0jo3weul49kdiyo">
+            <w:hyperlink w:history="1" r:id="rIdvszmeo2wh3yvbitjt6afi">
               <w:r>
                 <w:rPr>
                   <w:rFonts w:ascii="Arial" w:cs="Arial" w:eastAsia="Arial" w:hAnsi="Arial"/>
@@ -9437,7 +9437,7 @@
               <w:spacing w:after="10" w:before="0"/>
               <w:ind w:left="120"/>
             </w:pPr>
-            <w:hyperlink w:history="1" r:id="rIdrskxovbrrjl64ojuiz33b">
+            <w:hyperlink w:history="1" r:id="rIdszavmysixbauep6ieyduj">
               <w:r>
                 <w:rPr>
                   <w:rFonts w:ascii="Arial" w:cs="Arial" w:eastAsia="Arial" w:hAnsi="Arial"/>
@@ -9482,7 +9482,7 @@
             <w:pPr>
               <w:spacing w:after="20" w:before="0"/>
             </w:pPr>
-            <w:hyperlink w:history="1" r:id="rId79amy_hhyodq4eoo2llri">
+            <w:hyperlink w:history="1" r:id="rIduthfxypdbkmf-ygkhywvj">
               <w:r>
                 <w:rPr>
                   <w:rFonts w:ascii="Arial" w:cs="Arial" w:eastAsia="Arial" w:hAnsi="Arial"/>
@@ -9531,7 +9531,7 @@
               <w:spacing w:after="10" w:before="0"/>
               <w:ind w:left="120"/>
             </w:pPr>
-            <w:hyperlink w:history="1" r:id="rIdhghix2qwouy6hcvojnumi">
+            <w:hyperlink w:history="1" r:id="rId3jljk5u9bdtrhplv9isae">
               <w:r>
                 <w:rPr>
                   <w:rFonts w:ascii="Arial" w:cs="Arial" w:eastAsia="Arial" w:hAnsi="Arial"/>
@@ -9726,7 +9726,7 @@
             <w:pPr>
               <w:spacing w:after="20" w:before="0"/>
             </w:pPr>
-            <w:hyperlink w:history="1" r:id="rIdvusgqyqpiidygt0losu4r">
+            <w:hyperlink w:history="1" r:id="rIdwyja54jbhetzgzlybdqtp">
               <w:r>
                 <w:rPr>
                   <w:rFonts w:ascii="Arial" w:cs="Arial" w:eastAsia="Arial" w:hAnsi="Arial"/>
@@ -9759,7 +9759,7 @@
               <w:spacing w:after="10" w:before="0"/>
               <w:ind w:left="120"/>
             </w:pPr>
-            <w:hyperlink w:history="1" r:id="rIdvcbe684nx4cfbni1kzd1c">
+            <w:hyperlink w:history="1" r:id="rId6ktyanm8pxzz63jmtiygf">
               <w:r>
                 <w:rPr>
                   <w:rFonts w:ascii="Arial" w:cs="Arial" w:eastAsia="Arial" w:hAnsi="Arial"/>
@@ -9804,7 +9804,7 @@
             <w:pPr>
               <w:spacing w:after="20" w:before="0"/>
             </w:pPr>
-            <w:hyperlink w:history="1" r:id="rIdfcdqtod2nv4ffbe3ltgbc">
+            <w:hyperlink w:history="1" r:id="rIdjkf-qwgdtyc3ex2mmvayj">
               <w:r>
                 <w:rPr>
                   <w:rFonts w:ascii="Arial" w:cs="Arial" w:eastAsia="Arial" w:hAnsi="Arial"/>
@@ -9853,7 +9853,7 @@
               <w:spacing w:after="10" w:before="0"/>
               <w:ind w:left="120"/>
             </w:pPr>
-            <w:hyperlink w:history="1" r:id="rId_6z_hth0fdt9njbevbuuj">
+            <w:hyperlink w:history="1" r:id="rId7dgz68pycklv3tpzm-tiv">
               <w:r>
                 <w:rPr>
                   <w:rFonts w:ascii="Arial" w:cs="Arial" w:eastAsia="Arial" w:hAnsi="Arial"/>
@@ -10048,7 +10048,7 @@
             <w:pPr>
               <w:spacing w:after="20" w:before="0"/>
             </w:pPr>
-            <w:hyperlink w:history="1" r:id="rIdvkpziegix1lkj5bmgrywu">
+            <w:hyperlink w:history="1" r:id="rId23kuzvnsmzbr64jg_vt7q">
               <w:r>
                 <w:rPr>
                   <w:rFonts w:ascii="Arial" w:cs="Arial" w:eastAsia="Arial" w:hAnsi="Arial"/>
@@ -10081,7 +10081,7 @@
               <w:spacing w:after="10" w:before="0"/>
               <w:ind w:left="120"/>
             </w:pPr>
-            <w:hyperlink w:history="1" r:id="rIdkahgg4jsvlvzvzpsh6h-v">
+            <w:hyperlink w:history="1" r:id="rId4g2zm7xtrgzr30o8os3sv">
               <w:r>
                 <w:rPr>
                   <w:rFonts w:ascii="Arial" w:cs="Arial" w:eastAsia="Arial" w:hAnsi="Arial"/>
@@ -10126,7 +10126,7 @@
             <w:pPr>
               <w:spacing w:after="20" w:before="0"/>
             </w:pPr>
-            <w:hyperlink w:history="1" r:id="rIdflidnnaidq880xrnn6p_g">
+            <w:hyperlink w:history="1" r:id="rIdafdm9rmdyztcrc-ffplou">
               <w:r>
                 <w:rPr>
                   <w:rFonts w:ascii="Arial" w:cs="Arial" w:eastAsia="Arial" w:hAnsi="Arial"/>
@@ -10175,7 +10175,7 @@
               <w:spacing w:after="10" w:before="0"/>
               <w:ind w:left="120"/>
             </w:pPr>
-            <w:hyperlink w:history="1" r:id="rId9qyy3zsfeyqi64blx2k0e">
+            <w:hyperlink w:history="1" r:id="rIdey0yso5sj69ajviz5yz3q">
               <w:r>
                 <w:rPr>
                   <w:rFonts w:ascii="Arial" w:cs="Arial" w:eastAsia="Arial" w:hAnsi="Arial"/>
@@ -10370,7 +10370,7 @@
             <w:pPr>
               <w:spacing w:after="20" w:before="0"/>
             </w:pPr>
-            <w:hyperlink w:history="1" r:id="rIdg_1jrm6mtphx66rhpwqzc">
+            <w:hyperlink w:history="1" r:id="rIdxxj2b5yjljlodwr0f9k6s">
               <w:r>
                 <w:rPr>
                   <w:rFonts w:ascii="Arial" w:cs="Arial" w:eastAsia="Arial" w:hAnsi="Arial"/>
@@ -10403,7 +10403,7 @@
               <w:spacing w:after="10" w:before="0"/>
               <w:ind w:left="120"/>
             </w:pPr>
-            <w:hyperlink w:history="1" r:id="rIdjwzcetiwqdm-l0uh2lbnb">
+            <w:hyperlink w:history="1" r:id="rIde7bl7tmb2v4cusf_opubu">
               <w:r>
                 <w:rPr>
                   <w:rFonts w:ascii="Arial" w:cs="Arial" w:eastAsia="Arial" w:hAnsi="Arial"/>
@@ -10448,7 +10448,7 @@
             <w:pPr>
               <w:spacing w:after="20" w:before="0"/>
             </w:pPr>
-            <w:hyperlink w:history="1" r:id="rIdvl22s1vtk0ypyltx1tgtr">
+            <w:hyperlink w:history="1" r:id="rIdrfubnouu9-odauhkm7rt-">
               <w:r>
                 <w:rPr>
                   <w:rFonts w:ascii="Arial" w:cs="Arial" w:eastAsia="Arial" w:hAnsi="Arial"/>
@@ -10497,7 +10497,7 @@
               <w:spacing w:after="10" w:before="0"/>
               <w:ind w:left="120"/>
             </w:pPr>
-            <w:hyperlink w:history="1" r:id="rIdzfovprrgu8s905we9u_cv">
+            <w:hyperlink w:history="1" r:id="rIdvfghstlz6vyo6paeffjw-">
               <w:r>
                 <w:rPr>
                   <w:rFonts w:ascii="Arial" w:cs="Arial" w:eastAsia="Arial" w:hAnsi="Arial"/>
@@ -10692,7 +10692,7 @@
             <w:pPr>
               <w:spacing w:after="20" w:before="0"/>
             </w:pPr>
-            <w:hyperlink w:history="1" r:id="rIdudhyvgu0vpzw1nsnrkezm">
+            <w:hyperlink w:history="1" r:id="rIdalx8lisqegvp8yxfw4cmu">
               <w:r>
                 <w:rPr>
                   <w:rFonts w:ascii="Arial" w:cs="Arial" w:eastAsia="Arial" w:hAnsi="Arial"/>
@@ -10725,7 +10725,7 @@
               <w:spacing w:after="10" w:before="0"/>
               <w:ind w:left="120"/>
             </w:pPr>
-            <w:hyperlink w:history="1" r:id="rIdmxvaswhahsimy6bpzjtpb">
+            <w:hyperlink w:history="1" r:id="rIdhihlhxk19cubz01xtmcem">
               <w:r>
                 <w:rPr>
                   <w:rFonts w:ascii="Arial" w:cs="Arial" w:eastAsia="Arial" w:hAnsi="Arial"/>
@@ -10770,7 +10770,7 @@
             <w:pPr>
               <w:spacing w:after="20" w:before="0"/>
             </w:pPr>
-            <w:hyperlink w:history="1" r:id="rIdo4urhs5pfrq4y_15nkxj7">
+            <w:hyperlink w:history="1" r:id="rIde2lqdbplbaqdwzq01l6mh">
               <w:r>
                 <w:rPr>
                   <w:rFonts w:ascii="Arial" w:cs="Arial" w:eastAsia="Arial" w:hAnsi="Arial"/>
@@ -10819,7 +10819,7 @@
               <w:spacing w:after="10" w:before="0"/>
               <w:ind w:left="120"/>
             </w:pPr>
-            <w:hyperlink w:history="1" r:id="rId_xx-qxviyhuemrruobge0">
+            <w:hyperlink w:history="1" r:id="rIducm0loj9e6f1cz2hj-0ex">
               <w:r>
                 <w:rPr>
                   <w:rFonts w:ascii="Arial" w:cs="Arial" w:eastAsia="Arial" w:hAnsi="Arial"/>
@@ -11331,7 +11331,7 @@
         </w:rPr>
         <w:t xml:space="preserve">© 2026 SeaVuria and ARES. Aligned with KICD objectives. Developed by SeaVuria; technical implementation by ARES (with AI assistance from Claude). Licensed under </w:t>
       </w:r>
-      <w:hyperlink w:history="1" r:id="rId_wsupe4rp678c-pwznjax">
+      <w:hyperlink w:history="1" r:id="rIdukwxpeufyyeeqgo3vxdp7">
         <w:r>
           <w:rPr>
             <w:rFonts w:ascii="Arial" w:cs="Arial" w:eastAsia="Arial" w:hAnsi="Arial"/>
@@ -11352,7 +11352,7 @@
         </w:rPr>
         <w:t xml:space="preserve"> (</w:t>
       </w:r>
-      <w:hyperlink w:history="1" r:id="rIdgmjvjc8sobaz3tc40nefl">
+      <w:hyperlink w:history="1" r:id="rIdxw7yipksydgnjizbxegzg">
         <w:r>
           <w:rPr>
             <w:rFonts w:ascii="Arial" w:cs="Arial" w:eastAsia="Arial" w:hAnsi="Arial"/>
@@ -12366,7 +12366,7 @@
             <w:pPr>
               <w:spacing w:after="20" w:before="0"/>
             </w:pPr>
-            <w:hyperlink w:history="1" r:id="rIdo-ukse88jex0brljnte0k">
+            <w:hyperlink w:history="1" r:id="rIds0-0mer-zimsq4pi5ctrl">
               <w:r>
                 <w:rPr>
                   <w:rFonts w:ascii="Arial" w:cs="Arial" w:eastAsia="Arial" w:hAnsi="Arial"/>
@@ -12399,7 +12399,7 @@
               <w:spacing w:after="10" w:before="0"/>
               <w:ind w:left="120"/>
             </w:pPr>
-            <w:hyperlink w:history="1" r:id="rId-hzrnrwuefkbjgvik_ntp">
+            <w:hyperlink w:history="1" r:id="rIdtjguew_svm4kpokymn7ij">
               <w:r>
                 <w:rPr>
                   <w:rFonts w:ascii="Arial" w:cs="Arial" w:eastAsia="Arial" w:hAnsi="Arial"/>
@@ -12444,7 +12444,7 @@
             <w:pPr>
               <w:spacing w:after="20" w:before="0"/>
             </w:pPr>
-            <w:hyperlink w:history="1" r:id="rIdnxk5rpltdm8i8zwdqdpnv">
+            <w:hyperlink w:history="1" r:id="rIdqruooyvwd791xmhjpqzho">
               <w:r>
                 <w:rPr>
                   <w:rFonts w:ascii="Arial" w:cs="Arial" w:eastAsia="Arial" w:hAnsi="Arial"/>
@@ -12477,7 +12477,7 @@
               <w:spacing w:after="10" w:before="0"/>
               <w:ind w:left="120"/>
             </w:pPr>
-            <w:hyperlink w:history="1" r:id="rId8f5kyvnprk-5enxwgxnig">
+            <w:hyperlink w:history="1" r:id="rIdjcvqugg0igwdf_yvn46xn">
               <w:r>
                 <w:rPr>
                   <w:rFonts w:ascii="Arial" w:cs="Arial" w:eastAsia="Arial" w:hAnsi="Arial"/>
@@ -12672,7 +12672,7 @@
             <w:pPr>
               <w:spacing w:after="20" w:before="0"/>
             </w:pPr>
-            <w:hyperlink w:history="1" r:id="rIdzrzsfdajkhayj0q8mhiqp">
+            <w:hyperlink w:history="1" r:id="rIdtrxxhixw23cqlkoiuhq4q">
               <w:r>
                 <w:rPr>
                   <w:rFonts w:ascii="Arial" w:cs="Arial" w:eastAsia="Arial" w:hAnsi="Arial"/>
@@ -12705,7 +12705,7 @@
               <w:spacing w:after="10" w:before="0"/>
               <w:ind w:left="120"/>
             </w:pPr>
-            <w:hyperlink w:history="1" r:id="rId0ccx5beb7iqsornwrvvpt">
+            <w:hyperlink w:history="1" r:id="rIddlpvjkkvnzobcvjc2oxdq">
               <w:r>
                 <w:rPr>
                   <w:rFonts w:ascii="Arial" w:cs="Arial" w:eastAsia="Arial" w:hAnsi="Arial"/>
@@ -12750,7 +12750,7 @@
             <w:pPr>
               <w:spacing w:after="20" w:before="0"/>
             </w:pPr>
-            <w:hyperlink w:history="1" r:id="rIdyhc2tnvufv_balupg1591">
+            <w:hyperlink w:history="1" r:id="rId9scskehq7nl6rweyg_zuc">
               <w:r>
                 <w:rPr>
                   <w:rFonts w:ascii="Arial" w:cs="Arial" w:eastAsia="Arial" w:hAnsi="Arial"/>
@@ -12783,7 +12783,7 @@
               <w:spacing w:after="10" w:before="0"/>
               <w:ind w:left="120"/>
             </w:pPr>
-            <w:hyperlink w:history="1" r:id="rIduajjh5rg0fvu-okzfec_m">
+            <w:hyperlink w:history="1" r:id="rIds-dtq6w1cgv9v0zu5oyn5">
               <w:r>
                 <w:rPr>
                   <w:rFonts w:ascii="Arial" w:cs="Arial" w:eastAsia="Arial" w:hAnsi="Arial"/>
@@ -12978,7 +12978,7 @@
             <w:pPr>
               <w:spacing w:after="20" w:before="0"/>
             </w:pPr>
-            <w:hyperlink w:history="1" r:id="rIdcinjxahdapbaiu92kuris">
+            <w:hyperlink w:history="1" r:id="rIdtktw4j65ctv0i_9rtzgv3">
               <w:r>
                 <w:rPr>
                   <w:rFonts w:ascii="Arial" w:cs="Arial" w:eastAsia="Arial" w:hAnsi="Arial"/>
@@ -13011,7 +13011,7 @@
               <w:spacing w:after="10" w:before="0"/>
               <w:ind w:left="120"/>
             </w:pPr>
-            <w:hyperlink w:history="1" r:id="rIdbxwqnuqwolpalcsdxti4h">
+            <w:hyperlink w:history="1" r:id="rIdoymwbivj9uaxeiwtj082c">
               <w:r>
                 <w:rPr>
                   <w:rFonts w:ascii="Arial" w:cs="Arial" w:eastAsia="Arial" w:hAnsi="Arial"/>
@@ -13056,7 +13056,7 @@
             <w:pPr>
               <w:spacing w:after="20" w:before="0"/>
             </w:pPr>
-            <w:hyperlink w:history="1" r:id="rIdjfgu6_ihwzi4euteg2h8g">
+            <w:hyperlink w:history="1" r:id="rIdllutjio61ku5idi8f5zya">
               <w:r>
                 <w:rPr>
                   <w:rFonts w:ascii="Arial" w:cs="Arial" w:eastAsia="Arial" w:hAnsi="Arial"/>
@@ -13089,7 +13089,7 @@
               <w:spacing w:after="10" w:before="0"/>
               <w:ind w:left="120"/>
             </w:pPr>
-            <w:hyperlink w:history="1" r:id="rIdbw1x4-fvbucoj82i2pcba">
+            <w:hyperlink w:history="1" r:id="rIdupl4c3odbirx93a4bf24r">
               <w:r>
                 <w:rPr>
                   <w:rFonts w:ascii="Arial" w:cs="Arial" w:eastAsia="Arial" w:hAnsi="Arial"/>
@@ -13284,7 +13284,7 @@
             <w:pPr>
               <w:spacing w:after="20" w:before="0"/>
             </w:pPr>
-            <w:hyperlink w:history="1" r:id="rIdbfvswsgpxfy19pqzcbm4o">
+            <w:hyperlink w:history="1" r:id="rIdfyczetl0bp4ephjm8kfhj">
               <w:r>
                 <w:rPr>
                   <w:rFonts w:ascii="Arial" w:cs="Arial" w:eastAsia="Arial" w:hAnsi="Arial"/>
@@ -13317,7 +13317,7 @@
               <w:spacing w:after="10" w:before="0"/>
               <w:ind w:left="120"/>
             </w:pPr>
-            <w:hyperlink w:history="1" r:id="rIdpdfowgzyrf3_i_7sii25m">
+            <w:hyperlink w:history="1" r:id="rIdvowwgqntsjp1kc5akem3f">
               <w:r>
                 <w:rPr>
                   <w:rFonts w:ascii="Arial" w:cs="Arial" w:eastAsia="Arial" w:hAnsi="Arial"/>
@@ -13362,7 +13362,7 @@
             <w:pPr>
               <w:spacing w:after="20" w:before="0"/>
             </w:pPr>
-            <w:hyperlink w:history="1" r:id="rId5p-wvt3z83qaph1g24p_f">
+            <w:hyperlink w:history="1" r:id="rIdonv4xee53yw3kw-rbta4l">
               <w:r>
                 <w:rPr>
                   <w:rFonts w:ascii="Arial" w:cs="Arial" w:eastAsia="Arial" w:hAnsi="Arial"/>
@@ -13395,7 +13395,7 @@
               <w:spacing w:after="10" w:before="0"/>
               <w:ind w:left="120"/>
             </w:pPr>
-            <w:hyperlink w:history="1" r:id="rIdgzlo1rpxtki8h47udtyph">
+            <w:hyperlink w:history="1" r:id="rIdmzfp5gj9zcr8onovd0jcc">
               <w:r>
                 <w:rPr>
                   <w:rFonts w:ascii="Arial" w:cs="Arial" w:eastAsia="Arial" w:hAnsi="Arial"/>
@@ -13590,7 +13590,7 @@
             <w:pPr>
               <w:spacing w:after="20" w:before="0"/>
             </w:pPr>
-            <w:hyperlink w:history="1" r:id="rIdj0wqebizigrhqbjb9hfdv">
+            <w:hyperlink w:history="1" r:id="rIdvoglxg0g_ierlkp1di830">
               <w:r>
                 <w:rPr>
                   <w:rFonts w:ascii="Arial" w:cs="Arial" w:eastAsia="Arial" w:hAnsi="Arial"/>
@@ -13639,7 +13639,7 @@
               <w:spacing w:after="10" w:before="0"/>
               <w:ind w:left="120"/>
             </w:pPr>
-            <w:hyperlink w:history="1" r:id="rIdqqy2k_5-gycqgr-1l36kp">
+            <w:hyperlink w:history="1" r:id="rIdzkueaxtjxd7p0l3bhn6kf">
               <w:r>
                 <w:rPr>
                   <w:rFonts w:ascii="Arial" w:cs="Arial" w:eastAsia="Arial" w:hAnsi="Arial"/>
@@ -13684,7 +13684,7 @@
             <w:pPr>
               <w:spacing w:after="20" w:before="0"/>
             </w:pPr>
-            <w:hyperlink w:history="1" r:id="rId82hqefx9uzwqzgw_de3eg">
+            <w:hyperlink w:history="1" r:id="rIdswvweq81uvynbbhhogjxk">
               <w:r>
                 <w:rPr>
                   <w:rFonts w:ascii="Arial" w:cs="Arial" w:eastAsia="Arial" w:hAnsi="Arial"/>
@@ -13733,7 +13733,7 @@
               <w:spacing w:after="10" w:before="0"/>
               <w:ind w:left="120"/>
             </w:pPr>
-            <w:hyperlink w:history="1" r:id="rId_hzbh7zyp0ig0q0bwuhnr">
+            <w:hyperlink w:history="1" r:id="rIdi6b1fhkisgfklxs9alhy0">
               <w:r>
                 <w:rPr>
                   <w:rFonts w:ascii="Arial" w:cs="Arial" w:eastAsia="Arial" w:hAnsi="Arial"/>
@@ -14245,7 +14245,7 @@
         </w:rPr>
         <w:t xml:space="preserve">© 2026 SeaVuria and ARES. Aligned with KICD objectives. Developed by SeaVuria; technical implementation by ARES (with AI assistance from Claude). Licensed under </w:t>
       </w:r>
-      <w:hyperlink w:history="1" r:id="rIddu9tmysudphtvfuvuc8bx">
+      <w:hyperlink w:history="1" r:id="rId2lctxrqsn0wlus2qi-g1j">
         <w:r>
           <w:rPr>
             <w:rFonts w:ascii="Arial" w:cs="Arial" w:eastAsia="Arial" w:hAnsi="Arial"/>
@@ -14266,7 +14266,7 @@
         </w:rPr>
         <w:t xml:space="preserve"> (</w:t>
       </w:r>
-      <w:hyperlink w:history="1" r:id="rIdwisiwhyvhry_tjopt5t6m">
+      <w:hyperlink w:history="1" r:id="rIdagu78-zaoxji7ess-ls1a">
         <w:r>
           <w:rPr>
             <w:rFonts w:ascii="Arial" w:cs="Arial" w:eastAsia="Arial" w:hAnsi="Arial"/>
@@ -15279,7 +15279,7 @@
             <w:pPr>
               <w:spacing w:after="20" w:before="0"/>
             </w:pPr>
-            <w:hyperlink w:history="1" r:id="rIddmjdvq8g5cirsnekkuhxi">
+            <w:hyperlink w:history="1" r:id="rIdvmfjcm1ww5rvtsf2xphs-">
               <w:r>
                 <w:rPr>
                   <w:rFonts w:ascii="Arial" w:cs="Arial" w:eastAsia="Arial" w:hAnsi="Arial"/>
@@ -15328,7 +15328,7 @@
               <w:spacing w:after="10" w:before="0"/>
               <w:ind w:left="120"/>
             </w:pPr>
-            <w:hyperlink w:history="1" r:id="rIdofc9obeslop9k7x4q9k1m">
+            <w:hyperlink w:history="1" r:id="rId7vdhxwmqg5an6vt2ukrql">
               <w:r>
                 <w:rPr>
                   <w:rFonts w:ascii="Arial" w:cs="Arial" w:eastAsia="Arial" w:hAnsi="Arial"/>
@@ -15390,7 +15390,7 @@
               <w:spacing w:after="10" w:before="0"/>
               <w:ind w:left="120"/>
             </w:pPr>
-            <w:hyperlink w:history="1" r:id="rIdn2ouidiopzxi_emy4bbsy">
+            <w:hyperlink w:history="1" r:id="rIdr2k74coyfizipbwbcjxxg">
               <w:r>
                 <w:rPr>
                   <w:rFonts w:ascii="Arial" w:cs="Arial" w:eastAsia="Arial" w:hAnsi="Arial"/>
@@ -15600,7 +15600,7 @@
             <w:pPr>
               <w:spacing w:after="20" w:before="0"/>
             </w:pPr>
-            <w:hyperlink w:history="1" r:id="rId4gstzdmr1zbojpgy1ieki">
+            <w:hyperlink w:history="1" r:id="rIdf8xiztuxzgkjizzcpjsfd">
               <w:r>
                 <w:rPr>
                   <w:rFonts w:ascii="Arial" w:cs="Arial" w:eastAsia="Arial" w:hAnsi="Arial"/>
@@ -15649,7 +15649,7 @@
               <w:spacing w:after="10" w:before="0"/>
               <w:ind w:left="120"/>
             </w:pPr>
-            <w:hyperlink w:history="1" r:id="rIdwwbo5qggejftj8lyrksij">
+            <w:hyperlink w:history="1" r:id="rIdnoqrcgj4hdkekfkwb-4yz">
               <w:r>
                 <w:rPr>
                   <w:rFonts w:ascii="Arial" w:cs="Arial" w:eastAsia="Arial" w:hAnsi="Arial"/>
@@ -15711,7 +15711,7 @@
               <w:spacing w:after="10" w:before="0"/>
               <w:ind w:left="120"/>
             </w:pPr>
-            <w:hyperlink w:history="1" r:id="rIdvt-i2tbdrwokhqej0sum_">
+            <w:hyperlink w:history="1" r:id="rIdjdgr2wayfjco76f9osd5o">
               <w:r>
                 <w:rPr>
                   <w:rFonts w:ascii="Arial" w:cs="Arial" w:eastAsia="Arial" w:hAnsi="Arial"/>
@@ -15959,7 +15959,7 @@
             <w:pPr>
               <w:spacing w:after="20" w:before="0"/>
             </w:pPr>
-            <w:hyperlink w:history="1" r:id="rIdv0evmdmvcsy_bjvdeldz6">
+            <w:hyperlink w:history="1" r:id="rIdxgch36zloam9rtulaas-j">
               <w:r>
                 <w:rPr>
                   <w:rFonts w:ascii="Arial" w:cs="Arial" w:eastAsia="Arial" w:hAnsi="Arial"/>
@@ -16008,7 +16008,7 @@
               <w:spacing w:after="10" w:before="0"/>
               <w:ind w:left="120"/>
             </w:pPr>
-            <w:hyperlink w:history="1" r:id="rIdffprf5f64-ndxteoqk-fv">
+            <w:hyperlink w:history="1" r:id="rIdizj15c0kjll2-i4exrtqw">
               <w:r>
                 <w:rPr>
                   <w:rFonts w:ascii="Arial" w:cs="Arial" w:eastAsia="Arial" w:hAnsi="Arial"/>
@@ -16070,7 +16070,7 @@
               <w:spacing w:after="10" w:before="0"/>
               <w:ind w:left="120"/>
             </w:pPr>
-            <w:hyperlink w:history="1" r:id="rIdapfv5mmyohjqkjkbmdrna">
+            <w:hyperlink w:history="1" r:id="rIdibegqwqzhrq3q3yawt_1m">
               <w:r>
                 <w:rPr>
                   <w:rFonts w:ascii="Arial" w:cs="Arial" w:eastAsia="Arial" w:hAnsi="Arial"/>
@@ -16280,7 +16280,7 @@
             <w:pPr>
               <w:spacing w:after="20" w:before="0"/>
             </w:pPr>
-            <w:hyperlink w:history="1" r:id="rIdrh8q39ur0fxvib7d4yodc">
+            <w:hyperlink w:history="1" r:id="rIddq_-fnqb9gpp_wetmjryo">
               <w:r>
                 <w:rPr>
                   <w:rFonts w:ascii="Arial" w:cs="Arial" w:eastAsia="Arial" w:hAnsi="Arial"/>
@@ -16329,7 +16329,7 @@
               <w:spacing w:after="10" w:before="0"/>
               <w:ind w:left="120"/>
             </w:pPr>
-            <w:hyperlink w:history="1" r:id="rIdkqurvjp9lrv6zpbpc6i14">
+            <w:hyperlink w:history="1" r:id="rId1yjvt-yqvzvoo41a8n1m5">
               <w:r>
                 <w:rPr>
                   <w:rFonts w:ascii="Arial" w:cs="Arial" w:eastAsia="Arial" w:hAnsi="Arial"/>
@@ -16391,7 +16391,7 @@
               <w:spacing w:after="10" w:before="0"/>
               <w:ind w:left="120"/>
             </w:pPr>
-            <w:hyperlink w:history="1" r:id="rId_np2_ljsyzcav77wafklv">
+            <w:hyperlink w:history="1" r:id="rIdxhy1-13rarprccn4p8ihj">
               <w:r>
                 <w:rPr>
                   <w:rFonts w:ascii="Arial" w:cs="Arial" w:eastAsia="Arial" w:hAnsi="Arial"/>
@@ -16601,7 +16601,7 @@
             <w:pPr>
               <w:spacing w:after="20" w:before="0"/>
             </w:pPr>
-            <w:hyperlink w:history="1" r:id="rIdnlqjsbwp08zshsm-5gvrk">
+            <w:hyperlink w:history="1" r:id="rIdkamzpw88xmjtsger79f_i">
               <w:r>
                 <w:rPr>
                   <w:rFonts w:ascii="Arial" w:cs="Arial" w:eastAsia="Arial" w:hAnsi="Arial"/>
@@ -16650,7 +16650,7 @@
               <w:spacing w:after="10" w:before="0"/>
               <w:ind w:left="120"/>
             </w:pPr>
-            <w:hyperlink w:history="1" r:id="rIdzx2fbp68qfzfaliluvvtl">
+            <w:hyperlink w:history="1" r:id="rIddevcqcl_nv2p1xsgpjkxo">
               <w:r>
                 <w:rPr>
                   <w:rFonts w:ascii="Arial" w:cs="Arial" w:eastAsia="Arial" w:hAnsi="Arial"/>
@@ -16712,7 +16712,7 @@
               <w:spacing w:after="10" w:before="0"/>
               <w:ind w:left="120"/>
             </w:pPr>
-            <w:hyperlink w:history="1" r:id="rIdbpcnddgiy9ejvbd1r1mcd">
+            <w:hyperlink w:history="1" r:id="rIdcz-bpaggep6hs0l81vbcu">
               <w:r>
                 <w:rPr>
                   <w:rFonts w:ascii="Arial" w:cs="Arial" w:eastAsia="Arial" w:hAnsi="Arial"/>
@@ -17334,7 +17334,7 @@
         </w:rPr>
         <w:t xml:space="preserve">© 2026 SeaVuria and ARES. Aligned with KICD objectives. Developed by SeaVuria; technical implementation by ARES (with AI assistance from Claude). Licensed under </w:t>
       </w:r>
-      <w:hyperlink w:history="1" r:id="rId1gyy2_rz9uh9fvyrtxcgj">
+      <w:hyperlink w:history="1" r:id="rIdhemwlck98c7f8z-7xcqcs">
         <w:r>
           <w:rPr>
             <w:rFonts w:ascii="Arial" w:cs="Arial" w:eastAsia="Arial" w:hAnsi="Arial"/>
@@ -17355,7 +17355,7 @@
         </w:rPr>
         <w:t xml:space="preserve"> (</w:t>
       </w:r>
-      <w:hyperlink w:history="1" r:id="rIdms1gwejwwcufkfhf61orf">
+      <w:hyperlink w:history="1" r:id="rId2_l1tezjovaz3osddjn_d">
         <w:r>
           <w:rPr>
             <w:rFonts w:ascii="Arial" w:cs="Arial" w:eastAsia="Arial" w:hAnsi="Arial"/>
@@ -18368,7 +18368,7 @@
             <w:pPr>
               <w:spacing w:after="20" w:before="0"/>
             </w:pPr>
-            <w:hyperlink w:history="1" r:id="rIdfn5x-3ufszlfnc_mrh3x3">
+            <w:hyperlink w:history="1" r:id="rId638lnscul1ez061dycm7j">
               <w:r>
                 <w:rPr>
                   <w:rFonts w:ascii="Arial" w:cs="Arial" w:eastAsia="Arial" w:hAnsi="Arial"/>
@@ -18401,7 +18401,7 @@
               <w:spacing w:after="10" w:before="0"/>
               <w:ind w:left="120"/>
             </w:pPr>
-            <w:hyperlink w:history="1" r:id="rIddgvutczupr8yryw_1e7aw">
+            <w:hyperlink w:history="1" r:id="rIdzriuqtsjm6faulj3u0zrm">
               <w:r>
                 <w:rPr>
                   <w:rFonts w:ascii="Arial" w:cs="Arial" w:eastAsia="Arial" w:hAnsi="Arial"/>
@@ -18446,7 +18446,7 @@
             <w:pPr>
               <w:spacing w:after="20" w:before="0"/>
             </w:pPr>
-            <w:hyperlink w:history="1" r:id="rId1xnjq7k8hsr0ysneu1qj6">
+            <w:hyperlink w:history="1" r:id="rIdkdla_pugl2ffmago2eclr">
               <w:r>
                 <w:rPr>
                   <w:rFonts w:ascii="Arial" w:cs="Arial" w:eastAsia="Arial" w:hAnsi="Arial"/>
@@ -18495,7 +18495,7 @@
               <w:spacing w:after="10" w:before="0"/>
               <w:ind w:left="120"/>
             </w:pPr>
-            <w:hyperlink w:history="1" r:id="rId0dw4-gyupzjl8a5t2dsvg">
+            <w:hyperlink w:history="1" r:id="rIdhwkeyykr46onahn9l-gba">
               <w:r>
                 <w:rPr>
                   <w:rFonts w:ascii="Arial" w:cs="Arial" w:eastAsia="Arial" w:hAnsi="Arial"/>
@@ -18690,7 +18690,7 @@
             <w:pPr>
               <w:spacing w:after="20" w:before="0"/>
             </w:pPr>
-            <w:hyperlink w:history="1" r:id="rIdcfwaueocmztmfzwidia0n">
+            <w:hyperlink w:history="1" r:id="rId4dqgsqyn_nuhhc_qxo8dn">
               <w:r>
                 <w:rPr>
                   <w:rFonts w:ascii="Arial" w:cs="Arial" w:eastAsia="Arial" w:hAnsi="Arial"/>
@@ -18723,7 +18723,7 @@
               <w:spacing w:after="10" w:before="0"/>
               <w:ind w:left="120"/>
             </w:pPr>
-            <w:hyperlink w:history="1" r:id="rIddfbyhqub9iziq87a0fdnz">
+            <w:hyperlink w:history="1" r:id="rId-lx9jzmylhbra4r8wd9a3">
               <w:r>
                 <w:rPr>
                   <w:rFonts w:ascii="Arial" w:cs="Arial" w:eastAsia="Arial" w:hAnsi="Arial"/>
@@ -18768,7 +18768,7 @@
             <w:pPr>
               <w:spacing w:after="20" w:before="0"/>
             </w:pPr>
-            <w:hyperlink w:history="1" r:id="rId-7qfibiwiegzf4m5xobzw">
+            <w:hyperlink w:history="1" r:id="rIdrcpmwlvawyr2sb947qkoz">
               <w:r>
                 <w:rPr>
                   <w:rFonts w:ascii="Arial" w:cs="Arial" w:eastAsia="Arial" w:hAnsi="Arial"/>
@@ -18817,7 +18817,7 @@
               <w:spacing w:after="10" w:before="0"/>
               <w:ind w:left="120"/>
             </w:pPr>
-            <w:hyperlink w:history="1" r:id="rIdbcniynnkj_kx87bujmmj1">
+            <w:hyperlink w:history="1" r:id="rIdnjjlriwvkiulxqvh15teo">
               <w:r>
                 <w:rPr>
                   <w:rFonts w:ascii="Arial" w:cs="Arial" w:eastAsia="Arial" w:hAnsi="Arial"/>
@@ -19240,7 +19240,7 @@
             <w:pPr>
               <w:spacing w:after="20" w:before="0"/>
             </w:pPr>
-            <w:hyperlink w:history="1" r:id="rId1bbwnh7ckchj4frfjm2dd">
+            <w:hyperlink w:history="1" r:id="rIdcokbtljtqthxx2inu7q6y">
               <w:r>
                 <w:rPr>
                   <w:rFonts w:ascii="Arial" w:cs="Arial" w:eastAsia="Arial" w:hAnsi="Arial"/>
@@ -19289,7 +19289,7 @@
               <w:spacing w:after="10" w:before="0"/>
               <w:ind w:left="120"/>
             </w:pPr>
-            <w:hyperlink w:history="1" r:id="rIdy7dtnp2ays89ignk1pwfg">
+            <w:hyperlink w:history="1" r:id="rIdpixiszlrds_9g38f3efyy">
               <w:r>
                 <w:rPr>
                   <w:rFonts w:ascii="Arial" w:cs="Arial" w:eastAsia="Arial" w:hAnsi="Arial"/>
@@ -19334,7 +19334,7 @@
             <w:pPr>
               <w:spacing w:after="20" w:before="0"/>
             </w:pPr>
-            <w:hyperlink w:history="1" r:id="rIdstrmuf0duwodthn0g95yz">
+            <w:hyperlink w:history="1" r:id="rIdkwq8wlbvca6ma80rewiug">
               <w:r>
                 <w:rPr>
                   <w:rFonts w:ascii="Arial" w:cs="Arial" w:eastAsia="Arial" w:hAnsi="Arial"/>
@@ -19383,7 +19383,7 @@
               <w:spacing w:after="10" w:before="0"/>
               <w:ind w:left="120"/>
             </w:pPr>
-            <w:hyperlink w:history="1" r:id="rIdocbpqa6kgoj3hovxquozx">
+            <w:hyperlink w:history="1" r:id="rIdbhnnyjdcn-qmblnxe-6e6">
               <w:r>
                 <w:rPr>
                   <w:rFonts w:ascii="Arial" w:cs="Arial" w:eastAsia="Arial" w:hAnsi="Arial"/>
@@ -19943,7 +19943,7 @@
             <w:pPr>
               <w:spacing w:after="20" w:before="0"/>
             </w:pPr>
-            <w:hyperlink w:history="1" r:id="rIdsjnk-lh0x7dwcxvt06x2t">
+            <w:hyperlink w:history="1" r:id="rId31nxdxyuh1jeevomjoana">
               <w:r>
                 <w:rPr>
                   <w:rFonts w:ascii="Arial" w:cs="Arial" w:eastAsia="Arial" w:hAnsi="Arial"/>
@@ -19976,7 +19976,7 @@
               <w:spacing w:after="10" w:before="0"/>
               <w:ind w:left="120"/>
             </w:pPr>
-            <w:hyperlink w:history="1" r:id="rIdtu6of6jagerg20afqxlf3">
+            <w:hyperlink w:history="1" r:id="rIdsylewmfbuzrn8ajgmgeqw">
               <w:r>
                 <w:rPr>
                   <w:rFonts w:ascii="Arial" w:cs="Arial" w:eastAsia="Arial" w:hAnsi="Arial"/>
@@ -20021,7 +20021,7 @@
             <w:pPr>
               <w:spacing w:after="20" w:before="0"/>
             </w:pPr>
-            <w:hyperlink w:history="1" r:id="rId84pgxfcfdhlvoyys2s2v0">
+            <w:hyperlink w:history="1" r:id="rIdkhsuxxq88r8epmgnlfltx">
               <w:r>
                 <w:rPr>
                   <w:rFonts w:ascii="Arial" w:cs="Arial" w:eastAsia="Arial" w:hAnsi="Arial"/>
@@ -20070,7 +20070,7 @@
               <w:spacing w:after="10" w:before="0"/>
               <w:ind w:left="120"/>
             </w:pPr>
-            <w:hyperlink w:history="1" r:id="rId_wflmi2hh-yxfpdhqh9ou">
+            <w:hyperlink w:history="1" r:id="rId46jmxiokjgit8telrilek">
               <w:r>
                 <w:rPr>
                   <w:rFonts w:ascii="Arial" w:cs="Arial" w:eastAsia="Arial" w:hAnsi="Arial"/>
@@ -20265,7 +20265,7 @@
             <w:pPr>
               <w:spacing w:after="20" w:before="0"/>
             </w:pPr>
-            <w:hyperlink w:history="1" r:id="rIdrmgkpduprecxvzmnrcmdb">
+            <w:hyperlink w:history="1" r:id="rIdgrlwog4fx56deeesuzcih">
               <w:r>
                 <w:rPr>
                   <w:rFonts w:ascii="Arial" w:cs="Arial" w:eastAsia="Arial" w:hAnsi="Arial"/>
@@ -20298,7 +20298,7 @@
               <w:spacing w:after="10" w:before="0"/>
               <w:ind w:left="120"/>
             </w:pPr>
-            <w:hyperlink w:history="1" r:id="rIdzdsas5fnflkpgwlka56-i">
+            <w:hyperlink w:history="1" r:id="rIdiv-estnflhjdmrxve--nf">
               <w:r>
                 <w:rPr>
                   <w:rFonts w:ascii="Arial" w:cs="Arial" w:eastAsia="Arial" w:hAnsi="Arial"/>
@@ -20343,7 +20343,7 @@
             <w:pPr>
               <w:spacing w:after="20" w:before="0"/>
             </w:pPr>
-            <w:hyperlink w:history="1" r:id="rIdktvj4mk_dw42h62icirnr">
+            <w:hyperlink w:history="1" r:id="rId3ip0q2ej261fnrp18ilmh">
               <w:r>
                 <w:rPr>
                   <w:rFonts w:ascii="Arial" w:cs="Arial" w:eastAsia="Arial" w:hAnsi="Arial"/>
@@ -20392,7 +20392,7 @@
               <w:spacing w:after="10" w:before="0"/>
               <w:ind w:left="120"/>
             </w:pPr>
-            <w:hyperlink w:history="1" r:id="rIdh3a4ahfbhw_ye_lmultem">
+            <w:hyperlink w:history="1" r:id="rIddne4sk6mpfpjdmuqn4dys">
               <w:r>
                 <w:rPr>
                   <w:rFonts w:ascii="Arial" w:cs="Arial" w:eastAsia="Arial" w:hAnsi="Arial"/>
@@ -21284,7 +21284,7 @@
         </w:rPr>
         <w:t xml:space="preserve">© 2026 SeaVuria and ARES. Aligned with KICD objectives. Developed by SeaVuria; technical implementation by ARES (with AI assistance from Claude). Licensed under </w:t>
       </w:r>
-      <w:hyperlink w:history="1" r:id="rId9dm6spupxkejvvlz6hhb0">
+      <w:hyperlink w:history="1" r:id="rIdaj03sykibtmvazm1qyzur">
         <w:r>
           <w:rPr>
             <w:rFonts w:ascii="Arial" w:cs="Arial" w:eastAsia="Arial" w:hAnsi="Arial"/>
@@ -21305,7 +21305,7 @@
         </w:rPr>
         <w:t xml:space="preserve"> (</w:t>
       </w:r>
-      <w:hyperlink w:history="1" r:id="rIdus3sorpos7hgp1cyuvldg">
+      <w:hyperlink w:history="1" r:id="rIdbxl0vzi9q9xcybngsb-g_">
         <w:r>
           <w:rPr>
             <w:rFonts w:ascii="Arial" w:cs="Arial" w:eastAsia="Arial" w:hAnsi="Arial"/>
@@ -22318,7 +22318,7 @@
             <w:pPr>
               <w:spacing w:after="20" w:before="0"/>
             </w:pPr>
-            <w:hyperlink w:history="1" r:id="rIdudvq7ekahqckohwc4nvy-">
+            <w:hyperlink w:history="1" r:id="rIdy33ejvra1i2vmqfbcvzsm">
               <w:r>
                 <w:rPr>
                   <w:rFonts w:ascii="Arial" w:cs="Arial" w:eastAsia="Arial" w:hAnsi="Arial"/>
@@ -22367,7 +22367,7 @@
               <w:spacing w:after="10" w:before="0"/>
               <w:ind w:left="120"/>
             </w:pPr>
-            <w:hyperlink w:history="1" r:id="rIdri1es_hgldb_uarrxmwu8">
+            <w:hyperlink w:history="1" r:id="rIdo2z04afq7jbla1dhqg-cj">
               <w:r>
                 <w:rPr>
                   <w:rFonts w:ascii="Arial" w:cs="Arial" w:eastAsia="Arial" w:hAnsi="Arial"/>
@@ -22429,7 +22429,7 @@
               <w:spacing w:after="10" w:before="0"/>
               <w:ind w:left="120"/>
             </w:pPr>
-            <w:hyperlink w:history="1" r:id="rId571egr3tm68d4kzndra4m">
+            <w:hyperlink w:history="1" r:id="rIdu6qudh3upr-p0iokkzd3s">
               <w:r>
                 <w:rPr>
                   <w:rFonts w:ascii="Arial" w:cs="Arial" w:eastAsia="Arial" w:hAnsi="Arial"/>
@@ -22639,7 +22639,7 @@
             <w:pPr>
               <w:spacing w:after="20" w:before="0"/>
             </w:pPr>
-            <w:hyperlink w:history="1" r:id="rIdqcqn20hcwd3ynhen_5-zw">
+            <w:hyperlink w:history="1" r:id="rIdq9gvf0aztgsnd0lerz2qd">
               <w:r>
                 <w:rPr>
                   <w:rFonts w:ascii="Arial" w:cs="Arial" w:eastAsia="Arial" w:hAnsi="Arial"/>
@@ -22688,7 +22688,7 @@
               <w:spacing w:after="10" w:before="0"/>
               <w:ind w:left="120"/>
             </w:pPr>
-            <w:hyperlink w:history="1" r:id="rIdpf7w4cdg6mbcrq8y_bw7k">
+            <w:hyperlink w:history="1" r:id="rIdy8xkfvpx_sf81hztpx758">
               <w:r>
                 <w:rPr>
                   <w:rFonts w:ascii="Arial" w:cs="Arial" w:eastAsia="Arial" w:hAnsi="Arial"/>
@@ -22750,7 +22750,7 @@
               <w:spacing w:after="10" w:before="0"/>
               <w:ind w:left="120"/>
             </w:pPr>
-            <w:hyperlink w:history="1" r:id="rIdoz9rwv76tk_ftj2b5ybuw">
+            <w:hyperlink w:history="1" r:id="rIdtrt1g3erugawwescb-jtd">
               <w:r>
                 <w:rPr>
                   <w:rFonts w:ascii="Arial" w:cs="Arial" w:eastAsia="Arial" w:hAnsi="Arial"/>
@@ -22960,7 +22960,7 @@
             <w:pPr>
               <w:spacing w:after="20" w:before="0"/>
             </w:pPr>
-            <w:hyperlink w:history="1" r:id="rId1vionijnssmqx5smcask1">
+            <w:hyperlink w:history="1" r:id="rIdurhbu_ib6hcydqc2vjozj">
               <w:r>
                 <w:rPr>
                   <w:rFonts w:ascii="Arial" w:cs="Arial" w:eastAsia="Arial" w:hAnsi="Arial"/>
@@ -23009,7 +23009,7 @@
               <w:spacing w:after="10" w:before="0"/>
               <w:ind w:left="120"/>
             </w:pPr>
-            <w:hyperlink w:history="1" r:id="rIdgbuhwb-hrw6ukninw2wuk">
+            <w:hyperlink w:history="1" r:id="rId_kh2imf3ef6kgvlrt37oj">
               <w:r>
                 <w:rPr>
                   <w:rFonts w:ascii="Arial" w:cs="Arial" w:eastAsia="Arial" w:hAnsi="Arial"/>
@@ -23071,7 +23071,7 @@
               <w:spacing w:after="10" w:before="0"/>
               <w:ind w:left="120"/>
             </w:pPr>
-            <w:hyperlink w:history="1" r:id="rIdsnxk5kv6inbgkzukpknzp">
+            <w:hyperlink w:history="1" r:id="rIddsqz_kjrpr-9d7mdqscde">
               <w:r>
                 <w:rPr>
                   <w:rFonts w:ascii="Arial" w:cs="Arial" w:eastAsia="Arial" w:hAnsi="Arial"/>
@@ -23281,7 +23281,7 @@
             <w:pPr>
               <w:spacing w:after="20" w:before="0"/>
             </w:pPr>
-            <w:hyperlink w:history="1" r:id="rId6nb6rcsldns6ozux4nxzv">
+            <w:hyperlink w:history="1" r:id="rIdt-z0dp-qlbtkqjxzoovq2">
               <w:r>
                 <w:rPr>
                   <w:rFonts w:ascii="Arial" w:cs="Arial" w:eastAsia="Arial" w:hAnsi="Arial"/>
@@ -23330,7 +23330,7 @@
               <w:spacing w:after="10" w:before="0"/>
               <w:ind w:left="120"/>
             </w:pPr>
-            <w:hyperlink w:history="1" r:id="rIdnrz2h_zdpps1bdvqmml2p">
+            <w:hyperlink w:history="1" r:id="rId6ypilnwf7y1sugkalcmy6">
               <w:r>
                 <w:rPr>
                   <w:rFonts w:ascii="Arial" w:cs="Arial" w:eastAsia="Arial" w:hAnsi="Arial"/>
@@ -23392,7 +23392,7 @@
               <w:spacing w:after="10" w:before="0"/>
               <w:ind w:left="120"/>
             </w:pPr>
-            <w:hyperlink w:history="1" r:id="rIdo97jkmjpfmvvoofvgrd8h">
+            <w:hyperlink w:history="1" r:id="rIdivvrti_medwcbwfnkttde">
               <w:r>
                 <w:rPr>
                   <w:rFonts w:ascii="Arial" w:cs="Arial" w:eastAsia="Arial" w:hAnsi="Arial"/>
@@ -23602,7 +23602,7 @@
             <w:pPr>
               <w:spacing w:after="20" w:before="0"/>
             </w:pPr>
-            <w:hyperlink w:history="1" r:id="rIdcqvwxzvkpg26arjhxnqqj">
+            <w:hyperlink w:history="1" r:id="rIdqkcf4pmarqdf0v28lbcj9">
               <w:r>
                 <w:rPr>
                   <w:rFonts w:ascii="Arial" w:cs="Arial" w:eastAsia="Arial" w:hAnsi="Arial"/>
@@ -23651,7 +23651,7 @@
               <w:spacing w:after="10" w:before="0"/>
               <w:ind w:left="120"/>
             </w:pPr>
-            <w:hyperlink w:history="1" r:id="rIdnw03aj4up0xkik3ikepnx">
+            <w:hyperlink w:history="1" r:id="rIdqidoms340bdnpvx41gox3">
               <w:r>
                 <w:rPr>
                   <w:rFonts w:ascii="Arial" w:cs="Arial" w:eastAsia="Arial" w:hAnsi="Arial"/>
@@ -23713,7 +23713,7 @@
               <w:spacing w:after="10" w:before="0"/>
               <w:ind w:left="120"/>
             </w:pPr>
-            <w:hyperlink w:history="1" r:id="rId9remsn8ezivl0gy80f_ey">
+            <w:hyperlink w:history="1" r:id="rId6tu3l03kfxwnxlm8o8cqx">
               <w:r>
                 <w:rPr>
                   <w:rFonts w:ascii="Arial" w:cs="Arial" w:eastAsia="Arial" w:hAnsi="Arial"/>
@@ -24240,7 +24240,7 @@
         </w:rPr>
         <w:t xml:space="preserve">© 2026 SeaVuria and ARES. Aligned with KICD objectives. Developed by SeaVuria; technical implementation by ARES (with AI assistance from Claude). Licensed under </w:t>
       </w:r>
-      <w:hyperlink w:history="1" r:id="rIdmudhyafjnf6yj3rsjiatx">
+      <w:hyperlink w:history="1" r:id="rIdx9jfcqqorfz1g7ifcybgq">
         <w:r>
           <w:rPr>
             <w:rFonts w:ascii="Arial" w:cs="Arial" w:eastAsia="Arial" w:hAnsi="Arial"/>
@@ -24261,7 +24261,7 @@
         </w:rPr>
         <w:t xml:space="preserve"> (</w:t>
       </w:r>
-      <w:hyperlink w:history="1" r:id="rIdf5dvstu82uc9gk9wjhg7-">
+      <w:hyperlink w:history="1" r:id="rId37hcx0p_71ty8mrb2w6qm">
         <w:r>
           <w:rPr>
             <w:rFonts w:ascii="Arial" w:cs="Arial" w:eastAsia="Arial" w:hAnsi="Arial"/>
@@ -25274,7 +25274,7 @@
             <w:pPr>
               <w:spacing w:after="20" w:before="0"/>
             </w:pPr>
-            <w:hyperlink w:history="1" r:id="rId7ajgpnslxz2ta5kypgfsn">
+            <w:hyperlink w:history="1" r:id="rIdf7f3un98fkyft6qe8_buf">
               <w:r>
                 <w:rPr>
                   <w:rFonts w:ascii="Arial" w:cs="Arial" w:eastAsia="Arial" w:hAnsi="Arial"/>
@@ -25323,7 +25323,7 @@
               <w:spacing w:after="10" w:before="0"/>
               <w:ind w:left="120"/>
             </w:pPr>
-            <w:hyperlink w:history="1" r:id="rId9aot-ysxm0fwhbrk9f5kx">
+            <w:hyperlink w:history="1" r:id="rIdz4ev93bnzlsi5athyhvq4">
               <w:r>
                 <w:rPr>
                   <w:rFonts w:ascii="Arial" w:cs="Arial" w:eastAsia="Arial" w:hAnsi="Arial"/>
@@ -25385,7 +25385,7 @@
               <w:spacing w:after="10" w:before="0"/>
               <w:ind w:left="120"/>
             </w:pPr>
-            <w:hyperlink w:history="1" r:id="rId6dpiex9nset8sfqnhlzri">
+            <w:hyperlink w:history="1" r:id="rIdp7dldq4pvc_nwxfu36ssp">
               <w:r>
                 <w:rPr>
                   <w:rFonts w:ascii="Arial" w:cs="Arial" w:eastAsia="Arial" w:hAnsi="Arial"/>
@@ -25595,7 +25595,7 @@
             <w:pPr>
               <w:spacing w:after="20" w:before="0"/>
             </w:pPr>
-            <w:hyperlink w:history="1" r:id="rIdwa6tspufonh3gangsomag">
+            <w:hyperlink w:history="1" r:id="rId-8iwbmivq3kfrzwpgujcs">
               <w:r>
                 <w:rPr>
                   <w:rFonts w:ascii="Arial" w:cs="Arial" w:eastAsia="Arial" w:hAnsi="Arial"/>
@@ -25644,7 +25644,7 @@
               <w:spacing w:after="10" w:before="0"/>
               <w:ind w:left="120"/>
             </w:pPr>
-            <w:hyperlink w:history="1" r:id="rIdvdjk5jkr2hpouhnqj1zp5">
+            <w:hyperlink w:history="1" r:id="rIdqxwhnkiq6vshu6yzft3u2">
               <w:r>
                 <w:rPr>
                   <w:rFonts w:ascii="Arial" w:cs="Arial" w:eastAsia="Arial" w:hAnsi="Arial"/>
@@ -25706,7 +25706,7 @@
               <w:spacing w:after="10" w:before="0"/>
               <w:ind w:left="120"/>
             </w:pPr>
-            <w:hyperlink w:history="1" r:id="rIdgtf1m9tqwsy0hvlenhl9k">
+            <w:hyperlink w:history="1" r:id="rIdq-upp00ad7spljywmw7d6">
               <w:r>
                 <w:rPr>
                   <w:rFonts w:ascii="Arial" w:cs="Arial" w:eastAsia="Arial" w:hAnsi="Arial"/>
@@ -25916,7 +25916,7 @@
             <w:pPr>
               <w:spacing w:after="20" w:before="0"/>
             </w:pPr>
-            <w:hyperlink w:history="1" r:id="rId2lvoqzfcgv7hry6punoro">
+            <w:hyperlink w:history="1" r:id="rIdliaj65x6ducoalvxgjhhz">
               <w:r>
                 <w:rPr>
                   <w:rFonts w:ascii="Arial" w:cs="Arial" w:eastAsia="Arial" w:hAnsi="Arial"/>
@@ -25965,7 +25965,7 @@
               <w:spacing w:after="10" w:before="0"/>
               <w:ind w:left="120"/>
             </w:pPr>
-            <w:hyperlink w:history="1" r:id="rIdmvrfdm-nfg1kmx3dpacmg">
+            <w:hyperlink w:history="1" r:id="rIdrhgsjq-tnryycpmeffunt">
               <w:r>
                 <w:rPr>
                   <w:rFonts w:ascii="Arial" w:cs="Arial" w:eastAsia="Arial" w:hAnsi="Arial"/>
@@ -26027,7 +26027,7 @@
               <w:spacing w:after="10" w:before="0"/>
               <w:ind w:left="120"/>
             </w:pPr>
-            <w:hyperlink w:history="1" r:id="rIdbhcumefx7hzpf0jpfk5z4">
+            <w:hyperlink w:history="1" r:id="rIdaxbrjkzrrmgnhqompg53y">
               <w:r>
                 <w:rPr>
                   <w:rFonts w:ascii="Arial" w:cs="Arial" w:eastAsia="Arial" w:hAnsi="Arial"/>
@@ -26237,7 +26237,7 @@
             <w:pPr>
               <w:spacing w:after="20" w:before="0"/>
             </w:pPr>
-            <w:hyperlink w:history="1" r:id="rIdldyuod_o3hnqa2bhbf3dw">
+            <w:hyperlink w:history="1" r:id="rIdcxwtkji7ls4yc37qculz1">
               <w:r>
                 <w:rPr>
                   <w:rFonts w:ascii="Arial" w:cs="Arial" w:eastAsia="Arial" w:hAnsi="Arial"/>
@@ -26286,7 +26286,7 @@
               <w:spacing w:after="10" w:before="0"/>
               <w:ind w:left="120"/>
             </w:pPr>
-            <w:hyperlink w:history="1" r:id="rIdcen4tne0glbttdgtyepae">
+            <w:hyperlink w:history="1" r:id="rIdomkbfkb6owrfdu9fhhdpw">
               <w:r>
                 <w:rPr>
                   <w:rFonts w:ascii="Arial" w:cs="Arial" w:eastAsia="Arial" w:hAnsi="Arial"/>
@@ -26348,7 +26348,7 @@
               <w:spacing w:after="10" w:before="0"/>
               <w:ind w:left="120"/>
             </w:pPr>
-            <w:hyperlink w:history="1" r:id="rIdrhrgyna34twkpovhmdzn7">
+            <w:hyperlink w:history="1" r:id="rIdmm7oljy6fm1u5jkk62gph">
               <w:r>
                 <w:rPr>
                   <w:rFonts w:ascii="Arial" w:cs="Arial" w:eastAsia="Arial" w:hAnsi="Arial"/>
@@ -26558,7 +26558,7 @@
             <w:pPr>
               <w:spacing w:after="20" w:before="0"/>
             </w:pPr>
-            <w:hyperlink w:history="1" r:id="rIdmke-0qttoxoioyixtw1h5">
+            <w:hyperlink w:history="1" r:id="rId9olhfbeopqg0y0l6fprp0">
               <w:r>
                 <w:rPr>
                   <w:rFonts w:ascii="Arial" w:cs="Arial" w:eastAsia="Arial" w:hAnsi="Arial"/>
@@ -26607,7 +26607,7 @@
               <w:spacing w:after="10" w:before="0"/>
               <w:ind w:left="120"/>
             </w:pPr>
-            <w:hyperlink w:history="1" r:id="rId2eth3eibfb1-dakqz6rj4">
+            <w:hyperlink w:history="1" r:id="rIdp4yrq4we6yzpfdy35f7_m">
               <w:r>
                 <w:rPr>
                   <w:rFonts w:ascii="Arial" w:cs="Arial" w:eastAsia="Arial" w:hAnsi="Arial"/>
@@ -26669,7 +26669,7 @@
               <w:spacing w:after="10" w:before="0"/>
               <w:ind w:left="120"/>
             </w:pPr>
-            <w:hyperlink w:history="1" r:id="rIdflqwm2ljjatvf_6kca4s4">
+            <w:hyperlink w:history="1" r:id="rId3toycto_zca0hyvkklocc">
               <w:r>
                 <w:rPr>
                   <w:rFonts w:ascii="Arial" w:cs="Arial" w:eastAsia="Arial" w:hAnsi="Arial"/>
@@ -27462,7 +27462,7 @@
         </w:rPr>
         <w:t xml:space="preserve">© 2026 SeaVuria and ARES. Aligned with KICD objectives. Developed by SeaVuria; technical implementation by ARES (with AI assistance from Claude). Licensed under </w:t>
       </w:r>
-      <w:hyperlink w:history="1" r:id="rIdgaw83mko-4igqjqx2kng9">
+      <w:hyperlink w:history="1" r:id="rIdadq9gyd7yhrn9dtv-aet1">
         <w:r>
           <w:rPr>
             <w:rFonts w:ascii="Arial" w:cs="Arial" w:eastAsia="Arial" w:hAnsi="Arial"/>
@@ -27483,7 +27483,7 @@
         </w:rPr>
         <w:t xml:space="preserve"> (</w:t>
       </w:r>
-      <w:hyperlink w:history="1" r:id="rIdjjnytuefzqk61zgfiumdo">
+      <w:hyperlink w:history="1" r:id="rIdfmjenfcy-kve4siyg-ejc">
         <w:r>
           <w:rPr>
             <w:rFonts w:ascii="Arial" w:cs="Arial" w:eastAsia="Arial" w:hAnsi="Arial"/>

--- a/data/outputs/v2/Biology/SS2.2_Plant_Transport/Biology_Plant_Transport_CBE_LessonSequence.docx
+++ b/data/outputs/v2/Biology/SS2.2_Plant_Transport/Biology_Plant_Transport_CBE_LessonSequence.docx
@@ -2520,7 +2520,7 @@
         </w:rPr>
         <w:t xml:space="preserve">© 2026 SeaVuria and ARES. This work is licensed under a </w:t>
       </w:r>
-      <w:hyperlink w:history="1" r:id="rIdpdqcowifnrjgkqy1fdpzb">
+      <w:hyperlink w:history="1" r:id="rIdwwrkz3262fxgdzfjaxkhl">
         <w:r>
           <w:rPr>
             <w:rFonts w:ascii="Arial" w:cs="Arial" w:eastAsia="Arial" w:hAnsi="Arial"/>
@@ -2540,7 +2540,7 @@
         </w:rPr>
         <w:t xml:space="preserve"> (</w:t>
       </w:r>
-      <w:hyperlink w:history="1" r:id="rIdd582ypkwg9kzaucr3afv5">
+      <w:hyperlink w:history="1" r:id="rIdupsij0ltc8yprqfga4gmc">
         <w:r>
           <w:rPr>
             <w:rFonts w:ascii="Arial" w:cs="Arial" w:eastAsia="Arial" w:hAnsi="Arial"/>
@@ -2560,7 +2560,7 @@
         </w:rPr>
         <w:t xml:space="preserve">). To view a copy of this license, visit </w:t>
       </w:r>
-      <w:hyperlink w:history="1" r:id="rIdrpn3rbo0df2hylpfzsoie">
+      <w:hyperlink w:history="1" r:id="rIdx6ofl8qiy2k0tuy4v6aty">
         <w:r>
           <w:rPr>
             <w:rFonts w:ascii="Arial" w:cs="Arial" w:eastAsia="Arial" w:hAnsi="Arial"/>
@@ -3572,7 +3572,7 @@
             <w:pPr>
               <w:spacing w:after="20" w:before="0"/>
             </w:pPr>
-            <w:hyperlink w:history="1" r:id="rIdwqfr_nuaekahes01hto3y">
+            <w:hyperlink w:history="1" r:id="rIdl6rixbwtysfvuum_3sxku">
               <w:r>
                 <w:rPr>
                   <w:rFonts w:ascii="Arial" w:cs="Arial" w:eastAsia="Arial" w:hAnsi="Arial"/>
@@ -3621,7 +3621,7 @@
               <w:spacing w:after="10" w:before="0"/>
               <w:ind w:left="120"/>
             </w:pPr>
-            <w:hyperlink w:history="1" r:id="rIdwfjqjlocrb3190zpdt7jk">
+            <w:hyperlink w:history="1" r:id="rId060jucdso0ou-x46v1mcp">
               <w:r>
                 <w:rPr>
                   <w:rFonts w:ascii="Arial" w:cs="Arial" w:eastAsia="Arial" w:hAnsi="Arial"/>
@@ -3683,7 +3683,7 @@
               <w:spacing w:after="10" w:before="0"/>
               <w:ind w:left="120"/>
             </w:pPr>
-            <w:hyperlink w:history="1" r:id="rIdngsxna7opmhcazj6b46dw">
+            <w:hyperlink w:history="1" r:id="rIdlcbevjve9pt9qpof21dil">
               <w:r>
                 <w:rPr>
                   <w:rFonts w:ascii="Arial" w:cs="Arial" w:eastAsia="Arial" w:hAnsi="Arial"/>
@@ -3893,7 +3893,7 @@
             <w:pPr>
               <w:spacing w:after="20" w:before="0"/>
             </w:pPr>
-            <w:hyperlink w:history="1" r:id="rIdkfvpjmqg2uasuc4pqp1h3">
+            <w:hyperlink w:history="1" r:id="rIdhpbnvxlm49ejwqpuuqjmq">
               <w:r>
                 <w:rPr>
                   <w:rFonts w:ascii="Arial" w:cs="Arial" w:eastAsia="Arial" w:hAnsi="Arial"/>
@@ -3942,7 +3942,7 @@
               <w:spacing w:after="10" w:before="0"/>
               <w:ind w:left="120"/>
             </w:pPr>
-            <w:hyperlink w:history="1" r:id="rIdhjairqxwvcy0zs-zias5o">
+            <w:hyperlink w:history="1" r:id="rIdluvbfeagkovwffwkbfkud">
               <w:r>
                 <w:rPr>
                   <w:rFonts w:ascii="Arial" w:cs="Arial" w:eastAsia="Arial" w:hAnsi="Arial"/>
@@ -4004,7 +4004,7 @@
               <w:spacing w:after="10" w:before="0"/>
               <w:ind w:left="120"/>
             </w:pPr>
-            <w:hyperlink w:history="1" r:id="rIdlidvsey6bokmojepxxahm">
+            <w:hyperlink w:history="1" r:id="rIdd2kpoupg8amtavz6h-mar">
               <w:r>
                 <w:rPr>
                   <w:rFonts w:ascii="Arial" w:cs="Arial" w:eastAsia="Arial" w:hAnsi="Arial"/>
@@ -4214,7 +4214,7 @@
             <w:pPr>
               <w:spacing w:after="20" w:before="0"/>
             </w:pPr>
-            <w:hyperlink w:history="1" r:id="rIdtb9plho-mex6ryvcn8cof">
+            <w:hyperlink w:history="1" r:id="rIdhtub4uzxfc19ofnbg67z6">
               <w:r>
                 <w:rPr>
                   <w:rFonts w:ascii="Arial" w:cs="Arial" w:eastAsia="Arial" w:hAnsi="Arial"/>
@@ -4263,7 +4263,7 @@
               <w:spacing w:after="10" w:before="0"/>
               <w:ind w:left="120"/>
             </w:pPr>
-            <w:hyperlink w:history="1" r:id="rIdp9cah0pzrkak78q0a1_xc">
+            <w:hyperlink w:history="1" r:id="rIdeha2eh7kbjikoqvo3ivll">
               <w:r>
                 <w:rPr>
                   <w:rFonts w:ascii="Arial" w:cs="Arial" w:eastAsia="Arial" w:hAnsi="Arial"/>
@@ -4325,7 +4325,7 @@
               <w:spacing w:after="10" w:before="0"/>
               <w:ind w:left="120"/>
             </w:pPr>
-            <w:hyperlink w:history="1" r:id="rIdy31mc2276wyef7ohdwqw2">
+            <w:hyperlink w:history="1" r:id="rId-lzufzcehegifaswnk7md">
               <w:r>
                 <w:rPr>
                   <w:rFonts w:ascii="Arial" w:cs="Arial" w:eastAsia="Arial" w:hAnsi="Arial"/>
@@ -4535,7 +4535,7 @@
             <w:pPr>
               <w:spacing w:after="20" w:before="0"/>
             </w:pPr>
-            <w:hyperlink w:history="1" r:id="rIdmoewbh1_9glw7nl-zeckk">
+            <w:hyperlink w:history="1" r:id="rId0gpjpniqbzl28ooj9naat">
               <w:r>
                 <w:rPr>
                   <w:rFonts w:ascii="Arial" w:cs="Arial" w:eastAsia="Arial" w:hAnsi="Arial"/>
@@ -4584,7 +4584,7 @@
               <w:spacing w:after="10" w:before="0"/>
               <w:ind w:left="120"/>
             </w:pPr>
-            <w:hyperlink w:history="1" r:id="rIdfio_qgh9oc0szood1cmx1">
+            <w:hyperlink w:history="1" r:id="rIdvntudoxl5we-5iugfbpll">
               <w:r>
                 <w:rPr>
                   <w:rFonts w:ascii="Arial" w:cs="Arial" w:eastAsia="Arial" w:hAnsi="Arial"/>
@@ -4646,7 +4646,7 @@
               <w:spacing w:after="10" w:before="0"/>
               <w:ind w:left="120"/>
             </w:pPr>
-            <w:hyperlink w:history="1" r:id="rIdrxdheq4y5l3k1o2cbosyp">
+            <w:hyperlink w:history="1" r:id="rIdahu15d8k8v9vuxbelivo7">
               <w:r>
                 <w:rPr>
                   <w:rFonts w:ascii="Arial" w:cs="Arial" w:eastAsia="Arial" w:hAnsi="Arial"/>
@@ -4856,7 +4856,7 @@
             <w:pPr>
               <w:spacing w:after="20" w:before="0"/>
             </w:pPr>
-            <w:hyperlink w:history="1" r:id="rIdxsil4o3ohwyaupcu9hov9">
+            <w:hyperlink w:history="1" r:id="rIdvsnuqciua-bpbv5ajjael">
               <w:r>
                 <w:rPr>
                   <w:rFonts w:ascii="Arial" w:cs="Arial" w:eastAsia="Arial" w:hAnsi="Arial"/>
@@ -4905,7 +4905,7 @@
               <w:spacing w:after="10" w:before="0"/>
               <w:ind w:left="120"/>
             </w:pPr>
-            <w:hyperlink w:history="1" r:id="rIdvtylnouzskhkiammnmuhe">
+            <w:hyperlink w:history="1" r:id="rIdq0t8nzuc4iiyutbvzsb_z">
               <w:r>
                 <w:rPr>
                   <w:rFonts w:ascii="Arial" w:cs="Arial" w:eastAsia="Arial" w:hAnsi="Arial"/>
@@ -4967,7 +4967,7 @@
               <w:spacing w:after="10" w:before="0"/>
               <w:ind w:left="120"/>
             </w:pPr>
-            <w:hyperlink w:history="1" r:id="rIdza8roesuszecj0tx7n4yq">
+            <w:hyperlink w:history="1" r:id="rId4jtxzz1hhwj3x8hwhhrjr">
               <w:r>
                 <w:rPr>
                   <w:rFonts w:ascii="Arial" w:cs="Arial" w:eastAsia="Arial" w:hAnsi="Arial"/>
@@ -5494,7 +5494,7 @@
         </w:rPr>
         <w:t xml:space="preserve">© 2026 SeaVuria and ARES. Aligned with KICD objectives. Developed by SeaVuria; technical implementation by ARES (with AI assistance from Claude). Licensed under </w:t>
       </w:r>
-      <w:hyperlink w:history="1" r:id="rIdjfl5yl5eqa-e-nbwbbifn">
+      <w:hyperlink w:history="1" r:id="rId4kpdiu_crgfe57kkvkg9v">
         <w:r>
           <w:rPr>
             <w:rFonts w:ascii="Arial" w:cs="Arial" w:eastAsia="Arial" w:hAnsi="Arial"/>
@@ -5515,7 +5515,7 @@
         </w:rPr>
         <w:t xml:space="preserve"> (</w:t>
       </w:r>
-      <w:hyperlink w:history="1" r:id="rIdumtnfe2okitoqiewvvson">
+      <w:hyperlink w:history="1" r:id="rIdt2rh1mauepzs3b_nk0wnr">
         <w:r>
           <w:rPr>
             <w:rFonts w:ascii="Arial" w:cs="Arial" w:eastAsia="Arial" w:hAnsi="Arial"/>
@@ -6528,7 +6528,7 @@
             <w:pPr>
               <w:spacing w:after="20" w:before="0"/>
             </w:pPr>
-            <w:hyperlink w:history="1" r:id="rIdvnywxpgh09vasrvvgq_2z">
+            <w:hyperlink w:history="1" r:id="rIdogvzxjpqnbupe4xx6awxz">
               <w:r>
                 <w:rPr>
                   <w:rFonts w:ascii="Arial" w:cs="Arial" w:eastAsia="Arial" w:hAnsi="Arial"/>
@@ -6561,7 +6561,7 @@
               <w:spacing w:after="10" w:before="0"/>
               <w:ind w:left="120"/>
             </w:pPr>
-            <w:hyperlink w:history="1" r:id="rIdg3dvu2kpbexnqxbdnvzgl">
+            <w:hyperlink w:history="1" r:id="rIdj8wrhozirl9agigzxljpq">
               <w:r>
                 <w:rPr>
                   <w:rFonts w:ascii="Arial" w:cs="Arial" w:eastAsia="Arial" w:hAnsi="Arial"/>
@@ -6623,7 +6623,7 @@
               <w:spacing w:after="10" w:before="0"/>
               <w:ind w:left="120"/>
             </w:pPr>
-            <w:hyperlink w:history="1" r:id="rIdbz7pbuiq6r3mndaxmv-7u">
+            <w:hyperlink w:history="1" r:id="rIdhervbbfsdfi5ajtbxg6mz">
               <w:r>
                 <w:rPr>
                   <w:rFonts w:ascii="Arial" w:cs="Arial" w:eastAsia="Arial" w:hAnsi="Arial"/>
@@ -6833,7 +6833,7 @@
             <w:pPr>
               <w:spacing w:after="20" w:before="0"/>
             </w:pPr>
-            <w:hyperlink w:history="1" r:id="rIdjrzz0exehibabwilgnrcr">
+            <w:hyperlink w:history="1" r:id="rIdas1xvuznsosx3tqt83nh3">
               <w:r>
                 <w:rPr>
                   <w:rFonts w:ascii="Arial" w:cs="Arial" w:eastAsia="Arial" w:hAnsi="Arial"/>
@@ -6866,7 +6866,7 @@
               <w:spacing w:after="10" w:before="0"/>
               <w:ind w:left="120"/>
             </w:pPr>
-            <w:hyperlink w:history="1" r:id="rIdu5asqyg4ka4dg7rin3c48">
+            <w:hyperlink w:history="1" r:id="rIdbeq1-jy1aczf47rr1gtkl">
               <w:r>
                 <w:rPr>
                   <w:rFonts w:ascii="Arial" w:cs="Arial" w:eastAsia="Arial" w:hAnsi="Arial"/>
@@ -6928,7 +6928,7 @@
               <w:spacing w:after="10" w:before="0"/>
               <w:ind w:left="120"/>
             </w:pPr>
-            <w:hyperlink w:history="1" r:id="rIdrbpzururrozadlfjjm1k3">
+            <w:hyperlink w:history="1" r:id="rIdefwz9ho0im-43q5mwihkl">
               <w:r>
                 <w:rPr>
                   <w:rFonts w:ascii="Arial" w:cs="Arial" w:eastAsia="Arial" w:hAnsi="Arial"/>
@@ -7138,7 +7138,7 @@
             <w:pPr>
               <w:spacing w:after="20" w:before="0"/>
             </w:pPr>
-            <w:hyperlink w:history="1" r:id="rIdfqh6dqw2qulz0tfpannc0">
+            <w:hyperlink w:history="1" r:id="rIdpnzj_kx8ucbqz6bmjixul">
               <w:r>
                 <w:rPr>
                   <w:rFonts w:ascii="Arial" w:cs="Arial" w:eastAsia="Arial" w:hAnsi="Arial"/>
@@ -7171,7 +7171,7 @@
               <w:spacing w:after="10" w:before="0"/>
               <w:ind w:left="120"/>
             </w:pPr>
-            <w:hyperlink w:history="1" r:id="rIdzib-qkkmshtw78u-fcozc">
+            <w:hyperlink w:history="1" r:id="rIdl4uh0v5vgxwrf6dtfxrjx">
               <w:r>
                 <w:rPr>
                   <w:rFonts w:ascii="Arial" w:cs="Arial" w:eastAsia="Arial" w:hAnsi="Arial"/>
@@ -7233,7 +7233,7 @@
               <w:spacing w:after="10" w:before="0"/>
               <w:ind w:left="120"/>
             </w:pPr>
-            <w:hyperlink w:history="1" r:id="rIdw7dytpizqpa7rokjmspe4">
+            <w:hyperlink w:history="1" r:id="rId5w-crcz8spl1rmcvfqsc-">
               <w:r>
                 <w:rPr>
                   <w:rFonts w:ascii="Arial" w:cs="Arial" w:eastAsia="Arial" w:hAnsi="Arial"/>
@@ -7443,7 +7443,7 @@
             <w:pPr>
               <w:spacing w:after="20" w:before="0"/>
             </w:pPr>
-            <w:hyperlink w:history="1" r:id="rId67vaqclhilknvy768dteo">
+            <w:hyperlink w:history="1" r:id="rIdeas0h9owfnqlu-d1r74wn">
               <w:r>
                 <w:rPr>
                   <w:rFonts w:ascii="Arial" w:cs="Arial" w:eastAsia="Arial" w:hAnsi="Arial"/>
@@ -7476,7 +7476,7 @@
               <w:spacing w:after="10" w:before="0"/>
               <w:ind w:left="120"/>
             </w:pPr>
-            <w:hyperlink w:history="1" r:id="rIdl5ymdu_yy95tchdv1f-6e">
+            <w:hyperlink w:history="1" r:id="rIdh9rfk1dv91dcczgg55okd">
               <w:r>
                 <w:rPr>
                   <w:rFonts w:ascii="Arial" w:cs="Arial" w:eastAsia="Arial" w:hAnsi="Arial"/>
@@ -7538,7 +7538,7 @@
               <w:spacing w:after="10" w:before="0"/>
               <w:ind w:left="120"/>
             </w:pPr>
-            <w:hyperlink w:history="1" r:id="rIdrehbaii3prrw_4yoram7x">
+            <w:hyperlink w:history="1" r:id="rId_22dlb9rmspn-g07eqjl5">
               <w:r>
                 <w:rPr>
                   <w:rFonts w:ascii="Arial" w:cs="Arial" w:eastAsia="Arial" w:hAnsi="Arial"/>
@@ -7748,7 +7748,7 @@
             <w:pPr>
               <w:spacing w:after="20" w:before="0"/>
             </w:pPr>
-            <w:hyperlink w:history="1" r:id="rId4quyjxdyszsn_zeryvfyu">
+            <w:hyperlink w:history="1" r:id="rId_2b6ic15vclkms50esauq">
               <w:r>
                 <w:rPr>
                   <w:rFonts w:ascii="Arial" w:cs="Arial" w:eastAsia="Arial" w:hAnsi="Arial"/>
@@ -7781,7 +7781,7 @@
               <w:spacing w:after="10" w:before="0"/>
               <w:ind w:left="120"/>
             </w:pPr>
-            <w:hyperlink w:history="1" r:id="rIdx-ft38sojtsvzzitwnnqe">
+            <w:hyperlink w:history="1" r:id="rIdoq4rhqs9acaglnqndrypp">
               <w:r>
                 <w:rPr>
                   <w:rFonts w:ascii="Arial" w:cs="Arial" w:eastAsia="Arial" w:hAnsi="Arial"/>
@@ -7843,7 +7843,7 @@
               <w:spacing w:after="10" w:before="0"/>
               <w:ind w:left="120"/>
             </w:pPr>
-            <w:hyperlink w:history="1" r:id="rIdlrigucfmoqcubap-krpy4">
+            <w:hyperlink w:history="1" r:id="rIde3cbiycus2qe9e7ttskqw">
               <w:r>
                 <w:rPr>
                   <w:rFonts w:ascii="Arial" w:cs="Arial" w:eastAsia="Arial" w:hAnsi="Arial"/>
@@ -8370,7 +8370,7 @@
         </w:rPr>
         <w:t xml:space="preserve">© 2026 SeaVuria and ARES. Aligned with KICD objectives. Developed by SeaVuria; technical implementation by ARES (with AI assistance from Claude). Licensed under </w:t>
       </w:r>
-      <w:hyperlink w:history="1" r:id="rIdb0c_nf3eziwvhhzgwouwb">
+      <w:hyperlink w:history="1" r:id="rIdtaitt6wtvh_f8nlxbmlan">
         <w:r>
           <w:rPr>
             <w:rFonts w:ascii="Arial" w:cs="Arial" w:eastAsia="Arial" w:hAnsi="Arial"/>
@@ -8391,7 +8391,7 @@
         </w:rPr>
         <w:t xml:space="preserve"> (</w:t>
       </w:r>
-      <w:hyperlink w:history="1" r:id="rIddj63ply4opgdsz0d5o2ri">
+      <w:hyperlink w:history="1" r:id="rIdemxlzopmktqjke1obbos9">
         <w:r>
           <w:rPr>
             <w:rFonts w:ascii="Arial" w:cs="Arial" w:eastAsia="Arial" w:hAnsi="Arial"/>
@@ -9404,7 +9404,7 @@
             <w:pPr>
               <w:spacing w:after="20" w:before="0"/>
             </w:pPr>
-            <w:hyperlink w:history="1" r:id="rIdvszmeo2wh3yvbitjt6afi">
+            <w:hyperlink w:history="1" r:id="rIdjrozcj0nusx-0kgxriwuq">
               <w:r>
                 <w:rPr>
                   <w:rFonts w:ascii="Arial" w:cs="Arial" w:eastAsia="Arial" w:hAnsi="Arial"/>
@@ -9437,7 +9437,7 @@
               <w:spacing w:after="10" w:before="0"/>
               <w:ind w:left="120"/>
             </w:pPr>
-            <w:hyperlink w:history="1" r:id="rIdszavmysixbauep6ieyduj">
+            <w:hyperlink w:history="1" r:id="rIdl0mov0who27nyixu87h2z">
               <w:r>
                 <w:rPr>
                   <w:rFonts w:ascii="Arial" w:cs="Arial" w:eastAsia="Arial" w:hAnsi="Arial"/>
@@ -9482,7 +9482,7 @@
             <w:pPr>
               <w:spacing w:after="20" w:before="0"/>
             </w:pPr>
-            <w:hyperlink w:history="1" r:id="rIduthfxypdbkmf-ygkhywvj">
+            <w:hyperlink w:history="1" r:id="rIdhoehisjduuo-gitkhfxbc">
               <w:r>
                 <w:rPr>
                   <w:rFonts w:ascii="Arial" w:cs="Arial" w:eastAsia="Arial" w:hAnsi="Arial"/>
@@ -9531,7 +9531,7 @@
               <w:spacing w:after="10" w:before="0"/>
               <w:ind w:left="120"/>
             </w:pPr>
-            <w:hyperlink w:history="1" r:id="rId3jljk5u9bdtrhplv9isae">
+            <w:hyperlink w:history="1" r:id="rIdrn56cysxk4drdkccfnzrg">
               <w:r>
                 <w:rPr>
                   <w:rFonts w:ascii="Arial" w:cs="Arial" w:eastAsia="Arial" w:hAnsi="Arial"/>
@@ -9726,7 +9726,7 @@
             <w:pPr>
               <w:spacing w:after="20" w:before="0"/>
             </w:pPr>
-            <w:hyperlink w:history="1" r:id="rIdwyja54jbhetzgzlybdqtp">
+            <w:hyperlink w:history="1" r:id="rIdm7ash4xx-qkvnt_rtpnll">
               <w:r>
                 <w:rPr>
                   <w:rFonts w:ascii="Arial" w:cs="Arial" w:eastAsia="Arial" w:hAnsi="Arial"/>
@@ -9759,7 +9759,7 @@
               <w:spacing w:after="10" w:before="0"/>
               <w:ind w:left="120"/>
             </w:pPr>
-            <w:hyperlink w:history="1" r:id="rId6ktyanm8pxzz63jmtiygf">
+            <w:hyperlink w:history="1" r:id="rId_dj6h-_fnkrur1vk9clz_">
               <w:r>
                 <w:rPr>
                   <w:rFonts w:ascii="Arial" w:cs="Arial" w:eastAsia="Arial" w:hAnsi="Arial"/>
@@ -9804,7 +9804,7 @@
             <w:pPr>
               <w:spacing w:after="20" w:before="0"/>
             </w:pPr>
-            <w:hyperlink w:history="1" r:id="rIdjkf-qwgdtyc3ex2mmvayj">
+            <w:hyperlink w:history="1" r:id="rIdus23zn5x6rzbrhgzz1amf">
               <w:r>
                 <w:rPr>
                   <w:rFonts w:ascii="Arial" w:cs="Arial" w:eastAsia="Arial" w:hAnsi="Arial"/>
@@ -9853,7 +9853,7 @@
               <w:spacing w:after="10" w:before="0"/>
               <w:ind w:left="120"/>
             </w:pPr>
-            <w:hyperlink w:history="1" r:id="rId7dgz68pycklv3tpzm-tiv">
+            <w:hyperlink w:history="1" r:id="rIdkarzdjhfw3tpn7hokzipx">
               <w:r>
                 <w:rPr>
                   <w:rFonts w:ascii="Arial" w:cs="Arial" w:eastAsia="Arial" w:hAnsi="Arial"/>
@@ -10048,7 +10048,7 @@
             <w:pPr>
               <w:spacing w:after="20" w:before="0"/>
             </w:pPr>
-            <w:hyperlink w:history="1" r:id="rId23kuzvnsmzbr64jg_vt7q">
+            <w:hyperlink w:history="1" r:id="rIdgapw4erlxpceo-wfiupum">
               <w:r>
                 <w:rPr>
                   <w:rFonts w:ascii="Arial" w:cs="Arial" w:eastAsia="Arial" w:hAnsi="Arial"/>
@@ -10081,7 +10081,7 @@
               <w:spacing w:after="10" w:before="0"/>
               <w:ind w:left="120"/>
             </w:pPr>
-            <w:hyperlink w:history="1" r:id="rId4g2zm7xtrgzr30o8os3sv">
+            <w:hyperlink w:history="1" r:id="rIdn2n3vsz9gx-h1xnmkydoe">
               <w:r>
                 <w:rPr>
                   <w:rFonts w:ascii="Arial" w:cs="Arial" w:eastAsia="Arial" w:hAnsi="Arial"/>
@@ -10126,7 +10126,7 @@
             <w:pPr>
               <w:spacing w:after="20" w:before="0"/>
             </w:pPr>
-            <w:hyperlink w:history="1" r:id="rIdafdm9rmdyztcrc-ffplou">
+            <w:hyperlink w:history="1" r:id="rId8lymxghfnqrj6qsh7agcy">
               <w:r>
                 <w:rPr>
                   <w:rFonts w:ascii="Arial" w:cs="Arial" w:eastAsia="Arial" w:hAnsi="Arial"/>
@@ -10175,7 +10175,7 @@
               <w:spacing w:after="10" w:before="0"/>
               <w:ind w:left="120"/>
             </w:pPr>
-            <w:hyperlink w:history="1" r:id="rIdey0yso5sj69ajviz5yz3q">
+            <w:hyperlink w:history="1" r:id="rId0c_x54s2jd1n27zlc1bts">
               <w:r>
                 <w:rPr>
                   <w:rFonts w:ascii="Arial" w:cs="Arial" w:eastAsia="Arial" w:hAnsi="Arial"/>
@@ -10370,7 +10370,7 @@
             <w:pPr>
               <w:spacing w:after="20" w:before="0"/>
             </w:pPr>
-            <w:hyperlink w:history="1" r:id="rIdxxj2b5yjljlodwr0f9k6s">
+            <w:hyperlink w:history="1" r:id="rIdfydxzmgtbuvmmfg7qnaev">
               <w:r>
                 <w:rPr>
                   <w:rFonts w:ascii="Arial" w:cs="Arial" w:eastAsia="Arial" w:hAnsi="Arial"/>
@@ -10403,7 +10403,7 @@
               <w:spacing w:after="10" w:before="0"/>
               <w:ind w:left="120"/>
             </w:pPr>
-            <w:hyperlink w:history="1" r:id="rIde7bl7tmb2v4cusf_opubu">
+            <w:hyperlink w:history="1" r:id="rIdl_nqtafeta-r0vogonmce">
               <w:r>
                 <w:rPr>
                   <w:rFonts w:ascii="Arial" w:cs="Arial" w:eastAsia="Arial" w:hAnsi="Arial"/>
@@ -10448,7 +10448,7 @@
             <w:pPr>
               <w:spacing w:after="20" w:before="0"/>
             </w:pPr>
-            <w:hyperlink w:history="1" r:id="rIdrfubnouu9-odauhkm7rt-">
+            <w:hyperlink w:history="1" r:id="rId0ri3bz8gkmbbvo_8mdpla">
               <w:r>
                 <w:rPr>
                   <w:rFonts w:ascii="Arial" w:cs="Arial" w:eastAsia="Arial" w:hAnsi="Arial"/>
@@ -10497,7 +10497,7 @@
               <w:spacing w:after="10" w:before="0"/>
               <w:ind w:left="120"/>
             </w:pPr>
-            <w:hyperlink w:history="1" r:id="rIdvfghstlz6vyo6paeffjw-">
+            <w:hyperlink w:history="1" r:id="rIdfe0bnayd2so6ukrhzzlv1">
               <w:r>
                 <w:rPr>
                   <w:rFonts w:ascii="Arial" w:cs="Arial" w:eastAsia="Arial" w:hAnsi="Arial"/>
@@ -10692,7 +10692,7 @@
             <w:pPr>
               <w:spacing w:after="20" w:before="0"/>
             </w:pPr>
-            <w:hyperlink w:history="1" r:id="rIdalx8lisqegvp8yxfw4cmu">
+            <w:hyperlink w:history="1" r:id="rId6yhkynztj7ul9pujejtyt">
               <w:r>
                 <w:rPr>
                   <w:rFonts w:ascii="Arial" w:cs="Arial" w:eastAsia="Arial" w:hAnsi="Arial"/>
@@ -10725,7 +10725,7 @@
               <w:spacing w:after="10" w:before="0"/>
               <w:ind w:left="120"/>
             </w:pPr>
-            <w:hyperlink w:history="1" r:id="rIdhihlhxk19cubz01xtmcem">
+            <w:hyperlink w:history="1" r:id="rIdspsjuaytcchyc21etjcba">
               <w:r>
                 <w:rPr>
                   <w:rFonts w:ascii="Arial" w:cs="Arial" w:eastAsia="Arial" w:hAnsi="Arial"/>
@@ -10770,7 +10770,7 @@
             <w:pPr>
               <w:spacing w:after="20" w:before="0"/>
             </w:pPr>
-            <w:hyperlink w:history="1" r:id="rIde2lqdbplbaqdwzq01l6mh">
+            <w:hyperlink w:history="1" r:id="rIdo9skdjpgunvie2itt7p7a">
               <w:r>
                 <w:rPr>
                   <w:rFonts w:ascii="Arial" w:cs="Arial" w:eastAsia="Arial" w:hAnsi="Arial"/>
@@ -10819,7 +10819,7 @@
               <w:spacing w:after="10" w:before="0"/>
               <w:ind w:left="120"/>
             </w:pPr>
-            <w:hyperlink w:history="1" r:id="rIducm0loj9e6f1cz2hj-0ex">
+            <w:hyperlink w:history="1" r:id="rIdopovaffiqqhoirshls-eh">
               <w:r>
                 <w:rPr>
                   <w:rFonts w:ascii="Arial" w:cs="Arial" w:eastAsia="Arial" w:hAnsi="Arial"/>
@@ -11331,7 +11331,7 @@
         </w:rPr>
         <w:t xml:space="preserve">© 2026 SeaVuria and ARES. Aligned with KICD objectives. Developed by SeaVuria; technical implementation by ARES (with AI assistance from Claude). Licensed under </w:t>
       </w:r>
-      <w:hyperlink w:history="1" r:id="rIdukwxpeufyyeeqgo3vxdp7">
+      <w:hyperlink w:history="1" r:id="rIdxfpyk1w5ysd-g9m2c1c13">
         <w:r>
           <w:rPr>
             <w:rFonts w:ascii="Arial" w:cs="Arial" w:eastAsia="Arial" w:hAnsi="Arial"/>
@@ -11352,7 +11352,7 @@
         </w:rPr>
         <w:t xml:space="preserve"> (</w:t>
       </w:r>
-      <w:hyperlink w:history="1" r:id="rIdxw7yipksydgnjizbxegzg">
+      <w:hyperlink w:history="1" r:id="rIdj4ebt1jed7hqswmofqsxk">
         <w:r>
           <w:rPr>
             <w:rFonts w:ascii="Arial" w:cs="Arial" w:eastAsia="Arial" w:hAnsi="Arial"/>
@@ -12366,7 +12366,7 @@
             <w:pPr>
               <w:spacing w:after="20" w:before="0"/>
             </w:pPr>
-            <w:hyperlink w:history="1" r:id="rIds0-0mer-zimsq4pi5ctrl">
+            <w:hyperlink w:history="1" r:id="rIdst5p1sjeharcilcjtxwe5">
               <w:r>
                 <w:rPr>
                   <w:rFonts w:ascii="Arial" w:cs="Arial" w:eastAsia="Arial" w:hAnsi="Arial"/>
@@ -12399,7 +12399,7 @@
               <w:spacing w:after="10" w:before="0"/>
               <w:ind w:left="120"/>
             </w:pPr>
-            <w:hyperlink w:history="1" r:id="rIdtjguew_svm4kpokymn7ij">
+            <w:hyperlink w:history="1" r:id="rIddamac8do406cmffmlue5v">
               <w:r>
                 <w:rPr>
                   <w:rFonts w:ascii="Arial" w:cs="Arial" w:eastAsia="Arial" w:hAnsi="Arial"/>
@@ -12444,7 +12444,7 @@
             <w:pPr>
               <w:spacing w:after="20" w:before="0"/>
             </w:pPr>
-            <w:hyperlink w:history="1" r:id="rIdqruooyvwd791xmhjpqzho">
+            <w:hyperlink w:history="1" r:id="rIdyy_a00eg_b98t3u_wxufr">
               <w:r>
                 <w:rPr>
                   <w:rFonts w:ascii="Arial" w:cs="Arial" w:eastAsia="Arial" w:hAnsi="Arial"/>
@@ -12477,7 +12477,7 @@
               <w:spacing w:after="10" w:before="0"/>
               <w:ind w:left="120"/>
             </w:pPr>
-            <w:hyperlink w:history="1" r:id="rIdjcvqugg0igwdf_yvn46xn">
+            <w:hyperlink w:history="1" r:id="rIdlai4srtgtoxk8uaxrzxh2">
               <w:r>
                 <w:rPr>
                   <w:rFonts w:ascii="Arial" w:cs="Arial" w:eastAsia="Arial" w:hAnsi="Arial"/>
@@ -12672,7 +12672,7 @@
             <w:pPr>
               <w:spacing w:after="20" w:before="0"/>
             </w:pPr>
-            <w:hyperlink w:history="1" r:id="rIdtrxxhixw23cqlkoiuhq4q">
+            <w:hyperlink w:history="1" r:id="rIdhlh99cth5qmutjwosc6sz">
               <w:r>
                 <w:rPr>
                   <w:rFonts w:ascii="Arial" w:cs="Arial" w:eastAsia="Arial" w:hAnsi="Arial"/>
@@ -12705,7 +12705,7 @@
               <w:spacing w:after="10" w:before="0"/>
               <w:ind w:left="120"/>
             </w:pPr>
-            <w:hyperlink w:history="1" r:id="rIddlpvjkkvnzobcvjc2oxdq">
+            <w:hyperlink w:history="1" r:id="rIdovwqnnajjhjvc9y7dps-u">
               <w:r>
                 <w:rPr>
                   <w:rFonts w:ascii="Arial" w:cs="Arial" w:eastAsia="Arial" w:hAnsi="Arial"/>
@@ -12750,7 +12750,7 @@
             <w:pPr>
               <w:spacing w:after="20" w:before="0"/>
             </w:pPr>
-            <w:hyperlink w:history="1" r:id="rId9scskehq7nl6rweyg_zuc">
+            <w:hyperlink w:history="1" r:id="rIdqnep3o6uz2d4-4rywkkye">
               <w:r>
                 <w:rPr>
                   <w:rFonts w:ascii="Arial" w:cs="Arial" w:eastAsia="Arial" w:hAnsi="Arial"/>
@@ -12783,7 +12783,7 @@
               <w:spacing w:after="10" w:before="0"/>
               <w:ind w:left="120"/>
             </w:pPr>
-            <w:hyperlink w:history="1" r:id="rIds-dtq6w1cgv9v0zu5oyn5">
+            <w:hyperlink w:history="1" r:id="rIddr8mjlhwcznlwhjx4om7u">
               <w:r>
                 <w:rPr>
                   <w:rFonts w:ascii="Arial" w:cs="Arial" w:eastAsia="Arial" w:hAnsi="Arial"/>
@@ -12978,7 +12978,7 @@
             <w:pPr>
               <w:spacing w:after="20" w:before="0"/>
             </w:pPr>
-            <w:hyperlink w:history="1" r:id="rIdtktw4j65ctv0i_9rtzgv3">
+            <w:hyperlink w:history="1" r:id="rIdup0mqqblzjtxkteg_wuar">
               <w:r>
                 <w:rPr>
                   <w:rFonts w:ascii="Arial" w:cs="Arial" w:eastAsia="Arial" w:hAnsi="Arial"/>
@@ -13011,7 +13011,7 @@
               <w:spacing w:after="10" w:before="0"/>
               <w:ind w:left="120"/>
             </w:pPr>
-            <w:hyperlink w:history="1" r:id="rIdoymwbivj9uaxeiwtj082c">
+            <w:hyperlink w:history="1" r:id="rIdx3oq2pxrmc3ljfu5qfcf9">
               <w:r>
                 <w:rPr>
                   <w:rFonts w:ascii="Arial" w:cs="Arial" w:eastAsia="Arial" w:hAnsi="Arial"/>
@@ -13056,7 +13056,7 @@
             <w:pPr>
               <w:spacing w:after="20" w:before="0"/>
             </w:pPr>
-            <w:hyperlink w:history="1" r:id="rIdllutjio61ku5idi8f5zya">
+            <w:hyperlink w:history="1" r:id="rIdjnnrizgonjwn49whqfsco">
               <w:r>
                 <w:rPr>
                   <w:rFonts w:ascii="Arial" w:cs="Arial" w:eastAsia="Arial" w:hAnsi="Arial"/>
@@ -13089,7 +13089,7 @@
               <w:spacing w:after="10" w:before="0"/>
               <w:ind w:left="120"/>
             </w:pPr>
-            <w:hyperlink w:history="1" r:id="rIdupl4c3odbirx93a4bf24r">
+            <w:hyperlink w:history="1" r:id="rId2edkfkgz0qfuxthwhsqnl">
               <w:r>
                 <w:rPr>
                   <w:rFonts w:ascii="Arial" w:cs="Arial" w:eastAsia="Arial" w:hAnsi="Arial"/>
@@ -13284,7 +13284,7 @@
             <w:pPr>
               <w:spacing w:after="20" w:before="0"/>
             </w:pPr>
-            <w:hyperlink w:history="1" r:id="rIdfyczetl0bp4ephjm8kfhj">
+            <w:hyperlink w:history="1" r:id="rIdkyxydqmzrhbuknad2fcyj">
               <w:r>
                 <w:rPr>
                   <w:rFonts w:ascii="Arial" w:cs="Arial" w:eastAsia="Arial" w:hAnsi="Arial"/>
@@ -13317,7 +13317,7 @@
               <w:spacing w:after="10" w:before="0"/>
               <w:ind w:left="120"/>
             </w:pPr>
-            <w:hyperlink w:history="1" r:id="rIdvowwgqntsjp1kc5akem3f">
+            <w:hyperlink w:history="1" r:id="rIdpga7cs9esx2_hxhzvhhtu">
               <w:r>
                 <w:rPr>
                   <w:rFonts w:ascii="Arial" w:cs="Arial" w:eastAsia="Arial" w:hAnsi="Arial"/>
@@ -13362,7 +13362,7 @@
             <w:pPr>
               <w:spacing w:after="20" w:before="0"/>
             </w:pPr>
-            <w:hyperlink w:history="1" r:id="rIdonv4xee53yw3kw-rbta4l">
+            <w:hyperlink w:history="1" r:id="rIdycg3yr0ikeuv4redbxmwg">
               <w:r>
                 <w:rPr>
                   <w:rFonts w:ascii="Arial" w:cs="Arial" w:eastAsia="Arial" w:hAnsi="Arial"/>
@@ -13395,7 +13395,7 @@
               <w:spacing w:after="10" w:before="0"/>
               <w:ind w:left="120"/>
             </w:pPr>
-            <w:hyperlink w:history="1" r:id="rIdmzfp5gj9zcr8onovd0jcc">
+            <w:hyperlink w:history="1" r:id="rIdbqirskbunurlle7rdw4cj">
               <w:r>
                 <w:rPr>
                   <w:rFonts w:ascii="Arial" w:cs="Arial" w:eastAsia="Arial" w:hAnsi="Arial"/>
@@ -13590,7 +13590,7 @@
             <w:pPr>
               <w:spacing w:after="20" w:before="0"/>
             </w:pPr>
-            <w:hyperlink w:history="1" r:id="rIdvoglxg0g_ierlkp1di830">
+            <w:hyperlink w:history="1" r:id="rIdidj6skdngjiygpm6r3cn3">
               <w:r>
                 <w:rPr>
                   <w:rFonts w:ascii="Arial" w:cs="Arial" w:eastAsia="Arial" w:hAnsi="Arial"/>
@@ -13639,7 +13639,7 @@
               <w:spacing w:after="10" w:before="0"/>
               <w:ind w:left="120"/>
             </w:pPr>
-            <w:hyperlink w:history="1" r:id="rIdzkueaxtjxd7p0l3bhn6kf">
+            <w:hyperlink w:history="1" r:id="rId1s8hu0ysdxa6husf6zyja">
               <w:r>
                 <w:rPr>
                   <w:rFonts w:ascii="Arial" w:cs="Arial" w:eastAsia="Arial" w:hAnsi="Arial"/>
@@ -13684,7 +13684,7 @@
             <w:pPr>
               <w:spacing w:after="20" w:before="0"/>
             </w:pPr>
-            <w:hyperlink w:history="1" r:id="rIdswvweq81uvynbbhhogjxk">
+            <w:hyperlink w:history="1" r:id="rId7z2hv85xamx_6x9jgfzl3">
               <w:r>
                 <w:rPr>
                   <w:rFonts w:ascii="Arial" w:cs="Arial" w:eastAsia="Arial" w:hAnsi="Arial"/>
@@ -13733,7 +13733,7 @@
               <w:spacing w:after="10" w:before="0"/>
               <w:ind w:left="120"/>
             </w:pPr>
-            <w:hyperlink w:history="1" r:id="rIdi6b1fhkisgfklxs9alhy0">
+            <w:hyperlink w:history="1" r:id="rIdjkkm5gdams69t2leajg3m">
               <w:r>
                 <w:rPr>
                   <w:rFonts w:ascii="Arial" w:cs="Arial" w:eastAsia="Arial" w:hAnsi="Arial"/>
@@ -14245,7 +14245,7 @@
         </w:rPr>
         <w:t xml:space="preserve">© 2026 SeaVuria and ARES. Aligned with KICD objectives. Developed by SeaVuria; technical implementation by ARES (with AI assistance from Claude). Licensed under </w:t>
       </w:r>
-      <w:hyperlink w:history="1" r:id="rId2lctxrqsn0wlus2qi-g1j">
+      <w:hyperlink w:history="1" r:id="rIdoa8enxsfs9iw7nlttpiy0">
         <w:r>
           <w:rPr>
             <w:rFonts w:ascii="Arial" w:cs="Arial" w:eastAsia="Arial" w:hAnsi="Arial"/>
@@ -14266,7 +14266,7 @@
         </w:rPr>
         <w:t xml:space="preserve"> (</w:t>
       </w:r>
-      <w:hyperlink w:history="1" r:id="rIdagu78-zaoxji7ess-ls1a">
+      <w:hyperlink w:history="1" r:id="rIdixw_zc_xdnmucyalnp6wn">
         <w:r>
           <w:rPr>
             <w:rFonts w:ascii="Arial" w:cs="Arial" w:eastAsia="Arial" w:hAnsi="Arial"/>
@@ -15279,7 +15279,7 @@
             <w:pPr>
               <w:spacing w:after="20" w:before="0"/>
             </w:pPr>
-            <w:hyperlink w:history="1" r:id="rIdvmfjcm1ww5rvtsf2xphs-">
+            <w:hyperlink w:history="1" r:id="rId_mi_jcxio-8sf0ugoubvp">
               <w:r>
                 <w:rPr>
                   <w:rFonts w:ascii="Arial" w:cs="Arial" w:eastAsia="Arial" w:hAnsi="Arial"/>
@@ -15328,7 +15328,7 @@
               <w:spacing w:after="10" w:before="0"/>
               <w:ind w:left="120"/>
             </w:pPr>
-            <w:hyperlink w:history="1" r:id="rId7vdhxwmqg5an6vt2ukrql">
+            <w:hyperlink w:history="1" r:id="rIdynqzsc-inazspnpk6svdv">
               <w:r>
                 <w:rPr>
                   <w:rFonts w:ascii="Arial" w:cs="Arial" w:eastAsia="Arial" w:hAnsi="Arial"/>
@@ -15390,7 +15390,7 @@
               <w:spacing w:after="10" w:before="0"/>
               <w:ind w:left="120"/>
             </w:pPr>
-            <w:hyperlink w:history="1" r:id="rIdr2k74coyfizipbwbcjxxg">
+            <w:hyperlink w:history="1" r:id="rIdhdcx-thlv9imxuegu5p4l">
               <w:r>
                 <w:rPr>
                   <w:rFonts w:ascii="Arial" w:cs="Arial" w:eastAsia="Arial" w:hAnsi="Arial"/>
@@ -15600,7 +15600,7 @@
             <w:pPr>
               <w:spacing w:after="20" w:before="0"/>
             </w:pPr>
-            <w:hyperlink w:history="1" r:id="rIdf8xiztuxzgkjizzcpjsfd">
+            <w:hyperlink w:history="1" r:id="rIdw-uaidjdwf60kbnhmcxtc">
               <w:r>
                 <w:rPr>
                   <w:rFonts w:ascii="Arial" w:cs="Arial" w:eastAsia="Arial" w:hAnsi="Arial"/>
@@ -15649,7 +15649,7 @@
               <w:spacing w:after="10" w:before="0"/>
               <w:ind w:left="120"/>
             </w:pPr>
-            <w:hyperlink w:history="1" r:id="rIdnoqrcgj4hdkekfkwb-4yz">
+            <w:hyperlink w:history="1" r:id="rIdztr4eope_geszvsebuhvm">
               <w:r>
                 <w:rPr>
                   <w:rFonts w:ascii="Arial" w:cs="Arial" w:eastAsia="Arial" w:hAnsi="Arial"/>
@@ -15711,7 +15711,7 @@
               <w:spacing w:after="10" w:before="0"/>
               <w:ind w:left="120"/>
             </w:pPr>
-            <w:hyperlink w:history="1" r:id="rIdjdgr2wayfjco76f9osd5o">
+            <w:hyperlink w:history="1" r:id="rIdfy3wdf2bbuqzoza9ogj-j">
               <w:r>
                 <w:rPr>
                   <w:rFonts w:ascii="Arial" w:cs="Arial" w:eastAsia="Arial" w:hAnsi="Arial"/>
@@ -15959,7 +15959,7 @@
             <w:pPr>
               <w:spacing w:after="20" w:before="0"/>
             </w:pPr>
-            <w:hyperlink w:history="1" r:id="rIdxgch36zloam9rtulaas-j">
+            <w:hyperlink w:history="1" r:id="rIdwyrily0oo_lafnm4xb6ph">
               <w:r>
                 <w:rPr>
                   <w:rFonts w:ascii="Arial" w:cs="Arial" w:eastAsia="Arial" w:hAnsi="Arial"/>
@@ -16008,7 +16008,7 @@
               <w:spacing w:after="10" w:before="0"/>
               <w:ind w:left="120"/>
             </w:pPr>
-            <w:hyperlink w:history="1" r:id="rIdizj15c0kjll2-i4exrtqw">
+            <w:hyperlink w:history="1" r:id="rIdvbgcljrtiyb4y3v-payup">
               <w:r>
                 <w:rPr>
                   <w:rFonts w:ascii="Arial" w:cs="Arial" w:eastAsia="Arial" w:hAnsi="Arial"/>
@@ -16070,7 +16070,7 @@
               <w:spacing w:after="10" w:before="0"/>
               <w:ind w:left="120"/>
             </w:pPr>
-            <w:hyperlink w:history="1" r:id="rIdibegqwqzhrq3q3yawt_1m">
+            <w:hyperlink w:history="1" r:id="rId-guyxpzkhdlae1h1zzeu6">
               <w:r>
                 <w:rPr>
                   <w:rFonts w:ascii="Arial" w:cs="Arial" w:eastAsia="Arial" w:hAnsi="Arial"/>
@@ -16280,7 +16280,7 @@
             <w:pPr>
               <w:spacing w:after="20" w:before="0"/>
             </w:pPr>
-            <w:hyperlink w:history="1" r:id="rIddq_-fnqb9gpp_wetmjryo">
+            <w:hyperlink w:history="1" r:id="rIdc1ihcrmmuoyrz0slbkf0g">
               <w:r>
                 <w:rPr>
                   <w:rFonts w:ascii="Arial" w:cs="Arial" w:eastAsia="Arial" w:hAnsi="Arial"/>
@@ -16329,7 +16329,7 @@
               <w:spacing w:after="10" w:before="0"/>
               <w:ind w:left="120"/>
             </w:pPr>
-            <w:hyperlink w:history="1" r:id="rId1yjvt-yqvzvoo41a8n1m5">
+            <w:hyperlink w:history="1" r:id="rIdgheixqbonn_lrcwoiegbe">
               <w:r>
                 <w:rPr>
                   <w:rFonts w:ascii="Arial" w:cs="Arial" w:eastAsia="Arial" w:hAnsi="Arial"/>
@@ -16391,7 +16391,7 @@
               <w:spacing w:after="10" w:before="0"/>
               <w:ind w:left="120"/>
             </w:pPr>
-            <w:hyperlink w:history="1" r:id="rIdxhy1-13rarprccn4p8ihj">
+            <w:hyperlink w:history="1" r:id="rIdrwlj3iuxlyyvlnxagbyr6">
               <w:r>
                 <w:rPr>
                   <w:rFonts w:ascii="Arial" w:cs="Arial" w:eastAsia="Arial" w:hAnsi="Arial"/>
@@ -16601,7 +16601,7 @@
             <w:pPr>
               <w:spacing w:after="20" w:before="0"/>
             </w:pPr>
-            <w:hyperlink w:history="1" r:id="rIdkamzpw88xmjtsger79f_i">
+            <w:hyperlink w:history="1" r:id="rIdgwd50dlpy5gizahdayulo">
               <w:r>
                 <w:rPr>
                   <w:rFonts w:ascii="Arial" w:cs="Arial" w:eastAsia="Arial" w:hAnsi="Arial"/>
@@ -16650,7 +16650,7 @@
               <w:spacing w:after="10" w:before="0"/>
               <w:ind w:left="120"/>
             </w:pPr>
-            <w:hyperlink w:history="1" r:id="rIddevcqcl_nv2p1xsgpjkxo">
+            <w:hyperlink w:history="1" r:id="rId_wtizif7uiosxxqy34qcv">
               <w:r>
                 <w:rPr>
                   <w:rFonts w:ascii="Arial" w:cs="Arial" w:eastAsia="Arial" w:hAnsi="Arial"/>
@@ -16712,7 +16712,7 @@
               <w:spacing w:after="10" w:before="0"/>
               <w:ind w:left="120"/>
             </w:pPr>
-            <w:hyperlink w:history="1" r:id="rIdcz-bpaggep6hs0l81vbcu">
+            <w:hyperlink w:history="1" r:id="rIdy7knkvqmfo58ef-kabfne">
               <w:r>
                 <w:rPr>
                   <w:rFonts w:ascii="Arial" w:cs="Arial" w:eastAsia="Arial" w:hAnsi="Arial"/>
@@ -17334,7 +17334,7 @@
         </w:rPr>
         <w:t xml:space="preserve">© 2026 SeaVuria and ARES. Aligned with KICD objectives. Developed by SeaVuria; technical implementation by ARES (with AI assistance from Claude). Licensed under </w:t>
       </w:r>
-      <w:hyperlink w:history="1" r:id="rIdhemwlck98c7f8z-7xcqcs">
+      <w:hyperlink w:history="1" r:id="rIdawi4-sihjsagsmbyvxv3s">
         <w:r>
           <w:rPr>
             <w:rFonts w:ascii="Arial" w:cs="Arial" w:eastAsia="Arial" w:hAnsi="Arial"/>
@@ -17355,7 +17355,7 @@
         </w:rPr>
         <w:t xml:space="preserve"> (</w:t>
       </w:r>
-      <w:hyperlink w:history="1" r:id="rId2_l1tezjovaz3osddjn_d">
+      <w:hyperlink w:history="1" r:id="rIdencptiyqe3r4l9lv-qeuv">
         <w:r>
           <w:rPr>
             <w:rFonts w:ascii="Arial" w:cs="Arial" w:eastAsia="Arial" w:hAnsi="Arial"/>
@@ -18368,7 +18368,7 @@
             <w:pPr>
               <w:spacing w:after="20" w:before="0"/>
             </w:pPr>
-            <w:hyperlink w:history="1" r:id="rId638lnscul1ez061dycm7j">
+            <w:hyperlink w:history="1" r:id="rId1qx7vhv8922yrefxrmk3e">
               <w:r>
                 <w:rPr>
                   <w:rFonts w:ascii="Arial" w:cs="Arial" w:eastAsia="Arial" w:hAnsi="Arial"/>
@@ -18401,7 +18401,7 @@
               <w:spacing w:after="10" w:before="0"/>
               <w:ind w:left="120"/>
             </w:pPr>
-            <w:hyperlink w:history="1" r:id="rIdzriuqtsjm6faulj3u0zrm">
+            <w:hyperlink w:history="1" r:id="rId_pahetsipw90lftmhmwir">
               <w:r>
                 <w:rPr>
                   <w:rFonts w:ascii="Arial" w:cs="Arial" w:eastAsia="Arial" w:hAnsi="Arial"/>
@@ -18446,7 +18446,7 @@
             <w:pPr>
               <w:spacing w:after="20" w:before="0"/>
             </w:pPr>
-            <w:hyperlink w:history="1" r:id="rIdkdla_pugl2ffmago2eclr">
+            <w:hyperlink w:history="1" r:id="rIdlyojtmonau0oefw2kmfvx">
               <w:r>
                 <w:rPr>
                   <w:rFonts w:ascii="Arial" w:cs="Arial" w:eastAsia="Arial" w:hAnsi="Arial"/>
@@ -18495,7 +18495,7 @@
               <w:spacing w:after="10" w:before="0"/>
               <w:ind w:left="120"/>
             </w:pPr>
-            <w:hyperlink w:history="1" r:id="rIdhwkeyykr46onahn9l-gba">
+            <w:hyperlink w:history="1" r:id="rIdpv71zsif113hypf2hyo-u">
               <w:r>
                 <w:rPr>
                   <w:rFonts w:ascii="Arial" w:cs="Arial" w:eastAsia="Arial" w:hAnsi="Arial"/>
@@ -18690,7 +18690,7 @@
             <w:pPr>
               <w:spacing w:after="20" w:before="0"/>
             </w:pPr>
-            <w:hyperlink w:history="1" r:id="rId4dqgsqyn_nuhhc_qxo8dn">
+            <w:hyperlink w:history="1" r:id="rIdft5zl69numnyllvrfvfv2">
               <w:r>
                 <w:rPr>
                   <w:rFonts w:ascii="Arial" w:cs="Arial" w:eastAsia="Arial" w:hAnsi="Arial"/>
@@ -18723,7 +18723,7 @@
               <w:spacing w:after="10" w:before="0"/>
               <w:ind w:left="120"/>
             </w:pPr>
-            <w:hyperlink w:history="1" r:id="rId-lx9jzmylhbra4r8wd9a3">
+            <w:hyperlink w:history="1" r:id="rIdro3al0bnvfcqqtmomqc9r">
               <w:r>
                 <w:rPr>
                   <w:rFonts w:ascii="Arial" w:cs="Arial" w:eastAsia="Arial" w:hAnsi="Arial"/>
@@ -18768,7 +18768,7 @@
             <w:pPr>
               <w:spacing w:after="20" w:before="0"/>
             </w:pPr>
-            <w:hyperlink w:history="1" r:id="rIdrcpmwlvawyr2sb947qkoz">
+            <w:hyperlink w:history="1" r:id="rIdkoolxnhb9p9u6udbky0u3">
               <w:r>
                 <w:rPr>
                   <w:rFonts w:ascii="Arial" w:cs="Arial" w:eastAsia="Arial" w:hAnsi="Arial"/>
@@ -18817,7 +18817,7 @@
               <w:spacing w:after="10" w:before="0"/>
               <w:ind w:left="120"/>
             </w:pPr>
-            <w:hyperlink w:history="1" r:id="rIdnjjlriwvkiulxqvh15teo">
+            <w:hyperlink w:history="1" r:id="rIdh-i3twbxjumumzhbgu5cm">
               <w:r>
                 <w:rPr>
                   <w:rFonts w:ascii="Arial" w:cs="Arial" w:eastAsia="Arial" w:hAnsi="Arial"/>
@@ -19240,7 +19240,7 @@
             <w:pPr>
               <w:spacing w:after="20" w:before="0"/>
             </w:pPr>
-            <w:hyperlink w:history="1" r:id="rIdcokbtljtqthxx2inu7q6y">
+            <w:hyperlink w:history="1" r:id="rIdmbdgnosbyktqdqlix2uv2">
               <w:r>
                 <w:rPr>
                   <w:rFonts w:ascii="Arial" w:cs="Arial" w:eastAsia="Arial" w:hAnsi="Arial"/>
@@ -19289,7 +19289,7 @@
               <w:spacing w:after="10" w:before="0"/>
               <w:ind w:left="120"/>
             </w:pPr>
-            <w:hyperlink w:history="1" r:id="rIdpixiszlrds_9g38f3efyy">
+            <w:hyperlink w:history="1" r:id="rIdfe-pvginczwzqlx1cacdq">
               <w:r>
                 <w:rPr>
                   <w:rFonts w:ascii="Arial" w:cs="Arial" w:eastAsia="Arial" w:hAnsi="Arial"/>
@@ -19334,7 +19334,7 @@
             <w:pPr>
               <w:spacing w:after="20" w:before="0"/>
             </w:pPr>
-            <w:hyperlink w:history="1" r:id="rIdkwq8wlbvca6ma80rewiug">
+            <w:hyperlink w:history="1" r:id="rIdc9bpmaqgstfjkssbnexns">
               <w:r>
                 <w:rPr>
                   <w:rFonts w:ascii="Arial" w:cs="Arial" w:eastAsia="Arial" w:hAnsi="Arial"/>
@@ -19383,7 +19383,7 @@
               <w:spacing w:after="10" w:before="0"/>
               <w:ind w:left="120"/>
             </w:pPr>
-            <w:hyperlink w:history="1" r:id="rIdbhnnyjdcn-qmblnxe-6e6">
+            <w:hyperlink w:history="1" r:id="rIdx1aa5xgcaev8hjrcompwg">
               <w:r>
                 <w:rPr>
                   <w:rFonts w:ascii="Arial" w:cs="Arial" w:eastAsia="Arial" w:hAnsi="Arial"/>
@@ -19943,7 +19943,7 @@
             <w:pPr>
               <w:spacing w:after="20" w:before="0"/>
             </w:pPr>
-            <w:hyperlink w:history="1" r:id="rId31nxdxyuh1jeevomjoana">
+            <w:hyperlink w:history="1" r:id="rIdnowqn7yfcwvk3jdaj9h3y">
               <w:r>
                 <w:rPr>
                   <w:rFonts w:ascii="Arial" w:cs="Arial" w:eastAsia="Arial" w:hAnsi="Arial"/>
@@ -19976,7 +19976,7 @@
               <w:spacing w:after="10" w:before="0"/>
               <w:ind w:left="120"/>
             </w:pPr>
-            <w:hyperlink w:history="1" r:id="rIdsylewmfbuzrn8ajgmgeqw">
+            <w:hyperlink w:history="1" r:id="rIdljfxnc13un51aa50fjilo">
               <w:r>
                 <w:rPr>
                   <w:rFonts w:ascii="Arial" w:cs="Arial" w:eastAsia="Arial" w:hAnsi="Arial"/>
@@ -20021,7 +20021,7 @@
             <w:pPr>
               <w:spacing w:after="20" w:before="0"/>
             </w:pPr>
-            <w:hyperlink w:history="1" r:id="rIdkhsuxxq88r8epmgnlfltx">
+            <w:hyperlink w:history="1" r:id="rIdkbgj-oxczdms6gbfhs0wt">
               <w:r>
                 <w:rPr>
                   <w:rFonts w:ascii="Arial" w:cs="Arial" w:eastAsia="Arial" w:hAnsi="Arial"/>
@@ -20070,7 +20070,7 @@
               <w:spacing w:after="10" w:before="0"/>
               <w:ind w:left="120"/>
             </w:pPr>
-            <w:hyperlink w:history="1" r:id="rId46jmxiokjgit8telrilek">
+            <w:hyperlink w:history="1" r:id="rIdpdlo0kyda6kk3f9ich4pq">
               <w:r>
                 <w:rPr>
                   <w:rFonts w:ascii="Arial" w:cs="Arial" w:eastAsia="Arial" w:hAnsi="Arial"/>
@@ -20265,7 +20265,7 @@
             <w:pPr>
               <w:spacing w:after="20" w:before="0"/>
             </w:pPr>
-            <w:hyperlink w:history="1" r:id="rIdgrlwog4fx56deeesuzcih">
+            <w:hyperlink w:history="1" r:id="rIdsmdn39vrh-7qlogkt8xov">
               <w:r>
                 <w:rPr>
                   <w:rFonts w:ascii="Arial" w:cs="Arial" w:eastAsia="Arial" w:hAnsi="Arial"/>
@@ -20298,7 +20298,7 @@
               <w:spacing w:after="10" w:before="0"/>
               <w:ind w:left="120"/>
             </w:pPr>
-            <w:hyperlink w:history="1" r:id="rIdiv-estnflhjdmrxve--nf">
+            <w:hyperlink w:history="1" r:id="rIdla68hp7cfjccim-gpchm1">
               <w:r>
                 <w:rPr>
                   <w:rFonts w:ascii="Arial" w:cs="Arial" w:eastAsia="Arial" w:hAnsi="Arial"/>
@@ -20343,7 +20343,7 @@
             <w:pPr>
               <w:spacing w:after="20" w:before="0"/>
             </w:pPr>
-            <w:hyperlink w:history="1" r:id="rId3ip0q2ej261fnrp18ilmh">
+            <w:hyperlink w:history="1" r:id="rIdxm-6hugwqo021zmguibwb">
               <w:r>
                 <w:rPr>
                   <w:rFonts w:ascii="Arial" w:cs="Arial" w:eastAsia="Arial" w:hAnsi="Arial"/>
@@ -20392,7 +20392,7 @@
               <w:spacing w:after="10" w:before="0"/>
               <w:ind w:left="120"/>
             </w:pPr>
-            <w:hyperlink w:history="1" r:id="rIddne4sk6mpfpjdmuqn4dys">
+            <w:hyperlink w:history="1" r:id="rIdlnj26bxnkywyduan0mn7-">
               <w:r>
                 <w:rPr>
                   <w:rFonts w:ascii="Arial" w:cs="Arial" w:eastAsia="Arial" w:hAnsi="Arial"/>
@@ -21284,7 +21284,7 @@
         </w:rPr>
         <w:t xml:space="preserve">© 2026 SeaVuria and ARES. Aligned with KICD objectives. Developed by SeaVuria; technical implementation by ARES (with AI assistance from Claude). Licensed under </w:t>
       </w:r>
-      <w:hyperlink w:history="1" r:id="rIdaj03sykibtmvazm1qyzur">
+      <w:hyperlink w:history="1" r:id="rIdtde8jonlcwggspn1u0_jd">
         <w:r>
           <w:rPr>
             <w:rFonts w:ascii="Arial" w:cs="Arial" w:eastAsia="Arial" w:hAnsi="Arial"/>
@@ -21305,7 +21305,7 @@
         </w:rPr>
         <w:t xml:space="preserve"> (</w:t>
       </w:r>
-      <w:hyperlink w:history="1" r:id="rIdbxl0vzi9q9xcybngsb-g_">
+      <w:hyperlink w:history="1" r:id="rIdivyo6kimqzw1ocll8fiyj">
         <w:r>
           <w:rPr>
             <w:rFonts w:ascii="Arial" w:cs="Arial" w:eastAsia="Arial" w:hAnsi="Arial"/>
@@ -22318,7 +22318,7 @@
             <w:pPr>
               <w:spacing w:after="20" w:before="0"/>
             </w:pPr>
-            <w:hyperlink w:history="1" r:id="rIdy33ejvra1i2vmqfbcvzsm">
+            <w:hyperlink w:history="1" r:id="rIdlwriyxsmbs00z_jyr-9g4">
               <w:r>
                 <w:rPr>
                   <w:rFonts w:ascii="Arial" w:cs="Arial" w:eastAsia="Arial" w:hAnsi="Arial"/>
@@ -22367,7 +22367,7 @@
               <w:spacing w:after="10" w:before="0"/>
               <w:ind w:left="120"/>
             </w:pPr>
-            <w:hyperlink w:history="1" r:id="rIdo2z04afq7jbla1dhqg-cj">
+            <w:hyperlink w:history="1" r:id="rIda6wwshzmexb0lmsk0lbdc">
               <w:r>
                 <w:rPr>
                   <w:rFonts w:ascii="Arial" w:cs="Arial" w:eastAsia="Arial" w:hAnsi="Arial"/>
@@ -22429,7 +22429,7 @@
               <w:spacing w:after="10" w:before="0"/>
               <w:ind w:left="120"/>
             </w:pPr>
-            <w:hyperlink w:history="1" r:id="rIdu6qudh3upr-p0iokkzd3s">
+            <w:hyperlink w:history="1" r:id="rIdl-txypfywdwxaxbdqk10_">
               <w:r>
                 <w:rPr>
                   <w:rFonts w:ascii="Arial" w:cs="Arial" w:eastAsia="Arial" w:hAnsi="Arial"/>
@@ -22639,7 +22639,7 @@
             <w:pPr>
               <w:spacing w:after="20" w:before="0"/>
             </w:pPr>
-            <w:hyperlink w:history="1" r:id="rIdq9gvf0aztgsnd0lerz2qd">
+            <w:hyperlink w:history="1" r:id="rIdg7qfp1drxs7tbzmxu5qxy">
               <w:r>
                 <w:rPr>
                   <w:rFonts w:ascii="Arial" w:cs="Arial" w:eastAsia="Arial" w:hAnsi="Arial"/>
@@ -22688,7 +22688,7 @@
               <w:spacing w:after="10" w:before="0"/>
               <w:ind w:left="120"/>
             </w:pPr>
-            <w:hyperlink w:history="1" r:id="rIdy8xkfvpx_sf81hztpx758">
+            <w:hyperlink w:history="1" r:id="rId_jo1axjbpixlftrysgml-">
               <w:r>
                 <w:rPr>
                   <w:rFonts w:ascii="Arial" w:cs="Arial" w:eastAsia="Arial" w:hAnsi="Arial"/>
@@ -22750,7 +22750,7 @@
               <w:spacing w:after="10" w:before="0"/>
               <w:ind w:left="120"/>
             </w:pPr>
-            <w:hyperlink w:history="1" r:id="rIdtrt1g3erugawwescb-jtd">
+            <w:hyperlink w:history="1" r:id="rId28ul89n959fmsbtjdozc9">
               <w:r>
                 <w:rPr>
                   <w:rFonts w:ascii="Arial" w:cs="Arial" w:eastAsia="Arial" w:hAnsi="Arial"/>
@@ -22960,7 +22960,7 @@
             <w:pPr>
               <w:spacing w:after="20" w:before="0"/>
             </w:pPr>
-            <w:hyperlink w:history="1" r:id="rIdurhbu_ib6hcydqc2vjozj">
+            <w:hyperlink w:history="1" r:id="rIdfp4ybfgxa23ao-g-dhfyd">
               <w:r>
                 <w:rPr>
                   <w:rFonts w:ascii="Arial" w:cs="Arial" w:eastAsia="Arial" w:hAnsi="Arial"/>
@@ -23009,7 +23009,7 @@
               <w:spacing w:after="10" w:before="0"/>
               <w:ind w:left="120"/>
             </w:pPr>
-            <w:hyperlink w:history="1" r:id="rId_kh2imf3ef6kgvlrt37oj">
+            <w:hyperlink w:history="1" r:id="rIdubs2ce7ni0dber2esosic">
               <w:r>
                 <w:rPr>
                   <w:rFonts w:ascii="Arial" w:cs="Arial" w:eastAsia="Arial" w:hAnsi="Arial"/>
@@ -23071,7 +23071,7 @@
               <w:spacing w:after="10" w:before="0"/>
               <w:ind w:left="120"/>
             </w:pPr>
-            <w:hyperlink w:history="1" r:id="rIddsqz_kjrpr-9d7mdqscde">
+            <w:hyperlink w:history="1" r:id="rIdgel3zipl0j-djk11u-jzo">
               <w:r>
                 <w:rPr>
                   <w:rFonts w:ascii="Arial" w:cs="Arial" w:eastAsia="Arial" w:hAnsi="Arial"/>
@@ -23281,7 +23281,7 @@
             <w:pPr>
               <w:spacing w:after="20" w:before="0"/>
             </w:pPr>
-            <w:hyperlink w:history="1" r:id="rIdt-z0dp-qlbtkqjxzoovq2">
+            <w:hyperlink w:history="1" r:id="rId3wnn8frabni_yvz4c8hgr">
               <w:r>
                 <w:rPr>
                   <w:rFonts w:ascii="Arial" w:cs="Arial" w:eastAsia="Arial" w:hAnsi="Arial"/>
@@ -23330,7 +23330,7 @@
               <w:spacing w:after="10" w:before="0"/>
               <w:ind w:left="120"/>
             </w:pPr>
-            <w:hyperlink w:history="1" r:id="rId6ypilnwf7y1sugkalcmy6">
+            <w:hyperlink w:history="1" r:id="rIdccvfil9ysrnqu98nirput">
               <w:r>
                 <w:rPr>
                   <w:rFonts w:ascii="Arial" w:cs="Arial" w:eastAsia="Arial" w:hAnsi="Arial"/>
@@ -23392,7 +23392,7 @@
               <w:spacing w:after="10" w:before="0"/>
               <w:ind w:left="120"/>
             </w:pPr>
-            <w:hyperlink w:history="1" r:id="rIdivvrti_medwcbwfnkttde">
+            <w:hyperlink w:history="1" r:id="rId9toqrd2ephjcrgo6u_po3">
               <w:r>
                 <w:rPr>
                   <w:rFonts w:ascii="Arial" w:cs="Arial" w:eastAsia="Arial" w:hAnsi="Arial"/>
@@ -23602,7 +23602,7 @@
             <w:pPr>
               <w:spacing w:after="20" w:before="0"/>
             </w:pPr>
-            <w:hyperlink w:history="1" r:id="rIdqkcf4pmarqdf0v28lbcj9">
+            <w:hyperlink w:history="1" r:id="rIdc5ad6jpt8v3yzw6-wx8oz">
               <w:r>
                 <w:rPr>
                   <w:rFonts w:ascii="Arial" w:cs="Arial" w:eastAsia="Arial" w:hAnsi="Arial"/>
@@ -23651,7 +23651,7 @@
               <w:spacing w:after="10" w:before="0"/>
               <w:ind w:left="120"/>
             </w:pPr>
-            <w:hyperlink w:history="1" r:id="rIdqidoms340bdnpvx41gox3">
+            <w:hyperlink w:history="1" r:id="rIdd0vtgiko9_4ys35xpsbc6">
               <w:r>
                 <w:rPr>
                   <w:rFonts w:ascii="Arial" w:cs="Arial" w:eastAsia="Arial" w:hAnsi="Arial"/>
@@ -23713,7 +23713,7 @@
               <w:spacing w:after="10" w:before="0"/>
               <w:ind w:left="120"/>
             </w:pPr>
-            <w:hyperlink w:history="1" r:id="rId6tu3l03kfxwnxlm8o8cqx">
+            <w:hyperlink w:history="1" r:id="rIdcmapvki6ct90gbluh98a2">
               <w:r>
                 <w:rPr>
                   <w:rFonts w:ascii="Arial" w:cs="Arial" w:eastAsia="Arial" w:hAnsi="Arial"/>
@@ -24240,7 +24240,7 @@
         </w:rPr>
         <w:t xml:space="preserve">© 2026 SeaVuria and ARES. Aligned with KICD objectives. Developed by SeaVuria; technical implementation by ARES (with AI assistance from Claude). Licensed under </w:t>
       </w:r>
-      <w:hyperlink w:history="1" r:id="rIdx9jfcqqorfz1g7ifcybgq">
+      <w:hyperlink w:history="1" r:id="rIddjpyjcbcofjlqqeloapr4">
         <w:r>
           <w:rPr>
             <w:rFonts w:ascii="Arial" w:cs="Arial" w:eastAsia="Arial" w:hAnsi="Arial"/>
@@ -24261,7 +24261,7 @@
         </w:rPr>
         <w:t xml:space="preserve"> (</w:t>
       </w:r>
-      <w:hyperlink w:history="1" r:id="rId37hcx0p_71ty8mrb2w6qm">
+      <w:hyperlink w:history="1" r:id="rIdrowthx0timhgjwkthtknl">
         <w:r>
           <w:rPr>
             <w:rFonts w:ascii="Arial" w:cs="Arial" w:eastAsia="Arial" w:hAnsi="Arial"/>
@@ -25274,7 +25274,7 @@
             <w:pPr>
               <w:spacing w:after="20" w:before="0"/>
             </w:pPr>
-            <w:hyperlink w:history="1" r:id="rIdf7f3un98fkyft6qe8_buf">
+            <w:hyperlink w:history="1" r:id="rIdhqrhwd3_gnjkf7secvpmq">
               <w:r>
                 <w:rPr>
                   <w:rFonts w:ascii="Arial" w:cs="Arial" w:eastAsia="Arial" w:hAnsi="Arial"/>
@@ -25323,7 +25323,7 @@
               <w:spacing w:after="10" w:before="0"/>
               <w:ind w:left="120"/>
             </w:pPr>
-            <w:hyperlink w:history="1" r:id="rIdz4ev93bnzlsi5athyhvq4">
+            <w:hyperlink w:history="1" r:id="rIdkpy0iu_7bcahepe_irr5l">
               <w:r>
                 <w:rPr>
                   <w:rFonts w:ascii="Arial" w:cs="Arial" w:eastAsia="Arial" w:hAnsi="Arial"/>
@@ -25385,7 +25385,7 @@
               <w:spacing w:after="10" w:before="0"/>
               <w:ind w:left="120"/>
             </w:pPr>
-            <w:hyperlink w:history="1" r:id="rIdp7dldq4pvc_nwxfu36ssp">
+            <w:hyperlink w:history="1" r:id="rIdc3gowk_y_agiccxkrpilh">
               <w:r>
                 <w:rPr>
                   <w:rFonts w:ascii="Arial" w:cs="Arial" w:eastAsia="Arial" w:hAnsi="Arial"/>
@@ -25595,7 +25595,7 @@
             <w:pPr>
               <w:spacing w:after="20" w:before="0"/>
             </w:pPr>
-            <w:hyperlink w:history="1" r:id="rId-8iwbmivq3kfrzwpgujcs">
+            <w:hyperlink w:history="1" r:id="rIdwrsgct9n03o7m0x4vpqo4">
               <w:r>
                 <w:rPr>
                   <w:rFonts w:ascii="Arial" w:cs="Arial" w:eastAsia="Arial" w:hAnsi="Arial"/>
@@ -25644,7 +25644,7 @@
               <w:spacing w:after="10" w:before="0"/>
               <w:ind w:left="120"/>
             </w:pPr>
-            <w:hyperlink w:history="1" r:id="rIdqxwhnkiq6vshu6yzft3u2">
+            <w:hyperlink w:history="1" r:id="rIdm-o-jrjt9tccumgyyl59g">
               <w:r>
                 <w:rPr>
                   <w:rFonts w:ascii="Arial" w:cs="Arial" w:eastAsia="Arial" w:hAnsi="Arial"/>
@@ -25706,7 +25706,7 @@
               <w:spacing w:after="10" w:before="0"/>
               <w:ind w:left="120"/>
             </w:pPr>
-            <w:hyperlink w:history="1" r:id="rIdq-upp00ad7spljywmw7d6">
+            <w:hyperlink w:history="1" r:id="rIdfwnkomyxq0jauizrdsudo">
               <w:r>
                 <w:rPr>
                   <w:rFonts w:ascii="Arial" w:cs="Arial" w:eastAsia="Arial" w:hAnsi="Arial"/>
@@ -25916,7 +25916,7 @@
             <w:pPr>
               <w:spacing w:after="20" w:before="0"/>
             </w:pPr>
-            <w:hyperlink w:history="1" r:id="rIdliaj65x6ducoalvxgjhhz">
+            <w:hyperlink w:history="1" r:id="rId7lujvpkkyfvsmd7qagu7u">
               <w:r>
                 <w:rPr>
                   <w:rFonts w:ascii="Arial" w:cs="Arial" w:eastAsia="Arial" w:hAnsi="Arial"/>
@@ -25965,7 +25965,7 @@
               <w:spacing w:after="10" w:before="0"/>
               <w:ind w:left="120"/>
             </w:pPr>
-            <w:hyperlink w:history="1" r:id="rIdrhgsjq-tnryycpmeffunt">
+            <w:hyperlink w:history="1" r:id="rIdxool3bqb-igp-qzocrzyr">
               <w:r>
                 <w:rPr>
                   <w:rFonts w:ascii="Arial" w:cs="Arial" w:eastAsia="Arial" w:hAnsi="Arial"/>
@@ -26027,7 +26027,7 @@
               <w:spacing w:after="10" w:before="0"/>
               <w:ind w:left="120"/>
             </w:pPr>
-            <w:hyperlink w:history="1" r:id="rIdaxbrjkzrrmgnhqompg53y">
+            <w:hyperlink w:history="1" r:id="rIdcyhzzxtykqtlskoxp8f7t">
               <w:r>
                 <w:rPr>
                   <w:rFonts w:ascii="Arial" w:cs="Arial" w:eastAsia="Arial" w:hAnsi="Arial"/>
@@ -26237,7 +26237,7 @@
             <w:pPr>
               <w:spacing w:after="20" w:before="0"/>
             </w:pPr>
-            <w:hyperlink w:history="1" r:id="rIdcxwtkji7ls4yc37qculz1">
+            <w:hyperlink w:history="1" r:id="rIdwdirb1oaxnrfcpoecwnqu">
               <w:r>
                 <w:rPr>
                   <w:rFonts w:ascii="Arial" w:cs="Arial" w:eastAsia="Arial" w:hAnsi="Arial"/>
@@ -26286,7 +26286,7 @@
               <w:spacing w:after="10" w:before="0"/>
               <w:ind w:left="120"/>
             </w:pPr>
-            <w:hyperlink w:history="1" r:id="rIdomkbfkb6owrfdu9fhhdpw">
+            <w:hyperlink w:history="1" r:id="rIdeesk-c2z2sahie6pos6nv">
               <w:r>
                 <w:rPr>
                   <w:rFonts w:ascii="Arial" w:cs="Arial" w:eastAsia="Arial" w:hAnsi="Arial"/>
@@ -26348,7 +26348,7 @@
               <w:spacing w:after="10" w:before="0"/>
               <w:ind w:left="120"/>
             </w:pPr>
-            <w:hyperlink w:history="1" r:id="rIdmm7oljy6fm1u5jkk62gph">
+            <w:hyperlink w:history="1" r:id="rId7hhpf1cpn4uttmzckl4cs">
               <w:r>
                 <w:rPr>
                   <w:rFonts w:ascii="Arial" w:cs="Arial" w:eastAsia="Arial" w:hAnsi="Arial"/>
@@ -26558,7 +26558,7 @@
             <w:pPr>
               <w:spacing w:after="20" w:before="0"/>
             </w:pPr>
-            <w:hyperlink w:history="1" r:id="rId9olhfbeopqg0y0l6fprp0">
+            <w:hyperlink w:history="1" r:id="rIdyzzwfgrkklseqco2qgv-y">
               <w:r>
                 <w:rPr>
                   <w:rFonts w:ascii="Arial" w:cs="Arial" w:eastAsia="Arial" w:hAnsi="Arial"/>
@@ -26607,7 +26607,7 @@
               <w:spacing w:after="10" w:before="0"/>
               <w:ind w:left="120"/>
             </w:pPr>
-            <w:hyperlink w:history="1" r:id="rIdp4yrq4we6yzpfdy35f7_m">
+            <w:hyperlink w:history="1" r:id="rIdmfwr1eekocaoijmcudcyq">
               <w:r>
                 <w:rPr>
                   <w:rFonts w:ascii="Arial" w:cs="Arial" w:eastAsia="Arial" w:hAnsi="Arial"/>
@@ -26669,7 +26669,7 @@
               <w:spacing w:after="10" w:before="0"/>
               <w:ind w:left="120"/>
             </w:pPr>
-            <w:hyperlink w:history="1" r:id="rId3toycto_zca0hyvkklocc">
+            <w:hyperlink w:history="1" r:id="rIduvwl-e74ytpcaadld3klg">
               <w:r>
                 <w:rPr>
                   <w:rFonts w:ascii="Arial" w:cs="Arial" w:eastAsia="Arial" w:hAnsi="Arial"/>
@@ -27462,7 +27462,7 @@
         </w:rPr>
         <w:t xml:space="preserve">© 2026 SeaVuria and ARES. Aligned with KICD objectives. Developed by SeaVuria; technical implementation by ARES (with AI assistance from Claude). Licensed under </w:t>
       </w:r>
-      <w:hyperlink w:history="1" r:id="rIdadq9gyd7yhrn9dtv-aet1">
+      <w:hyperlink w:history="1" r:id="rIdfgsyapaa--0jw3tgwafgk">
         <w:r>
           <w:rPr>
             <w:rFonts w:ascii="Arial" w:cs="Arial" w:eastAsia="Arial" w:hAnsi="Arial"/>
@@ -27483,7 +27483,7 @@
         </w:rPr>
         <w:t xml:space="preserve"> (</w:t>
       </w:r>
-      <w:hyperlink w:history="1" r:id="rIdfmjenfcy-kve4siyg-ejc">
+      <w:hyperlink w:history="1" r:id="rIdin4v-ncwfpjdvrzkpecgh">
         <w:r>
           <w:rPr>
             <w:rFonts w:ascii="Arial" w:cs="Arial" w:eastAsia="Arial" w:hAnsi="Arial"/>

--- a/data/outputs/v2/Biology/SS2.2_Plant_Transport/Biology_Plant_Transport_CBE_LessonSequence.docx
+++ b/data/outputs/v2/Biology/SS2.2_Plant_Transport/Biology_Plant_Transport_CBE_LessonSequence.docx
@@ -4,6 +4,7 @@
   <w:body>
     <w:p>
       <w:pPr>
+        <w:keepNext w:val="false"/>
         <w:spacing w:after="30" w:before="0"/>
         <w:jc w:val="center"/>
       </w:pPr>
@@ -23,6 +24,7 @@
     </w:p>
     <w:p>
       <w:pPr>
+        <w:keepNext w:val="false"/>
         <w:spacing w:after="60" w:before="0"/>
         <w:jc w:val="center"/>
       </w:pPr>
@@ -81,6 +83,7 @@
           </w:tcPr>
           <w:p>
             <w:pPr>
+              <w:keepNext w:val="false"/>
               <w:spacing w:after="40" w:before="0"/>
               <w:jc w:val="center"/>
             </w:pPr>
@@ -115,6 +118,7 @@
           </w:tcPr>
           <w:p>
             <w:pPr>
+              <w:keepNext w:val="false"/>
               <w:spacing w:after="40" w:before="0"/>
               <w:jc w:val="left"/>
             </w:pPr>
@@ -147,6 +151,7 @@
           </w:tcPr>
           <w:p>
             <w:pPr>
+              <w:keepNext w:val="false"/>
               <w:spacing w:after="40" w:before="0"/>
               <w:jc w:val="left"/>
             </w:pPr>
@@ -181,6 +186,7 @@
           </w:tcPr>
           <w:p>
             <w:pPr>
+              <w:keepNext w:val="false"/>
               <w:spacing w:after="40" w:before="0"/>
               <w:jc w:val="left"/>
             </w:pPr>
@@ -213,6 +219,7 @@
           </w:tcPr>
           <w:p>
             <w:pPr>
+              <w:keepNext w:val="false"/>
               <w:spacing w:after="40" w:before="0"/>
               <w:jc w:val="left"/>
             </w:pPr>
@@ -247,6 +254,7 @@
           </w:tcPr>
           <w:p>
             <w:pPr>
+              <w:keepNext w:val="false"/>
               <w:spacing w:after="40" w:before="0"/>
               <w:jc w:val="left"/>
             </w:pPr>
@@ -279,6 +287,7 @@
           </w:tcPr>
           <w:p>
             <w:pPr>
+              <w:keepNext w:val="false"/>
               <w:spacing w:after="40" w:before="0"/>
               <w:jc w:val="left"/>
             </w:pPr>
@@ -313,6 +322,7 @@
           </w:tcPr>
           <w:p>
             <w:pPr>
+              <w:keepNext w:val="false"/>
               <w:spacing w:after="40" w:before="0"/>
               <w:jc w:val="left"/>
             </w:pPr>
@@ -345,6 +355,7 @@
           </w:tcPr>
           <w:p>
             <w:pPr>
+              <w:keepNext w:val="false"/>
               <w:spacing w:after="40" w:before="0"/>
               <w:jc w:val="left"/>
             </w:pPr>
@@ -379,6 +390,7 @@
           </w:tcPr>
           <w:p>
             <w:pPr>
+              <w:keepNext w:val="false"/>
               <w:spacing w:after="40" w:before="0"/>
               <w:jc w:val="left"/>
             </w:pPr>
@@ -411,6 +423,7 @@
           </w:tcPr>
           <w:p>
             <w:pPr>
+              <w:keepNext w:val="false"/>
               <w:spacing w:after="40" w:before="0"/>
               <w:jc w:val="left"/>
             </w:pPr>
@@ -445,6 +458,7 @@
           </w:tcPr>
           <w:p>
             <w:pPr>
+              <w:keepNext w:val="false"/>
               <w:spacing w:after="40" w:before="0"/>
               <w:jc w:val="left"/>
             </w:pPr>
@@ -652,6 +666,7 @@
           </w:tcPr>
           <w:p>
             <w:pPr>
+              <w:keepNext w:val="false"/>
               <w:spacing w:after="40" w:before="0"/>
               <w:jc w:val="left"/>
             </w:pPr>
@@ -684,6 +699,7 @@
           </w:tcPr>
           <w:p>
             <w:pPr>
+              <w:keepNext w:val="false"/>
               <w:spacing w:after="40" w:before="0"/>
               <w:jc w:val="left"/>
             </w:pPr>
@@ -703,6 +719,7 @@
           </w:p>
           <w:p>
             <w:pPr>
+              <w:keepNext w:val="false"/>
               <w:spacing w:after="40" w:before="0"/>
               <w:jc w:val="left"/>
             </w:pPr>
@@ -722,6 +739,7 @@
           </w:p>
           <w:p>
             <w:pPr>
+              <w:keepNext w:val="false"/>
               <w:spacing w:after="40" w:before="0"/>
               <w:jc w:val="left"/>
             </w:pPr>
@@ -741,6 +759,7 @@
           </w:p>
           <w:p>
             <w:pPr>
+              <w:keepNext w:val="false"/>
               <w:spacing w:after="40" w:before="0"/>
               <w:jc w:val="left"/>
             </w:pPr>
@@ -760,6 +779,7 @@
           </w:p>
           <w:p>
             <w:pPr>
+              <w:keepNext w:val="false"/>
               <w:spacing w:after="40" w:before="0"/>
               <w:jc w:val="left"/>
             </w:pPr>
@@ -779,6 +799,7 @@
           </w:p>
           <w:p>
             <w:pPr>
+              <w:keepNext w:val="false"/>
               <w:spacing w:after="40" w:before="0"/>
               <w:jc w:val="left"/>
             </w:pPr>
@@ -798,6 +819,7 @@
           </w:p>
           <w:p>
             <w:pPr>
+              <w:keepNext w:val="false"/>
               <w:spacing w:after="40" w:before="0"/>
               <w:jc w:val="left"/>
             </w:pPr>
@@ -832,6 +854,7 @@
           </w:tcPr>
           <w:p>
             <w:pPr>
+              <w:keepNext w:val="false"/>
               <w:spacing w:after="40" w:before="0"/>
               <w:jc w:val="left"/>
             </w:pPr>
@@ -979,6 +1002,7 @@
           </w:tcPr>
           <w:p>
             <w:pPr>
+              <w:keepNext w:val="false"/>
               <w:spacing w:after="40" w:before="0"/>
               <w:jc w:val="left"/>
             </w:pPr>
@@ -1106,6 +1130,7 @@
           </w:tcPr>
           <w:p>
             <w:pPr>
+              <w:keepNext w:val="false"/>
               <w:spacing w:after="40" w:before="0"/>
               <w:jc w:val="left"/>
             </w:pPr>
@@ -1293,6 +1318,7 @@
           </w:tcPr>
           <w:p>
             <w:pPr>
+              <w:keepNext w:val="false"/>
               <w:spacing w:after="40" w:before="0"/>
               <w:jc w:val="left"/>
             </w:pPr>
@@ -1440,6 +1466,7 @@
           </w:tcPr>
           <w:p>
             <w:pPr>
+              <w:keepNext w:val="false"/>
               <w:spacing w:after="40" w:before="0"/>
               <w:jc w:val="left"/>
             </w:pPr>
@@ -1607,6 +1634,7 @@
           </w:tcPr>
           <w:p>
             <w:pPr>
+              <w:keepNext w:val="false"/>
               <w:spacing w:after="40" w:before="0"/>
               <w:jc w:val="left"/>
             </w:pPr>
@@ -1639,6 +1667,7 @@
           </w:tcPr>
           <w:p>
             <w:pPr>
+              <w:keepNext w:val="false"/>
               <w:spacing w:after="40" w:before="0"/>
               <w:jc w:val="left"/>
             </w:pPr>
@@ -1673,6 +1702,7 @@
           </w:tcPr>
           <w:p>
             <w:pPr>
+              <w:keepNext w:val="false"/>
               <w:spacing w:after="40" w:before="0"/>
               <w:jc w:val="left"/>
             </w:pPr>
@@ -1705,6 +1735,7 @@
           </w:tcPr>
           <w:p>
             <w:pPr>
+              <w:keepNext w:val="false"/>
               <w:spacing w:after="40" w:before="0"/>
               <w:jc w:val="left"/>
             </w:pPr>
@@ -1724,6 +1755,7 @@
           </w:p>
           <w:p>
             <w:pPr>
+              <w:keepNext w:val="false"/>
               <w:spacing w:after="40" w:before="0"/>
               <w:jc w:val="left"/>
             </w:pPr>
@@ -1743,6 +1775,7 @@
           </w:p>
           <w:p>
             <w:pPr>
+              <w:keepNext w:val="false"/>
               <w:spacing w:after="40" w:before="0"/>
               <w:jc w:val="left"/>
             </w:pPr>
@@ -1762,6 +1795,7 @@
           </w:p>
           <w:p>
             <w:pPr>
+              <w:keepNext w:val="false"/>
               <w:spacing w:after="40" w:before="0"/>
               <w:jc w:val="left"/>
             </w:pPr>
@@ -1781,6 +1815,7 @@
           </w:p>
           <w:p>
             <w:pPr>
+              <w:keepNext w:val="false"/>
               <w:spacing w:after="40" w:before="0"/>
               <w:jc w:val="left"/>
             </w:pPr>
@@ -1815,6 +1850,7 @@
           </w:tcPr>
           <w:p>
             <w:pPr>
+              <w:keepNext w:val="false"/>
               <w:spacing w:after="40" w:before="0"/>
               <w:jc w:val="left"/>
             </w:pPr>
@@ -1847,6 +1883,7 @@
           </w:tcPr>
           <w:p>
             <w:pPr>
+              <w:keepNext w:val="false"/>
               <w:spacing w:after="40" w:before="0"/>
               <w:jc w:val="left"/>
             </w:pPr>
@@ -1866,6 +1903,7 @@
           </w:p>
           <w:p>
             <w:pPr>
+              <w:keepNext w:val="false"/>
               <w:spacing w:after="40" w:before="0"/>
               <w:jc w:val="left"/>
             </w:pPr>
@@ -1885,6 +1923,7 @@
           </w:p>
           <w:p>
             <w:pPr>
+              <w:keepNext w:val="false"/>
               <w:spacing w:after="40" w:before="0"/>
               <w:jc w:val="left"/>
             </w:pPr>
@@ -1904,6 +1943,7 @@
           </w:p>
           <w:p>
             <w:pPr>
+              <w:keepNext w:val="false"/>
               <w:spacing w:after="40" w:before="0"/>
               <w:jc w:val="left"/>
             </w:pPr>
@@ -1923,6 +1963,7 @@
           </w:p>
           <w:p>
             <w:pPr>
+              <w:keepNext w:val="false"/>
               <w:spacing w:after="40" w:before="0"/>
               <w:jc w:val="left"/>
             </w:pPr>
@@ -1957,6 +1998,7 @@
           </w:tcPr>
           <w:p>
             <w:pPr>
+              <w:keepNext w:val="false"/>
               <w:spacing w:after="40" w:before="0"/>
               <w:jc w:val="left"/>
             </w:pPr>
@@ -1989,6 +2031,7 @@
           </w:tcPr>
           <w:p>
             <w:pPr>
+              <w:keepNext w:val="false"/>
               <w:spacing w:after="40" w:before="0"/>
               <w:jc w:val="left"/>
             </w:pPr>
@@ -2008,6 +2051,7 @@
           </w:p>
           <w:p>
             <w:pPr>
+              <w:keepNext w:val="false"/>
               <w:spacing w:after="40" w:before="0"/>
               <w:jc w:val="left"/>
             </w:pPr>
@@ -2027,6 +2071,7 @@
           </w:p>
           <w:p>
             <w:pPr>
+              <w:keepNext w:val="false"/>
               <w:spacing w:after="40" w:before="0"/>
               <w:jc w:val="left"/>
             </w:pPr>
@@ -2046,6 +2091,7 @@
           </w:p>
           <w:p>
             <w:pPr>
+              <w:keepNext w:val="false"/>
               <w:spacing w:after="40" w:before="0"/>
               <w:jc w:val="left"/>
             </w:pPr>
@@ -2065,6 +2111,7 @@
           </w:p>
           <w:p>
             <w:pPr>
+              <w:keepNext w:val="false"/>
               <w:spacing w:after="40" w:before="0"/>
               <w:jc w:val="left"/>
             </w:pPr>
@@ -2084,6 +2131,7 @@
           </w:p>
           <w:p>
             <w:pPr>
+              <w:keepNext w:val="false"/>
               <w:spacing w:after="40" w:before="0"/>
               <w:jc w:val="left"/>
             </w:pPr>
@@ -2103,6 +2151,7 @@
           </w:p>
           <w:p>
             <w:pPr>
+              <w:keepNext w:val="false"/>
               <w:spacing w:after="40" w:before="0"/>
               <w:jc w:val="left"/>
             </w:pPr>
@@ -2122,6 +2171,7 @@
           </w:p>
           <w:p>
             <w:pPr>
+              <w:keepNext w:val="false"/>
               <w:spacing w:after="40" w:before="0"/>
               <w:jc w:val="left"/>
             </w:pPr>
@@ -2141,6 +2191,7 @@
           </w:p>
           <w:p>
             <w:pPr>
+              <w:keepNext w:val="false"/>
               <w:spacing w:after="40" w:before="0"/>
               <w:jc w:val="left"/>
             </w:pPr>
@@ -2160,6 +2211,7 @@
           </w:p>
           <w:p>
             <w:pPr>
+              <w:keepNext w:val="false"/>
               <w:spacing w:after="40" w:before="0"/>
               <w:jc w:val="left"/>
             </w:pPr>
@@ -2179,6 +2231,7 @@
           </w:p>
           <w:p>
             <w:pPr>
+              <w:keepNext w:val="false"/>
               <w:spacing w:after="40" w:before="0"/>
               <w:jc w:val="left"/>
             </w:pPr>
@@ -2198,6 +2251,7 @@
           </w:p>
           <w:p>
             <w:pPr>
+              <w:keepNext w:val="false"/>
               <w:spacing w:after="40" w:before="0"/>
               <w:jc w:val="left"/>
             </w:pPr>
@@ -2217,6 +2271,7 @@
           </w:p>
           <w:p>
             <w:pPr>
+              <w:keepNext w:val="false"/>
               <w:spacing w:after="40" w:before="0"/>
               <w:jc w:val="left"/>
             </w:pPr>
@@ -2236,6 +2291,7 @@
           </w:p>
           <w:p>
             <w:pPr>
+              <w:keepNext w:val="false"/>
               <w:spacing w:after="40" w:before="0"/>
               <w:jc w:val="left"/>
             </w:pPr>
@@ -2255,6 +2311,7 @@
           </w:p>
           <w:p>
             <w:pPr>
+              <w:keepNext w:val="false"/>
               <w:spacing w:after="40" w:before="0"/>
               <w:jc w:val="left"/>
             </w:pPr>
@@ -2289,6 +2346,7 @@
           </w:tcPr>
           <w:p>
             <w:pPr>
+              <w:keepNext w:val="false"/>
               <w:spacing w:after="40" w:before="0"/>
               <w:jc w:val="left"/>
             </w:pPr>
@@ -2520,7 +2578,7 @@
         </w:rPr>
         <w:t xml:space="preserve">© 2026 SeaVuria and ARES. This work is licensed under a </w:t>
       </w:r>
-      <w:hyperlink w:history="1" r:id="rIdwwrkz3262fxgdzfjaxkhl">
+      <w:hyperlink w:history="1" r:id="rIdzz1l7dzriizc26pehhqss">
         <w:r>
           <w:rPr>
             <w:rFonts w:ascii="Arial" w:cs="Arial" w:eastAsia="Arial" w:hAnsi="Arial"/>
@@ -2540,7 +2598,7 @@
         </w:rPr>
         <w:t xml:space="preserve"> (</w:t>
       </w:r>
-      <w:hyperlink w:history="1" r:id="rIdupsij0ltc8yprqfga4gmc">
+      <w:hyperlink w:history="1" r:id="rIdxd0vb8a530iokxe6dbxie">
         <w:r>
           <w:rPr>
             <w:rFonts w:ascii="Arial" w:cs="Arial" w:eastAsia="Arial" w:hAnsi="Arial"/>
@@ -2560,7 +2618,7 @@
         </w:rPr>
         <w:t xml:space="preserve">). To view a copy of this license, visit </w:t>
       </w:r>
-      <w:hyperlink w:history="1" r:id="rIdx6ofl8qiy2k0tuy4v6aty">
+      <w:hyperlink w:history="1" r:id="rIdbnatulst2z8qtseng9fwo">
         <w:r>
           <w:rPr>
             <w:rFonts w:ascii="Arial" w:cs="Arial" w:eastAsia="Arial" w:hAnsi="Arial"/>
@@ -2619,6 +2677,7 @@
           </w:tcPr>
           <w:p>
             <w:pPr>
+              <w:keepNext w:val="false"/>
               <w:spacing w:after="40" w:before="0"/>
               <w:jc w:val="center"/>
             </w:pPr>
@@ -2654,6 +2713,7 @@
           </w:tcPr>
           <w:p>
             <w:pPr>
+              <w:keepNext w:val="false"/>
               <w:spacing w:after="40" w:before="0"/>
               <w:jc w:val="center"/>
             </w:pPr>
@@ -2688,6 +2748,7 @@
           </w:tcPr>
           <w:p>
             <w:pPr>
+              <w:keepNext w:val="false"/>
               <w:spacing w:after="40" w:before="0"/>
               <w:jc w:val="left"/>
             </w:pPr>
@@ -2720,6 +2781,7 @@
           </w:tcPr>
           <w:p>
             <w:pPr>
+              <w:keepNext w:val="false"/>
               <w:spacing w:after="40" w:before="0"/>
               <w:jc w:val="left"/>
             </w:pPr>
@@ -2754,6 +2816,7 @@
           </w:tcPr>
           <w:p>
             <w:pPr>
+              <w:keepNext w:val="false"/>
               <w:spacing w:after="40" w:before="0"/>
               <w:jc w:val="left"/>
             </w:pPr>
@@ -2786,6 +2849,7 @@
           </w:tcPr>
           <w:p>
             <w:pPr>
+              <w:keepNext w:val="false"/>
               <w:spacing w:after="40" w:before="0"/>
               <w:jc w:val="left"/>
             </w:pPr>
@@ -2820,6 +2884,7 @@
           </w:tcPr>
           <w:p>
             <w:pPr>
+              <w:keepNext w:val="false"/>
               <w:spacing w:after="40" w:before="0"/>
               <w:jc w:val="left"/>
             </w:pPr>
@@ -2852,6 +2917,7 @@
           </w:tcPr>
           <w:p>
             <w:pPr>
+              <w:keepNext w:val="false"/>
               <w:spacing w:after="40" w:before="0"/>
               <w:jc w:val="left"/>
             </w:pPr>
@@ -2886,6 +2952,7 @@
           </w:tcPr>
           <w:p>
             <w:pPr>
+              <w:keepNext w:val="false"/>
               <w:spacing w:after="40" w:before="0"/>
               <w:jc w:val="left"/>
             </w:pPr>
@@ -2918,6 +2985,7 @@
           </w:tcPr>
           <w:p>
             <w:pPr>
+              <w:keepNext w:val="false"/>
               <w:spacing w:after="40" w:before="0"/>
               <w:jc w:val="left"/>
             </w:pPr>
@@ -2952,6 +3020,7 @@
           </w:tcPr>
           <w:p>
             <w:pPr>
+              <w:keepNext w:val="false"/>
               <w:spacing w:after="40" w:before="0"/>
               <w:jc w:val="left"/>
             </w:pPr>
@@ -2984,6 +3053,7 @@
           </w:tcPr>
           <w:p>
             <w:pPr>
+              <w:keepNext w:val="false"/>
               <w:spacing w:after="40" w:before="0"/>
               <w:jc w:val="left"/>
             </w:pPr>
@@ -3018,6 +3088,7 @@
           </w:tcPr>
           <w:p>
             <w:pPr>
+              <w:keepNext w:val="false"/>
               <w:spacing w:after="40" w:before="0"/>
               <w:jc w:val="left"/>
             </w:pPr>
@@ -3050,6 +3121,7 @@
           </w:tcPr>
           <w:p>
             <w:pPr>
+              <w:keepNext w:val="false"/>
               <w:spacing w:after="40" w:before="0"/>
               <w:jc w:val="left"/>
             </w:pPr>
@@ -3084,6 +3156,7 @@
           </w:tcPr>
           <w:p>
             <w:pPr>
+              <w:keepNext w:val="false"/>
               <w:spacing w:after="40" w:before="0"/>
               <w:jc w:val="left"/>
             </w:pPr>
@@ -3116,6 +3189,7 @@
           </w:tcPr>
           <w:p>
             <w:pPr>
+              <w:keepNext w:val="false"/>
               <w:spacing w:after="40" w:before="0"/>
               <w:jc w:val="left"/>
             </w:pPr>
@@ -3150,6 +3224,7 @@
           </w:tcPr>
           <w:p>
             <w:pPr>
+              <w:keepNext w:val="false"/>
               <w:spacing w:after="40" w:before="0"/>
               <w:jc w:val="left"/>
             </w:pPr>
@@ -3182,6 +3257,7 @@
           </w:tcPr>
           <w:p>
             <w:pPr>
+              <w:keepNext w:val="false"/>
               <w:spacing w:after="40" w:before="0"/>
               <w:jc w:val="left"/>
             </w:pPr>
@@ -3241,6 +3317,7 @@
           </w:tcPr>
           <w:p>
             <w:pPr>
+              <w:keepNext w:val="false"/>
               <w:spacing w:after="40" w:before="0"/>
               <w:jc w:val="center"/>
             </w:pPr>
@@ -3275,6 +3352,7 @@
           </w:tcPr>
           <w:p>
             <w:pPr>
+              <w:keepNext w:val="false"/>
               <w:spacing w:after="40" w:before="0"/>
               <w:jc w:val="left"/>
             </w:pPr>
@@ -3339,6 +3417,7 @@
           </w:tcPr>
           <w:p>
             <w:pPr>
+              <w:keepNext w:val="false"/>
               <w:spacing w:after="40" w:before="0"/>
               <w:jc w:val="center"/>
             </w:pPr>
@@ -3373,6 +3452,7 @@
           </w:tcPr>
           <w:p>
             <w:pPr>
+              <w:keepNext w:val="false"/>
               <w:spacing w:after="40" w:before="0"/>
               <w:jc w:val="left"/>
             </w:pPr>
@@ -3405,6 +3485,7 @@
           </w:tcPr>
           <w:p>
             <w:pPr>
+              <w:keepNext w:val="false"/>
               <w:spacing w:after="40" w:before="0"/>
               <w:jc w:val="left"/>
             </w:pPr>
@@ -3437,6 +3518,7 @@
           </w:tcPr>
           <w:p>
             <w:pPr>
+              <w:keepNext w:val="false"/>
               <w:spacing w:after="40" w:before="0"/>
               <w:jc w:val="left"/>
             </w:pPr>
@@ -3469,6 +3551,7 @@
           </w:tcPr>
           <w:p>
             <w:pPr>
+              <w:keepNext w:val="false"/>
               <w:spacing w:after="40" w:before="0"/>
               <w:jc w:val="left"/>
             </w:pPr>
@@ -3501,6 +3584,7 @@
           </w:tcPr>
           <w:p>
             <w:pPr>
+              <w:keepNext w:val="false"/>
               <w:spacing w:after="40" w:before="0"/>
               <w:jc w:val="left"/>
             </w:pPr>
@@ -3535,6 +3619,7 @@
           </w:tcPr>
           <w:p>
             <w:pPr>
+              <w:keepNext w:val="false"/>
               <w:spacing w:after="40" w:before="0"/>
               <w:jc w:val="left"/>
             </w:pPr>
@@ -3572,7 +3657,7 @@
             <w:pPr>
               <w:spacing w:after="20" w:before="0"/>
             </w:pPr>
-            <w:hyperlink w:history="1" r:id="rIdl6rixbwtysfvuum_3sxku">
+            <w:hyperlink w:history="1" r:id="rIdzdbzqgx6pxgd7ed4jnase">
               <w:r>
                 <w:rPr>
                   <w:rFonts w:ascii="Arial" w:cs="Arial" w:eastAsia="Arial" w:hAnsi="Arial"/>
@@ -3621,7 +3706,7 @@
               <w:spacing w:after="10" w:before="0"/>
               <w:ind w:left="120"/>
             </w:pPr>
-            <w:hyperlink w:history="1" r:id="rId060jucdso0ou-x46v1mcp">
+            <w:hyperlink w:history="1" r:id="rIdqp3mpknjhhfxoyu9r5kmv">
               <w:r>
                 <w:rPr>
                   <w:rFonts w:ascii="Arial" w:cs="Arial" w:eastAsia="Arial" w:hAnsi="Arial"/>
@@ -3683,7 +3768,7 @@
               <w:spacing w:after="10" w:before="0"/>
               <w:ind w:left="120"/>
             </w:pPr>
-            <w:hyperlink w:history="1" r:id="rIdlcbevjve9pt9qpof21dil">
+            <w:hyperlink w:history="1" r:id="rId3dvbicbnto3toemvegf-c">
               <w:r>
                 <w:rPr>
                   <w:rFonts w:ascii="Arial" w:cs="Arial" w:eastAsia="Arial" w:hAnsi="Arial"/>
@@ -3726,6 +3811,7 @@
           </w:tcPr>
           <w:p>
             <w:pPr>
+              <w:keepNext w:val="false"/>
               <w:spacing w:after="40" w:before="0"/>
               <w:jc w:val="left"/>
             </w:pPr>
@@ -3758,6 +3844,7 @@
           </w:tcPr>
           <w:p>
             <w:pPr>
+              <w:keepNext w:val="false"/>
               <w:spacing w:after="40" w:before="0"/>
               <w:jc w:val="left"/>
             </w:pPr>
@@ -3790,6 +3877,7 @@
           </w:tcPr>
           <w:p>
             <w:pPr>
+              <w:keepNext w:val="false"/>
               <w:spacing w:after="40" w:before="0"/>
               <w:jc w:val="left"/>
             </w:pPr>
@@ -3822,6 +3910,7 @@
           </w:tcPr>
           <w:p>
             <w:pPr>
+              <w:keepNext w:val="false"/>
               <w:spacing w:after="40" w:before="0"/>
               <w:jc w:val="left"/>
             </w:pPr>
@@ -3856,6 +3945,7 @@
           </w:tcPr>
           <w:p>
             <w:pPr>
+              <w:keepNext w:val="false"/>
               <w:spacing w:after="40" w:before="0"/>
               <w:jc w:val="left"/>
             </w:pPr>
@@ -3893,7 +3983,7 @@
             <w:pPr>
               <w:spacing w:after="20" w:before="0"/>
             </w:pPr>
-            <w:hyperlink w:history="1" r:id="rIdhpbnvxlm49ejwqpuuqjmq">
+            <w:hyperlink w:history="1" r:id="rIdcs5ba11gq0abxxr9twkmo">
               <w:r>
                 <w:rPr>
                   <w:rFonts w:ascii="Arial" w:cs="Arial" w:eastAsia="Arial" w:hAnsi="Arial"/>
@@ -3942,7 +4032,7 @@
               <w:spacing w:after="10" w:before="0"/>
               <w:ind w:left="120"/>
             </w:pPr>
-            <w:hyperlink w:history="1" r:id="rIdluvbfeagkovwffwkbfkud">
+            <w:hyperlink w:history="1" r:id="rIdnts7p8e77jh7y14lnwqew">
               <w:r>
                 <w:rPr>
                   <w:rFonts w:ascii="Arial" w:cs="Arial" w:eastAsia="Arial" w:hAnsi="Arial"/>
@@ -4004,7 +4094,7 @@
               <w:spacing w:after="10" w:before="0"/>
               <w:ind w:left="120"/>
             </w:pPr>
-            <w:hyperlink w:history="1" r:id="rIdd2kpoupg8amtavz6h-mar">
+            <w:hyperlink w:history="1" r:id="rIdwzdgnaw8oj2aqceexrl78">
               <w:r>
                 <w:rPr>
                   <w:rFonts w:ascii="Arial" w:cs="Arial" w:eastAsia="Arial" w:hAnsi="Arial"/>
@@ -4047,6 +4137,7 @@
           </w:tcPr>
           <w:p>
             <w:pPr>
+              <w:keepNext w:val="false"/>
               <w:spacing w:after="40" w:before="0"/>
               <w:jc w:val="left"/>
             </w:pPr>
@@ -4079,6 +4170,7 @@
           </w:tcPr>
           <w:p>
             <w:pPr>
+              <w:keepNext w:val="false"/>
               <w:spacing w:after="40" w:before="0"/>
               <w:jc w:val="left"/>
             </w:pPr>
@@ -4111,6 +4203,7 @@
           </w:tcPr>
           <w:p>
             <w:pPr>
+              <w:keepNext w:val="false"/>
               <w:spacing w:after="40" w:before="0"/>
               <w:jc w:val="left"/>
             </w:pPr>
@@ -4143,6 +4236,7 @@
           </w:tcPr>
           <w:p>
             <w:pPr>
+              <w:keepNext w:val="false"/>
               <w:spacing w:after="40" w:before="0"/>
               <w:jc w:val="left"/>
             </w:pPr>
@@ -4177,6 +4271,7 @@
           </w:tcPr>
           <w:p>
             <w:pPr>
+              <w:keepNext w:val="false"/>
               <w:spacing w:after="40" w:before="0"/>
               <w:jc w:val="left"/>
             </w:pPr>
@@ -4214,7 +4309,7 @@
             <w:pPr>
               <w:spacing w:after="20" w:before="0"/>
             </w:pPr>
-            <w:hyperlink w:history="1" r:id="rIdhtub4uzxfc19ofnbg67z6">
+            <w:hyperlink w:history="1" r:id="rIdbctju1nuqzu0lt20edbgj">
               <w:r>
                 <w:rPr>
                   <w:rFonts w:ascii="Arial" w:cs="Arial" w:eastAsia="Arial" w:hAnsi="Arial"/>
@@ -4263,7 +4358,7 @@
               <w:spacing w:after="10" w:before="0"/>
               <w:ind w:left="120"/>
             </w:pPr>
-            <w:hyperlink w:history="1" r:id="rIdeha2eh7kbjikoqvo3ivll">
+            <w:hyperlink w:history="1" r:id="rIdprkq_iczbadvbesipnaxy">
               <w:r>
                 <w:rPr>
                   <w:rFonts w:ascii="Arial" w:cs="Arial" w:eastAsia="Arial" w:hAnsi="Arial"/>
@@ -4325,7 +4420,7 @@
               <w:spacing w:after="10" w:before="0"/>
               <w:ind w:left="120"/>
             </w:pPr>
-            <w:hyperlink w:history="1" r:id="rId-lzufzcehegifaswnk7md">
+            <w:hyperlink w:history="1" r:id="rIds4donpdiab-ugnd0-6zjj">
               <w:r>
                 <w:rPr>
                   <w:rFonts w:ascii="Arial" w:cs="Arial" w:eastAsia="Arial" w:hAnsi="Arial"/>
@@ -4368,6 +4463,7 @@
           </w:tcPr>
           <w:p>
             <w:pPr>
+              <w:keepNext w:val="false"/>
               <w:spacing w:after="40" w:before="0"/>
               <w:jc w:val="left"/>
             </w:pPr>
@@ -4400,6 +4496,7 @@
           </w:tcPr>
           <w:p>
             <w:pPr>
+              <w:keepNext w:val="false"/>
               <w:spacing w:after="40" w:before="0"/>
               <w:jc w:val="left"/>
             </w:pPr>
@@ -4432,6 +4529,7 @@
           </w:tcPr>
           <w:p>
             <w:pPr>
+              <w:keepNext w:val="false"/>
               <w:spacing w:after="40" w:before="0"/>
               <w:jc w:val="left"/>
             </w:pPr>
@@ -4464,6 +4562,7 @@
           </w:tcPr>
           <w:p>
             <w:pPr>
+              <w:keepNext w:val="false"/>
               <w:spacing w:after="40" w:before="0"/>
               <w:jc w:val="left"/>
             </w:pPr>
@@ -4498,6 +4597,7 @@
           </w:tcPr>
           <w:p>
             <w:pPr>
+              <w:keepNext w:val="false"/>
               <w:spacing w:after="40" w:before="0"/>
               <w:jc w:val="left"/>
             </w:pPr>
@@ -4535,7 +4635,7 @@
             <w:pPr>
               <w:spacing w:after="20" w:before="0"/>
             </w:pPr>
-            <w:hyperlink w:history="1" r:id="rId0gpjpniqbzl28ooj9naat">
+            <w:hyperlink w:history="1" r:id="rIdh77nqnefttm5dv65br1ul">
               <w:r>
                 <w:rPr>
                   <w:rFonts w:ascii="Arial" w:cs="Arial" w:eastAsia="Arial" w:hAnsi="Arial"/>
@@ -4584,7 +4684,7 @@
               <w:spacing w:after="10" w:before="0"/>
               <w:ind w:left="120"/>
             </w:pPr>
-            <w:hyperlink w:history="1" r:id="rIdvntudoxl5we-5iugfbpll">
+            <w:hyperlink w:history="1" r:id="rIdpprrutwkuz97pa0nahwus">
               <w:r>
                 <w:rPr>
                   <w:rFonts w:ascii="Arial" w:cs="Arial" w:eastAsia="Arial" w:hAnsi="Arial"/>
@@ -4646,7 +4746,7 @@
               <w:spacing w:after="10" w:before="0"/>
               <w:ind w:left="120"/>
             </w:pPr>
-            <w:hyperlink w:history="1" r:id="rIdahu15d8k8v9vuxbelivo7">
+            <w:hyperlink w:history="1" r:id="rId0sdnuvbtgzn9iwycufxf_">
               <w:r>
                 <w:rPr>
                   <w:rFonts w:ascii="Arial" w:cs="Arial" w:eastAsia="Arial" w:hAnsi="Arial"/>
@@ -4689,6 +4789,7 @@
           </w:tcPr>
           <w:p>
             <w:pPr>
+              <w:keepNext w:val="false"/>
               <w:spacing w:after="40" w:before="0"/>
               <w:jc w:val="left"/>
             </w:pPr>
@@ -4721,6 +4822,7 @@
           </w:tcPr>
           <w:p>
             <w:pPr>
+              <w:keepNext w:val="false"/>
               <w:spacing w:after="40" w:before="0"/>
               <w:jc w:val="left"/>
             </w:pPr>
@@ -4753,6 +4855,7 @@
           </w:tcPr>
           <w:p>
             <w:pPr>
+              <w:keepNext w:val="false"/>
               <w:spacing w:after="40" w:before="0"/>
               <w:jc w:val="left"/>
             </w:pPr>
@@ -4785,6 +4888,7 @@
           </w:tcPr>
           <w:p>
             <w:pPr>
+              <w:keepNext w:val="false"/>
               <w:spacing w:after="40" w:before="0"/>
               <w:jc w:val="left"/>
             </w:pPr>
@@ -4819,6 +4923,7 @@
           </w:tcPr>
           <w:p>
             <w:pPr>
+              <w:keepNext w:val="false"/>
               <w:spacing w:after="40" w:before="0"/>
               <w:jc w:val="left"/>
             </w:pPr>
@@ -4856,7 +4961,7 @@
             <w:pPr>
               <w:spacing w:after="20" w:before="0"/>
             </w:pPr>
-            <w:hyperlink w:history="1" r:id="rIdvsnuqciua-bpbv5ajjael">
+            <w:hyperlink w:history="1" r:id="rIdm2pqsd-tqvou_wusf4mqz">
               <w:r>
                 <w:rPr>
                   <w:rFonts w:ascii="Arial" w:cs="Arial" w:eastAsia="Arial" w:hAnsi="Arial"/>
@@ -4905,7 +5010,7 @@
               <w:spacing w:after="10" w:before="0"/>
               <w:ind w:left="120"/>
             </w:pPr>
-            <w:hyperlink w:history="1" r:id="rIdq0t8nzuc4iiyutbvzsb_z">
+            <w:hyperlink w:history="1" r:id="rIdonfc5tfwvzivypmmsq4le">
               <w:r>
                 <w:rPr>
                   <w:rFonts w:ascii="Arial" w:cs="Arial" w:eastAsia="Arial" w:hAnsi="Arial"/>
@@ -4967,7 +5072,7 @@
               <w:spacing w:after="10" w:before="0"/>
               <w:ind w:left="120"/>
             </w:pPr>
-            <w:hyperlink w:history="1" r:id="rId4jtxzz1hhwj3x8hwhhrjr">
+            <w:hyperlink w:history="1" r:id="rIdyshtrtw7_ob1xzx33hjyi">
               <w:r>
                 <w:rPr>
                   <w:rFonts w:ascii="Arial" w:cs="Arial" w:eastAsia="Arial" w:hAnsi="Arial"/>
@@ -5010,6 +5115,7 @@
           </w:tcPr>
           <w:p>
             <w:pPr>
+              <w:keepNext w:val="false"/>
               <w:spacing w:after="40" w:before="0"/>
               <w:jc w:val="left"/>
             </w:pPr>
@@ -5042,6 +5148,7 @@
           </w:tcPr>
           <w:p>
             <w:pPr>
+              <w:keepNext w:val="false"/>
               <w:spacing w:after="40" w:before="0"/>
               <w:jc w:val="left"/>
             </w:pPr>
@@ -5074,6 +5181,7 @@
           </w:tcPr>
           <w:p>
             <w:pPr>
+              <w:keepNext w:val="false"/>
               <w:spacing w:after="40" w:before="0"/>
               <w:jc w:val="left"/>
             </w:pPr>
@@ -5106,6 +5214,7 @@
           </w:tcPr>
           <w:p>
             <w:pPr>
+              <w:keepNext w:val="false"/>
               <w:spacing w:after="40" w:before="0"/>
               <w:jc w:val="left"/>
             </w:pPr>
@@ -5165,6 +5274,7 @@
           </w:tcPr>
           <w:p>
             <w:pPr>
+              <w:keepNext w:val="false"/>
               <w:spacing w:after="40" w:before="0"/>
               <w:jc w:val="center"/>
             </w:pPr>
@@ -5199,6 +5309,7 @@
           </w:tcPr>
           <w:p>
             <w:pPr>
+              <w:keepNext w:val="false"/>
               <w:spacing w:after="40" w:before="0"/>
               <w:jc w:val="left"/>
             </w:pPr>
@@ -5260,6 +5371,7 @@
           </w:tcPr>
           <w:p>
             <w:pPr>
+              <w:keepNext w:val="false"/>
               <w:spacing w:after="40" w:before="0"/>
               <w:jc w:val="center"/>
             </w:pPr>
@@ -5294,6 +5406,7 @@
           </w:tcPr>
           <w:p>
             <w:pPr>
+              <w:keepNext w:val="false"/>
               <w:spacing w:after="40" w:before="0"/>
               <w:jc w:val="left"/>
             </w:pPr>
@@ -5326,6 +5439,7 @@
           </w:tcPr>
           <w:p>
             <w:pPr>
+              <w:keepNext w:val="false"/>
               <w:spacing w:after="40" w:before="0"/>
               <w:jc w:val="left"/>
             </w:pPr>
@@ -5360,6 +5474,7 @@
           </w:tcPr>
           <w:p>
             <w:pPr>
+              <w:keepNext w:val="false"/>
               <w:spacing w:after="40" w:before="0"/>
               <w:jc w:val="left"/>
             </w:pPr>
@@ -5392,6 +5507,7 @@
           </w:tcPr>
           <w:p>
             <w:pPr>
+              <w:keepNext w:val="false"/>
               <w:spacing w:after="40" w:before="0"/>
               <w:jc w:val="left"/>
             </w:pPr>
@@ -5426,6 +5542,7 @@
           </w:tcPr>
           <w:p>
             <w:pPr>
+              <w:keepNext w:val="false"/>
               <w:spacing w:after="40" w:before="0"/>
               <w:jc w:val="left"/>
             </w:pPr>
@@ -5458,6 +5575,7 @@
           </w:tcPr>
           <w:p>
             <w:pPr>
+              <w:keepNext w:val="false"/>
               <w:spacing w:after="40" w:before="0"/>
               <w:jc w:val="left"/>
             </w:pPr>
@@ -5494,7 +5612,7 @@
         </w:rPr>
         <w:t xml:space="preserve">© 2026 SeaVuria and ARES. Aligned with KICD objectives. Developed by SeaVuria; technical implementation by ARES (with AI assistance from Claude). Licensed under </w:t>
       </w:r>
-      <w:hyperlink w:history="1" r:id="rId4kpdiu_crgfe57kkvkg9v">
+      <w:hyperlink w:history="1" r:id="rIdrjhtxfddnbjfbhakf1cgf">
         <w:r>
           <w:rPr>
             <w:rFonts w:ascii="Arial" w:cs="Arial" w:eastAsia="Arial" w:hAnsi="Arial"/>
@@ -5515,7 +5633,7 @@
         </w:rPr>
         <w:t xml:space="preserve"> (</w:t>
       </w:r>
-      <w:hyperlink w:history="1" r:id="rIdt2rh1mauepzs3b_nk0wnr">
+      <w:hyperlink w:history="1" r:id="rId2ezjqd8twxzio961c8jov">
         <w:r>
           <w:rPr>
             <w:rFonts w:ascii="Arial" w:cs="Arial" w:eastAsia="Arial" w:hAnsi="Arial"/>
@@ -5575,6 +5693,7 @@
           </w:tcPr>
           <w:p>
             <w:pPr>
+              <w:keepNext w:val="false"/>
               <w:spacing w:after="40" w:before="0"/>
               <w:jc w:val="center"/>
             </w:pPr>
@@ -5610,6 +5729,7 @@
           </w:tcPr>
           <w:p>
             <w:pPr>
+              <w:keepNext w:val="false"/>
               <w:spacing w:after="40" w:before="0"/>
               <w:jc w:val="center"/>
             </w:pPr>
@@ -5644,6 +5764,7 @@
           </w:tcPr>
           <w:p>
             <w:pPr>
+              <w:keepNext w:val="false"/>
               <w:spacing w:after="40" w:before="0"/>
               <w:jc w:val="left"/>
             </w:pPr>
@@ -5676,6 +5797,7 @@
           </w:tcPr>
           <w:p>
             <w:pPr>
+              <w:keepNext w:val="false"/>
               <w:spacing w:after="40" w:before="0"/>
               <w:jc w:val="left"/>
             </w:pPr>
@@ -5710,6 +5832,7 @@
           </w:tcPr>
           <w:p>
             <w:pPr>
+              <w:keepNext w:val="false"/>
               <w:spacing w:after="40" w:before="0"/>
               <w:jc w:val="left"/>
             </w:pPr>
@@ -5742,6 +5865,7 @@
           </w:tcPr>
           <w:p>
             <w:pPr>
+              <w:keepNext w:val="false"/>
               <w:spacing w:after="40" w:before="0"/>
               <w:jc w:val="left"/>
             </w:pPr>
@@ -5776,6 +5900,7 @@
           </w:tcPr>
           <w:p>
             <w:pPr>
+              <w:keepNext w:val="false"/>
               <w:spacing w:after="40" w:before="0"/>
               <w:jc w:val="left"/>
             </w:pPr>
@@ -5808,6 +5933,7 @@
           </w:tcPr>
           <w:p>
             <w:pPr>
+              <w:keepNext w:val="false"/>
               <w:spacing w:after="40" w:before="0"/>
               <w:jc w:val="left"/>
             </w:pPr>
@@ -5842,6 +5968,7 @@
           </w:tcPr>
           <w:p>
             <w:pPr>
+              <w:keepNext w:val="false"/>
               <w:spacing w:after="40" w:before="0"/>
               <w:jc w:val="left"/>
             </w:pPr>
@@ -5874,6 +6001,7 @@
           </w:tcPr>
           <w:p>
             <w:pPr>
+              <w:keepNext w:val="false"/>
               <w:spacing w:after="40" w:before="0"/>
               <w:jc w:val="left"/>
             </w:pPr>
@@ -5908,6 +6036,7 @@
           </w:tcPr>
           <w:p>
             <w:pPr>
+              <w:keepNext w:val="false"/>
               <w:spacing w:after="40" w:before="0"/>
               <w:jc w:val="left"/>
             </w:pPr>
@@ -5940,6 +6069,7 @@
           </w:tcPr>
           <w:p>
             <w:pPr>
+              <w:keepNext w:val="false"/>
               <w:spacing w:after="40" w:before="0"/>
               <w:jc w:val="left"/>
             </w:pPr>
@@ -5974,6 +6104,7 @@
           </w:tcPr>
           <w:p>
             <w:pPr>
+              <w:keepNext w:val="false"/>
               <w:spacing w:after="40" w:before="0"/>
               <w:jc w:val="left"/>
             </w:pPr>
@@ -6006,6 +6137,7 @@
           </w:tcPr>
           <w:p>
             <w:pPr>
+              <w:keepNext w:val="false"/>
               <w:spacing w:after="40" w:before="0"/>
               <w:jc w:val="left"/>
             </w:pPr>
@@ -6040,6 +6172,7 @@
           </w:tcPr>
           <w:p>
             <w:pPr>
+              <w:keepNext w:val="false"/>
               <w:spacing w:after="40" w:before="0"/>
               <w:jc w:val="left"/>
             </w:pPr>
@@ -6072,6 +6205,7 @@
           </w:tcPr>
           <w:p>
             <w:pPr>
+              <w:keepNext w:val="false"/>
               <w:spacing w:after="40" w:before="0"/>
               <w:jc w:val="left"/>
             </w:pPr>
@@ -6106,6 +6240,7 @@
           </w:tcPr>
           <w:p>
             <w:pPr>
+              <w:keepNext w:val="false"/>
               <w:spacing w:after="40" w:before="0"/>
               <w:jc w:val="left"/>
             </w:pPr>
@@ -6138,6 +6273,7 @@
           </w:tcPr>
           <w:p>
             <w:pPr>
+              <w:keepNext w:val="false"/>
               <w:spacing w:after="40" w:before="0"/>
               <w:jc w:val="left"/>
             </w:pPr>
@@ -6197,6 +6333,7 @@
           </w:tcPr>
           <w:p>
             <w:pPr>
+              <w:keepNext w:val="false"/>
               <w:spacing w:after="40" w:before="0"/>
               <w:jc w:val="center"/>
             </w:pPr>
@@ -6231,6 +6368,7 @@
           </w:tcPr>
           <w:p>
             <w:pPr>
+              <w:keepNext w:val="false"/>
               <w:spacing w:after="40" w:before="0"/>
               <w:jc w:val="left"/>
             </w:pPr>
@@ -6295,6 +6433,7 @@
           </w:tcPr>
           <w:p>
             <w:pPr>
+              <w:keepNext w:val="false"/>
               <w:spacing w:after="40" w:before="0"/>
               <w:jc w:val="center"/>
             </w:pPr>
@@ -6329,6 +6468,7 @@
           </w:tcPr>
           <w:p>
             <w:pPr>
+              <w:keepNext w:val="false"/>
               <w:spacing w:after="40" w:before="0"/>
               <w:jc w:val="left"/>
             </w:pPr>
@@ -6361,6 +6501,7 @@
           </w:tcPr>
           <w:p>
             <w:pPr>
+              <w:keepNext w:val="false"/>
               <w:spacing w:after="40" w:before="0"/>
               <w:jc w:val="left"/>
             </w:pPr>
@@ -6393,6 +6534,7 @@
           </w:tcPr>
           <w:p>
             <w:pPr>
+              <w:keepNext w:val="false"/>
               <w:spacing w:after="40" w:before="0"/>
               <w:jc w:val="left"/>
             </w:pPr>
@@ -6425,6 +6567,7 @@
           </w:tcPr>
           <w:p>
             <w:pPr>
+              <w:keepNext w:val="false"/>
               <w:spacing w:after="40" w:before="0"/>
               <w:jc w:val="left"/>
             </w:pPr>
@@ -6457,6 +6600,7 @@
           </w:tcPr>
           <w:p>
             <w:pPr>
+              <w:keepNext w:val="false"/>
               <w:spacing w:after="40" w:before="0"/>
               <w:jc w:val="left"/>
             </w:pPr>
@@ -6491,6 +6635,7 @@
           </w:tcPr>
           <w:p>
             <w:pPr>
+              <w:keepNext w:val="false"/>
               <w:spacing w:after="40" w:before="0"/>
               <w:jc w:val="left"/>
             </w:pPr>
@@ -6528,7 +6673,7 @@
             <w:pPr>
               <w:spacing w:after="20" w:before="0"/>
             </w:pPr>
-            <w:hyperlink w:history="1" r:id="rIdogvzxjpqnbupe4xx6awxz">
+            <w:hyperlink w:history="1" r:id="rId3rcme8lt85wmejm0f9pke">
               <w:r>
                 <w:rPr>
                   <w:rFonts w:ascii="Arial" w:cs="Arial" w:eastAsia="Arial" w:hAnsi="Arial"/>
@@ -6561,7 +6706,7 @@
               <w:spacing w:after="10" w:before="0"/>
               <w:ind w:left="120"/>
             </w:pPr>
-            <w:hyperlink w:history="1" r:id="rIdj8wrhozirl9agigzxljpq">
+            <w:hyperlink w:history="1" r:id="rIdnkn6f-vutdv2tk7z-oh3w">
               <w:r>
                 <w:rPr>
                   <w:rFonts w:ascii="Arial" w:cs="Arial" w:eastAsia="Arial" w:hAnsi="Arial"/>
@@ -6623,7 +6768,7 @@
               <w:spacing w:after="10" w:before="0"/>
               <w:ind w:left="120"/>
             </w:pPr>
-            <w:hyperlink w:history="1" r:id="rIdhervbbfsdfi5ajtbxg6mz">
+            <w:hyperlink w:history="1" r:id="rIdr6n6zfvd0yqbtmwegwcif">
               <w:r>
                 <w:rPr>
                   <w:rFonts w:ascii="Arial" w:cs="Arial" w:eastAsia="Arial" w:hAnsi="Arial"/>
@@ -6666,6 +6811,7 @@
           </w:tcPr>
           <w:p>
             <w:pPr>
+              <w:keepNext w:val="false"/>
               <w:spacing w:after="40" w:before="0"/>
               <w:jc w:val="left"/>
             </w:pPr>
@@ -6698,6 +6844,7 @@
           </w:tcPr>
           <w:p>
             <w:pPr>
+              <w:keepNext w:val="false"/>
               <w:spacing w:after="40" w:before="0"/>
               <w:jc w:val="left"/>
             </w:pPr>
@@ -6730,6 +6877,7 @@
           </w:tcPr>
           <w:p>
             <w:pPr>
+              <w:keepNext w:val="false"/>
               <w:spacing w:after="40" w:before="0"/>
               <w:jc w:val="left"/>
             </w:pPr>
@@ -6762,6 +6910,7 @@
           </w:tcPr>
           <w:p>
             <w:pPr>
+              <w:keepNext w:val="false"/>
               <w:spacing w:after="40" w:before="0"/>
               <w:jc w:val="left"/>
             </w:pPr>
@@ -6796,6 +6945,7 @@
           </w:tcPr>
           <w:p>
             <w:pPr>
+              <w:keepNext w:val="false"/>
               <w:spacing w:after="40" w:before="0"/>
               <w:jc w:val="left"/>
             </w:pPr>
@@ -6833,7 +6983,7 @@
             <w:pPr>
               <w:spacing w:after="20" w:before="0"/>
             </w:pPr>
-            <w:hyperlink w:history="1" r:id="rIdas1xvuznsosx3tqt83nh3">
+            <w:hyperlink w:history="1" r:id="rIdslppbkhmv5fpsn7pcz8hz">
               <w:r>
                 <w:rPr>
                   <w:rFonts w:ascii="Arial" w:cs="Arial" w:eastAsia="Arial" w:hAnsi="Arial"/>
@@ -6866,7 +7016,7 @@
               <w:spacing w:after="10" w:before="0"/>
               <w:ind w:left="120"/>
             </w:pPr>
-            <w:hyperlink w:history="1" r:id="rIdbeq1-jy1aczf47rr1gtkl">
+            <w:hyperlink w:history="1" r:id="rId2h8mg7fx7_cpr1p90msmp">
               <w:r>
                 <w:rPr>
                   <w:rFonts w:ascii="Arial" w:cs="Arial" w:eastAsia="Arial" w:hAnsi="Arial"/>
@@ -6928,7 +7078,7 @@
               <w:spacing w:after="10" w:before="0"/>
               <w:ind w:left="120"/>
             </w:pPr>
-            <w:hyperlink w:history="1" r:id="rIdefwz9ho0im-43q5mwihkl">
+            <w:hyperlink w:history="1" r:id="rIdbtu2inngoljvdqbno_zkz">
               <w:r>
                 <w:rPr>
                   <w:rFonts w:ascii="Arial" w:cs="Arial" w:eastAsia="Arial" w:hAnsi="Arial"/>
@@ -6971,6 +7121,7 @@
           </w:tcPr>
           <w:p>
             <w:pPr>
+              <w:keepNext w:val="false"/>
               <w:spacing w:after="40" w:before="0"/>
               <w:jc w:val="left"/>
             </w:pPr>
@@ -7003,6 +7154,7 @@
           </w:tcPr>
           <w:p>
             <w:pPr>
+              <w:keepNext w:val="false"/>
               <w:spacing w:after="40" w:before="0"/>
               <w:jc w:val="left"/>
             </w:pPr>
@@ -7035,6 +7187,7 @@
           </w:tcPr>
           <w:p>
             <w:pPr>
+              <w:keepNext w:val="false"/>
               <w:spacing w:after="40" w:before="0"/>
               <w:jc w:val="left"/>
             </w:pPr>
@@ -7067,6 +7220,7 @@
           </w:tcPr>
           <w:p>
             <w:pPr>
+              <w:keepNext w:val="false"/>
               <w:spacing w:after="40" w:before="0"/>
               <w:jc w:val="left"/>
             </w:pPr>
@@ -7101,6 +7255,7 @@
           </w:tcPr>
           <w:p>
             <w:pPr>
+              <w:keepNext w:val="false"/>
               <w:spacing w:after="40" w:before="0"/>
               <w:jc w:val="left"/>
             </w:pPr>
@@ -7138,7 +7293,7 @@
             <w:pPr>
               <w:spacing w:after="20" w:before="0"/>
             </w:pPr>
-            <w:hyperlink w:history="1" r:id="rIdpnzj_kx8ucbqz6bmjixul">
+            <w:hyperlink w:history="1" r:id="rIdmp13dssra8fkuljxmj2zd">
               <w:r>
                 <w:rPr>
                   <w:rFonts w:ascii="Arial" w:cs="Arial" w:eastAsia="Arial" w:hAnsi="Arial"/>
@@ -7171,7 +7326,7 @@
               <w:spacing w:after="10" w:before="0"/>
               <w:ind w:left="120"/>
             </w:pPr>
-            <w:hyperlink w:history="1" r:id="rIdl4uh0v5vgxwrf6dtfxrjx">
+            <w:hyperlink w:history="1" r:id="rIdlwoya5gs9nbs1kzr-6rhx">
               <w:r>
                 <w:rPr>
                   <w:rFonts w:ascii="Arial" w:cs="Arial" w:eastAsia="Arial" w:hAnsi="Arial"/>
@@ -7233,7 +7388,7 @@
               <w:spacing w:after="10" w:before="0"/>
               <w:ind w:left="120"/>
             </w:pPr>
-            <w:hyperlink w:history="1" r:id="rId5w-crcz8spl1rmcvfqsc-">
+            <w:hyperlink w:history="1" r:id="rIdkcl0xcx8e6imguva8u2vw">
               <w:r>
                 <w:rPr>
                   <w:rFonts w:ascii="Arial" w:cs="Arial" w:eastAsia="Arial" w:hAnsi="Arial"/>
@@ -7276,6 +7431,7 @@
           </w:tcPr>
           <w:p>
             <w:pPr>
+              <w:keepNext w:val="false"/>
               <w:spacing w:after="40" w:before="0"/>
               <w:jc w:val="left"/>
             </w:pPr>
@@ -7308,6 +7464,7 @@
           </w:tcPr>
           <w:p>
             <w:pPr>
+              <w:keepNext w:val="false"/>
               <w:spacing w:after="40" w:before="0"/>
               <w:jc w:val="left"/>
             </w:pPr>
@@ -7340,6 +7497,7 @@
           </w:tcPr>
           <w:p>
             <w:pPr>
+              <w:keepNext w:val="false"/>
               <w:spacing w:after="40" w:before="0"/>
               <w:jc w:val="left"/>
             </w:pPr>
@@ -7372,6 +7530,7 @@
           </w:tcPr>
           <w:p>
             <w:pPr>
+              <w:keepNext w:val="false"/>
               <w:spacing w:after="40" w:before="0"/>
               <w:jc w:val="left"/>
             </w:pPr>
@@ -7406,6 +7565,7 @@
           </w:tcPr>
           <w:p>
             <w:pPr>
+              <w:keepNext w:val="false"/>
               <w:spacing w:after="40" w:before="0"/>
               <w:jc w:val="left"/>
             </w:pPr>
@@ -7443,7 +7603,7 @@
             <w:pPr>
               <w:spacing w:after="20" w:before="0"/>
             </w:pPr>
-            <w:hyperlink w:history="1" r:id="rIdeas0h9owfnqlu-d1r74wn">
+            <w:hyperlink w:history="1" r:id="rIdirgewva2sbneu6qlbveyl">
               <w:r>
                 <w:rPr>
                   <w:rFonts w:ascii="Arial" w:cs="Arial" w:eastAsia="Arial" w:hAnsi="Arial"/>
@@ -7476,7 +7636,7 @@
               <w:spacing w:after="10" w:before="0"/>
               <w:ind w:left="120"/>
             </w:pPr>
-            <w:hyperlink w:history="1" r:id="rIdh9rfk1dv91dcczgg55okd">
+            <w:hyperlink w:history="1" r:id="rIdpjopdwuakzqktwd0hcnbe">
               <w:r>
                 <w:rPr>
                   <w:rFonts w:ascii="Arial" w:cs="Arial" w:eastAsia="Arial" w:hAnsi="Arial"/>
@@ -7538,7 +7698,7 @@
               <w:spacing w:after="10" w:before="0"/>
               <w:ind w:left="120"/>
             </w:pPr>
-            <w:hyperlink w:history="1" r:id="rId_22dlb9rmspn-g07eqjl5">
+            <w:hyperlink w:history="1" r:id="rIdmuxsihx6kjwrxepvmoije">
               <w:r>
                 <w:rPr>
                   <w:rFonts w:ascii="Arial" w:cs="Arial" w:eastAsia="Arial" w:hAnsi="Arial"/>
@@ -7581,6 +7741,7 @@
           </w:tcPr>
           <w:p>
             <w:pPr>
+              <w:keepNext w:val="false"/>
               <w:spacing w:after="40" w:before="0"/>
               <w:jc w:val="left"/>
             </w:pPr>
@@ -7613,6 +7774,7 @@
           </w:tcPr>
           <w:p>
             <w:pPr>
+              <w:keepNext w:val="false"/>
               <w:spacing w:after="40" w:before="0"/>
               <w:jc w:val="left"/>
             </w:pPr>
@@ -7645,6 +7807,7 @@
           </w:tcPr>
           <w:p>
             <w:pPr>
+              <w:keepNext w:val="false"/>
               <w:spacing w:after="40" w:before="0"/>
               <w:jc w:val="left"/>
             </w:pPr>
@@ -7677,6 +7840,7 @@
           </w:tcPr>
           <w:p>
             <w:pPr>
+              <w:keepNext w:val="false"/>
               <w:spacing w:after="40" w:before="0"/>
               <w:jc w:val="left"/>
             </w:pPr>
@@ -7711,6 +7875,7 @@
           </w:tcPr>
           <w:p>
             <w:pPr>
+              <w:keepNext w:val="false"/>
               <w:spacing w:after="40" w:before="0"/>
               <w:jc w:val="left"/>
             </w:pPr>
@@ -7748,7 +7913,7 @@
             <w:pPr>
               <w:spacing w:after="20" w:before="0"/>
             </w:pPr>
-            <w:hyperlink w:history="1" r:id="rId_2b6ic15vclkms50esauq">
+            <w:hyperlink w:history="1" r:id="rIdssktwvwr_rzr8llkibsrc">
               <w:r>
                 <w:rPr>
                   <w:rFonts w:ascii="Arial" w:cs="Arial" w:eastAsia="Arial" w:hAnsi="Arial"/>
@@ -7781,7 +7946,7 @@
               <w:spacing w:after="10" w:before="0"/>
               <w:ind w:left="120"/>
             </w:pPr>
-            <w:hyperlink w:history="1" r:id="rIdoq4rhqs9acaglnqndrypp">
+            <w:hyperlink w:history="1" r:id="rIdn_anfpa4n1ecxtspgywue">
               <w:r>
                 <w:rPr>
                   <w:rFonts w:ascii="Arial" w:cs="Arial" w:eastAsia="Arial" w:hAnsi="Arial"/>
@@ -7843,7 +8008,7 @@
               <w:spacing w:after="10" w:before="0"/>
               <w:ind w:left="120"/>
             </w:pPr>
-            <w:hyperlink w:history="1" r:id="rIde3cbiycus2qe9e7ttskqw">
+            <w:hyperlink w:history="1" r:id="rIdfskmoy6z140qvvys6g6v3">
               <w:r>
                 <w:rPr>
                   <w:rFonts w:ascii="Arial" w:cs="Arial" w:eastAsia="Arial" w:hAnsi="Arial"/>
@@ -7886,6 +8051,7 @@
           </w:tcPr>
           <w:p>
             <w:pPr>
+              <w:keepNext w:val="false"/>
               <w:spacing w:after="40" w:before="0"/>
               <w:jc w:val="left"/>
             </w:pPr>
@@ -7918,6 +8084,7 @@
           </w:tcPr>
           <w:p>
             <w:pPr>
+              <w:keepNext w:val="false"/>
               <w:spacing w:after="40" w:before="0"/>
               <w:jc w:val="left"/>
             </w:pPr>
@@ -7950,6 +8117,7 @@
           </w:tcPr>
           <w:p>
             <w:pPr>
+              <w:keepNext w:val="false"/>
               <w:spacing w:after="40" w:before="0"/>
               <w:jc w:val="left"/>
             </w:pPr>
@@ -7982,6 +8150,7 @@
           </w:tcPr>
           <w:p>
             <w:pPr>
+              <w:keepNext w:val="false"/>
               <w:spacing w:after="40" w:before="0"/>
               <w:jc w:val="left"/>
             </w:pPr>
@@ -8041,6 +8210,7 @@
           </w:tcPr>
           <w:p>
             <w:pPr>
+              <w:keepNext w:val="false"/>
               <w:spacing w:after="40" w:before="0"/>
               <w:jc w:val="center"/>
             </w:pPr>
@@ -8075,6 +8245,7 @@
           </w:tcPr>
           <w:p>
             <w:pPr>
+              <w:keepNext w:val="false"/>
               <w:spacing w:after="40" w:before="0"/>
               <w:jc w:val="left"/>
             </w:pPr>
@@ -8136,6 +8307,7 @@
           </w:tcPr>
           <w:p>
             <w:pPr>
+              <w:keepNext w:val="false"/>
               <w:spacing w:after="40" w:before="0"/>
               <w:jc w:val="center"/>
             </w:pPr>
@@ -8170,6 +8342,7 @@
           </w:tcPr>
           <w:p>
             <w:pPr>
+              <w:keepNext w:val="false"/>
               <w:spacing w:after="40" w:before="0"/>
               <w:jc w:val="left"/>
             </w:pPr>
@@ -8202,6 +8375,7 @@
           </w:tcPr>
           <w:p>
             <w:pPr>
+              <w:keepNext w:val="false"/>
               <w:spacing w:after="40" w:before="0"/>
               <w:jc w:val="left"/>
             </w:pPr>
@@ -8236,6 +8410,7 @@
           </w:tcPr>
           <w:p>
             <w:pPr>
+              <w:keepNext w:val="false"/>
               <w:spacing w:after="40" w:before="0"/>
               <w:jc w:val="left"/>
             </w:pPr>
@@ -8268,6 +8443,7 @@
           </w:tcPr>
           <w:p>
             <w:pPr>
+              <w:keepNext w:val="false"/>
               <w:spacing w:after="40" w:before="0"/>
               <w:jc w:val="left"/>
             </w:pPr>
@@ -8302,6 +8478,7 @@
           </w:tcPr>
           <w:p>
             <w:pPr>
+              <w:keepNext w:val="false"/>
               <w:spacing w:after="40" w:before="0"/>
               <w:jc w:val="left"/>
             </w:pPr>
@@ -8334,6 +8511,7 @@
           </w:tcPr>
           <w:p>
             <w:pPr>
+              <w:keepNext w:val="false"/>
               <w:spacing w:after="40" w:before="0"/>
               <w:jc w:val="left"/>
             </w:pPr>
@@ -8370,7 +8548,7 @@
         </w:rPr>
         <w:t xml:space="preserve">© 2026 SeaVuria and ARES. Aligned with KICD objectives. Developed by SeaVuria; technical implementation by ARES (with AI assistance from Claude). Licensed under </w:t>
       </w:r>
-      <w:hyperlink w:history="1" r:id="rIdtaitt6wtvh_f8nlxbmlan">
+      <w:hyperlink w:history="1" r:id="rIdrqqgletfzjlvpjqd7qlb7">
         <w:r>
           <w:rPr>
             <w:rFonts w:ascii="Arial" w:cs="Arial" w:eastAsia="Arial" w:hAnsi="Arial"/>
@@ -8391,7 +8569,7 @@
         </w:rPr>
         <w:t xml:space="preserve"> (</w:t>
       </w:r>
-      <w:hyperlink w:history="1" r:id="rIdemxlzopmktqjke1obbos9">
+      <w:hyperlink w:history="1" r:id="rId72zvvdq5mm19quuxfm3nk">
         <w:r>
           <w:rPr>
             <w:rFonts w:ascii="Arial" w:cs="Arial" w:eastAsia="Arial" w:hAnsi="Arial"/>
@@ -8451,6 +8629,7 @@
           </w:tcPr>
           <w:p>
             <w:pPr>
+              <w:keepNext w:val="false"/>
               <w:spacing w:after="40" w:before="0"/>
               <w:jc w:val="center"/>
             </w:pPr>
@@ -8486,6 +8665,7 @@
           </w:tcPr>
           <w:p>
             <w:pPr>
+              <w:keepNext w:val="false"/>
               <w:spacing w:after="40" w:before="0"/>
               <w:jc w:val="center"/>
             </w:pPr>
@@ -8520,6 +8700,7 @@
           </w:tcPr>
           <w:p>
             <w:pPr>
+              <w:keepNext w:val="false"/>
               <w:spacing w:after="40" w:before="0"/>
               <w:jc w:val="left"/>
             </w:pPr>
@@ -8552,6 +8733,7 @@
           </w:tcPr>
           <w:p>
             <w:pPr>
+              <w:keepNext w:val="false"/>
               <w:spacing w:after="40" w:before="0"/>
               <w:jc w:val="left"/>
             </w:pPr>
@@ -8586,6 +8768,7 @@
           </w:tcPr>
           <w:p>
             <w:pPr>
+              <w:keepNext w:val="false"/>
               <w:spacing w:after="40" w:before="0"/>
               <w:jc w:val="left"/>
             </w:pPr>
@@ -8618,6 +8801,7 @@
           </w:tcPr>
           <w:p>
             <w:pPr>
+              <w:keepNext w:val="false"/>
               <w:spacing w:after="40" w:before="0"/>
               <w:jc w:val="left"/>
             </w:pPr>
@@ -8652,6 +8836,7 @@
           </w:tcPr>
           <w:p>
             <w:pPr>
+              <w:keepNext w:val="false"/>
               <w:spacing w:after="40" w:before="0"/>
               <w:jc w:val="left"/>
             </w:pPr>
@@ -8684,6 +8869,7 @@
           </w:tcPr>
           <w:p>
             <w:pPr>
+              <w:keepNext w:val="false"/>
               <w:spacing w:after="40" w:before="0"/>
               <w:jc w:val="left"/>
             </w:pPr>
@@ -8718,6 +8904,7 @@
           </w:tcPr>
           <w:p>
             <w:pPr>
+              <w:keepNext w:val="false"/>
               <w:spacing w:after="40" w:before="0"/>
               <w:jc w:val="left"/>
             </w:pPr>
@@ -8750,6 +8937,7 @@
           </w:tcPr>
           <w:p>
             <w:pPr>
+              <w:keepNext w:val="false"/>
               <w:spacing w:after="40" w:before="0"/>
               <w:jc w:val="left"/>
             </w:pPr>
@@ -8784,6 +8972,7 @@
           </w:tcPr>
           <w:p>
             <w:pPr>
+              <w:keepNext w:val="false"/>
               <w:spacing w:after="40" w:before="0"/>
               <w:jc w:val="left"/>
             </w:pPr>
@@ -8816,6 +9005,7 @@
           </w:tcPr>
           <w:p>
             <w:pPr>
+              <w:keepNext w:val="false"/>
               <w:spacing w:after="40" w:before="0"/>
               <w:jc w:val="left"/>
             </w:pPr>
@@ -8850,6 +9040,7 @@
           </w:tcPr>
           <w:p>
             <w:pPr>
+              <w:keepNext w:val="false"/>
               <w:spacing w:after="40" w:before="0"/>
               <w:jc w:val="left"/>
             </w:pPr>
@@ -8882,6 +9073,7 @@
           </w:tcPr>
           <w:p>
             <w:pPr>
+              <w:keepNext w:val="false"/>
               <w:spacing w:after="40" w:before="0"/>
               <w:jc w:val="left"/>
             </w:pPr>
@@ -8916,6 +9108,7 @@
           </w:tcPr>
           <w:p>
             <w:pPr>
+              <w:keepNext w:val="false"/>
               <w:spacing w:after="40" w:before="0"/>
               <w:jc w:val="left"/>
             </w:pPr>
@@ -8948,6 +9141,7 @@
           </w:tcPr>
           <w:p>
             <w:pPr>
+              <w:keepNext w:val="false"/>
               <w:spacing w:after="40" w:before="0"/>
               <w:jc w:val="left"/>
             </w:pPr>
@@ -8982,6 +9176,7 @@
           </w:tcPr>
           <w:p>
             <w:pPr>
+              <w:keepNext w:val="false"/>
               <w:spacing w:after="40" w:before="0"/>
               <w:jc w:val="left"/>
             </w:pPr>
@@ -9014,6 +9209,7 @@
           </w:tcPr>
           <w:p>
             <w:pPr>
+              <w:keepNext w:val="false"/>
               <w:spacing w:after="40" w:before="0"/>
               <w:jc w:val="left"/>
             </w:pPr>
@@ -9073,6 +9269,7 @@
           </w:tcPr>
           <w:p>
             <w:pPr>
+              <w:keepNext w:val="false"/>
               <w:spacing w:after="40" w:before="0"/>
               <w:jc w:val="center"/>
             </w:pPr>
@@ -9107,6 +9304,7 @@
           </w:tcPr>
           <w:p>
             <w:pPr>
+              <w:keepNext w:val="false"/>
               <w:spacing w:after="40" w:before="0"/>
               <w:jc w:val="left"/>
             </w:pPr>
@@ -9171,6 +9369,7 @@
           </w:tcPr>
           <w:p>
             <w:pPr>
+              <w:keepNext w:val="false"/>
               <w:spacing w:after="40" w:before="0"/>
               <w:jc w:val="center"/>
             </w:pPr>
@@ -9205,6 +9404,7 @@
           </w:tcPr>
           <w:p>
             <w:pPr>
+              <w:keepNext w:val="false"/>
               <w:spacing w:after="40" w:before="0"/>
               <w:jc w:val="left"/>
             </w:pPr>
@@ -9237,6 +9437,7 @@
           </w:tcPr>
           <w:p>
             <w:pPr>
+              <w:keepNext w:val="false"/>
               <w:spacing w:after="40" w:before="0"/>
               <w:jc w:val="left"/>
             </w:pPr>
@@ -9269,6 +9470,7 @@
           </w:tcPr>
           <w:p>
             <w:pPr>
+              <w:keepNext w:val="false"/>
               <w:spacing w:after="40" w:before="0"/>
               <w:jc w:val="left"/>
             </w:pPr>
@@ -9301,6 +9503,7 @@
           </w:tcPr>
           <w:p>
             <w:pPr>
+              <w:keepNext w:val="false"/>
               <w:spacing w:after="40" w:before="0"/>
               <w:jc w:val="left"/>
             </w:pPr>
@@ -9333,6 +9536,7 @@
           </w:tcPr>
           <w:p>
             <w:pPr>
+              <w:keepNext w:val="false"/>
               <w:spacing w:after="40" w:before="0"/>
               <w:jc w:val="left"/>
             </w:pPr>
@@ -9367,6 +9571,7 @@
           </w:tcPr>
           <w:p>
             <w:pPr>
+              <w:keepNext w:val="false"/>
               <w:spacing w:after="40" w:before="0"/>
               <w:jc w:val="left"/>
             </w:pPr>
@@ -9404,7 +9609,7 @@
             <w:pPr>
               <w:spacing w:after="20" w:before="0"/>
             </w:pPr>
-            <w:hyperlink w:history="1" r:id="rIdjrozcj0nusx-0kgxriwuq">
+            <w:hyperlink w:history="1" r:id="rId0un1lmyptdakvyywfqqom">
               <w:r>
                 <w:rPr>
                   <w:rFonts w:ascii="Arial" w:cs="Arial" w:eastAsia="Arial" w:hAnsi="Arial"/>
@@ -9437,7 +9642,7 @@
               <w:spacing w:after="10" w:before="0"/>
               <w:ind w:left="120"/>
             </w:pPr>
-            <w:hyperlink w:history="1" r:id="rIdl0mov0who27nyixu87h2z">
+            <w:hyperlink w:history="1" r:id="rIdgesz24ihsbmjlnob-smqg">
               <w:r>
                 <w:rPr>
                   <w:rFonts w:ascii="Arial" w:cs="Arial" w:eastAsia="Arial" w:hAnsi="Arial"/>
@@ -9482,7 +9687,7 @@
             <w:pPr>
               <w:spacing w:after="20" w:before="0"/>
             </w:pPr>
-            <w:hyperlink w:history="1" r:id="rIdhoehisjduuo-gitkhfxbc">
+            <w:hyperlink w:history="1" r:id="rIdnvtiiqtruzgnsjbmzuozd">
               <w:r>
                 <w:rPr>
                   <w:rFonts w:ascii="Arial" w:cs="Arial" w:eastAsia="Arial" w:hAnsi="Arial"/>
@@ -9531,7 +9736,7 @@
               <w:spacing w:after="10" w:before="0"/>
               <w:ind w:left="120"/>
             </w:pPr>
-            <w:hyperlink w:history="1" r:id="rIdrn56cysxk4drdkccfnzrg">
+            <w:hyperlink w:history="1" r:id="rIdvtrbzxf-l4uwu8vgeg-ia">
               <w:r>
                 <w:rPr>
                   <w:rFonts w:ascii="Arial" w:cs="Arial" w:eastAsia="Arial" w:hAnsi="Arial"/>
@@ -9559,6 +9764,7 @@
           </w:tcPr>
           <w:p>
             <w:pPr>
+              <w:keepNext w:val="false"/>
               <w:spacing w:after="40" w:before="0"/>
               <w:jc w:val="left"/>
             </w:pPr>
@@ -9591,6 +9797,7 @@
           </w:tcPr>
           <w:p>
             <w:pPr>
+              <w:keepNext w:val="false"/>
               <w:spacing w:after="40" w:before="0"/>
               <w:jc w:val="left"/>
             </w:pPr>
@@ -9623,6 +9830,7 @@
           </w:tcPr>
           <w:p>
             <w:pPr>
+              <w:keepNext w:val="false"/>
               <w:spacing w:after="40" w:before="0"/>
               <w:jc w:val="left"/>
             </w:pPr>
@@ -9655,6 +9863,7 @@
           </w:tcPr>
           <w:p>
             <w:pPr>
+              <w:keepNext w:val="false"/>
               <w:spacing w:after="40" w:before="0"/>
               <w:jc w:val="left"/>
             </w:pPr>
@@ -9689,6 +9898,7 @@
           </w:tcPr>
           <w:p>
             <w:pPr>
+              <w:keepNext w:val="false"/>
               <w:spacing w:after="40" w:before="0"/>
               <w:jc w:val="left"/>
             </w:pPr>
@@ -9726,7 +9936,7 @@
             <w:pPr>
               <w:spacing w:after="20" w:before="0"/>
             </w:pPr>
-            <w:hyperlink w:history="1" r:id="rIdm7ash4xx-qkvnt_rtpnll">
+            <w:hyperlink w:history="1" r:id="rIdowbunwrstwwckcv_8f3iz">
               <w:r>
                 <w:rPr>
                   <w:rFonts w:ascii="Arial" w:cs="Arial" w:eastAsia="Arial" w:hAnsi="Arial"/>
@@ -9759,7 +9969,7 @@
               <w:spacing w:after="10" w:before="0"/>
               <w:ind w:left="120"/>
             </w:pPr>
-            <w:hyperlink w:history="1" r:id="rId_dj6h-_fnkrur1vk9clz_">
+            <w:hyperlink w:history="1" r:id="rIddaqfn-en4ylrno5gmdlj9">
               <w:r>
                 <w:rPr>
                   <w:rFonts w:ascii="Arial" w:cs="Arial" w:eastAsia="Arial" w:hAnsi="Arial"/>
@@ -9804,7 +10014,7 @@
             <w:pPr>
               <w:spacing w:after="20" w:before="0"/>
             </w:pPr>
-            <w:hyperlink w:history="1" r:id="rIdus23zn5x6rzbrhgzz1amf">
+            <w:hyperlink w:history="1" r:id="rIdsvhqloarptfpz7u9yf_mo">
               <w:r>
                 <w:rPr>
                   <w:rFonts w:ascii="Arial" w:cs="Arial" w:eastAsia="Arial" w:hAnsi="Arial"/>
@@ -9853,7 +10063,7 @@
               <w:spacing w:after="10" w:before="0"/>
               <w:ind w:left="120"/>
             </w:pPr>
-            <w:hyperlink w:history="1" r:id="rIdkarzdjhfw3tpn7hokzipx">
+            <w:hyperlink w:history="1" r:id="rId9pd5pblbjfbynopo37nvm">
               <w:r>
                 <w:rPr>
                   <w:rFonts w:ascii="Arial" w:cs="Arial" w:eastAsia="Arial" w:hAnsi="Arial"/>
@@ -9881,6 +10091,7 @@
           </w:tcPr>
           <w:p>
             <w:pPr>
+              <w:keepNext w:val="false"/>
               <w:spacing w:after="40" w:before="0"/>
               <w:jc w:val="left"/>
             </w:pPr>
@@ -9913,6 +10124,7 @@
           </w:tcPr>
           <w:p>
             <w:pPr>
+              <w:keepNext w:val="false"/>
               <w:spacing w:after="40" w:before="0"/>
               <w:jc w:val="left"/>
             </w:pPr>
@@ -9945,6 +10157,7 @@
           </w:tcPr>
           <w:p>
             <w:pPr>
+              <w:keepNext w:val="false"/>
               <w:spacing w:after="40" w:before="0"/>
               <w:jc w:val="left"/>
             </w:pPr>
@@ -9977,6 +10190,7 @@
           </w:tcPr>
           <w:p>
             <w:pPr>
+              <w:keepNext w:val="false"/>
               <w:spacing w:after="40" w:before="0"/>
               <w:jc w:val="left"/>
             </w:pPr>
@@ -10011,6 +10225,7 @@
           </w:tcPr>
           <w:p>
             <w:pPr>
+              <w:keepNext w:val="false"/>
               <w:spacing w:after="40" w:before="0"/>
               <w:jc w:val="left"/>
             </w:pPr>
@@ -10048,7 +10263,7 @@
             <w:pPr>
               <w:spacing w:after="20" w:before="0"/>
             </w:pPr>
-            <w:hyperlink w:history="1" r:id="rIdgapw4erlxpceo-wfiupum">
+            <w:hyperlink w:history="1" r:id="rIdpl1tmu0wrwohasrsrjty9">
               <w:r>
                 <w:rPr>
                   <w:rFonts w:ascii="Arial" w:cs="Arial" w:eastAsia="Arial" w:hAnsi="Arial"/>
@@ -10081,7 +10296,7 @@
               <w:spacing w:after="10" w:before="0"/>
               <w:ind w:left="120"/>
             </w:pPr>
-            <w:hyperlink w:history="1" r:id="rIdn2n3vsz9gx-h1xnmkydoe">
+            <w:hyperlink w:history="1" r:id="rIdhor2_jhbxj9_wry7zsvjz">
               <w:r>
                 <w:rPr>
                   <w:rFonts w:ascii="Arial" w:cs="Arial" w:eastAsia="Arial" w:hAnsi="Arial"/>
@@ -10126,7 +10341,7 @@
             <w:pPr>
               <w:spacing w:after="20" w:before="0"/>
             </w:pPr>
-            <w:hyperlink w:history="1" r:id="rId8lymxghfnqrj6qsh7agcy">
+            <w:hyperlink w:history="1" r:id="rIddqfe76yvvzxulpapjsf1t">
               <w:r>
                 <w:rPr>
                   <w:rFonts w:ascii="Arial" w:cs="Arial" w:eastAsia="Arial" w:hAnsi="Arial"/>
@@ -10175,7 +10390,7 @@
               <w:spacing w:after="10" w:before="0"/>
               <w:ind w:left="120"/>
             </w:pPr>
-            <w:hyperlink w:history="1" r:id="rId0c_x54s2jd1n27zlc1bts">
+            <w:hyperlink w:history="1" r:id="rId9gqpvs1hd8kbrcpdo2wop">
               <w:r>
                 <w:rPr>
                   <w:rFonts w:ascii="Arial" w:cs="Arial" w:eastAsia="Arial" w:hAnsi="Arial"/>
@@ -10203,6 +10418,7 @@
           </w:tcPr>
           <w:p>
             <w:pPr>
+              <w:keepNext w:val="false"/>
               <w:spacing w:after="40" w:before="0"/>
               <w:jc w:val="left"/>
             </w:pPr>
@@ -10235,6 +10451,7 @@
           </w:tcPr>
           <w:p>
             <w:pPr>
+              <w:keepNext w:val="false"/>
               <w:spacing w:after="40" w:before="0"/>
               <w:jc w:val="left"/>
             </w:pPr>
@@ -10267,6 +10484,7 @@
           </w:tcPr>
           <w:p>
             <w:pPr>
+              <w:keepNext w:val="false"/>
               <w:spacing w:after="40" w:before="0"/>
               <w:jc w:val="left"/>
             </w:pPr>
@@ -10299,6 +10517,7 @@
           </w:tcPr>
           <w:p>
             <w:pPr>
+              <w:keepNext w:val="false"/>
               <w:spacing w:after="40" w:before="0"/>
               <w:jc w:val="left"/>
             </w:pPr>
@@ -10333,6 +10552,7 @@
           </w:tcPr>
           <w:p>
             <w:pPr>
+              <w:keepNext w:val="false"/>
               <w:spacing w:after="40" w:before="0"/>
               <w:jc w:val="left"/>
             </w:pPr>
@@ -10370,7 +10590,7 @@
             <w:pPr>
               <w:spacing w:after="20" w:before="0"/>
             </w:pPr>
-            <w:hyperlink w:history="1" r:id="rIdfydxzmgtbuvmmfg7qnaev">
+            <w:hyperlink w:history="1" r:id="rIdljiqmeh2tqtqhj_z8fhry">
               <w:r>
                 <w:rPr>
                   <w:rFonts w:ascii="Arial" w:cs="Arial" w:eastAsia="Arial" w:hAnsi="Arial"/>
@@ -10403,7 +10623,7 @@
               <w:spacing w:after="10" w:before="0"/>
               <w:ind w:left="120"/>
             </w:pPr>
-            <w:hyperlink w:history="1" r:id="rIdl_nqtafeta-r0vogonmce">
+            <w:hyperlink w:history="1" r:id="rIdvx4nxr8uirrpepktxbc4h">
               <w:r>
                 <w:rPr>
                   <w:rFonts w:ascii="Arial" w:cs="Arial" w:eastAsia="Arial" w:hAnsi="Arial"/>
@@ -10448,7 +10668,7 @@
             <w:pPr>
               <w:spacing w:after="20" w:before="0"/>
             </w:pPr>
-            <w:hyperlink w:history="1" r:id="rId0ri3bz8gkmbbvo_8mdpla">
+            <w:hyperlink w:history="1" r:id="rId4_vlwlopgx0hyxjr1dcle">
               <w:r>
                 <w:rPr>
                   <w:rFonts w:ascii="Arial" w:cs="Arial" w:eastAsia="Arial" w:hAnsi="Arial"/>
@@ -10497,7 +10717,7 @@
               <w:spacing w:after="10" w:before="0"/>
               <w:ind w:left="120"/>
             </w:pPr>
-            <w:hyperlink w:history="1" r:id="rIdfe0bnayd2so6ukrhzzlv1">
+            <w:hyperlink w:history="1" r:id="rIdefu3iflpn8nrbgfprh97r">
               <w:r>
                 <w:rPr>
                   <w:rFonts w:ascii="Arial" w:cs="Arial" w:eastAsia="Arial" w:hAnsi="Arial"/>
@@ -10525,6 +10745,7 @@
           </w:tcPr>
           <w:p>
             <w:pPr>
+              <w:keepNext w:val="false"/>
               <w:spacing w:after="40" w:before="0"/>
               <w:jc w:val="left"/>
             </w:pPr>
@@ -10557,6 +10778,7 @@
           </w:tcPr>
           <w:p>
             <w:pPr>
+              <w:keepNext w:val="false"/>
               <w:spacing w:after="40" w:before="0"/>
               <w:jc w:val="left"/>
             </w:pPr>
@@ -10589,6 +10811,7 @@
           </w:tcPr>
           <w:p>
             <w:pPr>
+              <w:keepNext w:val="false"/>
               <w:spacing w:after="40" w:before="0"/>
               <w:jc w:val="left"/>
             </w:pPr>
@@ -10621,6 +10844,7 @@
           </w:tcPr>
           <w:p>
             <w:pPr>
+              <w:keepNext w:val="false"/>
               <w:spacing w:after="40" w:before="0"/>
               <w:jc w:val="left"/>
             </w:pPr>
@@ -10655,6 +10879,7 @@
           </w:tcPr>
           <w:p>
             <w:pPr>
+              <w:keepNext w:val="false"/>
               <w:spacing w:after="40" w:before="0"/>
               <w:jc w:val="left"/>
             </w:pPr>
@@ -10692,7 +10917,7 @@
             <w:pPr>
               <w:spacing w:after="20" w:before="0"/>
             </w:pPr>
-            <w:hyperlink w:history="1" r:id="rId6yhkynztj7ul9pujejtyt">
+            <w:hyperlink w:history="1" r:id="rId6skhltaewzyr66gwlrqnl">
               <w:r>
                 <w:rPr>
                   <w:rFonts w:ascii="Arial" w:cs="Arial" w:eastAsia="Arial" w:hAnsi="Arial"/>
@@ -10725,7 +10950,7 @@
               <w:spacing w:after="10" w:before="0"/>
               <w:ind w:left="120"/>
             </w:pPr>
-            <w:hyperlink w:history="1" r:id="rIdspsjuaytcchyc21etjcba">
+            <w:hyperlink w:history="1" r:id="rIdguy_tueveaw11tk_bvjsv">
               <w:r>
                 <w:rPr>
                   <w:rFonts w:ascii="Arial" w:cs="Arial" w:eastAsia="Arial" w:hAnsi="Arial"/>
@@ -10770,7 +10995,7 @@
             <w:pPr>
               <w:spacing w:after="20" w:before="0"/>
             </w:pPr>
-            <w:hyperlink w:history="1" r:id="rIdo9skdjpgunvie2itt7p7a">
+            <w:hyperlink w:history="1" r:id="rIdwb_-xkvllqodk8toyexgn">
               <w:r>
                 <w:rPr>
                   <w:rFonts w:ascii="Arial" w:cs="Arial" w:eastAsia="Arial" w:hAnsi="Arial"/>
@@ -10819,7 +11044,7 @@
               <w:spacing w:after="10" w:before="0"/>
               <w:ind w:left="120"/>
             </w:pPr>
-            <w:hyperlink w:history="1" r:id="rIdopovaffiqqhoirshls-eh">
+            <w:hyperlink w:history="1" r:id="rIdz-u_xkzgg_guya88umpht">
               <w:r>
                 <w:rPr>
                   <w:rFonts w:ascii="Arial" w:cs="Arial" w:eastAsia="Arial" w:hAnsi="Arial"/>
@@ -10847,6 +11072,7 @@
           </w:tcPr>
           <w:p>
             <w:pPr>
+              <w:keepNext w:val="false"/>
               <w:spacing w:after="40" w:before="0"/>
               <w:jc w:val="left"/>
             </w:pPr>
@@ -10879,6 +11105,7 @@
           </w:tcPr>
           <w:p>
             <w:pPr>
+              <w:keepNext w:val="false"/>
               <w:spacing w:after="40" w:before="0"/>
               <w:jc w:val="left"/>
             </w:pPr>
@@ -10911,6 +11138,7 @@
           </w:tcPr>
           <w:p>
             <w:pPr>
+              <w:keepNext w:val="false"/>
               <w:spacing w:after="40" w:before="0"/>
               <w:jc w:val="left"/>
             </w:pPr>
@@ -10943,6 +11171,7 @@
           </w:tcPr>
           <w:p>
             <w:pPr>
+              <w:keepNext w:val="false"/>
               <w:spacing w:after="40" w:before="0"/>
               <w:jc w:val="left"/>
             </w:pPr>
@@ -11002,6 +11231,7 @@
           </w:tcPr>
           <w:p>
             <w:pPr>
+              <w:keepNext w:val="false"/>
               <w:spacing w:after="40" w:before="0"/>
               <w:jc w:val="center"/>
             </w:pPr>
@@ -11036,6 +11266,7 @@
           </w:tcPr>
           <w:p>
             <w:pPr>
+              <w:keepNext w:val="false"/>
               <w:spacing w:after="40" w:before="0"/>
               <w:jc w:val="left"/>
             </w:pPr>
@@ -11097,6 +11328,7 @@
           </w:tcPr>
           <w:p>
             <w:pPr>
+              <w:keepNext w:val="false"/>
               <w:spacing w:after="40" w:before="0"/>
               <w:jc w:val="center"/>
             </w:pPr>
@@ -11131,6 +11363,7 @@
           </w:tcPr>
           <w:p>
             <w:pPr>
+              <w:keepNext w:val="false"/>
               <w:spacing w:after="40" w:before="0"/>
               <w:jc w:val="left"/>
             </w:pPr>
@@ -11163,6 +11396,7 @@
           </w:tcPr>
           <w:p>
             <w:pPr>
+              <w:keepNext w:val="false"/>
               <w:spacing w:after="40" w:before="0"/>
               <w:jc w:val="left"/>
             </w:pPr>
@@ -11197,6 +11431,7 @@
           </w:tcPr>
           <w:p>
             <w:pPr>
+              <w:keepNext w:val="false"/>
               <w:spacing w:after="40" w:before="0"/>
               <w:jc w:val="left"/>
             </w:pPr>
@@ -11229,6 +11464,7 @@
           </w:tcPr>
           <w:p>
             <w:pPr>
+              <w:keepNext w:val="false"/>
               <w:spacing w:after="40" w:before="0"/>
               <w:jc w:val="left"/>
             </w:pPr>
@@ -11263,6 +11499,7 @@
           </w:tcPr>
           <w:p>
             <w:pPr>
+              <w:keepNext w:val="false"/>
               <w:spacing w:after="40" w:before="0"/>
               <w:jc w:val="left"/>
             </w:pPr>
@@ -11295,6 +11532,7 @@
           </w:tcPr>
           <w:p>
             <w:pPr>
+              <w:keepNext w:val="false"/>
               <w:spacing w:after="40" w:before="0"/>
               <w:jc w:val="left"/>
             </w:pPr>
@@ -11331,7 +11569,7 @@
         </w:rPr>
         <w:t xml:space="preserve">© 2026 SeaVuria and ARES. Aligned with KICD objectives. Developed by SeaVuria; technical implementation by ARES (with AI assistance from Claude). Licensed under </w:t>
       </w:r>
-      <w:hyperlink w:history="1" r:id="rIdxfpyk1w5ysd-g9m2c1c13">
+      <w:hyperlink w:history="1" r:id="rId4bidqsz1zoffmgmkxiwku">
         <w:r>
           <w:rPr>
             <w:rFonts w:ascii="Arial" w:cs="Arial" w:eastAsia="Arial" w:hAnsi="Arial"/>
@@ -11352,7 +11590,7 @@
         </w:rPr>
         <w:t xml:space="preserve"> (</w:t>
       </w:r>
-      <w:hyperlink w:history="1" r:id="rIdj4ebt1jed7hqswmofqsxk">
+      <w:hyperlink w:history="1" r:id="rId_22uvmue9dp__sbark78u">
         <w:r>
           <w:rPr>
             <w:rFonts w:ascii="Arial" w:cs="Arial" w:eastAsia="Arial" w:hAnsi="Arial"/>
@@ -11412,6 +11650,7 @@
           </w:tcPr>
           <w:p>
             <w:pPr>
+              <w:keepNext w:val="false"/>
               <w:spacing w:after="40" w:before="0"/>
               <w:jc w:val="center"/>
             </w:pPr>
@@ -11447,6 +11686,7 @@
           </w:tcPr>
           <w:p>
             <w:pPr>
+              <w:keepNext w:val="false"/>
               <w:spacing w:after="40" w:before="0"/>
               <w:jc w:val="center"/>
             </w:pPr>
@@ -11481,6 +11721,7 @@
           </w:tcPr>
           <w:p>
             <w:pPr>
+              <w:keepNext w:val="false"/>
               <w:spacing w:after="40" w:before="0"/>
               <w:jc w:val="left"/>
             </w:pPr>
@@ -11513,6 +11754,7 @@
           </w:tcPr>
           <w:p>
             <w:pPr>
+              <w:keepNext w:val="false"/>
               <w:spacing w:after="40" w:before="0"/>
               <w:jc w:val="left"/>
             </w:pPr>
@@ -11547,6 +11789,7 @@
           </w:tcPr>
           <w:p>
             <w:pPr>
+              <w:keepNext w:val="false"/>
               <w:spacing w:after="40" w:before="0"/>
               <w:jc w:val="left"/>
             </w:pPr>
@@ -11579,6 +11822,7 @@
           </w:tcPr>
           <w:p>
             <w:pPr>
+              <w:keepNext w:val="false"/>
               <w:spacing w:after="40" w:before="0"/>
               <w:jc w:val="left"/>
             </w:pPr>
@@ -11613,6 +11857,7 @@
           </w:tcPr>
           <w:p>
             <w:pPr>
+              <w:keepNext w:val="false"/>
               <w:spacing w:after="40" w:before="0"/>
               <w:jc w:val="left"/>
             </w:pPr>
@@ -11645,6 +11890,7 @@
           </w:tcPr>
           <w:p>
             <w:pPr>
+              <w:keepNext w:val="false"/>
               <w:spacing w:after="40" w:before="0"/>
               <w:jc w:val="left"/>
             </w:pPr>
@@ -11679,6 +11925,7 @@
           </w:tcPr>
           <w:p>
             <w:pPr>
+              <w:keepNext w:val="false"/>
               <w:spacing w:after="40" w:before="0"/>
               <w:jc w:val="left"/>
             </w:pPr>
@@ -11711,6 +11958,7 @@
           </w:tcPr>
           <w:p>
             <w:pPr>
+              <w:keepNext w:val="false"/>
               <w:spacing w:after="40" w:before="0"/>
               <w:jc w:val="left"/>
             </w:pPr>
@@ -11745,6 +11993,7 @@
           </w:tcPr>
           <w:p>
             <w:pPr>
+              <w:keepNext w:val="false"/>
               <w:spacing w:after="40" w:before="0"/>
               <w:jc w:val="left"/>
             </w:pPr>
@@ -11777,6 +12026,7 @@
           </w:tcPr>
           <w:p>
             <w:pPr>
+              <w:keepNext w:val="false"/>
               <w:spacing w:after="40" w:before="0"/>
               <w:jc w:val="left"/>
             </w:pPr>
@@ -11811,6 +12061,7 @@
           </w:tcPr>
           <w:p>
             <w:pPr>
+              <w:keepNext w:val="false"/>
               <w:spacing w:after="40" w:before="0"/>
               <w:jc w:val="left"/>
             </w:pPr>
@@ -11843,6 +12094,7 @@
           </w:tcPr>
           <w:p>
             <w:pPr>
+              <w:keepNext w:val="false"/>
               <w:spacing w:after="40" w:before="0"/>
               <w:jc w:val="left"/>
             </w:pPr>
@@ -11877,6 +12129,7 @@
           </w:tcPr>
           <w:p>
             <w:pPr>
+              <w:keepNext w:val="false"/>
               <w:spacing w:after="40" w:before="0"/>
               <w:jc w:val="left"/>
             </w:pPr>
@@ -11909,6 +12162,7 @@
           </w:tcPr>
           <w:p>
             <w:pPr>
+              <w:keepNext w:val="false"/>
               <w:spacing w:after="40" w:before="0"/>
               <w:jc w:val="left"/>
             </w:pPr>
@@ -11943,6 +12197,7 @@
           </w:tcPr>
           <w:p>
             <w:pPr>
+              <w:keepNext w:val="false"/>
               <w:spacing w:after="40" w:before="0"/>
               <w:jc w:val="left"/>
             </w:pPr>
@@ -12035,6 +12290,7 @@
           </w:tcPr>
           <w:p>
             <w:pPr>
+              <w:keepNext w:val="false"/>
               <w:spacing w:after="40" w:before="0"/>
               <w:jc w:val="center"/>
             </w:pPr>
@@ -12069,6 +12325,7 @@
           </w:tcPr>
           <w:p>
             <w:pPr>
+              <w:keepNext w:val="false"/>
               <w:spacing w:after="40" w:before="0"/>
               <w:jc w:val="left"/>
             </w:pPr>
@@ -12133,6 +12390,7 @@
           </w:tcPr>
           <w:p>
             <w:pPr>
+              <w:keepNext w:val="false"/>
               <w:spacing w:after="40" w:before="0"/>
               <w:jc w:val="center"/>
             </w:pPr>
@@ -12167,6 +12425,7 @@
           </w:tcPr>
           <w:p>
             <w:pPr>
+              <w:keepNext w:val="false"/>
               <w:spacing w:after="40" w:before="0"/>
               <w:jc w:val="left"/>
             </w:pPr>
@@ -12199,6 +12458,7 @@
           </w:tcPr>
           <w:p>
             <w:pPr>
+              <w:keepNext w:val="false"/>
               <w:spacing w:after="40" w:before="0"/>
               <w:jc w:val="left"/>
             </w:pPr>
@@ -12231,6 +12491,7 @@
           </w:tcPr>
           <w:p>
             <w:pPr>
+              <w:keepNext w:val="false"/>
               <w:spacing w:after="40" w:before="0"/>
               <w:jc w:val="left"/>
             </w:pPr>
@@ -12263,6 +12524,7 @@
           </w:tcPr>
           <w:p>
             <w:pPr>
+              <w:keepNext w:val="false"/>
               <w:spacing w:after="40" w:before="0"/>
               <w:jc w:val="left"/>
             </w:pPr>
@@ -12295,6 +12557,7 @@
           </w:tcPr>
           <w:p>
             <w:pPr>
+              <w:keepNext w:val="false"/>
               <w:spacing w:after="40" w:before="0"/>
               <w:jc w:val="left"/>
             </w:pPr>
@@ -12329,6 +12592,7 @@
           </w:tcPr>
           <w:p>
             <w:pPr>
+              <w:keepNext w:val="false"/>
               <w:spacing w:after="40" w:before="0"/>
               <w:jc w:val="left"/>
             </w:pPr>
@@ -12366,7 +12630,7 @@
             <w:pPr>
               <w:spacing w:after="20" w:before="0"/>
             </w:pPr>
-            <w:hyperlink w:history="1" r:id="rIdst5p1sjeharcilcjtxwe5">
+            <w:hyperlink w:history="1" r:id="rIddusjpprzd8cxjpmzqq4nr">
               <w:r>
                 <w:rPr>
                   <w:rFonts w:ascii="Arial" w:cs="Arial" w:eastAsia="Arial" w:hAnsi="Arial"/>
@@ -12399,7 +12663,7 @@
               <w:spacing w:after="10" w:before="0"/>
               <w:ind w:left="120"/>
             </w:pPr>
-            <w:hyperlink w:history="1" r:id="rIddamac8do406cmffmlue5v">
+            <w:hyperlink w:history="1" r:id="rId7gfurs-2lrjnpcnx2jyag">
               <w:r>
                 <w:rPr>
                   <w:rFonts w:ascii="Arial" w:cs="Arial" w:eastAsia="Arial" w:hAnsi="Arial"/>
@@ -12444,7 +12708,7 @@
             <w:pPr>
               <w:spacing w:after="20" w:before="0"/>
             </w:pPr>
-            <w:hyperlink w:history="1" r:id="rIdyy_a00eg_b98t3u_wxufr">
+            <w:hyperlink w:history="1" r:id="rIdowztyzibwupvw072cbhvq">
               <w:r>
                 <w:rPr>
                   <w:rFonts w:ascii="Arial" w:cs="Arial" w:eastAsia="Arial" w:hAnsi="Arial"/>
@@ -12477,7 +12741,7 @@
               <w:spacing w:after="10" w:before="0"/>
               <w:ind w:left="120"/>
             </w:pPr>
-            <w:hyperlink w:history="1" r:id="rIdlai4srtgtoxk8uaxrzxh2">
+            <w:hyperlink w:history="1" r:id="rIdbgt7cgkzvg8xm1qlhy2dv">
               <w:r>
                 <w:rPr>
                   <w:rFonts w:ascii="Arial" w:cs="Arial" w:eastAsia="Arial" w:hAnsi="Arial"/>
@@ -12505,6 +12769,7 @@
           </w:tcPr>
           <w:p>
             <w:pPr>
+              <w:keepNext w:val="false"/>
               <w:spacing w:after="40" w:before="0"/>
               <w:jc w:val="left"/>
             </w:pPr>
@@ -12537,6 +12802,7 @@
           </w:tcPr>
           <w:p>
             <w:pPr>
+              <w:keepNext w:val="false"/>
               <w:spacing w:after="40" w:before="0"/>
               <w:jc w:val="left"/>
             </w:pPr>
@@ -12569,6 +12835,7 @@
           </w:tcPr>
           <w:p>
             <w:pPr>
+              <w:keepNext w:val="false"/>
               <w:spacing w:after="40" w:before="0"/>
               <w:jc w:val="left"/>
             </w:pPr>
@@ -12601,6 +12868,7 @@
           </w:tcPr>
           <w:p>
             <w:pPr>
+              <w:keepNext w:val="false"/>
               <w:spacing w:after="40" w:before="0"/>
               <w:jc w:val="left"/>
             </w:pPr>
@@ -12635,6 +12903,7 @@
           </w:tcPr>
           <w:p>
             <w:pPr>
+              <w:keepNext w:val="false"/>
               <w:spacing w:after="40" w:before="0"/>
               <w:jc w:val="left"/>
             </w:pPr>
@@ -12672,7 +12941,7 @@
             <w:pPr>
               <w:spacing w:after="20" w:before="0"/>
             </w:pPr>
-            <w:hyperlink w:history="1" r:id="rIdhlh99cth5qmutjwosc6sz">
+            <w:hyperlink w:history="1" r:id="rIdydxsex6vog5q2flhr-9e-">
               <w:r>
                 <w:rPr>
                   <w:rFonts w:ascii="Arial" w:cs="Arial" w:eastAsia="Arial" w:hAnsi="Arial"/>
@@ -12705,7 +12974,7 @@
               <w:spacing w:after="10" w:before="0"/>
               <w:ind w:left="120"/>
             </w:pPr>
-            <w:hyperlink w:history="1" r:id="rIdovwqnnajjhjvc9y7dps-u">
+            <w:hyperlink w:history="1" r:id="rIdim84hzkumqjrxhl_o5mis">
               <w:r>
                 <w:rPr>
                   <w:rFonts w:ascii="Arial" w:cs="Arial" w:eastAsia="Arial" w:hAnsi="Arial"/>
@@ -12750,7 +13019,7 @@
             <w:pPr>
               <w:spacing w:after="20" w:before="0"/>
             </w:pPr>
-            <w:hyperlink w:history="1" r:id="rIdqnep3o6uz2d4-4rywkkye">
+            <w:hyperlink w:history="1" r:id="rIdtv7lhy7m1vmbij-7mnxki">
               <w:r>
                 <w:rPr>
                   <w:rFonts w:ascii="Arial" w:cs="Arial" w:eastAsia="Arial" w:hAnsi="Arial"/>
@@ -12783,7 +13052,7 @@
               <w:spacing w:after="10" w:before="0"/>
               <w:ind w:left="120"/>
             </w:pPr>
-            <w:hyperlink w:history="1" r:id="rIddr8mjlhwcznlwhjx4om7u">
+            <w:hyperlink w:history="1" r:id="rId7emfj1dlrfqbtw834qdm9">
               <w:r>
                 <w:rPr>
                   <w:rFonts w:ascii="Arial" w:cs="Arial" w:eastAsia="Arial" w:hAnsi="Arial"/>
@@ -12811,6 +13080,7 @@
           </w:tcPr>
           <w:p>
             <w:pPr>
+              <w:keepNext w:val="false"/>
               <w:spacing w:after="40" w:before="0"/>
               <w:jc w:val="left"/>
             </w:pPr>
@@ -12843,6 +13113,7 @@
           </w:tcPr>
           <w:p>
             <w:pPr>
+              <w:keepNext w:val="false"/>
               <w:spacing w:after="40" w:before="0"/>
               <w:jc w:val="left"/>
             </w:pPr>
@@ -12875,6 +13146,7 @@
           </w:tcPr>
           <w:p>
             <w:pPr>
+              <w:keepNext w:val="false"/>
               <w:spacing w:after="40" w:before="0"/>
               <w:jc w:val="left"/>
             </w:pPr>
@@ -12907,6 +13179,7 @@
           </w:tcPr>
           <w:p>
             <w:pPr>
+              <w:keepNext w:val="false"/>
               <w:spacing w:after="40" w:before="0"/>
               <w:jc w:val="left"/>
             </w:pPr>
@@ -12941,6 +13214,7 @@
           </w:tcPr>
           <w:p>
             <w:pPr>
+              <w:keepNext w:val="false"/>
               <w:spacing w:after="40" w:before="0"/>
               <w:jc w:val="left"/>
             </w:pPr>
@@ -12978,7 +13252,7 @@
             <w:pPr>
               <w:spacing w:after="20" w:before="0"/>
             </w:pPr>
-            <w:hyperlink w:history="1" r:id="rIdup0mqqblzjtxkteg_wuar">
+            <w:hyperlink w:history="1" r:id="rIdtexa5vccdmddu6evrnpmc">
               <w:r>
                 <w:rPr>
                   <w:rFonts w:ascii="Arial" w:cs="Arial" w:eastAsia="Arial" w:hAnsi="Arial"/>
@@ -13011,7 +13285,7 @@
               <w:spacing w:after="10" w:before="0"/>
               <w:ind w:left="120"/>
             </w:pPr>
-            <w:hyperlink w:history="1" r:id="rIdx3oq2pxrmc3ljfu5qfcf9">
+            <w:hyperlink w:history="1" r:id="rIdt5poiqpm4tanbzag0l2vy">
               <w:r>
                 <w:rPr>
                   <w:rFonts w:ascii="Arial" w:cs="Arial" w:eastAsia="Arial" w:hAnsi="Arial"/>
@@ -13056,7 +13330,7 @@
             <w:pPr>
               <w:spacing w:after="20" w:before="0"/>
             </w:pPr>
-            <w:hyperlink w:history="1" r:id="rIdjnnrizgonjwn49whqfsco">
+            <w:hyperlink w:history="1" r:id="rIdfixj8jcashyipg0hny3jq">
               <w:r>
                 <w:rPr>
                   <w:rFonts w:ascii="Arial" w:cs="Arial" w:eastAsia="Arial" w:hAnsi="Arial"/>
@@ -13089,7 +13363,7 @@
               <w:spacing w:after="10" w:before="0"/>
               <w:ind w:left="120"/>
             </w:pPr>
-            <w:hyperlink w:history="1" r:id="rId2edkfkgz0qfuxthwhsqnl">
+            <w:hyperlink w:history="1" r:id="rIdwrywzfx79zfrctu-rdswb">
               <w:r>
                 <w:rPr>
                   <w:rFonts w:ascii="Arial" w:cs="Arial" w:eastAsia="Arial" w:hAnsi="Arial"/>
@@ -13117,6 +13391,7 @@
           </w:tcPr>
           <w:p>
             <w:pPr>
+              <w:keepNext w:val="false"/>
               <w:spacing w:after="40" w:before="0"/>
               <w:jc w:val="left"/>
             </w:pPr>
@@ -13149,6 +13424,7 @@
           </w:tcPr>
           <w:p>
             <w:pPr>
+              <w:keepNext w:val="false"/>
               <w:spacing w:after="40" w:before="0"/>
               <w:jc w:val="left"/>
             </w:pPr>
@@ -13181,6 +13457,7 @@
           </w:tcPr>
           <w:p>
             <w:pPr>
+              <w:keepNext w:val="false"/>
               <w:spacing w:after="40" w:before="0"/>
               <w:jc w:val="left"/>
             </w:pPr>
@@ -13213,6 +13490,7 @@
           </w:tcPr>
           <w:p>
             <w:pPr>
+              <w:keepNext w:val="false"/>
               <w:spacing w:after="40" w:before="0"/>
               <w:jc w:val="left"/>
             </w:pPr>
@@ -13247,6 +13525,7 @@
           </w:tcPr>
           <w:p>
             <w:pPr>
+              <w:keepNext w:val="false"/>
               <w:spacing w:after="40" w:before="0"/>
               <w:jc w:val="left"/>
             </w:pPr>
@@ -13284,7 +13563,7 @@
             <w:pPr>
               <w:spacing w:after="20" w:before="0"/>
             </w:pPr>
-            <w:hyperlink w:history="1" r:id="rIdkyxydqmzrhbuknad2fcyj">
+            <w:hyperlink w:history="1" r:id="rIdulxjpckpsyu2vj3q7h836">
               <w:r>
                 <w:rPr>
                   <w:rFonts w:ascii="Arial" w:cs="Arial" w:eastAsia="Arial" w:hAnsi="Arial"/>
@@ -13317,7 +13596,7 @@
               <w:spacing w:after="10" w:before="0"/>
               <w:ind w:left="120"/>
             </w:pPr>
-            <w:hyperlink w:history="1" r:id="rIdpga7cs9esx2_hxhzvhhtu">
+            <w:hyperlink w:history="1" r:id="rIdw9rcokbho0q7aqnyhos-f">
               <w:r>
                 <w:rPr>
                   <w:rFonts w:ascii="Arial" w:cs="Arial" w:eastAsia="Arial" w:hAnsi="Arial"/>
@@ -13362,7 +13641,7 @@
             <w:pPr>
               <w:spacing w:after="20" w:before="0"/>
             </w:pPr>
-            <w:hyperlink w:history="1" r:id="rIdycg3yr0ikeuv4redbxmwg">
+            <w:hyperlink w:history="1" r:id="rIdi8gefkr913lnnmiyv-wzp">
               <w:r>
                 <w:rPr>
                   <w:rFonts w:ascii="Arial" w:cs="Arial" w:eastAsia="Arial" w:hAnsi="Arial"/>
@@ -13395,7 +13674,7 @@
               <w:spacing w:after="10" w:before="0"/>
               <w:ind w:left="120"/>
             </w:pPr>
-            <w:hyperlink w:history="1" r:id="rIdbqirskbunurlle7rdw4cj">
+            <w:hyperlink w:history="1" r:id="rIdr_05twuw6qdbnlqsitypr">
               <w:r>
                 <w:rPr>
                   <w:rFonts w:ascii="Arial" w:cs="Arial" w:eastAsia="Arial" w:hAnsi="Arial"/>
@@ -13423,6 +13702,7 @@
           </w:tcPr>
           <w:p>
             <w:pPr>
+              <w:keepNext w:val="false"/>
               <w:spacing w:after="40" w:before="0"/>
               <w:jc w:val="left"/>
             </w:pPr>
@@ -13455,6 +13735,7 @@
           </w:tcPr>
           <w:p>
             <w:pPr>
+              <w:keepNext w:val="false"/>
               <w:spacing w:after="40" w:before="0"/>
               <w:jc w:val="left"/>
             </w:pPr>
@@ -13487,6 +13768,7 @@
           </w:tcPr>
           <w:p>
             <w:pPr>
+              <w:keepNext w:val="false"/>
               <w:spacing w:after="40" w:before="0"/>
               <w:jc w:val="left"/>
             </w:pPr>
@@ -13519,6 +13801,7 @@
           </w:tcPr>
           <w:p>
             <w:pPr>
+              <w:keepNext w:val="false"/>
               <w:spacing w:after="40" w:before="0"/>
               <w:jc w:val="left"/>
             </w:pPr>
@@ -13553,6 +13836,7 @@
           </w:tcPr>
           <w:p>
             <w:pPr>
+              <w:keepNext w:val="false"/>
               <w:spacing w:after="40" w:before="0"/>
               <w:jc w:val="left"/>
             </w:pPr>
@@ -13590,7 +13874,7 @@
             <w:pPr>
               <w:spacing w:after="20" w:before="0"/>
             </w:pPr>
-            <w:hyperlink w:history="1" r:id="rIdidj6skdngjiygpm6r3cn3">
+            <w:hyperlink w:history="1" r:id="rIda64pbaa15lwfnb8u-2y9u">
               <w:r>
                 <w:rPr>
                   <w:rFonts w:ascii="Arial" w:cs="Arial" w:eastAsia="Arial" w:hAnsi="Arial"/>
@@ -13639,7 +13923,7 @@
               <w:spacing w:after="10" w:before="0"/>
               <w:ind w:left="120"/>
             </w:pPr>
-            <w:hyperlink w:history="1" r:id="rId1s8hu0ysdxa6husf6zyja">
+            <w:hyperlink w:history="1" r:id="rIde6vnkr1e9mtnaw88duvmf">
               <w:r>
                 <w:rPr>
                   <w:rFonts w:ascii="Arial" w:cs="Arial" w:eastAsia="Arial" w:hAnsi="Arial"/>
@@ -13684,7 +13968,7 @@
             <w:pPr>
               <w:spacing w:after="20" w:before="0"/>
             </w:pPr>
-            <w:hyperlink w:history="1" r:id="rId7z2hv85xamx_6x9jgfzl3">
+            <w:hyperlink w:history="1" r:id="rIdqyn0ducw4_uunrmdqh2xf">
               <w:r>
                 <w:rPr>
                   <w:rFonts w:ascii="Arial" w:cs="Arial" w:eastAsia="Arial" w:hAnsi="Arial"/>
@@ -13733,7 +14017,7 @@
               <w:spacing w:after="10" w:before="0"/>
               <w:ind w:left="120"/>
             </w:pPr>
-            <w:hyperlink w:history="1" r:id="rIdjkkm5gdams69t2leajg3m">
+            <w:hyperlink w:history="1" r:id="rIdzjiwlgsgcp_2g7sbjzxvo">
               <w:r>
                 <w:rPr>
                   <w:rFonts w:ascii="Arial" w:cs="Arial" w:eastAsia="Arial" w:hAnsi="Arial"/>
@@ -13761,6 +14045,7 @@
           </w:tcPr>
           <w:p>
             <w:pPr>
+              <w:keepNext w:val="false"/>
               <w:spacing w:after="40" w:before="0"/>
               <w:jc w:val="left"/>
             </w:pPr>
@@ -13793,6 +14078,7 @@
           </w:tcPr>
           <w:p>
             <w:pPr>
+              <w:keepNext w:val="false"/>
               <w:spacing w:after="40" w:before="0"/>
               <w:jc w:val="left"/>
             </w:pPr>
@@ -13825,6 +14111,7 @@
           </w:tcPr>
           <w:p>
             <w:pPr>
+              <w:keepNext w:val="false"/>
               <w:spacing w:after="40" w:before="0"/>
               <w:jc w:val="left"/>
             </w:pPr>
@@ -13857,6 +14144,7 @@
           </w:tcPr>
           <w:p>
             <w:pPr>
+              <w:keepNext w:val="false"/>
               <w:spacing w:after="40" w:before="0"/>
               <w:jc w:val="left"/>
             </w:pPr>
@@ -13916,6 +14204,7 @@
           </w:tcPr>
           <w:p>
             <w:pPr>
+              <w:keepNext w:val="false"/>
               <w:spacing w:after="40" w:before="0"/>
               <w:jc w:val="center"/>
             </w:pPr>
@@ -13950,6 +14239,7 @@
           </w:tcPr>
           <w:p>
             <w:pPr>
+              <w:keepNext w:val="false"/>
               <w:spacing w:after="40" w:before="0"/>
               <w:jc w:val="left"/>
             </w:pPr>
@@ -14011,6 +14301,7 @@
           </w:tcPr>
           <w:p>
             <w:pPr>
+              <w:keepNext w:val="false"/>
               <w:spacing w:after="40" w:before="0"/>
               <w:jc w:val="center"/>
             </w:pPr>
@@ -14045,6 +14336,7 @@
           </w:tcPr>
           <w:p>
             <w:pPr>
+              <w:keepNext w:val="false"/>
               <w:spacing w:after="40" w:before="0"/>
               <w:jc w:val="left"/>
             </w:pPr>
@@ -14077,6 +14369,7 @@
           </w:tcPr>
           <w:p>
             <w:pPr>
+              <w:keepNext w:val="false"/>
               <w:spacing w:after="40" w:before="0"/>
               <w:jc w:val="left"/>
             </w:pPr>
@@ -14111,6 +14404,7 @@
           </w:tcPr>
           <w:p>
             <w:pPr>
+              <w:keepNext w:val="false"/>
               <w:spacing w:after="40" w:before="0"/>
               <w:jc w:val="left"/>
             </w:pPr>
@@ -14143,6 +14437,7 @@
           </w:tcPr>
           <w:p>
             <w:pPr>
+              <w:keepNext w:val="false"/>
               <w:spacing w:after="40" w:before="0"/>
               <w:jc w:val="left"/>
             </w:pPr>
@@ -14177,6 +14472,7 @@
           </w:tcPr>
           <w:p>
             <w:pPr>
+              <w:keepNext w:val="false"/>
               <w:spacing w:after="40" w:before="0"/>
               <w:jc w:val="left"/>
             </w:pPr>
@@ -14209,6 +14505,7 @@
           </w:tcPr>
           <w:p>
             <w:pPr>
+              <w:keepNext w:val="false"/>
               <w:spacing w:after="40" w:before="0"/>
               <w:jc w:val="left"/>
             </w:pPr>
@@ -14245,7 +14542,7 @@
         </w:rPr>
         <w:t xml:space="preserve">© 2026 SeaVuria and ARES. Aligned with KICD objectives. Developed by SeaVuria; technical implementation by ARES (with AI assistance from Claude). Licensed under </w:t>
       </w:r>
-      <w:hyperlink w:history="1" r:id="rIdoa8enxsfs9iw7nlttpiy0">
+      <w:hyperlink w:history="1" r:id="rIddpgmurqjul4oszrl4towh">
         <w:r>
           <w:rPr>
             <w:rFonts w:ascii="Arial" w:cs="Arial" w:eastAsia="Arial" w:hAnsi="Arial"/>
@@ -14266,7 +14563,7 @@
         </w:rPr>
         <w:t xml:space="preserve"> (</w:t>
       </w:r>
-      <w:hyperlink w:history="1" r:id="rIdixw_zc_xdnmucyalnp6wn">
+      <w:hyperlink w:history="1" r:id="rIda9bp_efslrzzl6ogsk9jp">
         <w:r>
           <w:rPr>
             <w:rFonts w:ascii="Arial" w:cs="Arial" w:eastAsia="Arial" w:hAnsi="Arial"/>
@@ -14326,6 +14623,7 @@
           </w:tcPr>
           <w:p>
             <w:pPr>
+              <w:keepNext w:val="false"/>
               <w:spacing w:after="40" w:before="0"/>
               <w:jc w:val="center"/>
             </w:pPr>
@@ -14361,6 +14659,7 @@
           </w:tcPr>
           <w:p>
             <w:pPr>
+              <w:keepNext w:val="false"/>
               <w:spacing w:after="40" w:before="0"/>
               <w:jc w:val="center"/>
             </w:pPr>
@@ -14395,6 +14694,7 @@
           </w:tcPr>
           <w:p>
             <w:pPr>
+              <w:keepNext w:val="false"/>
               <w:spacing w:after="40" w:before="0"/>
               <w:jc w:val="left"/>
             </w:pPr>
@@ -14427,6 +14727,7 @@
           </w:tcPr>
           <w:p>
             <w:pPr>
+              <w:keepNext w:val="false"/>
               <w:spacing w:after="40" w:before="0"/>
               <w:jc w:val="left"/>
             </w:pPr>
@@ -14461,6 +14762,7 @@
           </w:tcPr>
           <w:p>
             <w:pPr>
+              <w:keepNext w:val="false"/>
               <w:spacing w:after="40" w:before="0"/>
               <w:jc w:val="left"/>
             </w:pPr>
@@ -14493,6 +14795,7 @@
           </w:tcPr>
           <w:p>
             <w:pPr>
+              <w:keepNext w:val="false"/>
               <w:spacing w:after="40" w:before="0"/>
               <w:jc w:val="left"/>
             </w:pPr>
@@ -14527,6 +14830,7 @@
           </w:tcPr>
           <w:p>
             <w:pPr>
+              <w:keepNext w:val="false"/>
               <w:spacing w:after="40" w:before="0"/>
               <w:jc w:val="left"/>
             </w:pPr>
@@ -14559,6 +14863,7 @@
           </w:tcPr>
           <w:p>
             <w:pPr>
+              <w:keepNext w:val="false"/>
               <w:spacing w:after="40" w:before="0"/>
               <w:jc w:val="left"/>
             </w:pPr>
@@ -14593,6 +14898,7 @@
           </w:tcPr>
           <w:p>
             <w:pPr>
+              <w:keepNext w:val="false"/>
               <w:spacing w:after="40" w:before="0"/>
               <w:jc w:val="left"/>
             </w:pPr>
@@ -14625,6 +14931,7 @@
           </w:tcPr>
           <w:p>
             <w:pPr>
+              <w:keepNext w:val="false"/>
               <w:spacing w:after="40" w:before="0"/>
               <w:jc w:val="left"/>
             </w:pPr>
@@ -14659,6 +14966,7 @@
           </w:tcPr>
           <w:p>
             <w:pPr>
+              <w:keepNext w:val="false"/>
               <w:spacing w:after="40" w:before="0"/>
               <w:jc w:val="left"/>
             </w:pPr>
@@ -14691,6 +14999,7 @@
           </w:tcPr>
           <w:p>
             <w:pPr>
+              <w:keepNext w:val="false"/>
               <w:spacing w:after="40" w:before="0"/>
               <w:jc w:val="left"/>
             </w:pPr>
@@ -14725,6 +15034,7 @@
           </w:tcPr>
           <w:p>
             <w:pPr>
+              <w:keepNext w:val="false"/>
               <w:spacing w:after="40" w:before="0"/>
               <w:jc w:val="left"/>
             </w:pPr>
@@ -14757,6 +15067,7 @@
           </w:tcPr>
           <w:p>
             <w:pPr>
+              <w:keepNext w:val="false"/>
               <w:spacing w:after="40" w:before="0"/>
               <w:jc w:val="left"/>
             </w:pPr>
@@ -14791,6 +15102,7 @@
           </w:tcPr>
           <w:p>
             <w:pPr>
+              <w:keepNext w:val="false"/>
               <w:spacing w:after="40" w:before="0"/>
               <w:jc w:val="left"/>
             </w:pPr>
@@ -14823,6 +15135,7 @@
           </w:tcPr>
           <w:p>
             <w:pPr>
+              <w:keepNext w:val="false"/>
               <w:spacing w:after="40" w:before="0"/>
               <w:jc w:val="left"/>
             </w:pPr>
@@ -14857,6 +15170,7 @@
           </w:tcPr>
           <w:p>
             <w:pPr>
+              <w:keepNext w:val="false"/>
               <w:spacing w:after="40" w:before="0"/>
               <w:jc w:val="left"/>
             </w:pPr>
@@ -14889,6 +15203,7 @@
           </w:tcPr>
           <w:p>
             <w:pPr>
+              <w:keepNext w:val="false"/>
               <w:spacing w:after="40" w:before="0"/>
               <w:jc w:val="left"/>
             </w:pPr>
@@ -14948,6 +15263,7 @@
           </w:tcPr>
           <w:p>
             <w:pPr>
+              <w:keepNext w:val="false"/>
               <w:spacing w:after="40" w:before="0"/>
               <w:jc w:val="center"/>
             </w:pPr>
@@ -14982,6 +15298,7 @@
           </w:tcPr>
           <w:p>
             <w:pPr>
+              <w:keepNext w:val="false"/>
               <w:spacing w:after="40" w:before="0"/>
               <w:jc w:val="left"/>
             </w:pPr>
@@ -15046,6 +15363,7 @@
           </w:tcPr>
           <w:p>
             <w:pPr>
+              <w:keepNext w:val="false"/>
               <w:spacing w:after="40" w:before="0"/>
               <w:jc w:val="center"/>
             </w:pPr>
@@ -15080,6 +15398,7 @@
           </w:tcPr>
           <w:p>
             <w:pPr>
+              <w:keepNext w:val="false"/>
               <w:spacing w:after="40" w:before="0"/>
               <w:jc w:val="left"/>
             </w:pPr>
@@ -15112,6 +15431,7 @@
           </w:tcPr>
           <w:p>
             <w:pPr>
+              <w:keepNext w:val="false"/>
               <w:spacing w:after="40" w:before="0"/>
               <w:jc w:val="left"/>
             </w:pPr>
@@ -15144,6 +15464,7 @@
           </w:tcPr>
           <w:p>
             <w:pPr>
+              <w:keepNext w:val="false"/>
               <w:spacing w:after="40" w:before="0"/>
               <w:jc w:val="left"/>
             </w:pPr>
@@ -15176,6 +15497,7 @@
           </w:tcPr>
           <w:p>
             <w:pPr>
+              <w:keepNext w:val="false"/>
               <w:spacing w:after="40" w:before="0"/>
               <w:jc w:val="left"/>
             </w:pPr>
@@ -15208,6 +15530,7 @@
           </w:tcPr>
           <w:p>
             <w:pPr>
+              <w:keepNext w:val="false"/>
               <w:spacing w:after="40" w:before="0"/>
               <w:jc w:val="left"/>
             </w:pPr>
@@ -15242,6 +15565,7 @@
           </w:tcPr>
           <w:p>
             <w:pPr>
+              <w:keepNext w:val="false"/>
               <w:spacing w:after="40" w:before="0"/>
               <w:jc w:val="left"/>
             </w:pPr>
@@ -15279,7 +15603,7 @@
             <w:pPr>
               <w:spacing w:after="20" w:before="0"/>
             </w:pPr>
-            <w:hyperlink w:history="1" r:id="rId_mi_jcxio-8sf0ugoubvp">
+            <w:hyperlink w:history="1" r:id="rIdgqy_qf8bodtnuqvclzejk">
               <w:r>
                 <w:rPr>
                   <w:rFonts w:ascii="Arial" w:cs="Arial" w:eastAsia="Arial" w:hAnsi="Arial"/>
@@ -15328,7 +15652,7 @@
               <w:spacing w:after="10" w:before="0"/>
               <w:ind w:left="120"/>
             </w:pPr>
-            <w:hyperlink w:history="1" r:id="rIdynqzsc-inazspnpk6svdv">
+            <w:hyperlink w:history="1" r:id="rIdmt-zir7v0jmw4yf2yw99x">
               <w:r>
                 <w:rPr>
                   <w:rFonts w:ascii="Arial" w:cs="Arial" w:eastAsia="Arial" w:hAnsi="Arial"/>
@@ -15390,7 +15714,7 @@
               <w:spacing w:after="10" w:before="0"/>
               <w:ind w:left="120"/>
             </w:pPr>
-            <w:hyperlink w:history="1" r:id="rIdhdcx-thlv9imxuegu5p4l">
+            <w:hyperlink w:history="1" r:id="rIdgn7ztea7y_abkd_st5qar">
               <w:r>
                 <w:rPr>
                   <w:rFonts w:ascii="Arial" w:cs="Arial" w:eastAsia="Arial" w:hAnsi="Arial"/>
@@ -15433,6 +15757,7 @@
           </w:tcPr>
           <w:p>
             <w:pPr>
+              <w:keepNext w:val="false"/>
               <w:spacing w:after="40" w:before="0"/>
               <w:jc w:val="left"/>
             </w:pPr>
@@ -15465,6 +15790,7 @@
           </w:tcPr>
           <w:p>
             <w:pPr>
+              <w:keepNext w:val="false"/>
               <w:spacing w:after="40" w:before="0"/>
               <w:jc w:val="left"/>
             </w:pPr>
@@ -15497,6 +15823,7 @@
           </w:tcPr>
           <w:p>
             <w:pPr>
+              <w:keepNext w:val="false"/>
               <w:spacing w:after="40" w:before="0"/>
               <w:jc w:val="left"/>
             </w:pPr>
@@ -15529,6 +15856,7 @@
           </w:tcPr>
           <w:p>
             <w:pPr>
+              <w:keepNext w:val="false"/>
               <w:spacing w:after="40" w:before="0"/>
               <w:jc w:val="left"/>
             </w:pPr>
@@ -15563,6 +15891,7 @@
           </w:tcPr>
           <w:p>
             <w:pPr>
+              <w:keepNext w:val="false"/>
               <w:spacing w:after="40" w:before="0"/>
               <w:jc w:val="left"/>
             </w:pPr>
@@ -15600,7 +15929,7 @@
             <w:pPr>
               <w:spacing w:after="20" w:before="0"/>
             </w:pPr>
-            <w:hyperlink w:history="1" r:id="rIdw-uaidjdwf60kbnhmcxtc">
+            <w:hyperlink w:history="1" r:id="rIddlolfade2wiwm7xc7qvm7">
               <w:r>
                 <w:rPr>
                   <w:rFonts w:ascii="Arial" w:cs="Arial" w:eastAsia="Arial" w:hAnsi="Arial"/>
@@ -15649,7 +15978,7 @@
               <w:spacing w:after="10" w:before="0"/>
               <w:ind w:left="120"/>
             </w:pPr>
-            <w:hyperlink w:history="1" r:id="rIdztr4eope_geszvsebuhvm">
+            <w:hyperlink w:history="1" r:id="rIdntjf0pbcggx9xvuzxdom8">
               <w:r>
                 <w:rPr>
                   <w:rFonts w:ascii="Arial" w:cs="Arial" w:eastAsia="Arial" w:hAnsi="Arial"/>
@@ -15711,7 +16040,7 @@
               <w:spacing w:after="10" w:before="0"/>
               <w:ind w:left="120"/>
             </w:pPr>
-            <w:hyperlink w:history="1" r:id="rIdfy3wdf2bbuqzoza9ogj-j">
+            <w:hyperlink w:history="1" r:id="rIdum8rebclxchk2egbavwg1">
               <w:r>
                 <w:rPr>
                   <w:rFonts w:ascii="Arial" w:cs="Arial" w:eastAsia="Arial" w:hAnsi="Arial"/>
@@ -15754,6 +16083,7 @@
           </w:tcPr>
           <w:p>
             <w:pPr>
+              <w:keepNext w:val="false"/>
               <w:spacing w:after="40" w:before="0"/>
               <w:jc w:val="left"/>
             </w:pPr>
@@ -15773,6 +16103,7 @@
           </w:p>
           <w:p>
             <w:pPr>
+              <w:keepNext w:val="false"/>
               <w:spacing w:after="40" w:before="0"/>
               <w:jc w:val="left"/>
             </w:pPr>
@@ -15792,6 +16123,7 @@
           </w:p>
           <w:p>
             <w:pPr>
+              <w:keepNext w:val="false"/>
               <w:spacing w:after="40" w:before="0"/>
               <w:jc w:val="left"/>
             </w:pPr>
@@ -15824,6 +16156,7 @@
           </w:tcPr>
           <w:p>
             <w:pPr>
+              <w:keepNext w:val="false"/>
               <w:spacing w:after="40" w:before="0"/>
               <w:jc w:val="left"/>
             </w:pPr>
@@ -15856,6 +16189,7 @@
           </w:tcPr>
           <w:p>
             <w:pPr>
+              <w:keepNext w:val="false"/>
               <w:spacing w:after="40" w:before="0"/>
               <w:jc w:val="left"/>
             </w:pPr>
@@ -15888,6 +16222,7 @@
           </w:tcPr>
           <w:p>
             <w:pPr>
+              <w:keepNext w:val="false"/>
               <w:spacing w:after="40" w:before="0"/>
               <w:jc w:val="left"/>
             </w:pPr>
@@ -15922,6 +16257,7 @@
           </w:tcPr>
           <w:p>
             <w:pPr>
+              <w:keepNext w:val="false"/>
               <w:spacing w:after="40" w:before="0"/>
               <w:jc w:val="left"/>
             </w:pPr>
@@ -15959,7 +16295,7 @@
             <w:pPr>
               <w:spacing w:after="20" w:before="0"/>
             </w:pPr>
-            <w:hyperlink w:history="1" r:id="rIdwyrily0oo_lafnm4xb6ph">
+            <w:hyperlink w:history="1" r:id="rIdrz8iz2nzagbnllkenv9sx">
               <w:r>
                 <w:rPr>
                   <w:rFonts w:ascii="Arial" w:cs="Arial" w:eastAsia="Arial" w:hAnsi="Arial"/>
@@ -16008,7 +16344,7 @@
               <w:spacing w:after="10" w:before="0"/>
               <w:ind w:left="120"/>
             </w:pPr>
-            <w:hyperlink w:history="1" r:id="rIdvbgcljrtiyb4y3v-payup">
+            <w:hyperlink w:history="1" r:id="rId5ckuj3axycik3yaze8yoa">
               <w:r>
                 <w:rPr>
                   <w:rFonts w:ascii="Arial" w:cs="Arial" w:eastAsia="Arial" w:hAnsi="Arial"/>
@@ -16070,7 +16406,7 @@
               <w:spacing w:after="10" w:before="0"/>
               <w:ind w:left="120"/>
             </w:pPr>
-            <w:hyperlink w:history="1" r:id="rId-guyxpzkhdlae1h1zzeu6">
+            <w:hyperlink w:history="1" r:id="rId-yc3rh6hyqvtjb7kbt2am">
               <w:r>
                 <w:rPr>
                   <w:rFonts w:ascii="Arial" w:cs="Arial" w:eastAsia="Arial" w:hAnsi="Arial"/>
@@ -16113,6 +16449,7 @@
           </w:tcPr>
           <w:p>
             <w:pPr>
+              <w:keepNext w:val="false"/>
               <w:spacing w:after="40" w:before="0"/>
               <w:jc w:val="left"/>
             </w:pPr>
@@ -16145,6 +16482,7 @@
           </w:tcPr>
           <w:p>
             <w:pPr>
+              <w:keepNext w:val="false"/>
               <w:spacing w:after="40" w:before="0"/>
               <w:jc w:val="left"/>
             </w:pPr>
@@ -16177,6 +16515,7 @@
           </w:tcPr>
           <w:p>
             <w:pPr>
+              <w:keepNext w:val="false"/>
               <w:spacing w:after="40" w:before="0"/>
               <w:jc w:val="left"/>
             </w:pPr>
@@ -16209,6 +16548,7 @@
           </w:tcPr>
           <w:p>
             <w:pPr>
+              <w:keepNext w:val="false"/>
               <w:spacing w:after="40" w:before="0"/>
               <w:jc w:val="left"/>
             </w:pPr>
@@ -16243,6 +16583,7 @@
           </w:tcPr>
           <w:p>
             <w:pPr>
+              <w:keepNext w:val="false"/>
               <w:spacing w:after="40" w:before="0"/>
               <w:jc w:val="left"/>
             </w:pPr>
@@ -16280,7 +16621,7 @@
             <w:pPr>
               <w:spacing w:after="20" w:before="0"/>
             </w:pPr>
-            <w:hyperlink w:history="1" r:id="rIdc1ihcrmmuoyrz0slbkf0g">
+            <w:hyperlink w:history="1" r:id="rIdidckncifpacgpyds33iaz">
               <w:r>
                 <w:rPr>
                   <w:rFonts w:ascii="Arial" w:cs="Arial" w:eastAsia="Arial" w:hAnsi="Arial"/>
@@ -16329,7 +16670,7 @@
               <w:spacing w:after="10" w:before="0"/>
               <w:ind w:left="120"/>
             </w:pPr>
-            <w:hyperlink w:history="1" r:id="rIdgheixqbonn_lrcwoiegbe">
+            <w:hyperlink w:history="1" r:id="rId-ngo7et8k_rmmf8qmdoge">
               <w:r>
                 <w:rPr>
                   <w:rFonts w:ascii="Arial" w:cs="Arial" w:eastAsia="Arial" w:hAnsi="Arial"/>
@@ -16391,7 +16732,7 @@
               <w:spacing w:after="10" w:before="0"/>
               <w:ind w:left="120"/>
             </w:pPr>
-            <w:hyperlink w:history="1" r:id="rIdrwlj3iuxlyyvlnxagbyr6">
+            <w:hyperlink w:history="1" r:id="rIdjza9jjtxr6rpi05fpdnae">
               <w:r>
                 <w:rPr>
                   <w:rFonts w:ascii="Arial" w:cs="Arial" w:eastAsia="Arial" w:hAnsi="Arial"/>
@@ -16434,6 +16775,7 @@
           </w:tcPr>
           <w:p>
             <w:pPr>
+              <w:keepNext w:val="false"/>
               <w:spacing w:after="40" w:before="0"/>
               <w:jc w:val="left"/>
             </w:pPr>
@@ -16466,6 +16808,7 @@
           </w:tcPr>
           <w:p>
             <w:pPr>
+              <w:keepNext w:val="false"/>
               <w:spacing w:after="40" w:before="0"/>
               <w:jc w:val="left"/>
             </w:pPr>
@@ -16498,6 +16841,7 @@
           </w:tcPr>
           <w:p>
             <w:pPr>
+              <w:keepNext w:val="false"/>
               <w:spacing w:after="40" w:before="0"/>
               <w:jc w:val="left"/>
             </w:pPr>
@@ -16530,6 +16874,7 @@
           </w:tcPr>
           <w:p>
             <w:pPr>
+              <w:keepNext w:val="false"/>
               <w:spacing w:after="40" w:before="0"/>
               <w:jc w:val="left"/>
             </w:pPr>
@@ -16564,6 +16909,7 @@
           </w:tcPr>
           <w:p>
             <w:pPr>
+              <w:keepNext w:val="false"/>
               <w:spacing w:after="40" w:before="0"/>
               <w:jc w:val="left"/>
             </w:pPr>
@@ -16601,7 +16947,7 @@
             <w:pPr>
               <w:spacing w:after="20" w:before="0"/>
             </w:pPr>
-            <w:hyperlink w:history="1" r:id="rIdgwd50dlpy5gizahdayulo">
+            <w:hyperlink w:history="1" r:id="rIdjgenh_dalrn_ppp2fnmlv">
               <w:r>
                 <w:rPr>
                   <w:rFonts w:ascii="Arial" w:cs="Arial" w:eastAsia="Arial" w:hAnsi="Arial"/>
@@ -16650,7 +16996,7 @@
               <w:spacing w:after="10" w:before="0"/>
               <w:ind w:left="120"/>
             </w:pPr>
-            <w:hyperlink w:history="1" r:id="rId_wtizif7uiosxxqy34qcv">
+            <w:hyperlink w:history="1" r:id="rIdqoljtofzbdsvlg8y451j4">
               <w:r>
                 <w:rPr>
                   <w:rFonts w:ascii="Arial" w:cs="Arial" w:eastAsia="Arial" w:hAnsi="Arial"/>
@@ -16712,7 +17058,7 @@
               <w:spacing w:after="10" w:before="0"/>
               <w:ind w:left="120"/>
             </w:pPr>
-            <w:hyperlink w:history="1" r:id="rIdy7knkvqmfo58ef-kabfne">
+            <w:hyperlink w:history="1" r:id="rIdhyezj8b9tj29emb7ibl7r">
               <w:r>
                 <w:rPr>
                   <w:rFonts w:ascii="Arial" w:cs="Arial" w:eastAsia="Arial" w:hAnsi="Arial"/>
@@ -16755,6 +17101,7 @@
           </w:tcPr>
           <w:p>
             <w:pPr>
+              <w:keepNext w:val="false"/>
               <w:spacing w:after="40" w:before="0"/>
               <w:jc w:val="left"/>
             </w:pPr>
@@ -16787,6 +17134,7 @@
           </w:tcPr>
           <w:p>
             <w:pPr>
+              <w:keepNext w:val="false"/>
               <w:spacing w:after="40" w:before="0"/>
               <w:jc w:val="left"/>
             </w:pPr>
@@ -16819,6 +17167,7 @@
           </w:tcPr>
           <w:p>
             <w:pPr>
+              <w:keepNext w:val="false"/>
               <w:spacing w:after="40" w:before="0"/>
               <w:jc w:val="left"/>
             </w:pPr>
@@ -16851,6 +17200,7 @@
           </w:tcPr>
           <w:p>
             <w:pPr>
+              <w:keepNext w:val="false"/>
               <w:spacing w:after="40" w:before="0"/>
               <w:jc w:val="left"/>
             </w:pPr>
@@ -16910,6 +17260,7 @@
           </w:tcPr>
           <w:p>
             <w:pPr>
+              <w:keepNext w:val="false"/>
               <w:spacing w:after="40" w:before="0"/>
               <w:jc w:val="center"/>
             </w:pPr>
@@ -16944,6 +17295,7 @@
           </w:tcPr>
           <w:p>
             <w:pPr>
+              <w:keepNext w:val="false"/>
               <w:spacing w:after="40" w:before="0"/>
               <w:jc w:val="left"/>
             </w:pPr>
@@ -16963,6 +17315,7 @@
           </w:p>
           <w:p>
             <w:pPr>
+              <w:keepNext w:val="false"/>
               <w:spacing w:after="40" w:before="0"/>
               <w:jc w:val="left"/>
             </w:pPr>
@@ -16982,6 +17335,7 @@
           </w:p>
           <w:p>
             <w:pPr>
+              <w:keepNext w:val="false"/>
               <w:spacing w:after="40" w:before="0"/>
               <w:jc w:val="left"/>
             </w:pPr>
@@ -17001,6 +17355,7 @@
           </w:p>
           <w:p>
             <w:pPr>
+              <w:keepNext w:val="false"/>
               <w:spacing w:after="40" w:before="0"/>
               <w:jc w:val="left"/>
             </w:pPr>
@@ -17020,6 +17375,7 @@
           </w:p>
           <w:p>
             <w:pPr>
+              <w:keepNext w:val="false"/>
               <w:spacing w:after="40" w:before="0"/>
               <w:jc w:val="left"/>
             </w:pPr>
@@ -17039,6 +17395,7 @@
           </w:p>
           <w:p>
             <w:pPr>
+              <w:keepNext w:val="false"/>
               <w:spacing w:after="40" w:before="0"/>
               <w:jc w:val="left"/>
             </w:pPr>
@@ -17100,6 +17457,7 @@
           </w:tcPr>
           <w:p>
             <w:pPr>
+              <w:keepNext w:val="false"/>
               <w:spacing w:after="40" w:before="0"/>
               <w:jc w:val="center"/>
             </w:pPr>
@@ -17134,6 +17492,7 @@
           </w:tcPr>
           <w:p>
             <w:pPr>
+              <w:keepNext w:val="false"/>
               <w:spacing w:after="40" w:before="0"/>
               <w:jc w:val="left"/>
             </w:pPr>
@@ -17166,6 +17525,7 @@
           </w:tcPr>
           <w:p>
             <w:pPr>
+              <w:keepNext w:val="false"/>
               <w:spacing w:after="40" w:before="0"/>
               <w:jc w:val="left"/>
             </w:pPr>
@@ -17200,6 +17560,7 @@
           </w:tcPr>
           <w:p>
             <w:pPr>
+              <w:keepNext w:val="false"/>
               <w:spacing w:after="40" w:before="0"/>
               <w:jc w:val="left"/>
             </w:pPr>
@@ -17232,6 +17593,7 @@
           </w:tcPr>
           <w:p>
             <w:pPr>
+              <w:keepNext w:val="false"/>
               <w:spacing w:after="40" w:before="0"/>
               <w:jc w:val="left"/>
             </w:pPr>
@@ -17266,6 +17628,7 @@
           </w:tcPr>
           <w:p>
             <w:pPr>
+              <w:keepNext w:val="false"/>
               <w:spacing w:after="40" w:before="0"/>
               <w:jc w:val="left"/>
             </w:pPr>
@@ -17298,6 +17661,7 @@
           </w:tcPr>
           <w:p>
             <w:pPr>
+              <w:keepNext w:val="false"/>
               <w:spacing w:after="40" w:before="0"/>
               <w:jc w:val="left"/>
             </w:pPr>
@@ -17334,7 +17698,7 @@
         </w:rPr>
         <w:t xml:space="preserve">© 2026 SeaVuria and ARES. Aligned with KICD objectives. Developed by SeaVuria; technical implementation by ARES (with AI assistance from Claude). Licensed under </w:t>
       </w:r>
-      <w:hyperlink w:history="1" r:id="rIdawi4-sihjsagsmbyvxv3s">
+      <w:hyperlink w:history="1" r:id="rIdvouwp_v8jqpejtorefh3p">
         <w:r>
           <w:rPr>
             <w:rFonts w:ascii="Arial" w:cs="Arial" w:eastAsia="Arial" w:hAnsi="Arial"/>
@@ -17355,7 +17719,7 @@
         </w:rPr>
         <w:t xml:space="preserve"> (</w:t>
       </w:r>
-      <w:hyperlink w:history="1" r:id="rIdencptiyqe3r4l9lv-qeuv">
+      <w:hyperlink w:history="1" r:id="rIdrcs_3cjlixosqdn6fejgn">
         <w:r>
           <w:rPr>
             <w:rFonts w:ascii="Arial" w:cs="Arial" w:eastAsia="Arial" w:hAnsi="Arial"/>
@@ -17415,6 +17779,7 @@
           </w:tcPr>
           <w:p>
             <w:pPr>
+              <w:keepNext w:val="false"/>
               <w:spacing w:after="40" w:before="0"/>
               <w:jc w:val="center"/>
             </w:pPr>
@@ -17450,6 +17815,7 @@
           </w:tcPr>
           <w:p>
             <w:pPr>
+              <w:keepNext w:val="false"/>
               <w:spacing w:after="40" w:before="0"/>
               <w:jc w:val="center"/>
             </w:pPr>
@@ -17484,6 +17850,7 @@
           </w:tcPr>
           <w:p>
             <w:pPr>
+              <w:keepNext w:val="false"/>
               <w:spacing w:after="40" w:before="0"/>
               <w:jc w:val="left"/>
             </w:pPr>
@@ -17516,6 +17883,7 @@
           </w:tcPr>
           <w:p>
             <w:pPr>
+              <w:keepNext w:val="false"/>
               <w:spacing w:after="40" w:before="0"/>
               <w:jc w:val="left"/>
             </w:pPr>
@@ -17550,6 +17918,7 @@
           </w:tcPr>
           <w:p>
             <w:pPr>
+              <w:keepNext w:val="false"/>
               <w:spacing w:after="40" w:before="0"/>
               <w:jc w:val="left"/>
             </w:pPr>
@@ -17582,6 +17951,7 @@
           </w:tcPr>
           <w:p>
             <w:pPr>
+              <w:keepNext w:val="false"/>
               <w:spacing w:after="40" w:before="0"/>
               <w:jc w:val="left"/>
             </w:pPr>
@@ -17616,6 +17986,7 @@
           </w:tcPr>
           <w:p>
             <w:pPr>
+              <w:keepNext w:val="false"/>
               <w:spacing w:after="40" w:before="0"/>
               <w:jc w:val="left"/>
             </w:pPr>
@@ -17648,6 +18019,7 @@
           </w:tcPr>
           <w:p>
             <w:pPr>
+              <w:keepNext w:val="false"/>
               <w:spacing w:after="40" w:before="0"/>
               <w:jc w:val="left"/>
             </w:pPr>
@@ -17682,6 +18054,7 @@
           </w:tcPr>
           <w:p>
             <w:pPr>
+              <w:keepNext w:val="false"/>
               <w:spacing w:after="40" w:before="0"/>
               <w:jc w:val="left"/>
             </w:pPr>
@@ -17714,6 +18087,7 @@
           </w:tcPr>
           <w:p>
             <w:pPr>
+              <w:keepNext w:val="false"/>
               <w:spacing w:after="40" w:before="0"/>
               <w:jc w:val="left"/>
             </w:pPr>
@@ -17748,6 +18122,7 @@
           </w:tcPr>
           <w:p>
             <w:pPr>
+              <w:keepNext w:val="false"/>
               <w:spacing w:after="40" w:before="0"/>
               <w:jc w:val="left"/>
             </w:pPr>
@@ -17780,6 +18155,7 @@
           </w:tcPr>
           <w:p>
             <w:pPr>
+              <w:keepNext w:val="false"/>
               <w:spacing w:after="40" w:before="0"/>
               <w:jc w:val="left"/>
             </w:pPr>
@@ -17814,6 +18190,7 @@
           </w:tcPr>
           <w:p>
             <w:pPr>
+              <w:keepNext w:val="false"/>
               <w:spacing w:after="40" w:before="0"/>
               <w:jc w:val="left"/>
             </w:pPr>
@@ -17846,6 +18223,7 @@
           </w:tcPr>
           <w:p>
             <w:pPr>
+              <w:keepNext w:val="false"/>
               <w:spacing w:after="40" w:before="0"/>
               <w:jc w:val="left"/>
             </w:pPr>
@@ -17880,6 +18258,7 @@
           </w:tcPr>
           <w:p>
             <w:pPr>
+              <w:keepNext w:val="false"/>
               <w:spacing w:after="40" w:before="0"/>
               <w:jc w:val="left"/>
             </w:pPr>
@@ -17912,6 +18291,7 @@
           </w:tcPr>
           <w:p>
             <w:pPr>
+              <w:keepNext w:val="false"/>
               <w:spacing w:after="40" w:before="0"/>
               <w:jc w:val="left"/>
             </w:pPr>
@@ -17946,6 +18326,7 @@
           </w:tcPr>
           <w:p>
             <w:pPr>
+              <w:keepNext w:val="false"/>
               <w:spacing w:after="40" w:before="0"/>
               <w:jc w:val="left"/>
             </w:pPr>
@@ -17978,6 +18359,7 @@
           </w:tcPr>
           <w:p>
             <w:pPr>
+              <w:keepNext w:val="false"/>
               <w:spacing w:after="40" w:before="0"/>
               <w:jc w:val="left"/>
             </w:pPr>
@@ -18037,6 +18419,7 @@
           </w:tcPr>
           <w:p>
             <w:pPr>
+              <w:keepNext w:val="false"/>
               <w:spacing w:after="40" w:before="0"/>
               <w:jc w:val="center"/>
             </w:pPr>
@@ -18071,6 +18454,7 @@
           </w:tcPr>
           <w:p>
             <w:pPr>
+              <w:keepNext w:val="false"/>
               <w:spacing w:after="40" w:before="0"/>
               <w:jc w:val="left"/>
             </w:pPr>
@@ -18135,6 +18519,7 @@
           </w:tcPr>
           <w:p>
             <w:pPr>
+              <w:keepNext w:val="false"/>
               <w:spacing w:after="40" w:before="0"/>
               <w:jc w:val="center"/>
             </w:pPr>
@@ -18169,6 +18554,7 @@
           </w:tcPr>
           <w:p>
             <w:pPr>
+              <w:keepNext w:val="false"/>
               <w:spacing w:after="40" w:before="0"/>
               <w:jc w:val="left"/>
             </w:pPr>
@@ -18201,6 +18587,7 @@
           </w:tcPr>
           <w:p>
             <w:pPr>
+              <w:keepNext w:val="false"/>
               <w:spacing w:after="40" w:before="0"/>
               <w:jc w:val="left"/>
             </w:pPr>
@@ -18233,6 +18620,7 @@
           </w:tcPr>
           <w:p>
             <w:pPr>
+              <w:keepNext w:val="false"/>
               <w:spacing w:after="40" w:before="0"/>
               <w:jc w:val="left"/>
             </w:pPr>
@@ -18265,6 +18653,7 @@
           </w:tcPr>
           <w:p>
             <w:pPr>
+              <w:keepNext w:val="false"/>
               <w:spacing w:after="40" w:before="0"/>
               <w:jc w:val="left"/>
             </w:pPr>
@@ -18297,6 +18686,7 @@
           </w:tcPr>
           <w:p>
             <w:pPr>
+              <w:keepNext w:val="false"/>
               <w:spacing w:after="40" w:before="0"/>
               <w:jc w:val="left"/>
             </w:pPr>
@@ -18331,6 +18721,7 @@
           </w:tcPr>
           <w:p>
             <w:pPr>
+              <w:keepNext w:val="false"/>
               <w:spacing w:after="40" w:before="0"/>
               <w:jc w:val="left"/>
             </w:pPr>
@@ -18368,7 +18759,7 @@
             <w:pPr>
               <w:spacing w:after="20" w:before="0"/>
             </w:pPr>
-            <w:hyperlink w:history="1" r:id="rId1qx7vhv8922yrefxrmk3e">
+            <w:hyperlink w:history="1" r:id="rIdhkryybbjphppbpobqp8t-">
               <w:r>
                 <w:rPr>
                   <w:rFonts w:ascii="Arial" w:cs="Arial" w:eastAsia="Arial" w:hAnsi="Arial"/>
@@ -18401,7 +18792,7 @@
               <w:spacing w:after="10" w:before="0"/>
               <w:ind w:left="120"/>
             </w:pPr>
-            <w:hyperlink w:history="1" r:id="rId_pahetsipw90lftmhmwir">
+            <w:hyperlink w:history="1" r:id="rIdhpwada6jly-yhaey2scaf">
               <w:r>
                 <w:rPr>
                   <w:rFonts w:ascii="Arial" w:cs="Arial" w:eastAsia="Arial" w:hAnsi="Arial"/>
@@ -18446,7 +18837,7 @@
             <w:pPr>
               <w:spacing w:after="20" w:before="0"/>
             </w:pPr>
-            <w:hyperlink w:history="1" r:id="rIdlyojtmonau0oefw2kmfvx">
+            <w:hyperlink w:history="1" r:id="rIdpdofoydcdwnomibvw_ybv">
               <w:r>
                 <w:rPr>
                   <w:rFonts w:ascii="Arial" w:cs="Arial" w:eastAsia="Arial" w:hAnsi="Arial"/>
@@ -18495,7 +18886,7 @@
               <w:spacing w:after="10" w:before="0"/>
               <w:ind w:left="120"/>
             </w:pPr>
-            <w:hyperlink w:history="1" r:id="rIdpv71zsif113hypf2hyo-u">
+            <w:hyperlink w:history="1" r:id="rIdrak0nh5xsbbads2d-qbr-">
               <w:r>
                 <w:rPr>
                   <w:rFonts w:ascii="Arial" w:cs="Arial" w:eastAsia="Arial" w:hAnsi="Arial"/>
@@ -18523,6 +18914,7 @@
           </w:tcPr>
           <w:p>
             <w:pPr>
+              <w:keepNext w:val="false"/>
               <w:spacing w:after="40" w:before="0"/>
               <w:jc w:val="left"/>
             </w:pPr>
@@ -18555,6 +18947,7 @@
           </w:tcPr>
           <w:p>
             <w:pPr>
+              <w:keepNext w:val="false"/>
               <w:spacing w:after="40" w:before="0"/>
               <w:jc w:val="left"/>
             </w:pPr>
@@ -18587,6 +18980,7 @@
           </w:tcPr>
           <w:p>
             <w:pPr>
+              <w:keepNext w:val="false"/>
               <w:spacing w:after="40" w:before="0"/>
               <w:jc w:val="left"/>
             </w:pPr>
@@ -18619,6 +19013,7 @@
           </w:tcPr>
           <w:p>
             <w:pPr>
+              <w:keepNext w:val="false"/>
               <w:spacing w:after="40" w:before="0"/>
               <w:jc w:val="left"/>
             </w:pPr>
@@ -18653,6 +19048,7 @@
           </w:tcPr>
           <w:p>
             <w:pPr>
+              <w:keepNext w:val="false"/>
               <w:spacing w:after="40" w:before="0"/>
               <w:jc w:val="left"/>
             </w:pPr>
@@ -18690,7 +19086,7 @@
             <w:pPr>
               <w:spacing w:after="20" w:before="0"/>
             </w:pPr>
-            <w:hyperlink w:history="1" r:id="rIdft5zl69numnyllvrfvfv2">
+            <w:hyperlink w:history="1" r:id="rIdqdonmrxiaxku2smoyoidt">
               <w:r>
                 <w:rPr>
                   <w:rFonts w:ascii="Arial" w:cs="Arial" w:eastAsia="Arial" w:hAnsi="Arial"/>
@@ -18723,7 +19119,7 @@
               <w:spacing w:after="10" w:before="0"/>
               <w:ind w:left="120"/>
             </w:pPr>
-            <w:hyperlink w:history="1" r:id="rIdro3al0bnvfcqqtmomqc9r">
+            <w:hyperlink w:history="1" r:id="rIdif2csind-zufaaylk85dz">
               <w:r>
                 <w:rPr>
                   <w:rFonts w:ascii="Arial" w:cs="Arial" w:eastAsia="Arial" w:hAnsi="Arial"/>
@@ -18768,7 +19164,7 @@
             <w:pPr>
               <w:spacing w:after="20" w:before="0"/>
             </w:pPr>
-            <w:hyperlink w:history="1" r:id="rIdkoolxnhb9p9u6udbky0u3">
+            <w:hyperlink w:history="1" r:id="rIdhcql27bv1hw2oj42pjgu-">
               <w:r>
                 <w:rPr>
                   <w:rFonts w:ascii="Arial" w:cs="Arial" w:eastAsia="Arial" w:hAnsi="Arial"/>
@@ -18817,7 +19213,7 @@
               <w:spacing w:after="10" w:before="0"/>
               <w:ind w:left="120"/>
             </w:pPr>
-            <w:hyperlink w:history="1" r:id="rIdh-i3twbxjumumzhbgu5cm">
+            <w:hyperlink w:history="1" r:id="rIdkn7di_8t3vtctm2vqu12z">
               <w:r>
                 <w:rPr>
                   <w:rFonts w:ascii="Arial" w:cs="Arial" w:eastAsia="Arial" w:hAnsi="Arial"/>
@@ -18845,6 +19241,7 @@
           </w:tcPr>
           <w:p>
             <w:pPr>
+              <w:keepNext w:val="false"/>
               <w:spacing w:after="40" w:before="0"/>
               <w:jc w:val="left"/>
             </w:pPr>
@@ -18864,6 +19261,7 @@
           </w:p>
           <w:p>
             <w:pPr>
+              <w:keepNext w:val="false"/>
               <w:spacing w:after="40" w:before="0"/>
               <w:jc w:val="left"/>
             </w:pPr>
@@ -18883,6 +19281,7 @@
           </w:p>
           <w:p>
             <w:pPr>
+              <w:keepNext w:val="false"/>
               <w:spacing w:after="40" w:before="0"/>
               <w:jc w:val="left"/>
             </w:pPr>
@@ -18902,6 +19301,7 @@
           </w:p>
           <w:p>
             <w:pPr>
+              <w:keepNext w:val="false"/>
               <w:spacing w:after="40" w:before="0"/>
               <w:jc w:val="left"/>
             </w:pPr>
@@ -18921,6 +19321,7 @@
           </w:p>
           <w:p>
             <w:pPr>
+              <w:keepNext w:val="false"/>
               <w:spacing w:after="40" w:before="0"/>
               <w:jc w:val="left"/>
             </w:pPr>
@@ -18940,6 +19341,7 @@
           </w:p>
           <w:p>
             <w:pPr>
+              <w:keepNext w:val="false"/>
               <w:spacing w:after="40" w:before="0"/>
               <w:jc w:val="left"/>
             </w:pPr>
@@ -18959,6 +19361,7 @@
           </w:p>
           <w:p>
             <w:pPr>
+              <w:keepNext w:val="false"/>
               <w:spacing w:after="40" w:before="0"/>
               <w:jc w:val="left"/>
             </w:pPr>
@@ -18991,6 +19394,7 @@
           </w:tcPr>
           <w:p>
             <w:pPr>
+              <w:keepNext w:val="false"/>
               <w:spacing w:after="40" w:before="0"/>
               <w:jc w:val="left"/>
             </w:pPr>
@@ -19010,6 +19414,7 @@
           </w:p>
           <w:p>
             <w:pPr>
+              <w:keepNext w:val="false"/>
               <w:spacing w:after="40" w:before="0"/>
               <w:jc w:val="left"/>
             </w:pPr>
@@ -19029,6 +19434,7 @@
           </w:p>
           <w:p>
             <w:pPr>
+              <w:keepNext w:val="false"/>
               <w:spacing w:after="40" w:before="0"/>
               <w:jc w:val="left"/>
             </w:pPr>
@@ -19048,6 +19454,7 @@
           </w:p>
           <w:p>
             <w:pPr>
+              <w:keepNext w:val="false"/>
               <w:spacing w:after="40" w:before="0"/>
               <w:jc w:val="left"/>
             </w:pPr>
@@ -19067,6 +19474,7 @@
           </w:p>
           <w:p>
             <w:pPr>
+              <w:keepNext w:val="false"/>
               <w:spacing w:after="40" w:before="0"/>
               <w:jc w:val="left"/>
             </w:pPr>
@@ -19086,6 +19494,7 @@
           </w:p>
           <w:p>
             <w:pPr>
+              <w:keepNext w:val="false"/>
               <w:spacing w:after="40" w:before="0"/>
               <w:jc w:val="left"/>
             </w:pPr>
@@ -19105,6 +19514,7 @@
           </w:p>
           <w:p>
             <w:pPr>
+              <w:keepNext w:val="false"/>
               <w:spacing w:after="40" w:before="0"/>
               <w:jc w:val="left"/>
             </w:pPr>
@@ -19137,6 +19547,7 @@
           </w:tcPr>
           <w:p>
             <w:pPr>
+              <w:keepNext w:val="false"/>
               <w:spacing w:after="40" w:before="0"/>
               <w:jc w:val="left"/>
             </w:pPr>
@@ -19169,6 +19580,7 @@
           </w:tcPr>
           <w:p>
             <w:pPr>
+              <w:keepNext w:val="false"/>
               <w:spacing w:after="40" w:before="0"/>
               <w:jc w:val="left"/>
             </w:pPr>
@@ -19203,6 +19615,7 @@
           </w:tcPr>
           <w:p>
             <w:pPr>
+              <w:keepNext w:val="false"/>
               <w:spacing w:after="40" w:before="0"/>
               <w:jc w:val="left"/>
             </w:pPr>
@@ -19240,7 +19653,7 @@
             <w:pPr>
               <w:spacing w:after="20" w:before="0"/>
             </w:pPr>
-            <w:hyperlink w:history="1" r:id="rIdmbdgnosbyktqdqlix2uv2">
+            <w:hyperlink w:history="1" r:id="rIdnafq5olhakutzh29emgan">
               <w:r>
                 <w:rPr>
                   <w:rFonts w:ascii="Arial" w:cs="Arial" w:eastAsia="Arial" w:hAnsi="Arial"/>
@@ -19289,7 +19702,7 @@
               <w:spacing w:after="10" w:before="0"/>
               <w:ind w:left="120"/>
             </w:pPr>
-            <w:hyperlink w:history="1" r:id="rIdfe-pvginczwzqlx1cacdq">
+            <w:hyperlink w:history="1" r:id="rIdzne_ksjdhyq-ain1uf5wd">
               <w:r>
                 <w:rPr>
                   <w:rFonts w:ascii="Arial" w:cs="Arial" w:eastAsia="Arial" w:hAnsi="Arial"/>
@@ -19334,7 +19747,7 @@
             <w:pPr>
               <w:spacing w:after="20" w:before="0"/>
             </w:pPr>
-            <w:hyperlink w:history="1" r:id="rIdc9bpmaqgstfjkssbnexns">
+            <w:hyperlink w:history="1" r:id="rIdaj73pf6-gmuhb9ijulvwy">
               <w:r>
                 <w:rPr>
                   <w:rFonts w:ascii="Arial" w:cs="Arial" w:eastAsia="Arial" w:hAnsi="Arial"/>
@@ -19383,7 +19796,7 @@
               <w:spacing w:after="10" w:before="0"/>
               <w:ind w:left="120"/>
             </w:pPr>
-            <w:hyperlink w:history="1" r:id="rIdx1aa5xgcaev8hjrcompwg">
+            <w:hyperlink w:history="1" r:id="rIdiw8twvaaatzwzo8djv2vr">
               <w:r>
                 <w:rPr>
                   <w:rFonts w:ascii="Arial" w:cs="Arial" w:eastAsia="Arial" w:hAnsi="Arial"/>
@@ -19411,6 +19824,7 @@
           </w:tcPr>
           <w:p>
             <w:pPr>
+              <w:keepNext w:val="false"/>
               <w:spacing w:after="40" w:before="0"/>
               <w:jc w:val="left"/>
             </w:pPr>
@@ -19430,6 +19844,7 @@
           </w:p>
           <w:p>
             <w:pPr>
+              <w:keepNext w:val="false"/>
               <w:spacing w:after="40" w:before="0"/>
               <w:jc w:val="left"/>
             </w:pPr>
@@ -19449,6 +19864,7 @@
           </w:p>
           <w:p>
             <w:pPr>
+              <w:keepNext w:val="false"/>
               <w:spacing w:after="40" w:before="0"/>
               <w:jc w:val="left"/>
             </w:pPr>
@@ -19468,6 +19884,7 @@
           </w:p>
           <w:p>
             <w:pPr>
+              <w:keepNext w:val="false"/>
               <w:spacing w:after="40" w:before="0"/>
               <w:jc w:val="left"/>
             </w:pPr>
@@ -19487,6 +19904,7 @@
           </w:p>
           <w:p>
             <w:pPr>
+              <w:keepNext w:val="false"/>
               <w:spacing w:after="40" w:before="0"/>
               <w:jc w:val="left"/>
             </w:pPr>
@@ -19506,6 +19924,7 @@
           </w:p>
           <w:p>
             <w:pPr>
+              <w:keepNext w:val="false"/>
               <w:spacing w:after="40" w:before="0"/>
               <w:jc w:val="left"/>
             </w:pPr>
@@ -19525,6 +19944,7 @@
           </w:p>
           <w:p>
             <w:pPr>
+              <w:keepNext w:val="false"/>
               <w:spacing w:after="40" w:before="0"/>
               <w:jc w:val="left"/>
             </w:pPr>
@@ -19544,6 +19964,7 @@
           </w:p>
           <w:p>
             <w:pPr>
+              <w:keepNext w:val="false"/>
               <w:spacing w:after="40" w:before="0"/>
               <w:jc w:val="left"/>
             </w:pPr>
@@ -19563,6 +19984,7 @@
           </w:p>
           <w:p>
             <w:pPr>
+              <w:keepNext w:val="false"/>
               <w:spacing w:after="40" w:before="0"/>
               <w:jc w:val="left"/>
             </w:pPr>
@@ -19662,6 +20084,7 @@
           </w:p>
           <w:p>
             <w:pPr>
+              <w:keepNext w:val="false"/>
               <w:spacing w:after="40" w:before="0"/>
               <w:jc w:val="left"/>
             </w:pPr>
@@ -19694,6 +20117,7 @@
           </w:tcPr>
           <w:p>
             <w:pPr>
+              <w:keepNext w:val="false"/>
               <w:spacing w:after="40" w:before="0"/>
               <w:jc w:val="left"/>
             </w:pPr>
@@ -19713,6 +20137,7 @@
           </w:p>
           <w:p>
             <w:pPr>
+              <w:keepNext w:val="false"/>
               <w:spacing w:after="40" w:before="0"/>
               <w:jc w:val="left"/>
             </w:pPr>
@@ -19732,6 +20157,7 @@
           </w:p>
           <w:p>
             <w:pPr>
+              <w:keepNext w:val="false"/>
               <w:spacing w:after="40" w:before="0"/>
               <w:jc w:val="left"/>
             </w:pPr>
@@ -19751,6 +20177,7 @@
           </w:p>
           <w:p>
             <w:pPr>
+              <w:keepNext w:val="false"/>
               <w:spacing w:after="40" w:before="0"/>
               <w:jc w:val="left"/>
             </w:pPr>
@@ -19770,6 +20197,7 @@
           </w:p>
           <w:p>
             <w:pPr>
+              <w:keepNext w:val="false"/>
               <w:spacing w:after="40" w:before="0"/>
               <w:jc w:val="left"/>
             </w:pPr>
@@ -19789,6 +20217,7 @@
           </w:p>
           <w:p>
             <w:pPr>
+              <w:keepNext w:val="false"/>
               <w:spacing w:after="40" w:before="0"/>
               <w:jc w:val="left"/>
             </w:pPr>
@@ -19808,6 +20237,7 @@
           </w:p>
           <w:p>
             <w:pPr>
+              <w:keepNext w:val="false"/>
               <w:spacing w:after="40" w:before="0"/>
               <w:jc w:val="left"/>
             </w:pPr>
@@ -19840,6 +20270,7 @@
           </w:tcPr>
           <w:p>
             <w:pPr>
+              <w:keepNext w:val="false"/>
               <w:spacing w:after="40" w:before="0"/>
               <w:jc w:val="left"/>
             </w:pPr>
@@ -19872,6 +20303,7 @@
           </w:tcPr>
           <w:p>
             <w:pPr>
+              <w:keepNext w:val="false"/>
               <w:spacing w:after="40" w:before="0"/>
               <w:jc w:val="left"/>
             </w:pPr>
@@ -19906,6 +20338,7 @@
           </w:tcPr>
           <w:p>
             <w:pPr>
+              <w:keepNext w:val="false"/>
               <w:spacing w:after="40" w:before="0"/>
               <w:jc w:val="left"/>
             </w:pPr>
@@ -19943,7 +20376,7 @@
             <w:pPr>
               <w:spacing w:after="20" w:before="0"/>
             </w:pPr>
-            <w:hyperlink w:history="1" r:id="rIdnowqn7yfcwvk3jdaj9h3y">
+            <w:hyperlink w:history="1" r:id="rIdvcz8vohhi7ogi0g30ubrz">
               <w:r>
                 <w:rPr>
                   <w:rFonts w:ascii="Arial" w:cs="Arial" w:eastAsia="Arial" w:hAnsi="Arial"/>
@@ -19976,7 +20409,7 @@
               <w:spacing w:after="10" w:before="0"/>
               <w:ind w:left="120"/>
             </w:pPr>
-            <w:hyperlink w:history="1" r:id="rIdljfxnc13un51aa50fjilo">
+            <w:hyperlink w:history="1" r:id="rIdgwz97cd3y4ptbigkrdbar">
               <w:r>
                 <w:rPr>
                   <w:rFonts w:ascii="Arial" w:cs="Arial" w:eastAsia="Arial" w:hAnsi="Arial"/>
@@ -20021,7 +20454,7 @@
             <w:pPr>
               <w:spacing w:after="20" w:before="0"/>
             </w:pPr>
-            <w:hyperlink w:history="1" r:id="rIdkbgj-oxczdms6gbfhs0wt">
+            <w:hyperlink w:history="1" r:id="rIds414hhlmlmuohcvtvlz_m">
               <w:r>
                 <w:rPr>
                   <w:rFonts w:ascii="Arial" w:cs="Arial" w:eastAsia="Arial" w:hAnsi="Arial"/>
@@ -20070,7 +20503,7 @@
               <w:spacing w:after="10" w:before="0"/>
               <w:ind w:left="120"/>
             </w:pPr>
-            <w:hyperlink w:history="1" r:id="rIdpdlo0kyda6kk3f9ich4pq">
+            <w:hyperlink w:history="1" r:id="rIdotbpwdwvfavmb7ed5wssc">
               <w:r>
                 <w:rPr>
                   <w:rFonts w:ascii="Arial" w:cs="Arial" w:eastAsia="Arial" w:hAnsi="Arial"/>
@@ -20098,6 +20531,7 @@
           </w:tcPr>
           <w:p>
             <w:pPr>
+              <w:keepNext w:val="false"/>
               <w:spacing w:after="40" w:before="0"/>
               <w:jc w:val="left"/>
             </w:pPr>
@@ -20130,6 +20564,7 @@
           </w:tcPr>
           <w:p>
             <w:pPr>
+              <w:keepNext w:val="false"/>
               <w:spacing w:after="40" w:before="0"/>
               <w:jc w:val="left"/>
             </w:pPr>
@@ -20162,6 +20597,7 @@
           </w:tcPr>
           <w:p>
             <w:pPr>
+              <w:keepNext w:val="false"/>
               <w:spacing w:after="40" w:before="0"/>
               <w:jc w:val="left"/>
             </w:pPr>
@@ -20194,6 +20630,7 @@
           </w:tcPr>
           <w:p>
             <w:pPr>
+              <w:keepNext w:val="false"/>
               <w:spacing w:after="40" w:before="0"/>
               <w:jc w:val="left"/>
             </w:pPr>
@@ -20228,6 +20665,7 @@
           </w:tcPr>
           <w:p>
             <w:pPr>
+              <w:keepNext w:val="false"/>
               <w:spacing w:after="40" w:before="0"/>
               <w:jc w:val="left"/>
             </w:pPr>
@@ -20265,7 +20703,7 @@
             <w:pPr>
               <w:spacing w:after="20" w:before="0"/>
             </w:pPr>
-            <w:hyperlink w:history="1" r:id="rIdsmdn39vrh-7qlogkt8xov">
+            <w:hyperlink w:history="1" r:id="rIdqmvr6qtp2fuljc632p1sp">
               <w:r>
                 <w:rPr>
                   <w:rFonts w:ascii="Arial" w:cs="Arial" w:eastAsia="Arial" w:hAnsi="Arial"/>
@@ -20298,7 +20736,7 @@
               <w:spacing w:after="10" w:before="0"/>
               <w:ind w:left="120"/>
             </w:pPr>
-            <w:hyperlink w:history="1" r:id="rIdla68hp7cfjccim-gpchm1">
+            <w:hyperlink w:history="1" r:id="rId5a23x7c2v3zykxalae-jt">
               <w:r>
                 <w:rPr>
                   <w:rFonts w:ascii="Arial" w:cs="Arial" w:eastAsia="Arial" w:hAnsi="Arial"/>
@@ -20343,7 +20781,7 @@
             <w:pPr>
               <w:spacing w:after="20" w:before="0"/>
             </w:pPr>
-            <w:hyperlink w:history="1" r:id="rIdxm-6hugwqo021zmguibwb">
+            <w:hyperlink w:history="1" r:id="rId7f-gxwcedpvjbbejqsuyh">
               <w:r>
                 <w:rPr>
                   <w:rFonts w:ascii="Arial" w:cs="Arial" w:eastAsia="Arial" w:hAnsi="Arial"/>
@@ -20392,7 +20830,7 @@
               <w:spacing w:after="10" w:before="0"/>
               <w:ind w:left="120"/>
             </w:pPr>
-            <w:hyperlink w:history="1" r:id="rIdlnj26bxnkywyduan0mn7-">
+            <w:hyperlink w:history="1" r:id="rIdtdmmyyqcmwkxqwagksdbv">
               <w:r>
                 <w:rPr>
                   <w:rFonts w:ascii="Arial" w:cs="Arial" w:eastAsia="Arial" w:hAnsi="Arial"/>
@@ -20420,6 +20858,7 @@
           </w:tcPr>
           <w:p>
             <w:pPr>
+              <w:keepNext w:val="false"/>
               <w:spacing w:after="40" w:before="0"/>
               <w:jc w:val="left"/>
             </w:pPr>
@@ -20439,6 +20878,7 @@
           </w:p>
           <w:p>
             <w:pPr>
+              <w:keepNext w:val="false"/>
               <w:spacing w:after="40" w:before="0"/>
               <w:jc w:val="left"/>
             </w:pPr>
@@ -20458,6 +20898,7 @@
           </w:p>
           <w:p>
             <w:pPr>
+              <w:keepNext w:val="false"/>
               <w:spacing w:after="40" w:before="0"/>
               <w:jc w:val="left"/>
             </w:pPr>
@@ -20477,6 +20918,7 @@
           </w:p>
           <w:p>
             <w:pPr>
+              <w:keepNext w:val="false"/>
               <w:spacing w:after="40" w:before="0"/>
               <w:jc w:val="left"/>
             </w:pPr>
@@ -20496,6 +20938,7 @@
           </w:p>
           <w:p>
             <w:pPr>
+              <w:keepNext w:val="false"/>
               <w:spacing w:after="40" w:before="0"/>
               <w:jc w:val="left"/>
             </w:pPr>
@@ -20515,6 +20958,7 @@
           </w:p>
           <w:p>
             <w:pPr>
+              <w:keepNext w:val="false"/>
               <w:spacing w:after="40" w:before="0"/>
               <w:jc w:val="left"/>
             </w:pPr>
@@ -20534,6 +20978,7 @@
           </w:p>
           <w:p>
             <w:pPr>
+              <w:keepNext w:val="false"/>
               <w:spacing w:after="40" w:before="0"/>
               <w:jc w:val="left"/>
             </w:pPr>
@@ -20566,6 +21011,7 @@
           </w:tcPr>
           <w:p>
             <w:pPr>
+              <w:keepNext w:val="false"/>
               <w:spacing w:after="40" w:before="0"/>
               <w:jc w:val="left"/>
             </w:pPr>
@@ -20585,6 +21031,7 @@
           </w:p>
           <w:p>
             <w:pPr>
+              <w:keepNext w:val="false"/>
               <w:spacing w:after="40" w:before="0"/>
               <w:jc w:val="left"/>
             </w:pPr>
@@ -20604,6 +21051,7 @@
           </w:p>
           <w:p>
             <w:pPr>
+              <w:keepNext w:val="false"/>
               <w:spacing w:after="40" w:before="0"/>
               <w:jc w:val="left"/>
             </w:pPr>
@@ -20636,6 +21084,7 @@
           </w:tcPr>
           <w:p>
             <w:pPr>
+              <w:keepNext w:val="false"/>
               <w:spacing w:after="40" w:before="0"/>
               <w:jc w:val="left"/>
             </w:pPr>
@@ -20668,6 +21117,7 @@
           </w:tcPr>
           <w:p>
             <w:pPr>
+              <w:keepNext w:val="false"/>
               <w:spacing w:after="40" w:before="0"/>
               <w:jc w:val="left"/>
             </w:pPr>
@@ -20727,6 +21177,7 @@
           </w:tcPr>
           <w:p>
             <w:pPr>
+              <w:keepNext w:val="false"/>
               <w:spacing w:after="40" w:before="0"/>
               <w:jc w:val="center"/>
             </w:pPr>
@@ -20761,6 +21212,7 @@
           </w:tcPr>
           <w:p>
             <w:pPr>
+              <w:keepNext w:val="false"/>
               <w:spacing w:after="40" w:before="0"/>
               <w:jc w:val="left"/>
             </w:pPr>
@@ -20780,6 +21232,7 @@
           </w:p>
           <w:p>
             <w:pPr>
+              <w:keepNext w:val="false"/>
               <w:spacing w:after="40" w:before="0"/>
               <w:jc w:val="left"/>
             </w:pPr>
@@ -20799,6 +21252,7 @@
           </w:p>
           <w:p>
             <w:pPr>
+              <w:keepNext w:val="false"/>
               <w:spacing w:after="40" w:before="0"/>
               <w:jc w:val="left"/>
             </w:pPr>
@@ -20818,6 +21272,7 @@
           </w:p>
           <w:p>
             <w:pPr>
+              <w:keepNext w:val="false"/>
               <w:spacing w:after="40" w:before="0"/>
               <w:jc w:val="left"/>
             </w:pPr>
@@ -20837,6 +21292,7 @@
           </w:p>
           <w:p>
             <w:pPr>
+              <w:keepNext w:val="false"/>
               <w:spacing w:after="40" w:before="0"/>
               <w:jc w:val="left"/>
             </w:pPr>
@@ -20856,6 +21312,7 @@
           </w:p>
           <w:p>
             <w:pPr>
+              <w:keepNext w:val="false"/>
               <w:spacing w:after="40" w:before="0"/>
               <w:jc w:val="left"/>
             </w:pPr>
@@ -20875,6 +21332,7 @@
           </w:p>
           <w:p>
             <w:pPr>
+              <w:keepNext w:val="false"/>
               <w:spacing w:after="40" w:before="0"/>
               <w:jc w:val="left"/>
             </w:pPr>
@@ -20894,6 +21352,7 @@
           </w:p>
           <w:p>
             <w:pPr>
+              <w:keepNext w:val="false"/>
               <w:spacing w:after="40" w:before="0"/>
               <w:jc w:val="left"/>
             </w:pPr>
@@ -20913,6 +21372,7 @@
           </w:p>
           <w:p>
             <w:pPr>
+              <w:keepNext w:val="false"/>
               <w:spacing w:after="40" w:before="0"/>
               <w:jc w:val="left"/>
             </w:pPr>
@@ -20932,6 +21392,7 @@
           </w:p>
           <w:p>
             <w:pPr>
+              <w:keepNext w:val="false"/>
               <w:spacing w:after="40" w:before="0"/>
               <w:jc w:val="left"/>
             </w:pPr>
@@ -20951,6 +21412,7 @@
           </w:p>
           <w:p>
             <w:pPr>
+              <w:keepNext w:val="false"/>
               <w:spacing w:after="40" w:before="0"/>
               <w:jc w:val="left"/>
             </w:pPr>
@@ -20970,6 +21432,7 @@
           </w:p>
           <w:p>
             <w:pPr>
+              <w:keepNext w:val="false"/>
               <w:spacing w:after="40" w:before="0"/>
               <w:jc w:val="left"/>
             </w:pPr>
@@ -20989,6 +21452,7 @@
           </w:p>
           <w:p>
             <w:pPr>
+              <w:keepNext w:val="false"/>
               <w:spacing w:after="40" w:before="0"/>
               <w:jc w:val="left"/>
             </w:pPr>
@@ -21050,6 +21514,7 @@
           </w:tcPr>
           <w:p>
             <w:pPr>
+              <w:keepNext w:val="false"/>
               <w:spacing w:after="40" w:before="0"/>
               <w:jc w:val="center"/>
             </w:pPr>
@@ -21084,6 +21549,7 @@
           </w:tcPr>
           <w:p>
             <w:pPr>
+              <w:keepNext w:val="false"/>
               <w:spacing w:after="40" w:before="0"/>
               <w:jc w:val="left"/>
             </w:pPr>
@@ -21116,6 +21582,7 @@
           </w:tcPr>
           <w:p>
             <w:pPr>
+              <w:keepNext w:val="false"/>
               <w:spacing w:after="40" w:before="0"/>
               <w:jc w:val="left"/>
             </w:pPr>
@@ -21150,6 +21617,7 @@
           </w:tcPr>
           <w:p>
             <w:pPr>
+              <w:keepNext w:val="false"/>
               <w:spacing w:after="40" w:before="0"/>
               <w:jc w:val="left"/>
             </w:pPr>
@@ -21182,6 +21650,7 @@
           </w:tcPr>
           <w:p>
             <w:pPr>
+              <w:keepNext w:val="false"/>
               <w:spacing w:after="40" w:before="0"/>
               <w:jc w:val="left"/>
             </w:pPr>
@@ -21216,6 +21685,7 @@
           </w:tcPr>
           <w:p>
             <w:pPr>
+              <w:keepNext w:val="false"/>
               <w:spacing w:after="40" w:before="0"/>
               <w:jc w:val="left"/>
             </w:pPr>
@@ -21248,6 +21718,7 @@
           </w:tcPr>
           <w:p>
             <w:pPr>
+              <w:keepNext w:val="false"/>
               <w:spacing w:after="40" w:before="0"/>
               <w:jc w:val="left"/>
             </w:pPr>
@@ -21284,7 +21755,7 @@
         </w:rPr>
         <w:t xml:space="preserve">© 2026 SeaVuria and ARES. Aligned with KICD objectives. Developed by SeaVuria; technical implementation by ARES (with AI assistance from Claude). Licensed under </w:t>
       </w:r>
-      <w:hyperlink w:history="1" r:id="rIdtde8jonlcwggspn1u0_jd">
+      <w:hyperlink w:history="1" r:id="rIdn6wzic2-giqmnbarym3fy">
         <w:r>
           <w:rPr>
             <w:rFonts w:ascii="Arial" w:cs="Arial" w:eastAsia="Arial" w:hAnsi="Arial"/>
@@ -21305,7 +21776,7 @@
         </w:rPr>
         <w:t xml:space="preserve"> (</w:t>
       </w:r>
-      <w:hyperlink w:history="1" r:id="rIdivyo6kimqzw1ocll8fiyj">
+      <w:hyperlink w:history="1" r:id="rIdogrnn_iefv-0fvhgslppc">
         <w:r>
           <w:rPr>
             <w:rFonts w:ascii="Arial" w:cs="Arial" w:eastAsia="Arial" w:hAnsi="Arial"/>
@@ -21365,6 +21836,7 @@
           </w:tcPr>
           <w:p>
             <w:pPr>
+              <w:keepNext w:val="false"/>
               <w:spacing w:after="40" w:before="0"/>
               <w:jc w:val="center"/>
             </w:pPr>
@@ -21400,6 +21872,7 @@
           </w:tcPr>
           <w:p>
             <w:pPr>
+              <w:keepNext w:val="false"/>
               <w:spacing w:after="40" w:before="0"/>
               <w:jc w:val="center"/>
             </w:pPr>
@@ -21434,6 +21907,7 @@
           </w:tcPr>
           <w:p>
             <w:pPr>
+              <w:keepNext w:val="false"/>
               <w:spacing w:after="40" w:before="0"/>
               <w:jc w:val="left"/>
             </w:pPr>
@@ -21466,6 +21940,7 @@
           </w:tcPr>
           <w:p>
             <w:pPr>
+              <w:keepNext w:val="false"/>
               <w:spacing w:after="40" w:before="0"/>
               <w:jc w:val="left"/>
             </w:pPr>
@@ -21500,6 +21975,7 @@
           </w:tcPr>
           <w:p>
             <w:pPr>
+              <w:keepNext w:val="false"/>
               <w:spacing w:after="40" w:before="0"/>
               <w:jc w:val="left"/>
             </w:pPr>
@@ -21532,6 +22008,7 @@
           </w:tcPr>
           <w:p>
             <w:pPr>
+              <w:keepNext w:val="false"/>
               <w:spacing w:after="40" w:before="0"/>
               <w:jc w:val="left"/>
             </w:pPr>
@@ -21566,6 +22043,7 @@
           </w:tcPr>
           <w:p>
             <w:pPr>
+              <w:keepNext w:val="false"/>
               <w:spacing w:after="40" w:before="0"/>
               <w:jc w:val="left"/>
             </w:pPr>
@@ -21598,6 +22076,7 @@
           </w:tcPr>
           <w:p>
             <w:pPr>
+              <w:keepNext w:val="false"/>
               <w:spacing w:after="40" w:before="0"/>
               <w:jc w:val="left"/>
             </w:pPr>
@@ -21632,6 +22111,7 @@
           </w:tcPr>
           <w:p>
             <w:pPr>
+              <w:keepNext w:val="false"/>
               <w:spacing w:after="40" w:before="0"/>
               <w:jc w:val="left"/>
             </w:pPr>
@@ -21664,6 +22144,7 @@
           </w:tcPr>
           <w:p>
             <w:pPr>
+              <w:keepNext w:val="false"/>
               <w:spacing w:after="40" w:before="0"/>
               <w:jc w:val="left"/>
             </w:pPr>
@@ -21698,6 +22179,7 @@
           </w:tcPr>
           <w:p>
             <w:pPr>
+              <w:keepNext w:val="false"/>
               <w:spacing w:after="40" w:before="0"/>
               <w:jc w:val="left"/>
             </w:pPr>
@@ -21730,6 +22212,7 @@
           </w:tcPr>
           <w:p>
             <w:pPr>
+              <w:keepNext w:val="false"/>
               <w:spacing w:after="40" w:before="0"/>
               <w:jc w:val="left"/>
             </w:pPr>
@@ -21764,6 +22247,7 @@
           </w:tcPr>
           <w:p>
             <w:pPr>
+              <w:keepNext w:val="false"/>
               <w:spacing w:after="40" w:before="0"/>
               <w:jc w:val="left"/>
             </w:pPr>
@@ -21796,6 +22280,7 @@
           </w:tcPr>
           <w:p>
             <w:pPr>
+              <w:keepNext w:val="false"/>
               <w:spacing w:after="40" w:before="0"/>
               <w:jc w:val="left"/>
             </w:pPr>
@@ -21830,6 +22315,7 @@
           </w:tcPr>
           <w:p>
             <w:pPr>
+              <w:keepNext w:val="false"/>
               <w:spacing w:after="40" w:before="0"/>
               <w:jc w:val="left"/>
             </w:pPr>
@@ -21862,6 +22348,7 @@
           </w:tcPr>
           <w:p>
             <w:pPr>
+              <w:keepNext w:val="false"/>
               <w:spacing w:after="40" w:before="0"/>
               <w:jc w:val="left"/>
             </w:pPr>
@@ -21896,6 +22383,7 @@
           </w:tcPr>
           <w:p>
             <w:pPr>
+              <w:keepNext w:val="false"/>
               <w:spacing w:after="40" w:before="0"/>
               <w:jc w:val="left"/>
             </w:pPr>
@@ -21928,6 +22416,7 @@
           </w:tcPr>
           <w:p>
             <w:pPr>
+              <w:keepNext w:val="false"/>
               <w:spacing w:after="40" w:before="0"/>
               <w:jc w:val="left"/>
             </w:pPr>
@@ -21987,6 +22476,7 @@
           </w:tcPr>
           <w:p>
             <w:pPr>
+              <w:keepNext w:val="false"/>
               <w:spacing w:after="40" w:before="0"/>
               <w:jc w:val="center"/>
             </w:pPr>
@@ -22021,6 +22511,7 @@
           </w:tcPr>
           <w:p>
             <w:pPr>
+              <w:keepNext w:val="false"/>
               <w:spacing w:after="40" w:before="0"/>
               <w:jc w:val="left"/>
             </w:pPr>
@@ -22085,6 +22576,7 @@
           </w:tcPr>
           <w:p>
             <w:pPr>
+              <w:keepNext w:val="false"/>
               <w:spacing w:after="40" w:before="0"/>
               <w:jc w:val="center"/>
             </w:pPr>
@@ -22119,6 +22611,7 @@
           </w:tcPr>
           <w:p>
             <w:pPr>
+              <w:keepNext w:val="false"/>
               <w:spacing w:after="40" w:before="0"/>
               <w:jc w:val="left"/>
             </w:pPr>
@@ -22151,6 +22644,7 @@
           </w:tcPr>
           <w:p>
             <w:pPr>
+              <w:keepNext w:val="false"/>
               <w:spacing w:after="40" w:before="0"/>
               <w:jc w:val="left"/>
             </w:pPr>
@@ -22183,6 +22677,7 @@
           </w:tcPr>
           <w:p>
             <w:pPr>
+              <w:keepNext w:val="false"/>
               <w:spacing w:after="40" w:before="0"/>
               <w:jc w:val="left"/>
             </w:pPr>
@@ -22215,6 +22710,7 @@
           </w:tcPr>
           <w:p>
             <w:pPr>
+              <w:keepNext w:val="false"/>
               <w:spacing w:after="40" w:before="0"/>
               <w:jc w:val="left"/>
             </w:pPr>
@@ -22247,6 +22743,7 @@
           </w:tcPr>
           <w:p>
             <w:pPr>
+              <w:keepNext w:val="false"/>
               <w:spacing w:after="40" w:before="0"/>
               <w:jc w:val="left"/>
             </w:pPr>
@@ -22281,6 +22778,7 @@
           </w:tcPr>
           <w:p>
             <w:pPr>
+              <w:keepNext w:val="false"/>
               <w:spacing w:after="40" w:before="0"/>
               <w:jc w:val="left"/>
             </w:pPr>
@@ -22318,7 +22816,7 @@
             <w:pPr>
               <w:spacing w:after="20" w:before="0"/>
             </w:pPr>
-            <w:hyperlink w:history="1" r:id="rIdlwriyxsmbs00z_jyr-9g4">
+            <w:hyperlink w:history="1" r:id="rIdlllgcimu2rsicazcmx7rk">
               <w:r>
                 <w:rPr>
                   <w:rFonts w:ascii="Arial" w:cs="Arial" w:eastAsia="Arial" w:hAnsi="Arial"/>
@@ -22367,7 +22865,7 @@
               <w:spacing w:after="10" w:before="0"/>
               <w:ind w:left="120"/>
             </w:pPr>
-            <w:hyperlink w:history="1" r:id="rIda6wwshzmexb0lmsk0lbdc">
+            <w:hyperlink w:history="1" r:id="rIdiavenfsathz1ywfrncsow">
               <w:r>
                 <w:rPr>
                   <w:rFonts w:ascii="Arial" w:cs="Arial" w:eastAsia="Arial" w:hAnsi="Arial"/>
@@ -22429,7 +22927,7 @@
               <w:spacing w:after="10" w:before="0"/>
               <w:ind w:left="120"/>
             </w:pPr>
-            <w:hyperlink w:history="1" r:id="rIdl-txypfywdwxaxbdqk10_">
+            <w:hyperlink w:history="1" r:id="rIdhsdpzc_kt4ghi665tsoht">
               <w:r>
                 <w:rPr>
                   <w:rFonts w:ascii="Arial" w:cs="Arial" w:eastAsia="Arial" w:hAnsi="Arial"/>
@@ -22472,6 +22970,7 @@
           </w:tcPr>
           <w:p>
             <w:pPr>
+              <w:keepNext w:val="false"/>
               <w:spacing w:after="40" w:before="0"/>
               <w:jc w:val="left"/>
             </w:pPr>
@@ -22504,6 +23003,7 @@
           </w:tcPr>
           <w:p>
             <w:pPr>
+              <w:keepNext w:val="false"/>
               <w:spacing w:after="40" w:before="0"/>
               <w:jc w:val="left"/>
             </w:pPr>
@@ -22536,6 +23036,7 @@
           </w:tcPr>
           <w:p>
             <w:pPr>
+              <w:keepNext w:val="false"/>
               <w:spacing w:after="40" w:before="0"/>
               <w:jc w:val="left"/>
             </w:pPr>
@@ -22568,6 +23069,7 @@
           </w:tcPr>
           <w:p>
             <w:pPr>
+              <w:keepNext w:val="false"/>
               <w:spacing w:after="40" w:before="0"/>
               <w:jc w:val="left"/>
             </w:pPr>
@@ -22602,6 +23104,7 @@
           </w:tcPr>
           <w:p>
             <w:pPr>
+              <w:keepNext w:val="false"/>
               <w:spacing w:after="40" w:before="0"/>
               <w:jc w:val="left"/>
             </w:pPr>
@@ -22639,7 +23142,7 @@
             <w:pPr>
               <w:spacing w:after="20" w:before="0"/>
             </w:pPr>
-            <w:hyperlink w:history="1" r:id="rIdg7qfp1drxs7tbzmxu5qxy">
+            <w:hyperlink w:history="1" r:id="rIdgy4n2pqagjlxcgoielqyn">
               <w:r>
                 <w:rPr>
                   <w:rFonts w:ascii="Arial" w:cs="Arial" w:eastAsia="Arial" w:hAnsi="Arial"/>
@@ -22688,7 +23191,7 @@
               <w:spacing w:after="10" w:before="0"/>
               <w:ind w:left="120"/>
             </w:pPr>
-            <w:hyperlink w:history="1" r:id="rId_jo1axjbpixlftrysgml-">
+            <w:hyperlink w:history="1" r:id="rIdul99dd_royw3bl3a0otof">
               <w:r>
                 <w:rPr>
                   <w:rFonts w:ascii="Arial" w:cs="Arial" w:eastAsia="Arial" w:hAnsi="Arial"/>
@@ -22750,7 +23253,7 @@
               <w:spacing w:after="10" w:before="0"/>
               <w:ind w:left="120"/>
             </w:pPr>
-            <w:hyperlink w:history="1" r:id="rId28ul89n959fmsbtjdozc9">
+            <w:hyperlink w:history="1" r:id="rId9uqxe0wiv5-geisor5ueu">
               <w:r>
                 <w:rPr>
                   <w:rFonts w:ascii="Arial" w:cs="Arial" w:eastAsia="Arial" w:hAnsi="Arial"/>
@@ -22793,6 +23296,7 @@
           </w:tcPr>
           <w:p>
             <w:pPr>
+              <w:keepNext w:val="false"/>
               <w:spacing w:after="40" w:before="0"/>
               <w:jc w:val="left"/>
             </w:pPr>
@@ -22825,6 +23329,7 @@
           </w:tcPr>
           <w:p>
             <w:pPr>
+              <w:keepNext w:val="false"/>
               <w:spacing w:after="40" w:before="0"/>
               <w:jc w:val="left"/>
             </w:pPr>
@@ -22857,6 +23362,7 @@
           </w:tcPr>
           <w:p>
             <w:pPr>
+              <w:keepNext w:val="false"/>
               <w:spacing w:after="40" w:before="0"/>
               <w:jc w:val="left"/>
             </w:pPr>
@@ -22889,6 +23395,7 @@
           </w:tcPr>
           <w:p>
             <w:pPr>
+              <w:keepNext w:val="false"/>
               <w:spacing w:after="40" w:before="0"/>
               <w:jc w:val="left"/>
             </w:pPr>
@@ -22923,6 +23430,7 @@
           </w:tcPr>
           <w:p>
             <w:pPr>
+              <w:keepNext w:val="false"/>
               <w:spacing w:after="40" w:before="0"/>
               <w:jc w:val="left"/>
             </w:pPr>
@@ -22960,7 +23468,7 @@
             <w:pPr>
               <w:spacing w:after="20" w:before="0"/>
             </w:pPr>
-            <w:hyperlink w:history="1" r:id="rIdfp4ybfgxa23ao-g-dhfyd">
+            <w:hyperlink w:history="1" r:id="rIdznzjwr23m5z1g2a5esikn">
               <w:r>
                 <w:rPr>
                   <w:rFonts w:ascii="Arial" w:cs="Arial" w:eastAsia="Arial" w:hAnsi="Arial"/>
@@ -23009,7 +23517,7 @@
               <w:spacing w:after="10" w:before="0"/>
               <w:ind w:left="120"/>
             </w:pPr>
-            <w:hyperlink w:history="1" r:id="rIdubs2ce7ni0dber2esosic">
+            <w:hyperlink w:history="1" r:id="rId05tcm3xnsvic4a6x3udbe">
               <w:r>
                 <w:rPr>
                   <w:rFonts w:ascii="Arial" w:cs="Arial" w:eastAsia="Arial" w:hAnsi="Arial"/>
@@ -23071,7 +23579,7 @@
               <w:spacing w:after="10" w:before="0"/>
               <w:ind w:left="120"/>
             </w:pPr>
-            <w:hyperlink w:history="1" r:id="rIdgel3zipl0j-djk11u-jzo">
+            <w:hyperlink w:history="1" r:id="rIdqs6e1dbcv794wwthz7roc">
               <w:r>
                 <w:rPr>
                   <w:rFonts w:ascii="Arial" w:cs="Arial" w:eastAsia="Arial" w:hAnsi="Arial"/>
@@ -23114,6 +23622,7 @@
           </w:tcPr>
           <w:p>
             <w:pPr>
+              <w:keepNext w:val="false"/>
               <w:spacing w:after="40" w:before="0"/>
               <w:jc w:val="left"/>
             </w:pPr>
@@ -23146,6 +23655,7 @@
           </w:tcPr>
           <w:p>
             <w:pPr>
+              <w:keepNext w:val="false"/>
               <w:spacing w:after="40" w:before="0"/>
               <w:jc w:val="left"/>
             </w:pPr>
@@ -23178,6 +23688,7 @@
           </w:tcPr>
           <w:p>
             <w:pPr>
+              <w:keepNext w:val="false"/>
               <w:spacing w:after="40" w:before="0"/>
               <w:jc w:val="left"/>
             </w:pPr>
@@ -23210,6 +23721,7 @@
           </w:tcPr>
           <w:p>
             <w:pPr>
+              <w:keepNext w:val="false"/>
               <w:spacing w:after="40" w:before="0"/>
               <w:jc w:val="left"/>
             </w:pPr>
@@ -23244,6 +23756,7 @@
           </w:tcPr>
           <w:p>
             <w:pPr>
+              <w:keepNext w:val="false"/>
               <w:spacing w:after="40" w:before="0"/>
               <w:jc w:val="left"/>
             </w:pPr>
@@ -23281,7 +23794,7 @@
             <w:pPr>
               <w:spacing w:after="20" w:before="0"/>
             </w:pPr>
-            <w:hyperlink w:history="1" r:id="rId3wnn8frabni_yvz4c8hgr">
+            <w:hyperlink w:history="1" r:id="rIdnjoskzdbojrxoazhczl6r">
               <w:r>
                 <w:rPr>
                   <w:rFonts w:ascii="Arial" w:cs="Arial" w:eastAsia="Arial" w:hAnsi="Arial"/>
@@ -23330,7 +23843,7 @@
               <w:spacing w:after="10" w:before="0"/>
               <w:ind w:left="120"/>
             </w:pPr>
-            <w:hyperlink w:history="1" r:id="rIdccvfil9ysrnqu98nirput">
+            <w:hyperlink w:history="1" r:id="rIdoqzwmdbjzbaqvrk6qla9i">
               <w:r>
                 <w:rPr>
                   <w:rFonts w:ascii="Arial" w:cs="Arial" w:eastAsia="Arial" w:hAnsi="Arial"/>
@@ -23392,7 +23905,7 @@
               <w:spacing w:after="10" w:before="0"/>
               <w:ind w:left="120"/>
             </w:pPr>
-            <w:hyperlink w:history="1" r:id="rId9toqrd2ephjcrgo6u_po3">
+            <w:hyperlink w:history="1" r:id="rIdkyxmeetoydc7djgsm1g56">
               <w:r>
                 <w:rPr>
                   <w:rFonts w:ascii="Arial" w:cs="Arial" w:eastAsia="Arial" w:hAnsi="Arial"/>
@@ -23435,6 +23948,7 @@
           </w:tcPr>
           <w:p>
             <w:pPr>
+              <w:keepNext w:val="false"/>
               <w:spacing w:after="40" w:before="0"/>
               <w:jc w:val="left"/>
             </w:pPr>
@@ -23467,6 +23981,7 @@
           </w:tcPr>
           <w:p>
             <w:pPr>
+              <w:keepNext w:val="false"/>
               <w:spacing w:after="40" w:before="0"/>
               <w:jc w:val="left"/>
             </w:pPr>
@@ -23499,6 +24014,7 @@
           </w:tcPr>
           <w:p>
             <w:pPr>
+              <w:keepNext w:val="false"/>
               <w:spacing w:after="40" w:before="0"/>
               <w:jc w:val="left"/>
             </w:pPr>
@@ -23531,6 +24047,7 @@
           </w:tcPr>
           <w:p>
             <w:pPr>
+              <w:keepNext w:val="false"/>
               <w:spacing w:after="40" w:before="0"/>
               <w:jc w:val="left"/>
             </w:pPr>
@@ -23565,6 +24082,7 @@
           </w:tcPr>
           <w:p>
             <w:pPr>
+              <w:keepNext w:val="false"/>
               <w:spacing w:after="40" w:before="0"/>
               <w:jc w:val="left"/>
             </w:pPr>
@@ -23602,7 +24120,7 @@
             <w:pPr>
               <w:spacing w:after="20" w:before="0"/>
             </w:pPr>
-            <w:hyperlink w:history="1" r:id="rIdc5ad6jpt8v3yzw6-wx8oz">
+            <w:hyperlink w:history="1" r:id="rIdecxd9l9-zoxfylk_nnqg8">
               <w:r>
                 <w:rPr>
                   <w:rFonts w:ascii="Arial" w:cs="Arial" w:eastAsia="Arial" w:hAnsi="Arial"/>
@@ -23651,7 +24169,7 @@
               <w:spacing w:after="10" w:before="0"/>
               <w:ind w:left="120"/>
             </w:pPr>
-            <w:hyperlink w:history="1" r:id="rIdd0vtgiko9_4ys35xpsbc6">
+            <w:hyperlink w:history="1" r:id="rIdvon8tzegcfhm6sn7p8jhu">
               <w:r>
                 <w:rPr>
                   <w:rFonts w:ascii="Arial" w:cs="Arial" w:eastAsia="Arial" w:hAnsi="Arial"/>
@@ -23713,7 +24231,7 @@
               <w:spacing w:after="10" w:before="0"/>
               <w:ind w:left="120"/>
             </w:pPr>
-            <w:hyperlink w:history="1" r:id="rIdcmapvki6ct90gbluh98a2">
+            <w:hyperlink w:history="1" r:id="rIdebv4vz08vk8fa0uwryc6c">
               <w:r>
                 <w:rPr>
                   <w:rFonts w:ascii="Arial" w:cs="Arial" w:eastAsia="Arial" w:hAnsi="Arial"/>
@@ -23756,6 +24274,7 @@
           </w:tcPr>
           <w:p>
             <w:pPr>
+              <w:keepNext w:val="false"/>
               <w:spacing w:after="40" w:before="0"/>
               <w:jc w:val="left"/>
             </w:pPr>
@@ -23788,6 +24307,7 @@
           </w:tcPr>
           <w:p>
             <w:pPr>
+              <w:keepNext w:val="false"/>
               <w:spacing w:after="40" w:before="0"/>
               <w:jc w:val="left"/>
             </w:pPr>
@@ -23820,6 +24340,7 @@
           </w:tcPr>
           <w:p>
             <w:pPr>
+              <w:keepNext w:val="false"/>
               <w:spacing w:after="40" w:before="0"/>
               <w:jc w:val="left"/>
             </w:pPr>
@@ -23852,6 +24373,7 @@
           </w:tcPr>
           <w:p>
             <w:pPr>
+              <w:keepNext w:val="false"/>
               <w:spacing w:after="40" w:before="0"/>
               <w:jc w:val="left"/>
             </w:pPr>
@@ -23911,6 +24433,7 @@
           </w:tcPr>
           <w:p>
             <w:pPr>
+              <w:keepNext w:val="false"/>
               <w:spacing w:after="40" w:before="0"/>
               <w:jc w:val="center"/>
             </w:pPr>
@@ -23945,6 +24468,7 @@
           </w:tcPr>
           <w:p>
             <w:pPr>
+              <w:keepNext w:val="false"/>
               <w:spacing w:after="40" w:before="0"/>
               <w:jc w:val="left"/>
             </w:pPr>
@@ -24006,6 +24530,7 @@
           </w:tcPr>
           <w:p>
             <w:pPr>
+              <w:keepNext w:val="false"/>
               <w:spacing w:after="40" w:before="0"/>
               <w:jc w:val="center"/>
             </w:pPr>
@@ -24040,6 +24565,7 @@
           </w:tcPr>
           <w:p>
             <w:pPr>
+              <w:keepNext w:val="false"/>
               <w:spacing w:after="40" w:before="0"/>
               <w:jc w:val="left"/>
             </w:pPr>
@@ -24072,6 +24598,7 @@
           </w:tcPr>
           <w:p>
             <w:pPr>
+              <w:keepNext w:val="false"/>
               <w:spacing w:after="40" w:before="0"/>
               <w:jc w:val="left"/>
             </w:pPr>
@@ -24106,6 +24633,7 @@
           </w:tcPr>
           <w:p>
             <w:pPr>
+              <w:keepNext w:val="false"/>
               <w:spacing w:after="40" w:before="0"/>
               <w:jc w:val="left"/>
             </w:pPr>
@@ -24138,6 +24666,7 @@
           </w:tcPr>
           <w:p>
             <w:pPr>
+              <w:keepNext w:val="false"/>
               <w:spacing w:after="40" w:before="0"/>
               <w:jc w:val="left"/>
             </w:pPr>
@@ -24172,6 +24701,7 @@
           </w:tcPr>
           <w:p>
             <w:pPr>
+              <w:keepNext w:val="false"/>
               <w:spacing w:after="40" w:before="0"/>
               <w:jc w:val="left"/>
             </w:pPr>
@@ -24204,6 +24734,7 @@
           </w:tcPr>
           <w:p>
             <w:pPr>
+              <w:keepNext w:val="false"/>
               <w:spacing w:after="40" w:before="0"/>
               <w:jc w:val="left"/>
             </w:pPr>
@@ -24240,7 +24771,7 @@
         </w:rPr>
         <w:t xml:space="preserve">© 2026 SeaVuria and ARES. Aligned with KICD objectives. Developed by SeaVuria; technical implementation by ARES (with AI assistance from Claude). Licensed under </w:t>
       </w:r>
-      <w:hyperlink w:history="1" r:id="rIddjpyjcbcofjlqqeloapr4">
+      <w:hyperlink w:history="1" r:id="rIdouhei0slk8r5fm7esztkg">
         <w:r>
           <w:rPr>
             <w:rFonts w:ascii="Arial" w:cs="Arial" w:eastAsia="Arial" w:hAnsi="Arial"/>
@@ -24261,7 +24792,7 @@
         </w:rPr>
         <w:t xml:space="preserve"> (</w:t>
       </w:r>
-      <w:hyperlink w:history="1" r:id="rIdrowthx0timhgjwkthtknl">
+      <w:hyperlink w:history="1" r:id="rIdywehnmjxqebc1c5_jjzlh">
         <w:r>
           <w:rPr>
             <w:rFonts w:ascii="Arial" w:cs="Arial" w:eastAsia="Arial" w:hAnsi="Arial"/>
@@ -24321,6 +24852,7 @@
           </w:tcPr>
           <w:p>
             <w:pPr>
+              <w:keepNext w:val="false"/>
               <w:spacing w:after="40" w:before="0"/>
               <w:jc w:val="center"/>
             </w:pPr>
@@ -24356,6 +24888,7 @@
           </w:tcPr>
           <w:p>
             <w:pPr>
+              <w:keepNext w:val="false"/>
               <w:spacing w:after="40" w:before="0"/>
               <w:jc w:val="center"/>
             </w:pPr>
@@ -24390,6 +24923,7 @@
           </w:tcPr>
           <w:p>
             <w:pPr>
+              <w:keepNext w:val="false"/>
               <w:spacing w:after="40" w:before="0"/>
               <w:jc w:val="left"/>
             </w:pPr>
@@ -24422,6 +24956,7 @@
           </w:tcPr>
           <w:p>
             <w:pPr>
+              <w:keepNext w:val="false"/>
               <w:spacing w:after="40" w:before="0"/>
               <w:jc w:val="left"/>
             </w:pPr>
@@ -24456,6 +24991,7 @@
           </w:tcPr>
           <w:p>
             <w:pPr>
+              <w:keepNext w:val="false"/>
               <w:spacing w:after="40" w:before="0"/>
               <w:jc w:val="left"/>
             </w:pPr>
@@ -24488,6 +25024,7 @@
           </w:tcPr>
           <w:p>
             <w:pPr>
+              <w:keepNext w:val="false"/>
               <w:spacing w:after="40" w:before="0"/>
               <w:jc w:val="left"/>
             </w:pPr>
@@ -24522,6 +25059,7 @@
           </w:tcPr>
           <w:p>
             <w:pPr>
+              <w:keepNext w:val="false"/>
               <w:spacing w:after="40" w:before="0"/>
               <w:jc w:val="left"/>
             </w:pPr>
@@ -24554,6 +25092,7 @@
           </w:tcPr>
           <w:p>
             <w:pPr>
+              <w:keepNext w:val="false"/>
               <w:spacing w:after="40" w:before="0"/>
               <w:jc w:val="left"/>
             </w:pPr>
@@ -24588,6 +25127,7 @@
           </w:tcPr>
           <w:p>
             <w:pPr>
+              <w:keepNext w:val="false"/>
               <w:spacing w:after="40" w:before="0"/>
               <w:jc w:val="left"/>
             </w:pPr>
@@ -24620,6 +25160,7 @@
           </w:tcPr>
           <w:p>
             <w:pPr>
+              <w:keepNext w:val="false"/>
               <w:spacing w:after="40" w:before="0"/>
               <w:jc w:val="left"/>
             </w:pPr>
@@ -24654,6 +25195,7 @@
           </w:tcPr>
           <w:p>
             <w:pPr>
+              <w:keepNext w:val="false"/>
               <w:spacing w:after="40" w:before="0"/>
               <w:jc w:val="left"/>
             </w:pPr>
@@ -24686,6 +25228,7 @@
           </w:tcPr>
           <w:p>
             <w:pPr>
+              <w:keepNext w:val="false"/>
               <w:spacing w:after="40" w:before="0"/>
               <w:jc w:val="left"/>
             </w:pPr>
@@ -24720,6 +25263,7 @@
           </w:tcPr>
           <w:p>
             <w:pPr>
+              <w:keepNext w:val="false"/>
               <w:spacing w:after="40" w:before="0"/>
               <w:jc w:val="left"/>
             </w:pPr>
@@ -24752,6 +25296,7 @@
           </w:tcPr>
           <w:p>
             <w:pPr>
+              <w:keepNext w:val="false"/>
               <w:spacing w:after="40" w:before="0"/>
               <w:jc w:val="left"/>
             </w:pPr>
@@ -24786,6 +25331,7 @@
           </w:tcPr>
           <w:p>
             <w:pPr>
+              <w:keepNext w:val="false"/>
               <w:spacing w:after="40" w:before="0"/>
               <w:jc w:val="left"/>
             </w:pPr>
@@ -24818,6 +25364,7 @@
           </w:tcPr>
           <w:p>
             <w:pPr>
+              <w:keepNext w:val="false"/>
               <w:spacing w:after="40" w:before="0"/>
               <w:jc w:val="left"/>
             </w:pPr>
@@ -24852,6 +25399,7 @@
           </w:tcPr>
           <w:p>
             <w:pPr>
+              <w:keepNext w:val="false"/>
               <w:spacing w:after="40" w:before="0"/>
               <w:jc w:val="left"/>
             </w:pPr>
@@ -24884,6 +25432,7 @@
           </w:tcPr>
           <w:p>
             <w:pPr>
+              <w:keepNext w:val="false"/>
               <w:spacing w:after="40" w:before="0"/>
               <w:jc w:val="left"/>
             </w:pPr>
@@ -24943,6 +25492,7 @@
           </w:tcPr>
           <w:p>
             <w:pPr>
+              <w:keepNext w:val="false"/>
               <w:spacing w:after="40" w:before="0"/>
               <w:jc w:val="center"/>
             </w:pPr>
@@ -24977,6 +25527,7 @@
           </w:tcPr>
           <w:p>
             <w:pPr>
+              <w:keepNext w:val="false"/>
               <w:spacing w:after="40" w:before="0"/>
               <w:jc w:val="left"/>
             </w:pPr>
@@ -25041,6 +25592,7 @@
           </w:tcPr>
           <w:p>
             <w:pPr>
+              <w:keepNext w:val="false"/>
               <w:spacing w:after="40" w:before="0"/>
               <w:jc w:val="center"/>
             </w:pPr>
@@ -25075,6 +25627,7 @@
           </w:tcPr>
           <w:p>
             <w:pPr>
+              <w:keepNext w:val="false"/>
               <w:spacing w:after="40" w:before="0"/>
               <w:jc w:val="left"/>
             </w:pPr>
@@ -25107,6 +25660,7 @@
           </w:tcPr>
           <w:p>
             <w:pPr>
+              <w:keepNext w:val="false"/>
               <w:spacing w:after="40" w:before="0"/>
               <w:jc w:val="left"/>
             </w:pPr>
@@ -25139,6 +25693,7 @@
           </w:tcPr>
           <w:p>
             <w:pPr>
+              <w:keepNext w:val="false"/>
               <w:spacing w:after="40" w:before="0"/>
               <w:jc w:val="left"/>
             </w:pPr>
@@ -25171,6 +25726,7 @@
           </w:tcPr>
           <w:p>
             <w:pPr>
+              <w:keepNext w:val="false"/>
               <w:spacing w:after="40" w:before="0"/>
               <w:jc w:val="left"/>
             </w:pPr>
@@ -25203,6 +25759,7 @@
           </w:tcPr>
           <w:p>
             <w:pPr>
+              <w:keepNext w:val="false"/>
               <w:spacing w:after="40" w:before="0"/>
               <w:jc w:val="left"/>
             </w:pPr>
@@ -25237,6 +25794,7 @@
           </w:tcPr>
           <w:p>
             <w:pPr>
+              <w:keepNext w:val="false"/>
               <w:spacing w:after="40" w:before="0"/>
               <w:jc w:val="left"/>
             </w:pPr>
@@ -25274,7 +25832,7 @@
             <w:pPr>
               <w:spacing w:after="20" w:before="0"/>
             </w:pPr>
-            <w:hyperlink w:history="1" r:id="rIdhqrhwd3_gnjkf7secvpmq">
+            <w:hyperlink w:history="1" r:id="rIdq9tc4ci66flhgzuyw6x5q">
               <w:r>
                 <w:rPr>
                   <w:rFonts w:ascii="Arial" w:cs="Arial" w:eastAsia="Arial" w:hAnsi="Arial"/>
@@ -25323,7 +25881,7 @@
               <w:spacing w:after="10" w:before="0"/>
               <w:ind w:left="120"/>
             </w:pPr>
-            <w:hyperlink w:history="1" r:id="rIdkpy0iu_7bcahepe_irr5l">
+            <w:hyperlink w:history="1" r:id="rId_cyewes1ywfasqwvziwo1">
               <w:r>
                 <w:rPr>
                   <w:rFonts w:ascii="Arial" w:cs="Arial" w:eastAsia="Arial" w:hAnsi="Arial"/>
@@ -25385,7 +25943,7 @@
               <w:spacing w:after="10" w:before="0"/>
               <w:ind w:left="120"/>
             </w:pPr>
-            <w:hyperlink w:history="1" r:id="rIdc3gowk_y_agiccxkrpilh">
+            <w:hyperlink w:history="1" r:id="rIduq29rsmxp_vjme4pmeq0a">
               <w:r>
                 <w:rPr>
                   <w:rFonts w:ascii="Arial" w:cs="Arial" w:eastAsia="Arial" w:hAnsi="Arial"/>
@@ -25428,6 +25986,7 @@
           </w:tcPr>
           <w:p>
             <w:pPr>
+              <w:keepNext w:val="false"/>
               <w:spacing w:after="40" w:before="0"/>
               <w:jc w:val="left"/>
             </w:pPr>
@@ -25460,6 +26019,7 @@
           </w:tcPr>
           <w:p>
             <w:pPr>
+              <w:keepNext w:val="false"/>
               <w:spacing w:after="40" w:before="0"/>
               <w:jc w:val="left"/>
             </w:pPr>
@@ -25492,6 +26052,7 @@
           </w:tcPr>
           <w:p>
             <w:pPr>
+              <w:keepNext w:val="false"/>
               <w:spacing w:after="40" w:before="0"/>
               <w:jc w:val="left"/>
             </w:pPr>
@@ -25524,6 +26085,7 @@
           </w:tcPr>
           <w:p>
             <w:pPr>
+              <w:keepNext w:val="false"/>
               <w:spacing w:after="40" w:before="0"/>
               <w:jc w:val="left"/>
             </w:pPr>
@@ -25558,6 +26120,7 @@
           </w:tcPr>
           <w:p>
             <w:pPr>
+              <w:keepNext w:val="false"/>
               <w:spacing w:after="40" w:before="0"/>
               <w:jc w:val="left"/>
             </w:pPr>
@@ -25595,7 +26158,7 @@
             <w:pPr>
               <w:spacing w:after="20" w:before="0"/>
             </w:pPr>
-            <w:hyperlink w:history="1" r:id="rIdwrsgct9n03o7m0x4vpqo4">
+            <w:hyperlink w:history="1" r:id="rIdluqtyef8ojy51u8sjbkgl">
               <w:r>
                 <w:rPr>
                   <w:rFonts w:ascii="Arial" w:cs="Arial" w:eastAsia="Arial" w:hAnsi="Arial"/>
@@ -25644,7 +26207,7 @@
               <w:spacing w:after="10" w:before="0"/>
               <w:ind w:left="120"/>
             </w:pPr>
-            <w:hyperlink w:history="1" r:id="rIdm-o-jrjt9tccumgyyl59g">
+            <w:hyperlink w:history="1" r:id="rIdqqijxgc5pnjcxrn3h-bm-">
               <w:r>
                 <w:rPr>
                   <w:rFonts w:ascii="Arial" w:cs="Arial" w:eastAsia="Arial" w:hAnsi="Arial"/>
@@ -25706,7 +26269,7 @@
               <w:spacing w:after="10" w:before="0"/>
               <w:ind w:left="120"/>
             </w:pPr>
-            <w:hyperlink w:history="1" r:id="rIdfwnkomyxq0jauizrdsudo">
+            <w:hyperlink w:history="1" r:id="rIdbha0j42axk_7xrghfvgm9">
               <w:r>
                 <w:rPr>
                   <w:rFonts w:ascii="Arial" w:cs="Arial" w:eastAsia="Arial" w:hAnsi="Arial"/>
@@ -25749,6 +26312,7 @@
           </w:tcPr>
           <w:p>
             <w:pPr>
+              <w:keepNext w:val="false"/>
               <w:spacing w:after="40" w:before="0"/>
               <w:jc w:val="left"/>
             </w:pPr>
@@ -25781,6 +26345,7 @@
           </w:tcPr>
           <w:p>
             <w:pPr>
+              <w:keepNext w:val="false"/>
               <w:spacing w:after="40" w:before="0"/>
               <w:jc w:val="left"/>
             </w:pPr>
@@ -25813,6 +26378,7 @@
           </w:tcPr>
           <w:p>
             <w:pPr>
+              <w:keepNext w:val="false"/>
               <w:spacing w:after="40" w:before="0"/>
               <w:jc w:val="left"/>
             </w:pPr>
@@ -25845,6 +26411,7 @@
           </w:tcPr>
           <w:p>
             <w:pPr>
+              <w:keepNext w:val="false"/>
               <w:spacing w:after="40" w:before="0"/>
               <w:jc w:val="left"/>
             </w:pPr>
@@ -25879,6 +26446,7 @@
           </w:tcPr>
           <w:p>
             <w:pPr>
+              <w:keepNext w:val="false"/>
               <w:spacing w:after="40" w:before="0"/>
               <w:jc w:val="left"/>
             </w:pPr>
@@ -25916,7 +26484,7 @@
             <w:pPr>
               <w:spacing w:after="20" w:before="0"/>
             </w:pPr>
-            <w:hyperlink w:history="1" r:id="rId7lujvpkkyfvsmd7qagu7u">
+            <w:hyperlink w:history="1" r:id="rIdh_qmv9haft34yn1n4xzqu">
               <w:r>
                 <w:rPr>
                   <w:rFonts w:ascii="Arial" w:cs="Arial" w:eastAsia="Arial" w:hAnsi="Arial"/>
@@ -25965,7 +26533,7 @@
               <w:spacing w:after="10" w:before="0"/>
               <w:ind w:left="120"/>
             </w:pPr>
-            <w:hyperlink w:history="1" r:id="rIdxool3bqb-igp-qzocrzyr">
+            <w:hyperlink w:history="1" r:id="rIdoqbj0mzbxb9reudazvusa">
               <w:r>
                 <w:rPr>
                   <w:rFonts w:ascii="Arial" w:cs="Arial" w:eastAsia="Arial" w:hAnsi="Arial"/>
@@ -26027,7 +26595,7 @@
               <w:spacing w:after="10" w:before="0"/>
               <w:ind w:left="120"/>
             </w:pPr>
-            <w:hyperlink w:history="1" r:id="rIdcyhzzxtykqtlskoxp8f7t">
+            <w:hyperlink w:history="1" r:id="rIdhyum9slbdsg29qlelbc_s">
               <w:r>
                 <w:rPr>
                   <w:rFonts w:ascii="Arial" w:cs="Arial" w:eastAsia="Arial" w:hAnsi="Arial"/>
@@ -26070,6 +26638,7 @@
           </w:tcPr>
           <w:p>
             <w:pPr>
+              <w:keepNext w:val="false"/>
               <w:spacing w:after="40" w:before="0"/>
               <w:jc w:val="left"/>
             </w:pPr>
@@ -26102,6 +26671,7 @@
           </w:tcPr>
           <w:p>
             <w:pPr>
+              <w:keepNext w:val="false"/>
               <w:spacing w:after="40" w:before="0"/>
               <w:jc w:val="left"/>
             </w:pPr>
@@ -26134,6 +26704,7 @@
           </w:tcPr>
           <w:p>
             <w:pPr>
+              <w:keepNext w:val="false"/>
               <w:spacing w:after="40" w:before="0"/>
               <w:jc w:val="left"/>
             </w:pPr>
@@ -26166,6 +26737,7 @@
           </w:tcPr>
           <w:p>
             <w:pPr>
+              <w:keepNext w:val="false"/>
               <w:spacing w:after="40" w:before="0"/>
               <w:jc w:val="left"/>
             </w:pPr>
@@ -26200,6 +26772,7 @@
           </w:tcPr>
           <w:p>
             <w:pPr>
+              <w:keepNext w:val="false"/>
               <w:spacing w:after="40" w:before="0"/>
               <w:jc w:val="left"/>
             </w:pPr>
@@ -26237,7 +26810,7 @@
             <w:pPr>
               <w:spacing w:after="20" w:before="0"/>
             </w:pPr>
-            <w:hyperlink w:history="1" r:id="rIdwdirb1oaxnrfcpoecwnqu">
+            <w:hyperlink w:history="1" r:id="rId6yy5xugr_owcdheu5xuuw">
               <w:r>
                 <w:rPr>
                   <w:rFonts w:ascii="Arial" w:cs="Arial" w:eastAsia="Arial" w:hAnsi="Arial"/>
@@ -26286,7 +26859,7 @@
               <w:spacing w:after="10" w:before="0"/>
               <w:ind w:left="120"/>
             </w:pPr>
-            <w:hyperlink w:history="1" r:id="rIdeesk-c2z2sahie6pos6nv">
+            <w:hyperlink w:history="1" r:id="rIdmkifs2gjxqyod6c76ftg6">
               <w:r>
                 <w:rPr>
                   <w:rFonts w:ascii="Arial" w:cs="Arial" w:eastAsia="Arial" w:hAnsi="Arial"/>
@@ -26348,7 +26921,7 @@
               <w:spacing w:after="10" w:before="0"/>
               <w:ind w:left="120"/>
             </w:pPr>
-            <w:hyperlink w:history="1" r:id="rId7hhpf1cpn4uttmzckl4cs">
+            <w:hyperlink w:history="1" r:id="rIdafbxkaupupfu1fa-2rkzv">
               <w:r>
                 <w:rPr>
                   <w:rFonts w:ascii="Arial" w:cs="Arial" w:eastAsia="Arial" w:hAnsi="Arial"/>
@@ -26391,6 +26964,7 @@
           </w:tcPr>
           <w:p>
             <w:pPr>
+              <w:keepNext w:val="false"/>
               <w:spacing w:after="40" w:before="0"/>
               <w:jc w:val="left"/>
             </w:pPr>
@@ -26423,6 +26997,7 @@
           </w:tcPr>
           <w:p>
             <w:pPr>
+              <w:keepNext w:val="false"/>
               <w:spacing w:after="40" w:before="0"/>
               <w:jc w:val="left"/>
             </w:pPr>
@@ -26455,6 +27030,7 @@
           </w:tcPr>
           <w:p>
             <w:pPr>
+              <w:keepNext w:val="false"/>
               <w:spacing w:after="40" w:before="0"/>
               <w:jc w:val="left"/>
             </w:pPr>
@@ -26487,6 +27063,7 @@
           </w:tcPr>
           <w:p>
             <w:pPr>
+              <w:keepNext w:val="false"/>
               <w:spacing w:after="40" w:before="0"/>
               <w:jc w:val="left"/>
             </w:pPr>
@@ -26521,6 +27098,7 @@
           </w:tcPr>
           <w:p>
             <w:pPr>
+              <w:keepNext w:val="false"/>
               <w:spacing w:after="40" w:before="0"/>
               <w:jc w:val="left"/>
             </w:pPr>
@@ -26558,7 +27136,7 @@
             <w:pPr>
               <w:spacing w:after="20" w:before="0"/>
             </w:pPr>
-            <w:hyperlink w:history="1" r:id="rIdyzzwfgrkklseqco2qgv-y">
+            <w:hyperlink w:history="1" r:id="rIddcgf46v6y2pr5iwpndnib">
               <w:r>
                 <w:rPr>
                   <w:rFonts w:ascii="Arial" w:cs="Arial" w:eastAsia="Arial" w:hAnsi="Arial"/>
@@ -26607,7 +27185,7 @@
               <w:spacing w:after="10" w:before="0"/>
               <w:ind w:left="120"/>
             </w:pPr>
-            <w:hyperlink w:history="1" r:id="rIdmfwr1eekocaoijmcudcyq">
+            <w:hyperlink w:history="1" r:id="rIddxdo1ztmk9l73qb_mnhl3">
               <w:r>
                 <w:rPr>
                   <w:rFonts w:ascii="Arial" w:cs="Arial" w:eastAsia="Arial" w:hAnsi="Arial"/>
@@ -26669,7 +27247,7 @@
               <w:spacing w:after="10" w:before="0"/>
               <w:ind w:left="120"/>
             </w:pPr>
-            <w:hyperlink w:history="1" r:id="rIduvwl-e74ytpcaadld3klg">
+            <w:hyperlink w:history="1" r:id="rIdtymwn5id1mtqt6q9phavi">
               <w:r>
                 <w:rPr>
                   <w:rFonts w:ascii="Arial" w:cs="Arial" w:eastAsia="Arial" w:hAnsi="Arial"/>
@@ -26712,6 +27290,7 @@
           </w:tcPr>
           <w:p>
             <w:pPr>
+              <w:keepNext w:val="false"/>
               <w:spacing w:after="40" w:before="0"/>
               <w:jc w:val="left"/>
             </w:pPr>
@@ -26744,6 +27323,7 @@
           </w:tcPr>
           <w:p>
             <w:pPr>
+              <w:keepNext w:val="false"/>
               <w:spacing w:after="40" w:before="0"/>
               <w:jc w:val="left"/>
             </w:pPr>
@@ -26776,6 +27356,7 @@
           </w:tcPr>
           <w:p>
             <w:pPr>
+              <w:keepNext w:val="false"/>
               <w:spacing w:after="40" w:before="0"/>
               <w:jc w:val="left"/>
             </w:pPr>
@@ -26808,6 +27389,7 @@
           </w:tcPr>
           <w:p>
             <w:pPr>
+              <w:keepNext w:val="false"/>
               <w:spacing w:after="40" w:before="0"/>
               <w:jc w:val="left"/>
             </w:pPr>
@@ -26867,6 +27449,7 @@
           </w:tcPr>
           <w:p>
             <w:pPr>
+              <w:keepNext w:val="false"/>
               <w:spacing w:after="40" w:before="0"/>
               <w:jc w:val="center"/>
             </w:pPr>
@@ -26901,6 +27484,7 @@
           </w:tcPr>
           <w:p>
             <w:pPr>
+              <w:keepNext w:val="false"/>
               <w:spacing w:after="40" w:before="0"/>
               <w:jc w:val="left"/>
             </w:pPr>
@@ -26920,6 +27504,7 @@
           </w:p>
           <w:p>
             <w:pPr>
+              <w:keepNext w:val="false"/>
               <w:spacing w:after="40" w:before="0"/>
               <w:jc w:val="left"/>
             </w:pPr>
@@ -26939,6 +27524,7 @@
           </w:p>
           <w:p>
             <w:pPr>
+              <w:keepNext w:val="false"/>
               <w:spacing w:after="40" w:before="0"/>
               <w:jc w:val="left"/>
             </w:pPr>
@@ -26958,6 +27544,7 @@
           </w:p>
           <w:p>
             <w:pPr>
+              <w:keepNext w:val="false"/>
               <w:spacing w:after="40" w:before="0"/>
               <w:jc w:val="left"/>
             </w:pPr>
@@ -26977,6 +27564,7 @@
           </w:p>
           <w:p>
             <w:pPr>
+              <w:keepNext w:val="false"/>
               <w:spacing w:after="40" w:before="0"/>
               <w:jc w:val="left"/>
             </w:pPr>
@@ -26996,6 +27584,7 @@
           </w:p>
           <w:p>
             <w:pPr>
+              <w:keepNext w:val="false"/>
               <w:spacing w:after="40" w:before="0"/>
               <w:jc w:val="left"/>
             </w:pPr>
@@ -27015,6 +27604,7 @@
           </w:p>
           <w:p>
             <w:pPr>
+              <w:keepNext w:val="false"/>
               <w:spacing w:after="40" w:before="0"/>
               <w:jc w:val="left"/>
             </w:pPr>
@@ -27034,6 +27624,7 @@
           </w:p>
           <w:p>
             <w:pPr>
+              <w:keepNext w:val="false"/>
               <w:spacing w:after="40" w:before="0"/>
               <w:jc w:val="left"/>
             </w:pPr>
@@ -27053,6 +27644,7 @@
           </w:p>
           <w:p>
             <w:pPr>
+              <w:keepNext w:val="false"/>
               <w:spacing w:after="40" w:before="0"/>
               <w:jc w:val="left"/>
             </w:pPr>
@@ -27072,6 +27664,7 @@
           </w:p>
           <w:p>
             <w:pPr>
+              <w:keepNext w:val="false"/>
               <w:spacing w:after="40" w:before="0"/>
               <w:jc w:val="left"/>
             </w:pPr>
@@ -27091,6 +27684,7 @@
           </w:p>
           <w:p>
             <w:pPr>
+              <w:keepNext w:val="false"/>
               <w:spacing w:after="40" w:before="0"/>
               <w:jc w:val="left"/>
             </w:pPr>
@@ -27110,6 +27704,7 @@
           </w:p>
           <w:p>
             <w:pPr>
+              <w:keepNext w:val="false"/>
               <w:spacing w:after="40" w:before="0"/>
               <w:jc w:val="left"/>
             </w:pPr>
@@ -27129,6 +27724,7 @@
           </w:p>
           <w:p>
             <w:pPr>
+              <w:keepNext w:val="false"/>
               <w:spacing w:after="40" w:before="0"/>
               <w:jc w:val="left"/>
             </w:pPr>
@@ -27148,6 +27744,7 @@
           </w:p>
           <w:p>
             <w:pPr>
+              <w:keepNext w:val="false"/>
               <w:spacing w:after="40" w:before="0"/>
               <w:jc w:val="left"/>
             </w:pPr>
@@ -27167,6 +27764,7 @@
           </w:p>
           <w:p>
             <w:pPr>
+              <w:keepNext w:val="false"/>
               <w:spacing w:after="40" w:before="0"/>
               <w:jc w:val="left"/>
             </w:pPr>
@@ -27228,6 +27826,7 @@
           </w:tcPr>
           <w:p>
             <w:pPr>
+              <w:keepNext w:val="false"/>
               <w:spacing w:after="40" w:before="0"/>
               <w:jc w:val="center"/>
             </w:pPr>
@@ -27262,6 +27861,7 @@
           </w:tcPr>
           <w:p>
             <w:pPr>
+              <w:keepNext w:val="false"/>
               <w:spacing w:after="40" w:before="0"/>
               <w:jc w:val="left"/>
             </w:pPr>
@@ -27294,6 +27894,7 @@
           </w:tcPr>
           <w:p>
             <w:pPr>
+              <w:keepNext w:val="false"/>
               <w:spacing w:after="40" w:before="0"/>
               <w:jc w:val="left"/>
             </w:pPr>
@@ -27328,6 +27929,7 @@
           </w:tcPr>
           <w:p>
             <w:pPr>
+              <w:keepNext w:val="false"/>
               <w:spacing w:after="40" w:before="0"/>
               <w:jc w:val="left"/>
             </w:pPr>
@@ -27360,6 +27962,7 @@
           </w:tcPr>
           <w:p>
             <w:pPr>
+              <w:keepNext w:val="false"/>
               <w:spacing w:after="40" w:before="0"/>
               <w:jc w:val="left"/>
             </w:pPr>
@@ -27394,6 +27997,7 @@
           </w:tcPr>
           <w:p>
             <w:pPr>
+              <w:keepNext w:val="false"/>
               <w:spacing w:after="40" w:before="0"/>
               <w:jc w:val="left"/>
             </w:pPr>
@@ -27426,6 +28030,7 @@
           </w:tcPr>
           <w:p>
             <w:pPr>
+              <w:keepNext w:val="false"/>
               <w:spacing w:after="40" w:before="0"/>
               <w:jc w:val="left"/>
             </w:pPr>
@@ -27462,7 +28067,7 @@
         </w:rPr>
         <w:t xml:space="preserve">© 2026 SeaVuria and ARES. Aligned with KICD objectives. Developed by SeaVuria; technical implementation by ARES (with AI assistance from Claude). Licensed under </w:t>
       </w:r>
-      <w:hyperlink w:history="1" r:id="rIdfgsyapaa--0jw3tgwafgk">
+      <w:hyperlink w:history="1" r:id="rIdr-ykyzjlfifdkmaljnaco">
         <w:r>
           <w:rPr>
             <w:rFonts w:ascii="Arial" w:cs="Arial" w:eastAsia="Arial" w:hAnsi="Arial"/>
@@ -27483,7 +28088,7 @@
         </w:rPr>
         <w:t xml:space="preserve"> (</w:t>
       </w:r>
-      <w:hyperlink w:history="1" r:id="rIdin4v-ncwfpjdvrzkpecgh">
+      <w:hyperlink w:history="1" r:id="rIdjwpasn_sm1rxoqjyo8e2r">
         <w:r>
           <w:rPr>
             <w:rFonts w:ascii="Arial" w:cs="Arial" w:eastAsia="Arial" w:hAnsi="Arial"/>
@@ -27544,6 +28149,7 @@
           </w:tcPr>
           <w:p>
             <w:pPr>
+              <w:keepNext w:val="false"/>
               <w:spacing w:after="40" w:before="0"/>
               <w:jc w:val="center"/>
             </w:pPr>
@@ -27578,6 +28184,7 @@
           </w:tcPr>
           <w:p>
             <w:pPr>
+              <w:keepNext w:val="false"/>
               <w:spacing w:after="40" w:before="0"/>
               <w:jc w:val="left"/>
             </w:pPr>
@@ -27610,6 +28217,7 @@
           </w:tcPr>
           <w:p>
             <w:pPr>
+              <w:keepNext w:val="false"/>
               <w:spacing w:after="40" w:before="0"/>
               <w:jc w:val="left"/>
             </w:pPr>
@@ -27642,6 +28250,7 @@
           </w:tcPr>
           <w:p>
             <w:pPr>
+              <w:keepNext w:val="false"/>
               <w:spacing w:after="40" w:before="0"/>
               <w:jc w:val="left"/>
             </w:pPr>
@@ -27676,6 +28285,7 @@
           </w:tcPr>
           <w:p>
             <w:pPr>
+              <w:keepNext w:val="false"/>
               <w:spacing w:after="40" w:before="0"/>
               <w:jc w:val="left"/>
             </w:pPr>
@@ -27708,6 +28318,7 @@
           </w:tcPr>
           <w:p>
             <w:pPr>
+              <w:keepNext w:val="false"/>
               <w:spacing w:after="40" w:before="0"/>
               <w:jc w:val="left"/>
             </w:pPr>
@@ -27740,6 +28351,7 @@
           </w:tcPr>
           <w:p>
             <w:pPr>
+              <w:keepNext w:val="false"/>
               <w:spacing w:after="40" w:before="0"/>
               <w:jc w:val="left"/>
             </w:pPr>
@@ -27774,6 +28386,7 @@
           </w:tcPr>
           <w:p>
             <w:pPr>
+              <w:keepNext w:val="false"/>
               <w:spacing w:after="40" w:before="0"/>
               <w:jc w:val="left"/>
             </w:pPr>
@@ -27806,6 +28419,7 @@
           </w:tcPr>
           <w:p>
             <w:pPr>
+              <w:keepNext w:val="false"/>
               <w:spacing w:after="40" w:before="0"/>
               <w:jc w:val="left"/>
             </w:pPr>
@@ -27838,6 +28452,7 @@
           </w:tcPr>
           <w:p>
             <w:pPr>
+              <w:keepNext w:val="false"/>
               <w:spacing w:after="40" w:before="0"/>
               <w:jc w:val="left"/>
             </w:pPr>
@@ -27872,6 +28487,7 @@
           </w:tcPr>
           <w:p>
             <w:pPr>
+              <w:keepNext w:val="false"/>
               <w:spacing w:after="40" w:before="0"/>
               <w:jc w:val="left"/>
             </w:pPr>
@@ -27904,6 +28520,7 @@
           </w:tcPr>
           <w:p>
             <w:pPr>
+              <w:keepNext w:val="false"/>
               <w:spacing w:after="40" w:before="0"/>
               <w:jc w:val="left"/>
             </w:pPr>
@@ -27936,6 +28553,7 @@
           </w:tcPr>
           <w:p>
             <w:pPr>
+              <w:keepNext w:val="false"/>
               <w:spacing w:after="40" w:before="0"/>
               <w:jc w:val="left"/>
             </w:pPr>

--- a/data/outputs/v2/Biology/SS2.2_Plant_Transport/Biology_Plant_Transport_CBE_LessonSequence.docx
+++ b/data/outputs/v2/Biology/SS2.2_Plant_Transport/Biology_Plant_Transport_CBE_LessonSequence.docx
@@ -2578,7 +2578,7 @@
         </w:rPr>
         <w:t xml:space="preserve">© 2026 SeaVuria and ARES. This work is licensed under a </w:t>
       </w:r>
-      <w:hyperlink w:history="1" r:id="rIdzz1l7dzriizc26pehhqss">
+      <w:hyperlink w:history="1" r:id="rId2kz5j6_ci9f0tvsvbifud">
         <w:r>
           <w:rPr>
             <w:rFonts w:ascii="Arial" w:cs="Arial" w:eastAsia="Arial" w:hAnsi="Arial"/>
@@ -2598,7 +2598,7 @@
         </w:rPr>
         <w:t xml:space="preserve"> (</w:t>
       </w:r>
-      <w:hyperlink w:history="1" r:id="rIdxd0vb8a530iokxe6dbxie">
+      <w:hyperlink w:history="1" r:id="rIdumbo_ojo4l8hn9m3xrgen">
         <w:r>
           <w:rPr>
             <w:rFonts w:ascii="Arial" w:cs="Arial" w:eastAsia="Arial" w:hAnsi="Arial"/>
@@ -2618,7 +2618,7 @@
         </w:rPr>
         <w:t xml:space="preserve">). To view a copy of this license, visit </w:t>
       </w:r>
-      <w:hyperlink w:history="1" r:id="rIdbnatulst2z8qtseng9fwo">
+      <w:hyperlink w:history="1" r:id="rIdke65roj7r4hwy9ov3bk_g">
         <w:r>
           <w:rPr>
             <w:rFonts w:ascii="Arial" w:cs="Arial" w:eastAsia="Arial" w:hAnsi="Arial"/>
@@ -3657,7 +3657,7 @@
             <w:pPr>
               <w:spacing w:after="20" w:before="0"/>
             </w:pPr>
-            <w:hyperlink w:history="1" r:id="rIdzdbzqgx6pxgd7ed4jnase">
+            <w:hyperlink w:history="1" r:id="rIddnopkedwid8aczujbcrsz">
               <w:r>
                 <w:rPr>
                   <w:rFonts w:ascii="Arial" w:cs="Arial" w:eastAsia="Arial" w:hAnsi="Arial"/>
@@ -3706,7 +3706,7 @@
               <w:spacing w:after="10" w:before="0"/>
               <w:ind w:left="120"/>
             </w:pPr>
-            <w:hyperlink w:history="1" r:id="rIdqp3mpknjhhfxoyu9r5kmv">
+            <w:hyperlink w:history="1" r:id="rIdleyfba34kgp_e3f9uqat2">
               <w:r>
                 <w:rPr>
                   <w:rFonts w:ascii="Arial" w:cs="Arial" w:eastAsia="Arial" w:hAnsi="Arial"/>
@@ -3768,7 +3768,7 @@
               <w:spacing w:after="10" w:before="0"/>
               <w:ind w:left="120"/>
             </w:pPr>
-            <w:hyperlink w:history="1" r:id="rId3dvbicbnto3toemvegf-c">
+            <w:hyperlink w:history="1" r:id="rIdfah4mo55-bptx6kx396am">
               <w:r>
                 <w:rPr>
                   <w:rFonts w:ascii="Arial" w:cs="Arial" w:eastAsia="Arial" w:hAnsi="Arial"/>
@@ -3983,7 +3983,7 @@
             <w:pPr>
               <w:spacing w:after="20" w:before="0"/>
             </w:pPr>
-            <w:hyperlink w:history="1" r:id="rIdcs5ba11gq0abxxr9twkmo">
+            <w:hyperlink w:history="1" r:id="rId3ykyhz4fdgg2q6m5yoyqi">
               <w:r>
                 <w:rPr>
                   <w:rFonts w:ascii="Arial" w:cs="Arial" w:eastAsia="Arial" w:hAnsi="Arial"/>
@@ -4032,7 +4032,7 @@
               <w:spacing w:after="10" w:before="0"/>
               <w:ind w:left="120"/>
             </w:pPr>
-            <w:hyperlink w:history="1" r:id="rIdnts7p8e77jh7y14lnwqew">
+            <w:hyperlink w:history="1" r:id="rIdolfcgnbw2rhhaatfnjjle">
               <w:r>
                 <w:rPr>
                   <w:rFonts w:ascii="Arial" w:cs="Arial" w:eastAsia="Arial" w:hAnsi="Arial"/>
@@ -4094,7 +4094,7 @@
               <w:spacing w:after="10" w:before="0"/>
               <w:ind w:left="120"/>
             </w:pPr>
-            <w:hyperlink w:history="1" r:id="rIdwzdgnaw8oj2aqceexrl78">
+            <w:hyperlink w:history="1" r:id="rIdhoark-cyb1ufnbvsfbgxt">
               <w:r>
                 <w:rPr>
                   <w:rFonts w:ascii="Arial" w:cs="Arial" w:eastAsia="Arial" w:hAnsi="Arial"/>
@@ -4309,7 +4309,7 @@
             <w:pPr>
               <w:spacing w:after="20" w:before="0"/>
             </w:pPr>
-            <w:hyperlink w:history="1" r:id="rIdbctju1nuqzu0lt20edbgj">
+            <w:hyperlink w:history="1" r:id="rId7o7r3akca-lrucfx0exra">
               <w:r>
                 <w:rPr>
                   <w:rFonts w:ascii="Arial" w:cs="Arial" w:eastAsia="Arial" w:hAnsi="Arial"/>
@@ -4358,7 +4358,7 @@
               <w:spacing w:after="10" w:before="0"/>
               <w:ind w:left="120"/>
             </w:pPr>
-            <w:hyperlink w:history="1" r:id="rIdprkq_iczbadvbesipnaxy">
+            <w:hyperlink w:history="1" r:id="rIdtsjwsmmcnx_v8hunwrdtu">
               <w:r>
                 <w:rPr>
                   <w:rFonts w:ascii="Arial" w:cs="Arial" w:eastAsia="Arial" w:hAnsi="Arial"/>
@@ -4420,7 +4420,7 @@
               <w:spacing w:after="10" w:before="0"/>
               <w:ind w:left="120"/>
             </w:pPr>
-            <w:hyperlink w:history="1" r:id="rIds4donpdiab-ugnd0-6zjj">
+            <w:hyperlink w:history="1" r:id="rIdcmfhikxz5lfppiadw3ws0">
               <w:r>
                 <w:rPr>
                   <w:rFonts w:ascii="Arial" w:cs="Arial" w:eastAsia="Arial" w:hAnsi="Arial"/>
@@ -4635,7 +4635,7 @@
             <w:pPr>
               <w:spacing w:after="20" w:before="0"/>
             </w:pPr>
-            <w:hyperlink w:history="1" r:id="rIdh77nqnefttm5dv65br1ul">
+            <w:hyperlink w:history="1" r:id="rIdpsnv6wkwqnfvphac4ys-b">
               <w:r>
                 <w:rPr>
                   <w:rFonts w:ascii="Arial" w:cs="Arial" w:eastAsia="Arial" w:hAnsi="Arial"/>
@@ -4684,7 +4684,7 @@
               <w:spacing w:after="10" w:before="0"/>
               <w:ind w:left="120"/>
             </w:pPr>
-            <w:hyperlink w:history="1" r:id="rIdpprrutwkuz97pa0nahwus">
+            <w:hyperlink w:history="1" r:id="rIdndfe_f6royn6dqjif5u_n">
               <w:r>
                 <w:rPr>
                   <w:rFonts w:ascii="Arial" w:cs="Arial" w:eastAsia="Arial" w:hAnsi="Arial"/>
@@ -4746,7 +4746,7 @@
               <w:spacing w:after="10" w:before="0"/>
               <w:ind w:left="120"/>
             </w:pPr>
-            <w:hyperlink w:history="1" r:id="rId0sdnuvbtgzn9iwycufxf_">
+            <w:hyperlink w:history="1" r:id="rIdp0lqh3oynhop-mfgipyif">
               <w:r>
                 <w:rPr>
                   <w:rFonts w:ascii="Arial" w:cs="Arial" w:eastAsia="Arial" w:hAnsi="Arial"/>
@@ -4961,7 +4961,7 @@
             <w:pPr>
               <w:spacing w:after="20" w:before="0"/>
             </w:pPr>
-            <w:hyperlink w:history="1" r:id="rIdm2pqsd-tqvou_wusf4mqz">
+            <w:hyperlink w:history="1" r:id="rId5_viowu6b1ifqred8o-ih">
               <w:r>
                 <w:rPr>
                   <w:rFonts w:ascii="Arial" w:cs="Arial" w:eastAsia="Arial" w:hAnsi="Arial"/>
@@ -5010,7 +5010,7 @@
               <w:spacing w:after="10" w:before="0"/>
               <w:ind w:left="120"/>
             </w:pPr>
-            <w:hyperlink w:history="1" r:id="rIdonfc5tfwvzivypmmsq4le">
+            <w:hyperlink w:history="1" r:id="rIdcsr3kiw8fpezfyzcg0hff">
               <w:r>
                 <w:rPr>
                   <w:rFonts w:ascii="Arial" w:cs="Arial" w:eastAsia="Arial" w:hAnsi="Arial"/>
@@ -5072,7 +5072,7 @@
               <w:spacing w:after="10" w:before="0"/>
               <w:ind w:left="120"/>
             </w:pPr>
-            <w:hyperlink w:history="1" r:id="rIdyshtrtw7_ob1xzx33hjyi">
+            <w:hyperlink w:history="1" r:id="rIdqbbmogynnwnac1vusenvk">
               <w:r>
                 <w:rPr>
                   <w:rFonts w:ascii="Arial" w:cs="Arial" w:eastAsia="Arial" w:hAnsi="Arial"/>
@@ -5612,7 +5612,7 @@
         </w:rPr>
         <w:t xml:space="preserve">© 2026 SeaVuria and ARES. Aligned with KICD objectives. Developed by SeaVuria; technical implementation by ARES (with AI assistance from Claude). Licensed under </w:t>
       </w:r>
-      <w:hyperlink w:history="1" r:id="rIdrjhtxfddnbjfbhakf1cgf">
+      <w:hyperlink w:history="1" r:id="rIdxdndtr9ovy9insiglfgia">
         <w:r>
           <w:rPr>
             <w:rFonts w:ascii="Arial" w:cs="Arial" w:eastAsia="Arial" w:hAnsi="Arial"/>
@@ -5633,7 +5633,7 @@
         </w:rPr>
         <w:t xml:space="preserve"> (</w:t>
       </w:r>
-      <w:hyperlink w:history="1" r:id="rId2ezjqd8twxzio961c8jov">
+      <w:hyperlink w:history="1" r:id="rIdb1ajgz__3v34yddd9p6vb">
         <w:r>
           <w:rPr>
             <w:rFonts w:ascii="Arial" w:cs="Arial" w:eastAsia="Arial" w:hAnsi="Arial"/>
@@ -6673,7 +6673,7 @@
             <w:pPr>
               <w:spacing w:after="20" w:before="0"/>
             </w:pPr>
-            <w:hyperlink w:history="1" r:id="rId3rcme8lt85wmejm0f9pke">
+            <w:hyperlink w:history="1" r:id="rIdtch1ltjcaguniw040lktn">
               <w:r>
                 <w:rPr>
                   <w:rFonts w:ascii="Arial" w:cs="Arial" w:eastAsia="Arial" w:hAnsi="Arial"/>
@@ -6706,7 +6706,7 @@
               <w:spacing w:after="10" w:before="0"/>
               <w:ind w:left="120"/>
             </w:pPr>
-            <w:hyperlink w:history="1" r:id="rIdnkn6f-vutdv2tk7z-oh3w">
+            <w:hyperlink w:history="1" r:id="rIdiadb-ty8skshwddoutr3d">
               <w:r>
                 <w:rPr>
                   <w:rFonts w:ascii="Arial" w:cs="Arial" w:eastAsia="Arial" w:hAnsi="Arial"/>
@@ -6768,7 +6768,7 @@
               <w:spacing w:after="10" w:before="0"/>
               <w:ind w:left="120"/>
             </w:pPr>
-            <w:hyperlink w:history="1" r:id="rIdr6n6zfvd0yqbtmwegwcif">
+            <w:hyperlink w:history="1" r:id="rIdrxs1w7gautq2k-0w33nri">
               <w:r>
                 <w:rPr>
                   <w:rFonts w:ascii="Arial" w:cs="Arial" w:eastAsia="Arial" w:hAnsi="Arial"/>
@@ -6983,7 +6983,7 @@
             <w:pPr>
               <w:spacing w:after="20" w:before="0"/>
             </w:pPr>
-            <w:hyperlink w:history="1" r:id="rIdslppbkhmv5fpsn7pcz8hz">
+            <w:hyperlink w:history="1" r:id="rIdxgcj8oisrwzdjlmrmvu1n">
               <w:r>
                 <w:rPr>
                   <w:rFonts w:ascii="Arial" w:cs="Arial" w:eastAsia="Arial" w:hAnsi="Arial"/>
@@ -7016,7 +7016,7 @@
               <w:spacing w:after="10" w:before="0"/>
               <w:ind w:left="120"/>
             </w:pPr>
-            <w:hyperlink w:history="1" r:id="rId2h8mg7fx7_cpr1p90msmp">
+            <w:hyperlink w:history="1" r:id="rId1l3sobuemblkoz-cntgqb">
               <w:r>
                 <w:rPr>
                   <w:rFonts w:ascii="Arial" w:cs="Arial" w:eastAsia="Arial" w:hAnsi="Arial"/>
@@ -7078,7 +7078,7 @@
               <w:spacing w:after="10" w:before="0"/>
               <w:ind w:left="120"/>
             </w:pPr>
-            <w:hyperlink w:history="1" r:id="rIdbtu2inngoljvdqbno_zkz">
+            <w:hyperlink w:history="1" r:id="rIdvbzjp4bsyqgxpb0tjoy4i">
               <w:r>
                 <w:rPr>
                   <w:rFonts w:ascii="Arial" w:cs="Arial" w:eastAsia="Arial" w:hAnsi="Arial"/>
@@ -7293,7 +7293,7 @@
             <w:pPr>
               <w:spacing w:after="20" w:before="0"/>
             </w:pPr>
-            <w:hyperlink w:history="1" r:id="rIdmp13dssra8fkuljxmj2zd">
+            <w:hyperlink w:history="1" r:id="rIdmzl2pnps7n-ul0k0virz-">
               <w:r>
                 <w:rPr>
                   <w:rFonts w:ascii="Arial" w:cs="Arial" w:eastAsia="Arial" w:hAnsi="Arial"/>
@@ -7326,7 +7326,7 @@
               <w:spacing w:after="10" w:before="0"/>
               <w:ind w:left="120"/>
             </w:pPr>
-            <w:hyperlink w:history="1" r:id="rIdlwoya5gs9nbs1kzr-6rhx">
+            <w:hyperlink w:history="1" r:id="rId-xnvgn7flib7ujidrdofl">
               <w:r>
                 <w:rPr>
                   <w:rFonts w:ascii="Arial" w:cs="Arial" w:eastAsia="Arial" w:hAnsi="Arial"/>
@@ -7388,7 +7388,7 @@
               <w:spacing w:after="10" w:before="0"/>
               <w:ind w:left="120"/>
             </w:pPr>
-            <w:hyperlink w:history="1" r:id="rIdkcl0xcx8e6imguva8u2vw">
+            <w:hyperlink w:history="1" r:id="rId2p4asgozime6alunu4pb5">
               <w:r>
                 <w:rPr>
                   <w:rFonts w:ascii="Arial" w:cs="Arial" w:eastAsia="Arial" w:hAnsi="Arial"/>
@@ -7603,7 +7603,7 @@
             <w:pPr>
               <w:spacing w:after="20" w:before="0"/>
             </w:pPr>
-            <w:hyperlink w:history="1" r:id="rIdirgewva2sbneu6qlbveyl">
+            <w:hyperlink w:history="1" r:id="rIdjw9wfdq67nhsb1u-az4qz">
               <w:r>
                 <w:rPr>
                   <w:rFonts w:ascii="Arial" w:cs="Arial" w:eastAsia="Arial" w:hAnsi="Arial"/>
@@ -7636,7 +7636,7 @@
               <w:spacing w:after="10" w:before="0"/>
               <w:ind w:left="120"/>
             </w:pPr>
-            <w:hyperlink w:history="1" r:id="rIdpjopdwuakzqktwd0hcnbe">
+            <w:hyperlink w:history="1" r:id="rIdgbjgmeiceu85_6_l4lche">
               <w:r>
                 <w:rPr>
                   <w:rFonts w:ascii="Arial" w:cs="Arial" w:eastAsia="Arial" w:hAnsi="Arial"/>
@@ -7698,7 +7698,7 @@
               <w:spacing w:after="10" w:before="0"/>
               <w:ind w:left="120"/>
             </w:pPr>
-            <w:hyperlink w:history="1" r:id="rIdmuxsihx6kjwrxepvmoije">
+            <w:hyperlink w:history="1" r:id="rIdxxaebimeviuraep9kwct_">
               <w:r>
                 <w:rPr>
                   <w:rFonts w:ascii="Arial" w:cs="Arial" w:eastAsia="Arial" w:hAnsi="Arial"/>
@@ -7913,7 +7913,7 @@
             <w:pPr>
               <w:spacing w:after="20" w:before="0"/>
             </w:pPr>
-            <w:hyperlink w:history="1" r:id="rIdssktwvwr_rzr8llkibsrc">
+            <w:hyperlink w:history="1" r:id="rIdffp91qol2zsa0gjtjiow7">
               <w:r>
                 <w:rPr>
                   <w:rFonts w:ascii="Arial" w:cs="Arial" w:eastAsia="Arial" w:hAnsi="Arial"/>
@@ -7946,7 +7946,7 @@
               <w:spacing w:after="10" w:before="0"/>
               <w:ind w:left="120"/>
             </w:pPr>
-            <w:hyperlink w:history="1" r:id="rIdn_anfpa4n1ecxtspgywue">
+            <w:hyperlink w:history="1" r:id="rIdiit-p0w9acwh_wvzwqbkw">
               <w:r>
                 <w:rPr>
                   <w:rFonts w:ascii="Arial" w:cs="Arial" w:eastAsia="Arial" w:hAnsi="Arial"/>
@@ -8008,7 +8008,7 @@
               <w:spacing w:after="10" w:before="0"/>
               <w:ind w:left="120"/>
             </w:pPr>
-            <w:hyperlink w:history="1" r:id="rIdfskmoy6z140qvvys6g6v3">
+            <w:hyperlink w:history="1" r:id="rIdg3szqjclrrg52rnynqydi">
               <w:r>
                 <w:rPr>
                   <w:rFonts w:ascii="Arial" w:cs="Arial" w:eastAsia="Arial" w:hAnsi="Arial"/>
@@ -8548,7 +8548,7 @@
         </w:rPr>
         <w:t xml:space="preserve">© 2026 SeaVuria and ARES. Aligned with KICD objectives. Developed by SeaVuria; technical implementation by ARES (with AI assistance from Claude). Licensed under </w:t>
       </w:r>
-      <w:hyperlink w:history="1" r:id="rIdrqqgletfzjlvpjqd7qlb7">
+      <w:hyperlink w:history="1" r:id="rIdlw82adsdn97yww1mt9z6z">
         <w:r>
           <w:rPr>
             <w:rFonts w:ascii="Arial" w:cs="Arial" w:eastAsia="Arial" w:hAnsi="Arial"/>
@@ -8569,7 +8569,7 @@
         </w:rPr>
         <w:t xml:space="preserve"> (</w:t>
       </w:r>
-      <w:hyperlink w:history="1" r:id="rId72zvvdq5mm19quuxfm3nk">
+      <w:hyperlink w:history="1" r:id="rIdexrldhbwlmiv5zmfgiiin">
         <w:r>
           <w:rPr>
             <w:rFonts w:ascii="Arial" w:cs="Arial" w:eastAsia="Arial" w:hAnsi="Arial"/>
@@ -9609,7 +9609,7 @@
             <w:pPr>
               <w:spacing w:after="20" w:before="0"/>
             </w:pPr>
-            <w:hyperlink w:history="1" r:id="rId0un1lmyptdakvyywfqqom">
+            <w:hyperlink w:history="1" r:id="rIdempbk-pl9yp30srafcccy">
               <w:r>
                 <w:rPr>
                   <w:rFonts w:ascii="Arial" w:cs="Arial" w:eastAsia="Arial" w:hAnsi="Arial"/>
@@ -9642,7 +9642,7 @@
               <w:spacing w:after="10" w:before="0"/>
               <w:ind w:left="120"/>
             </w:pPr>
-            <w:hyperlink w:history="1" r:id="rIdgesz24ihsbmjlnob-smqg">
+            <w:hyperlink w:history="1" r:id="rIddpwok-qmc9-xzodgfmoqn">
               <w:r>
                 <w:rPr>
                   <w:rFonts w:ascii="Arial" w:cs="Arial" w:eastAsia="Arial" w:hAnsi="Arial"/>
@@ -9687,7 +9687,7 @@
             <w:pPr>
               <w:spacing w:after="20" w:before="0"/>
             </w:pPr>
-            <w:hyperlink w:history="1" r:id="rIdnvtiiqtruzgnsjbmzuozd">
+            <w:hyperlink w:history="1" r:id="rIdkpe6fo7z76gwccbqylxku">
               <w:r>
                 <w:rPr>
                   <w:rFonts w:ascii="Arial" w:cs="Arial" w:eastAsia="Arial" w:hAnsi="Arial"/>
@@ -9736,7 +9736,7 @@
               <w:spacing w:after="10" w:before="0"/>
               <w:ind w:left="120"/>
             </w:pPr>
-            <w:hyperlink w:history="1" r:id="rIdvtrbzxf-l4uwu8vgeg-ia">
+            <w:hyperlink w:history="1" r:id="rIdusljsa8uvy0b7mr6c4495">
               <w:r>
                 <w:rPr>
                   <w:rFonts w:ascii="Arial" w:cs="Arial" w:eastAsia="Arial" w:hAnsi="Arial"/>
@@ -9936,7 +9936,7 @@
             <w:pPr>
               <w:spacing w:after="20" w:before="0"/>
             </w:pPr>
-            <w:hyperlink w:history="1" r:id="rIdowbunwrstwwckcv_8f3iz">
+            <w:hyperlink w:history="1" r:id="rIdyzvluist4b489yixnwsnt">
               <w:r>
                 <w:rPr>
                   <w:rFonts w:ascii="Arial" w:cs="Arial" w:eastAsia="Arial" w:hAnsi="Arial"/>
@@ -9969,7 +9969,7 @@
               <w:spacing w:after="10" w:before="0"/>
               <w:ind w:left="120"/>
             </w:pPr>
-            <w:hyperlink w:history="1" r:id="rIddaqfn-en4ylrno5gmdlj9">
+            <w:hyperlink w:history="1" r:id="rIdrirung-6hbntuppytc96e">
               <w:r>
                 <w:rPr>
                   <w:rFonts w:ascii="Arial" w:cs="Arial" w:eastAsia="Arial" w:hAnsi="Arial"/>
@@ -10014,7 +10014,7 @@
             <w:pPr>
               <w:spacing w:after="20" w:before="0"/>
             </w:pPr>
-            <w:hyperlink w:history="1" r:id="rIdsvhqloarptfpz7u9yf_mo">
+            <w:hyperlink w:history="1" r:id="rIdqsln_noe2apgwxanmz3v8">
               <w:r>
                 <w:rPr>
                   <w:rFonts w:ascii="Arial" w:cs="Arial" w:eastAsia="Arial" w:hAnsi="Arial"/>
@@ -10063,7 +10063,7 @@
               <w:spacing w:after="10" w:before="0"/>
               <w:ind w:left="120"/>
             </w:pPr>
-            <w:hyperlink w:history="1" r:id="rId9pd5pblbjfbynopo37nvm">
+            <w:hyperlink w:history="1" r:id="rIdpp3krcpbwhpsbhh3etbu1">
               <w:r>
                 <w:rPr>
                   <w:rFonts w:ascii="Arial" w:cs="Arial" w:eastAsia="Arial" w:hAnsi="Arial"/>
@@ -10263,7 +10263,7 @@
             <w:pPr>
               <w:spacing w:after="20" w:before="0"/>
             </w:pPr>
-            <w:hyperlink w:history="1" r:id="rIdpl1tmu0wrwohasrsrjty9">
+            <w:hyperlink w:history="1" r:id="rIdgcrh8z_5zohlm23eayg4q">
               <w:r>
                 <w:rPr>
                   <w:rFonts w:ascii="Arial" w:cs="Arial" w:eastAsia="Arial" w:hAnsi="Arial"/>
@@ -10296,7 +10296,7 @@
               <w:spacing w:after="10" w:before="0"/>
               <w:ind w:left="120"/>
             </w:pPr>
-            <w:hyperlink w:history="1" r:id="rIdhor2_jhbxj9_wry7zsvjz">
+            <w:hyperlink w:history="1" r:id="rIdzct-aht-48p1iepii-c2y">
               <w:r>
                 <w:rPr>
                   <w:rFonts w:ascii="Arial" w:cs="Arial" w:eastAsia="Arial" w:hAnsi="Arial"/>
@@ -10341,7 +10341,7 @@
             <w:pPr>
               <w:spacing w:after="20" w:before="0"/>
             </w:pPr>
-            <w:hyperlink w:history="1" r:id="rIddqfe76yvvzxulpapjsf1t">
+            <w:hyperlink w:history="1" r:id="rIdml85-hpemewccpoxr3lqt">
               <w:r>
                 <w:rPr>
                   <w:rFonts w:ascii="Arial" w:cs="Arial" w:eastAsia="Arial" w:hAnsi="Arial"/>
@@ -10390,7 +10390,7 @@
               <w:spacing w:after="10" w:before="0"/>
               <w:ind w:left="120"/>
             </w:pPr>
-            <w:hyperlink w:history="1" r:id="rId9gqpvs1hd8kbrcpdo2wop">
+            <w:hyperlink w:history="1" r:id="rIdvxlef5s3rn0bw8qsh5swr">
               <w:r>
                 <w:rPr>
                   <w:rFonts w:ascii="Arial" w:cs="Arial" w:eastAsia="Arial" w:hAnsi="Arial"/>
@@ -10590,7 +10590,7 @@
             <w:pPr>
               <w:spacing w:after="20" w:before="0"/>
             </w:pPr>
-            <w:hyperlink w:history="1" r:id="rIdljiqmeh2tqtqhj_z8fhry">
+            <w:hyperlink w:history="1" r:id="rIdqvwcnhgrfflmxydborrkk">
               <w:r>
                 <w:rPr>
                   <w:rFonts w:ascii="Arial" w:cs="Arial" w:eastAsia="Arial" w:hAnsi="Arial"/>
@@ -10623,7 +10623,7 @@
               <w:spacing w:after="10" w:before="0"/>
               <w:ind w:left="120"/>
             </w:pPr>
-            <w:hyperlink w:history="1" r:id="rIdvx4nxr8uirrpepktxbc4h">
+            <w:hyperlink w:history="1" r:id="rIdy0dycf0xewo6xvrgbxndc">
               <w:r>
                 <w:rPr>
                   <w:rFonts w:ascii="Arial" w:cs="Arial" w:eastAsia="Arial" w:hAnsi="Arial"/>
@@ -10668,7 +10668,7 @@
             <w:pPr>
               <w:spacing w:after="20" w:before="0"/>
             </w:pPr>
-            <w:hyperlink w:history="1" r:id="rId4_vlwlopgx0hyxjr1dcle">
+            <w:hyperlink w:history="1" r:id="rId2djecf7dkxzhyk89arzsd">
               <w:r>
                 <w:rPr>
                   <w:rFonts w:ascii="Arial" w:cs="Arial" w:eastAsia="Arial" w:hAnsi="Arial"/>
@@ -10717,7 +10717,7 @@
               <w:spacing w:after="10" w:before="0"/>
               <w:ind w:left="120"/>
             </w:pPr>
-            <w:hyperlink w:history="1" r:id="rIdefu3iflpn8nrbgfprh97r">
+            <w:hyperlink w:history="1" r:id="rIdgbogxofx0xkcg8re0t0ts">
               <w:r>
                 <w:rPr>
                   <w:rFonts w:ascii="Arial" w:cs="Arial" w:eastAsia="Arial" w:hAnsi="Arial"/>
@@ -10917,7 +10917,7 @@
             <w:pPr>
               <w:spacing w:after="20" w:before="0"/>
             </w:pPr>
-            <w:hyperlink w:history="1" r:id="rId6skhltaewzyr66gwlrqnl">
+            <w:hyperlink w:history="1" r:id="rIdd3uhjbqymzh3bwleroyuq">
               <w:r>
                 <w:rPr>
                   <w:rFonts w:ascii="Arial" w:cs="Arial" w:eastAsia="Arial" w:hAnsi="Arial"/>
@@ -10950,7 +10950,7 @@
               <w:spacing w:after="10" w:before="0"/>
               <w:ind w:left="120"/>
             </w:pPr>
-            <w:hyperlink w:history="1" r:id="rIdguy_tueveaw11tk_bvjsv">
+            <w:hyperlink w:history="1" r:id="rId2l8ez9oskqdhqb49adrxe">
               <w:r>
                 <w:rPr>
                   <w:rFonts w:ascii="Arial" w:cs="Arial" w:eastAsia="Arial" w:hAnsi="Arial"/>
@@ -10995,7 +10995,7 @@
             <w:pPr>
               <w:spacing w:after="20" w:before="0"/>
             </w:pPr>
-            <w:hyperlink w:history="1" r:id="rIdwb_-xkvllqodk8toyexgn">
+            <w:hyperlink w:history="1" r:id="rIdzeiq9dz76mbphwlujlmqk">
               <w:r>
                 <w:rPr>
                   <w:rFonts w:ascii="Arial" w:cs="Arial" w:eastAsia="Arial" w:hAnsi="Arial"/>
@@ -11044,7 +11044,7 @@
               <w:spacing w:after="10" w:before="0"/>
               <w:ind w:left="120"/>
             </w:pPr>
-            <w:hyperlink w:history="1" r:id="rIdz-u_xkzgg_guya88umpht">
+            <w:hyperlink w:history="1" r:id="rId2vrgifygnhytp3fmrrur2">
               <w:r>
                 <w:rPr>
                   <w:rFonts w:ascii="Arial" w:cs="Arial" w:eastAsia="Arial" w:hAnsi="Arial"/>
@@ -11569,7 +11569,7 @@
         </w:rPr>
         <w:t xml:space="preserve">© 2026 SeaVuria and ARES. Aligned with KICD objectives. Developed by SeaVuria; technical implementation by ARES (with AI assistance from Claude). Licensed under </w:t>
       </w:r>
-      <w:hyperlink w:history="1" r:id="rId4bidqsz1zoffmgmkxiwku">
+      <w:hyperlink w:history="1" r:id="rIdk0iljba21wfm7plbgyden">
         <w:r>
           <w:rPr>
             <w:rFonts w:ascii="Arial" w:cs="Arial" w:eastAsia="Arial" w:hAnsi="Arial"/>
@@ -11590,7 +11590,7 @@
         </w:rPr>
         <w:t xml:space="preserve"> (</w:t>
       </w:r>
-      <w:hyperlink w:history="1" r:id="rId_22uvmue9dp__sbark78u">
+      <w:hyperlink w:history="1" r:id="rId5_qfnult_few-phxfradp">
         <w:r>
           <w:rPr>
             <w:rFonts w:ascii="Arial" w:cs="Arial" w:eastAsia="Arial" w:hAnsi="Arial"/>
@@ -12630,7 +12630,7 @@
             <w:pPr>
               <w:spacing w:after="20" w:before="0"/>
             </w:pPr>
-            <w:hyperlink w:history="1" r:id="rIddusjpprzd8cxjpmzqq4nr">
+            <w:hyperlink w:history="1" r:id="rIdmmhnowouy8awstmuwdmnf">
               <w:r>
                 <w:rPr>
                   <w:rFonts w:ascii="Arial" w:cs="Arial" w:eastAsia="Arial" w:hAnsi="Arial"/>
@@ -12663,7 +12663,7 @@
               <w:spacing w:after="10" w:before="0"/>
               <w:ind w:left="120"/>
             </w:pPr>
-            <w:hyperlink w:history="1" r:id="rId7gfurs-2lrjnpcnx2jyag">
+            <w:hyperlink w:history="1" r:id="rIdi2bo-5txkg8n2afg5tgpg">
               <w:r>
                 <w:rPr>
                   <w:rFonts w:ascii="Arial" w:cs="Arial" w:eastAsia="Arial" w:hAnsi="Arial"/>
@@ -12708,7 +12708,7 @@
             <w:pPr>
               <w:spacing w:after="20" w:before="0"/>
             </w:pPr>
-            <w:hyperlink w:history="1" r:id="rIdowztyzibwupvw072cbhvq">
+            <w:hyperlink w:history="1" r:id="rIdi3q5zwdo7d9d6cw1ubkrv">
               <w:r>
                 <w:rPr>
                   <w:rFonts w:ascii="Arial" w:cs="Arial" w:eastAsia="Arial" w:hAnsi="Arial"/>
@@ -12741,7 +12741,7 @@
               <w:spacing w:after="10" w:before="0"/>
               <w:ind w:left="120"/>
             </w:pPr>
-            <w:hyperlink w:history="1" r:id="rIdbgt7cgkzvg8xm1qlhy2dv">
+            <w:hyperlink w:history="1" r:id="rIduotnbv7sxlfeo5ahjegtz">
               <w:r>
                 <w:rPr>
                   <w:rFonts w:ascii="Arial" w:cs="Arial" w:eastAsia="Arial" w:hAnsi="Arial"/>
@@ -12941,7 +12941,7 @@
             <w:pPr>
               <w:spacing w:after="20" w:before="0"/>
             </w:pPr>
-            <w:hyperlink w:history="1" r:id="rIdydxsex6vog5q2flhr-9e-">
+            <w:hyperlink w:history="1" r:id="rIdibzsnffrex4ormu-f5_gw">
               <w:r>
                 <w:rPr>
                   <w:rFonts w:ascii="Arial" w:cs="Arial" w:eastAsia="Arial" w:hAnsi="Arial"/>
@@ -12974,7 +12974,7 @@
               <w:spacing w:after="10" w:before="0"/>
               <w:ind w:left="120"/>
             </w:pPr>
-            <w:hyperlink w:history="1" r:id="rIdim84hzkumqjrxhl_o5mis">
+            <w:hyperlink w:history="1" r:id="rIdjtzkdsopip3-fvg_j6cdq">
               <w:r>
                 <w:rPr>
                   <w:rFonts w:ascii="Arial" w:cs="Arial" w:eastAsia="Arial" w:hAnsi="Arial"/>
@@ -13019,7 +13019,7 @@
             <w:pPr>
               <w:spacing w:after="20" w:before="0"/>
             </w:pPr>
-            <w:hyperlink w:history="1" r:id="rIdtv7lhy7m1vmbij-7mnxki">
+            <w:hyperlink w:history="1" r:id="rId3szvb1vqae9phgiqa5nkh">
               <w:r>
                 <w:rPr>
                   <w:rFonts w:ascii="Arial" w:cs="Arial" w:eastAsia="Arial" w:hAnsi="Arial"/>
@@ -13052,7 +13052,7 @@
               <w:spacing w:after="10" w:before="0"/>
               <w:ind w:left="120"/>
             </w:pPr>
-            <w:hyperlink w:history="1" r:id="rId7emfj1dlrfqbtw834qdm9">
+            <w:hyperlink w:history="1" r:id="rIdzuwd3rfqr1gmljh8f45qo">
               <w:r>
                 <w:rPr>
                   <w:rFonts w:ascii="Arial" w:cs="Arial" w:eastAsia="Arial" w:hAnsi="Arial"/>
@@ -13252,7 +13252,7 @@
             <w:pPr>
               <w:spacing w:after="20" w:before="0"/>
             </w:pPr>
-            <w:hyperlink w:history="1" r:id="rIdtexa5vccdmddu6evrnpmc">
+            <w:hyperlink w:history="1" r:id="rId_hyajqnnx8wavsrby0i81">
               <w:r>
                 <w:rPr>
                   <w:rFonts w:ascii="Arial" w:cs="Arial" w:eastAsia="Arial" w:hAnsi="Arial"/>
@@ -13285,7 +13285,7 @@
               <w:spacing w:after="10" w:before="0"/>
               <w:ind w:left="120"/>
             </w:pPr>
-            <w:hyperlink w:history="1" r:id="rIdt5poiqpm4tanbzag0l2vy">
+            <w:hyperlink w:history="1" r:id="rIdykuryx6bo7e38osr-7qdq">
               <w:r>
                 <w:rPr>
                   <w:rFonts w:ascii="Arial" w:cs="Arial" w:eastAsia="Arial" w:hAnsi="Arial"/>
@@ -13330,7 +13330,7 @@
             <w:pPr>
               <w:spacing w:after="20" w:before="0"/>
             </w:pPr>
-            <w:hyperlink w:history="1" r:id="rIdfixj8jcashyipg0hny3jq">
+            <w:hyperlink w:history="1" r:id="rIdxqtpeytuxlui6hqck01kj">
               <w:r>
                 <w:rPr>
                   <w:rFonts w:ascii="Arial" w:cs="Arial" w:eastAsia="Arial" w:hAnsi="Arial"/>
@@ -13363,7 +13363,7 @@
               <w:spacing w:after="10" w:before="0"/>
               <w:ind w:left="120"/>
             </w:pPr>
-            <w:hyperlink w:history="1" r:id="rIdwrywzfx79zfrctu-rdswb">
+            <w:hyperlink w:history="1" r:id="rId39u76d_w7rgcxmqesmktw">
               <w:r>
                 <w:rPr>
                   <w:rFonts w:ascii="Arial" w:cs="Arial" w:eastAsia="Arial" w:hAnsi="Arial"/>
@@ -13563,7 +13563,7 @@
             <w:pPr>
               <w:spacing w:after="20" w:before="0"/>
             </w:pPr>
-            <w:hyperlink w:history="1" r:id="rIdulxjpckpsyu2vj3q7h836">
+            <w:hyperlink w:history="1" r:id="rIdwjp5petgmuxdqpi5j0d9l">
               <w:r>
                 <w:rPr>
                   <w:rFonts w:ascii="Arial" w:cs="Arial" w:eastAsia="Arial" w:hAnsi="Arial"/>
@@ -13596,7 +13596,7 @@
               <w:spacing w:after="10" w:before="0"/>
               <w:ind w:left="120"/>
             </w:pPr>
-            <w:hyperlink w:history="1" r:id="rIdw9rcokbho0q7aqnyhos-f">
+            <w:hyperlink w:history="1" r:id="rIdg2ekuqlklmidphno9j_75">
               <w:r>
                 <w:rPr>
                   <w:rFonts w:ascii="Arial" w:cs="Arial" w:eastAsia="Arial" w:hAnsi="Arial"/>
@@ -13641,7 +13641,7 @@
             <w:pPr>
               <w:spacing w:after="20" w:before="0"/>
             </w:pPr>
-            <w:hyperlink w:history="1" r:id="rIdi8gefkr913lnnmiyv-wzp">
+            <w:hyperlink w:history="1" r:id="rIdb9yhmjjszm-zl_aam48t8">
               <w:r>
                 <w:rPr>
                   <w:rFonts w:ascii="Arial" w:cs="Arial" w:eastAsia="Arial" w:hAnsi="Arial"/>
@@ -13674,7 +13674,7 @@
               <w:spacing w:after="10" w:before="0"/>
               <w:ind w:left="120"/>
             </w:pPr>
-            <w:hyperlink w:history="1" r:id="rIdr_05twuw6qdbnlqsitypr">
+            <w:hyperlink w:history="1" r:id="rIdfmqtkhte1icgzoxjbd-rw">
               <w:r>
                 <w:rPr>
                   <w:rFonts w:ascii="Arial" w:cs="Arial" w:eastAsia="Arial" w:hAnsi="Arial"/>
@@ -13874,7 +13874,7 @@
             <w:pPr>
               <w:spacing w:after="20" w:before="0"/>
             </w:pPr>
-            <w:hyperlink w:history="1" r:id="rIda64pbaa15lwfnb8u-2y9u">
+            <w:hyperlink w:history="1" r:id="rIdwjfxxbimesm4xhuwgwlxn">
               <w:r>
                 <w:rPr>
                   <w:rFonts w:ascii="Arial" w:cs="Arial" w:eastAsia="Arial" w:hAnsi="Arial"/>
@@ -13923,7 +13923,7 @@
               <w:spacing w:after="10" w:before="0"/>
               <w:ind w:left="120"/>
             </w:pPr>
-            <w:hyperlink w:history="1" r:id="rIde6vnkr1e9mtnaw88duvmf">
+            <w:hyperlink w:history="1" r:id="rId2fnph9ctjd4rgf7cw6m7l">
               <w:r>
                 <w:rPr>
                   <w:rFonts w:ascii="Arial" w:cs="Arial" w:eastAsia="Arial" w:hAnsi="Arial"/>
@@ -13968,7 +13968,7 @@
             <w:pPr>
               <w:spacing w:after="20" w:before="0"/>
             </w:pPr>
-            <w:hyperlink w:history="1" r:id="rIdqyn0ducw4_uunrmdqh2xf">
+            <w:hyperlink w:history="1" r:id="rIdngbhmhdxqtctcelp-6rmt">
               <w:r>
                 <w:rPr>
                   <w:rFonts w:ascii="Arial" w:cs="Arial" w:eastAsia="Arial" w:hAnsi="Arial"/>
@@ -14017,7 +14017,7 @@
               <w:spacing w:after="10" w:before="0"/>
               <w:ind w:left="120"/>
             </w:pPr>
-            <w:hyperlink w:history="1" r:id="rIdzjiwlgsgcp_2g7sbjzxvo">
+            <w:hyperlink w:history="1" r:id="rIdiibtri2pq_l4pyvszhyhb">
               <w:r>
                 <w:rPr>
                   <w:rFonts w:ascii="Arial" w:cs="Arial" w:eastAsia="Arial" w:hAnsi="Arial"/>
@@ -14542,7 +14542,7 @@
         </w:rPr>
         <w:t xml:space="preserve">© 2026 SeaVuria and ARES. Aligned with KICD objectives. Developed by SeaVuria; technical implementation by ARES (with AI assistance from Claude). Licensed under </w:t>
       </w:r>
-      <w:hyperlink w:history="1" r:id="rIddpgmurqjul4oszrl4towh">
+      <w:hyperlink w:history="1" r:id="rIduqddkfgdtnlp-07wvepbh">
         <w:r>
           <w:rPr>
             <w:rFonts w:ascii="Arial" w:cs="Arial" w:eastAsia="Arial" w:hAnsi="Arial"/>
@@ -14563,7 +14563,7 @@
         </w:rPr>
         <w:t xml:space="preserve"> (</w:t>
       </w:r>
-      <w:hyperlink w:history="1" r:id="rIda9bp_efslrzzl6ogsk9jp">
+      <w:hyperlink w:history="1" r:id="rIdwz8773ro2s9o9kw4fhjoj">
         <w:r>
           <w:rPr>
             <w:rFonts w:ascii="Arial" w:cs="Arial" w:eastAsia="Arial" w:hAnsi="Arial"/>
@@ -15603,7 +15603,7 @@
             <w:pPr>
               <w:spacing w:after="20" w:before="0"/>
             </w:pPr>
-            <w:hyperlink w:history="1" r:id="rIdgqy_qf8bodtnuqvclzejk">
+            <w:hyperlink w:history="1" r:id="rIdn9k-aj1rsvsyhzu0tafd4">
               <w:r>
                 <w:rPr>
                   <w:rFonts w:ascii="Arial" w:cs="Arial" w:eastAsia="Arial" w:hAnsi="Arial"/>
@@ -15652,7 +15652,7 @@
               <w:spacing w:after="10" w:before="0"/>
               <w:ind w:left="120"/>
             </w:pPr>
-            <w:hyperlink w:history="1" r:id="rIdmt-zir7v0jmw4yf2yw99x">
+            <w:hyperlink w:history="1" r:id="rIdn_ul3as2ybn-fsiix-b7i">
               <w:r>
                 <w:rPr>
                   <w:rFonts w:ascii="Arial" w:cs="Arial" w:eastAsia="Arial" w:hAnsi="Arial"/>
@@ -15714,7 +15714,7 @@
               <w:spacing w:after="10" w:before="0"/>
               <w:ind w:left="120"/>
             </w:pPr>
-            <w:hyperlink w:history="1" r:id="rIdgn7ztea7y_abkd_st5qar">
+            <w:hyperlink w:history="1" r:id="rIdp3nhvnti0kyni1xoxc28l">
               <w:r>
                 <w:rPr>
                   <w:rFonts w:ascii="Arial" w:cs="Arial" w:eastAsia="Arial" w:hAnsi="Arial"/>
@@ -15929,7 +15929,7 @@
             <w:pPr>
               <w:spacing w:after="20" w:before="0"/>
             </w:pPr>
-            <w:hyperlink w:history="1" r:id="rIddlolfade2wiwm7xc7qvm7">
+            <w:hyperlink w:history="1" r:id="rIdj4bphzhfpnviufqlg1zsy">
               <w:r>
                 <w:rPr>
                   <w:rFonts w:ascii="Arial" w:cs="Arial" w:eastAsia="Arial" w:hAnsi="Arial"/>
@@ -15978,7 +15978,7 @@
               <w:spacing w:after="10" w:before="0"/>
               <w:ind w:left="120"/>
             </w:pPr>
-            <w:hyperlink w:history="1" r:id="rIdntjf0pbcggx9xvuzxdom8">
+            <w:hyperlink w:history="1" r:id="rIdi1pmjm2ifttbqnaky06mb">
               <w:r>
                 <w:rPr>
                   <w:rFonts w:ascii="Arial" w:cs="Arial" w:eastAsia="Arial" w:hAnsi="Arial"/>
@@ -16040,7 +16040,7 @@
               <w:spacing w:after="10" w:before="0"/>
               <w:ind w:left="120"/>
             </w:pPr>
-            <w:hyperlink w:history="1" r:id="rIdum8rebclxchk2egbavwg1">
+            <w:hyperlink w:history="1" r:id="rId5j5sziooeunvu48dzfejj">
               <w:r>
                 <w:rPr>
                   <w:rFonts w:ascii="Arial" w:cs="Arial" w:eastAsia="Arial" w:hAnsi="Arial"/>
@@ -16295,7 +16295,7 @@
             <w:pPr>
               <w:spacing w:after="20" w:before="0"/>
             </w:pPr>
-            <w:hyperlink w:history="1" r:id="rIdrz8iz2nzagbnllkenv9sx">
+            <w:hyperlink w:history="1" r:id="rIdzkzc_z14qrqebh0zxkv69">
               <w:r>
                 <w:rPr>
                   <w:rFonts w:ascii="Arial" w:cs="Arial" w:eastAsia="Arial" w:hAnsi="Arial"/>
@@ -16344,7 +16344,7 @@
               <w:spacing w:after="10" w:before="0"/>
               <w:ind w:left="120"/>
             </w:pPr>
-            <w:hyperlink w:history="1" r:id="rId5ckuj3axycik3yaze8yoa">
+            <w:hyperlink w:history="1" r:id="rIdvkfpbzvi-srvoxoujlzty">
               <w:r>
                 <w:rPr>
                   <w:rFonts w:ascii="Arial" w:cs="Arial" w:eastAsia="Arial" w:hAnsi="Arial"/>
@@ -16406,7 +16406,7 @@
               <w:spacing w:after="10" w:before="0"/>
               <w:ind w:left="120"/>
             </w:pPr>
-            <w:hyperlink w:history="1" r:id="rId-yc3rh6hyqvtjb7kbt2am">
+            <w:hyperlink w:history="1" r:id="rId_ihghrysds6tdp5q-5veh">
               <w:r>
                 <w:rPr>
                   <w:rFonts w:ascii="Arial" w:cs="Arial" w:eastAsia="Arial" w:hAnsi="Arial"/>
@@ -16621,7 +16621,7 @@
             <w:pPr>
               <w:spacing w:after="20" w:before="0"/>
             </w:pPr>
-            <w:hyperlink w:history="1" r:id="rIdidckncifpacgpyds33iaz">
+            <w:hyperlink w:history="1" r:id="rIdavpm7ohyy1kkxqefitzjr">
               <w:r>
                 <w:rPr>
                   <w:rFonts w:ascii="Arial" w:cs="Arial" w:eastAsia="Arial" w:hAnsi="Arial"/>
@@ -16670,7 +16670,7 @@
               <w:spacing w:after="10" w:before="0"/>
               <w:ind w:left="120"/>
             </w:pPr>
-            <w:hyperlink w:history="1" r:id="rId-ngo7et8k_rmmf8qmdoge">
+            <w:hyperlink w:history="1" r:id="rIdyb5atqwhmohmu18blek2f">
               <w:r>
                 <w:rPr>
                   <w:rFonts w:ascii="Arial" w:cs="Arial" w:eastAsia="Arial" w:hAnsi="Arial"/>
@@ -16732,7 +16732,7 @@
               <w:spacing w:after="10" w:before="0"/>
               <w:ind w:left="120"/>
             </w:pPr>
-            <w:hyperlink w:history="1" r:id="rIdjza9jjtxr6rpi05fpdnae">
+            <w:hyperlink w:history="1" r:id="rIdse4wnujucl3b0xcpc58cw">
               <w:r>
                 <w:rPr>
                   <w:rFonts w:ascii="Arial" w:cs="Arial" w:eastAsia="Arial" w:hAnsi="Arial"/>
@@ -16947,7 +16947,7 @@
             <w:pPr>
               <w:spacing w:after="20" w:before="0"/>
             </w:pPr>
-            <w:hyperlink w:history="1" r:id="rIdjgenh_dalrn_ppp2fnmlv">
+            <w:hyperlink w:history="1" r:id="rId5aygocxtal8ixcknsrzsh">
               <w:r>
                 <w:rPr>
                   <w:rFonts w:ascii="Arial" w:cs="Arial" w:eastAsia="Arial" w:hAnsi="Arial"/>
@@ -16996,7 +16996,7 @@
               <w:spacing w:after="10" w:before="0"/>
               <w:ind w:left="120"/>
             </w:pPr>
-            <w:hyperlink w:history="1" r:id="rIdqoljtofzbdsvlg8y451j4">
+            <w:hyperlink w:history="1" r:id="rIdm1nbbxrvig-ogwpje39zl">
               <w:r>
                 <w:rPr>
                   <w:rFonts w:ascii="Arial" w:cs="Arial" w:eastAsia="Arial" w:hAnsi="Arial"/>
@@ -17058,7 +17058,7 @@
               <w:spacing w:after="10" w:before="0"/>
               <w:ind w:left="120"/>
             </w:pPr>
-            <w:hyperlink w:history="1" r:id="rIdhyezj8b9tj29emb7ibl7r">
+            <w:hyperlink w:history="1" r:id="rId6rif2b6gcvjzz9q5y27a-">
               <w:r>
                 <w:rPr>
                   <w:rFonts w:ascii="Arial" w:cs="Arial" w:eastAsia="Arial" w:hAnsi="Arial"/>
@@ -17698,7 +17698,7 @@
         </w:rPr>
         <w:t xml:space="preserve">© 2026 SeaVuria and ARES. Aligned with KICD objectives. Developed by SeaVuria; technical implementation by ARES (with AI assistance from Claude). Licensed under </w:t>
       </w:r>
-      <w:hyperlink w:history="1" r:id="rIdvouwp_v8jqpejtorefh3p">
+      <w:hyperlink w:history="1" r:id="rId53ysq8gznlydd7rpmpo6q">
         <w:r>
           <w:rPr>
             <w:rFonts w:ascii="Arial" w:cs="Arial" w:eastAsia="Arial" w:hAnsi="Arial"/>
@@ -17719,7 +17719,7 @@
         </w:rPr>
         <w:t xml:space="preserve"> (</w:t>
       </w:r>
-      <w:hyperlink w:history="1" r:id="rIdrcs_3cjlixosqdn6fejgn">
+      <w:hyperlink w:history="1" r:id="rIdxrejn_8kpjekrvzm0znpc">
         <w:r>
           <w:rPr>
             <w:rFonts w:ascii="Arial" w:cs="Arial" w:eastAsia="Arial" w:hAnsi="Arial"/>
@@ -18759,7 +18759,7 @@
             <w:pPr>
               <w:spacing w:after="20" w:before="0"/>
             </w:pPr>
-            <w:hyperlink w:history="1" r:id="rIdhkryybbjphppbpobqp8t-">
+            <w:hyperlink w:history="1" r:id="rIddyi-dzgy_hl8mfw3sydit">
               <w:r>
                 <w:rPr>
                   <w:rFonts w:ascii="Arial" w:cs="Arial" w:eastAsia="Arial" w:hAnsi="Arial"/>
@@ -18792,7 +18792,7 @@
               <w:spacing w:after="10" w:before="0"/>
               <w:ind w:left="120"/>
             </w:pPr>
-            <w:hyperlink w:history="1" r:id="rIdhpwada6jly-yhaey2scaf">
+            <w:hyperlink w:history="1" r:id="rIdqq7-d6upwvgk6zczotmdi">
               <w:r>
                 <w:rPr>
                   <w:rFonts w:ascii="Arial" w:cs="Arial" w:eastAsia="Arial" w:hAnsi="Arial"/>
@@ -18837,7 +18837,7 @@
             <w:pPr>
               <w:spacing w:after="20" w:before="0"/>
             </w:pPr>
-            <w:hyperlink w:history="1" r:id="rIdpdofoydcdwnomibvw_ybv">
+            <w:hyperlink w:history="1" r:id="rIdvfwpw1ioolhsnmdo2pfhc">
               <w:r>
                 <w:rPr>
                   <w:rFonts w:ascii="Arial" w:cs="Arial" w:eastAsia="Arial" w:hAnsi="Arial"/>
@@ -18886,7 +18886,7 @@
               <w:spacing w:after="10" w:before="0"/>
               <w:ind w:left="120"/>
             </w:pPr>
-            <w:hyperlink w:history="1" r:id="rIdrak0nh5xsbbads2d-qbr-">
+            <w:hyperlink w:history="1" r:id="rIdquphmkbsmdgwgfvz9pkqo">
               <w:r>
                 <w:rPr>
                   <w:rFonts w:ascii="Arial" w:cs="Arial" w:eastAsia="Arial" w:hAnsi="Arial"/>
@@ -19086,7 +19086,7 @@
             <w:pPr>
               <w:spacing w:after="20" w:before="0"/>
             </w:pPr>
-            <w:hyperlink w:history="1" r:id="rIdqdonmrxiaxku2smoyoidt">
+            <w:hyperlink w:history="1" r:id="rIdkj8xq8tmgq1-srzla9ny4">
               <w:r>
                 <w:rPr>
                   <w:rFonts w:ascii="Arial" w:cs="Arial" w:eastAsia="Arial" w:hAnsi="Arial"/>
@@ -19119,7 +19119,7 @@
               <w:spacing w:after="10" w:before="0"/>
               <w:ind w:left="120"/>
             </w:pPr>
-            <w:hyperlink w:history="1" r:id="rIdif2csind-zufaaylk85dz">
+            <w:hyperlink w:history="1" r:id="rIdibuq5o-6c_mnzmr_cwhaz">
               <w:r>
                 <w:rPr>
                   <w:rFonts w:ascii="Arial" w:cs="Arial" w:eastAsia="Arial" w:hAnsi="Arial"/>
@@ -19164,7 +19164,7 @@
             <w:pPr>
               <w:spacing w:after="20" w:before="0"/>
             </w:pPr>
-            <w:hyperlink w:history="1" r:id="rIdhcql27bv1hw2oj42pjgu-">
+            <w:hyperlink w:history="1" r:id="rIdvkc4otoigokpkjo4g_ylt">
               <w:r>
                 <w:rPr>
                   <w:rFonts w:ascii="Arial" w:cs="Arial" w:eastAsia="Arial" w:hAnsi="Arial"/>
@@ -19213,7 +19213,7 @@
               <w:spacing w:after="10" w:before="0"/>
               <w:ind w:left="120"/>
             </w:pPr>
-            <w:hyperlink w:history="1" r:id="rIdkn7di_8t3vtctm2vqu12z">
+            <w:hyperlink w:history="1" r:id="rIdshwd4i4djuaay2effy8op">
               <w:r>
                 <w:rPr>
                   <w:rFonts w:ascii="Arial" w:cs="Arial" w:eastAsia="Arial" w:hAnsi="Arial"/>
@@ -19653,7 +19653,7 @@
             <w:pPr>
               <w:spacing w:after="20" w:before="0"/>
             </w:pPr>
-            <w:hyperlink w:history="1" r:id="rIdnafq5olhakutzh29emgan">
+            <w:hyperlink w:history="1" r:id="rIdrmgnyiunbc1wmrxi1vqlp">
               <w:r>
                 <w:rPr>
                   <w:rFonts w:ascii="Arial" w:cs="Arial" w:eastAsia="Arial" w:hAnsi="Arial"/>
@@ -19702,7 +19702,7 @@
               <w:spacing w:after="10" w:before="0"/>
               <w:ind w:left="120"/>
             </w:pPr>
-            <w:hyperlink w:history="1" r:id="rIdzne_ksjdhyq-ain1uf5wd">
+            <w:hyperlink w:history="1" r:id="rId7zyftojsfcfeiqfbfsgvj">
               <w:r>
                 <w:rPr>
                   <w:rFonts w:ascii="Arial" w:cs="Arial" w:eastAsia="Arial" w:hAnsi="Arial"/>
@@ -19747,7 +19747,7 @@
             <w:pPr>
               <w:spacing w:after="20" w:before="0"/>
             </w:pPr>
-            <w:hyperlink w:history="1" r:id="rIdaj73pf6-gmuhb9ijulvwy">
+            <w:hyperlink w:history="1" r:id="rIdtrhmxyanawo7joitwqdp_">
               <w:r>
                 <w:rPr>
                   <w:rFonts w:ascii="Arial" w:cs="Arial" w:eastAsia="Arial" w:hAnsi="Arial"/>
@@ -19796,7 +19796,7 @@
               <w:spacing w:after="10" w:before="0"/>
               <w:ind w:left="120"/>
             </w:pPr>
-            <w:hyperlink w:history="1" r:id="rIdiw8twvaaatzwzo8djv2vr">
+            <w:hyperlink w:history="1" r:id="rIdl3t8zby1fk2honzx5angd">
               <w:r>
                 <w:rPr>
                   <w:rFonts w:ascii="Arial" w:cs="Arial" w:eastAsia="Arial" w:hAnsi="Arial"/>
@@ -20376,7 +20376,7 @@
             <w:pPr>
               <w:spacing w:after="20" w:before="0"/>
             </w:pPr>
-            <w:hyperlink w:history="1" r:id="rIdvcz8vohhi7ogi0g30ubrz">
+            <w:hyperlink w:history="1" r:id="rIdmfmji0khu1kw-35q0nbjt">
               <w:r>
                 <w:rPr>
                   <w:rFonts w:ascii="Arial" w:cs="Arial" w:eastAsia="Arial" w:hAnsi="Arial"/>
@@ -20409,7 +20409,7 @@
               <w:spacing w:after="10" w:before="0"/>
               <w:ind w:left="120"/>
             </w:pPr>
-            <w:hyperlink w:history="1" r:id="rIdgwz97cd3y4ptbigkrdbar">
+            <w:hyperlink w:history="1" r:id="rId88z06pfxjrjmpo3ntozok">
               <w:r>
                 <w:rPr>
                   <w:rFonts w:ascii="Arial" w:cs="Arial" w:eastAsia="Arial" w:hAnsi="Arial"/>
@@ -20454,7 +20454,7 @@
             <w:pPr>
               <w:spacing w:after="20" w:before="0"/>
             </w:pPr>
-            <w:hyperlink w:history="1" r:id="rIds414hhlmlmuohcvtvlz_m">
+            <w:hyperlink w:history="1" r:id="rIdkxxrv2ncmdc4fp_u-mm15">
               <w:r>
                 <w:rPr>
                   <w:rFonts w:ascii="Arial" w:cs="Arial" w:eastAsia="Arial" w:hAnsi="Arial"/>
@@ -20503,7 +20503,7 @@
               <w:spacing w:after="10" w:before="0"/>
               <w:ind w:left="120"/>
             </w:pPr>
-            <w:hyperlink w:history="1" r:id="rIdotbpwdwvfavmb7ed5wssc">
+            <w:hyperlink w:history="1" r:id="rIdzc2n2rca4_hwmwqxluslq">
               <w:r>
                 <w:rPr>
                   <w:rFonts w:ascii="Arial" w:cs="Arial" w:eastAsia="Arial" w:hAnsi="Arial"/>
@@ -20703,7 +20703,7 @@
             <w:pPr>
               <w:spacing w:after="20" w:before="0"/>
             </w:pPr>
-            <w:hyperlink w:history="1" r:id="rIdqmvr6qtp2fuljc632p1sp">
+            <w:hyperlink w:history="1" r:id="rIddnncqbtr_8x_dolfbdtjj">
               <w:r>
                 <w:rPr>
                   <w:rFonts w:ascii="Arial" w:cs="Arial" w:eastAsia="Arial" w:hAnsi="Arial"/>
@@ -20736,7 +20736,7 @@
               <w:spacing w:after="10" w:before="0"/>
               <w:ind w:left="120"/>
             </w:pPr>
-            <w:hyperlink w:history="1" r:id="rId5a23x7c2v3zykxalae-jt">
+            <w:hyperlink w:history="1" r:id="rId68zopkyctxqh8bv6r4_qu">
               <w:r>
                 <w:rPr>
                   <w:rFonts w:ascii="Arial" w:cs="Arial" w:eastAsia="Arial" w:hAnsi="Arial"/>
@@ -20781,7 +20781,7 @@
             <w:pPr>
               <w:spacing w:after="20" w:before="0"/>
             </w:pPr>
-            <w:hyperlink w:history="1" r:id="rId7f-gxwcedpvjbbejqsuyh">
+            <w:hyperlink w:history="1" r:id="rIdnn8hraprccw2cy3d3tdy7">
               <w:r>
                 <w:rPr>
                   <w:rFonts w:ascii="Arial" w:cs="Arial" w:eastAsia="Arial" w:hAnsi="Arial"/>
@@ -20830,7 +20830,7 @@
               <w:spacing w:after="10" w:before="0"/>
               <w:ind w:left="120"/>
             </w:pPr>
-            <w:hyperlink w:history="1" r:id="rIdtdmmyyqcmwkxqwagksdbv">
+            <w:hyperlink w:history="1" r:id="rId6l4fp2w3pzvz4qgilyo-u">
               <w:r>
                 <w:rPr>
                   <w:rFonts w:ascii="Arial" w:cs="Arial" w:eastAsia="Arial" w:hAnsi="Arial"/>
@@ -21755,7 +21755,7 @@
         </w:rPr>
         <w:t xml:space="preserve">© 2026 SeaVuria and ARES. Aligned with KICD objectives. Developed by SeaVuria; technical implementation by ARES (with AI assistance from Claude). Licensed under </w:t>
       </w:r>
-      <w:hyperlink w:history="1" r:id="rIdn6wzic2-giqmnbarym3fy">
+      <w:hyperlink w:history="1" r:id="rIdwduexdxs1m6rog9mhksvg">
         <w:r>
           <w:rPr>
             <w:rFonts w:ascii="Arial" w:cs="Arial" w:eastAsia="Arial" w:hAnsi="Arial"/>
@@ -21776,7 +21776,7 @@
         </w:rPr>
         <w:t xml:space="preserve"> (</w:t>
       </w:r>
-      <w:hyperlink w:history="1" r:id="rIdogrnn_iefv-0fvhgslppc">
+      <w:hyperlink w:history="1" r:id="rId4vzqzooozjmkrxjqcqvre">
         <w:r>
           <w:rPr>
             <w:rFonts w:ascii="Arial" w:cs="Arial" w:eastAsia="Arial" w:hAnsi="Arial"/>
@@ -22816,7 +22816,7 @@
             <w:pPr>
               <w:spacing w:after="20" w:before="0"/>
             </w:pPr>
-            <w:hyperlink w:history="1" r:id="rIdlllgcimu2rsicazcmx7rk">
+            <w:hyperlink w:history="1" r:id="rIdenamnn4mcr4xeiuvwvr2p">
               <w:r>
                 <w:rPr>
                   <w:rFonts w:ascii="Arial" w:cs="Arial" w:eastAsia="Arial" w:hAnsi="Arial"/>
@@ -22865,7 +22865,7 @@
               <w:spacing w:after="10" w:before="0"/>
               <w:ind w:left="120"/>
             </w:pPr>
-            <w:hyperlink w:history="1" r:id="rIdiavenfsathz1ywfrncsow">
+            <w:hyperlink w:history="1" r:id="rIddtsplxndttmfpk8qw3jvo">
               <w:r>
                 <w:rPr>
                   <w:rFonts w:ascii="Arial" w:cs="Arial" w:eastAsia="Arial" w:hAnsi="Arial"/>
@@ -22927,7 +22927,7 @@
               <w:spacing w:after="10" w:before="0"/>
               <w:ind w:left="120"/>
             </w:pPr>
-            <w:hyperlink w:history="1" r:id="rIdhsdpzc_kt4ghi665tsoht">
+            <w:hyperlink w:history="1" r:id="rIdpzppop2jxtfzslqpbwrwe">
               <w:r>
                 <w:rPr>
                   <w:rFonts w:ascii="Arial" w:cs="Arial" w:eastAsia="Arial" w:hAnsi="Arial"/>
@@ -23142,7 +23142,7 @@
             <w:pPr>
               <w:spacing w:after="20" w:before="0"/>
             </w:pPr>
-            <w:hyperlink w:history="1" r:id="rIdgy4n2pqagjlxcgoielqyn">
+            <w:hyperlink w:history="1" r:id="rIddvj81aqv30sib0igv504q">
               <w:r>
                 <w:rPr>
                   <w:rFonts w:ascii="Arial" w:cs="Arial" w:eastAsia="Arial" w:hAnsi="Arial"/>
@@ -23191,7 +23191,7 @@
               <w:spacing w:after="10" w:before="0"/>
               <w:ind w:left="120"/>
             </w:pPr>
-            <w:hyperlink w:history="1" r:id="rIdul99dd_royw3bl3a0otof">
+            <w:hyperlink w:history="1" r:id="rIdroizmcfkht5zkbrojdvja">
               <w:r>
                 <w:rPr>
                   <w:rFonts w:ascii="Arial" w:cs="Arial" w:eastAsia="Arial" w:hAnsi="Arial"/>
@@ -23253,7 +23253,7 @@
               <w:spacing w:after="10" w:before="0"/>
               <w:ind w:left="120"/>
             </w:pPr>
-            <w:hyperlink w:history="1" r:id="rId9uqxe0wiv5-geisor5ueu">
+            <w:hyperlink w:history="1" r:id="rId3gsvsjweyjounpdgfsetu">
               <w:r>
                 <w:rPr>
                   <w:rFonts w:ascii="Arial" w:cs="Arial" w:eastAsia="Arial" w:hAnsi="Arial"/>
@@ -23468,7 +23468,7 @@
             <w:pPr>
               <w:spacing w:after="20" w:before="0"/>
             </w:pPr>
-            <w:hyperlink w:history="1" r:id="rIdznzjwr23m5z1g2a5esikn">
+            <w:hyperlink w:history="1" r:id="rIdqs6fkyxum92z1hq1mgveb">
               <w:r>
                 <w:rPr>
                   <w:rFonts w:ascii="Arial" w:cs="Arial" w:eastAsia="Arial" w:hAnsi="Arial"/>
@@ -23517,7 +23517,7 @@
               <w:spacing w:after="10" w:before="0"/>
               <w:ind w:left="120"/>
             </w:pPr>
-            <w:hyperlink w:history="1" r:id="rId05tcm3xnsvic4a6x3udbe">
+            <w:hyperlink w:history="1" r:id="rIdheen2lklxot7zj2xvqhs8">
               <w:r>
                 <w:rPr>
                   <w:rFonts w:ascii="Arial" w:cs="Arial" w:eastAsia="Arial" w:hAnsi="Arial"/>
@@ -23579,7 +23579,7 @@
               <w:spacing w:after="10" w:before="0"/>
               <w:ind w:left="120"/>
             </w:pPr>
-            <w:hyperlink w:history="1" r:id="rIdqs6e1dbcv794wwthz7roc">
+            <w:hyperlink w:history="1" r:id="rIdaf2degmmtcsdpagck6fjs">
               <w:r>
                 <w:rPr>
                   <w:rFonts w:ascii="Arial" w:cs="Arial" w:eastAsia="Arial" w:hAnsi="Arial"/>
@@ -23794,7 +23794,7 @@
             <w:pPr>
               <w:spacing w:after="20" w:before="0"/>
             </w:pPr>
-            <w:hyperlink w:history="1" r:id="rIdnjoskzdbojrxoazhczl6r">
+            <w:hyperlink w:history="1" r:id="rIdbmtlqw4brks1sc-1zw09f">
               <w:r>
                 <w:rPr>
                   <w:rFonts w:ascii="Arial" w:cs="Arial" w:eastAsia="Arial" w:hAnsi="Arial"/>
@@ -23843,7 +23843,7 @@
               <w:spacing w:after="10" w:before="0"/>
               <w:ind w:left="120"/>
             </w:pPr>
-            <w:hyperlink w:history="1" r:id="rIdoqzwmdbjzbaqvrk6qla9i">
+            <w:hyperlink w:history="1" r:id="rIdw6rp00snx_kasw-9ngxwz">
               <w:r>
                 <w:rPr>
                   <w:rFonts w:ascii="Arial" w:cs="Arial" w:eastAsia="Arial" w:hAnsi="Arial"/>
@@ -23905,7 +23905,7 @@
               <w:spacing w:after="10" w:before="0"/>
               <w:ind w:left="120"/>
             </w:pPr>
-            <w:hyperlink w:history="1" r:id="rIdkyxmeetoydc7djgsm1g56">
+            <w:hyperlink w:history="1" r:id="rIdh5_xtszj4lw-4ebyi1irc">
               <w:r>
                 <w:rPr>
                   <w:rFonts w:ascii="Arial" w:cs="Arial" w:eastAsia="Arial" w:hAnsi="Arial"/>
@@ -24120,7 +24120,7 @@
             <w:pPr>
               <w:spacing w:after="20" w:before="0"/>
             </w:pPr>
-            <w:hyperlink w:history="1" r:id="rIdecxd9l9-zoxfylk_nnqg8">
+            <w:hyperlink w:history="1" r:id="rIdwkxmdeunb1o366zbcs98w">
               <w:r>
                 <w:rPr>
                   <w:rFonts w:ascii="Arial" w:cs="Arial" w:eastAsia="Arial" w:hAnsi="Arial"/>
@@ -24169,7 +24169,7 @@
               <w:spacing w:after="10" w:before="0"/>
               <w:ind w:left="120"/>
             </w:pPr>
-            <w:hyperlink w:history="1" r:id="rIdvon8tzegcfhm6sn7p8jhu">
+            <w:hyperlink w:history="1" r:id="rIdjaxmjkq7xxpygmi0h1-wy">
               <w:r>
                 <w:rPr>
                   <w:rFonts w:ascii="Arial" w:cs="Arial" w:eastAsia="Arial" w:hAnsi="Arial"/>
@@ -24231,7 +24231,7 @@
               <w:spacing w:after="10" w:before="0"/>
               <w:ind w:left="120"/>
             </w:pPr>
-            <w:hyperlink w:history="1" r:id="rIdebv4vz08vk8fa0uwryc6c">
+            <w:hyperlink w:history="1" r:id="rIdrbcwwrimcewv704hnjanq">
               <w:r>
                 <w:rPr>
                   <w:rFonts w:ascii="Arial" w:cs="Arial" w:eastAsia="Arial" w:hAnsi="Arial"/>
@@ -24771,7 +24771,7 @@
         </w:rPr>
         <w:t xml:space="preserve">© 2026 SeaVuria and ARES. Aligned with KICD objectives. Developed by SeaVuria; technical implementation by ARES (with AI assistance from Claude). Licensed under </w:t>
       </w:r>
-      <w:hyperlink w:history="1" r:id="rIdouhei0slk8r5fm7esztkg">
+      <w:hyperlink w:history="1" r:id="rIdgysduo1cs7htshj61nqnq">
         <w:r>
           <w:rPr>
             <w:rFonts w:ascii="Arial" w:cs="Arial" w:eastAsia="Arial" w:hAnsi="Arial"/>
@@ -24792,7 +24792,7 @@
         </w:rPr>
         <w:t xml:space="preserve"> (</w:t>
       </w:r>
-      <w:hyperlink w:history="1" r:id="rIdywehnmjxqebc1c5_jjzlh">
+      <w:hyperlink w:history="1" r:id="rId2nindaklnhgiaqepzlwbp">
         <w:r>
           <w:rPr>
             <w:rFonts w:ascii="Arial" w:cs="Arial" w:eastAsia="Arial" w:hAnsi="Arial"/>
@@ -25832,7 +25832,7 @@
             <w:pPr>
               <w:spacing w:after="20" w:before="0"/>
             </w:pPr>
-            <w:hyperlink w:history="1" r:id="rIdq9tc4ci66flhgzuyw6x5q">
+            <w:hyperlink w:history="1" r:id="rIdo9dzenvqbwqdndu5r_dyl">
               <w:r>
                 <w:rPr>
                   <w:rFonts w:ascii="Arial" w:cs="Arial" w:eastAsia="Arial" w:hAnsi="Arial"/>
@@ -25881,7 +25881,7 @@
               <w:spacing w:after="10" w:before="0"/>
               <w:ind w:left="120"/>
             </w:pPr>
-            <w:hyperlink w:history="1" r:id="rId_cyewes1ywfasqwvziwo1">
+            <w:hyperlink w:history="1" r:id="rIdf1tljan9jhaf3wfrpld6y">
               <w:r>
                 <w:rPr>
                   <w:rFonts w:ascii="Arial" w:cs="Arial" w:eastAsia="Arial" w:hAnsi="Arial"/>
@@ -25943,7 +25943,7 @@
               <w:spacing w:after="10" w:before="0"/>
               <w:ind w:left="120"/>
             </w:pPr>
-            <w:hyperlink w:history="1" r:id="rIduq29rsmxp_vjme4pmeq0a">
+            <w:hyperlink w:history="1" r:id="rIdsmo0o7oscyofngrglmy9s">
               <w:r>
                 <w:rPr>
                   <w:rFonts w:ascii="Arial" w:cs="Arial" w:eastAsia="Arial" w:hAnsi="Arial"/>
@@ -26158,7 +26158,7 @@
             <w:pPr>
               <w:spacing w:after="20" w:before="0"/>
             </w:pPr>
-            <w:hyperlink w:history="1" r:id="rIdluqtyef8ojy51u8sjbkgl">
+            <w:hyperlink w:history="1" r:id="rIdrrttciocejtxyszg7w537">
               <w:r>
                 <w:rPr>
                   <w:rFonts w:ascii="Arial" w:cs="Arial" w:eastAsia="Arial" w:hAnsi="Arial"/>
@@ -26207,7 +26207,7 @@
               <w:spacing w:after="10" w:before="0"/>
               <w:ind w:left="120"/>
             </w:pPr>
-            <w:hyperlink w:history="1" r:id="rIdqqijxgc5pnjcxrn3h-bm-">
+            <w:hyperlink w:history="1" r:id="rIddl9madkea269_3ck1njzo">
               <w:r>
                 <w:rPr>
                   <w:rFonts w:ascii="Arial" w:cs="Arial" w:eastAsia="Arial" w:hAnsi="Arial"/>
@@ -26269,7 +26269,7 @@
               <w:spacing w:after="10" w:before="0"/>
               <w:ind w:left="120"/>
             </w:pPr>
-            <w:hyperlink w:history="1" r:id="rIdbha0j42axk_7xrghfvgm9">
+            <w:hyperlink w:history="1" r:id="rIdqybibnuvs8edgnbi_pc3h">
               <w:r>
                 <w:rPr>
                   <w:rFonts w:ascii="Arial" w:cs="Arial" w:eastAsia="Arial" w:hAnsi="Arial"/>
@@ -26484,7 +26484,7 @@
             <w:pPr>
               <w:spacing w:after="20" w:before="0"/>
             </w:pPr>
-            <w:hyperlink w:history="1" r:id="rIdh_qmv9haft34yn1n4xzqu">
+            <w:hyperlink w:history="1" r:id="rIdrkkdinmnck2dwpg0ezoqa">
               <w:r>
                 <w:rPr>
                   <w:rFonts w:ascii="Arial" w:cs="Arial" w:eastAsia="Arial" w:hAnsi="Arial"/>
@@ -26533,7 +26533,7 @@
               <w:spacing w:after="10" w:before="0"/>
               <w:ind w:left="120"/>
             </w:pPr>
-            <w:hyperlink w:history="1" r:id="rIdoqbj0mzbxb9reudazvusa">
+            <w:hyperlink w:history="1" r:id="rIdmmlcn9zbbwvyrhtkllzvj">
               <w:r>
                 <w:rPr>
                   <w:rFonts w:ascii="Arial" w:cs="Arial" w:eastAsia="Arial" w:hAnsi="Arial"/>
@@ -26595,7 +26595,7 @@
               <w:spacing w:after="10" w:before="0"/>
               <w:ind w:left="120"/>
             </w:pPr>
-            <w:hyperlink w:history="1" r:id="rIdhyum9slbdsg29qlelbc_s">
+            <w:hyperlink w:history="1" r:id="rIddbuhqmttipqdp4qknzssq">
               <w:r>
                 <w:rPr>
                   <w:rFonts w:ascii="Arial" w:cs="Arial" w:eastAsia="Arial" w:hAnsi="Arial"/>
@@ -26810,7 +26810,7 @@
             <w:pPr>
               <w:spacing w:after="20" w:before="0"/>
             </w:pPr>
-            <w:hyperlink w:history="1" r:id="rId6yy5xugr_owcdheu5xuuw">
+            <w:hyperlink w:history="1" r:id="rIdwbbpv13pmhuussl10tiju">
               <w:r>
                 <w:rPr>
                   <w:rFonts w:ascii="Arial" w:cs="Arial" w:eastAsia="Arial" w:hAnsi="Arial"/>
@@ -26859,7 +26859,7 @@
               <w:spacing w:after="10" w:before="0"/>
               <w:ind w:left="120"/>
             </w:pPr>
-            <w:hyperlink w:history="1" r:id="rIdmkifs2gjxqyod6c76ftg6">
+            <w:hyperlink w:history="1" r:id="rIdhtlewgeunlm9xlqixzevk">
               <w:r>
                 <w:rPr>
                   <w:rFonts w:ascii="Arial" w:cs="Arial" w:eastAsia="Arial" w:hAnsi="Arial"/>
@@ -26921,7 +26921,7 @@
               <w:spacing w:after="10" w:before="0"/>
               <w:ind w:left="120"/>
             </w:pPr>
-            <w:hyperlink w:history="1" r:id="rIdafbxkaupupfu1fa-2rkzv">
+            <w:hyperlink w:history="1" r:id="rIdlm1kba8vuwyrj75wr4mt2">
               <w:r>
                 <w:rPr>
                   <w:rFonts w:ascii="Arial" w:cs="Arial" w:eastAsia="Arial" w:hAnsi="Arial"/>
@@ -27136,7 +27136,7 @@
             <w:pPr>
               <w:spacing w:after="20" w:before="0"/>
             </w:pPr>
-            <w:hyperlink w:history="1" r:id="rIddcgf46v6y2pr5iwpndnib">
+            <w:hyperlink w:history="1" r:id="rIdia0v6xyom1hww8numimkn">
               <w:r>
                 <w:rPr>
                   <w:rFonts w:ascii="Arial" w:cs="Arial" w:eastAsia="Arial" w:hAnsi="Arial"/>
@@ -27185,7 +27185,7 @@
               <w:spacing w:after="10" w:before="0"/>
               <w:ind w:left="120"/>
             </w:pPr>
-            <w:hyperlink w:history="1" r:id="rIddxdo1ztmk9l73qb_mnhl3">
+            <w:hyperlink w:history="1" r:id="rId2-dy-j1goepurtfri5oh4">
               <w:r>
                 <w:rPr>
                   <w:rFonts w:ascii="Arial" w:cs="Arial" w:eastAsia="Arial" w:hAnsi="Arial"/>
@@ -27247,7 +27247,7 @@
               <w:spacing w:after="10" w:before="0"/>
               <w:ind w:left="120"/>
             </w:pPr>
-            <w:hyperlink w:history="1" r:id="rIdtymwn5id1mtqt6q9phavi">
+            <w:hyperlink w:history="1" r:id="rId_nxycbrmo7xu_effxiuyu">
               <w:r>
                 <w:rPr>
                   <w:rFonts w:ascii="Arial" w:cs="Arial" w:eastAsia="Arial" w:hAnsi="Arial"/>
@@ -28067,7 +28067,7 @@
         </w:rPr>
         <w:t xml:space="preserve">© 2026 SeaVuria and ARES. Aligned with KICD objectives. Developed by SeaVuria; technical implementation by ARES (with AI assistance from Claude). Licensed under </w:t>
       </w:r>
-      <w:hyperlink w:history="1" r:id="rIdr-ykyzjlfifdkmaljnaco">
+      <w:hyperlink w:history="1" r:id="rIdsvhliyai0rdtarxhwrq6g">
         <w:r>
           <w:rPr>
             <w:rFonts w:ascii="Arial" w:cs="Arial" w:eastAsia="Arial" w:hAnsi="Arial"/>
@@ -28088,7 +28088,7 @@
         </w:rPr>
         <w:t xml:space="preserve"> (</w:t>
       </w:r>
-      <w:hyperlink w:history="1" r:id="rIdjwpasn_sm1rxoqjyo8e2r">
+      <w:hyperlink w:history="1" r:id="rIdegh6gctaiekl-qzpivkqt">
         <w:r>
           <w:rPr>
             <w:rFonts w:ascii="Arial" w:cs="Arial" w:eastAsia="Arial" w:hAnsi="Arial"/>
